--- a/Az Tasks.docx
+++ b/Az Tasks.docx
@@ -2,6 +2,1140 @@
 <file path=word/document.xml><?xml version="1.0" encoding="utf-8"?>
 <w:document xmlns:wpc="http://schemas.microsoft.com/office/word/2010/wordprocessingCanvas" xmlns:cx="http://schemas.microsoft.com/office/drawing/2014/chartex" xmlns:cx1="http://schemas.microsoft.com/office/drawing/2015/9/8/chartex" xmlns:cx2="http://schemas.microsoft.com/office/drawing/2015/10/21/chartex" xmlns:cx3="http://schemas.microsoft.com/office/drawing/2016/5/9/chartex" xmlns:cx4="http://schemas.microsoft.com/office/drawing/2016/5/10/chartex" xmlns:cx5="http://schemas.microsoft.com/office/drawing/2016/5/11/chartex" xmlns:cx6="http://schemas.microsoft.com/office/drawing/2016/5/12/chartex" xmlns:cx7="http://schemas.microsoft.com/office/drawing/2016/5/13/chartex" xmlns:cx8="http://schemas.microsoft.com/office/drawing/2016/5/14/chartex" xmlns:mc="http://schemas.openxmlformats.org/markup-compatibility/2006" xmlns:aink="http://schemas.microsoft.com/office/drawing/2016/ink" xmlns:am3d="http://schemas.microsoft.com/office/drawing/2017/model3d" xmlns:o="urn:schemas-microsoft-com:office:office" xmlns:oel="http://schemas.microsoft.com/office/2019/extlst" xmlns:r="http://schemas.openxmlformats.org/officeDocument/2006/relationships" xmlns:m="http://schemas.openxmlformats.org/officeDocument/2006/math" xmlns:v="urn:schemas-microsoft-com:vml" xmlns:wp14="http://schemas.microsoft.com/office/word/2010/wordprocessingDrawing" xmlns:wp="http://schemas.openxmlformats.org/drawingml/2006/wordprocessingDrawing" xmlns:w10="urn:schemas-microsoft-com:office:word" xmlns:w="http://schemas.openxmlformats.org/wordprocessingml/2006/main" xmlns:w14="http://schemas.microsoft.com/office/word/2010/wordml" xmlns:w15="http://schemas.microsoft.com/office/word/2012/wordml" xmlns:w16cex="http://schemas.microsoft.com/office/word/2018/wordml/cex" xmlns:w16cid="http://schemas.microsoft.com/office/word/2016/wordml/cid" xmlns:w16="http://schemas.microsoft.com/office/word/2018/wordml" xmlns:w16du="http://schemas.microsoft.com/office/word/2023/wordml/word16du" xmlns:w16sdtdh="http://schemas.microsoft.com/office/word/2020/wordml/sdtdatahash" xmlns:w16sdtfl="http://schemas.microsoft.com/office/word/2024/wordml/sdtformatlock" xmlns:w16se="http://schemas.microsoft.com/office/word/2015/wordml/symex" xmlns:wpg="http://schemas.microsoft.com/office/word/2010/wordprocessingGroup" xmlns:wpi="http://schemas.microsoft.com/office/word/2010/wordprocessingInk" xmlns:wne="http://schemas.microsoft.com/office/word/2006/wordml" xmlns:wps="http://schemas.microsoft.com/office/word/2010/wordprocessingShape" mc:Ignorable="w14 w15 w16se w16cid w16 w16cex w16sdtdh w16sdtfl w16du wp14">
   <w:body>
+    <w:sdt>
+      <w:sdtPr>
+        <w:rPr>
+          <w:rFonts w:asciiTheme="minorHAnsi" w:eastAsiaTheme="minorHAnsi" w:hAnsiTheme="minorHAnsi" w:cstheme="minorBidi"/>
+          <w:color w:val="auto"/>
+          <w:kern w:val="2"/>
+          <w:sz w:val="24"/>
+          <w:szCs w:val="24"/>
+          <w:lang w:eastAsia="en-US"/>
+          <w14:ligatures w14:val="standardContextual"/>
+        </w:rPr>
+        <w:id w:val="231977209"/>
+        <w:docPartObj>
+          <w:docPartGallery w:val="Table of Contents"/>
+          <w:docPartUnique/>
+        </w:docPartObj>
+      </w:sdtPr>
+      <w:sdtEndPr>
+        <w:rPr>
+          <w:b/>
+          <w:bCs/>
+        </w:rPr>
+      </w:sdtEndPr>
+      <w:sdtContent>
+        <w:p>
+          <w:pPr>
+            <w:pStyle w:val="Nagwekspisutreci"/>
+          </w:pPr>
+          <w:r>
+            <w:t>Spis treści</w:t>
+          </w:r>
+        </w:p>
+        <w:p>
+          <w:pPr>
+            <w:pStyle w:val="Spistreci1"/>
+            <w:tabs>
+              <w:tab w:val="right" w:leader="dot" w:pos="9062"/>
+            </w:tabs>
+            <w:rPr>
+              <w:rFonts w:eastAsiaTheme="minorEastAsia"/>
+              <w:noProof/>
+              <w:lang w:eastAsia="pl-PL"/>
+            </w:rPr>
+          </w:pPr>
+          <w:r>
+            <w:fldChar w:fldCharType="begin"/>
+          </w:r>
+          <w:r>
+            <w:instrText xml:space="preserve"> TOC \o "1-3" \h \z \u </w:instrText>
+          </w:r>
+          <w:r>
+            <w:fldChar w:fldCharType="separate"/>
+          </w:r>
+          <w:hyperlink w:anchor="_Toc227621990" w:history="1">
+            <w:r>
+              <w:rPr>
+                <w:rStyle w:val="Hipercze"/>
+                <w:noProof/>
+                <w:lang w:val="en-US"/>
+              </w:rPr>
+              <w:t>Task 1  Create SSH Key Pair for Azure Virtual Machine</w:t>
+            </w:r>
+            <w:r>
+              <w:rPr>
+                <w:noProof/>
+                <w:webHidden/>
+              </w:rPr>
+              <w:tab/>
+            </w:r>
+            <w:r>
+              <w:rPr>
+                <w:noProof/>
+                <w:webHidden/>
+              </w:rPr>
+              <w:fldChar w:fldCharType="begin"/>
+            </w:r>
+            <w:r>
+              <w:rPr>
+                <w:noProof/>
+                <w:webHidden/>
+              </w:rPr>
+              <w:instrText xml:space="preserve"> PAGEREF _Toc227621990 \h </w:instrText>
+            </w:r>
+            <w:r>
+              <w:rPr>
+                <w:noProof/>
+                <w:webHidden/>
+              </w:rPr>
+            </w:r>
+            <w:r>
+              <w:rPr>
+                <w:noProof/>
+                <w:webHidden/>
+              </w:rPr>
+              <w:fldChar w:fldCharType="separate"/>
+            </w:r>
+            <w:r>
+              <w:rPr>
+                <w:noProof/>
+                <w:webHidden/>
+              </w:rPr>
+              <w:t>2</w:t>
+            </w:r>
+            <w:r>
+              <w:rPr>
+                <w:noProof/>
+                <w:webHidden/>
+              </w:rPr>
+              <w:fldChar w:fldCharType="end"/>
+            </w:r>
+          </w:hyperlink>
+        </w:p>
+        <w:p>
+          <w:pPr>
+            <w:pStyle w:val="Spistreci2"/>
+            <w:tabs>
+              <w:tab w:val="right" w:leader="dot" w:pos="9062"/>
+            </w:tabs>
+            <w:rPr>
+              <w:rFonts w:eastAsiaTheme="minorEastAsia"/>
+              <w:noProof/>
+              <w:lang w:eastAsia="pl-PL"/>
+            </w:rPr>
+          </w:pPr>
+          <w:hyperlink w:anchor="_Toc227621991" w:history="1">
+            <w:r>
+              <w:rPr>
+                <w:rStyle w:val="Hipercze"/>
+                <w:noProof/>
+                <w:lang w:val="en-US"/>
+              </w:rPr>
+              <w:t>Solution</w:t>
+            </w:r>
+            <w:r>
+              <w:rPr>
+                <w:noProof/>
+                <w:webHidden/>
+              </w:rPr>
+              <w:tab/>
+            </w:r>
+            <w:r>
+              <w:rPr>
+                <w:noProof/>
+                <w:webHidden/>
+              </w:rPr>
+              <w:fldChar w:fldCharType="begin"/>
+            </w:r>
+            <w:r>
+              <w:rPr>
+                <w:noProof/>
+                <w:webHidden/>
+              </w:rPr>
+              <w:instrText xml:space="preserve"> PAGEREF _Toc227621991 \h </w:instrText>
+            </w:r>
+            <w:r>
+              <w:rPr>
+                <w:noProof/>
+                <w:webHidden/>
+              </w:rPr>
+            </w:r>
+            <w:r>
+              <w:rPr>
+                <w:noProof/>
+                <w:webHidden/>
+              </w:rPr>
+              <w:fldChar w:fldCharType="separate"/>
+            </w:r>
+            <w:r>
+              <w:rPr>
+                <w:noProof/>
+                <w:webHidden/>
+              </w:rPr>
+              <w:t>2</w:t>
+            </w:r>
+            <w:r>
+              <w:rPr>
+                <w:noProof/>
+                <w:webHidden/>
+              </w:rPr>
+              <w:fldChar w:fldCharType="end"/>
+            </w:r>
+          </w:hyperlink>
+        </w:p>
+        <w:p>
+          <w:pPr>
+            <w:pStyle w:val="Spistreci2"/>
+            <w:tabs>
+              <w:tab w:val="right" w:leader="dot" w:pos="9062"/>
+            </w:tabs>
+            <w:rPr>
+              <w:rFonts w:eastAsiaTheme="minorEastAsia"/>
+              <w:noProof/>
+              <w:lang w:eastAsia="pl-PL"/>
+            </w:rPr>
+          </w:pPr>
+          <w:hyperlink w:anchor="_Toc227621992" w:history="1">
+            <w:r>
+              <w:rPr>
+                <w:rStyle w:val="Hipercze"/>
+                <w:noProof/>
+                <w:lang w:val="en-US"/>
+              </w:rPr>
+              <w:t>Why we need that</w:t>
+            </w:r>
+            <w:r>
+              <w:rPr>
+                <w:noProof/>
+                <w:webHidden/>
+              </w:rPr>
+              <w:tab/>
+            </w:r>
+            <w:r>
+              <w:rPr>
+                <w:noProof/>
+                <w:webHidden/>
+              </w:rPr>
+              <w:fldChar w:fldCharType="begin"/>
+            </w:r>
+            <w:r>
+              <w:rPr>
+                <w:noProof/>
+                <w:webHidden/>
+              </w:rPr>
+              <w:instrText xml:space="preserve"> PAGEREF _Toc227621992 \h </w:instrText>
+            </w:r>
+            <w:r>
+              <w:rPr>
+                <w:noProof/>
+                <w:webHidden/>
+              </w:rPr>
+            </w:r>
+            <w:r>
+              <w:rPr>
+                <w:noProof/>
+                <w:webHidden/>
+              </w:rPr>
+              <w:fldChar w:fldCharType="separate"/>
+            </w:r>
+            <w:r>
+              <w:rPr>
+                <w:noProof/>
+                <w:webHidden/>
+              </w:rPr>
+              <w:t>4</w:t>
+            </w:r>
+            <w:r>
+              <w:rPr>
+                <w:noProof/>
+                <w:webHidden/>
+              </w:rPr>
+              <w:fldChar w:fldCharType="end"/>
+            </w:r>
+          </w:hyperlink>
+        </w:p>
+        <w:p>
+          <w:pPr>
+            <w:pStyle w:val="Spistreci1"/>
+            <w:tabs>
+              <w:tab w:val="right" w:leader="dot" w:pos="9062"/>
+            </w:tabs>
+            <w:rPr>
+              <w:rFonts w:eastAsiaTheme="minorEastAsia"/>
+              <w:noProof/>
+              <w:lang w:eastAsia="pl-PL"/>
+            </w:rPr>
+          </w:pPr>
+          <w:hyperlink w:anchor="_Toc227621993" w:history="1">
+            <w:r>
+              <w:rPr>
+                <w:rStyle w:val="Hipercze"/>
+                <w:noProof/>
+                <w:lang w:val="en-US"/>
+              </w:rPr>
+              <w:t>Task 2 Create an Azure Virtual Machine</w:t>
+            </w:r>
+            <w:r>
+              <w:rPr>
+                <w:noProof/>
+                <w:webHidden/>
+              </w:rPr>
+              <w:tab/>
+            </w:r>
+            <w:r>
+              <w:rPr>
+                <w:noProof/>
+                <w:webHidden/>
+              </w:rPr>
+              <w:fldChar w:fldCharType="begin"/>
+            </w:r>
+            <w:r>
+              <w:rPr>
+                <w:noProof/>
+                <w:webHidden/>
+              </w:rPr>
+              <w:instrText xml:space="preserve"> PAGEREF _Toc227621993 \h </w:instrText>
+            </w:r>
+            <w:r>
+              <w:rPr>
+                <w:noProof/>
+                <w:webHidden/>
+              </w:rPr>
+            </w:r>
+            <w:r>
+              <w:rPr>
+                <w:noProof/>
+                <w:webHidden/>
+              </w:rPr>
+              <w:fldChar w:fldCharType="separate"/>
+            </w:r>
+            <w:r>
+              <w:rPr>
+                <w:noProof/>
+                <w:webHidden/>
+              </w:rPr>
+              <w:t>4</w:t>
+            </w:r>
+            <w:r>
+              <w:rPr>
+                <w:noProof/>
+                <w:webHidden/>
+              </w:rPr>
+              <w:fldChar w:fldCharType="end"/>
+            </w:r>
+          </w:hyperlink>
+        </w:p>
+        <w:p>
+          <w:pPr>
+            <w:pStyle w:val="Spistreci2"/>
+            <w:tabs>
+              <w:tab w:val="right" w:leader="dot" w:pos="9062"/>
+            </w:tabs>
+            <w:rPr>
+              <w:rFonts w:eastAsiaTheme="minorEastAsia"/>
+              <w:noProof/>
+              <w:lang w:eastAsia="pl-PL"/>
+            </w:rPr>
+          </w:pPr>
+          <w:hyperlink w:anchor="_Toc227621994" w:history="1">
+            <w:r>
+              <w:rPr>
+                <w:rStyle w:val="Hipercze"/>
+                <w:noProof/>
+                <w:lang w:val="en-US"/>
+              </w:rPr>
+              <w:t>Solution</w:t>
+            </w:r>
+            <w:r>
+              <w:rPr>
+                <w:noProof/>
+                <w:webHidden/>
+              </w:rPr>
+              <w:tab/>
+            </w:r>
+            <w:r>
+              <w:rPr>
+                <w:noProof/>
+                <w:webHidden/>
+              </w:rPr>
+              <w:fldChar w:fldCharType="begin"/>
+            </w:r>
+            <w:r>
+              <w:rPr>
+                <w:noProof/>
+                <w:webHidden/>
+              </w:rPr>
+              <w:instrText xml:space="preserve"> PAGEREF _Toc227621994 \h </w:instrText>
+            </w:r>
+            <w:r>
+              <w:rPr>
+                <w:noProof/>
+                <w:webHidden/>
+              </w:rPr>
+            </w:r>
+            <w:r>
+              <w:rPr>
+                <w:noProof/>
+                <w:webHidden/>
+              </w:rPr>
+              <w:fldChar w:fldCharType="separate"/>
+            </w:r>
+            <w:r>
+              <w:rPr>
+                <w:noProof/>
+                <w:webHidden/>
+              </w:rPr>
+              <w:t>5</w:t>
+            </w:r>
+            <w:r>
+              <w:rPr>
+                <w:noProof/>
+                <w:webHidden/>
+              </w:rPr>
+              <w:fldChar w:fldCharType="end"/>
+            </w:r>
+          </w:hyperlink>
+        </w:p>
+        <w:p>
+          <w:pPr>
+            <w:pStyle w:val="Spistreci2"/>
+            <w:tabs>
+              <w:tab w:val="right" w:leader="dot" w:pos="9062"/>
+            </w:tabs>
+            <w:rPr>
+              <w:rFonts w:eastAsiaTheme="minorEastAsia"/>
+              <w:noProof/>
+              <w:lang w:eastAsia="pl-PL"/>
+            </w:rPr>
+          </w:pPr>
+          <w:hyperlink w:anchor="_Toc227621995" w:history="1">
+            <w:r>
+              <w:rPr>
+                <w:rStyle w:val="Hipercze"/>
+                <w:noProof/>
+                <w:lang w:val="en-US"/>
+              </w:rPr>
+              <w:t>Why we need that</w:t>
+            </w:r>
+            <w:r>
+              <w:rPr>
+                <w:noProof/>
+                <w:webHidden/>
+              </w:rPr>
+              <w:tab/>
+            </w:r>
+            <w:r>
+              <w:rPr>
+                <w:noProof/>
+                <w:webHidden/>
+              </w:rPr>
+              <w:fldChar w:fldCharType="begin"/>
+            </w:r>
+            <w:r>
+              <w:rPr>
+                <w:noProof/>
+                <w:webHidden/>
+              </w:rPr>
+              <w:instrText xml:space="preserve"> PAGEREF _Toc227621995 \h </w:instrText>
+            </w:r>
+            <w:r>
+              <w:rPr>
+                <w:noProof/>
+                <w:webHidden/>
+              </w:rPr>
+            </w:r>
+            <w:r>
+              <w:rPr>
+                <w:noProof/>
+                <w:webHidden/>
+              </w:rPr>
+              <w:fldChar w:fldCharType="separate"/>
+            </w:r>
+            <w:r>
+              <w:rPr>
+                <w:noProof/>
+                <w:webHidden/>
+              </w:rPr>
+              <w:t>8</w:t>
+            </w:r>
+            <w:r>
+              <w:rPr>
+                <w:noProof/>
+                <w:webHidden/>
+              </w:rPr>
+              <w:fldChar w:fldCharType="end"/>
+            </w:r>
+          </w:hyperlink>
+        </w:p>
+        <w:p>
+          <w:pPr>
+            <w:pStyle w:val="Spistreci1"/>
+            <w:tabs>
+              <w:tab w:val="right" w:leader="dot" w:pos="9062"/>
+            </w:tabs>
+            <w:rPr>
+              <w:rFonts w:eastAsiaTheme="minorEastAsia"/>
+              <w:noProof/>
+              <w:lang w:eastAsia="pl-PL"/>
+            </w:rPr>
+          </w:pPr>
+          <w:hyperlink w:anchor="_Toc227621996" w:history="1">
+            <w:r>
+              <w:rPr>
+                <w:rStyle w:val="Hipercze"/>
+                <w:noProof/>
+                <w:lang w:val="en-US"/>
+              </w:rPr>
+              <w:t>Task 3 Create VM using Azure CLI</w:t>
+            </w:r>
+            <w:r>
+              <w:rPr>
+                <w:noProof/>
+                <w:webHidden/>
+              </w:rPr>
+              <w:tab/>
+            </w:r>
+            <w:r>
+              <w:rPr>
+                <w:noProof/>
+                <w:webHidden/>
+              </w:rPr>
+              <w:fldChar w:fldCharType="begin"/>
+            </w:r>
+            <w:r>
+              <w:rPr>
+                <w:noProof/>
+                <w:webHidden/>
+              </w:rPr>
+              <w:instrText xml:space="preserve"> PAGEREF _Toc227621996 \h </w:instrText>
+            </w:r>
+            <w:r>
+              <w:rPr>
+                <w:noProof/>
+                <w:webHidden/>
+              </w:rPr>
+            </w:r>
+            <w:r>
+              <w:rPr>
+                <w:noProof/>
+                <w:webHidden/>
+              </w:rPr>
+              <w:fldChar w:fldCharType="separate"/>
+            </w:r>
+            <w:r>
+              <w:rPr>
+                <w:noProof/>
+                <w:webHidden/>
+              </w:rPr>
+              <w:t>8</w:t>
+            </w:r>
+            <w:r>
+              <w:rPr>
+                <w:noProof/>
+                <w:webHidden/>
+              </w:rPr>
+              <w:fldChar w:fldCharType="end"/>
+            </w:r>
+          </w:hyperlink>
+        </w:p>
+        <w:p>
+          <w:pPr>
+            <w:pStyle w:val="Spistreci2"/>
+            <w:tabs>
+              <w:tab w:val="right" w:leader="dot" w:pos="9062"/>
+            </w:tabs>
+            <w:rPr>
+              <w:rFonts w:eastAsiaTheme="minorEastAsia"/>
+              <w:noProof/>
+              <w:lang w:eastAsia="pl-PL"/>
+            </w:rPr>
+          </w:pPr>
+          <w:hyperlink w:anchor="_Toc227621997" w:history="1">
+            <w:r>
+              <w:rPr>
+                <w:rStyle w:val="Hipercze"/>
+                <w:noProof/>
+                <w:lang w:val="en-US"/>
+              </w:rPr>
+              <w:t>Solution</w:t>
+            </w:r>
+            <w:r>
+              <w:rPr>
+                <w:noProof/>
+                <w:webHidden/>
+              </w:rPr>
+              <w:tab/>
+            </w:r>
+            <w:r>
+              <w:rPr>
+                <w:noProof/>
+                <w:webHidden/>
+              </w:rPr>
+              <w:fldChar w:fldCharType="begin"/>
+            </w:r>
+            <w:r>
+              <w:rPr>
+                <w:noProof/>
+                <w:webHidden/>
+              </w:rPr>
+              <w:instrText xml:space="preserve"> PAGEREF _Toc227621997 \h </w:instrText>
+            </w:r>
+            <w:r>
+              <w:rPr>
+                <w:noProof/>
+                <w:webHidden/>
+              </w:rPr>
+            </w:r>
+            <w:r>
+              <w:rPr>
+                <w:noProof/>
+                <w:webHidden/>
+              </w:rPr>
+              <w:fldChar w:fldCharType="separate"/>
+            </w:r>
+            <w:r>
+              <w:rPr>
+                <w:noProof/>
+                <w:webHidden/>
+              </w:rPr>
+              <w:t>9</w:t>
+            </w:r>
+            <w:r>
+              <w:rPr>
+                <w:noProof/>
+                <w:webHidden/>
+              </w:rPr>
+              <w:fldChar w:fldCharType="end"/>
+            </w:r>
+          </w:hyperlink>
+        </w:p>
+        <w:p>
+          <w:pPr>
+            <w:pStyle w:val="Spistreci2"/>
+            <w:tabs>
+              <w:tab w:val="right" w:leader="dot" w:pos="9062"/>
+            </w:tabs>
+            <w:rPr>
+              <w:rFonts w:eastAsiaTheme="minorEastAsia"/>
+              <w:noProof/>
+              <w:lang w:eastAsia="pl-PL"/>
+            </w:rPr>
+          </w:pPr>
+          <w:hyperlink w:anchor="_Toc227621998" w:history="1">
+            <w:r>
+              <w:rPr>
+                <w:rStyle w:val="Hipercze"/>
+                <w:noProof/>
+                <w:lang w:val="en-US"/>
+              </w:rPr>
+              <w:t>Why we need that</w:t>
+            </w:r>
+            <w:r>
+              <w:rPr>
+                <w:noProof/>
+                <w:webHidden/>
+              </w:rPr>
+              <w:tab/>
+            </w:r>
+            <w:r>
+              <w:rPr>
+                <w:noProof/>
+                <w:webHidden/>
+              </w:rPr>
+              <w:fldChar w:fldCharType="begin"/>
+            </w:r>
+            <w:r>
+              <w:rPr>
+                <w:noProof/>
+                <w:webHidden/>
+              </w:rPr>
+              <w:instrText xml:space="preserve"> PAGEREF _Toc227621998 \h </w:instrText>
+            </w:r>
+            <w:r>
+              <w:rPr>
+                <w:noProof/>
+                <w:webHidden/>
+              </w:rPr>
+            </w:r>
+            <w:r>
+              <w:rPr>
+                <w:noProof/>
+                <w:webHidden/>
+              </w:rPr>
+              <w:fldChar w:fldCharType="separate"/>
+            </w:r>
+            <w:r>
+              <w:rPr>
+                <w:noProof/>
+                <w:webHidden/>
+              </w:rPr>
+              <w:t>10</w:t>
+            </w:r>
+            <w:r>
+              <w:rPr>
+                <w:noProof/>
+                <w:webHidden/>
+              </w:rPr>
+              <w:fldChar w:fldCharType="end"/>
+            </w:r>
+          </w:hyperlink>
+        </w:p>
+        <w:p>
+          <w:pPr>
+            <w:pStyle w:val="Spistreci1"/>
+            <w:tabs>
+              <w:tab w:val="right" w:leader="dot" w:pos="9062"/>
+            </w:tabs>
+            <w:rPr>
+              <w:rFonts w:eastAsiaTheme="minorEastAsia"/>
+              <w:noProof/>
+              <w:lang w:eastAsia="pl-PL"/>
+            </w:rPr>
+          </w:pPr>
+          <w:hyperlink w:anchor="_Toc227621999" w:history="1">
+            <w:r>
+              <w:rPr>
+                <w:rStyle w:val="Hipercze"/>
+                <w:noProof/>
+                <w:lang w:val="en-US"/>
+              </w:rPr>
+              <w:t>Task 4 Create a Virtual Network (VNet) in Azure</w:t>
+            </w:r>
+            <w:r>
+              <w:rPr>
+                <w:noProof/>
+                <w:webHidden/>
+              </w:rPr>
+              <w:tab/>
+            </w:r>
+            <w:r>
+              <w:rPr>
+                <w:noProof/>
+                <w:webHidden/>
+              </w:rPr>
+              <w:fldChar w:fldCharType="begin"/>
+            </w:r>
+            <w:r>
+              <w:rPr>
+                <w:noProof/>
+                <w:webHidden/>
+              </w:rPr>
+              <w:instrText xml:space="preserve"> PAGEREF _Toc227621999 \h </w:instrText>
+            </w:r>
+            <w:r>
+              <w:rPr>
+                <w:noProof/>
+                <w:webHidden/>
+              </w:rPr>
+            </w:r>
+            <w:r>
+              <w:rPr>
+                <w:noProof/>
+                <w:webHidden/>
+              </w:rPr>
+              <w:fldChar w:fldCharType="separate"/>
+            </w:r>
+            <w:r>
+              <w:rPr>
+                <w:noProof/>
+                <w:webHidden/>
+              </w:rPr>
+              <w:t>10</w:t>
+            </w:r>
+            <w:r>
+              <w:rPr>
+                <w:noProof/>
+                <w:webHidden/>
+              </w:rPr>
+              <w:fldChar w:fldCharType="end"/>
+            </w:r>
+          </w:hyperlink>
+        </w:p>
+        <w:p>
+          <w:pPr>
+            <w:pStyle w:val="Spistreci2"/>
+            <w:tabs>
+              <w:tab w:val="right" w:leader="dot" w:pos="9062"/>
+            </w:tabs>
+            <w:rPr>
+              <w:rFonts w:eastAsiaTheme="minorEastAsia"/>
+              <w:noProof/>
+              <w:lang w:eastAsia="pl-PL"/>
+            </w:rPr>
+          </w:pPr>
+          <w:hyperlink w:anchor="_Toc227622000" w:history="1">
+            <w:r>
+              <w:rPr>
+                <w:rStyle w:val="Hipercze"/>
+                <w:noProof/>
+                <w:lang w:val="en-US"/>
+              </w:rPr>
+              <w:t>Solution</w:t>
+            </w:r>
+            <w:r>
+              <w:rPr>
+                <w:noProof/>
+                <w:webHidden/>
+              </w:rPr>
+              <w:tab/>
+            </w:r>
+            <w:r>
+              <w:rPr>
+                <w:noProof/>
+                <w:webHidden/>
+              </w:rPr>
+              <w:fldChar w:fldCharType="begin"/>
+            </w:r>
+            <w:r>
+              <w:rPr>
+                <w:noProof/>
+                <w:webHidden/>
+              </w:rPr>
+              <w:instrText xml:space="preserve"> PAGEREF _Toc227622000 \h </w:instrText>
+            </w:r>
+            <w:r>
+              <w:rPr>
+                <w:noProof/>
+                <w:webHidden/>
+              </w:rPr>
+            </w:r>
+            <w:r>
+              <w:rPr>
+                <w:noProof/>
+                <w:webHidden/>
+              </w:rPr>
+              <w:fldChar w:fldCharType="separate"/>
+            </w:r>
+            <w:r>
+              <w:rPr>
+                <w:noProof/>
+                <w:webHidden/>
+              </w:rPr>
+              <w:t>10</w:t>
+            </w:r>
+            <w:r>
+              <w:rPr>
+                <w:noProof/>
+                <w:webHidden/>
+              </w:rPr>
+              <w:fldChar w:fldCharType="end"/>
+            </w:r>
+          </w:hyperlink>
+        </w:p>
+        <w:p>
+          <w:pPr>
+            <w:pStyle w:val="Spistreci2"/>
+            <w:tabs>
+              <w:tab w:val="right" w:leader="dot" w:pos="9062"/>
+            </w:tabs>
+            <w:rPr>
+              <w:rFonts w:eastAsiaTheme="minorEastAsia"/>
+              <w:noProof/>
+              <w:lang w:eastAsia="pl-PL"/>
+            </w:rPr>
+          </w:pPr>
+          <w:hyperlink w:anchor="_Toc227622001" w:history="1">
+            <w:r>
+              <w:rPr>
+                <w:rStyle w:val="Hipercze"/>
+                <w:noProof/>
+                <w:lang w:val="en-US"/>
+              </w:rPr>
+              <w:t>Why we need that</w:t>
+            </w:r>
+            <w:r>
+              <w:rPr>
+                <w:noProof/>
+                <w:webHidden/>
+              </w:rPr>
+              <w:tab/>
+            </w:r>
+            <w:r>
+              <w:rPr>
+                <w:noProof/>
+                <w:webHidden/>
+              </w:rPr>
+              <w:fldChar w:fldCharType="begin"/>
+            </w:r>
+            <w:r>
+              <w:rPr>
+                <w:noProof/>
+                <w:webHidden/>
+              </w:rPr>
+              <w:instrText xml:space="preserve"> PAGEREF _Toc227622001 \h </w:instrText>
+            </w:r>
+            <w:r>
+              <w:rPr>
+                <w:noProof/>
+                <w:webHidden/>
+              </w:rPr>
+            </w:r>
+            <w:r>
+              <w:rPr>
+                <w:noProof/>
+                <w:webHidden/>
+              </w:rPr>
+              <w:fldChar w:fldCharType="separate"/>
+            </w:r>
+            <w:r>
+              <w:rPr>
+                <w:noProof/>
+                <w:webHidden/>
+              </w:rPr>
+              <w:t>13</w:t>
+            </w:r>
+            <w:r>
+              <w:rPr>
+                <w:noProof/>
+                <w:webHidden/>
+              </w:rPr>
+              <w:fldChar w:fldCharType="end"/>
+            </w:r>
+          </w:hyperlink>
+        </w:p>
+        <w:p>
+          <w:pPr>
+            <w:pStyle w:val="Spistreci1"/>
+            <w:tabs>
+              <w:tab w:val="right" w:leader="dot" w:pos="9062"/>
+            </w:tabs>
+            <w:rPr>
+              <w:rFonts w:eastAsiaTheme="minorEastAsia"/>
+              <w:noProof/>
+              <w:lang w:eastAsia="pl-PL"/>
+            </w:rPr>
+          </w:pPr>
+          <w:hyperlink w:anchor="_Toc227622002" w:history="1">
+            <w:r>
+              <w:rPr>
+                <w:rStyle w:val="Hipercze"/>
+                <w:noProof/>
+                <w:lang w:val="en-US"/>
+              </w:rPr>
+              <w:t>Task 5 Create a Virtual Network (IPv4) in Azure</w:t>
+            </w:r>
+            <w:r>
+              <w:rPr>
+                <w:noProof/>
+                <w:webHidden/>
+              </w:rPr>
+              <w:tab/>
+            </w:r>
+            <w:r>
+              <w:rPr>
+                <w:noProof/>
+                <w:webHidden/>
+              </w:rPr>
+              <w:fldChar w:fldCharType="begin"/>
+            </w:r>
+            <w:r>
+              <w:rPr>
+                <w:noProof/>
+                <w:webHidden/>
+              </w:rPr>
+              <w:instrText xml:space="preserve"> PAGEREF _Toc227622002 \h </w:instrText>
+            </w:r>
+            <w:r>
+              <w:rPr>
+                <w:noProof/>
+                <w:webHidden/>
+              </w:rPr>
+            </w:r>
+            <w:r>
+              <w:rPr>
+                <w:noProof/>
+                <w:webHidden/>
+              </w:rPr>
+              <w:fldChar w:fldCharType="separate"/>
+            </w:r>
+            <w:r>
+              <w:rPr>
+                <w:noProof/>
+                <w:webHidden/>
+              </w:rPr>
+              <w:t>13</w:t>
+            </w:r>
+            <w:r>
+              <w:rPr>
+                <w:noProof/>
+                <w:webHidden/>
+              </w:rPr>
+              <w:fldChar w:fldCharType="end"/>
+            </w:r>
+          </w:hyperlink>
+        </w:p>
+        <w:p>
+          <w:pPr>
+            <w:pStyle w:val="Spistreci2"/>
+            <w:tabs>
+              <w:tab w:val="right" w:leader="dot" w:pos="9062"/>
+            </w:tabs>
+            <w:rPr>
+              <w:rFonts w:eastAsiaTheme="minorEastAsia"/>
+              <w:noProof/>
+              <w:lang w:eastAsia="pl-PL"/>
+            </w:rPr>
+          </w:pPr>
+          <w:hyperlink w:anchor="_Toc227622003" w:history="1">
+            <w:r>
+              <w:rPr>
+                <w:rStyle w:val="Hipercze"/>
+                <w:noProof/>
+                <w:lang w:val="en-US"/>
+              </w:rPr>
+              <w:t>Solution</w:t>
+            </w:r>
+            <w:r>
+              <w:rPr>
+                <w:noProof/>
+                <w:webHidden/>
+              </w:rPr>
+              <w:tab/>
+            </w:r>
+            <w:r>
+              <w:rPr>
+                <w:noProof/>
+                <w:webHidden/>
+              </w:rPr>
+              <w:fldChar w:fldCharType="begin"/>
+            </w:r>
+            <w:r>
+              <w:rPr>
+                <w:noProof/>
+                <w:webHidden/>
+              </w:rPr>
+              <w:instrText xml:space="preserve"> PAGEREF _Toc227622003 \h </w:instrText>
+            </w:r>
+            <w:r>
+              <w:rPr>
+                <w:noProof/>
+                <w:webHidden/>
+              </w:rPr>
+            </w:r>
+            <w:r>
+              <w:rPr>
+                <w:noProof/>
+                <w:webHidden/>
+              </w:rPr>
+              <w:fldChar w:fldCharType="separate"/>
+            </w:r>
+            <w:r>
+              <w:rPr>
+                <w:noProof/>
+                <w:webHidden/>
+              </w:rPr>
+              <w:t>14</w:t>
+            </w:r>
+            <w:r>
+              <w:rPr>
+                <w:noProof/>
+                <w:webHidden/>
+              </w:rPr>
+              <w:fldChar w:fldCharType="end"/>
+            </w:r>
+          </w:hyperlink>
+        </w:p>
+        <w:p>
+          <w:pPr>
+            <w:pStyle w:val="Spistreci2"/>
+            <w:tabs>
+              <w:tab w:val="right" w:leader="dot" w:pos="9062"/>
+            </w:tabs>
+            <w:rPr>
+              <w:rFonts w:eastAsiaTheme="minorEastAsia"/>
+              <w:noProof/>
+              <w:lang w:eastAsia="pl-PL"/>
+            </w:rPr>
+          </w:pPr>
+          <w:hyperlink w:anchor="_Toc227622004" w:history="1">
+            <w:r>
+              <w:rPr>
+                <w:rStyle w:val="Hipercze"/>
+                <w:noProof/>
+                <w:lang w:val="en-US"/>
+              </w:rPr>
+              <w:t>Why we need that</w:t>
+            </w:r>
+            <w:r>
+              <w:rPr>
+                <w:noProof/>
+                <w:webHidden/>
+              </w:rPr>
+              <w:tab/>
+            </w:r>
+            <w:r>
+              <w:rPr>
+                <w:noProof/>
+                <w:webHidden/>
+              </w:rPr>
+              <w:fldChar w:fldCharType="begin"/>
+            </w:r>
+            <w:r>
+              <w:rPr>
+                <w:noProof/>
+                <w:webHidden/>
+              </w:rPr>
+              <w:instrText xml:space="preserve"> PAGEREF _Toc227622004 \h </w:instrText>
+            </w:r>
+            <w:r>
+              <w:rPr>
+                <w:noProof/>
+                <w:webHidden/>
+              </w:rPr>
+            </w:r>
+            <w:r>
+              <w:rPr>
+                <w:noProof/>
+                <w:webHidden/>
+              </w:rPr>
+              <w:fldChar w:fldCharType="separate"/>
+            </w:r>
+            <w:r>
+              <w:rPr>
+                <w:noProof/>
+                <w:webHidden/>
+              </w:rPr>
+              <w:t>16</w:t>
+            </w:r>
+            <w:r>
+              <w:rPr>
+                <w:noProof/>
+                <w:webHidden/>
+              </w:rPr>
+              <w:fldChar w:fldCharType="end"/>
+            </w:r>
+          </w:hyperlink>
+        </w:p>
+        <w:p>
+          <w:r>
+            <w:rPr>
+              <w:b/>
+              <w:bCs/>
+            </w:rPr>
+            <w:fldChar w:fldCharType="end"/>
+          </w:r>
+        </w:p>
+      </w:sdtContent>
+    </w:sdt>
+    <w:p>
+      <w:pPr>
+        <w:rPr>
+          <w:rFonts w:asciiTheme="majorHAnsi" w:eastAsiaTheme="majorEastAsia" w:hAnsiTheme="majorHAnsi" w:cstheme="majorBidi"/>
+          <w:color w:val="0F4761" w:themeColor="accent1" w:themeShade="BF"/>
+          <w:sz w:val="40"/>
+          <w:szCs w:val="40"/>
+          <w:lang w:val="en-US"/>
+        </w:rPr>
+      </w:pPr>
+      <w:r>
+        <w:rPr>
+          <w:lang w:val="en-US"/>
+        </w:rPr>
+        <w:br w:type="page"/>
+      </w:r>
+    </w:p>
     <w:p>
       <w:pPr>
         <w:pStyle w:val="Nagwek1"/>
@@ -9,10 +1143,12 @@
           <w:lang w:val="en-US"/>
         </w:rPr>
       </w:pPr>
-      <w:r>
-        <w:rPr>
-          <w:lang w:val="en-US"/>
-        </w:rPr>
+      <w:bookmarkStart w:id="0" w:name="_Toc227621990"/>
+      <w:r>
+        <w:rPr>
+          <w:lang w:val="en-US"/>
+        </w:rPr>
+        <w:lastRenderedPageBreak/>
         <w:t>Task 1</w:t>
       </w:r>
       <w:r>
@@ -27,6 +1163,7 @@
         </w:rPr>
         <w:t> Create SSH Key Pair for Azure Virtual Machine</w:t>
       </w:r>
+      <w:bookmarkEnd w:id="0"/>
     </w:p>
     <w:p>
       <w:pPr>
@@ -134,27 +1271,27 @@
           <w:lang w:val="en-US"/>
         </w:rPr>
       </w:pPr>
+      <w:bookmarkStart w:id="1" w:name="_Toc227621991"/>
       <w:r>
         <w:rPr>
           <w:lang w:val="en-US"/>
         </w:rPr>
         <w:t>Solution</w:t>
       </w:r>
-    </w:p>
-    <w:p>
-      <w:proofErr w:type="spellStart"/>
-      <w:r>
-        <w:t>Create</w:t>
-      </w:r>
-      <w:proofErr w:type="spellEnd"/>
-      <w:r>
-        <w:t xml:space="preserve"> via </w:t>
-      </w:r>
-      <w:proofErr w:type="spellStart"/>
-      <w:r>
-        <w:t>script</w:t>
-      </w:r>
-      <w:proofErr w:type="spellEnd"/>
+      <w:bookmarkEnd w:id="1"/>
+    </w:p>
+    <w:p>
+      <w:pPr>
+        <w:rPr>
+          <w:lang w:val="en-US"/>
+        </w:rPr>
+      </w:pPr>
+      <w:r>
+        <w:rPr>
+          <w:lang w:val="en-US"/>
+        </w:rPr>
+        <w:t>Create via script</w:t>
+      </w:r>
     </w:p>
     <w:p>
       <w:pPr>
@@ -403,6 +1540,7 @@
         <w:rPr>
           <w:i/>
           <w:iCs/>
+          <w:lang w:val="en-US"/>
         </w:rPr>
       </w:pPr>
     </w:p>
@@ -422,6 +1560,7 @@
         <w:rPr>
           <w:i/>
           <w:iCs/>
+          <w:noProof/>
         </w:rPr>
         <w:drawing>
           <wp:inline distT="0" distB="0" distL="0" distR="0" wp14:anchorId="703D24CE" wp14:editId="051A2F5F">
@@ -439,7 +1578,7 @@
                     <pic:cNvPicPr/>
                   </pic:nvPicPr>
                   <pic:blipFill>
-                    <a:blip r:embed="rId4"/>
+                    <a:blip r:embed="rId5"/>
                     <a:stretch>
                       <a:fillRect/>
                     </a:stretch>
@@ -471,6 +1610,7 @@
         <w:rPr>
           <w:i/>
           <w:iCs/>
+          <w:noProof/>
         </w:rPr>
         <w:lastRenderedPageBreak/>
         <w:drawing>
@@ -489,7 +1629,7 @@
                     <pic:cNvPicPr/>
                   </pic:nvPicPr>
                   <pic:blipFill>
-                    <a:blip r:embed="rId5"/>
+                    <a:blip r:embed="rId6"/>
                     <a:stretch>
                       <a:fillRect/>
                     </a:stretch>
@@ -517,12 +1657,14 @@
           <w:lang w:val="en-US"/>
         </w:rPr>
       </w:pPr>
+      <w:bookmarkStart w:id="2" w:name="_Toc227621992"/>
       <w:r>
         <w:rPr>
           <w:lang w:val="en-US"/>
         </w:rPr>
         <w:t>Why we need that</w:t>
       </w:r>
+      <w:bookmarkEnd w:id="2"/>
     </w:p>
     <w:p>
       <w:pPr>
@@ -544,6 +1686,7 @@
           <w:lang w:val="en-US"/>
         </w:rPr>
       </w:pPr>
+      <w:bookmarkStart w:id="3" w:name="_Toc227621993"/>
       <w:r>
         <w:rPr>
           <w:lang w:val="en-US"/>
@@ -562,6 +1705,7 @@
         </w:rPr>
         <w:t>Create an Azure Virtual Machine</w:t>
       </w:r>
+      <w:bookmarkEnd w:id="3"/>
     </w:p>
     <w:p>
       <w:pPr>
@@ -777,12 +1921,14 @@
           <w:lang w:val="en-US"/>
         </w:rPr>
       </w:pPr>
+      <w:bookmarkStart w:id="4" w:name="_Toc227621994"/>
       <w:r>
         <w:rPr>
           <w:lang w:val="en-US"/>
         </w:rPr>
         <w:t>Solution</w:t>
       </w:r>
+      <w:bookmarkEnd w:id="4"/>
     </w:p>
     <w:p>
       <w:pPr>
@@ -1212,6 +2358,7 @@
       <w:pPr>
         <w:rPr>
           <w:rStyle w:val="Wyrnienieintensywne"/>
+          <w:lang w:val="en-US"/>
         </w:rPr>
       </w:pPr>
       <w:r>
@@ -1224,20 +2371,23 @@
       <w:r>
         <w:rPr>
           <w:rStyle w:val="Wyrnienieintensywne"/>
-        </w:rPr>
-        <w:t>--</w:t>
-      </w:r>
-      <w:proofErr w:type="spellStart"/>
-      <w:r>
-        <w:rPr>
-          <w:rStyle w:val="Wyrnienieintensywne"/>
-        </w:rPr>
-        <w:t>storage-sku</w:t>
-      </w:r>
-      <w:proofErr w:type="spellEnd"/>
-      <w:r>
-        <w:rPr>
-          <w:rStyle w:val="Wyrnienieintensywne"/>
+          <w:lang w:val="en-US"/>
+        </w:rPr>
+        <w:t>--storage-</w:t>
+      </w:r>
+      <w:proofErr w:type="spellStart"/>
+      <w:r>
+        <w:rPr>
+          <w:rStyle w:val="Wyrnienieintensywne"/>
+          <w:lang w:val="en-US"/>
+        </w:rPr>
+        <w:t>sku</w:t>
+      </w:r>
+      <w:proofErr w:type="spellEnd"/>
+      <w:r>
+        <w:rPr>
+          <w:rStyle w:val="Wyrnienieintensywne"/>
+          <w:lang w:val="en-US"/>
         </w:rPr>
         <w:t xml:space="preserve"> </w:t>
       </w:r>
@@ -1245,6 +2395,7 @@
       <w:r>
         <w:rPr>
           <w:rStyle w:val="Wyrnienieintensywne"/>
+          <w:lang w:val="en-US"/>
         </w:rPr>
         <w:t>Standard_LRS</w:t>
       </w:r>
@@ -1254,6 +2405,7 @@
       <w:pPr>
         <w:rPr>
           <w:rStyle w:val="Wyrnienieintensywne"/>
+          <w:lang w:val="en-US"/>
         </w:rPr>
       </w:pPr>
     </w:p>
@@ -1449,6 +2601,7 @@
         <w:rPr>
           <w:i/>
           <w:iCs/>
+          <w:noProof/>
         </w:rPr>
         <w:drawing>
           <wp:inline distT="0" distB="0" distL="0" distR="0" wp14:anchorId="6FEF462F" wp14:editId="321B9C8E">
@@ -1466,7 +2619,7 @@
                     <pic:cNvPicPr/>
                   </pic:nvPicPr>
                   <pic:blipFill>
-                    <a:blip r:embed="rId6"/>
+                    <a:blip r:embed="rId7"/>
                     <a:stretch>
                       <a:fillRect/>
                     </a:stretch>
@@ -1506,6 +2659,7 @@
         <w:rPr>
           <w:i/>
           <w:iCs/>
+          <w:noProof/>
         </w:rPr>
         <w:lastRenderedPageBreak/>
         <w:drawing>
@@ -1524,7 +2678,7 @@
                     <pic:cNvPicPr/>
                   </pic:nvPicPr>
                   <pic:blipFill>
-                    <a:blip r:embed="rId7"/>
+                    <a:blip r:embed="rId8"/>
                     <a:stretch>
                       <a:fillRect/>
                     </a:stretch>
@@ -1556,6 +2710,7 @@
         <w:rPr>
           <w:i/>
           <w:iCs/>
+          <w:noProof/>
         </w:rPr>
         <w:drawing>
           <wp:inline distT="0" distB="0" distL="0" distR="0" wp14:anchorId="3800F5E2" wp14:editId="11B1CC0F">
@@ -1573,7 +2728,7 @@
                     <pic:cNvPicPr/>
                   </pic:nvPicPr>
                   <pic:blipFill>
-                    <a:blip r:embed="rId8"/>
+                    <a:blip r:embed="rId9"/>
                     <a:stretch>
                       <a:fillRect/>
                     </a:stretch>
@@ -1613,6 +2768,7 @@
         <w:rPr>
           <w:i/>
           <w:iCs/>
+          <w:noProof/>
         </w:rPr>
         <w:drawing>
           <wp:inline distT="0" distB="0" distL="0" distR="0" wp14:anchorId="577408F0" wp14:editId="5AA5B93F">
@@ -1630,7 +2786,7 @@
                     <pic:cNvPicPr/>
                   </pic:nvPicPr>
                   <pic:blipFill>
-                    <a:blip r:embed="rId9"/>
+                    <a:blip r:embed="rId10"/>
                     <a:stretch>
                       <a:fillRect/>
                     </a:stretch>
@@ -1665,12 +2821,14 @@
           <w:lang w:val="en-US"/>
         </w:rPr>
       </w:pPr>
+      <w:bookmarkStart w:id="5" w:name="_Toc227621995"/>
       <w:r>
         <w:rPr>
           <w:lang w:val="en-US"/>
         </w:rPr>
         <w:t>Why we need that</w:t>
       </w:r>
+      <w:bookmarkEnd w:id="5"/>
     </w:p>
     <w:p>
       <w:pPr>
@@ -1683,6 +2841,2114 @@
           <w:lang w:val="en-US"/>
         </w:rPr>
         <w:t>This VM was created to provide a Linux server in Azure for the Nautilus DevOps team’s migration. It gives them a cloud-based Ubuntu machine for deployment, testing, administration, and remote access over SSH while moving infrastructure in small steps.</w:t>
+      </w:r>
+    </w:p>
+    <w:p>
+      <w:pPr>
+        <w:rPr>
+          <w:lang w:val="en-US"/>
+        </w:rPr>
+      </w:pPr>
+    </w:p>
+    <w:p>
+      <w:pPr>
+        <w:pStyle w:val="Nagwek1"/>
+        <w:rPr>
+          <w:lang w:val="en-US"/>
+        </w:rPr>
+      </w:pPr>
+      <w:bookmarkStart w:id="6" w:name="_Toc227621996"/>
+      <w:r>
+        <w:rPr>
+          <w:lang w:val="en-US"/>
+        </w:rPr>
+        <w:t xml:space="preserve">Task 3 </w:t>
+      </w:r>
+      <w:r>
+        <w:rPr>
+          <w:lang w:val="en-US"/>
+        </w:rPr>
+        <w:t>Create VM using Azure CLI</w:t>
+      </w:r>
+      <w:bookmarkEnd w:id="6"/>
+    </w:p>
+    <w:p>
+      <w:pPr>
+        <w:rPr>
+          <w:lang w:val="en-US"/>
+        </w:rPr>
+      </w:pPr>
+      <w:r>
+        <w:rPr>
+          <w:lang w:val="en-US"/>
+        </w:rPr>
+        <w:t>The Nautilus DevOps team is in the process of migrating some of their workloads to Azure. One of the tasks involves creating a new Virtual Machine (VM) using the Azure CLI. The team does not have access to the Azure portal but can manage Azure resources via the azure-client host (the landing host for this lab).</w:t>
+      </w:r>
+    </w:p>
+    <w:p>
+      <w:pPr>
+        <w:rPr>
+          <w:lang w:val="en-US"/>
+        </w:rPr>
+      </w:pPr>
+      <w:r>
+        <w:rPr>
+          <w:lang w:val="en-US"/>
+        </w:rPr>
+        <w:t>1) Create a new Azure Virtual Machine named </w:t>
+      </w:r>
+      <w:proofErr w:type="spellStart"/>
+      <w:r>
+        <w:rPr>
+          <w:lang w:val="en-US"/>
+        </w:rPr>
+        <w:t>xfusion-vm</w:t>
+      </w:r>
+      <w:proofErr w:type="spellEnd"/>
+      <w:r>
+        <w:rPr>
+          <w:lang w:val="en-US"/>
+        </w:rPr>
+        <w:t> using the Azure CLI.</w:t>
+      </w:r>
+    </w:p>
+    <w:p>
+      <w:pPr>
+        <w:rPr>
+          <w:lang w:val="en-US"/>
+        </w:rPr>
+      </w:pPr>
+      <w:r>
+        <w:rPr>
+          <w:lang w:val="en-US"/>
+        </w:rPr>
+        <w:lastRenderedPageBreak/>
+        <w:t>2) Use the Ubuntu2204 image and set the VM size to Standard_B2s.</w:t>
+      </w:r>
+    </w:p>
+    <w:p>
+      <w:pPr>
+        <w:rPr>
+          <w:lang w:val="en-US"/>
+        </w:rPr>
+      </w:pPr>
+      <w:r>
+        <w:rPr>
+          <w:lang w:val="en-US"/>
+        </w:rPr>
+        <w:t>3) Make sure the admin username is set to </w:t>
+      </w:r>
+      <w:proofErr w:type="spellStart"/>
+      <w:r>
+        <w:rPr>
+          <w:lang w:val="en-US"/>
+        </w:rPr>
+        <w:t>azureuser</w:t>
+      </w:r>
+      <w:proofErr w:type="spellEnd"/>
+      <w:r>
+        <w:rPr>
+          <w:lang w:val="en-US"/>
+        </w:rPr>
+        <w:t> and SSH keys are generated for secure access.</w:t>
+      </w:r>
+    </w:p>
+    <w:p>
+      <w:pPr>
+        <w:rPr>
+          <w:lang w:val="en-US"/>
+        </w:rPr>
+      </w:pPr>
+      <w:r>
+        <w:rPr>
+          <w:lang w:val="en-US"/>
+        </w:rPr>
+        <w:t>4) Use </w:t>
+      </w:r>
+      <w:proofErr w:type="spellStart"/>
+      <w:r>
+        <w:rPr>
+          <w:lang w:val="en-US"/>
+        </w:rPr>
+        <w:t>Standard_LRS</w:t>
+      </w:r>
+      <w:proofErr w:type="spellEnd"/>
+      <w:r>
+        <w:rPr>
+          <w:lang w:val="en-US"/>
+        </w:rPr>
+        <w:t> storage account, disk size must be 30GB and ensure the VM </w:t>
+      </w:r>
+      <w:proofErr w:type="spellStart"/>
+      <w:r>
+        <w:rPr>
+          <w:lang w:val="en-US"/>
+        </w:rPr>
+        <w:t>xfusion-vm</w:t>
+      </w:r>
+      <w:proofErr w:type="spellEnd"/>
+      <w:r>
+        <w:rPr>
+          <w:lang w:val="en-US"/>
+        </w:rPr>
+        <w:t> is in the running state after creation.</w:t>
+      </w:r>
+    </w:p>
+    <w:p>
+      <w:pPr>
+        <w:pStyle w:val="Nagwek2"/>
+        <w:rPr>
+          <w:lang w:val="en-US"/>
+        </w:rPr>
+      </w:pPr>
+      <w:bookmarkStart w:id="7" w:name="_Toc227621997"/>
+      <w:r>
+        <w:rPr>
+          <w:lang w:val="en-US"/>
+        </w:rPr>
+        <w:t>Solution</w:t>
+      </w:r>
+      <w:bookmarkEnd w:id="7"/>
+    </w:p>
+    <w:p>
+      <w:pPr>
+        <w:rPr>
+          <w:lang w:val="en-US"/>
+        </w:rPr>
+      </w:pPr>
+    </w:p>
+    <w:p>
+      <w:pPr>
+        <w:rPr>
+          <w:rStyle w:val="Wyrnienieintensywne"/>
+          <w:lang w:val="en-US"/>
+        </w:rPr>
+      </w:pPr>
+      <w:proofErr w:type="spellStart"/>
+      <w:r>
+        <w:rPr>
+          <w:rStyle w:val="Wyrnienieintensywne"/>
+          <w:lang w:val="en-US"/>
+        </w:rPr>
+        <w:t>az</w:t>
+      </w:r>
+      <w:proofErr w:type="spellEnd"/>
+      <w:r>
+        <w:rPr>
+          <w:rStyle w:val="Wyrnienieintensywne"/>
+          <w:lang w:val="en-US"/>
+        </w:rPr>
+        <w:t xml:space="preserve"> group list -o table</w:t>
+      </w:r>
+    </w:p>
+    <w:p>
+      <w:pPr>
+        <w:rPr>
+          <w:lang w:val="en-US"/>
+        </w:rPr>
+      </w:pPr>
+    </w:p>
+    <w:p>
+      <w:pPr>
+        <w:rPr>
+          <w:rStyle w:val="Wyrnienieintensywne"/>
+          <w:lang w:val="en-US"/>
+        </w:rPr>
+      </w:pPr>
+      <w:proofErr w:type="spellStart"/>
+      <w:r>
+        <w:rPr>
+          <w:rStyle w:val="Wyrnienieintensywne"/>
+          <w:lang w:val="en-US"/>
+        </w:rPr>
+        <w:t>az</w:t>
+      </w:r>
+      <w:proofErr w:type="spellEnd"/>
+      <w:r>
+        <w:rPr>
+          <w:rStyle w:val="Wyrnienieintensywne"/>
+          <w:lang w:val="en-US"/>
+        </w:rPr>
+        <w:t xml:space="preserve"> </w:t>
+      </w:r>
+      <w:proofErr w:type="spellStart"/>
+      <w:r>
+        <w:rPr>
+          <w:rStyle w:val="Wyrnienieintensywne"/>
+          <w:lang w:val="en-US"/>
+        </w:rPr>
+        <w:t>vm</w:t>
+      </w:r>
+      <w:proofErr w:type="spellEnd"/>
+      <w:r>
+        <w:rPr>
+          <w:rStyle w:val="Wyrnienieintensywne"/>
+          <w:lang w:val="en-US"/>
+        </w:rPr>
+        <w:t xml:space="preserve"> create \</w:t>
+      </w:r>
+    </w:p>
+    <w:p>
+      <w:pPr>
+        <w:rPr>
+          <w:rStyle w:val="Wyrnienieintensywne"/>
+          <w:lang w:val="en-US"/>
+        </w:rPr>
+      </w:pPr>
+      <w:r>
+        <w:rPr>
+          <w:rStyle w:val="Wyrnienieintensywne"/>
+          <w:lang w:val="en-US"/>
+        </w:rPr>
+        <w:t xml:space="preserve">  --resource-group kml_rg_main-0c24e2656be54b3c \</w:t>
+      </w:r>
+    </w:p>
+    <w:p>
+      <w:pPr>
+        <w:rPr>
+          <w:rStyle w:val="Wyrnienieintensywne"/>
+          <w:lang w:val="en-US"/>
+        </w:rPr>
+      </w:pPr>
+      <w:r>
+        <w:rPr>
+          <w:rStyle w:val="Wyrnienieintensywne"/>
+          <w:lang w:val="en-US"/>
+        </w:rPr>
+        <w:t xml:space="preserve">  --name </w:t>
+      </w:r>
+      <w:proofErr w:type="spellStart"/>
+      <w:r>
+        <w:rPr>
+          <w:rStyle w:val="Wyrnienieintensywne"/>
+          <w:lang w:val="en-US"/>
+        </w:rPr>
+        <w:t>devops-vm</w:t>
+      </w:r>
+      <w:proofErr w:type="spellEnd"/>
+      <w:r>
+        <w:rPr>
+          <w:rStyle w:val="Wyrnienieintensywne"/>
+          <w:lang w:val="en-US"/>
+        </w:rPr>
+        <w:t xml:space="preserve"> \</w:t>
+      </w:r>
+    </w:p>
+    <w:p>
+      <w:pPr>
+        <w:rPr>
+          <w:rStyle w:val="Wyrnienieintensywne"/>
+          <w:lang w:val="en-US"/>
+        </w:rPr>
+      </w:pPr>
+      <w:r>
+        <w:rPr>
+          <w:rStyle w:val="Wyrnienieintensywne"/>
+          <w:lang w:val="en-US"/>
+        </w:rPr>
+        <w:t xml:space="preserve">  --image Ubuntu2204 \</w:t>
+      </w:r>
+    </w:p>
+    <w:p>
+      <w:pPr>
+        <w:rPr>
+          <w:rStyle w:val="Wyrnienieintensywne"/>
+          <w:lang w:val="en-US"/>
+        </w:rPr>
+      </w:pPr>
+      <w:r>
+        <w:rPr>
+          <w:rStyle w:val="Wyrnienieintensywne"/>
+          <w:lang w:val="en-US"/>
+        </w:rPr>
+        <w:t xml:space="preserve">  --size Standard_B2s \</w:t>
+      </w:r>
+    </w:p>
+    <w:p>
+      <w:pPr>
+        <w:rPr>
+          <w:rStyle w:val="Wyrnienieintensywne"/>
+          <w:lang w:val="en-US"/>
+        </w:rPr>
+      </w:pPr>
+      <w:r>
+        <w:rPr>
+          <w:rStyle w:val="Wyrnienieintensywne"/>
+          <w:lang w:val="en-US"/>
+        </w:rPr>
+        <w:t xml:space="preserve">  --admin-username </w:t>
+      </w:r>
+      <w:proofErr w:type="spellStart"/>
+      <w:r>
+        <w:rPr>
+          <w:rStyle w:val="Wyrnienieintensywne"/>
+          <w:lang w:val="en-US"/>
+        </w:rPr>
+        <w:t>azureuser</w:t>
+      </w:r>
+      <w:proofErr w:type="spellEnd"/>
+      <w:r>
+        <w:rPr>
+          <w:rStyle w:val="Wyrnienieintensywne"/>
+          <w:lang w:val="en-US"/>
+        </w:rPr>
+        <w:t xml:space="preserve"> \</w:t>
+      </w:r>
+    </w:p>
+    <w:p>
+      <w:pPr>
+        <w:rPr>
+          <w:rStyle w:val="Wyrnienieintensywne"/>
+          <w:lang w:val="en-US"/>
+        </w:rPr>
+      </w:pPr>
+      <w:r>
+        <w:rPr>
+          <w:rStyle w:val="Wyrnienieintensywne"/>
+          <w:lang w:val="en-US"/>
+        </w:rPr>
+        <w:t xml:space="preserve">  --generate-ssh-keys \</w:t>
+      </w:r>
+    </w:p>
+    <w:p>
+      <w:pPr>
+        <w:rPr>
+          <w:rStyle w:val="Wyrnienieintensywne"/>
+          <w:lang w:val="en-US"/>
+        </w:rPr>
+      </w:pPr>
+      <w:r>
+        <w:rPr>
+          <w:rStyle w:val="Wyrnienieintensywne"/>
+          <w:lang w:val="en-US"/>
+        </w:rPr>
+        <w:t xml:space="preserve">  --storage-</w:t>
+      </w:r>
+      <w:proofErr w:type="spellStart"/>
+      <w:r>
+        <w:rPr>
+          <w:rStyle w:val="Wyrnienieintensywne"/>
+          <w:lang w:val="en-US"/>
+        </w:rPr>
+        <w:t>sku</w:t>
+      </w:r>
+      <w:proofErr w:type="spellEnd"/>
+      <w:r>
+        <w:rPr>
+          <w:rStyle w:val="Wyrnienieintensywne"/>
+          <w:lang w:val="en-US"/>
+        </w:rPr>
+        <w:t xml:space="preserve"> </w:t>
+      </w:r>
+      <w:proofErr w:type="spellStart"/>
+      <w:r>
+        <w:rPr>
+          <w:rStyle w:val="Wyrnienieintensywne"/>
+          <w:lang w:val="en-US"/>
+        </w:rPr>
+        <w:t>Standard_LRS</w:t>
+      </w:r>
+      <w:proofErr w:type="spellEnd"/>
+      <w:r>
+        <w:rPr>
+          <w:rStyle w:val="Wyrnienieintensywne"/>
+          <w:lang w:val="en-US"/>
+        </w:rPr>
+        <w:t xml:space="preserve"> \</w:t>
+      </w:r>
+    </w:p>
+    <w:p>
+      <w:pPr>
+        <w:rPr>
+          <w:rStyle w:val="Wyrnienieintensywne"/>
+          <w:lang w:val="en-US"/>
+        </w:rPr>
+      </w:pPr>
+      <w:r>
+        <w:rPr>
+          <w:rStyle w:val="Wyrnienieintensywne"/>
+          <w:lang w:val="en-US"/>
+        </w:rPr>
+        <w:t xml:space="preserve">  --</w:t>
+      </w:r>
+      <w:proofErr w:type="spellStart"/>
+      <w:r>
+        <w:rPr>
+          <w:rStyle w:val="Wyrnienieintensywne"/>
+          <w:lang w:val="en-US"/>
+        </w:rPr>
+        <w:t>os</w:t>
+      </w:r>
+      <w:proofErr w:type="spellEnd"/>
+      <w:r>
+        <w:rPr>
+          <w:rStyle w:val="Wyrnienieintensywne"/>
+          <w:lang w:val="en-US"/>
+        </w:rPr>
+        <w:t>-disk-size-</w:t>
+      </w:r>
+      <w:proofErr w:type="spellStart"/>
+      <w:r>
+        <w:rPr>
+          <w:rStyle w:val="Wyrnienieintensywne"/>
+          <w:lang w:val="en-US"/>
+        </w:rPr>
+        <w:t>gb</w:t>
+      </w:r>
+      <w:proofErr w:type="spellEnd"/>
+      <w:r>
+        <w:rPr>
+          <w:rStyle w:val="Wyrnienieintensywne"/>
+          <w:lang w:val="en-US"/>
+        </w:rPr>
+        <w:t xml:space="preserve"> 30</w:t>
+      </w:r>
+    </w:p>
+    <w:p>
+      <w:pPr>
+        <w:rPr>
+          <w:lang w:val="en-US"/>
+        </w:rPr>
+      </w:pPr>
+    </w:p>
+    <w:p>
+      <w:pPr>
+        <w:rPr>
+          <w:rStyle w:val="Wyrnienieintensywne"/>
+          <w:lang w:val="en-US"/>
+        </w:rPr>
+      </w:pPr>
+      <w:proofErr w:type="spellStart"/>
+      <w:r>
+        <w:rPr>
+          <w:rStyle w:val="Wyrnienieintensywne"/>
+          <w:lang w:val="en-US"/>
+        </w:rPr>
+        <w:t>az</w:t>
+      </w:r>
+      <w:proofErr w:type="spellEnd"/>
+      <w:r>
+        <w:rPr>
+          <w:rStyle w:val="Wyrnienieintensywne"/>
+          <w:lang w:val="en-US"/>
+        </w:rPr>
+        <w:t xml:space="preserve"> </w:t>
+      </w:r>
+      <w:proofErr w:type="spellStart"/>
+      <w:r>
+        <w:rPr>
+          <w:rStyle w:val="Wyrnienieintensywne"/>
+          <w:lang w:val="en-US"/>
+        </w:rPr>
+        <w:t>vm</w:t>
+      </w:r>
+      <w:proofErr w:type="spellEnd"/>
+      <w:r>
+        <w:rPr>
+          <w:rStyle w:val="Wyrnienieintensywne"/>
+          <w:lang w:val="en-US"/>
+        </w:rPr>
+        <w:t xml:space="preserve"> start \</w:t>
+      </w:r>
+    </w:p>
+    <w:p>
+      <w:pPr>
+        <w:rPr>
+          <w:rStyle w:val="Wyrnienieintensywne"/>
+          <w:lang w:val="en-US"/>
+        </w:rPr>
+      </w:pPr>
+      <w:r>
+        <w:rPr>
+          <w:rStyle w:val="Wyrnienieintensywne"/>
+          <w:lang w:val="en-US"/>
+        </w:rPr>
+        <w:t xml:space="preserve">  --resource-group kml_rg_main-0c24e2656be54b3c \</w:t>
+      </w:r>
+    </w:p>
+    <w:p>
+      <w:pPr>
+        <w:rPr>
+          <w:rStyle w:val="Wyrnienieintensywne"/>
+          <w:lang w:val="en-US"/>
+        </w:rPr>
+      </w:pPr>
+      <w:r>
+        <w:rPr>
+          <w:rStyle w:val="Wyrnienieintensywne"/>
+          <w:lang w:val="en-US"/>
+        </w:rPr>
+        <w:t xml:space="preserve">  --name </w:t>
+      </w:r>
+      <w:proofErr w:type="spellStart"/>
+      <w:r>
+        <w:rPr>
+          <w:rStyle w:val="Wyrnienieintensywne"/>
+          <w:lang w:val="en-US"/>
+        </w:rPr>
+        <w:t>devops-vm</w:t>
+      </w:r>
+      <w:proofErr w:type="spellEnd"/>
+    </w:p>
+    <w:p>
+      <w:pPr>
+        <w:rPr>
+          <w:lang w:val="en-US"/>
+        </w:rPr>
+      </w:pPr>
+    </w:p>
+    <w:p>
+      <w:pPr>
+        <w:rPr>
+          <w:rStyle w:val="Wyrnienieintensywne"/>
+          <w:lang w:val="en-US"/>
+        </w:rPr>
+      </w:pPr>
+      <w:proofErr w:type="spellStart"/>
+      <w:r>
+        <w:rPr>
+          <w:rStyle w:val="Wyrnienieintensywne"/>
+          <w:lang w:val="en-US"/>
+        </w:rPr>
+        <w:t>az</w:t>
+      </w:r>
+      <w:proofErr w:type="spellEnd"/>
+      <w:r>
+        <w:rPr>
+          <w:rStyle w:val="Wyrnienieintensywne"/>
+          <w:lang w:val="en-US"/>
+        </w:rPr>
+        <w:t xml:space="preserve"> </w:t>
+      </w:r>
+      <w:proofErr w:type="spellStart"/>
+      <w:r>
+        <w:rPr>
+          <w:rStyle w:val="Wyrnienieintensywne"/>
+          <w:lang w:val="en-US"/>
+        </w:rPr>
+        <w:t>vm</w:t>
+      </w:r>
+      <w:proofErr w:type="spellEnd"/>
+      <w:r>
+        <w:rPr>
+          <w:rStyle w:val="Wyrnienieintensywne"/>
+          <w:lang w:val="en-US"/>
+        </w:rPr>
+        <w:t xml:space="preserve"> get-instance-view \</w:t>
+      </w:r>
+      <w:r>
+        <w:rPr>
+          <w:rStyle w:val="Wyrnienieintensywne"/>
+          <w:lang w:val="en-US"/>
+        </w:rPr>
+        <w:br/>
+        <w:t>--resource-group kml_rg_main-0c24e2656be54b3c \</w:t>
+      </w:r>
+      <w:r>
+        <w:rPr>
+          <w:rStyle w:val="Wyrnienieintensywne"/>
+          <w:lang w:val="en-US"/>
+        </w:rPr>
+        <w:br/>
+        <w:t xml:space="preserve">--name </w:t>
+      </w:r>
+      <w:proofErr w:type="spellStart"/>
+      <w:r>
+        <w:rPr>
+          <w:rStyle w:val="Wyrnienieintensywne"/>
+          <w:lang w:val="en-US"/>
+        </w:rPr>
+        <w:t>devops-vm</w:t>
+      </w:r>
+      <w:proofErr w:type="spellEnd"/>
+      <w:r>
+        <w:rPr>
+          <w:rStyle w:val="Wyrnienieintensywne"/>
+          <w:lang w:val="en-US"/>
+        </w:rPr>
+        <w:t xml:space="preserve"> \</w:t>
+      </w:r>
+      <w:r>
+        <w:rPr>
+          <w:rStyle w:val="Wyrnienieintensywne"/>
+          <w:lang w:val="en-US"/>
+        </w:rPr>
+        <w:br/>
+        <w:t>--query "</w:t>
+      </w:r>
+      <w:proofErr w:type="spellStart"/>
+      <w:r>
+        <w:rPr>
+          <w:rStyle w:val="Wyrnienieintensywne"/>
+          <w:lang w:val="en-US"/>
+        </w:rPr>
+        <w:t>instanceView.statuses</w:t>
+      </w:r>
+      <w:proofErr w:type="spellEnd"/>
+      <w:r>
+        <w:rPr>
+          <w:rStyle w:val="Wyrnienieintensywne"/>
+          <w:lang w:val="en-US"/>
+        </w:rPr>
+        <w:t>[?</w:t>
+      </w:r>
+      <w:proofErr w:type="spellStart"/>
+      <w:r>
+        <w:rPr>
+          <w:rStyle w:val="Wyrnienieintensywne"/>
+          <w:lang w:val="en-US"/>
+        </w:rPr>
+        <w:t>starts_with</w:t>
+      </w:r>
+      <w:proofErr w:type="spellEnd"/>
+      <w:r>
+        <w:rPr>
+          <w:rStyle w:val="Wyrnienieintensywne"/>
+          <w:lang w:val="en-US"/>
+        </w:rPr>
+        <w:t>(code, '</w:t>
+      </w:r>
+      <w:proofErr w:type="spellStart"/>
+      <w:r>
+        <w:rPr>
+          <w:rStyle w:val="Wyrnienieintensywne"/>
+          <w:lang w:val="en-US"/>
+        </w:rPr>
+        <w:t>PowerState</w:t>
+      </w:r>
+      <w:proofErr w:type="spellEnd"/>
+      <w:r>
+        <w:rPr>
+          <w:rStyle w:val="Wyrnienieintensywne"/>
+          <w:lang w:val="en-US"/>
+        </w:rPr>
+        <w:t>/')].</w:t>
+      </w:r>
+      <w:proofErr w:type="spellStart"/>
+      <w:r>
+        <w:rPr>
+          <w:rStyle w:val="Wyrnienieintensywne"/>
+          <w:lang w:val="en-US"/>
+        </w:rPr>
+        <w:t>displayStatus</w:t>
+      </w:r>
+      <w:proofErr w:type="spellEnd"/>
+      <w:r>
+        <w:rPr>
+          <w:rStyle w:val="Wyrnienieintensywne"/>
+          <w:lang w:val="en-US"/>
+        </w:rPr>
+        <w:t>" \</w:t>
+      </w:r>
+      <w:r>
+        <w:rPr>
+          <w:rStyle w:val="Wyrnienieintensywne"/>
+          <w:lang w:val="en-US"/>
+        </w:rPr>
+        <w:br/>
+        <w:t xml:space="preserve">-o </w:t>
+      </w:r>
+      <w:proofErr w:type="spellStart"/>
+      <w:r>
+        <w:rPr>
+          <w:rStyle w:val="Wyrnienieintensywne"/>
+          <w:lang w:val="en-US"/>
+        </w:rPr>
+        <w:t>tsv</w:t>
+      </w:r>
+      <w:proofErr w:type="spellEnd"/>
+    </w:p>
+    <w:p>
+      <w:pPr>
+        <w:rPr>
+          <w:lang w:val="en-US"/>
+        </w:rPr>
+      </w:pPr>
+      <w:r>
+        <w:rPr>
+          <w:lang w:val="en-US"/>
+        </w:rPr>
+        <w:t xml:space="preserve">or you can use -o </w:t>
+      </w:r>
+      <w:proofErr w:type="spellStart"/>
+      <w:r>
+        <w:rPr>
+          <w:lang w:val="en-US"/>
+        </w:rPr>
+        <w:t>json</w:t>
+      </w:r>
+      <w:proofErr w:type="spellEnd"/>
+    </w:p>
+    <w:p>
+      <w:pPr>
+        <w:rPr>
+          <w:lang w:val="en-US"/>
+        </w:rPr>
+      </w:pPr>
+    </w:p>
+    <w:p>
+      <w:pPr>
+        <w:pStyle w:val="Nagwek2"/>
+        <w:rPr>
+          <w:lang w:val="en-US"/>
+        </w:rPr>
+      </w:pPr>
+      <w:bookmarkStart w:id="8" w:name="_Toc227621998"/>
+      <w:r>
+        <w:rPr>
+          <w:lang w:val="en-US"/>
+        </w:rPr>
+        <w:lastRenderedPageBreak/>
+        <w:t>Why we need that</w:t>
+      </w:r>
+      <w:bookmarkEnd w:id="8"/>
+    </w:p>
+    <w:p>
+      <w:pPr>
+        <w:rPr>
+          <w:lang w:val="en-US"/>
+        </w:rPr>
+      </w:pPr>
+      <w:r>
+        <w:rPr>
+          <w:lang w:val="en-US"/>
+        </w:rPr>
+        <w:t>A VM gives you a server in the cloud where you can run apps, services, scripts, or test environments. In this lab, you create it because the Nautilus team is migrating workloads to Azure, and the task is specifically to set up a new machine with the required image, size, storage, and access settings.</w:t>
+      </w:r>
+    </w:p>
+    <w:p>
+      <w:pPr>
+        <w:pStyle w:val="Nagwek1"/>
+        <w:rPr>
+          <w:lang w:val="en-US"/>
+        </w:rPr>
+      </w:pPr>
+      <w:bookmarkStart w:id="9" w:name="_Toc227621999"/>
+      <w:r>
+        <w:rPr>
+          <w:lang w:val="en-US"/>
+        </w:rPr>
+        <w:t xml:space="preserve">Task 4 </w:t>
+      </w:r>
+      <w:r>
+        <w:rPr>
+          <w:lang w:val="en-US"/>
+        </w:rPr>
+        <w:t>Create a Virtual Network (</w:t>
+      </w:r>
+      <w:proofErr w:type="spellStart"/>
+      <w:r>
+        <w:rPr>
+          <w:lang w:val="en-US"/>
+        </w:rPr>
+        <w:t>VNet</w:t>
+      </w:r>
+      <w:proofErr w:type="spellEnd"/>
+      <w:r>
+        <w:rPr>
+          <w:lang w:val="en-US"/>
+        </w:rPr>
+        <w:t>) in Azure</w:t>
+      </w:r>
+      <w:bookmarkEnd w:id="9"/>
+    </w:p>
+    <w:p>
+      <w:pPr>
+        <w:rPr>
+          <w:lang w:val="en-US"/>
+        </w:rPr>
+      </w:pPr>
+      <w:r>
+        <w:rPr>
+          <w:lang w:val="en-US"/>
+        </w:rPr>
+        <w:t>The Nautilus DevOps team is strategizing the migration of a portion of their infrastructure to the Azure cloud. Recognizing the scale of this undertaking, they have opted to approach the migration in incremental steps rather than as a single massive transition. To achieve this, they have segmented large tasks into smaller, more manageable units. This granular approach enables the team to execute the migration in gradual phases, ensuring smoother implementation and minimizing disruption to ongoing operations.</w:t>
+      </w:r>
+    </w:p>
+    <w:p>
+      <w:pPr>
+        <w:rPr>
+          <w:lang w:val="en-US"/>
+        </w:rPr>
+      </w:pPr>
+      <w:r>
+        <w:rPr>
+          <w:lang w:val="en-US"/>
+        </w:rPr>
+        <w:t>Create a Virtual Network (</w:t>
+      </w:r>
+      <w:proofErr w:type="spellStart"/>
+      <w:r>
+        <w:rPr>
+          <w:lang w:val="en-US"/>
+        </w:rPr>
+        <w:t>VNet</w:t>
+      </w:r>
+      <w:proofErr w:type="spellEnd"/>
+      <w:r>
+        <w:rPr>
+          <w:lang w:val="en-US"/>
+        </w:rPr>
+        <w:t>) named </w:t>
+      </w:r>
+      <w:proofErr w:type="spellStart"/>
+      <w:r>
+        <w:rPr>
+          <w:lang w:val="en-US"/>
+        </w:rPr>
+        <w:t>devops-vnet</w:t>
+      </w:r>
+      <w:proofErr w:type="spellEnd"/>
+      <w:r>
+        <w:rPr>
+          <w:lang w:val="en-US"/>
+        </w:rPr>
+        <w:t> in the </w:t>
+      </w:r>
+      <w:proofErr w:type="spellStart"/>
+      <w:r>
+        <w:rPr>
+          <w:lang w:val="en-US"/>
+        </w:rPr>
+        <w:t>eastus</w:t>
+      </w:r>
+      <w:proofErr w:type="spellEnd"/>
+      <w:r>
+        <w:rPr>
+          <w:lang w:val="en-US"/>
+        </w:rPr>
+        <w:t> region with any IPv4 CIDR block.</w:t>
+      </w:r>
+      <w:r>
+        <w:rPr>
+          <w:lang w:val="en-US"/>
+        </w:rPr>
+        <w:br/>
+      </w:r>
+    </w:p>
+    <w:p>
+      <w:pPr>
+        <w:rPr>
+          <w:lang w:val="en-US"/>
+        </w:rPr>
+      </w:pPr>
+    </w:p>
+    <w:p>
+      <w:pPr>
+        <w:rPr>
+          <w:lang w:val="en-US"/>
+        </w:rPr>
+      </w:pPr>
+      <w:r>
+        <w:rPr>
+          <w:lang w:val="en-US"/>
+        </w:rPr>
+        <w:t>Use below given </w:t>
+      </w:r>
+      <w:r>
+        <w:rPr>
+          <w:b/>
+          <w:bCs/>
+          <w:lang w:val="en-US"/>
+        </w:rPr>
+        <w:t>Azure Credentials:</w:t>
+      </w:r>
+      <w:r>
+        <w:rPr>
+          <w:lang w:val="en-US"/>
+        </w:rPr>
+        <w:t> (You can run the </w:t>
+      </w:r>
+      <w:proofErr w:type="spellStart"/>
+      <w:r>
+        <w:rPr>
+          <w:lang w:val="en-US"/>
+        </w:rPr>
+        <w:t>showcreds</w:t>
+      </w:r>
+      <w:proofErr w:type="spellEnd"/>
+      <w:r>
+        <w:rPr>
+          <w:lang w:val="en-US"/>
+        </w:rPr>
+        <w:t> command on the azure-client host to retrieve these credentials)</w:t>
+      </w:r>
+    </w:p>
+    <w:p>
+      <w:pPr>
+        <w:pStyle w:val="Nagwek2"/>
+        <w:rPr>
+          <w:lang w:val="en-US"/>
+        </w:rPr>
+      </w:pPr>
+      <w:bookmarkStart w:id="10" w:name="_Toc227622000"/>
+      <w:r>
+        <w:rPr>
+          <w:lang w:val="en-US"/>
+        </w:rPr>
+        <w:t>Solution</w:t>
+      </w:r>
+      <w:bookmarkEnd w:id="10"/>
+    </w:p>
+    <w:p>
+      <w:pPr>
+        <w:rPr>
+          <w:lang w:val="en-US"/>
+        </w:rPr>
+      </w:pPr>
+      <w:r>
+        <w:rPr>
+          <w:lang w:val="en-US"/>
+        </w:rPr>
+        <w:t>Script</w:t>
+      </w:r>
+    </w:p>
+    <w:p>
+      <w:pPr>
+        <w:rPr>
+          <w:rStyle w:val="Wyrnienieintensywne"/>
+          <w:lang w:val="en-US"/>
+        </w:rPr>
+      </w:pPr>
+      <w:proofErr w:type="spellStart"/>
+      <w:r>
+        <w:rPr>
+          <w:rStyle w:val="Wyrnienieintensywne"/>
+          <w:lang w:val="en-US"/>
+        </w:rPr>
+        <w:t>az</w:t>
+      </w:r>
+      <w:proofErr w:type="spellEnd"/>
+      <w:r>
+        <w:rPr>
+          <w:rStyle w:val="Wyrnienieintensywne"/>
+          <w:lang w:val="en-US"/>
+        </w:rPr>
+        <w:t xml:space="preserve"> group list -o table</w:t>
+      </w:r>
+    </w:p>
+    <w:p>
+      <w:pPr>
+        <w:rPr>
+          <w:lang w:val="en-US"/>
+        </w:rPr>
+      </w:pPr>
+    </w:p>
+    <w:p>
+      <w:pPr>
+        <w:rPr>
+          <w:rStyle w:val="Wyrnienieintensywne"/>
+          <w:lang w:val="en-US"/>
+        </w:rPr>
+      </w:pPr>
+      <w:proofErr w:type="spellStart"/>
+      <w:r>
+        <w:rPr>
+          <w:rStyle w:val="Wyrnienieintensywne"/>
+          <w:lang w:val="en-US"/>
+        </w:rPr>
+        <w:t>az</w:t>
+      </w:r>
+      <w:proofErr w:type="spellEnd"/>
+      <w:r>
+        <w:rPr>
+          <w:rStyle w:val="Wyrnienieintensywne"/>
+          <w:lang w:val="en-US"/>
+        </w:rPr>
+        <w:t xml:space="preserve"> network </w:t>
+      </w:r>
+      <w:proofErr w:type="spellStart"/>
+      <w:r>
+        <w:rPr>
+          <w:rStyle w:val="Wyrnienieintensywne"/>
+          <w:lang w:val="en-US"/>
+        </w:rPr>
+        <w:t>vnet</w:t>
+      </w:r>
+      <w:proofErr w:type="spellEnd"/>
+      <w:r>
+        <w:rPr>
+          <w:rStyle w:val="Wyrnienieintensywne"/>
+          <w:lang w:val="en-US"/>
+        </w:rPr>
+        <w:t xml:space="preserve"> create \</w:t>
+      </w:r>
+    </w:p>
+    <w:p>
+      <w:pPr>
+        <w:rPr>
+          <w:rStyle w:val="Wyrnienieintensywne"/>
+          <w:lang w:val="en-US"/>
+        </w:rPr>
+      </w:pPr>
+      <w:r>
+        <w:rPr>
+          <w:rStyle w:val="Wyrnienieintensywne"/>
+          <w:lang w:val="en-US"/>
+        </w:rPr>
+        <w:t xml:space="preserve">  --resource-group kml_rg_main-52ed85dd98d94795 \</w:t>
+      </w:r>
+    </w:p>
+    <w:p>
+      <w:pPr>
+        <w:rPr>
+          <w:rStyle w:val="Wyrnienieintensywne"/>
+          <w:lang w:val="en-US"/>
+        </w:rPr>
+      </w:pPr>
+      <w:r>
+        <w:rPr>
+          <w:rStyle w:val="Wyrnienieintensywne"/>
+          <w:lang w:val="en-US"/>
+        </w:rPr>
+        <w:t xml:space="preserve">  --name </w:t>
+      </w:r>
+      <w:proofErr w:type="spellStart"/>
+      <w:r>
+        <w:rPr>
+          <w:rStyle w:val="Wyrnienieintensywne"/>
+          <w:lang w:val="en-US"/>
+        </w:rPr>
+        <w:t>devops-vnet</w:t>
+      </w:r>
+      <w:proofErr w:type="spellEnd"/>
+      <w:r>
+        <w:rPr>
+          <w:rStyle w:val="Wyrnienieintensywne"/>
+          <w:lang w:val="en-US"/>
+        </w:rPr>
+        <w:t xml:space="preserve"> \</w:t>
+      </w:r>
+    </w:p>
+    <w:p>
+      <w:pPr>
+        <w:rPr>
+          <w:rStyle w:val="Wyrnienieintensywne"/>
+          <w:lang w:val="en-US"/>
+        </w:rPr>
+      </w:pPr>
+      <w:r>
+        <w:rPr>
+          <w:rStyle w:val="Wyrnienieintensywne"/>
+          <w:lang w:val="en-US"/>
+        </w:rPr>
+        <w:t xml:space="preserve">  --location </w:t>
+      </w:r>
+      <w:proofErr w:type="spellStart"/>
+      <w:r>
+        <w:rPr>
+          <w:rStyle w:val="Wyrnienieintensywne"/>
+          <w:lang w:val="en-US"/>
+        </w:rPr>
+        <w:t>eastus</w:t>
+      </w:r>
+      <w:proofErr w:type="spellEnd"/>
+      <w:r>
+        <w:rPr>
+          <w:rStyle w:val="Wyrnienieintensywne"/>
+          <w:lang w:val="en-US"/>
+        </w:rPr>
+        <w:t xml:space="preserve"> \</w:t>
+      </w:r>
+    </w:p>
+    <w:p>
+      <w:pPr>
+        <w:rPr>
+          <w:rStyle w:val="Wyrnienieintensywne"/>
+          <w:lang w:val="en-US"/>
+        </w:rPr>
+      </w:pPr>
+      <w:r>
+        <w:rPr>
+          <w:rStyle w:val="Wyrnienieintensywne"/>
+          <w:lang w:val="en-US"/>
+        </w:rPr>
+        <w:t xml:space="preserve">  --address-prefix 10.0.0.0/16</w:t>
+      </w:r>
+    </w:p>
+    <w:p>
+      <w:pPr>
+        <w:rPr>
+          <w:lang w:val="en-US"/>
+        </w:rPr>
+      </w:pPr>
+    </w:p>
+    <w:p>
+      <w:pPr>
+        <w:rPr>
+          <w:rStyle w:val="Wyrnienieintensywne"/>
+          <w:lang w:val="en-US"/>
+        </w:rPr>
+      </w:pPr>
+      <w:proofErr w:type="spellStart"/>
+      <w:r>
+        <w:rPr>
+          <w:rStyle w:val="Wyrnienieintensywne"/>
+          <w:lang w:val="en-US"/>
+        </w:rPr>
+        <w:t>az</w:t>
+      </w:r>
+      <w:proofErr w:type="spellEnd"/>
+      <w:r>
+        <w:rPr>
+          <w:rStyle w:val="Wyrnienieintensywne"/>
+          <w:lang w:val="en-US"/>
+        </w:rPr>
+        <w:t xml:space="preserve"> network </w:t>
+      </w:r>
+      <w:proofErr w:type="spellStart"/>
+      <w:r>
+        <w:rPr>
+          <w:rStyle w:val="Wyrnienieintensywne"/>
+          <w:lang w:val="en-US"/>
+        </w:rPr>
+        <w:t>vnet</w:t>
+      </w:r>
+      <w:proofErr w:type="spellEnd"/>
+      <w:r>
+        <w:rPr>
+          <w:rStyle w:val="Wyrnienieintensywne"/>
+          <w:lang w:val="en-US"/>
+        </w:rPr>
+        <w:t xml:space="preserve"> show \</w:t>
+      </w:r>
+    </w:p>
+    <w:p>
+      <w:pPr>
+        <w:rPr>
+          <w:rStyle w:val="Wyrnienieintensywne"/>
+          <w:lang w:val="en-US"/>
+        </w:rPr>
+      </w:pPr>
+      <w:r>
+        <w:rPr>
+          <w:rStyle w:val="Wyrnienieintensywne"/>
+          <w:lang w:val="en-US"/>
+        </w:rPr>
+        <w:t xml:space="preserve">  --resource-group kml_rg_main-52ed85dd98d94795 \</w:t>
+      </w:r>
+    </w:p>
+    <w:p>
+      <w:pPr>
+        <w:rPr>
+          <w:rStyle w:val="Wyrnienieintensywne"/>
+          <w:lang w:val="en-US"/>
+        </w:rPr>
+      </w:pPr>
+      <w:r>
+        <w:rPr>
+          <w:rStyle w:val="Wyrnienieintensywne"/>
+          <w:lang w:val="en-US"/>
+        </w:rPr>
+        <w:lastRenderedPageBreak/>
+        <w:t xml:space="preserve">  --name </w:t>
+      </w:r>
+      <w:proofErr w:type="spellStart"/>
+      <w:r>
+        <w:rPr>
+          <w:rStyle w:val="Wyrnienieintensywne"/>
+          <w:lang w:val="en-US"/>
+        </w:rPr>
+        <w:t>devops-vnet</w:t>
+      </w:r>
+      <w:proofErr w:type="spellEnd"/>
+      <w:r>
+        <w:rPr>
+          <w:rStyle w:val="Wyrnienieintensywne"/>
+          <w:lang w:val="en-US"/>
+        </w:rPr>
+        <w:t xml:space="preserve"> \</w:t>
+      </w:r>
+    </w:p>
+    <w:p>
+      <w:pPr>
+        <w:rPr>
+          <w:rStyle w:val="Wyrnienieintensywne"/>
+          <w:lang w:val="en-US"/>
+        </w:rPr>
+      </w:pPr>
+      <w:r>
+        <w:rPr>
+          <w:rStyle w:val="Wyrnienieintensywne"/>
+          <w:lang w:val="en-US"/>
+        </w:rPr>
+        <w:t xml:space="preserve">  -o table</w:t>
+      </w:r>
+    </w:p>
+    <w:p>
+      <w:pPr>
+        <w:rPr>
+          <w:lang w:val="en-US"/>
+        </w:rPr>
+      </w:pPr>
+      <w:r>
+        <w:rPr>
+          <w:lang w:val="en-US"/>
+        </w:rPr>
+        <w:t>Portal</w:t>
+      </w:r>
+    </w:p>
+    <w:p>
+      <w:r>
+        <w:rPr>
+          <w:noProof/>
+        </w:rPr>
+        <w:drawing>
+          <wp:inline distT="0" distB="0" distL="0" distR="0" wp14:anchorId="0480C81A" wp14:editId="5C309FDB">
+            <wp:extent cx="5760720" cy="4156710"/>
+            <wp:effectExtent l="0" t="0" r="0" b="0"/>
+            <wp:docPr id="921961119" name="Obraz 1"/>
+            <wp:cNvGraphicFramePr>
+              <a:graphicFrameLocks xmlns:a="http://schemas.openxmlformats.org/drawingml/2006/main" noChangeAspect="1"/>
+            </wp:cNvGraphicFramePr>
+            <a:graphic xmlns:a="http://schemas.openxmlformats.org/drawingml/2006/main">
+              <a:graphicData uri="http://schemas.openxmlformats.org/drawingml/2006/picture">
+                <pic:pic xmlns:pic="http://schemas.openxmlformats.org/drawingml/2006/picture">
+                  <pic:nvPicPr>
+                    <pic:cNvPr id="921961119" name=""/>
+                    <pic:cNvPicPr/>
+                  </pic:nvPicPr>
+                  <pic:blipFill>
+                    <a:blip r:embed="rId11"/>
+                    <a:stretch>
+                      <a:fillRect/>
+                    </a:stretch>
+                  </pic:blipFill>
+                  <pic:spPr>
+                    <a:xfrm>
+                      <a:off x="0" y="0"/>
+                      <a:ext cx="5760720" cy="4156710"/>
+                    </a:xfrm>
+                    <a:prstGeom prst="rect">
+                      <a:avLst/>
+                    </a:prstGeom>
+                  </pic:spPr>
+                </pic:pic>
+              </a:graphicData>
+            </a:graphic>
+          </wp:inline>
+        </w:drawing>
+      </w:r>
+    </w:p>
+    <w:p>
+      <w:r>
+        <w:rPr>
+          <w:noProof/>
+        </w:rPr>
+        <w:lastRenderedPageBreak/>
+        <w:drawing>
+          <wp:inline distT="0" distB="0" distL="0" distR="0" wp14:anchorId="7A64256F" wp14:editId="3E3D2E9F">
+            <wp:extent cx="5760720" cy="4953635"/>
+            <wp:effectExtent l="0" t="0" r="0" b="0"/>
+            <wp:docPr id="1285713691" name="Obraz 1"/>
+            <wp:cNvGraphicFramePr>
+              <a:graphicFrameLocks xmlns:a="http://schemas.openxmlformats.org/drawingml/2006/main" noChangeAspect="1"/>
+            </wp:cNvGraphicFramePr>
+            <a:graphic xmlns:a="http://schemas.openxmlformats.org/drawingml/2006/main">
+              <a:graphicData uri="http://schemas.openxmlformats.org/drawingml/2006/picture">
+                <pic:pic xmlns:pic="http://schemas.openxmlformats.org/drawingml/2006/picture">
+                  <pic:nvPicPr>
+                    <pic:cNvPr id="1285713691" name=""/>
+                    <pic:cNvPicPr/>
+                  </pic:nvPicPr>
+                  <pic:blipFill>
+                    <a:blip r:embed="rId12"/>
+                    <a:stretch>
+                      <a:fillRect/>
+                    </a:stretch>
+                  </pic:blipFill>
+                  <pic:spPr>
+                    <a:xfrm>
+                      <a:off x="0" y="0"/>
+                      <a:ext cx="5760720" cy="4953635"/>
+                    </a:xfrm>
+                    <a:prstGeom prst="rect">
+                      <a:avLst/>
+                    </a:prstGeom>
+                  </pic:spPr>
+                </pic:pic>
+              </a:graphicData>
+            </a:graphic>
+          </wp:inline>
+        </w:drawing>
+      </w:r>
+    </w:p>
+    <w:p>
+      <w:r>
+        <w:rPr>
+          <w:noProof/>
+        </w:rPr>
+        <w:lastRenderedPageBreak/>
+        <w:drawing>
+          <wp:inline distT="0" distB="0" distL="0" distR="0" wp14:anchorId="5B22ED67" wp14:editId="02C2B7D9">
+            <wp:extent cx="5760720" cy="5890260"/>
+            <wp:effectExtent l="0" t="0" r="0" b="0"/>
+            <wp:docPr id="1397312501" name="Obraz 1"/>
+            <wp:cNvGraphicFramePr>
+              <a:graphicFrameLocks xmlns:a="http://schemas.openxmlformats.org/drawingml/2006/main" noChangeAspect="1"/>
+            </wp:cNvGraphicFramePr>
+            <a:graphic xmlns:a="http://schemas.openxmlformats.org/drawingml/2006/main">
+              <a:graphicData uri="http://schemas.openxmlformats.org/drawingml/2006/picture">
+                <pic:pic xmlns:pic="http://schemas.openxmlformats.org/drawingml/2006/picture">
+                  <pic:nvPicPr>
+                    <pic:cNvPr id="1397312501" name=""/>
+                    <pic:cNvPicPr/>
+                  </pic:nvPicPr>
+                  <pic:blipFill>
+                    <a:blip r:embed="rId13"/>
+                    <a:stretch>
+                      <a:fillRect/>
+                    </a:stretch>
+                  </pic:blipFill>
+                  <pic:spPr>
+                    <a:xfrm>
+                      <a:off x="0" y="0"/>
+                      <a:ext cx="5760720" cy="5890260"/>
+                    </a:xfrm>
+                    <a:prstGeom prst="rect">
+                      <a:avLst/>
+                    </a:prstGeom>
+                  </pic:spPr>
+                </pic:pic>
+              </a:graphicData>
+            </a:graphic>
+          </wp:inline>
+        </w:drawing>
+      </w:r>
+    </w:p>
+    <w:p>
+      <w:pPr>
+        <w:pStyle w:val="Nagwek2"/>
+        <w:rPr>
+          <w:lang w:val="en-US"/>
+        </w:rPr>
+      </w:pPr>
+      <w:bookmarkStart w:id="11" w:name="_Toc227622001"/>
+      <w:r>
+        <w:rPr>
+          <w:lang w:val="en-US"/>
+        </w:rPr>
+        <w:t>Why we need that</w:t>
+      </w:r>
+      <w:bookmarkEnd w:id="11"/>
+    </w:p>
+    <w:p>
+      <w:pPr>
+        <w:rPr>
+          <w:lang w:val="en-US"/>
+        </w:rPr>
+      </w:pPr>
+      <w:r>
+        <w:rPr>
+          <w:lang w:val="en-US"/>
+        </w:rPr>
+        <w:t xml:space="preserve">We need a </w:t>
+      </w:r>
+      <w:proofErr w:type="spellStart"/>
+      <w:r>
+        <w:rPr>
+          <w:b/>
+          <w:bCs/>
+          <w:lang w:val="en-US"/>
+        </w:rPr>
+        <w:t>VNet</w:t>
+      </w:r>
+      <w:proofErr w:type="spellEnd"/>
+      <w:r>
+        <w:rPr>
+          <w:lang w:val="en-US"/>
+        </w:rPr>
+        <w:t xml:space="preserve"> because it is the private network for Azure resources.</w:t>
+      </w:r>
+    </w:p>
+    <w:p>
+      <w:pPr>
+        <w:rPr>
+          <w:lang w:val="en-US"/>
+        </w:rPr>
+      </w:pPr>
+      <w:r>
+        <w:rPr>
+          <w:lang w:val="en-US"/>
+        </w:rPr>
+        <w:t xml:space="preserve">It lets your cloud resources, like VMs, communicate securely with each other, get private IP addresses, and be organized into subnets. It also gives you control over traffic flow, routing, and connectivity to the internet or on-prem networks. In this task, creating the </w:t>
+      </w:r>
+      <w:proofErr w:type="spellStart"/>
+      <w:r>
+        <w:rPr>
+          <w:lang w:val="en-US"/>
+        </w:rPr>
+        <w:t>VNet</w:t>
+      </w:r>
+      <w:proofErr w:type="spellEnd"/>
+      <w:r>
+        <w:rPr>
+          <w:lang w:val="en-US"/>
+        </w:rPr>
+        <w:t xml:space="preserve"> is the first networking step before placing other resources inside it.</w:t>
+      </w:r>
+    </w:p>
+    <w:p>
+      <w:pPr>
+        <w:pStyle w:val="Nagwek1"/>
+        <w:rPr>
+          <w:lang w:val="en-US"/>
+        </w:rPr>
+      </w:pPr>
+      <w:bookmarkStart w:id="12" w:name="_Toc227622002"/>
+      <w:r>
+        <w:rPr>
+          <w:lang w:val="en-US"/>
+        </w:rPr>
+        <w:t xml:space="preserve">Task 5 </w:t>
+      </w:r>
+      <w:r>
+        <w:rPr>
+          <w:lang w:val="en-US"/>
+        </w:rPr>
+        <w:t>Create a Virtual Network (IPv4) in Azure</w:t>
+      </w:r>
+      <w:bookmarkEnd w:id="12"/>
+    </w:p>
+    <w:p>
+      <w:pPr>
+        <w:rPr>
+          <w:lang w:val="en-US"/>
+        </w:rPr>
+      </w:pPr>
+      <w:r>
+        <w:rPr>
+          <w:lang w:val="en-US"/>
+        </w:rPr>
+        <w:t xml:space="preserve">The Nautilus DevOps team is strategically planning the migration of a portion of their infrastructure to the Azure cloud. Acknowledging the magnitude of this endeavor, they have chosen to tackle the migration incrementally rather than as a single, massive </w:t>
+      </w:r>
+      <w:r>
+        <w:rPr>
+          <w:lang w:val="en-US"/>
+        </w:rPr>
+        <w:lastRenderedPageBreak/>
+        <w:t>transition. Their approach involves creating Virtual Networks (</w:t>
+      </w:r>
+      <w:proofErr w:type="spellStart"/>
+      <w:r>
+        <w:rPr>
+          <w:lang w:val="en-US"/>
+        </w:rPr>
+        <w:t>VNets</w:t>
+      </w:r>
+      <w:proofErr w:type="spellEnd"/>
+      <w:r>
+        <w:rPr>
+          <w:lang w:val="en-US"/>
+        </w:rPr>
+        <w:t xml:space="preserve">) as the initial step, as they will be provisioning various services under different </w:t>
+      </w:r>
+      <w:proofErr w:type="spellStart"/>
+      <w:r>
+        <w:rPr>
+          <w:lang w:val="en-US"/>
+        </w:rPr>
+        <w:t>VNets</w:t>
+      </w:r>
+      <w:proofErr w:type="spellEnd"/>
+      <w:r>
+        <w:rPr>
+          <w:lang w:val="en-US"/>
+        </w:rPr>
+        <w:t>.</w:t>
+      </w:r>
+    </w:p>
+    <w:p>
+      <w:pPr>
+        <w:rPr>
+          <w:lang w:val="en-US"/>
+        </w:rPr>
+      </w:pPr>
+    </w:p>
+    <w:p>
+      <w:pPr>
+        <w:rPr>
+          <w:lang w:val="en-US"/>
+        </w:rPr>
+      </w:pPr>
+      <w:r>
+        <w:rPr>
+          <w:lang w:val="en-US"/>
+        </w:rPr>
+        <w:t>Create a Virtual Network (</w:t>
+      </w:r>
+      <w:proofErr w:type="spellStart"/>
+      <w:r>
+        <w:rPr>
+          <w:lang w:val="en-US"/>
+        </w:rPr>
+        <w:t>VNet</w:t>
+      </w:r>
+      <w:proofErr w:type="spellEnd"/>
+      <w:r>
+        <w:rPr>
+          <w:lang w:val="en-US"/>
+        </w:rPr>
+        <w:t xml:space="preserve">) </w:t>
+      </w:r>
+      <w:proofErr w:type="spellStart"/>
+      <w:r>
+        <w:rPr>
+          <w:lang w:val="en-US"/>
+        </w:rPr>
+        <w:t>nam</w:t>
+      </w:r>
+      <w:proofErr w:type="spellEnd"/>
+      <w:r>
+        <w:rPr>
+          <w:lang w:val="en-US"/>
+        </w:rPr>
+        <w:t xml:space="preserve"> </w:t>
+      </w:r>
+      <w:r>
+        <w:rPr>
+          <w:lang w:val="en-US"/>
+        </w:rPr>
+        <w:t xml:space="preserve">ed </w:t>
+      </w:r>
+      <w:proofErr w:type="spellStart"/>
+      <w:r>
+        <w:rPr>
+          <w:lang w:val="en-US"/>
+        </w:rPr>
+        <w:t>xfusion-vnet</w:t>
+      </w:r>
+      <w:proofErr w:type="spellEnd"/>
+      <w:r>
+        <w:rPr>
+          <w:lang w:val="en-US"/>
+        </w:rPr>
+        <w:t xml:space="preserve"> in the </w:t>
+      </w:r>
+      <w:proofErr w:type="spellStart"/>
+      <w:r>
+        <w:rPr>
+          <w:lang w:val="en-US"/>
+        </w:rPr>
+        <w:t>centralus</w:t>
+      </w:r>
+      <w:proofErr w:type="spellEnd"/>
+      <w:r>
+        <w:rPr>
+          <w:lang w:val="en-US"/>
+        </w:rPr>
+        <w:t xml:space="preserve"> region with 192.168.0.0/24 IPv4 CIDR.</w:t>
+      </w:r>
+    </w:p>
+    <w:p>
+      <w:pPr>
+        <w:pStyle w:val="Nagwek2"/>
+        <w:rPr>
+          <w:lang w:val="en-US"/>
+        </w:rPr>
+      </w:pPr>
+      <w:bookmarkStart w:id="13" w:name="_Toc227622003"/>
+      <w:r>
+        <w:rPr>
+          <w:lang w:val="en-US"/>
+        </w:rPr>
+        <w:t>Solution</w:t>
+      </w:r>
+      <w:bookmarkEnd w:id="13"/>
+    </w:p>
+    <w:p>
+      <w:pPr>
+        <w:rPr>
+          <w:lang w:val="en-US"/>
+        </w:rPr>
+      </w:pPr>
+      <w:r>
+        <w:rPr>
+          <w:lang w:val="en-US"/>
+        </w:rPr>
+        <w:t>From script</w:t>
+      </w:r>
+    </w:p>
+    <w:p>
+      <w:pPr>
+        <w:rPr>
+          <w:rStyle w:val="Wyrnienieintensywne"/>
+        </w:rPr>
+      </w:pPr>
+      <w:proofErr w:type="spellStart"/>
+      <w:r>
+        <w:rPr>
+          <w:rStyle w:val="Wyrnienieintensywne"/>
+        </w:rPr>
+        <w:t>az</w:t>
+      </w:r>
+      <w:proofErr w:type="spellEnd"/>
+      <w:r>
+        <w:rPr>
+          <w:rStyle w:val="Wyrnienieintensywne"/>
+        </w:rPr>
+        <w:t xml:space="preserve"> </w:t>
+      </w:r>
+      <w:proofErr w:type="spellStart"/>
+      <w:r>
+        <w:rPr>
+          <w:rStyle w:val="Wyrnienieintensywne"/>
+        </w:rPr>
+        <w:t>group</w:t>
+      </w:r>
+      <w:proofErr w:type="spellEnd"/>
+      <w:r>
+        <w:rPr>
+          <w:rStyle w:val="Wyrnienieintensywne"/>
+        </w:rPr>
+        <w:t xml:space="preserve"> list --</w:t>
+      </w:r>
+      <w:proofErr w:type="spellStart"/>
+      <w:r>
+        <w:rPr>
+          <w:rStyle w:val="Wyrnienieintensywne"/>
+        </w:rPr>
+        <w:t>output</w:t>
+      </w:r>
+      <w:proofErr w:type="spellEnd"/>
+      <w:r>
+        <w:rPr>
+          <w:rStyle w:val="Wyrnienieintensywne"/>
+        </w:rPr>
+        <w:t xml:space="preserve"> </w:t>
+      </w:r>
+      <w:proofErr w:type="spellStart"/>
+      <w:r>
+        <w:rPr>
+          <w:rStyle w:val="Wyrnienieintensywne"/>
+        </w:rPr>
+        <w:t>table</w:t>
+      </w:r>
+      <w:proofErr w:type="spellEnd"/>
+    </w:p>
+    <w:p>
+      <w:pPr>
+        <w:rPr>
+          <w:lang w:val="en-US"/>
+        </w:rPr>
+      </w:pPr>
+    </w:p>
+    <w:p>
+      <w:pPr>
+        <w:rPr>
+          <w:rStyle w:val="Wyrnienieintensywne"/>
+          <w:lang w:val="en-US"/>
+        </w:rPr>
+      </w:pPr>
+      <w:proofErr w:type="spellStart"/>
+      <w:r>
+        <w:rPr>
+          <w:rStyle w:val="Wyrnienieintensywne"/>
+          <w:lang w:val="en-US"/>
+        </w:rPr>
+        <w:t>az</w:t>
+      </w:r>
+      <w:proofErr w:type="spellEnd"/>
+      <w:r>
+        <w:rPr>
+          <w:rStyle w:val="Wyrnienieintensywne"/>
+          <w:lang w:val="en-US"/>
+        </w:rPr>
+        <w:t xml:space="preserve"> network </w:t>
+      </w:r>
+      <w:proofErr w:type="spellStart"/>
+      <w:r>
+        <w:rPr>
+          <w:rStyle w:val="Wyrnienieintensywne"/>
+          <w:lang w:val="en-US"/>
+        </w:rPr>
+        <w:t>vnet</w:t>
+      </w:r>
+      <w:proofErr w:type="spellEnd"/>
+      <w:r>
+        <w:rPr>
+          <w:rStyle w:val="Wyrnienieintensywne"/>
+          <w:lang w:val="en-US"/>
+        </w:rPr>
+        <w:t xml:space="preserve"> create \</w:t>
+      </w:r>
+    </w:p>
+    <w:p>
+      <w:pPr>
+        <w:rPr>
+          <w:rStyle w:val="Wyrnienieintensywne"/>
+          <w:lang w:val="en-US"/>
+        </w:rPr>
+      </w:pPr>
+      <w:r>
+        <w:rPr>
+          <w:rStyle w:val="Wyrnienieintensywne"/>
+          <w:lang w:val="en-US"/>
+        </w:rPr>
+        <w:t xml:space="preserve">  --resource-group kml_rg_main-962b37aac35e4864 \</w:t>
+      </w:r>
+    </w:p>
+    <w:p>
+      <w:pPr>
+        <w:rPr>
+          <w:rStyle w:val="Wyrnienieintensywne"/>
+          <w:lang w:val="en-US"/>
+        </w:rPr>
+      </w:pPr>
+      <w:r>
+        <w:rPr>
+          <w:rStyle w:val="Wyrnienieintensywne"/>
+          <w:lang w:val="en-US"/>
+        </w:rPr>
+        <w:t xml:space="preserve">  --name </w:t>
+      </w:r>
+      <w:proofErr w:type="spellStart"/>
+      <w:r>
+        <w:rPr>
+          <w:rStyle w:val="Wyrnienieintensywne"/>
+          <w:lang w:val="en-US"/>
+        </w:rPr>
+        <w:t>xfusion-vnet</w:t>
+      </w:r>
+      <w:proofErr w:type="spellEnd"/>
+      <w:r>
+        <w:rPr>
+          <w:rStyle w:val="Wyrnienieintensywne"/>
+          <w:lang w:val="en-US"/>
+        </w:rPr>
+        <w:t xml:space="preserve"> \</w:t>
+      </w:r>
+    </w:p>
+    <w:p>
+      <w:pPr>
+        <w:rPr>
+          <w:rStyle w:val="Wyrnienieintensywne"/>
+          <w:lang w:val="en-US"/>
+        </w:rPr>
+      </w:pPr>
+      <w:r>
+        <w:rPr>
+          <w:rStyle w:val="Wyrnienieintensywne"/>
+          <w:lang w:val="en-US"/>
+        </w:rPr>
+        <w:t xml:space="preserve">  --location </w:t>
+      </w:r>
+      <w:proofErr w:type="spellStart"/>
+      <w:r>
+        <w:rPr>
+          <w:rStyle w:val="Wyrnienieintensywne"/>
+          <w:lang w:val="en-US"/>
+        </w:rPr>
+        <w:t>centralus</w:t>
+      </w:r>
+      <w:proofErr w:type="spellEnd"/>
+      <w:r>
+        <w:rPr>
+          <w:rStyle w:val="Wyrnienieintensywne"/>
+          <w:lang w:val="en-US"/>
+        </w:rPr>
+        <w:t xml:space="preserve"> \</w:t>
+      </w:r>
+    </w:p>
+    <w:p>
+      <w:pPr>
+        <w:rPr>
+          <w:lang w:val="en-US"/>
+        </w:rPr>
+      </w:pPr>
+      <w:r>
+        <w:rPr>
+          <w:rStyle w:val="Wyrnienieintensywne"/>
+          <w:lang w:val="en-US"/>
+        </w:rPr>
+        <w:t xml:space="preserve">  --address-prefixes 192.168.0.0/24</w:t>
+      </w:r>
+    </w:p>
+    <w:p>
+      <w:pPr>
+        <w:rPr>
+          <w:lang w:val="en-US"/>
+        </w:rPr>
+      </w:pPr>
+    </w:p>
+    <w:p>
+      <w:pPr>
+        <w:rPr>
+          <w:rStyle w:val="Wyrnienieintensywne"/>
+          <w:lang w:val="en-US"/>
+        </w:rPr>
+      </w:pPr>
+      <w:proofErr w:type="spellStart"/>
+      <w:r>
+        <w:rPr>
+          <w:rStyle w:val="Wyrnienieintensywne"/>
+          <w:lang w:val="en-US"/>
+        </w:rPr>
+        <w:t>az</w:t>
+      </w:r>
+      <w:proofErr w:type="spellEnd"/>
+      <w:r>
+        <w:rPr>
+          <w:rStyle w:val="Wyrnienieintensywne"/>
+          <w:lang w:val="en-US"/>
+        </w:rPr>
+        <w:t xml:space="preserve"> network </w:t>
+      </w:r>
+      <w:proofErr w:type="spellStart"/>
+      <w:r>
+        <w:rPr>
+          <w:rStyle w:val="Wyrnienieintensywne"/>
+          <w:lang w:val="en-US"/>
+        </w:rPr>
+        <w:t>vnet</w:t>
+      </w:r>
+      <w:proofErr w:type="spellEnd"/>
+      <w:r>
+        <w:rPr>
+          <w:rStyle w:val="Wyrnienieintensywne"/>
+          <w:lang w:val="en-US"/>
+        </w:rPr>
+        <w:t xml:space="preserve"> show \</w:t>
+      </w:r>
+      <w:r>
+        <w:rPr>
+          <w:rStyle w:val="Wyrnienieintensywne"/>
+          <w:lang w:val="en-US"/>
+        </w:rPr>
+        <w:br/>
+        <w:t>--resource-group kml_rg_main-962b37aac35e4864 \</w:t>
+      </w:r>
+      <w:r>
+        <w:rPr>
+          <w:rStyle w:val="Wyrnienieintensywne"/>
+          <w:lang w:val="en-US"/>
+        </w:rPr>
+        <w:br/>
+        <w:t xml:space="preserve">--name </w:t>
+      </w:r>
+      <w:proofErr w:type="spellStart"/>
+      <w:r>
+        <w:rPr>
+          <w:rStyle w:val="Wyrnienieintensywne"/>
+          <w:lang w:val="en-US"/>
+        </w:rPr>
+        <w:t>xfusion-vnet</w:t>
+      </w:r>
+      <w:proofErr w:type="spellEnd"/>
+      <w:r>
+        <w:rPr>
+          <w:rStyle w:val="Wyrnienieintensywne"/>
+          <w:lang w:val="en-US"/>
+        </w:rPr>
+        <w:t xml:space="preserve"> \</w:t>
+      </w:r>
+      <w:r>
+        <w:rPr>
+          <w:rStyle w:val="Wyrnienieintensywne"/>
+          <w:lang w:val="en-US"/>
+        </w:rPr>
+        <w:br/>
+        <w:t>--query "{name:name,location:location,addressSpace:addressSpace.addressPrefixes}" \</w:t>
+      </w:r>
+      <w:r>
+        <w:rPr>
+          <w:rStyle w:val="Wyrnienieintensywne"/>
+          <w:lang w:val="en-US"/>
+        </w:rPr>
+        <w:br/>
+        <w:t>-o table</w:t>
+      </w:r>
+    </w:p>
+    <w:p>
+      <w:pPr>
+        <w:rPr>
+          <w:lang w:val="en-US"/>
+        </w:rPr>
+      </w:pPr>
+    </w:p>
+    <w:p>
+      <w:pPr>
+        <w:rPr>
+          <w:lang w:val="en-US"/>
+        </w:rPr>
+      </w:pPr>
+      <w:r>
+        <w:rPr>
+          <w:lang w:val="en-US"/>
+        </w:rPr>
+        <w:t>From portal</w:t>
+      </w:r>
+    </w:p>
+    <w:p>
+      <w:pPr>
+        <w:rPr>
+          <w:lang w:val="en-US"/>
+        </w:rPr>
+      </w:pPr>
+      <w:r>
+        <w:rPr>
+          <w:lang w:val="en-US"/>
+        </w:rPr>
+        <w:lastRenderedPageBreak/>
+        <w:drawing>
+          <wp:inline distT="0" distB="0" distL="0" distR="0" wp14:anchorId="40BC0F75" wp14:editId="7DF52914">
+            <wp:extent cx="5760720" cy="3266440"/>
+            <wp:effectExtent l="0" t="0" r="0" b="0"/>
+            <wp:docPr id="660598748" name="Obraz 1"/>
+            <wp:cNvGraphicFramePr>
+              <a:graphicFrameLocks xmlns:a="http://schemas.openxmlformats.org/drawingml/2006/main" noChangeAspect="1"/>
+            </wp:cNvGraphicFramePr>
+            <a:graphic xmlns:a="http://schemas.openxmlformats.org/drawingml/2006/main">
+              <a:graphicData uri="http://schemas.openxmlformats.org/drawingml/2006/picture">
+                <pic:pic xmlns:pic="http://schemas.openxmlformats.org/drawingml/2006/picture">
+                  <pic:nvPicPr>
+                    <pic:cNvPr id="660598748" name=""/>
+                    <pic:cNvPicPr/>
+                  </pic:nvPicPr>
+                  <pic:blipFill>
+                    <a:blip r:embed="rId14"/>
+                    <a:stretch>
+                      <a:fillRect/>
+                    </a:stretch>
+                  </pic:blipFill>
+                  <pic:spPr>
+                    <a:xfrm>
+                      <a:off x="0" y="0"/>
+                      <a:ext cx="5760720" cy="3266440"/>
+                    </a:xfrm>
+                    <a:prstGeom prst="rect">
+                      <a:avLst/>
+                    </a:prstGeom>
+                  </pic:spPr>
+                </pic:pic>
+              </a:graphicData>
+            </a:graphic>
+          </wp:inline>
+        </w:drawing>
+      </w:r>
+    </w:p>
+    <w:p>
+      <w:pPr>
+        <w:rPr>
+          <w:lang w:val="en-US"/>
+        </w:rPr>
+      </w:pPr>
+      <w:r>
+        <w:rPr>
+          <w:lang w:val="en-US"/>
+        </w:rPr>
+        <w:drawing>
+          <wp:inline distT="0" distB="0" distL="0" distR="0" wp14:anchorId="438E6CD0" wp14:editId="71F9462E">
+            <wp:extent cx="5760720" cy="4582160"/>
+            <wp:effectExtent l="0" t="0" r="0" b="8890"/>
+            <wp:docPr id="1389865338" name="Obraz 1"/>
+            <wp:cNvGraphicFramePr>
+              <a:graphicFrameLocks xmlns:a="http://schemas.openxmlformats.org/drawingml/2006/main" noChangeAspect="1"/>
+            </wp:cNvGraphicFramePr>
+            <a:graphic xmlns:a="http://schemas.openxmlformats.org/drawingml/2006/main">
+              <a:graphicData uri="http://schemas.openxmlformats.org/drawingml/2006/picture">
+                <pic:pic xmlns:pic="http://schemas.openxmlformats.org/drawingml/2006/picture">
+                  <pic:nvPicPr>
+                    <pic:cNvPr id="1389865338" name=""/>
+                    <pic:cNvPicPr/>
+                  </pic:nvPicPr>
+                  <pic:blipFill>
+                    <a:blip r:embed="rId15"/>
+                    <a:stretch>
+                      <a:fillRect/>
+                    </a:stretch>
+                  </pic:blipFill>
+                  <pic:spPr>
+                    <a:xfrm>
+                      <a:off x="0" y="0"/>
+                      <a:ext cx="5760720" cy="4582160"/>
+                    </a:xfrm>
+                    <a:prstGeom prst="rect">
+                      <a:avLst/>
+                    </a:prstGeom>
+                  </pic:spPr>
+                </pic:pic>
+              </a:graphicData>
+            </a:graphic>
+          </wp:inline>
+        </w:drawing>
+      </w:r>
+    </w:p>
+    <w:p>
+      <w:pPr>
+        <w:rPr>
+          <w:lang w:val="en-US"/>
+        </w:rPr>
+      </w:pPr>
+      <w:r>
+        <w:rPr>
+          <w:lang w:val="en-US"/>
+        </w:rPr>
+        <w:lastRenderedPageBreak/>
+        <w:drawing>
+          <wp:inline distT="0" distB="0" distL="0" distR="0" wp14:anchorId="30A0EC14" wp14:editId="5CE7FF6A">
+            <wp:extent cx="5760720" cy="4814570"/>
+            <wp:effectExtent l="0" t="0" r="0" b="5080"/>
+            <wp:docPr id="1171717009" name="Obraz 1"/>
+            <wp:cNvGraphicFramePr>
+              <a:graphicFrameLocks xmlns:a="http://schemas.openxmlformats.org/drawingml/2006/main" noChangeAspect="1"/>
+            </wp:cNvGraphicFramePr>
+            <a:graphic xmlns:a="http://schemas.openxmlformats.org/drawingml/2006/main">
+              <a:graphicData uri="http://schemas.openxmlformats.org/drawingml/2006/picture">
+                <pic:pic xmlns:pic="http://schemas.openxmlformats.org/drawingml/2006/picture">
+                  <pic:nvPicPr>
+                    <pic:cNvPr id="1171717009" name=""/>
+                    <pic:cNvPicPr/>
+                  </pic:nvPicPr>
+                  <pic:blipFill>
+                    <a:blip r:embed="rId16"/>
+                    <a:stretch>
+                      <a:fillRect/>
+                    </a:stretch>
+                  </pic:blipFill>
+                  <pic:spPr>
+                    <a:xfrm>
+                      <a:off x="0" y="0"/>
+                      <a:ext cx="5760720" cy="4814570"/>
+                    </a:xfrm>
+                    <a:prstGeom prst="rect">
+                      <a:avLst/>
+                    </a:prstGeom>
+                  </pic:spPr>
+                </pic:pic>
+              </a:graphicData>
+            </a:graphic>
+          </wp:inline>
+        </w:drawing>
+      </w:r>
+    </w:p>
+    <w:p>
+      <w:pPr>
+        <w:pStyle w:val="Nagwek2"/>
+        <w:rPr>
+          <w:lang w:val="en-US"/>
+        </w:rPr>
+      </w:pPr>
+      <w:bookmarkStart w:id="14" w:name="_Toc227622004"/>
+      <w:r>
+        <w:rPr>
+          <w:lang w:val="en-US"/>
+        </w:rPr>
+        <w:t>Why we need that</w:t>
+      </w:r>
+      <w:bookmarkEnd w:id="14"/>
+    </w:p>
+    <w:p>
+      <w:pPr>
+        <w:rPr>
+          <w:lang w:val="en-US"/>
+        </w:rPr>
+      </w:pPr>
+      <w:r>
+        <w:rPr>
+          <w:lang w:val="en-US"/>
+        </w:rPr>
+        <w:t>A Virtual Network is needed to create a private, isolated network in Azure for your resources. It lets you control IP address ranges, organize services securely, enable communication between Azure resources, and connect cloud infrastructure to on-premises networks in a controlled way.</w:t>
       </w:r>
     </w:p>
     <w:sectPr>
@@ -2621,6 +5887,62 @@
       <w:color w:val="404040" w:themeColor="text1" w:themeTint="BF"/>
     </w:rPr>
   </w:style>
+  <w:style w:type="paragraph" w:styleId="Nagwekspisutreci">
+    <w:name w:val="TOC Heading"/>
+    <w:basedOn w:val="Nagwek1"/>
+    <w:next w:val="Normalny"/>
+    <w:uiPriority w:val="39"/>
+    <w:unhideWhenUsed/>
+    <w:qFormat/>
+    <w:rsid w:val="00A52731"/>
+    <w:pPr>
+      <w:spacing w:before="240" w:after="0" w:line="259" w:lineRule="auto"/>
+      <w:outlineLvl w:val="9"/>
+    </w:pPr>
+    <w:rPr>
+      <w:kern w:val="0"/>
+      <w:sz w:val="32"/>
+      <w:szCs w:val="32"/>
+      <w:lang w:eastAsia="pl-PL"/>
+      <w14:ligatures w14:val="none"/>
+    </w:rPr>
+  </w:style>
+  <w:style w:type="paragraph" w:styleId="Spistreci1">
+    <w:name w:val="toc 1"/>
+    <w:basedOn w:val="Normalny"/>
+    <w:next w:val="Normalny"/>
+    <w:autoRedefine/>
+    <w:uiPriority w:val="39"/>
+    <w:unhideWhenUsed/>
+    <w:rsid w:val="00A52731"/>
+    <w:pPr>
+      <w:spacing w:after="100"/>
+    </w:pPr>
+  </w:style>
+  <w:style w:type="paragraph" w:styleId="Spistreci2">
+    <w:name w:val="toc 2"/>
+    <w:basedOn w:val="Normalny"/>
+    <w:next w:val="Normalny"/>
+    <w:autoRedefine/>
+    <w:uiPriority w:val="39"/>
+    <w:unhideWhenUsed/>
+    <w:rsid w:val="00A52731"/>
+    <w:pPr>
+      <w:spacing w:after="100"/>
+      <w:ind w:left="240"/>
+    </w:pPr>
+  </w:style>
+  <w:style w:type="character" w:styleId="Hipercze">
+    <w:name w:val="Hyperlink"/>
+    <w:basedOn w:val="Domylnaczcionkaakapitu"/>
+    <w:uiPriority w:val="99"/>
+    <w:unhideWhenUsed/>
+    <w:rsid w:val="00A52731"/>
+    <w:rPr>
+      <w:color w:val="467886" w:themeColor="hyperlink"/>
+      <w:u w:val="single"/>
+    </w:rPr>
+  </w:style>
 </w:styles>
 </file>
 
@@ -2937,4 +6259,16 @@
     </a:ext>
   </a:extLst>
 </a:theme>
+</file>
+
+<file path=customXml/item1.xml><?xml version="1.0" encoding="utf-8"?>
+<b:Sources xmlns:b="http://schemas.openxmlformats.org/officeDocument/2006/bibliography" xmlns="http://schemas.openxmlformats.org/officeDocument/2006/bibliography" SelectedStyle="\APASixthEditionOfficeOnline.xsl" StyleName="APA" Version="6"/>
+</file>
+
+<file path=customXml/itemProps1.xml><?xml version="1.0" encoding="utf-8"?>
+<ds:datastoreItem xmlns:ds="http://schemas.openxmlformats.org/officeDocument/2006/customXml" ds:itemID="{3144FBA3-8892-433D-8344-190A0E1F745D}">
+  <ds:schemaRefs>
+    <ds:schemaRef ds:uri="http://schemas.openxmlformats.org/officeDocument/2006/bibliography"/>
+  </ds:schemaRefs>
+</ds:datastoreItem>
 </file>
--- a/Az Tasks.docx
+++ b/Az Tasks.docx
@@ -55,7 +55,7 @@
           <w:r>
             <w:fldChar w:fldCharType="separate"/>
           </w:r>
-          <w:hyperlink w:anchor="_Toc227621990" w:history="1">
+          <w:hyperlink w:anchor="_Toc227625338" w:history="1">
             <w:r>
               <w:rPr>
                 <w:rStyle w:val="Hipercze"/>
@@ -83,7 +83,7 @@
                 <w:noProof/>
                 <w:webHidden/>
               </w:rPr>
-              <w:instrText xml:space="preserve"> PAGEREF _Toc227621990 \h </w:instrText>
+              <w:instrText xml:space="preserve"> PAGEREF _Toc227625338 \h </w:instrText>
             </w:r>
             <w:r>
               <w:rPr>
@@ -126,7 +126,7 @@
               <w:lang w:eastAsia="pl-PL"/>
             </w:rPr>
           </w:pPr>
-          <w:hyperlink w:anchor="_Toc227621991" w:history="1">
+          <w:hyperlink w:anchor="_Toc227625339" w:history="1">
             <w:r>
               <w:rPr>
                 <w:rStyle w:val="Hipercze"/>
@@ -154,7 +154,7 @@
                 <w:noProof/>
                 <w:webHidden/>
               </w:rPr>
-              <w:instrText xml:space="preserve"> PAGEREF _Toc227621991 \h </w:instrText>
+              <w:instrText xml:space="preserve"> PAGEREF _Toc227625339 \h </w:instrText>
             </w:r>
             <w:r>
               <w:rPr>
@@ -197,7 +197,7 @@
               <w:lang w:eastAsia="pl-PL"/>
             </w:rPr>
           </w:pPr>
-          <w:hyperlink w:anchor="_Toc227621992" w:history="1">
+          <w:hyperlink w:anchor="_Toc227625340" w:history="1">
             <w:r>
               <w:rPr>
                 <w:rStyle w:val="Hipercze"/>
@@ -225,7 +225,7 @@
                 <w:noProof/>
                 <w:webHidden/>
               </w:rPr>
-              <w:instrText xml:space="preserve"> PAGEREF _Toc227621992 \h </w:instrText>
+              <w:instrText xml:space="preserve"> PAGEREF _Toc227625340 \h </w:instrText>
             </w:r>
             <w:r>
               <w:rPr>
@@ -268,7 +268,7 @@
               <w:lang w:eastAsia="pl-PL"/>
             </w:rPr>
           </w:pPr>
-          <w:hyperlink w:anchor="_Toc227621993" w:history="1">
+          <w:hyperlink w:anchor="_Toc227625341" w:history="1">
             <w:r>
               <w:rPr>
                 <w:rStyle w:val="Hipercze"/>
@@ -296,7 +296,7 @@
                 <w:noProof/>
                 <w:webHidden/>
               </w:rPr>
-              <w:instrText xml:space="preserve"> PAGEREF _Toc227621993 \h </w:instrText>
+              <w:instrText xml:space="preserve"> PAGEREF _Toc227625341 \h </w:instrText>
             </w:r>
             <w:r>
               <w:rPr>
@@ -339,7 +339,7 @@
               <w:lang w:eastAsia="pl-PL"/>
             </w:rPr>
           </w:pPr>
-          <w:hyperlink w:anchor="_Toc227621994" w:history="1">
+          <w:hyperlink w:anchor="_Toc227625342" w:history="1">
             <w:r>
               <w:rPr>
                 <w:rStyle w:val="Hipercze"/>
@@ -367,7 +367,7 @@
                 <w:noProof/>
                 <w:webHidden/>
               </w:rPr>
-              <w:instrText xml:space="preserve"> PAGEREF _Toc227621994 \h </w:instrText>
+              <w:instrText xml:space="preserve"> PAGEREF _Toc227625342 \h </w:instrText>
             </w:r>
             <w:r>
               <w:rPr>
@@ -410,7 +410,7 @@
               <w:lang w:eastAsia="pl-PL"/>
             </w:rPr>
           </w:pPr>
-          <w:hyperlink w:anchor="_Toc227621995" w:history="1">
+          <w:hyperlink w:anchor="_Toc227625343" w:history="1">
             <w:r>
               <w:rPr>
                 <w:rStyle w:val="Hipercze"/>
@@ -438,7 +438,7 @@
                 <w:noProof/>
                 <w:webHidden/>
               </w:rPr>
-              <w:instrText xml:space="preserve"> PAGEREF _Toc227621995 \h </w:instrText>
+              <w:instrText xml:space="preserve"> PAGEREF _Toc227625343 \h </w:instrText>
             </w:r>
             <w:r>
               <w:rPr>
@@ -481,7 +481,7 @@
               <w:lang w:eastAsia="pl-PL"/>
             </w:rPr>
           </w:pPr>
-          <w:hyperlink w:anchor="_Toc227621996" w:history="1">
+          <w:hyperlink w:anchor="_Toc227625344" w:history="1">
             <w:r>
               <w:rPr>
                 <w:rStyle w:val="Hipercze"/>
@@ -509,7 +509,7 @@
                 <w:noProof/>
                 <w:webHidden/>
               </w:rPr>
-              <w:instrText xml:space="preserve"> PAGEREF _Toc227621996 \h </w:instrText>
+              <w:instrText xml:space="preserve"> PAGEREF _Toc227625344 \h </w:instrText>
             </w:r>
             <w:r>
               <w:rPr>
@@ -552,7 +552,7 @@
               <w:lang w:eastAsia="pl-PL"/>
             </w:rPr>
           </w:pPr>
-          <w:hyperlink w:anchor="_Toc227621997" w:history="1">
+          <w:hyperlink w:anchor="_Toc227625345" w:history="1">
             <w:r>
               <w:rPr>
                 <w:rStyle w:val="Hipercze"/>
@@ -580,7 +580,7 @@
                 <w:noProof/>
                 <w:webHidden/>
               </w:rPr>
-              <w:instrText xml:space="preserve"> PAGEREF _Toc227621997 \h </w:instrText>
+              <w:instrText xml:space="preserve"> PAGEREF _Toc227625345 \h </w:instrText>
             </w:r>
             <w:r>
               <w:rPr>
@@ -623,7 +623,7 @@
               <w:lang w:eastAsia="pl-PL"/>
             </w:rPr>
           </w:pPr>
-          <w:hyperlink w:anchor="_Toc227621998" w:history="1">
+          <w:hyperlink w:anchor="_Toc227625346" w:history="1">
             <w:r>
               <w:rPr>
                 <w:rStyle w:val="Hipercze"/>
@@ -651,7 +651,7 @@
                 <w:noProof/>
                 <w:webHidden/>
               </w:rPr>
-              <w:instrText xml:space="preserve"> PAGEREF _Toc227621998 \h </w:instrText>
+              <w:instrText xml:space="preserve"> PAGEREF _Toc227625346 \h </w:instrText>
             </w:r>
             <w:r>
               <w:rPr>
@@ -694,7 +694,7 @@
               <w:lang w:eastAsia="pl-PL"/>
             </w:rPr>
           </w:pPr>
-          <w:hyperlink w:anchor="_Toc227621999" w:history="1">
+          <w:hyperlink w:anchor="_Toc227625347" w:history="1">
             <w:r>
               <w:rPr>
                 <w:rStyle w:val="Hipercze"/>
@@ -722,7 +722,7 @@
                 <w:noProof/>
                 <w:webHidden/>
               </w:rPr>
-              <w:instrText xml:space="preserve"> PAGEREF _Toc227621999 \h </w:instrText>
+              <w:instrText xml:space="preserve"> PAGEREF _Toc227625347 \h </w:instrText>
             </w:r>
             <w:r>
               <w:rPr>
@@ -765,7 +765,7 @@
               <w:lang w:eastAsia="pl-PL"/>
             </w:rPr>
           </w:pPr>
-          <w:hyperlink w:anchor="_Toc227622000" w:history="1">
+          <w:hyperlink w:anchor="_Toc227625348" w:history="1">
             <w:r>
               <w:rPr>
                 <w:rStyle w:val="Hipercze"/>
@@ -793,7 +793,7 @@
                 <w:noProof/>
                 <w:webHidden/>
               </w:rPr>
-              <w:instrText xml:space="preserve"> PAGEREF _Toc227622000 \h </w:instrText>
+              <w:instrText xml:space="preserve"> PAGEREF _Toc227625348 \h </w:instrText>
             </w:r>
             <w:r>
               <w:rPr>
@@ -836,7 +836,7 @@
               <w:lang w:eastAsia="pl-PL"/>
             </w:rPr>
           </w:pPr>
-          <w:hyperlink w:anchor="_Toc227622001" w:history="1">
+          <w:hyperlink w:anchor="_Toc227625349" w:history="1">
             <w:r>
               <w:rPr>
                 <w:rStyle w:val="Hipercze"/>
@@ -864,7 +864,7 @@
                 <w:noProof/>
                 <w:webHidden/>
               </w:rPr>
-              <w:instrText xml:space="preserve"> PAGEREF _Toc227622001 \h </w:instrText>
+              <w:instrText xml:space="preserve"> PAGEREF _Toc227625349 \h </w:instrText>
             </w:r>
             <w:r>
               <w:rPr>
@@ -907,7 +907,7 @@
               <w:lang w:eastAsia="pl-PL"/>
             </w:rPr>
           </w:pPr>
-          <w:hyperlink w:anchor="_Toc227622002" w:history="1">
+          <w:hyperlink w:anchor="_Toc227625350" w:history="1">
             <w:r>
               <w:rPr>
                 <w:rStyle w:val="Hipercze"/>
@@ -935,7 +935,7 @@
                 <w:noProof/>
                 <w:webHidden/>
               </w:rPr>
-              <w:instrText xml:space="preserve"> PAGEREF _Toc227622002 \h </w:instrText>
+              <w:instrText xml:space="preserve"> PAGEREF _Toc227625350 \h </w:instrText>
             </w:r>
             <w:r>
               <w:rPr>
@@ -978,7 +978,7 @@
               <w:lang w:eastAsia="pl-PL"/>
             </w:rPr>
           </w:pPr>
-          <w:hyperlink w:anchor="_Toc227622003" w:history="1">
+          <w:hyperlink w:anchor="_Toc227625351" w:history="1">
             <w:r>
               <w:rPr>
                 <w:rStyle w:val="Hipercze"/>
@@ -1006,7 +1006,7 @@
                 <w:noProof/>
                 <w:webHidden/>
               </w:rPr>
-              <w:instrText xml:space="preserve"> PAGEREF _Toc227622003 \h </w:instrText>
+              <w:instrText xml:space="preserve"> PAGEREF _Toc227625351 \h </w:instrText>
             </w:r>
             <w:r>
               <w:rPr>
@@ -1049,7 +1049,7 @@
               <w:lang w:eastAsia="pl-PL"/>
             </w:rPr>
           </w:pPr>
-          <w:hyperlink w:anchor="_Toc227622004" w:history="1">
+          <w:hyperlink w:anchor="_Toc227625352" w:history="1">
             <w:r>
               <w:rPr>
                 <w:rStyle w:val="Hipercze"/>
@@ -1077,7 +1077,7 @@
                 <w:noProof/>
                 <w:webHidden/>
               </w:rPr>
-              <w:instrText xml:space="preserve"> PAGEREF _Toc227622004 \h </w:instrText>
+              <w:instrText xml:space="preserve"> PAGEREF _Toc227625352 \h </w:instrText>
             </w:r>
             <w:r>
               <w:rPr>
@@ -1098,6 +1098,716 @@
                 <w:webHidden/>
               </w:rPr>
               <w:t>16</w:t>
+            </w:r>
+            <w:r>
+              <w:rPr>
+                <w:noProof/>
+                <w:webHidden/>
+              </w:rPr>
+              <w:fldChar w:fldCharType="end"/>
+            </w:r>
+          </w:hyperlink>
+        </w:p>
+        <w:p>
+          <w:pPr>
+            <w:pStyle w:val="Spistreci1"/>
+            <w:tabs>
+              <w:tab w:val="right" w:leader="dot" w:pos="9062"/>
+            </w:tabs>
+            <w:rPr>
+              <w:rFonts w:eastAsiaTheme="minorEastAsia"/>
+              <w:noProof/>
+              <w:lang w:eastAsia="pl-PL"/>
+            </w:rPr>
+          </w:pPr>
+          <w:hyperlink w:anchor="_Toc227625353" w:history="1">
+            <w:r>
+              <w:rPr>
+                <w:rStyle w:val="Hipercze"/>
+                <w:noProof/>
+                <w:lang w:val="en-US"/>
+              </w:rPr>
+              <w:t>Task 6 Create a Subnet in Azure Virtual Network</w:t>
+            </w:r>
+            <w:r>
+              <w:rPr>
+                <w:noProof/>
+                <w:webHidden/>
+              </w:rPr>
+              <w:tab/>
+            </w:r>
+            <w:r>
+              <w:rPr>
+                <w:noProof/>
+                <w:webHidden/>
+              </w:rPr>
+              <w:fldChar w:fldCharType="begin"/>
+            </w:r>
+            <w:r>
+              <w:rPr>
+                <w:noProof/>
+                <w:webHidden/>
+              </w:rPr>
+              <w:instrText xml:space="preserve"> PAGEREF _Toc227625353 \h </w:instrText>
+            </w:r>
+            <w:r>
+              <w:rPr>
+                <w:noProof/>
+                <w:webHidden/>
+              </w:rPr>
+            </w:r>
+            <w:r>
+              <w:rPr>
+                <w:noProof/>
+                <w:webHidden/>
+              </w:rPr>
+              <w:fldChar w:fldCharType="separate"/>
+            </w:r>
+            <w:r>
+              <w:rPr>
+                <w:noProof/>
+                <w:webHidden/>
+              </w:rPr>
+              <w:t>16</w:t>
+            </w:r>
+            <w:r>
+              <w:rPr>
+                <w:noProof/>
+                <w:webHidden/>
+              </w:rPr>
+              <w:fldChar w:fldCharType="end"/>
+            </w:r>
+          </w:hyperlink>
+        </w:p>
+        <w:p>
+          <w:pPr>
+            <w:pStyle w:val="Spistreci2"/>
+            <w:tabs>
+              <w:tab w:val="right" w:leader="dot" w:pos="9062"/>
+            </w:tabs>
+            <w:rPr>
+              <w:rFonts w:eastAsiaTheme="minorEastAsia"/>
+              <w:noProof/>
+              <w:lang w:eastAsia="pl-PL"/>
+            </w:rPr>
+          </w:pPr>
+          <w:hyperlink w:anchor="_Toc227625354" w:history="1">
+            <w:r>
+              <w:rPr>
+                <w:rStyle w:val="Hipercze"/>
+                <w:noProof/>
+                <w:lang w:val="en-US"/>
+              </w:rPr>
+              <w:t>Solution</w:t>
+            </w:r>
+            <w:r>
+              <w:rPr>
+                <w:noProof/>
+                <w:webHidden/>
+              </w:rPr>
+              <w:tab/>
+            </w:r>
+            <w:r>
+              <w:rPr>
+                <w:noProof/>
+                <w:webHidden/>
+              </w:rPr>
+              <w:fldChar w:fldCharType="begin"/>
+            </w:r>
+            <w:r>
+              <w:rPr>
+                <w:noProof/>
+                <w:webHidden/>
+              </w:rPr>
+              <w:instrText xml:space="preserve"> PAGEREF _Toc227625354 \h </w:instrText>
+            </w:r>
+            <w:r>
+              <w:rPr>
+                <w:noProof/>
+                <w:webHidden/>
+              </w:rPr>
+            </w:r>
+            <w:r>
+              <w:rPr>
+                <w:noProof/>
+                <w:webHidden/>
+              </w:rPr>
+              <w:fldChar w:fldCharType="separate"/>
+            </w:r>
+            <w:r>
+              <w:rPr>
+                <w:noProof/>
+                <w:webHidden/>
+              </w:rPr>
+              <w:t>17</w:t>
+            </w:r>
+            <w:r>
+              <w:rPr>
+                <w:noProof/>
+                <w:webHidden/>
+              </w:rPr>
+              <w:fldChar w:fldCharType="end"/>
+            </w:r>
+          </w:hyperlink>
+        </w:p>
+        <w:p>
+          <w:pPr>
+            <w:pStyle w:val="Spistreci2"/>
+            <w:tabs>
+              <w:tab w:val="right" w:leader="dot" w:pos="9062"/>
+            </w:tabs>
+            <w:rPr>
+              <w:rFonts w:eastAsiaTheme="minorEastAsia"/>
+              <w:noProof/>
+              <w:lang w:eastAsia="pl-PL"/>
+            </w:rPr>
+          </w:pPr>
+          <w:hyperlink w:anchor="_Toc227625355" w:history="1">
+            <w:r>
+              <w:rPr>
+                <w:rStyle w:val="Hipercze"/>
+                <w:noProof/>
+                <w:lang w:val="en-US"/>
+              </w:rPr>
+              <w:t>Why we need that</w:t>
+            </w:r>
+            <w:r>
+              <w:rPr>
+                <w:noProof/>
+                <w:webHidden/>
+              </w:rPr>
+              <w:tab/>
+            </w:r>
+            <w:r>
+              <w:rPr>
+                <w:noProof/>
+                <w:webHidden/>
+              </w:rPr>
+              <w:fldChar w:fldCharType="begin"/>
+            </w:r>
+            <w:r>
+              <w:rPr>
+                <w:noProof/>
+                <w:webHidden/>
+              </w:rPr>
+              <w:instrText xml:space="preserve"> PAGEREF _Toc227625355 \h </w:instrText>
+            </w:r>
+            <w:r>
+              <w:rPr>
+                <w:noProof/>
+                <w:webHidden/>
+              </w:rPr>
+            </w:r>
+            <w:r>
+              <w:rPr>
+                <w:noProof/>
+                <w:webHidden/>
+              </w:rPr>
+              <w:fldChar w:fldCharType="separate"/>
+            </w:r>
+            <w:r>
+              <w:rPr>
+                <w:noProof/>
+                <w:webHidden/>
+              </w:rPr>
+              <w:t>19</w:t>
+            </w:r>
+            <w:r>
+              <w:rPr>
+                <w:noProof/>
+                <w:webHidden/>
+              </w:rPr>
+              <w:fldChar w:fldCharType="end"/>
+            </w:r>
+          </w:hyperlink>
+        </w:p>
+        <w:p>
+          <w:pPr>
+            <w:pStyle w:val="Spistreci1"/>
+            <w:tabs>
+              <w:tab w:val="right" w:leader="dot" w:pos="9062"/>
+            </w:tabs>
+            <w:rPr>
+              <w:rFonts w:eastAsiaTheme="minorEastAsia"/>
+              <w:noProof/>
+              <w:lang w:eastAsia="pl-PL"/>
+            </w:rPr>
+          </w:pPr>
+          <w:hyperlink w:anchor="_Toc227625356" w:history="1">
+            <w:r>
+              <w:rPr>
+                <w:rStyle w:val="Hipercze"/>
+                <w:noProof/>
+                <w:lang w:val="en-US"/>
+              </w:rPr>
+              <w:t>Task 7 Create a Public IP Address for Azure VM</w:t>
+            </w:r>
+            <w:r>
+              <w:rPr>
+                <w:noProof/>
+                <w:webHidden/>
+              </w:rPr>
+              <w:tab/>
+            </w:r>
+            <w:r>
+              <w:rPr>
+                <w:noProof/>
+                <w:webHidden/>
+              </w:rPr>
+              <w:fldChar w:fldCharType="begin"/>
+            </w:r>
+            <w:r>
+              <w:rPr>
+                <w:noProof/>
+                <w:webHidden/>
+              </w:rPr>
+              <w:instrText xml:space="preserve"> PAGEREF _Toc227625356 \h </w:instrText>
+            </w:r>
+            <w:r>
+              <w:rPr>
+                <w:noProof/>
+                <w:webHidden/>
+              </w:rPr>
+            </w:r>
+            <w:r>
+              <w:rPr>
+                <w:noProof/>
+                <w:webHidden/>
+              </w:rPr>
+              <w:fldChar w:fldCharType="separate"/>
+            </w:r>
+            <w:r>
+              <w:rPr>
+                <w:noProof/>
+                <w:webHidden/>
+              </w:rPr>
+              <w:t>19</w:t>
+            </w:r>
+            <w:r>
+              <w:rPr>
+                <w:noProof/>
+                <w:webHidden/>
+              </w:rPr>
+              <w:fldChar w:fldCharType="end"/>
+            </w:r>
+          </w:hyperlink>
+        </w:p>
+        <w:p>
+          <w:pPr>
+            <w:pStyle w:val="Spistreci2"/>
+            <w:tabs>
+              <w:tab w:val="right" w:leader="dot" w:pos="9062"/>
+            </w:tabs>
+            <w:rPr>
+              <w:rFonts w:eastAsiaTheme="minorEastAsia"/>
+              <w:noProof/>
+              <w:lang w:eastAsia="pl-PL"/>
+            </w:rPr>
+          </w:pPr>
+          <w:hyperlink w:anchor="_Toc227625357" w:history="1">
+            <w:r>
+              <w:rPr>
+                <w:rStyle w:val="Hipercze"/>
+                <w:noProof/>
+                <w:lang w:val="en-US"/>
+              </w:rPr>
+              <w:t>Solution</w:t>
+            </w:r>
+            <w:r>
+              <w:rPr>
+                <w:noProof/>
+                <w:webHidden/>
+              </w:rPr>
+              <w:tab/>
+            </w:r>
+            <w:r>
+              <w:rPr>
+                <w:noProof/>
+                <w:webHidden/>
+              </w:rPr>
+              <w:fldChar w:fldCharType="begin"/>
+            </w:r>
+            <w:r>
+              <w:rPr>
+                <w:noProof/>
+                <w:webHidden/>
+              </w:rPr>
+              <w:instrText xml:space="preserve"> PAGEREF _Toc227625357 \h </w:instrText>
+            </w:r>
+            <w:r>
+              <w:rPr>
+                <w:noProof/>
+                <w:webHidden/>
+              </w:rPr>
+            </w:r>
+            <w:r>
+              <w:rPr>
+                <w:noProof/>
+                <w:webHidden/>
+              </w:rPr>
+              <w:fldChar w:fldCharType="separate"/>
+            </w:r>
+            <w:r>
+              <w:rPr>
+                <w:noProof/>
+                <w:webHidden/>
+              </w:rPr>
+              <w:t>20</w:t>
+            </w:r>
+            <w:r>
+              <w:rPr>
+                <w:noProof/>
+                <w:webHidden/>
+              </w:rPr>
+              <w:fldChar w:fldCharType="end"/>
+            </w:r>
+          </w:hyperlink>
+        </w:p>
+        <w:p>
+          <w:pPr>
+            <w:pStyle w:val="Spistreci2"/>
+            <w:tabs>
+              <w:tab w:val="right" w:leader="dot" w:pos="9062"/>
+            </w:tabs>
+            <w:rPr>
+              <w:rFonts w:eastAsiaTheme="minorEastAsia"/>
+              <w:noProof/>
+              <w:lang w:eastAsia="pl-PL"/>
+            </w:rPr>
+          </w:pPr>
+          <w:hyperlink w:anchor="_Toc227625358" w:history="1">
+            <w:r>
+              <w:rPr>
+                <w:rStyle w:val="Hipercze"/>
+                <w:noProof/>
+                <w:lang w:val="en-US"/>
+              </w:rPr>
+              <w:t>Why we need that</w:t>
+            </w:r>
+            <w:r>
+              <w:rPr>
+                <w:noProof/>
+                <w:webHidden/>
+              </w:rPr>
+              <w:tab/>
+            </w:r>
+            <w:r>
+              <w:rPr>
+                <w:noProof/>
+                <w:webHidden/>
+              </w:rPr>
+              <w:fldChar w:fldCharType="begin"/>
+            </w:r>
+            <w:r>
+              <w:rPr>
+                <w:noProof/>
+                <w:webHidden/>
+              </w:rPr>
+              <w:instrText xml:space="preserve"> PAGEREF _Toc227625358 \h </w:instrText>
+            </w:r>
+            <w:r>
+              <w:rPr>
+                <w:noProof/>
+                <w:webHidden/>
+              </w:rPr>
+            </w:r>
+            <w:r>
+              <w:rPr>
+                <w:noProof/>
+                <w:webHidden/>
+              </w:rPr>
+              <w:fldChar w:fldCharType="separate"/>
+            </w:r>
+            <w:r>
+              <w:rPr>
+                <w:noProof/>
+                <w:webHidden/>
+              </w:rPr>
+              <w:t>22</w:t>
+            </w:r>
+            <w:r>
+              <w:rPr>
+                <w:noProof/>
+                <w:webHidden/>
+              </w:rPr>
+              <w:fldChar w:fldCharType="end"/>
+            </w:r>
+          </w:hyperlink>
+        </w:p>
+        <w:p>
+          <w:pPr>
+            <w:pStyle w:val="Spistreci1"/>
+            <w:tabs>
+              <w:tab w:val="right" w:leader="dot" w:pos="9062"/>
+            </w:tabs>
+            <w:rPr>
+              <w:rFonts w:eastAsiaTheme="minorEastAsia"/>
+              <w:noProof/>
+              <w:lang w:eastAsia="pl-PL"/>
+            </w:rPr>
+          </w:pPr>
+          <w:hyperlink w:anchor="_Toc227625359" w:history="1">
+            <w:r>
+              <w:rPr>
+                <w:rStyle w:val="Hipercze"/>
+                <w:noProof/>
+                <w:lang w:val="en-US"/>
+              </w:rPr>
+              <w:t>Task 8 Attach Managed Disk to Azure Virtual Machine</w:t>
+            </w:r>
+            <w:r>
+              <w:rPr>
+                <w:noProof/>
+                <w:webHidden/>
+              </w:rPr>
+              <w:tab/>
+            </w:r>
+            <w:r>
+              <w:rPr>
+                <w:noProof/>
+                <w:webHidden/>
+              </w:rPr>
+              <w:fldChar w:fldCharType="begin"/>
+            </w:r>
+            <w:r>
+              <w:rPr>
+                <w:noProof/>
+                <w:webHidden/>
+              </w:rPr>
+              <w:instrText xml:space="preserve"> PAGEREF _Toc227625359 \h </w:instrText>
+            </w:r>
+            <w:r>
+              <w:rPr>
+                <w:noProof/>
+                <w:webHidden/>
+              </w:rPr>
+            </w:r>
+            <w:r>
+              <w:rPr>
+                <w:noProof/>
+                <w:webHidden/>
+              </w:rPr>
+              <w:fldChar w:fldCharType="separate"/>
+            </w:r>
+            <w:r>
+              <w:rPr>
+                <w:noProof/>
+                <w:webHidden/>
+              </w:rPr>
+              <w:t>23</w:t>
+            </w:r>
+            <w:r>
+              <w:rPr>
+                <w:noProof/>
+                <w:webHidden/>
+              </w:rPr>
+              <w:fldChar w:fldCharType="end"/>
+            </w:r>
+          </w:hyperlink>
+        </w:p>
+        <w:p>
+          <w:pPr>
+            <w:pStyle w:val="Spistreci2"/>
+            <w:tabs>
+              <w:tab w:val="right" w:leader="dot" w:pos="9062"/>
+            </w:tabs>
+            <w:rPr>
+              <w:rFonts w:eastAsiaTheme="minorEastAsia"/>
+              <w:noProof/>
+              <w:lang w:eastAsia="pl-PL"/>
+            </w:rPr>
+          </w:pPr>
+          <w:hyperlink w:anchor="_Toc227625360" w:history="1">
+            <w:r>
+              <w:rPr>
+                <w:rStyle w:val="Hipercze"/>
+                <w:noProof/>
+                <w:lang w:val="en-US"/>
+              </w:rPr>
+              <w:t>Why I need that</w:t>
+            </w:r>
+            <w:r>
+              <w:rPr>
+                <w:noProof/>
+                <w:webHidden/>
+              </w:rPr>
+              <w:tab/>
+            </w:r>
+            <w:r>
+              <w:rPr>
+                <w:noProof/>
+                <w:webHidden/>
+              </w:rPr>
+              <w:fldChar w:fldCharType="begin"/>
+            </w:r>
+            <w:r>
+              <w:rPr>
+                <w:noProof/>
+                <w:webHidden/>
+              </w:rPr>
+              <w:instrText xml:space="preserve"> PAGEREF _Toc227625360 \h </w:instrText>
+            </w:r>
+            <w:r>
+              <w:rPr>
+                <w:noProof/>
+                <w:webHidden/>
+              </w:rPr>
+            </w:r>
+            <w:r>
+              <w:rPr>
+                <w:noProof/>
+                <w:webHidden/>
+              </w:rPr>
+              <w:fldChar w:fldCharType="separate"/>
+            </w:r>
+            <w:r>
+              <w:rPr>
+                <w:noProof/>
+                <w:webHidden/>
+              </w:rPr>
+              <w:t>25</w:t>
+            </w:r>
+            <w:r>
+              <w:rPr>
+                <w:noProof/>
+                <w:webHidden/>
+              </w:rPr>
+              <w:fldChar w:fldCharType="end"/>
+            </w:r>
+          </w:hyperlink>
+        </w:p>
+        <w:p>
+          <w:pPr>
+            <w:pStyle w:val="Spistreci1"/>
+            <w:tabs>
+              <w:tab w:val="right" w:leader="dot" w:pos="9062"/>
+            </w:tabs>
+            <w:rPr>
+              <w:rFonts w:eastAsiaTheme="minorEastAsia"/>
+              <w:noProof/>
+              <w:lang w:eastAsia="pl-PL"/>
+            </w:rPr>
+          </w:pPr>
+          <w:hyperlink w:anchor="_Toc227625361" w:history="1">
+            <w:r>
+              <w:rPr>
+                <w:rStyle w:val="Hipercze"/>
+                <w:noProof/>
+                <w:lang w:val="en-US"/>
+              </w:rPr>
+              <w:t>Task 9 Attach Network Interface Card (NIC) to Azure Virtual Machine</w:t>
+            </w:r>
+            <w:r>
+              <w:rPr>
+                <w:noProof/>
+                <w:webHidden/>
+              </w:rPr>
+              <w:tab/>
+            </w:r>
+            <w:r>
+              <w:rPr>
+                <w:noProof/>
+                <w:webHidden/>
+              </w:rPr>
+              <w:fldChar w:fldCharType="begin"/>
+            </w:r>
+            <w:r>
+              <w:rPr>
+                <w:noProof/>
+                <w:webHidden/>
+              </w:rPr>
+              <w:instrText xml:space="preserve"> PAGEREF _Toc227625361 \h </w:instrText>
+            </w:r>
+            <w:r>
+              <w:rPr>
+                <w:noProof/>
+                <w:webHidden/>
+              </w:rPr>
+            </w:r>
+            <w:r>
+              <w:rPr>
+                <w:noProof/>
+                <w:webHidden/>
+              </w:rPr>
+              <w:fldChar w:fldCharType="separate"/>
+            </w:r>
+            <w:r>
+              <w:rPr>
+                <w:noProof/>
+                <w:webHidden/>
+              </w:rPr>
+              <w:t>26</w:t>
+            </w:r>
+            <w:r>
+              <w:rPr>
+                <w:noProof/>
+                <w:webHidden/>
+              </w:rPr>
+              <w:fldChar w:fldCharType="end"/>
+            </w:r>
+          </w:hyperlink>
+        </w:p>
+        <w:p>
+          <w:pPr>
+            <w:pStyle w:val="Spistreci1"/>
+            <w:tabs>
+              <w:tab w:val="right" w:leader="dot" w:pos="9062"/>
+            </w:tabs>
+            <w:rPr>
+              <w:rFonts w:eastAsiaTheme="minorEastAsia"/>
+              <w:noProof/>
+              <w:lang w:eastAsia="pl-PL"/>
+            </w:rPr>
+          </w:pPr>
+          <w:hyperlink w:anchor="_Toc227625362" w:history="1">
+            <w:r>
+              <w:rPr>
+                <w:rStyle w:val="Hipercze"/>
+                <w:noProof/>
+                <w:lang w:val="en-US"/>
+              </w:rPr>
+              <w:t>Task 10 Attach Public IP to Azure Virtual Machine</w:t>
+            </w:r>
+            <w:r>
+              <w:rPr>
+                <w:noProof/>
+                <w:webHidden/>
+              </w:rPr>
+              <w:tab/>
+            </w:r>
+            <w:r>
+              <w:rPr>
+                <w:noProof/>
+                <w:webHidden/>
+              </w:rPr>
+              <w:fldChar w:fldCharType="begin"/>
+            </w:r>
+            <w:r>
+              <w:rPr>
+                <w:noProof/>
+                <w:webHidden/>
+              </w:rPr>
+              <w:instrText xml:space="preserve"> PAGEREF _Toc227625362 \h </w:instrText>
+            </w:r>
+            <w:r>
+              <w:rPr>
+                <w:noProof/>
+                <w:webHidden/>
+              </w:rPr>
+            </w:r>
+            <w:r>
+              <w:rPr>
+                <w:noProof/>
+                <w:webHidden/>
+              </w:rPr>
+              <w:fldChar w:fldCharType="separate"/>
+            </w:r>
+            <w:r>
+              <w:rPr>
+                <w:noProof/>
+                <w:webHidden/>
+              </w:rPr>
+              <w:t>26</w:t>
             </w:r>
             <w:r>
               <w:rPr>
@@ -1143,7 +1853,7 @@
           <w:lang w:val="en-US"/>
         </w:rPr>
       </w:pPr>
-      <w:bookmarkStart w:id="0" w:name="_Toc227621990"/>
+      <w:bookmarkStart w:id="0" w:name="_Toc227625338"/>
       <w:r>
         <w:rPr>
           <w:lang w:val="en-US"/>
@@ -1271,7 +1981,7 @@
           <w:lang w:val="en-US"/>
         </w:rPr>
       </w:pPr>
-      <w:bookmarkStart w:id="1" w:name="_Toc227621991"/>
+      <w:bookmarkStart w:id="1" w:name="_Toc227625339"/>
       <w:r>
         <w:rPr>
           <w:lang w:val="en-US"/>
@@ -1578,7 +2288,7 @@
                     <pic:cNvPicPr/>
                   </pic:nvPicPr>
                   <pic:blipFill>
-                    <a:blip r:embed="rId5"/>
+                    <a:blip r:embed="rId6"/>
                     <a:stretch>
                       <a:fillRect/>
                     </a:stretch>
@@ -1629,7 +2339,7 @@
                     <pic:cNvPicPr/>
                   </pic:nvPicPr>
                   <pic:blipFill>
-                    <a:blip r:embed="rId6"/>
+                    <a:blip r:embed="rId7"/>
                     <a:stretch>
                       <a:fillRect/>
                     </a:stretch>
@@ -1657,7 +2367,7 @@
           <w:lang w:val="en-US"/>
         </w:rPr>
       </w:pPr>
-      <w:bookmarkStart w:id="2" w:name="_Toc227621992"/>
+      <w:bookmarkStart w:id="2" w:name="_Toc227625340"/>
       <w:r>
         <w:rPr>
           <w:lang w:val="en-US"/>
@@ -1686,7 +2396,7 @@
           <w:lang w:val="en-US"/>
         </w:rPr>
       </w:pPr>
-      <w:bookmarkStart w:id="3" w:name="_Toc227621993"/>
+      <w:bookmarkStart w:id="3" w:name="_Toc227625341"/>
       <w:r>
         <w:rPr>
           <w:lang w:val="en-US"/>
@@ -1921,7 +2631,7 @@
           <w:lang w:val="en-US"/>
         </w:rPr>
       </w:pPr>
-      <w:bookmarkStart w:id="4" w:name="_Toc227621994"/>
+      <w:bookmarkStart w:id="4" w:name="_Toc227625342"/>
       <w:r>
         <w:rPr>
           <w:lang w:val="en-US"/>
@@ -2619,7 +3329,7 @@
                     <pic:cNvPicPr/>
                   </pic:nvPicPr>
                   <pic:blipFill>
-                    <a:blip r:embed="rId7"/>
+                    <a:blip r:embed="rId8"/>
                     <a:stretch>
                       <a:fillRect/>
                     </a:stretch>
@@ -2678,7 +3388,7 @@
                     <pic:cNvPicPr/>
                   </pic:nvPicPr>
                   <pic:blipFill>
-                    <a:blip r:embed="rId8"/>
+                    <a:blip r:embed="rId9"/>
                     <a:stretch>
                       <a:fillRect/>
                     </a:stretch>
@@ -2728,7 +3438,7 @@
                     <pic:cNvPicPr/>
                   </pic:nvPicPr>
                   <pic:blipFill>
-                    <a:blip r:embed="rId9"/>
+                    <a:blip r:embed="rId10"/>
                     <a:stretch>
                       <a:fillRect/>
                     </a:stretch>
@@ -2786,7 +3496,7 @@
                     <pic:cNvPicPr/>
                   </pic:nvPicPr>
                   <pic:blipFill>
-                    <a:blip r:embed="rId10"/>
+                    <a:blip r:embed="rId11"/>
                     <a:stretch>
                       <a:fillRect/>
                     </a:stretch>
@@ -2821,7 +3531,7 @@
           <w:lang w:val="en-US"/>
         </w:rPr>
       </w:pPr>
-      <w:bookmarkStart w:id="5" w:name="_Toc227621995"/>
+      <w:bookmarkStart w:id="5" w:name="_Toc227625343"/>
       <w:r>
         <w:rPr>
           <w:lang w:val="en-US"/>
@@ -2857,7 +3567,7 @@
           <w:lang w:val="en-US"/>
         </w:rPr>
       </w:pPr>
-      <w:bookmarkStart w:id="6" w:name="_Toc227621996"/>
+      <w:bookmarkStart w:id="6" w:name="_Toc227625344"/>
       <w:r>
         <w:rPr>
           <w:lang w:val="en-US"/>
@@ -3001,7 +3711,7 @@
           <w:lang w:val="en-US"/>
         </w:rPr>
       </w:pPr>
-      <w:bookmarkStart w:id="7" w:name="_Toc227621997"/>
+      <w:bookmarkStart w:id="7" w:name="_Toc227625345"/>
       <w:r>
         <w:rPr>
           <w:lang w:val="en-US"/>
@@ -3593,7 +4303,7 @@
           <w:lang w:val="en-US"/>
         </w:rPr>
       </w:pPr>
-      <w:bookmarkStart w:id="8" w:name="_Toc227621998"/>
+      <w:bookmarkStart w:id="8" w:name="_Toc227625346"/>
       <w:r>
         <w:rPr>
           <w:lang w:val="en-US"/>
@@ -3623,7 +4333,7 @@
           <w:lang w:val="en-US"/>
         </w:rPr>
       </w:pPr>
-      <w:bookmarkStart w:id="9" w:name="_Toc227621999"/>
+      <w:bookmarkStart w:id="9" w:name="_Toc227625347"/>
       <w:r>
         <w:rPr>
           <w:lang w:val="en-US"/>
@@ -3781,7 +4491,7 @@
           <w:lang w:val="en-US"/>
         </w:rPr>
       </w:pPr>
-      <w:bookmarkStart w:id="10" w:name="_Toc227622000"/>
+      <w:bookmarkStart w:id="10" w:name="_Toc227625348"/>
       <w:r>
         <w:rPr>
           <w:lang w:val="en-US"/>
@@ -4109,7 +4819,7 @@
                     <pic:cNvPicPr/>
                   </pic:nvPicPr>
                   <pic:blipFill>
-                    <a:blip r:embed="rId11"/>
+                    <a:blip r:embed="rId12"/>
                     <a:stretch>
                       <a:fillRect/>
                     </a:stretch>
@@ -4152,7 +4862,7 @@
                     <pic:cNvPicPr/>
                   </pic:nvPicPr>
                   <pic:blipFill>
-                    <a:blip r:embed="rId12"/>
+                    <a:blip r:embed="rId13"/>
                     <a:stretch>
                       <a:fillRect/>
                     </a:stretch>
@@ -4195,7 +4905,7 @@
                     <pic:cNvPicPr/>
                   </pic:nvPicPr>
                   <pic:blipFill>
-                    <a:blip r:embed="rId13"/>
+                    <a:blip r:embed="rId14"/>
                     <a:stretch>
                       <a:fillRect/>
                     </a:stretch>
@@ -4223,7 +4933,7 @@
           <w:lang w:val="en-US"/>
         </w:rPr>
       </w:pPr>
-      <w:bookmarkStart w:id="11" w:name="_Toc227622001"/>
+      <w:bookmarkStart w:id="11" w:name="_Toc227625349"/>
       <w:r>
         <w:rPr>
           <w:lang w:val="en-US"/>
@@ -4295,7 +5005,7 @@
           <w:lang w:val="en-US"/>
         </w:rPr>
       </w:pPr>
-      <w:bookmarkStart w:id="12" w:name="_Toc227622002"/>
+      <w:bookmarkStart w:id="12" w:name="_Toc227625350"/>
       <w:r>
         <w:rPr>
           <w:lang w:val="en-US"/>
@@ -4447,7 +5157,7 @@
           <w:lang w:val="en-US"/>
         </w:rPr>
       </w:pPr>
-      <w:bookmarkStart w:id="13" w:name="_Toc227622003"/>
+      <w:bookmarkStart w:id="13" w:name="_Toc227625351"/>
       <w:r>
         <w:rPr>
           <w:lang w:val="en-US"/>
@@ -4473,12 +5183,14 @@
       <w:pPr>
         <w:rPr>
           <w:rStyle w:val="Wyrnienieintensywne"/>
-        </w:rPr>
-      </w:pPr>
-      <w:proofErr w:type="spellStart"/>
-      <w:r>
-        <w:rPr>
-          <w:rStyle w:val="Wyrnienieintensywne"/>
+          <w:lang w:val="en-US"/>
+        </w:rPr>
+      </w:pPr>
+      <w:proofErr w:type="spellStart"/>
+      <w:r>
+        <w:rPr>
+          <w:rStyle w:val="Wyrnienieintensywne"/>
+          <w:lang w:val="en-US"/>
         </w:rPr>
         <w:t>az</w:t>
       </w:r>
@@ -4486,45 +5198,10 @@
       <w:r>
         <w:rPr>
           <w:rStyle w:val="Wyrnienieintensywne"/>
-        </w:rPr>
-        <w:t xml:space="preserve"> </w:t>
-      </w:r>
-      <w:proofErr w:type="spellStart"/>
-      <w:r>
-        <w:rPr>
-          <w:rStyle w:val="Wyrnienieintensywne"/>
-        </w:rPr>
-        <w:t>group</w:t>
-      </w:r>
-      <w:proofErr w:type="spellEnd"/>
-      <w:r>
-        <w:rPr>
-          <w:rStyle w:val="Wyrnienieintensywne"/>
-        </w:rPr>
-        <w:t xml:space="preserve"> list --</w:t>
-      </w:r>
-      <w:proofErr w:type="spellStart"/>
-      <w:r>
-        <w:rPr>
-          <w:rStyle w:val="Wyrnienieintensywne"/>
-        </w:rPr>
-        <w:t>output</w:t>
-      </w:r>
-      <w:proofErr w:type="spellEnd"/>
-      <w:r>
-        <w:rPr>
-          <w:rStyle w:val="Wyrnienieintensywne"/>
-        </w:rPr>
-        <w:t xml:space="preserve"> </w:t>
-      </w:r>
-      <w:proofErr w:type="spellStart"/>
-      <w:r>
-        <w:rPr>
-          <w:rStyle w:val="Wyrnienieintensywne"/>
-        </w:rPr>
-        <w:t>table</w:t>
-      </w:r>
-      <w:proofErr w:type="spellEnd"/>
+          <w:lang w:val="en-US"/>
+        </w:rPr>
+        <w:t xml:space="preserve"> group list --output table</w:t>
+      </w:r>
     </w:p>
     <w:p>
       <w:pPr>
@@ -4787,6 +5464,7 @@
       </w:pPr>
       <w:r>
         <w:rPr>
+          <w:noProof/>
           <w:lang w:val="en-US"/>
         </w:rPr>
         <w:lastRenderedPageBreak/>
@@ -4806,7 +5484,7 @@
                     <pic:cNvPicPr/>
                   </pic:nvPicPr>
                   <pic:blipFill>
-                    <a:blip r:embed="rId14"/>
+                    <a:blip r:embed="rId15"/>
                     <a:stretch>
                       <a:fillRect/>
                     </a:stretch>
@@ -4835,6 +5513,7 @@
       </w:pPr>
       <w:r>
         <w:rPr>
+          <w:noProof/>
           <w:lang w:val="en-US"/>
         </w:rPr>
         <w:drawing>
@@ -4853,7 +5532,7 @@
                     <pic:cNvPicPr/>
                   </pic:nvPicPr>
                   <pic:blipFill>
-                    <a:blip r:embed="rId15"/>
+                    <a:blip r:embed="rId16"/>
                     <a:stretch>
                       <a:fillRect/>
                     </a:stretch>
@@ -4882,6 +5561,7 @@
       </w:pPr>
       <w:r>
         <w:rPr>
+          <w:noProof/>
           <w:lang w:val="en-US"/>
         </w:rPr>
         <w:lastRenderedPageBreak/>
@@ -4901,7 +5581,7 @@
                     <pic:cNvPicPr/>
                   </pic:nvPicPr>
                   <pic:blipFill>
-                    <a:blip r:embed="rId16"/>
+                    <a:blip r:embed="rId17"/>
                     <a:stretch>
                       <a:fillRect/>
                     </a:stretch>
@@ -4929,7 +5609,7 @@
           <w:lang w:val="en-US"/>
         </w:rPr>
       </w:pPr>
-      <w:bookmarkStart w:id="14" w:name="_Toc227622004"/>
+      <w:bookmarkStart w:id="14" w:name="_Toc227625352"/>
       <w:r>
         <w:rPr>
           <w:lang w:val="en-US"/>
@@ -4950,6 +5630,3264 @@
         </w:rPr>
         <w:t>A Virtual Network is needed to create a private, isolated network in Azure for your resources. It lets you control IP address ranges, organize services securely, enable communication between Azure resources, and connect cloud infrastructure to on-premises networks in a controlled way.</w:t>
       </w:r>
+    </w:p>
+    <w:p>
+      <w:pPr>
+        <w:pStyle w:val="Nagwek1"/>
+        <w:rPr>
+          <w:lang w:val="en-US"/>
+        </w:rPr>
+      </w:pPr>
+      <w:bookmarkStart w:id="15" w:name="_Toc227625353"/>
+      <w:r>
+        <w:rPr>
+          <w:lang w:val="en-US"/>
+        </w:rPr>
+        <w:t>Task 6</w:t>
+      </w:r>
+      <w:r>
+        <w:rPr>
+          <w:lang w:val="en-US"/>
+        </w:rPr>
+        <w:t xml:space="preserve"> </w:t>
+      </w:r>
+      <w:r>
+        <w:rPr>
+          <w:lang w:val="en-US"/>
+        </w:rPr>
+        <w:t>Create a Subnet in Azure Virtual Network</w:t>
+      </w:r>
+      <w:bookmarkEnd w:id="15"/>
+    </w:p>
+    <w:p>
+      <w:pPr>
+        <w:rPr>
+          <w:lang w:val="en-US"/>
+        </w:rPr>
+      </w:pPr>
+      <w:r>
+        <w:rPr>
+          <w:lang w:val="en-US"/>
+        </w:rPr>
+        <w:t>The Nautilus DevOps team is strategizing the migration of a portion of their infrastructure to the Azure cloud. Recognizing the scale of this undertaking, they have opted to approach the migration in incremental steps rather than as a single massive transition.</w:t>
+      </w:r>
+    </w:p>
+    <w:p>
+      <w:pPr>
+        <w:rPr>
+          <w:lang w:val="en-US"/>
+        </w:rPr>
+      </w:pPr>
+    </w:p>
+    <w:p>
+      <w:pPr>
+        <w:rPr>
+          <w:lang w:val="en-US"/>
+        </w:rPr>
+      </w:pPr>
+      <w:r>
+        <w:rPr>
+          <w:lang w:val="en-US"/>
+        </w:rPr>
+        <w:t>For this task, create a Virtual Network (</w:t>
+      </w:r>
+      <w:proofErr w:type="spellStart"/>
+      <w:r>
+        <w:rPr>
+          <w:lang w:val="en-US"/>
+        </w:rPr>
+        <w:t>VNet</w:t>
+      </w:r>
+      <w:proofErr w:type="spellEnd"/>
+      <w:r>
+        <w:rPr>
+          <w:lang w:val="en-US"/>
+        </w:rPr>
+        <w:t xml:space="preserve">) named </w:t>
+      </w:r>
+      <w:proofErr w:type="spellStart"/>
+      <w:r>
+        <w:rPr>
+          <w:lang w:val="en-US"/>
+        </w:rPr>
+        <w:t>xfusion-vnet</w:t>
+      </w:r>
+      <w:proofErr w:type="spellEnd"/>
+      <w:r>
+        <w:rPr>
+          <w:lang w:val="en-US"/>
+        </w:rPr>
+        <w:t xml:space="preserve"> and one subnet named </w:t>
+      </w:r>
+      <w:proofErr w:type="spellStart"/>
+      <w:r>
+        <w:rPr>
+          <w:lang w:val="en-US"/>
+        </w:rPr>
+        <w:t>xfusion</w:t>
+      </w:r>
+      <w:proofErr w:type="spellEnd"/>
+      <w:r>
+        <w:rPr>
+          <w:lang w:val="en-US"/>
+        </w:rPr>
+        <w:t xml:space="preserve">-subnet within the </w:t>
+      </w:r>
+      <w:proofErr w:type="spellStart"/>
+      <w:r>
+        <w:rPr>
+          <w:lang w:val="en-US"/>
+        </w:rPr>
+        <w:t>VNet</w:t>
+      </w:r>
+      <w:proofErr w:type="spellEnd"/>
+      <w:r>
+        <w:rPr>
+          <w:lang w:val="en-US"/>
+        </w:rPr>
+        <w:t xml:space="preserve"> in the </w:t>
+      </w:r>
+      <w:proofErr w:type="spellStart"/>
+      <w:r>
+        <w:rPr>
+          <w:lang w:val="en-US"/>
+        </w:rPr>
+        <w:t>southcentralus</w:t>
+      </w:r>
+      <w:proofErr w:type="spellEnd"/>
+      <w:r>
+        <w:rPr>
+          <w:lang w:val="en-US"/>
+        </w:rPr>
+        <w:t xml:space="preserve"> region. Make sure the IPv4 address range is 10.0.0.0/16.</w:t>
+      </w:r>
+    </w:p>
+    <w:p>
+      <w:pPr>
+        <w:pStyle w:val="Nagwek2"/>
+        <w:rPr>
+          <w:lang w:val="en-US"/>
+        </w:rPr>
+      </w:pPr>
+      <w:bookmarkStart w:id="16" w:name="_Toc227625354"/>
+      <w:r>
+        <w:rPr>
+          <w:lang w:val="en-US"/>
+        </w:rPr>
+        <w:lastRenderedPageBreak/>
+        <w:t>Solution</w:t>
+      </w:r>
+      <w:bookmarkEnd w:id="16"/>
+      <w:r>
+        <w:rPr>
+          <w:lang w:val="en-US"/>
+        </w:rPr>
+        <w:t xml:space="preserve"> </w:t>
+      </w:r>
+    </w:p>
+    <w:p>
+      <w:pPr>
+        <w:rPr>
+          <w:lang w:val="en-US"/>
+        </w:rPr>
+      </w:pPr>
+      <w:r>
+        <w:rPr>
+          <w:lang w:val="en-US"/>
+        </w:rPr>
+        <w:t>From script</w:t>
+      </w:r>
+    </w:p>
+    <w:p>
+      <w:pPr>
+        <w:rPr>
+          <w:lang w:val="en-US"/>
+        </w:rPr>
+      </w:pPr>
+    </w:p>
+    <w:p>
+      <w:pPr>
+        <w:rPr>
+          <w:rStyle w:val="Wyrnienieintensywne"/>
+          <w:lang w:val="en-US"/>
+        </w:rPr>
+      </w:pPr>
+      <w:proofErr w:type="spellStart"/>
+      <w:r>
+        <w:rPr>
+          <w:rStyle w:val="Wyrnienieintensywne"/>
+          <w:lang w:val="en-US"/>
+        </w:rPr>
+        <w:t>az</w:t>
+      </w:r>
+      <w:proofErr w:type="spellEnd"/>
+      <w:r>
+        <w:rPr>
+          <w:rStyle w:val="Wyrnienieintensywne"/>
+          <w:lang w:val="en-US"/>
+        </w:rPr>
+        <w:t xml:space="preserve"> group list --output table</w:t>
+      </w:r>
+    </w:p>
+    <w:p>
+      <w:pPr>
+        <w:rPr>
+          <w:lang w:val="en-US"/>
+        </w:rPr>
+      </w:pPr>
+    </w:p>
+    <w:p>
+      <w:pPr>
+        <w:rPr>
+          <w:rStyle w:val="Wyrnienieintensywne"/>
+          <w:lang w:val="en-US"/>
+        </w:rPr>
+      </w:pPr>
+      <w:proofErr w:type="spellStart"/>
+      <w:r>
+        <w:rPr>
+          <w:rStyle w:val="Wyrnienieintensywne"/>
+          <w:lang w:val="en-US"/>
+        </w:rPr>
+        <w:t>az</w:t>
+      </w:r>
+      <w:proofErr w:type="spellEnd"/>
+      <w:r>
+        <w:rPr>
+          <w:rStyle w:val="Wyrnienieintensywne"/>
+          <w:lang w:val="en-US"/>
+        </w:rPr>
+        <w:t xml:space="preserve"> network </w:t>
+      </w:r>
+      <w:proofErr w:type="spellStart"/>
+      <w:r>
+        <w:rPr>
+          <w:rStyle w:val="Wyrnienieintensywne"/>
+          <w:lang w:val="en-US"/>
+        </w:rPr>
+        <w:t>vnet</w:t>
+      </w:r>
+      <w:proofErr w:type="spellEnd"/>
+      <w:r>
+        <w:rPr>
+          <w:rStyle w:val="Wyrnienieintensywne"/>
+          <w:lang w:val="en-US"/>
+        </w:rPr>
+        <w:t xml:space="preserve"> create \</w:t>
+      </w:r>
+    </w:p>
+    <w:p>
+      <w:pPr>
+        <w:rPr>
+          <w:rStyle w:val="Wyrnienieintensywne"/>
+          <w:lang w:val="en-US"/>
+        </w:rPr>
+      </w:pPr>
+      <w:r>
+        <w:rPr>
+          <w:rStyle w:val="Wyrnienieintensywne"/>
+          <w:lang w:val="en-US"/>
+        </w:rPr>
+        <w:t xml:space="preserve">  --resource-group kml_rg_main-7f80ee7789854053 \</w:t>
+      </w:r>
+    </w:p>
+    <w:p>
+      <w:pPr>
+        <w:rPr>
+          <w:rStyle w:val="Wyrnienieintensywne"/>
+          <w:lang w:val="en-US"/>
+        </w:rPr>
+      </w:pPr>
+      <w:r>
+        <w:rPr>
+          <w:rStyle w:val="Wyrnienieintensywne"/>
+          <w:lang w:val="en-US"/>
+        </w:rPr>
+        <w:t xml:space="preserve">  --name </w:t>
+      </w:r>
+      <w:proofErr w:type="spellStart"/>
+      <w:r>
+        <w:rPr>
+          <w:rStyle w:val="Wyrnienieintensywne"/>
+          <w:lang w:val="en-US"/>
+        </w:rPr>
+        <w:t>xfusion-vnet</w:t>
+      </w:r>
+      <w:proofErr w:type="spellEnd"/>
+      <w:r>
+        <w:rPr>
+          <w:rStyle w:val="Wyrnienieintensywne"/>
+          <w:lang w:val="en-US"/>
+        </w:rPr>
+        <w:t xml:space="preserve"> \</w:t>
+      </w:r>
+    </w:p>
+    <w:p>
+      <w:pPr>
+        <w:rPr>
+          <w:rStyle w:val="Wyrnienieintensywne"/>
+          <w:lang w:val="en-US"/>
+        </w:rPr>
+      </w:pPr>
+      <w:r>
+        <w:rPr>
+          <w:rStyle w:val="Wyrnienieintensywne"/>
+          <w:lang w:val="en-US"/>
+        </w:rPr>
+        <w:t xml:space="preserve">  --location </w:t>
+      </w:r>
+      <w:proofErr w:type="spellStart"/>
+      <w:r>
+        <w:rPr>
+          <w:rStyle w:val="Wyrnienieintensywne"/>
+          <w:lang w:val="en-US"/>
+        </w:rPr>
+        <w:t>southcentralus</w:t>
+      </w:r>
+      <w:proofErr w:type="spellEnd"/>
+      <w:r>
+        <w:rPr>
+          <w:rStyle w:val="Wyrnienieintensywne"/>
+          <w:lang w:val="en-US"/>
+        </w:rPr>
+        <w:t xml:space="preserve"> \</w:t>
+      </w:r>
+    </w:p>
+    <w:p>
+      <w:pPr>
+        <w:rPr>
+          <w:rStyle w:val="Wyrnienieintensywne"/>
+          <w:lang w:val="en-US"/>
+        </w:rPr>
+      </w:pPr>
+      <w:r>
+        <w:rPr>
+          <w:rStyle w:val="Wyrnienieintensywne"/>
+          <w:lang w:val="en-US"/>
+        </w:rPr>
+        <w:t xml:space="preserve">  --address-prefixes 10.0.0.0/16 \</w:t>
+      </w:r>
+    </w:p>
+    <w:p>
+      <w:pPr>
+        <w:rPr>
+          <w:rStyle w:val="Wyrnienieintensywne"/>
+          <w:lang w:val="en-US"/>
+        </w:rPr>
+      </w:pPr>
+      <w:r>
+        <w:rPr>
+          <w:rStyle w:val="Wyrnienieintensywne"/>
+          <w:lang w:val="en-US"/>
+        </w:rPr>
+        <w:t xml:space="preserve">  --subnet-name </w:t>
+      </w:r>
+      <w:proofErr w:type="spellStart"/>
+      <w:r>
+        <w:rPr>
+          <w:rStyle w:val="Wyrnienieintensywne"/>
+          <w:lang w:val="en-US"/>
+        </w:rPr>
+        <w:t>xfusion</w:t>
+      </w:r>
+      <w:proofErr w:type="spellEnd"/>
+      <w:r>
+        <w:rPr>
+          <w:rStyle w:val="Wyrnienieintensywne"/>
+          <w:lang w:val="en-US"/>
+        </w:rPr>
+        <w:t>-subnet \</w:t>
+      </w:r>
+    </w:p>
+    <w:p>
+      <w:pPr>
+        <w:rPr>
+          <w:rStyle w:val="Wyrnienieintensywne"/>
+          <w:lang w:val="en-US"/>
+        </w:rPr>
+      </w:pPr>
+      <w:r>
+        <w:rPr>
+          <w:rStyle w:val="Wyrnienieintensywne"/>
+          <w:lang w:val="en-US"/>
+        </w:rPr>
+        <w:t xml:space="preserve">  --subnet-prefixes 10.0.0.0/24</w:t>
+      </w:r>
+    </w:p>
+    <w:p>
+      <w:pPr>
+        <w:rPr>
+          <w:lang w:val="en-US"/>
+        </w:rPr>
+      </w:pPr>
+    </w:p>
+    <w:p>
+      <w:pPr>
+        <w:rPr>
+          <w:rStyle w:val="Wyrnienieintensywne"/>
+          <w:lang w:val="en-US"/>
+        </w:rPr>
+      </w:pPr>
+      <w:proofErr w:type="spellStart"/>
+      <w:r>
+        <w:rPr>
+          <w:rStyle w:val="Wyrnienieintensywne"/>
+          <w:lang w:val="en-US"/>
+        </w:rPr>
+        <w:t>az</w:t>
+      </w:r>
+      <w:proofErr w:type="spellEnd"/>
+      <w:r>
+        <w:rPr>
+          <w:rStyle w:val="Wyrnienieintensywne"/>
+          <w:lang w:val="en-US"/>
+        </w:rPr>
+        <w:t xml:space="preserve"> network </w:t>
+      </w:r>
+      <w:proofErr w:type="spellStart"/>
+      <w:r>
+        <w:rPr>
+          <w:rStyle w:val="Wyrnienieintensywne"/>
+          <w:lang w:val="en-US"/>
+        </w:rPr>
+        <w:t>vnet</w:t>
+      </w:r>
+      <w:proofErr w:type="spellEnd"/>
+      <w:r>
+        <w:rPr>
+          <w:rStyle w:val="Wyrnienieintensywne"/>
+          <w:lang w:val="en-US"/>
+        </w:rPr>
+        <w:t xml:space="preserve"> show \</w:t>
+      </w:r>
+    </w:p>
+    <w:p>
+      <w:pPr>
+        <w:rPr>
+          <w:rStyle w:val="Wyrnienieintensywne"/>
+          <w:lang w:val="en-US"/>
+        </w:rPr>
+      </w:pPr>
+      <w:r>
+        <w:rPr>
+          <w:rStyle w:val="Wyrnienieintensywne"/>
+          <w:lang w:val="en-US"/>
+        </w:rPr>
+        <w:t xml:space="preserve">  --resource-group kml_rg_main-7f80ee7789854053 \</w:t>
+      </w:r>
+    </w:p>
+    <w:p>
+      <w:pPr>
+        <w:rPr>
+          <w:rStyle w:val="Wyrnienieintensywne"/>
+          <w:lang w:val="en-US"/>
+        </w:rPr>
+      </w:pPr>
+      <w:r>
+        <w:rPr>
+          <w:rStyle w:val="Wyrnienieintensywne"/>
+          <w:lang w:val="en-US"/>
+        </w:rPr>
+        <w:t xml:space="preserve">  --name </w:t>
+      </w:r>
+      <w:proofErr w:type="spellStart"/>
+      <w:r>
+        <w:rPr>
+          <w:rStyle w:val="Wyrnienieintensywne"/>
+          <w:lang w:val="en-US"/>
+        </w:rPr>
+        <w:t>xfusion-vnet</w:t>
+      </w:r>
+      <w:proofErr w:type="spellEnd"/>
+      <w:r>
+        <w:rPr>
+          <w:rStyle w:val="Wyrnienieintensywne"/>
+          <w:lang w:val="en-US"/>
+        </w:rPr>
+        <w:t xml:space="preserve"> \</w:t>
+      </w:r>
+    </w:p>
+    <w:p>
+      <w:pPr>
+        <w:rPr>
+          <w:rStyle w:val="Wyrnienieintensywne"/>
+          <w:lang w:val="en-US"/>
+        </w:rPr>
+      </w:pPr>
+      <w:r>
+        <w:rPr>
+          <w:rStyle w:val="Wyrnienieintensywne"/>
+          <w:lang w:val="en-US"/>
+        </w:rPr>
+        <w:t xml:space="preserve">  --query "{name:name,location:location,vnetPrefix:addressSpace.addressPrefixes,subnets:subnets[].{name:name,prefix:addressPrefix}}" \</w:t>
+      </w:r>
+    </w:p>
+    <w:p>
+      <w:pPr>
+        <w:rPr>
+          <w:rStyle w:val="Wyrnienieintensywne"/>
+        </w:rPr>
+      </w:pPr>
+      <w:r>
+        <w:rPr>
+          <w:rStyle w:val="Wyrnienieintensywne"/>
+          <w:lang w:val="en-US"/>
+        </w:rPr>
+        <w:t xml:space="preserve">  -o table</w:t>
+      </w:r>
+    </w:p>
+    <w:p>
+      <w:pPr>
+        <w:rPr>
+          <w:lang w:val="en-US"/>
+        </w:rPr>
+      </w:pPr>
+    </w:p>
+    <w:p>
+      <w:pPr>
+        <w:rPr>
+          <w:lang w:val="en-US"/>
+        </w:rPr>
+      </w:pPr>
+      <w:r>
+        <w:rPr>
+          <w:lang w:val="en-US"/>
+        </w:rPr>
+        <w:t>From portal</w:t>
+      </w:r>
+    </w:p>
+    <w:p>
+      <w:pPr>
+        <w:rPr>
+          <w:lang w:val="en-US"/>
+        </w:rPr>
+      </w:pPr>
+    </w:p>
+    <w:p>
+      <w:pPr>
+        <w:rPr>
+          <w:lang w:val="en-US"/>
+        </w:rPr>
+      </w:pPr>
+      <w:r>
+        <w:rPr>
+          <w:noProof/>
+          <w:lang w:val="en-US"/>
+        </w:rPr>
+        <w:lastRenderedPageBreak/>
+        <w:drawing>
+          <wp:inline distT="0" distB="0" distL="0" distR="0" wp14:anchorId="06AD8D5C" wp14:editId="4B14C99A">
+            <wp:extent cx="5760720" cy="3266440"/>
+            <wp:effectExtent l="0" t="0" r="0" b="0"/>
+            <wp:docPr id="1691049355" name="Obraz 1"/>
+            <wp:cNvGraphicFramePr>
+              <a:graphicFrameLocks xmlns:a="http://schemas.openxmlformats.org/drawingml/2006/main" noChangeAspect="1"/>
+            </wp:cNvGraphicFramePr>
+            <a:graphic xmlns:a="http://schemas.openxmlformats.org/drawingml/2006/main">
+              <a:graphicData uri="http://schemas.openxmlformats.org/drawingml/2006/picture">
+                <pic:pic xmlns:pic="http://schemas.openxmlformats.org/drawingml/2006/picture">
+                  <pic:nvPicPr>
+                    <pic:cNvPr id="660598748" name=""/>
+                    <pic:cNvPicPr/>
+                  </pic:nvPicPr>
+                  <pic:blipFill>
+                    <a:blip r:embed="rId15"/>
+                    <a:stretch>
+                      <a:fillRect/>
+                    </a:stretch>
+                  </pic:blipFill>
+                  <pic:spPr>
+                    <a:xfrm>
+                      <a:off x="0" y="0"/>
+                      <a:ext cx="5760720" cy="3266440"/>
+                    </a:xfrm>
+                    <a:prstGeom prst="rect">
+                      <a:avLst/>
+                    </a:prstGeom>
+                  </pic:spPr>
+                </pic:pic>
+              </a:graphicData>
+            </a:graphic>
+          </wp:inline>
+        </w:drawing>
+      </w:r>
+    </w:p>
+    <w:p>
+      <w:pPr>
+        <w:rPr>
+          <w:lang w:val="en-US"/>
+        </w:rPr>
+      </w:pPr>
+      <w:r>
+        <w:rPr>
+          <w:noProof/>
+          <w:lang w:val="en-US"/>
+        </w:rPr>
+        <w:drawing>
+          <wp:inline distT="0" distB="0" distL="0" distR="0" wp14:anchorId="77870836" wp14:editId="1252F5B5">
+            <wp:extent cx="5760720" cy="4582160"/>
+            <wp:effectExtent l="0" t="0" r="0" b="8890"/>
+            <wp:docPr id="2894151" name="Obraz 1"/>
+            <wp:cNvGraphicFramePr>
+              <a:graphicFrameLocks xmlns:a="http://schemas.openxmlformats.org/drawingml/2006/main" noChangeAspect="1"/>
+            </wp:cNvGraphicFramePr>
+            <a:graphic xmlns:a="http://schemas.openxmlformats.org/drawingml/2006/main">
+              <a:graphicData uri="http://schemas.openxmlformats.org/drawingml/2006/picture">
+                <pic:pic xmlns:pic="http://schemas.openxmlformats.org/drawingml/2006/picture">
+                  <pic:nvPicPr>
+                    <pic:cNvPr id="1389865338" name=""/>
+                    <pic:cNvPicPr/>
+                  </pic:nvPicPr>
+                  <pic:blipFill>
+                    <a:blip r:embed="rId16"/>
+                    <a:stretch>
+                      <a:fillRect/>
+                    </a:stretch>
+                  </pic:blipFill>
+                  <pic:spPr>
+                    <a:xfrm>
+                      <a:off x="0" y="0"/>
+                      <a:ext cx="5760720" cy="4582160"/>
+                    </a:xfrm>
+                    <a:prstGeom prst="rect">
+                      <a:avLst/>
+                    </a:prstGeom>
+                  </pic:spPr>
+                </pic:pic>
+              </a:graphicData>
+            </a:graphic>
+          </wp:inline>
+        </w:drawing>
+      </w:r>
+    </w:p>
+    <w:p>
+      <w:pPr>
+        <w:rPr>
+          <w:lang w:val="en-US"/>
+        </w:rPr>
+      </w:pPr>
+      <w:r>
+        <w:rPr>
+          <w:noProof/>
+          <w:lang w:val="en-US"/>
+        </w:rPr>
+        <w:lastRenderedPageBreak/>
+        <w:drawing>
+          <wp:inline distT="0" distB="0" distL="0" distR="0" wp14:anchorId="1D271A09" wp14:editId="0FAA93A2">
+            <wp:extent cx="5760720" cy="4814570"/>
+            <wp:effectExtent l="0" t="0" r="0" b="5080"/>
+            <wp:docPr id="1737529042" name="Obraz 1"/>
+            <wp:cNvGraphicFramePr>
+              <a:graphicFrameLocks xmlns:a="http://schemas.openxmlformats.org/drawingml/2006/main" noChangeAspect="1"/>
+            </wp:cNvGraphicFramePr>
+            <a:graphic xmlns:a="http://schemas.openxmlformats.org/drawingml/2006/main">
+              <a:graphicData uri="http://schemas.openxmlformats.org/drawingml/2006/picture">
+                <pic:pic xmlns:pic="http://schemas.openxmlformats.org/drawingml/2006/picture">
+                  <pic:nvPicPr>
+                    <pic:cNvPr id="1171717009" name=""/>
+                    <pic:cNvPicPr/>
+                  </pic:nvPicPr>
+                  <pic:blipFill>
+                    <a:blip r:embed="rId17"/>
+                    <a:stretch>
+                      <a:fillRect/>
+                    </a:stretch>
+                  </pic:blipFill>
+                  <pic:spPr>
+                    <a:xfrm>
+                      <a:off x="0" y="0"/>
+                      <a:ext cx="5760720" cy="4814570"/>
+                    </a:xfrm>
+                    <a:prstGeom prst="rect">
+                      <a:avLst/>
+                    </a:prstGeom>
+                  </pic:spPr>
+                </pic:pic>
+              </a:graphicData>
+            </a:graphic>
+          </wp:inline>
+        </w:drawing>
+      </w:r>
+    </w:p>
+    <w:p>
+      <w:pPr>
+        <w:pStyle w:val="Nagwek2"/>
+        <w:rPr>
+          <w:lang w:val="en-US"/>
+        </w:rPr>
+      </w:pPr>
+      <w:bookmarkStart w:id="17" w:name="_Toc227625355"/>
+      <w:r>
+        <w:rPr>
+          <w:lang w:val="en-US"/>
+        </w:rPr>
+        <w:t>Why we need that</w:t>
+      </w:r>
+      <w:bookmarkEnd w:id="17"/>
+    </w:p>
+    <w:p>
+      <w:pPr>
+        <w:rPr>
+          <w:lang w:val="en-US"/>
+        </w:rPr>
+      </w:pPr>
+      <w:r>
+        <w:rPr>
+          <w:lang w:val="en-US"/>
+        </w:rPr>
+        <w:t xml:space="preserve">A </w:t>
+      </w:r>
+      <w:proofErr w:type="spellStart"/>
+      <w:r>
+        <w:rPr>
+          <w:lang w:val="en-US"/>
+        </w:rPr>
+        <w:t>VNet</w:t>
+      </w:r>
+      <w:proofErr w:type="spellEnd"/>
+      <w:r>
+        <w:rPr>
+          <w:lang w:val="en-US"/>
+        </w:rPr>
+        <w:t xml:space="preserve"> with subnets is needed to organize and secure Azure resources inside a private network. The </w:t>
+      </w:r>
+      <w:proofErr w:type="spellStart"/>
+      <w:r>
+        <w:rPr>
+          <w:lang w:val="en-US"/>
+        </w:rPr>
+        <w:t>VNet</w:t>
+      </w:r>
+      <w:proofErr w:type="spellEnd"/>
+      <w:r>
+        <w:rPr>
+          <w:lang w:val="en-US"/>
+        </w:rPr>
+        <w:t xml:space="preserve"> defines the overall IP range and connectivity boundaries, while subnets divide that network into smaller segments so different services can be isolated, managed, and protected with separate rules.</w:t>
+      </w:r>
+    </w:p>
+    <w:p>
+      <w:pPr>
+        <w:pStyle w:val="Nagwek1"/>
+        <w:rPr>
+          <w:lang w:val="en-US"/>
+        </w:rPr>
+      </w:pPr>
+      <w:bookmarkStart w:id="18" w:name="_Toc227625356"/>
+      <w:r>
+        <w:rPr>
+          <w:lang w:val="en-US"/>
+        </w:rPr>
+        <w:t xml:space="preserve">Task 7 </w:t>
+      </w:r>
+      <w:r>
+        <w:rPr>
+          <w:lang w:val="en-US"/>
+        </w:rPr>
+        <w:t>Create a Public IP Address for Azure VM</w:t>
+      </w:r>
+      <w:bookmarkEnd w:id="18"/>
+    </w:p>
+    <w:p>
+      <w:pPr>
+        <w:rPr>
+          <w:lang w:val="en-US"/>
+        </w:rPr>
+      </w:pPr>
+      <w:r>
+        <w:rPr>
+          <w:lang w:val="en-US"/>
+        </w:rPr>
+        <w:t>The Nautilus DevOps team is strategizing the migration of a portion of their infrastructure to the Azure cloud. Recognizing the scale of this undertaking, they have opted to approach the migration in incremental steps rather than as a single massive transition. To achieve this, they have segmented large tasks into smaller, more manageable units. This granular approach enables the team to execute the migration in gradual phases, ensuring smoother implementation and minimizing disruption to ongoing operations. By breaking down the migration into smaller tasks, the Nautilus DevOps team can systematically progress through each stage, allowing for better control, risk mitigation, and optimization of resources throughout the migration process.</w:t>
+      </w:r>
+    </w:p>
+    <w:p>
+      <w:pPr>
+        <w:rPr>
+          <w:lang w:val="en-US"/>
+        </w:rPr>
+      </w:pPr>
+    </w:p>
+    <w:p>
+      <w:pPr>
+        <w:rPr>
+          <w:lang w:val="en-US"/>
+        </w:rPr>
+      </w:pPr>
+      <w:r>
+        <w:rPr>
+          <w:lang w:val="en-US"/>
+        </w:rPr>
+        <w:t xml:space="preserve">For this task, allocate a Public IP address, name it as </w:t>
+      </w:r>
+      <w:proofErr w:type="spellStart"/>
+      <w:r>
+        <w:rPr>
+          <w:lang w:val="en-US"/>
+        </w:rPr>
+        <w:t>xfusion</w:t>
+      </w:r>
+      <w:proofErr w:type="spellEnd"/>
+      <w:r>
+        <w:rPr>
+          <w:lang w:val="en-US"/>
+        </w:rPr>
+        <w:t>-pip.</w:t>
+      </w:r>
+    </w:p>
+    <w:p>
+      <w:pPr>
+        <w:pStyle w:val="Nagwek2"/>
+        <w:rPr>
+          <w:lang w:val="en-US"/>
+        </w:rPr>
+      </w:pPr>
+      <w:bookmarkStart w:id="19" w:name="_Toc227625357"/>
+      <w:r>
+        <w:rPr>
+          <w:lang w:val="en-US"/>
+        </w:rPr>
+        <w:t>Solution</w:t>
+      </w:r>
+      <w:bookmarkEnd w:id="19"/>
+      <w:r>
+        <w:rPr>
+          <w:lang w:val="en-US"/>
+        </w:rPr>
+        <w:t xml:space="preserve"> </w:t>
+      </w:r>
+    </w:p>
+    <w:p>
+      <w:pPr>
+        <w:rPr>
+          <w:lang w:val="en-US"/>
+        </w:rPr>
+      </w:pPr>
+    </w:p>
+    <w:p>
+      <w:pPr>
+        <w:rPr>
+          <w:rStyle w:val="Wyrnienieintensywne"/>
+          <w:lang w:val="en-US"/>
+        </w:rPr>
+      </w:pPr>
+      <w:proofErr w:type="spellStart"/>
+      <w:r>
+        <w:rPr>
+          <w:rStyle w:val="Wyrnienieintensywne"/>
+          <w:lang w:val="en-US"/>
+        </w:rPr>
+        <w:t>az</w:t>
+      </w:r>
+      <w:proofErr w:type="spellEnd"/>
+      <w:r>
+        <w:rPr>
+          <w:rStyle w:val="Wyrnienieintensywne"/>
+          <w:lang w:val="en-US"/>
+        </w:rPr>
+        <w:t xml:space="preserve"> group list --output table</w:t>
+      </w:r>
+    </w:p>
+    <w:p>
+      <w:pPr>
+        <w:rPr>
+          <w:rStyle w:val="Wyrnienieintensywne"/>
+          <w:lang w:val="en-US"/>
+        </w:rPr>
+      </w:pPr>
+    </w:p>
+    <w:p>
+      <w:pPr>
+        <w:rPr>
+          <w:rStyle w:val="Wyrnienieintensywne"/>
+          <w:lang w:val="en-US"/>
+        </w:rPr>
+      </w:pPr>
+      <w:proofErr w:type="spellStart"/>
+      <w:r>
+        <w:rPr>
+          <w:rStyle w:val="Wyrnienieintensywne"/>
+          <w:lang w:val="en-US"/>
+        </w:rPr>
+        <w:t>az</w:t>
+      </w:r>
+      <w:proofErr w:type="spellEnd"/>
+      <w:r>
+        <w:rPr>
+          <w:rStyle w:val="Wyrnienieintensywne"/>
+          <w:lang w:val="en-US"/>
+        </w:rPr>
+        <w:t xml:space="preserve"> network public-</w:t>
+      </w:r>
+      <w:proofErr w:type="spellStart"/>
+      <w:r>
+        <w:rPr>
+          <w:rStyle w:val="Wyrnienieintensywne"/>
+          <w:lang w:val="en-US"/>
+        </w:rPr>
+        <w:t>ip</w:t>
+      </w:r>
+      <w:proofErr w:type="spellEnd"/>
+      <w:r>
+        <w:rPr>
+          <w:rStyle w:val="Wyrnienieintensywne"/>
+          <w:lang w:val="en-US"/>
+        </w:rPr>
+        <w:t xml:space="preserve"> create \</w:t>
+      </w:r>
+    </w:p>
+    <w:p>
+      <w:pPr>
+        <w:rPr>
+          <w:rStyle w:val="Wyrnienieintensywne"/>
+          <w:lang w:val="en-US"/>
+        </w:rPr>
+      </w:pPr>
+      <w:r>
+        <w:rPr>
+          <w:rStyle w:val="Wyrnienieintensywne"/>
+          <w:lang w:val="en-US"/>
+        </w:rPr>
+        <w:t xml:space="preserve">  --resource-group kml_rg_main-344f47fcbca64871 \</w:t>
+      </w:r>
+    </w:p>
+    <w:p>
+      <w:pPr>
+        <w:rPr>
+          <w:rStyle w:val="Wyrnienieintensywne"/>
+          <w:lang w:val="en-US"/>
+        </w:rPr>
+      </w:pPr>
+      <w:r>
+        <w:rPr>
+          <w:rStyle w:val="Wyrnienieintensywne"/>
+          <w:lang w:val="en-US"/>
+        </w:rPr>
+        <w:t xml:space="preserve">  --name </w:t>
+      </w:r>
+      <w:proofErr w:type="spellStart"/>
+      <w:r>
+        <w:rPr>
+          <w:rStyle w:val="Wyrnienieintensywne"/>
+          <w:lang w:val="en-US"/>
+        </w:rPr>
+        <w:t>xfusion</w:t>
+      </w:r>
+      <w:proofErr w:type="spellEnd"/>
+      <w:r>
+        <w:rPr>
+          <w:rStyle w:val="Wyrnienieintensywne"/>
+          <w:lang w:val="en-US"/>
+        </w:rPr>
+        <w:t>-pip \</w:t>
+      </w:r>
+    </w:p>
+    <w:p>
+      <w:pPr>
+        <w:rPr>
+          <w:rStyle w:val="Wyrnienieintensywne"/>
+          <w:lang w:val="en-US"/>
+        </w:rPr>
+      </w:pPr>
+      <w:r>
+        <w:rPr>
+          <w:rStyle w:val="Wyrnienieintensywne"/>
+          <w:lang w:val="en-US"/>
+        </w:rPr>
+        <w:t xml:space="preserve">  --</w:t>
+      </w:r>
+      <w:proofErr w:type="spellStart"/>
+      <w:r>
+        <w:rPr>
+          <w:rStyle w:val="Wyrnienieintensywne"/>
+          <w:lang w:val="en-US"/>
+        </w:rPr>
+        <w:t>sku</w:t>
+      </w:r>
+      <w:proofErr w:type="spellEnd"/>
+      <w:r>
+        <w:rPr>
+          <w:rStyle w:val="Wyrnienieintensywne"/>
+          <w:lang w:val="en-US"/>
+        </w:rPr>
+        <w:t xml:space="preserve"> Standard \</w:t>
+      </w:r>
+    </w:p>
+    <w:p>
+      <w:pPr>
+        <w:rPr>
+          <w:rStyle w:val="Wyrnienieintensywne"/>
+          <w:lang w:val="en-US"/>
+        </w:rPr>
+      </w:pPr>
+      <w:r>
+        <w:rPr>
+          <w:rStyle w:val="Wyrnienieintensywne"/>
+          <w:lang w:val="en-US"/>
+        </w:rPr>
+        <w:t xml:space="preserve">  --allocation-method Static</w:t>
+      </w:r>
+    </w:p>
+    <w:p>
+      <w:pPr>
+        <w:rPr>
+          <w:rStyle w:val="Wyrnienieintensywne"/>
+          <w:lang w:val="en-US"/>
+        </w:rPr>
+      </w:pPr>
+    </w:p>
+    <w:p>
+      <w:pPr>
+        <w:rPr>
+          <w:rStyle w:val="Wyrnienieintensywne"/>
+          <w:lang w:val="en-US"/>
+        </w:rPr>
+      </w:pPr>
+      <w:proofErr w:type="spellStart"/>
+      <w:r>
+        <w:rPr>
+          <w:rStyle w:val="Wyrnienieintensywne"/>
+          <w:lang w:val="en-US"/>
+        </w:rPr>
+        <w:t>az</w:t>
+      </w:r>
+      <w:proofErr w:type="spellEnd"/>
+      <w:r>
+        <w:rPr>
+          <w:rStyle w:val="Wyrnienieintensywne"/>
+          <w:lang w:val="en-US"/>
+        </w:rPr>
+        <w:t xml:space="preserve"> network public-</w:t>
+      </w:r>
+      <w:proofErr w:type="spellStart"/>
+      <w:r>
+        <w:rPr>
+          <w:rStyle w:val="Wyrnienieintensywne"/>
+          <w:lang w:val="en-US"/>
+        </w:rPr>
+        <w:t>ip</w:t>
+      </w:r>
+      <w:proofErr w:type="spellEnd"/>
+      <w:r>
+        <w:rPr>
+          <w:rStyle w:val="Wyrnienieintensywne"/>
+          <w:lang w:val="en-US"/>
+        </w:rPr>
+        <w:t xml:space="preserve"> show \</w:t>
+      </w:r>
+    </w:p>
+    <w:p>
+      <w:pPr>
+        <w:rPr>
+          <w:rStyle w:val="Wyrnienieintensywne"/>
+          <w:lang w:val="en-US"/>
+        </w:rPr>
+      </w:pPr>
+      <w:r>
+        <w:rPr>
+          <w:rStyle w:val="Wyrnienieintensywne"/>
+          <w:lang w:val="en-US"/>
+        </w:rPr>
+        <w:t xml:space="preserve">  --resource-group kml_rg_main-344f47fcbca64871 \</w:t>
+      </w:r>
+    </w:p>
+    <w:p>
+      <w:pPr>
+        <w:rPr>
+          <w:rStyle w:val="Wyrnienieintensywne"/>
+          <w:lang w:val="en-US"/>
+        </w:rPr>
+      </w:pPr>
+      <w:r>
+        <w:rPr>
+          <w:rStyle w:val="Wyrnienieintensywne"/>
+          <w:lang w:val="en-US"/>
+        </w:rPr>
+        <w:t xml:space="preserve">  --name </w:t>
+      </w:r>
+      <w:proofErr w:type="spellStart"/>
+      <w:r>
+        <w:rPr>
+          <w:rStyle w:val="Wyrnienieintensywne"/>
+          <w:lang w:val="en-US"/>
+        </w:rPr>
+        <w:t>xfusion</w:t>
+      </w:r>
+      <w:proofErr w:type="spellEnd"/>
+      <w:r>
+        <w:rPr>
+          <w:rStyle w:val="Wyrnienieintensywne"/>
+          <w:lang w:val="en-US"/>
+        </w:rPr>
+        <w:t>-pip \</w:t>
+      </w:r>
+    </w:p>
+    <w:p>
+      <w:pPr>
+        <w:rPr>
+          <w:rStyle w:val="Wyrnienieintensywne"/>
+          <w:lang w:val="en-US"/>
+        </w:rPr>
+      </w:pPr>
+      <w:r>
+        <w:rPr>
+          <w:rStyle w:val="Wyrnienieintensywne"/>
+          <w:lang w:val="en-US"/>
+        </w:rPr>
+        <w:t xml:space="preserve">  --query "{name:name,sku:sku.name,allocation:publicIPAllocationMethod,ip:ipAddress}" \</w:t>
+      </w:r>
+    </w:p>
+    <w:p>
+      <w:pPr>
+        <w:rPr>
+          <w:rStyle w:val="Wyrnienieintensywne"/>
+        </w:rPr>
+      </w:pPr>
+      <w:r>
+        <w:rPr>
+          <w:rStyle w:val="Wyrnienieintensywne"/>
+          <w:lang w:val="en-US"/>
+        </w:rPr>
+        <w:t xml:space="preserve">  -o table</w:t>
+      </w:r>
+    </w:p>
+    <w:p>
+      <w:pPr>
+        <w:rPr>
+          <w:lang w:val="en-US"/>
+        </w:rPr>
+      </w:pPr>
+    </w:p>
+    <w:p>
+      <w:pPr>
+        <w:rPr>
+          <w:lang w:val="en-US"/>
+        </w:rPr>
+      </w:pPr>
+      <w:r>
+        <w:rPr>
+          <w:lang w:val="en-US"/>
+        </w:rPr>
+        <w:t>From portal</w:t>
+      </w:r>
+    </w:p>
+    <w:p>
+      <w:pPr>
+        <w:rPr>
+          <w:lang w:val="en-US"/>
+        </w:rPr>
+      </w:pPr>
+      <w:r>
+        <w:rPr>
+          <w:noProof/>
+          <w:lang w:val="en-US"/>
+        </w:rPr>
+        <w:lastRenderedPageBreak/>
+        <w:drawing>
+          <wp:inline distT="0" distB="0" distL="0" distR="0" wp14:anchorId="3AE53BD7" wp14:editId="40A3D25B">
+            <wp:extent cx="5760720" cy="3941445"/>
+            <wp:effectExtent l="0" t="0" r="0" b="1905"/>
+            <wp:docPr id="264192080" name="Obraz 1"/>
+            <wp:cNvGraphicFramePr>
+              <a:graphicFrameLocks xmlns:a="http://schemas.openxmlformats.org/drawingml/2006/main" noChangeAspect="1"/>
+            </wp:cNvGraphicFramePr>
+            <a:graphic xmlns:a="http://schemas.openxmlformats.org/drawingml/2006/main">
+              <a:graphicData uri="http://schemas.openxmlformats.org/drawingml/2006/picture">
+                <pic:pic xmlns:pic="http://schemas.openxmlformats.org/drawingml/2006/picture">
+                  <pic:nvPicPr>
+                    <pic:cNvPr id="264192080" name=""/>
+                    <pic:cNvPicPr/>
+                  </pic:nvPicPr>
+                  <pic:blipFill>
+                    <a:blip r:embed="rId18"/>
+                    <a:stretch>
+                      <a:fillRect/>
+                    </a:stretch>
+                  </pic:blipFill>
+                  <pic:spPr>
+                    <a:xfrm>
+                      <a:off x="0" y="0"/>
+                      <a:ext cx="5760720" cy="3941445"/>
+                    </a:xfrm>
+                    <a:prstGeom prst="rect">
+                      <a:avLst/>
+                    </a:prstGeom>
+                  </pic:spPr>
+                </pic:pic>
+              </a:graphicData>
+            </a:graphic>
+          </wp:inline>
+        </w:drawing>
+      </w:r>
+    </w:p>
+    <w:p>
+      <w:pPr>
+        <w:rPr>
+          <w:lang w:val="en-US"/>
+        </w:rPr>
+      </w:pPr>
+    </w:p>
+    <w:p>
+      <w:pPr>
+        <w:rPr>
+          <w:lang w:val="en-US"/>
+        </w:rPr>
+      </w:pPr>
+      <w:r>
+        <w:rPr>
+          <w:noProof/>
+          <w:lang w:val="en-US"/>
+        </w:rPr>
+        <w:lastRenderedPageBreak/>
+        <w:drawing>
+          <wp:inline distT="0" distB="0" distL="0" distR="0" wp14:anchorId="1EDBCA4B" wp14:editId="2FA4E9CF">
+            <wp:extent cx="5760720" cy="7405370"/>
+            <wp:effectExtent l="0" t="0" r="0" b="5080"/>
+            <wp:docPr id="2145640942" name="Obraz 1"/>
+            <wp:cNvGraphicFramePr>
+              <a:graphicFrameLocks xmlns:a="http://schemas.openxmlformats.org/drawingml/2006/main" noChangeAspect="1"/>
+            </wp:cNvGraphicFramePr>
+            <a:graphic xmlns:a="http://schemas.openxmlformats.org/drawingml/2006/main">
+              <a:graphicData uri="http://schemas.openxmlformats.org/drawingml/2006/picture">
+                <pic:pic xmlns:pic="http://schemas.openxmlformats.org/drawingml/2006/picture">
+                  <pic:nvPicPr>
+                    <pic:cNvPr id="2145640942" name=""/>
+                    <pic:cNvPicPr/>
+                  </pic:nvPicPr>
+                  <pic:blipFill>
+                    <a:blip r:embed="rId19"/>
+                    <a:stretch>
+                      <a:fillRect/>
+                    </a:stretch>
+                  </pic:blipFill>
+                  <pic:spPr>
+                    <a:xfrm>
+                      <a:off x="0" y="0"/>
+                      <a:ext cx="5760720" cy="7405370"/>
+                    </a:xfrm>
+                    <a:prstGeom prst="rect">
+                      <a:avLst/>
+                    </a:prstGeom>
+                  </pic:spPr>
+                </pic:pic>
+              </a:graphicData>
+            </a:graphic>
+          </wp:inline>
+        </w:drawing>
+      </w:r>
+    </w:p>
+    <w:p>
+      <w:pPr>
+        <w:rPr>
+          <w:lang w:val="en-US"/>
+        </w:rPr>
+      </w:pPr>
+    </w:p>
+    <w:p>
+      <w:pPr>
+        <w:pStyle w:val="Nagwek2"/>
+        <w:rPr>
+          <w:lang w:val="en-US"/>
+        </w:rPr>
+      </w:pPr>
+      <w:bookmarkStart w:id="20" w:name="_Toc227625358"/>
+      <w:r>
+        <w:rPr>
+          <w:lang w:val="en-US"/>
+        </w:rPr>
+        <w:t>Why we need that</w:t>
+      </w:r>
+      <w:bookmarkEnd w:id="20"/>
+    </w:p>
+    <w:p>
+      <w:pPr>
+        <w:rPr>
+          <w:lang w:val="en-US"/>
+        </w:rPr>
+      </w:pPr>
+      <w:r>
+        <w:rPr>
+          <w:lang w:val="en-US"/>
+        </w:rPr>
+        <w:t>A Public IP address is needed to give an Azure resource a reachable address on the internet. It allows external users, services, or networks to connect to resources like virtual machines, load balancers, or application gateways hosted in Azure.</w:t>
+      </w:r>
+    </w:p>
+    <w:p>
+      <w:pPr>
+        <w:pStyle w:val="Nagwek1"/>
+        <w:rPr>
+          <w:lang w:val="en-US"/>
+        </w:rPr>
+      </w:pPr>
+      <w:bookmarkStart w:id="21" w:name="_Toc227625359"/>
+      <w:r>
+        <w:rPr>
+          <w:lang w:val="en-US"/>
+        </w:rPr>
+        <w:lastRenderedPageBreak/>
+        <w:t xml:space="preserve">Task 8 </w:t>
+      </w:r>
+      <w:r>
+        <w:rPr>
+          <w:lang w:val="en-US"/>
+        </w:rPr>
+        <w:t>Attach Managed Disk to Azure Virtual Machine</w:t>
+      </w:r>
+      <w:bookmarkEnd w:id="21"/>
+    </w:p>
+    <w:p>
+      <w:pPr>
+        <w:rPr>
+          <w:lang w:val="en-US"/>
+        </w:rPr>
+      </w:pPr>
+      <w:r>
+        <w:rPr>
+          <w:lang w:val="en-US"/>
+        </w:rPr>
+        <w:t xml:space="preserve">The Nautilus </w:t>
+      </w:r>
+      <w:proofErr w:type="spellStart"/>
+      <w:r>
+        <w:rPr>
+          <w:lang w:val="en-US"/>
+        </w:rPr>
+        <w:t>nautilus</w:t>
+      </w:r>
+      <w:proofErr w:type="spellEnd"/>
+      <w:r>
+        <w:rPr>
+          <w:lang w:val="en-US"/>
+        </w:rPr>
+        <w:t xml:space="preserve"> team is migrating services to Azure. They are breaking down tasks to ensure better control and optimization. You are tasked with attaching an existing data disk to a virtual machine (VM).</w:t>
+      </w:r>
+    </w:p>
+    <w:p>
+      <w:pPr>
+        <w:rPr>
+          <w:lang w:val="en-US"/>
+        </w:rPr>
+      </w:pPr>
+      <w:r>
+        <w:rPr>
+          <w:lang w:val="en-US"/>
+        </w:rPr>
+        <w:t>An existing VM named nautilus-</w:t>
+      </w:r>
+      <w:proofErr w:type="spellStart"/>
+      <w:r>
+        <w:rPr>
+          <w:lang w:val="en-US"/>
+        </w:rPr>
+        <w:t>vm</w:t>
+      </w:r>
+      <w:proofErr w:type="spellEnd"/>
+      <w:r>
+        <w:rPr>
+          <w:lang w:val="en-US"/>
+        </w:rPr>
+        <w:t> and a managed disk named nautilus-disk already exist in the </w:t>
+      </w:r>
+      <w:proofErr w:type="spellStart"/>
+      <w:r>
+        <w:rPr>
+          <w:lang w:val="en-US"/>
+        </w:rPr>
+        <w:t>southcentralus</w:t>
+      </w:r>
+      <w:proofErr w:type="spellEnd"/>
+      <w:r>
+        <w:rPr>
+          <w:lang w:val="en-US"/>
+        </w:rPr>
+        <w:t> region.</w:t>
+      </w:r>
+    </w:p>
+    <w:p>
+      <w:pPr>
+        <w:rPr>
+          <w:lang w:val="en-US"/>
+        </w:rPr>
+      </w:pPr>
+      <w:r>
+        <w:rPr>
+          <w:lang w:val="en-US"/>
+        </w:rPr>
+        <w:t>  Attach the disk nautilus-disk to the VM nautilus-</w:t>
+      </w:r>
+      <w:proofErr w:type="spellStart"/>
+      <w:r>
+        <w:rPr>
+          <w:lang w:val="en-US"/>
+        </w:rPr>
+        <w:t>vm</w:t>
+      </w:r>
+      <w:proofErr w:type="spellEnd"/>
+      <w:r>
+        <w:rPr>
+          <w:lang w:val="en-US"/>
+        </w:rPr>
+        <w:t> as a data disk.</w:t>
+      </w:r>
+    </w:p>
+    <w:p>
+      <w:pPr>
+        <w:rPr>
+          <w:lang w:val="en-US"/>
+        </w:rPr>
+      </w:pPr>
+      <w:r>
+        <w:rPr>
+          <w:lang w:val="en-US"/>
+        </w:rPr>
+        <w:t>  Ensure the disk is attached to the VM nautilus-</w:t>
+      </w:r>
+      <w:proofErr w:type="spellStart"/>
+      <w:r>
+        <w:rPr>
+          <w:lang w:val="en-US"/>
+        </w:rPr>
+        <w:t>vm</w:t>
+      </w:r>
+      <w:proofErr w:type="spellEnd"/>
+      <w:r>
+        <w:rPr>
+          <w:lang w:val="en-US"/>
+        </w:rPr>
+        <w:t>.</w:t>
+      </w:r>
+    </w:p>
+    <w:p>
+      <w:pPr>
+        <w:rPr>
+          <w:lang w:val="en-US"/>
+        </w:rPr>
+      </w:pPr>
+      <w:r>
+        <w:rPr>
+          <w:lang w:val="en-US"/>
+        </w:rPr>
+        <w:t>Make sure that the virtual machine initialization has been completed before submitting this task.</w:t>
+      </w:r>
+    </w:p>
+    <w:p>
+      <w:pPr>
+        <w:rPr>
+          <w:lang w:val="en-US"/>
+        </w:rPr>
+      </w:pPr>
+      <w:r>
+        <w:rPr>
+          <w:lang w:val="en-US"/>
+        </w:rPr>
+        <w:t>From script</w:t>
+      </w:r>
+    </w:p>
+    <w:p>
+      <w:pPr>
+        <w:rPr>
+          <w:lang w:val="en-US"/>
+        </w:rPr>
+      </w:pPr>
+    </w:p>
+    <w:p>
+      <w:pPr>
+        <w:rPr>
+          <w:rStyle w:val="Wyrnienieintensywne"/>
+          <w:lang w:val="en-US"/>
+        </w:rPr>
+      </w:pPr>
+      <w:proofErr w:type="spellStart"/>
+      <w:r>
+        <w:rPr>
+          <w:rStyle w:val="Wyrnienieintensywne"/>
+          <w:lang w:val="en-US"/>
+        </w:rPr>
+        <w:t>showcreds</w:t>
+      </w:r>
+      <w:proofErr w:type="spellEnd"/>
+    </w:p>
+    <w:p>
+      <w:pPr>
+        <w:rPr>
+          <w:rStyle w:val="Wyrnienieintensywne"/>
+          <w:lang w:val="en-US"/>
+        </w:rPr>
+      </w:pPr>
+    </w:p>
+    <w:p>
+      <w:pPr>
+        <w:rPr>
+          <w:rStyle w:val="Wyrnienieintensywne"/>
+          <w:lang w:val="en-US"/>
+        </w:rPr>
+      </w:pPr>
+      <w:proofErr w:type="spellStart"/>
+      <w:r>
+        <w:rPr>
+          <w:rStyle w:val="Wyrnienieintensywne"/>
+          <w:lang w:val="en-US"/>
+        </w:rPr>
+        <w:t>az</w:t>
+      </w:r>
+      <w:proofErr w:type="spellEnd"/>
+      <w:r>
+        <w:rPr>
+          <w:rStyle w:val="Wyrnienieintensywne"/>
+          <w:lang w:val="en-US"/>
+        </w:rPr>
+        <w:t xml:space="preserve"> group list -o table</w:t>
+      </w:r>
+    </w:p>
+    <w:p>
+      <w:pPr>
+        <w:rPr>
+          <w:rStyle w:val="Wyrnienieintensywne"/>
+          <w:lang w:val="en-US"/>
+        </w:rPr>
+      </w:pPr>
+    </w:p>
+    <w:p>
+      <w:pPr>
+        <w:rPr>
+          <w:rStyle w:val="Wyrnienieintensywne"/>
+          <w:lang w:val="en-US"/>
+        </w:rPr>
+      </w:pPr>
+      <w:proofErr w:type="spellStart"/>
+      <w:r>
+        <w:rPr>
+          <w:rStyle w:val="Wyrnienieintensywne"/>
+          <w:lang w:val="en-US"/>
+        </w:rPr>
+        <w:t>az</w:t>
+      </w:r>
+      <w:proofErr w:type="spellEnd"/>
+      <w:r>
+        <w:rPr>
+          <w:rStyle w:val="Wyrnienieintensywne"/>
+          <w:lang w:val="en-US"/>
+        </w:rPr>
+        <w:t xml:space="preserve"> </w:t>
+      </w:r>
+      <w:proofErr w:type="spellStart"/>
+      <w:r>
+        <w:rPr>
+          <w:rStyle w:val="Wyrnienieintensywne"/>
+          <w:lang w:val="en-US"/>
+        </w:rPr>
+        <w:t>vm</w:t>
+      </w:r>
+      <w:proofErr w:type="spellEnd"/>
+      <w:r>
+        <w:rPr>
+          <w:rStyle w:val="Wyrnienieintensywne"/>
+          <w:lang w:val="en-US"/>
+        </w:rPr>
+        <w:t xml:space="preserve"> get-instance-view \</w:t>
+      </w:r>
+      <w:r>
+        <w:rPr>
+          <w:rStyle w:val="Wyrnienieintensywne"/>
+          <w:lang w:val="en-US"/>
+        </w:rPr>
+        <w:br/>
+        <w:t>--resource-group kml_rg_main-9c145597af86422f \</w:t>
+      </w:r>
+      <w:r>
+        <w:rPr>
+          <w:rStyle w:val="Wyrnienieintensywne"/>
+          <w:lang w:val="en-US"/>
+        </w:rPr>
+        <w:br/>
+        <w:t>--name nautilus-</w:t>
+      </w:r>
+      <w:proofErr w:type="spellStart"/>
+      <w:r>
+        <w:rPr>
+          <w:rStyle w:val="Wyrnienieintensywne"/>
+          <w:lang w:val="en-US"/>
+        </w:rPr>
+        <w:t>vm</w:t>
+      </w:r>
+      <w:proofErr w:type="spellEnd"/>
+      <w:r>
+        <w:rPr>
+          <w:rStyle w:val="Wyrnienieintensywne"/>
+          <w:lang w:val="en-US"/>
+        </w:rPr>
+        <w:t xml:space="preserve"> \</w:t>
+      </w:r>
+      <w:r>
+        <w:rPr>
+          <w:rStyle w:val="Wyrnienieintensywne"/>
+          <w:lang w:val="en-US"/>
+        </w:rPr>
+        <w:br/>
+        <w:t>--query "{vm:name,provisioning:instanceView.statuses[?starts_with(code,'ProvisioningState/')].displayStatus | [0], power:instanceView.statuses[?starts_with(code,'PowerState/')].displayStatus | [0]}" \</w:t>
+      </w:r>
+      <w:r>
+        <w:rPr>
+          <w:rStyle w:val="Wyrnienieintensywne"/>
+          <w:lang w:val="en-US"/>
+        </w:rPr>
+        <w:br/>
+        <w:t>-o table</w:t>
+      </w:r>
+    </w:p>
+    <w:p>
+      <w:pPr>
+        <w:rPr>
+          <w:rStyle w:val="Wyrnienieintensywne"/>
+          <w:lang w:val="en-US"/>
+        </w:rPr>
+      </w:pPr>
+    </w:p>
+    <w:p>
+      <w:pPr>
+        <w:rPr>
+          <w:rStyle w:val="Wyrnienieintensywne"/>
+          <w:lang w:val="en-US"/>
+        </w:rPr>
+      </w:pPr>
+      <w:proofErr w:type="spellStart"/>
+      <w:r>
+        <w:rPr>
+          <w:rStyle w:val="Wyrnienieintensywne"/>
+          <w:lang w:val="en-US"/>
+        </w:rPr>
+        <w:t>diskId</w:t>
+      </w:r>
+      <w:proofErr w:type="spellEnd"/>
+      <w:r>
+        <w:rPr>
+          <w:rStyle w:val="Wyrnienieintensywne"/>
+          <w:lang w:val="en-US"/>
+        </w:rPr>
+        <w:t>=$(</w:t>
+      </w:r>
+      <w:proofErr w:type="spellStart"/>
+      <w:r>
+        <w:rPr>
+          <w:rStyle w:val="Wyrnienieintensywne"/>
+          <w:lang w:val="en-US"/>
+        </w:rPr>
+        <w:t>az</w:t>
+      </w:r>
+      <w:proofErr w:type="spellEnd"/>
+      <w:r>
+        <w:rPr>
+          <w:rStyle w:val="Wyrnienieintensywne"/>
+          <w:lang w:val="en-US"/>
+        </w:rPr>
+        <w:t xml:space="preserve"> disk show \</w:t>
+      </w:r>
+    </w:p>
+    <w:p>
+      <w:pPr>
+        <w:rPr>
+          <w:rStyle w:val="Wyrnienieintensywne"/>
+          <w:lang w:val="en-US"/>
+        </w:rPr>
+      </w:pPr>
+      <w:r>
+        <w:rPr>
+          <w:rStyle w:val="Wyrnienieintensywne"/>
+          <w:lang w:val="en-US"/>
+        </w:rPr>
+        <w:t xml:space="preserve">  --resource-group kml_rg_main-9c145597af86422f \</w:t>
+      </w:r>
+    </w:p>
+    <w:p>
+      <w:pPr>
+        <w:rPr>
+          <w:rStyle w:val="Wyrnienieintensywne"/>
+          <w:lang w:val="en-US"/>
+        </w:rPr>
+      </w:pPr>
+      <w:r>
+        <w:rPr>
+          <w:rStyle w:val="Wyrnienieintensywne"/>
+          <w:lang w:val="en-US"/>
+        </w:rPr>
+        <w:t xml:space="preserve">  --name nautilus-disk \</w:t>
+      </w:r>
+    </w:p>
+    <w:p>
+      <w:pPr>
+        <w:rPr>
+          <w:rStyle w:val="Wyrnienieintensywne"/>
+          <w:lang w:val="en-US"/>
+        </w:rPr>
+      </w:pPr>
+      <w:r>
+        <w:rPr>
+          <w:rStyle w:val="Wyrnienieintensywne"/>
+          <w:lang w:val="en-US"/>
+        </w:rPr>
+        <w:t xml:space="preserve">  --query id -o </w:t>
+      </w:r>
+      <w:proofErr w:type="spellStart"/>
+      <w:r>
+        <w:rPr>
+          <w:rStyle w:val="Wyrnienieintensywne"/>
+          <w:lang w:val="en-US"/>
+        </w:rPr>
+        <w:t>tsv</w:t>
+      </w:r>
+      <w:proofErr w:type="spellEnd"/>
+      <w:r>
+        <w:rPr>
+          <w:rStyle w:val="Wyrnienieintensywne"/>
+          <w:lang w:val="en-US"/>
+        </w:rPr>
+        <w:t>)</w:t>
+      </w:r>
+    </w:p>
+    <w:p>
+      <w:pPr>
+        <w:rPr>
+          <w:rStyle w:val="Wyrnienieintensywne"/>
+          <w:lang w:val="en-US"/>
+        </w:rPr>
+      </w:pPr>
+    </w:p>
+    <w:p>
+      <w:pPr>
+        <w:rPr>
+          <w:rStyle w:val="Wyrnienieintensywne"/>
+          <w:lang w:val="en-US"/>
+        </w:rPr>
+      </w:pPr>
+      <w:proofErr w:type="spellStart"/>
+      <w:r>
+        <w:rPr>
+          <w:rStyle w:val="Wyrnienieintensywne"/>
+          <w:lang w:val="en-US"/>
+        </w:rPr>
+        <w:t>az</w:t>
+      </w:r>
+      <w:proofErr w:type="spellEnd"/>
+      <w:r>
+        <w:rPr>
+          <w:rStyle w:val="Wyrnienieintensywne"/>
+          <w:lang w:val="en-US"/>
+        </w:rPr>
+        <w:t xml:space="preserve"> </w:t>
+      </w:r>
+      <w:proofErr w:type="spellStart"/>
+      <w:r>
+        <w:rPr>
+          <w:rStyle w:val="Wyrnienieintensywne"/>
+          <w:lang w:val="en-US"/>
+        </w:rPr>
+        <w:t>vm</w:t>
+      </w:r>
+      <w:proofErr w:type="spellEnd"/>
+      <w:r>
+        <w:rPr>
+          <w:rStyle w:val="Wyrnienieintensywne"/>
+          <w:lang w:val="en-US"/>
+        </w:rPr>
+        <w:t xml:space="preserve"> disk attach \</w:t>
+      </w:r>
+    </w:p>
+    <w:p>
+      <w:pPr>
+        <w:rPr>
+          <w:rStyle w:val="Wyrnienieintensywne"/>
+          <w:lang w:val="en-US"/>
+        </w:rPr>
+      </w:pPr>
+      <w:r>
+        <w:rPr>
+          <w:rStyle w:val="Wyrnienieintensywne"/>
+          <w:lang w:val="en-US"/>
+        </w:rPr>
+        <w:lastRenderedPageBreak/>
+        <w:t xml:space="preserve">  --resource-group kml_rg_main-9c145597af86422f \</w:t>
+      </w:r>
+    </w:p>
+    <w:p>
+      <w:pPr>
+        <w:rPr>
+          <w:rStyle w:val="Wyrnienieintensywne"/>
+          <w:lang w:val="en-US"/>
+        </w:rPr>
+      </w:pPr>
+      <w:r>
+        <w:rPr>
+          <w:rStyle w:val="Wyrnienieintensywne"/>
+          <w:lang w:val="en-US"/>
+        </w:rPr>
+        <w:t xml:space="preserve">  --</w:t>
+      </w:r>
+      <w:proofErr w:type="spellStart"/>
+      <w:r>
+        <w:rPr>
+          <w:rStyle w:val="Wyrnienieintensywne"/>
+          <w:lang w:val="en-US"/>
+        </w:rPr>
+        <w:t>vm</w:t>
+      </w:r>
+      <w:proofErr w:type="spellEnd"/>
+      <w:r>
+        <w:rPr>
+          <w:rStyle w:val="Wyrnienieintensywne"/>
+          <w:lang w:val="en-US"/>
+        </w:rPr>
+        <w:t>-name nautilus-</w:t>
+      </w:r>
+      <w:proofErr w:type="spellStart"/>
+      <w:r>
+        <w:rPr>
+          <w:rStyle w:val="Wyrnienieintensywne"/>
+          <w:lang w:val="en-US"/>
+        </w:rPr>
+        <w:t>vm</w:t>
+      </w:r>
+      <w:proofErr w:type="spellEnd"/>
+      <w:r>
+        <w:rPr>
+          <w:rStyle w:val="Wyrnienieintensywne"/>
+          <w:lang w:val="en-US"/>
+        </w:rPr>
+        <w:t xml:space="preserve"> \</w:t>
+      </w:r>
+    </w:p>
+    <w:p>
+      <w:pPr>
+        <w:rPr>
+          <w:rStyle w:val="Wyrnienieintensywne"/>
+          <w:lang w:val="en-US"/>
+        </w:rPr>
+      </w:pPr>
+      <w:r>
+        <w:rPr>
+          <w:rStyle w:val="Wyrnienieintensywne"/>
+          <w:lang w:val="en-US"/>
+        </w:rPr>
+        <w:t xml:space="preserve">  --name "$</w:t>
+      </w:r>
+      <w:proofErr w:type="spellStart"/>
+      <w:r>
+        <w:rPr>
+          <w:rStyle w:val="Wyrnienieintensywne"/>
+          <w:lang w:val="en-US"/>
+        </w:rPr>
+        <w:t>diskId</w:t>
+      </w:r>
+      <w:proofErr w:type="spellEnd"/>
+      <w:r>
+        <w:rPr>
+          <w:rStyle w:val="Wyrnienieintensywne"/>
+          <w:lang w:val="en-US"/>
+        </w:rPr>
+        <w:t>"</w:t>
+      </w:r>
+    </w:p>
+    <w:p>
+      <w:pPr>
+        <w:rPr>
+          <w:lang w:val="en-US"/>
+        </w:rPr>
+      </w:pPr>
+    </w:p>
+    <w:p>
+      <w:pPr>
+        <w:rPr>
+          <w:rStyle w:val="Wyrnienieintensywne"/>
+          <w:lang w:val="en-US"/>
+        </w:rPr>
+      </w:pPr>
+      <w:proofErr w:type="spellStart"/>
+      <w:r>
+        <w:rPr>
+          <w:rStyle w:val="Wyrnienieintensywne"/>
+          <w:lang w:val="en-US"/>
+        </w:rPr>
+        <w:t>az</w:t>
+      </w:r>
+      <w:proofErr w:type="spellEnd"/>
+      <w:r>
+        <w:rPr>
+          <w:rStyle w:val="Wyrnienieintensywne"/>
+          <w:lang w:val="en-US"/>
+        </w:rPr>
+        <w:t xml:space="preserve"> </w:t>
+      </w:r>
+      <w:proofErr w:type="spellStart"/>
+      <w:r>
+        <w:rPr>
+          <w:rStyle w:val="Wyrnienieintensywne"/>
+          <w:lang w:val="en-US"/>
+        </w:rPr>
+        <w:t>vm</w:t>
+      </w:r>
+      <w:proofErr w:type="spellEnd"/>
+      <w:r>
+        <w:rPr>
+          <w:rStyle w:val="Wyrnienieintensywne"/>
+          <w:lang w:val="en-US"/>
+        </w:rPr>
+        <w:t xml:space="preserve"> show \</w:t>
+      </w:r>
+    </w:p>
+    <w:p>
+      <w:pPr>
+        <w:rPr>
+          <w:rStyle w:val="Wyrnienieintensywne"/>
+          <w:lang w:val="en-US"/>
+        </w:rPr>
+      </w:pPr>
+      <w:r>
+        <w:rPr>
+          <w:rStyle w:val="Wyrnienieintensywne"/>
+          <w:lang w:val="en-US"/>
+        </w:rPr>
+        <w:t xml:space="preserve">  --resource-group kml_rg_main-9c145597af86422f \</w:t>
+      </w:r>
+    </w:p>
+    <w:p>
+      <w:pPr>
+        <w:rPr>
+          <w:rStyle w:val="Wyrnienieintensywne"/>
+          <w:lang w:val="en-US"/>
+        </w:rPr>
+      </w:pPr>
+      <w:r>
+        <w:rPr>
+          <w:rStyle w:val="Wyrnienieintensywne"/>
+          <w:lang w:val="en-US"/>
+        </w:rPr>
+        <w:t xml:space="preserve">  --name nautilus-</w:t>
+      </w:r>
+      <w:proofErr w:type="spellStart"/>
+      <w:r>
+        <w:rPr>
+          <w:rStyle w:val="Wyrnienieintensywne"/>
+          <w:lang w:val="en-US"/>
+        </w:rPr>
+        <w:t>vm</w:t>
+      </w:r>
+      <w:proofErr w:type="spellEnd"/>
+      <w:r>
+        <w:rPr>
+          <w:rStyle w:val="Wyrnienieintensywne"/>
+          <w:lang w:val="en-US"/>
+        </w:rPr>
+        <w:t xml:space="preserve"> \</w:t>
+      </w:r>
+    </w:p>
+    <w:p>
+      <w:pPr>
+        <w:rPr>
+          <w:rStyle w:val="Wyrnienieintensywne"/>
+          <w:lang w:val="en-US"/>
+        </w:rPr>
+      </w:pPr>
+      <w:r>
+        <w:rPr>
+          <w:rStyle w:val="Wyrnienieintensywne"/>
+          <w:lang w:val="en-US"/>
+        </w:rPr>
+        <w:t xml:space="preserve">  --query "storageProfile.dataDisks[].{name:name,lun:lun,id:managedDisk.id}" \</w:t>
+      </w:r>
+    </w:p>
+    <w:p>
+      <w:pPr>
+        <w:rPr>
+          <w:rStyle w:val="Wyrnienieintensywne"/>
+        </w:rPr>
+      </w:pPr>
+      <w:r>
+        <w:rPr>
+          <w:rStyle w:val="Wyrnienieintensywne"/>
+          <w:lang w:val="en-US"/>
+        </w:rPr>
+        <w:t xml:space="preserve">  -o table</w:t>
+      </w:r>
+    </w:p>
+    <w:p>
+      <w:pPr>
+        <w:rPr>
+          <w:lang w:val="en-US"/>
+        </w:rPr>
+      </w:pPr>
+    </w:p>
+    <w:p>
+      <w:pPr>
+        <w:rPr>
+          <w:lang w:val="en-US"/>
+        </w:rPr>
+      </w:pPr>
+      <w:r>
+        <w:rPr>
+          <w:lang w:val="en-US"/>
+        </w:rPr>
+        <w:t>From portal</w:t>
+      </w:r>
+    </w:p>
+    <w:p>
+      <w:pPr>
+        <w:rPr>
+          <w:lang w:val="en-US"/>
+        </w:rPr>
+      </w:pPr>
+      <w:r>
+        <w:rPr>
+          <w:noProof/>
+          <w:lang w:val="en-US"/>
+        </w:rPr>
+        <w:drawing>
+          <wp:inline distT="0" distB="0" distL="0" distR="0" wp14:anchorId="546889B5" wp14:editId="650CDBB3">
+            <wp:extent cx="5760720" cy="3391535"/>
+            <wp:effectExtent l="0" t="0" r="0" b="0"/>
+            <wp:docPr id="1045492799" name="Obraz 1"/>
+            <wp:cNvGraphicFramePr>
+              <a:graphicFrameLocks xmlns:a="http://schemas.openxmlformats.org/drawingml/2006/main" noChangeAspect="1"/>
+            </wp:cNvGraphicFramePr>
+            <a:graphic xmlns:a="http://schemas.openxmlformats.org/drawingml/2006/main">
+              <a:graphicData uri="http://schemas.openxmlformats.org/drawingml/2006/picture">
+                <pic:pic xmlns:pic="http://schemas.openxmlformats.org/drawingml/2006/picture">
+                  <pic:nvPicPr>
+                    <pic:cNvPr id="1045492799" name=""/>
+                    <pic:cNvPicPr/>
+                  </pic:nvPicPr>
+                  <pic:blipFill>
+                    <a:blip r:embed="rId20"/>
+                    <a:stretch>
+                      <a:fillRect/>
+                    </a:stretch>
+                  </pic:blipFill>
+                  <pic:spPr>
+                    <a:xfrm>
+                      <a:off x="0" y="0"/>
+                      <a:ext cx="5760720" cy="3391535"/>
+                    </a:xfrm>
+                    <a:prstGeom prst="rect">
+                      <a:avLst/>
+                    </a:prstGeom>
+                  </pic:spPr>
+                </pic:pic>
+              </a:graphicData>
+            </a:graphic>
+          </wp:inline>
+        </w:drawing>
+      </w:r>
+    </w:p>
+    <w:p>
+      <w:pPr>
+        <w:rPr>
+          <w:lang w:val="en-US"/>
+        </w:rPr>
+      </w:pPr>
+      <w:r>
+        <w:rPr>
+          <w:noProof/>
+          <w:lang w:val="en-US"/>
+        </w:rPr>
+        <w:lastRenderedPageBreak/>
+        <w:drawing>
+          <wp:inline distT="0" distB="0" distL="0" distR="0" wp14:anchorId="4A59DB14" wp14:editId="73EFB794">
+            <wp:extent cx="5760720" cy="4953635"/>
+            <wp:effectExtent l="0" t="0" r="0" b="0"/>
+            <wp:docPr id="742313866" name="Obraz 1"/>
+            <wp:cNvGraphicFramePr>
+              <a:graphicFrameLocks xmlns:a="http://schemas.openxmlformats.org/drawingml/2006/main" noChangeAspect="1"/>
+            </wp:cNvGraphicFramePr>
+            <a:graphic xmlns:a="http://schemas.openxmlformats.org/drawingml/2006/main">
+              <a:graphicData uri="http://schemas.openxmlformats.org/drawingml/2006/picture">
+                <pic:pic xmlns:pic="http://schemas.openxmlformats.org/drawingml/2006/picture">
+                  <pic:nvPicPr>
+                    <pic:cNvPr id="742313866" name=""/>
+                    <pic:cNvPicPr/>
+                  </pic:nvPicPr>
+                  <pic:blipFill>
+                    <a:blip r:embed="rId21"/>
+                    <a:stretch>
+                      <a:fillRect/>
+                    </a:stretch>
+                  </pic:blipFill>
+                  <pic:spPr>
+                    <a:xfrm>
+                      <a:off x="0" y="0"/>
+                      <a:ext cx="5760720" cy="4953635"/>
+                    </a:xfrm>
+                    <a:prstGeom prst="rect">
+                      <a:avLst/>
+                    </a:prstGeom>
+                  </pic:spPr>
+                </pic:pic>
+              </a:graphicData>
+            </a:graphic>
+          </wp:inline>
+        </w:drawing>
+      </w:r>
+    </w:p>
+    <w:p>
+      <w:pPr>
+        <w:rPr>
+          <w:lang w:val="en-US"/>
+        </w:rPr>
+      </w:pPr>
+      <w:r>
+        <w:rPr>
+          <w:noProof/>
+          <w:lang w:val="en-US"/>
+        </w:rPr>
+        <w:drawing>
+          <wp:inline distT="0" distB="0" distL="0" distR="0" wp14:anchorId="72E4525F" wp14:editId="75C1E001">
+            <wp:extent cx="5760720" cy="2542540"/>
+            <wp:effectExtent l="0" t="0" r="0" b="0"/>
+            <wp:docPr id="2062694102" name="Obraz 1"/>
+            <wp:cNvGraphicFramePr>
+              <a:graphicFrameLocks xmlns:a="http://schemas.openxmlformats.org/drawingml/2006/main" noChangeAspect="1"/>
+            </wp:cNvGraphicFramePr>
+            <a:graphic xmlns:a="http://schemas.openxmlformats.org/drawingml/2006/main">
+              <a:graphicData uri="http://schemas.openxmlformats.org/drawingml/2006/picture">
+                <pic:pic xmlns:pic="http://schemas.openxmlformats.org/drawingml/2006/picture">
+                  <pic:nvPicPr>
+                    <pic:cNvPr id="2062694102" name=""/>
+                    <pic:cNvPicPr/>
+                  </pic:nvPicPr>
+                  <pic:blipFill>
+                    <a:blip r:embed="rId22"/>
+                    <a:stretch>
+                      <a:fillRect/>
+                    </a:stretch>
+                  </pic:blipFill>
+                  <pic:spPr>
+                    <a:xfrm>
+                      <a:off x="0" y="0"/>
+                      <a:ext cx="5760720" cy="2542540"/>
+                    </a:xfrm>
+                    <a:prstGeom prst="rect">
+                      <a:avLst/>
+                    </a:prstGeom>
+                  </pic:spPr>
+                </pic:pic>
+              </a:graphicData>
+            </a:graphic>
+          </wp:inline>
+        </w:drawing>
+      </w:r>
+    </w:p>
+    <w:p>
+      <w:pPr>
+        <w:pStyle w:val="Nagwek2"/>
+        <w:rPr>
+          <w:lang w:val="en-US"/>
+        </w:rPr>
+      </w:pPr>
+      <w:bookmarkStart w:id="22" w:name="_Toc227625360"/>
+      <w:r>
+        <w:rPr>
+          <w:lang w:val="en-US"/>
+        </w:rPr>
+        <w:t>Why I need that</w:t>
+      </w:r>
+      <w:bookmarkEnd w:id="22"/>
+    </w:p>
+    <w:p>
+      <w:pPr>
+        <w:rPr>
+          <w:lang w:val="en-US"/>
+        </w:rPr>
+      </w:pPr>
+      <w:r>
+        <w:rPr>
+          <w:lang w:val="en-US"/>
+        </w:rPr>
+        <w:t>A data disk is needed to provide extra persistent storage for a VM beyond the OS disk. It is used to store application data, logs, files, or databases separately from the operating system.</w:t>
+      </w:r>
+    </w:p>
+    <w:p>
+      <w:pPr>
+        <w:rPr>
+          <w:lang w:val="en-US"/>
+        </w:rPr>
+      </w:pPr>
+      <w:r>
+        <w:rPr>
+          <w:lang w:val="en-US"/>
+        </w:rPr>
+        <w:lastRenderedPageBreak/>
+        <w:t>The attach process connects an existing managed disk to the virtual machine as a data disk, so the VM can use that storage for additional data without affecting the OS disk.</w:t>
+      </w:r>
+    </w:p>
+    <w:p>
+      <w:pPr>
+        <w:pStyle w:val="Nagwek1"/>
+        <w:rPr>
+          <w:lang w:val="en-US"/>
+        </w:rPr>
+      </w:pPr>
+      <w:bookmarkStart w:id="23" w:name="_Toc227625361"/>
+      <w:r>
+        <w:rPr>
+          <w:lang w:val="en-US"/>
+        </w:rPr>
+        <w:t xml:space="preserve">Task 9 </w:t>
+      </w:r>
+      <w:r>
+        <w:rPr>
+          <w:lang w:val="en-US"/>
+        </w:rPr>
+        <w:t>Attach Network Interface Card (NIC) to Azure Virtual Machine</w:t>
+      </w:r>
+      <w:bookmarkEnd w:id="23"/>
+    </w:p>
+    <w:p>
+      <w:pPr>
+        <w:rPr>
+          <w:lang w:val="en-US"/>
+        </w:rPr>
+      </w:pPr>
+      <w:r>
+        <w:rPr>
+          <w:lang w:val="en-US"/>
+        </w:rPr>
+        <w:t xml:space="preserve">The </w:t>
+      </w:r>
+      <w:proofErr w:type="spellStart"/>
+      <w:r>
+        <w:rPr>
+          <w:lang w:val="en-US"/>
+        </w:rPr>
+        <w:t>devops</w:t>
+      </w:r>
+      <w:proofErr w:type="spellEnd"/>
+      <w:r>
+        <w:rPr>
+          <w:lang w:val="en-US"/>
+        </w:rPr>
+        <w:t xml:space="preserve"> DevOps team is migrating services to Azure. They are breaking down tasks to ensure better control and optimization. You are tasked with attaching an existing network interface (NIC) to a virtual machine (VM).</w:t>
+      </w:r>
+    </w:p>
+    <w:p>
+      <w:pPr>
+        <w:rPr>
+          <w:lang w:val="en-US"/>
+        </w:rPr>
+      </w:pPr>
+      <w:r>
+        <w:rPr>
+          <w:lang w:val="en-US"/>
+        </w:rPr>
+        <w:t>An existing VM named </w:t>
+      </w:r>
+      <w:proofErr w:type="spellStart"/>
+      <w:r>
+        <w:rPr>
+          <w:lang w:val="en-US"/>
+        </w:rPr>
+        <w:t>devops-vm</w:t>
+      </w:r>
+      <w:proofErr w:type="spellEnd"/>
+      <w:r>
+        <w:rPr>
+          <w:lang w:val="en-US"/>
+        </w:rPr>
+        <w:t> and a network interface named </w:t>
+      </w:r>
+      <w:proofErr w:type="spellStart"/>
+      <w:r>
+        <w:rPr>
+          <w:lang w:val="en-US"/>
+        </w:rPr>
+        <w:t>devops-nic</w:t>
+      </w:r>
+      <w:proofErr w:type="spellEnd"/>
+      <w:r>
+        <w:rPr>
+          <w:lang w:val="en-US"/>
+        </w:rPr>
+        <w:t> already exist in the </w:t>
+      </w:r>
+      <w:proofErr w:type="spellStart"/>
+      <w:r>
+        <w:rPr>
+          <w:lang w:val="en-US"/>
+        </w:rPr>
+        <w:t>eastus</w:t>
+      </w:r>
+      <w:proofErr w:type="spellEnd"/>
+      <w:r>
+        <w:rPr>
+          <w:lang w:val="en-US"/>
+        </w:rPr>
+        <w:t> region.</w:t>
+      </w:r>
+    </w:p>
+    <w:p>
+      <w:pPr>
+        <w:rPr>
+          <w:lang w:val="en-US"/>
+        </w:rPr>
+      </w:pPr>
+      <w:r>
+        <w:t></w:t>
+      </w:r>
+      <w:r>
+        <w:rPr>
+          <w:lang w:val="en-US"/>
+        </w:rPr>
+        <w:t xml:space="preserve">  Attach the network interface </w:t>
+      </w:r>
+      <w:proofErr w:type="spellStart"/>
+      <w:r>
+        <w:rPr>
+          <w:lang w:val="en-US"/>
+        </w:rPr>
+        <w:t>devops-nic</w:t>
+      </w:r>
+      <w:proofErr w:type="spellEnd"/>
+      <w:r>
+        <w:rPr>
+          <w:lang w:val="en-US"/>
+        </w:rPr>
+        <w:t> to the VM </w:t>
+      </w:r>
+      <w:proofErr w:type="spellStart"/>
+      <w:r>
+        <w:rPr>
+          <w:lang w:val="en-US"/>
+        </w:rPr>
+        <w:t>devops-vm</w:t>
+      </w:r>
+      <w:proofErr w:type="spellEnd"/>
+      <w:r>
+        <w:rPr>
+          <w:lang w:val="en-US"/>
+        </w:rPr>
+        <w:t>.</w:t>
+      </w:r>
+    </w:p>
+    <w:p>
+      <w:pPr>
+        <w:rPr>
+          <w:lang w:val="en-US"/>
+        </w:rPr>
+      </w:pPr>
+      <w:r>
+        <w:t></w:t>
+      </w:r>
+      <w:r>
+        <w:rPr>
+          <w:lang w:val="en-US"/>
+        </w:rPr>
+        <w:t xml:space="preserve">  Ensure the NIC's status is attached before submitting the task.</w:t>
+      </w:r>
+    </w:p>
+    <w:p>
+      <w:pPr>
+        <w:rPr>
+          <w:lang w:val="en-US"/>
+        </w:rPr>
+      </w:pPr>
+      <w:r>
+        <w:rPr>
+          <w:lang w:val="en-US"/>
+        </w:rPr>
+        <w:t>Make sure that the virtual machine initialization has been completed before submitting this task.</w:t>
+      </w:r>
+    </w:p>
+    <w:p>
+      <w:pPr>
+        <w:pStyle w:val="Nagwek2"/>
+        <w:rPr>
+          <w:lang w:val="en-US"/>
+        </w:rPr>
+      </w:pPr>
+      <w:r>
+        <w:rPr>
+          <w:lang w:val="en-US"/>
+        </w:rPr>
+        <w:t>Solution</w:t>
+      </w:r>
+    </w:p>
+    <w:p>
+      <w:pPr>
+        <w:rPr>
+          <w:lang w:val="en-US"/>
+        </w:rPr>
+      </w:pPr>
+      <w:r>
+        <w:rPr>
+          <w:lang w:val="en-US"/>
+        </w:rPr>
+        <w:t>From Script</w:t>
+      </w:r>
+    </w:p>
+    <w:p>
+      <w:pPr>
+        <w:rPr>
+          <w:lang w:val="en-US"/>
+        </w:rPr>
+      </w:pPr>
+    </w:p>
+    <w:p>
+      <w:pPr>
+        <w:rPr>
+          <w:rStyle w:val="Wyrnienieintensywne"/>
+          <w:lang w:val="en-US"/>
+        </w:rPr>
+      </w:pPr>
+      <w:r>
+        <w:rPr>
+          <w:rStyle w:val="Wyrnienieintensywne"/>
+          <w:lang w:val="en-US"/>
+        </w:rPr>
+        <w:t>RG=$(</w:t>
+      </w:r>
+      <w:proofErr w:type="spellStart"/>
+      <w:r>
+        <w:rPr>
+          <w:rStyle w:val="Wyrnienieintensywne"/>
+          <w:lang w:val="en-US"/>
+        </w:rPr>
+        <w:t>az</w:t>
+      </w:r>
+      <w:proofErr w:type="spellEnd"/>
+      <w:r>
+        <w:rPr>
+          <w:rStyle w:val="Wyrnienieintensywne"/>
+          <w:lang w:val="en-US"/>
+        </w:rPr>
+        <w:t xml:space="preserve"> </w:t>
+      </w:r>
+      <w:proofErr w:type="spellStart"/>
+      <w:r>
+        <w:rPr>
+          <w:rStyle w:val="Wyrnienieintensywne"/>
+          <w:lang w:val="en-US"/>
+        </w:rPr>
+        <w:t>vm</w:t>
+      </w:r>
+      <w:proofErr w:type="spellEnd"/>
+      <w:r>
+        <w:rPr>
+          <w:rStyle w:val="Wyrnienieintensywne"/>
+          <w:lang w:val="en-US"/>
+        </w:rPr>
+        <w:t xml:space="preserve"> list --query "[?name=='</w:t>
+      </w:r>
+      <w:proofErr w:type="spellStart"/>
+      <w:r>
+        <w:rPr>
+          <w:rStyle w:val="Wyrnienieintensywne"/>
+          <w:lang w:val="en-US"/>
+        </w:rPr>
+        <w:t>devops-vm</w:t>
+      </w:r>
+      <w:proofErr w:type="spellEnd"/>
+      <w:r>
+        <w:rPr>
+          <w:rStyle w:val="Wyrnienieintensywne"/>
+          <w:lang w:val="en-US"/>
+        </w:rPr>
+        <w:t>' &amp;&amp; location=='</w:t>
+      </w:r>
+      <w:proofErr w:type="spellStart"/>
+      <w:r>
+        <w:rPr>
+          <w:rStyle w:val="Wyrnienieintensywne"/>
+          <w:lang w:val="en-US"/>
+        </w:rPr>
+        <w:t>eastus</w:t>
+      </w:r>
+      <w:proofErr w:type="spellEnd"/>
+      <w:r>
+        <w:rPr>
+          <w:rStyle w:val="Wyrnienieintensywne"/>
+          <w:lang w:val="en-US"/>
+        </w:rPr>
+        <w:t>'].</w:t>
+      </w:r>
+      <w:proofErr w:type="spellStart"/>
+      <w:r>
+        <w:rPr>
+          <w:rStyle w:val="Wyrnienieintensywne"/>
+          <w:lang w:val="en-US"/>
+        </w:rPr>
+        <w:t>resourceGroup</w:t>
+      </w:r>
+      <w:proofErr w:type="spellEnd"/>
+      <w:r>
+        <w:rPr>
+          <w:rStyle w:val="Wyrnienieintensywne"/>
+          <w:lang w:val="en-US"/>
+        </w:rPr>
+        <w:t xml:space="preserve">" -o </w:t>
+      </w:r>
+      <w:proofErr w:type="spellStart"/>
+      <w:r>
+        <w:rPr>
+          <w:rStyle w:val="Wyrnienieintensywne"/>
+          <w:lang w:val="en-US"/>
+        </w:rPr>
+        <w:t>tsv</w:t>
+      </w:r>
+      <w:proofErr w:type="spellEnd"/>
+      <w:r>
+        <w:rPr>
+          <w:rStyle w:val="Wyrnienieintensywne"/>
+          <w:lang w:val="en-US"/>
+        </w:rPr>
+        <w:t>)</w:t>
+      </w:r>
+    </w:p>
+    <w:p>
+      <w:pPr>
+        <w:rPr>
+          <w:rStyle w:val="Wyrnienieintensywne"/>
+          <w:lang w:val="en-US"/>
+        </w:rPr>
+      </w:pPr>
+    </w:p>
+    <w:p>
+      <w:pPr>
+        <w:rPr>
+          <w:rStyle w:val="Wyrnienieintensywne"/>
+          <w:lang w:val="en-US"/>
+        </w:rPr>
+      </w:pPr>
+      <w:r>
+        <w:rPr>
+          <w:rStyle w:val="Wyrnienieintensywne"/>
+          <w:lang w:val="en-US"/>
+        </w:rPr>
+        <w:t>echo "$RG"</w:t>
+      </w:r>
+    </w:p>
+    <w:p>
+      <w:pPr>
+        <w:rPr>
+          <w:rStyle w:val="Wyrnienieintensywne"/>
+        </w:rPr>
+      </w:pPr>
+    </w:p>
+    <w:p>
+      <w:pPr>
+        <w:rPr>
+          <w:rStyle w:val="Wyrnienieintensywne"/>
+        </w:rPr>
+      </w:pPr>
+      <w:proofErr w:type="spellStart"/>
+      <w:r>
+        <w:rPr>
+          <w:rStyle w:val="Wyrnienieintensywne"/>
+          <w:lang w:val="en-US"/>
+        </w:rPr>
+        <w:t>az</w:t>
+      </w:r>
+      <w:proofErr w:type="spellEnd"/>
+      <w:r>
+        <w:rPr>
+          <w:rStyle w:val="Wyrnienieintensywne"/>
+          <w:lang w:val="en-US"/>
+        </w:rPr>
+        <w:t xml:space="preserve"> </w:t>
+      </w:r>
+      <w:proofErr w:type="spellStart"/>
+      <w:r>
+        <w:rPr>
+          <w:rStyle w:val="Wyrnienieintensywne"/>
+          <w:lang w:val="en-US"/>
+        </w:rPr>
+        <w:t>vm</w:t>
+      </w:r>
+      <w:proofErr w:type="spellEnd"/>
+      <w:r>
+        <w:rPr>
+          <w:rStyle w:val="Wyrnienieintensywne"/>
+          <w:lang w:val="en-US"/>
+        </w:rPr>
+        <w:t xml:space="preserve"> deallocate -g "$RG" -n </w:t>
+      </w:r>
+      <w:proofErr w:type="spellStart"/>
+      <w:r>
+        <w:rPr>
+          <w:rStyle w:val="Wyrnienieintensywne"/>
+          <w:lang w:val="en-US"/>
+        </w:rPr>
+        <w:t>devops-vm</w:t>
+      </w:r>
+      <w:proofErr w:type="spellEnd"/>
+    </w:p>
+    <w:p>
+      <w:pPr>
+        <w:rPr>
+          <w:rStyle w:val="Wyrnienieintensywne"/>
+        </w:rPr>
+      </w:pPr>
+    </w:p>
+    <w:p>
+      <w:pPr>
+        <w:rPr>
+          <w:rStyle w:val="Wyrnienieintensywne"/>
+        </w:rPr>
+      </w:pPr>
+      <w:proofErr w:type="spellStart"/>
+      <w:r>
+        <w:rPr>
+          <w:rStyle w:val="Wyrnienieintensywne"/>
+          <w:lang w:val="en-US"/>
+        </w:rPr>
+        <w:t>az</w:t>
+      </w:r>
+      <w:proofErr w:type="spellEnd"/>
+      <w:r>
+        <w:rPr>
+          <w:rStyle w:val="Wyrnienieintensywne"/>
+          <w:lang w:val="en-US"/>
+        </w:rPr>
+        <w:t xml:space="preserve"> </w:t>
+      </w:r>
+      <w:proofErr w:type="spellStart"/>
+      <w:r>
+        <w:rPr>
+          <w:rStyle w:val="Wyrnienieintensywne"/>
+          <w:lang w:val="en-US"/>
+        </w:rPr>
+        <w:t>vm</w:t>
+      </w:r>
+      <w:proofErr w:type="spellEnd"/>
+      <w:r>
+        <w:rPr>
+          <w:rStyle w:val="Wyrnienieintensywne"/>
+          <w:lang w:val="en-US"/>
+        </w:rPr>
+        <w:t xml:space="preserve"> </w:t>
+      </w:r>
+      <w:proofErr w:type="spellStart"/>
+      <w:r>
+        <w:rPr>
+          <w:rStyle w:val="Wyrnienieintensywne"/>
+          <w:lang w:val="en-US"/>
+        </w:rPr>
+        <w:t>nic</w:t>
+      </w:r>
+      <w:proofErr w:type="spellEnd"/>
+      <w:r>
+        <w:rPr>
+          <w:rStyle w:val="Wyrnienieintensywne"/>
+          <w:lang w:val="en-US"/>
+        </w:rPr>
+        <w:t xml:space="preserve"> add -g "$RG" --</w:t>
+      </w:r>
+      <w:proofErr w:type="spellStart"/>
+      <w:r>
+        <w:rPr>
+          <w:rStyle w:val="Wyrnienieintensywne"/>
+          <w:lang w:val="en-US"/>
+        </w:rPr>
+        <w:t>vm</w:t>
+      </w:r>
+      <w:proofErr w:type="spellEnd"/>
+      <w:r>
+        <w:rPr>
+          <w:rStyle w:val="Wyrnienieintensywne"/>
+          <w:lang w:val="en-US"/>
+        </w:rPr>
+        <w:t xml:space="preserve">-name </w:t>
+      </w:r>
+      <w:proofErr w:type="spellStart"/>
+      <w:r>
+        <w:rPr>
+          <w:rStyle w:val="Wyrnienieintensywne"/>
+          <w:lang w:val="en-US"/>
+        </w:rPr>
+        <w:t>devops-vm</w:t>
+      </w:r>
+      <w:proofErr w:type="spellEnd"/>
+      <w:r>
+        <w:rPr>
+          <w:rStyle w:val="Wyrnienieintensywne"/>
+          <w:lang w:val="en-US"/>
+        </w:rPr>
+        <w:t xml:space="preserve"> --</w:t>
+      </w:r>
+      <w:proofErr w:type="spellStart"/>
+      <w:r>
+        <w:rPr>
+          <w:rStyle w:val="Wyrnienieintensywne"/>
+          <w:lang w:val="en-US"/>
+        </w:rPr>
+        <w:t>nics</w:t>
+      </w:r>
+      <w:proofErr w:type="spellEnd"/>
+      <w:r>
+        <w:rPr>
+          <w:rStyle w:val="Wyrnienieintensywne"/>
+          <w:lang w:val="en-US"/>
+        </w:rPr>
+        <w:t xml:space="preserve"> </w:t>
+      </w:r>
+      <w:proofErr w:type="spellStart"/>
+      <w:r>
+        <w:rPr>
+          <w:rStyle w:val="Wyrnienieintensywne"/>
+          <w:lang w:val="en-US"/>
+        </w:rPr>
+        <w:t>devops-nic</w:t>
+      </w:r>
+      <w:proofErr w:type="spellEnd"/>
+    </w:p>
+    <w:p>
+      <w:pPr>
+        <w:rPr>
+          <w:lang w:val="en-US"/>
+        </w:rPr>
+      </w:pPr>
+    </w:p>
+    <w:p>
+      <w:pPr>
+        <w:rPr>
+          <w:rStyle w:val="Wyrnienieintensywne"/>
+        </w:rPr>
+      </w:pPr>
+      <w:proofErr w:type="spellStart"/>
+      <w:r>
+        <w:rPr>
+          <w:rStyle w:val="Wyrnienieintensywne"/>
+          <w:lang w:val="en-US"/>
+        </w:rPr>
+        <w:t>az</w:t>
+      </w:r>
+      <w:proofErr w:type="spellEnd"/>
+      <w:r>
+        <w:rPr>
+          <w:rStyle w:val="Wyrnienieintensywne"/>
+          <w:lang w:val="en-US"/>
+        </w:rPr>
+        <w:t xml:space="preserve"> </w:t>
+      </w:r>
+      <w:proofErr w:type="spellStart"/>
+      <w:r>
+        <w:rPr>
+          <w:rStyle w:val="Wyrnienieintensywne"/>
+          <w:lang w:val="en-US"/>
+        </w:rPr>
+        <w:t>vm</w:t>
+      </w:r>
+      <w:proofErr w:type="spellEnd"/>
+      <w:r>
+        <w:rPr>
+          <w:rStyle w:val="Wyrnienieintensywne"/>
+          <w:lang w:val="en-US"/>
+        </w:rPr>
+        <w:t xml:space="preserve"> start -g "$RG" -n </w:t>
+      </w:r>
+      <w:proofErr w:type="spellStart"/>
+      <w:r>
+        <w:rPr>
+          <w:rStyle w:val="Wyrnienieintensywne"/>
+          <w:lang w:val="en-US"/>
+        </w:rPr>
+        <w:t>devops-vm</w:t>
+      </w:r>
+      <w:proofErr w:type="spellEnd"/>
+    </w:p>
+    <w:p>
+      <w:pPr>
+        <w:rPr>
+          <w:rStyle w:val="Wyrnienieintensywne"/>
+        </w:rPr>
+      </w:pPr>
+    </w:p>
+    <w:p>
+      <w:pPr>
+        <w:rPr>
+          <w:rStyle w:val="Wyrnienieintensywne"/>
+          <w:lang w:val="en-US"/>
+        </w:rPr>
+      </w:pPr>
+      <w:proofErr w:type="spellStart"/>
+      <w:r>
+        <w:rPr>
+          <w:rStyle w:val="Wyrnienieintensywne"/>
+          <w:lang w:val="en-US"/>
+        </w:rPr>
+        <w:t>az</w:t>
+      </w:r>
+      <w:proofErr w:type="spellEnd"/>
+      <w:r>
+        <w:rPr>
+          <w:rStyle w:val="Wyrnienieintensywne"/>
+          <w:lang w:val="en-US"/>
+        </w:rPr>
+        <w:t xml:space="preserve"> </w:t>
+      </w:r>
+      <w:proofErr w:type="spellStart"/>
+      <w:r>
+        <w:rPr>
+          <w:rStyle w:val="Wyrnienieintensywne"/>
+          <w:lang w:val="en-US"/>
+        </w:rPr>
+        <w:t>vm</w:t>
+      </w:r>
+      <w:proofErr w:type="spellEnd"/>
+      <w:r>
+        <w:rPr>
+          <w:rStyle w:val="Wyrnienieintensywne"/>
+          <w:lang w:val="en-US"/>
+        </w:rPr>
+        <w:t xml:space="preserve"> </w:t>
+      </w:r>
+      <w:proofErr w:type="spellStart"/>
+      <w:r>
+        <w:rPr>
+          <w:rStyle w:val="Wyrnienieintensywne"/>
+          <w:lang w:val="en-US"/>
+        </w:rPr>
+        <w:t>nic</w:t>
+      </w:r>
+      <w:proofErr w:type="spellEnd"/>
+      <w:r>
+        <w:rPr>
+          <w:rStyle w:val="Wyrnienieintensywne"/>
+          <w:lang w:val="en-US"/>
+        </w:rPr>
+        <w:t xml:space="preserve"> list -g "$RG" --</w:t>
+      </w:r>
+      <w:proofErr w:type="spellStart"/>
+      <w:r>
+        <w:rPr>
+          <w:rStyle w:val="Wyrnienieintensywne"/>
+          <w:lang w:val="en-US"/>
+        </w:rPr>
+        <w:t>vm</w:t>
+      </w:r>
+      <w:proofErr w:type="spellEnd"/>
+      <w:r>
+        <w:rPr>
+          <w:rStyle w:val="Wyrnienieintensywne"/>
+          <w:lang w:val="en-US"/>
+        </w:rPr>
+        <w:t xml:space="preserve">-name </w:t>
+      </w:r>
+      <w:proofErr w:type="spellStart"/>
+      <w:r>
+        <w:rPr>
+          <w:rStyle w:val="Wyrnienieintensywne"/>
+          <w:lang w:val="en-US"/>
+        </w:rPr>
+        <w:t>devops-vm</w:t>
+      </w:r>
+      <w:proofErr w:type="spellEnd"/>
+      <w:r>
+        <w:rPr>
+          <w:rStyle w:val="Wyrnienieintensywne"/>
+          <w:lang w:val="en-US"/>
+        </w:rPr>
+        <w:t xml:space="preserve"> -o table</w:t>
+      </w:r>
+    </w:p>
+    <w:p>
+      <w:pPr>
+        <w:rPr>
+          <w:lang w:val="en-US"/>
+        </w:rPr>
+      </w:pPr>
+    </w:p>
+    <w:p>
+      <w:pPr>
+        <w:rPr>
+          <w:rStyle w:val="Wyrnienieintensywne"/>
+          <w:lang w:val="en-US"/>
+        </w:rPr>
+      </w:pPr>
+      <w:proofErr w:type="spellStart"/>
+      <w:r>
+        <w:rPr>
+          <w:rStyle w:val="Wyrnienieintensywne"/>
+          <w:lang w:val="en-US"/>
+        </w:rPr>
+        <w:lastRenderedPageBreak/>
+        <w:t>az</w:t>
+      </w:r>
+      <w:proofErr w:type="spellEnd"/>
+      <w:r>
+        <w:rPr>
+          <w:rStyle w:val="Wyrnienieintensywne"/>
+          <w:lang w:val="en-US"/>
+        </w:rPr>
+        <w:t xml:space="preserve"> network </w:t>
+      </w:r>
+      <w:proofErr w:type="spellStart"/>
+      <w:r>
+        <w:rPr>
+          <w:rStyle w:val="Wyrnienieintensywne"/>
+          <w:lang w:val="en-US"/>
+        </w:rPr>
+        <w:t>nic</w:t>
+      </w:r>
+      <w:proofErr w:type="spellEnd"/>
+      <w:r>
+        <w:rPr>
+          <w:rStyle w:val="Wyrnienieintensywne"/>
+          <w:lang w:val="en-US"/>
+        </w:rPr>
+        <w:t xml:space="preserve"> show -g "$RG" -n </w:t>
+      </w:r>
+      <w:proofErr w:type="spellStart"/>
+      <w:r>
+        <w:rPr>
+          <w:rStyle w:val="Wyrnienieintensywne"/>
+          <w:lang w:val="en-US"/>
+        </w:rPr>
+        <w:t>devops-nic</w:t>
+      </w:r>
+      <w:proofErr w:type="spellEnd"/>
+      <w:r>
+        <w:rPr>
+          <w:rStyle w:val="Wyrnienieintensywne"/>
+          <w:lang w:val="en-US"/>
+        </w:rPr>
+        <w:t xml:space="preserve"> --query "{nic:name,attachedTo:virtualMachine.id,provisioningState:provisioningState}" -o </w:t>
+      </w:r>
+      <w:proofErr w:type="spellStart"/>
+      <w:r>
+        <w:rPr>
+          <w:rStyle w:val="Wyrnienieintensywne"/>
+          <w:lang w:val="en-US"/>
+        </w:rPr>
+        <w:t>json</w:t>
+      </w:r>
+      <w:proofErr w:type="spellEnd"/>
+    </w:p>
+    <w:p>
+      <w:pPr>
+        <w:rPr>
+          <w:lang w:val="en-US"/>
+        </w:rPr>
+      </w:pPr>
+    </w:p>
+    <w:p>
+      <w:pPr>
+        <w:rPr>
+          <w:lang w:val="en-US"/>
+        </w:rPr>
+      </w:pPr>
+      <w:r>
+        <w:rPr>
+          <w:lang w:val="en-US"/>
+        </w:rPr>
+        <w:t>From Portal</w:t>
+      </w:r>
+    </w:p>
+    <w:p>
+      <w:pPr>
+        <w:rPr>
+          <w:lang w:val="en-US"/>
+        </w:rPr>
+      </w:pPr>
+      <w:r>
+        <w:rPr>
+          <w:lang w:val="en-US"/>
+        </w:rPr>
+        <w:drawing>
+          <wp:inline distT="0" distB="0" distL="0" distR="0" wp14:anchorId="532434F4" wp14:editId="7A71EA93">
+            <wp:extent cx="5760720" cy="4068445"/>
+            <wp:effectExtent l="0" t="0" r="0" b="8255"/>
+            <wp:docPr id="591210896" name="Obraz 1"/>
+            <wp:cNvGraphicFramePr>
+              <a:graphicFrameLocks xmlns:a="http://schemas.openxmlformats.org/drawingml/2006/main" noChangeAspect="1"/>
+            </wp:cNvGraphicFramePr>
+            <a:graphic xmlns:a="http://schemas.openxmlformats.org/drawingml/2006/main">
+              <a:graphicData uri="http://schemas.openxmlformats.org/drawingml/2006/picture">
+                <pic:pic xmlns:pic="http://schemas.openxmlformats.org/drawingml/2006/picture">
+                  <pic:nvPicPr>
+                    <pic:cNvPr id="591210896" name=""/>
+                    <pic:cNvPicPr/>
+                  </pic:nvPicPr>
+                  <pic:blipFill>
+                    <a:blip r:embed="rId23"/>
+                    <a:stretch>
+                      <a:fillRect/>
+                    </a:stretch>
+                  </pic:blipFill>
+                  <pic:spPr>
+                    <a:xfrm>
+                      <a:off x="0" y="0"/>
+                      <a:ext cx="5760720" cy="4068445"/>
+                    </a:xfrm>
+                    <a:prstGeom prst="rect">
+                      <a:avLst/>
+                    </a:prstGeom>
+                  </pic:spPr>
+                </pic:pic>
+              </a:graphicData>
+            </a:graphic>
+          </wp:inline>
+        </w:drawing>
+      </w:r>
+    </w:p>
+    <w:p>
+      <w:pPr>
+        <w:rPr>
+          <w:lang w:val="en-US"/>
+        </w:rPr>
+      </w:pPr>
+      <w:r>
+        <w:rPr>
+          <w:lang w:val="en-US"/>
+        </w:rPr>
+        <w:lastRenderedPageBreak/>
+        <w:drawing>
+          <wp:inline distT="0" distB="0" distL="0" distR="0" wp14:anchorId="4DC9FE12" wp14:editId="731EA0C4">
+            <wp:extent cx="5760720" cy="3622675"/>
+            <wp:effectExtent l="0" t="0" r="0" b="0"/>
+            <wp:docPr id="2053624173" name="Obraz 1"/>
+            <wp:cNvGraphicFramePr>
+              <a:graphicFrameLocks xmlns:a="http://schemas.openxmlformats.org/drawingml/2006/main" noChangeAspect="1"/>
+            </wp:cNvGraphicFramePr>
+            <a:graphic xmlns:a="http://schemas.openxmlformats.org/drawingml/2006/main">
+              <a:graphicData uri="http://schemas.openxmlformats.org/drawingml/2006/picture">
+                <pic:pic xmlns:pic="http://schemas.openxmlformats.org/drawingml/2006/picture">
+                  <pic:nvPicPr>
+                    <pic:cNvPr id="2053624173" name=""/>
+                    <pic:cNvPicPr/>
+                  </pic:nvPicPr>
+                  <pic:blipFill>
+                    <a:blip r:embed="rId24"/>
+                    <a:stretch>
+                      <a:fillRect/>
+                    </a:stretch>
+                  </pic:blipFill>
+                  <pic:spPr>
+                    <a:xfrm>
+                      <a:off x="0" y="0"/>
+                      <a:ext cx="5760720" cy="3622675"/>
+                    </a:xfrm>
+                    <a:prstGeom prst="rect">
+                      <a:avLst/>
+                    </a:prstGeom>
+                  </pic:spPr>
+                </pic:pic>
+              </a:graphicData>
+            </a:graphic>
+          </wp:inline>
+        </w:drawing>
+      </w:r>
+    </w:p>
+    <w:p>
+      <w:pPr>
+        <w:rPr>
+          <w:lang w:val="en-US"/>
+        </w:rPr>
+      </w:pPr>
+    </w:p>
+    <w:p>
+      <w:pPr>
+        <w:rPr>
+          <w:lang w:val="en-US"/>
+        </w:rPr>
+      </w:pPr>
+      <w:r>
+        <w:rPr>
+          <w:lang w:val="en-US"/>
+        </w:rPr>
+        <w:t>And start machine</w:t>
+      </w:r>
+    </w:p>
+    <w:p>
+      <w:pPr>
+        <w:pStyle w:val="Nagwek2"/>
+        <w:rPr>
+          <w:lang w:val="en-US"/>
+        </w:rPr>
+      </w:pPr>
+      <w:r>
+        <w:rPr>
+          <w:lang w:val="en-US"/>
+        </w:rPr>
+        <w:t>Why we need that</w:t>
+      </w:r>
+    </w:p>
+    <w:p>
+      <w:pPr>
+        <w:rPr>
+          <w:lang w:val="en-US"/>
+        </w:rPr>
+      </w:pPr>
+      <w:r>
+        <w:rPr>
+          <w:lang w:val="en-US"/>
+        </w:rPr>
+        <w:t>A NIC is the VM’s network adapter.</w:t>
+      </w:r>
+    </w:p>
+    <w:p>
+      <w:pPr>
+        <w:rPr>
+          <w:lang w:val="en-US"/>
+        </w:rPr>
+      </w:pPr>
+      <w:r>
+        <w:rPr>
+          <w:lang w:val="en-US"/>
+        </w:rPr>
+        <w:t>You need it because it gives the VM:</w:t>
+      </w:r>
+    </w:p>
+    <w:p>
+      <w:pPr>
+        <w:pStyle w:val="Akapitzlist"/>
+        <w:numPr>
+          <w:ilvl w:val="0"/>
+          <w:numId w:val="1"/>
+        </w:numPr>
+        <w:rPr>
+          <w:lang w:val="en-US"/>
+        </w:rPr>
+      </w:pPr>
+      <w:r>
+        <w:rPr>
+          <w:lang w:val="en-US"/>
+        </w:rPr>
+        <w:t>a connection to the virtual network</w:t>
+      </w:r>
+    </w:p>
+    <w:p>
+      <w:pPr>
+        <w:pStyle w:val="Akapitzlist"/>
+        <w:numPr>
+          <w:ilvl w:val="0"/>
+          <w:numId w:val="1"/>
+        </w:numPr>
+        <w:rPr>
+          <w:lang w:val="en-US"/>
+        </w:rPr>
+      </w:pPr>
+      <w:r>
+        <w:rPr>
+          <w:lang w:val="en-US"/>
+        </w:rPr>
+        <w:t>an IP address (private, and sometimes public through association)</w:t>
+      </w:r>
+    </w:p>
+    <w:p>
+      <w:pPr>
+        <w:pStyle w:val="Akapitzlist"/>
+        <w:numPr>
+          <w:ilvl w:val="0"/>
+          <w:numId w:val="1"/>
+        </w:numPr>
+        <w:rPr>
+          <w:lang w:val="en-US"/>
+        </w:rPr>
+      </w:pPr>
+      <w:r>
+        <w:rPr>
+          <w:lang w:val="en-US"/>
+        </w:rPr>
+        <w:t>network traffic rules through things like NSGs</w:t>
+      </w:r>
+    </w:p>
+    <w:p>
+      <w:pPr>
+        <w:pStyle w:val="Akapitzlist"/>
+        <w:numPr>
+          <w:ilvl w:val="0"/>
+          <w:numId w:val="1"/>
+        </w:numPr>
+        <w:rPr>
+          <w:lang w:val="en-US"/>
+        </w:rPr>
+      </w:pPr>
+      <w:r>
+        <w:rPr>
+          <w:lang w:val="en-US"/>
+        </w:rPr>
+        <w:t>the ability to communicate with other resources and the internet</w:t>
+      </w:r>
+    </w:p>
+    <w:p>
+      <w:pPr>
+        <w:rPr>
+          <w:lang w:val="en-US"/>
+        </w:rPr>
+      </w:pPr>
+      <w:r>
+        <w:rPr>
+          <w:lang w:val="en-US"/>
+        </w:rPr>
+        <w:t xml:space="preserve">In this task, attaching </w:t>
+      </w:r>
+      <w:proofErr w:type="spellStart"/>
+      <w:r>
+        <w:rPr>
+          <w:lang w:val="en-US"/>
+        </w:rPr>
+        <w:t>devops-nic</w:t>
+      </w:r>
+      <w:proofErr w:type="spellEnd"/>
+      <w:r>
+        <w:rPr>
+          <w:lang w:val="en-US"/>
+        </w:rPr>
+        <w:t xml:space="preserve"> gives </w:t>
+      </w:r>
+      <w:proofErr w:type="spellStart"/>
+      <w:r>
+        <w:rPr>
+          <w:lang w:val="en-US"/>
+        </w:rPr>
+        <w:t>devops-vm</w:t>
+      </w:r>
+      <w:proofErr w:type="spellEnd"/>
+      <w:r>
+        <w:rPr>
+          <w:lang w:val="en-US"/>
+        </w:rPr>
+        <w:t xml:space="preserve"> an additional network interface so the VM can use that network connection.</w:t>
+      </w:r>
+    </w:p>
+    <w:p>
+      <w:pPr>
+        <w:pStyle w:val="Nagwek1"/>
+        <w:rPr>
+          <w:lang w:val="en-US"/>
+        </w:rPr>
+      </w:pPr>
+      <w:bookmarkStart w:id="24" w:name="_Toc227625362"/>
+      <w:r>
+        <w:rPr>
+          <w:lang w:val="en-US"/>
+        </w:rPr>
+        <w:t xml:space="preserve">Task 10 </w:t>
+      </w:r>
+      <w:r>
+        <w:rPr>
+          <w:lang w:val="en-US"/>
+        </w:rPr>
+        <w:t>Attach Public IP to Azure Virtual Machine</w:t>
+      </w:r>
+      <w:bookmarkEnd w:id="24"/>
+    </w:p>
+    <w:p>
+      <w:pPr>
+        <w:rPr>
+          <w:lang w:val="en-US"/>
+        </w:rPr>
+      </w:pPr>
+    </w:p>
+    <w:p>
+      <w:pPr>
+        <w:rPr>
+          <w:lang w:val="en-US"/>
+        </w:rPr>
+      </w:pPr>
+    </w:p>
+    <w:p>
+      <w:pPr>
+        <w:rPr>
+          <w:lang w:val="en-US"/>
+        </w:rPr>
+      </w:pPr>
     </w:p>
     <w:sectPr>
       <w:pgSz w:w="11906" w:h="16838"/>
@@ -4959,6 +8897,127 @@
     </w:sectPr>
   </w:body>
 </w:document>
+</file>
+
+<file path=word/numbering.xml><?xml version="1.0" encoding="utf-8"?>
+<w:numbering xmlns:wpc="http://schemas.microsoft.com/office/word/2010/wordprocessingCanvas" xmlns:cx="http://schemas.microsoft.com/office/drawing/2014/chartex" xmlns:cx1="http://schemas.microsoft.com/office/drawing/2015/9/8/chartex" xmlns:cx2="http://schemas.microsoft.com/office/drawing/2015/10/21/chartex" xmlns:cx3="http://schemas.microsoft.com/office/drawing/2016/5/9/chartex" xmlns:cx4="http://schemas.microsoft.com/office/drawing/2016/5/10/chartex" xmlns:cx5="http://schemas.microsoft.com/office/drawing/2016/5/11/chartex" xmlns:cx6="http://schemas.microsoft.com/office/drawing/2016/5/12/chartex" xmlns:cx7="http://schemas.microsoft.com/office/drawing/2016/5/13/chartex" xmlns:cx8="http://schemas.microsoft.com/office/drawing/2016/5/14/chartex" xmlns:mc="http://schemas.openxmlformats.org/markup-compatibility/2006" xmlns:aink="http://schemas.microsoft.com/office/drawing/2016/ink" xmlns:am3d="http://schemas.microsoft.com/office/drawing/2017/model3d" xmlns:o="urn:schemas-microsoft-com:office:office" xmlns:oel="http://schemas.microsoft.com/office/2019/extlst" xmlns:r="http://schemas.openxmlformats.org/officeDocument/2006/relationships" xmlns:m="http://schemas.openxmlformats.org/officeDocument/2006/math" xmlns:v="urn:schemas-microsoft-com:vml" xmlns:wp14="http://schemas.microsoft.com/office/word/2010/wordprocessingDrawing" xmlns:wp="http://schemas.openxmlformats.org/drawingml/2006/wordprocessingDrawing" xmlns:w10="urn:schemas-microsoft-com:office:word" xmlns:w="http://schemas.openxmlformats.org/wordprocessingml/2006/main" xmlns:w14="http://schemas.microsoft.com/office/word/2010/wordml" xmlns:w15="http://schemas.microsoft.com/office/word/2012/wordml" xmlns:w16cex="http://schemas.microsoft.com/office/word/2018/wordml/cex" xmlns:w16cid="http://schemas.microsoft.com/office/word/2016/wordml/cid" xmlns:w16="http://schemas.microsoft.com/office/word/2018/wordml" xmlns:w16du="http://schemas.microsoft.com/office/word/2023/wordml/word16du" xmlns:w16sdtdh="http://schemas.microsoft.com/office/word/2020/wordml/sdtdatahash" xmlns:w16sdtfl="http://schemas.microsoft.com/office/word/2024/wordml/sdtformatlock" xmlns:w16se="http://schemas.microsoft.com/office/word/2015/wordml/symex" xmlns:wpg="http://schemas.microsoft.com/office/word/2010/wordprocessingGroup" xmlns:wpi="http://schemas.microsoft.com/office/word/2010/wordprocessingInk" xmlns:wne="http://schemas.microsoft.com/office/word/2006/wordml" xmlns:wps="http://schemas.microsoft.com/office/word/2010/wordprocessingShape" mc:Ignorable="w14 w15 w16se w16cid w16 w16cex w16sdtdh w16sdtfl w16du wp14">
+  <w:abstractNum w:abstractNumId="0" w15:restartNumberingAfterBreak="0">
+    <w:nsid w:val="1B8A31A2"/>
+    <w:multiLevelType w:val="hybridMultilevel"/>
+    <w:tmpl w:val="A2402138"/>
+    <w:lvl w:ilvl="0" w:tplc="04150001">
+      <w:start w:val="1"/>
+      <w:numFmt w:val="bullet"/>
+      <w:lvlText w:val=""/>
+      <w:lvlJc w:val="left"/>
+      <w:pPr>
+        <w:ind w:left="720" w:hanging="360"/>
+      </w:pPr>
+      <w:rPr>
+        <w:rFonts w:ascii="Symbol" w:hAnsi="Symbol" w:hint="default"/>
+      </w:rPr>
+    </w:lvl>
+    <w:lvl w:ilvl="1" w:tplc="04150003" w:tentative="1">
+      <w:start w:val="1"/>
+      <w:numFmt w:val="bullet"/>
+      <w:lvlText w:val="o"/>
+      <w:lvlJc w:val="left"/>
+      <w:pPr>
+        <w:ind w:left="1440" w:hanging="360"/>
+      </w:pPr>
+      <w:rPr>
+        <w:rFonts w:ascii="Courier New" w:hAnsi="Courier New" w:cs="Courier New" w:hint="default"/>
+      </w:rPr>
+    </w:lvl>
+    <w:lvl w:ilvl="2" w:tplc="04150005" w:tentative="1">
+      <w:start w:val="1"/>
+      <w:numFmt w:val="bullet"/>
+      <w:lvlText w:val=""/>
+      <w:lvlJc w:val="left"/>
+      <w:pPr>
+        <w:ind w:left="2160" w:hanging="360"/>
+      </w:pPr>
+      <w:rPr>
+        <w:rFonts w:ascii="Wingdings" w:hAnsi="Wingdings" w:hint="default"/>
+      </w:rPr>
+    </w:lvl>
+    <w:lvl w:ilvl="3" w:tplc="04150001" w:tentative="1">
+      <w:start w:val="1"/>
+      <w:numFmt w:val="bullet"/>
+      <w:lvlText w:val=""/>
+      <w:lvlJc w:val="left"/>
+      <w:pPr>
+        <w:ind w:left="2880" w:hanging="360"/>
+      </w:pPr>
+      <w:rPr>
+        <w:rFonts w:ascii="Symbol" w:hAnsi="Symbol" w:hint="default"/>
+      </w:rPr>
+    </w:lvl>
+    <w:lvl w:ilvl="4" w:tplc="04150003" w:tentative="1">
+      <w:start w:val="1"/>
+      <w:numFmt w:val="bullet"/>
+      <w:lvlText w:val="o"/>
+      <w:lvlJc w:val="left"/>
+      <w:pPr>
+        <w:ind w:left="3600" w:hanging="360"/>
+      </w:pPr>
+      <w:rPr>
+        <w:rFonts w:ascii="Courier New" w:hAnsi="Courier New" w:cs="Courier New" w:hint="default"/>
+      </w:rPr>
+    </w:lvl>
+    <w:lvl w:ilvl="5" w:tplc="04150005" w:tentative="1">
+      <w:start w:val="1"/>
+      <w:numFmt w:val="bullet"/>
+      <w:lvlText w:val=""/>
+      <w:lvlJc w:val="left"/>
+      <w:pPr>
+        <w:ind w:left="4320" w:hanging="360"/>
+      </w:pPr>
+      <w:rPr>
+        <w:rFonts w:ascii="Wingdings" w:hAnsi="Wingdings" w:hint="default"/>
+      </w:rPr>
+    </w:lvl>
+    <w:lvl w:ilvl="6" w:tplc="04150001" w:tentative="1">
+      <w:start w:val="1"/>
+      <w:numFmt w:val="bullet"/>
+      <w:lvlText w:val=""/>
+      <w:lvlJc w:val="left"/>
+      <w:pPr>
+        <w:ind w:left="5040" w:hanging="360"/>
+      </w:pPr>
+      <w:rPr>
+        <w:rFonts w:ascii="Symbol" w:hAnsi="Symbol" w:hint="default"/>
+      </w:rPr>
+    </w:lvl>
+    <w:lvl w:ilvl="7" w:tplc="04150003" w:tentative="1">
+      <w:start w:val="1"/>
+      <w:numFmt w:val="bullet"/>
+      <w:lvlText w:val="o"/>
+      <w:lvlJc w:val="left"/>
+      <w:pPr>
+        <w:ind w:left="5760" w:hanging="360"/>
+      </w:pPr>
+      <w:rPr>
+        <w:rFonts w:ascii="Courier New" w:hAnsi="Courier New" w:cs="Courier New" w:hint="default"/>
+      </w:rPr>
+    </w:lvl>
+    <w:lvl w:ilvl="8" w:tplc="04150005" w:tentative="1">
+      <w:start w:val="1"/>
+      <w:numFmt w:val="bullet"/>
+      <w:lvlText w:val=""/>
+      <w:lvlJc w:val="left"/>
+      <w:pPr>
+        <w:ind w:left="6480" w:hanging="360"/>
+      </w:pPr>
+      <w:rPr>
+        <w:rFonts w:ascii="Wingdings" w:hAnsi="Wingdings" w:hint="default"/>
+      </w:rPr>
+    </w:lvl>
+  </w:abstractNum>
+  <w:num w:numId="1" w16cid:durableId="1011420207">
+    <w:abstractNumId w:val="0"/>
+  </w:num>
+</w:numbering>
 </file>
 
 <file path=word/styles.xml><?xml version="1.0" encoding="utf-8"?>
@@ -5361,6 +9420,7 @@
   <w:style w:type="paragraph" w:default="1" w:styleId="Normalny">
     <w:name w:val="Normal"/>
     <w:qFormat/>
+    <w:rsid w:val="007A0649"/>
   </w:style>
   <w:style w:type="paragraph" w:styleId="Nagwek1">
     <w:name w:val="heading 1"/>

--- a/Az Tasks.docx
+++ b/Az Tasks.docx
@@ -55,7 +55,7 @@
           <w:r>
             <w:fldChar w:fldCharType="separate"/>
           </w:r>
-          <w:hyperlink w:anchor="_Toc227625338" w:history="1">
+          <w:hyperlink w:anchor="_Toc227706998" w:history="1">
             <w:r>
               <w:rPr>
                 <w:rStyle w:val="Hipercze"/>
@@ -83,7 +83,7 @@
                 <w:noProof/>
                 <w:webHidden/>
               </w:rPr>
-              <w:instrText xml:space="preserve"> PAGEREF _Toc227625338 \h </w:instrText>
+              <w:instrText xml:space="preserve"> PAGEREF _Toc227706998 \h </w:instrText>
             </w:r>
             <w:r>
               <w:rPr>
@@ -103,7 +103,7 @@
                 <w:noProof/>
                 <w:webHidden/>
               </w:rPr>
-              <w:t>2</w:t>
+              <w:t>3</w:t>
             </w:r>
             <w:r>
               <w:rPr>
@@ -126,7 +126,7 @@
               <w:lang w:eastAsia="pl-PL"/>
             </w:rPr>
           </w:pPr>
-          <w:hyperlink w:anchor="_Toc227625339" w:history="1">
+          <w:hyperlink w:anchor="_Toc227706999" w:history="1">
             <w:r>
               <w:rPr>
                 <w:rStyle w:val="Hipercze"/>
@@ -154,7 +154,7 @@
                 <w:noProof/>
                 <w:webHidden/>
               </w:rPr>
-              <w:instrText xml:space="preserve"> PAGEREF _Toc227625339 \h </w:instrText>
+              <w:instrText xml:space="preserve"> PAGEREF _Toc227706999 \h </w:instrText>
             </w:r>
             <w:r>
               <w:rPr>
@@ -174,7 +174,7 @@
                 <w:noProof/>
                 <w:webHidden/>
               </w:rPr>
-              <w:t>2</w:t>
+              <w:t>3</w:t>
             </w:r>
             <w:r>
               <w:rPr>
@@ -197,7 +197,7 @@
               <w:lang w:eastAsia="pl-PL"/>
             </w:rPr>
           </w:pPr>
-          <w:hyperlink w:anchor="_Toc227625340" w:history="1">
+          <w:hyperlink w:anchor="_Toc227707000" w:history="1">
             <w:r>
               <w:rPr>
                 <w:rStyle w:val="Hipercze"/>
@@ -225,7 +225,7 @@
                 <w:noProof/>
                 <w:webHidden/>
               </w:rPr>
-              <w:instrText xml:space="preserve"> PAGEREF _Toc227625340 \h </w:instrText>
+              <w:instrText xml:space="preserve"> PAGEREF _Toc227707000 \h </w:instrText>
             </w:r>
             <w:r>
               <w:rPr>
@@ -245,7 +245,7 @@
                 <w:noProof/>
                 <w:webHidden/>
               </w:rPr>
-              <w:t>4</w:t>
+              <w:t>5</w:t>
             </w:r>
             <w:r>
               <w:rPr>
@@ -268,7 +268,7 @@
               <w:lang w:eastAsia="pl-PL"/>
             </w:rPr>
           </w:pPr>
-          <w:hyperlink w:anchor="_Toc227625341" w:history="1">
+          <w:hyperlink w:anchor="_Toc227707001" w:history="1">
             <w:r>
               <w:rPr>
                 <w:rStyle w:val="Hipercze"/>
@@ -296,7 +296,7 @@
                 <w:noProof/>
                 <w:webHidden/>
               </w:rPr>
-              <w:instrText xml:space="preserve"> PAGEREF _Toc227625341 \h </w:instrText>
+              <w:instrText xml:space="preserve"> PAGEREF _Toc227707001 \h </w:instrText>
             </w:r>
             <w:r>
               <w:rPr>
@@ -316,7 +316,7 @@
                 <w:noProof/>
                 <w:webHidden/>
               </w:rPr>
-              <w:t>4</w:t>
+              <w:t>5</w:t>
             </w:r>
             <w:r>
               <w:rPr>
@@ -339,7 +339,7 @@
               <w:lang w:eastAsia="pl-PL"/>
             </w:rPr>
           </w:pPr>
-          <w:hyperlink w:anchor="_Toc227625342" w:history="1">
+          <w:hyperlink w:anchor="_Toc227707002" w:history="1">
             <w:r>
               <w:rPr>
                 <w:rStyle w:val="Hipercze"/>
@@ -367,7 +367,7 @@
                 <w:noProof/>
                 <w:webHidden/>
               </w:rPr>
-              <w:instrText xml:space="preserve"> PAGEREF _Toc227625342 \h </w:instrText>
+              <w:instrText xml:space="preserve"> PAGEREF _Toc227707002 \h </w:instrText>
             </w:r>
             <w:r>
               <w:rPr>
@@ -387,7 +387,7 @@
                 <w:noProof/>
                 <w:webHidden/>
               </w:rPr>
-              <w:t>5</w:t>
+              <w:t>6</w:t>
             </w:r>
             <w:r>
               <w:rPr>
@@ -410,7 +410,7 @@
               <w:lang w:eastAsia="pl-PL"/>
             </w:rPr>
           </w:pPr>
-          <w:hyperlink w:anchor="_Toc227625343" w:history="1">
+          <w:hyperlink w:anchor="_Toc227707003" w:history="1">
             <w:r>
               <w:rPr>
                 <w:rStyle w:val="Hipercze"/>
@@ -438,7 +438,7 @@
                 <w:noProof/>
                 <w:webHidden/>
               </w:rPr>
-              <w:instrText xml:space="preserve"> PAGEREF _Toc227625343 \h </w:instrText>
+              <w:instrText xml:space="preserve"> PAGEREF _Toc227707003 \h </w:instrText>
             </w:r>
             <w:r>
               <w:rPr>
@@ -458,7 +458,7 @@
                 <w:noProof/>
                 <w:webHidden/>
               </w:rPr>
-              <w:t>8</w:t>
+              <w:t>9</w:t>
             </w:r>
             <w:r>
               <w:rPr>
@@ -481,7 +481,7 @@
               <w:lang w:eastAsia="pl-PL"/>
             </w:rPr>
           </w:pPr>
-          <w:hyperlink w:anchor="_Toc227625344" w:history="1">
+          <w:hyperlink w:anchor="_Toc227707004" w:history="1">
             <w:r>
               <w:rPr>
                 <w:rStyle w:val="Hipercze"/>
@@ -509,7 +509,7 @@
                 <w:noProof/>
                 <w:webHidden/>
               </w:rPr>
-              <w:instrText xml:space="preserve"> PAGEREF _Toc227625344 \h </w:instrText>
+              <w:instrText xml:space="preserve"> PAGEREF _Toc227707004 \h </w:instrText>
             </w:r>
             <w:r>
               <w:rPr>
@@ -529,7 +529,7 @@
                 <w:noProof/>
                 <w:webHidden/>
               </w:rPr>
-              <w:t>8</w:t>
+              <w:t>9</w:t>
             </w:r>
             <w:r>
               <w:rPr>
@@ -552,7 +552,7 @@
               <w:lang w:eastAsia="pl-PL"/>
             </w:rPr>
           </w:pPr>
-          <w:hyperlink w:anchor="_Toc227625345" w:history="1">
+          <w:hyperlink w:anchor="_Toc227707005" w:history="1">
             <w:r>
               <w:rPr>
                 <w:rStyle w:val="Hipercze"/>
@@ -580,7 +580,7 @@
                 <w:noProof/>
                 <w:webHidden/>
               </w:rPr>
-              <w:instrText xml:space="preserve"> PAGEREF _Toc227625345 \h </w:instrText>
+              <w:instrText xml:space="preserve"> PAGEREF _Toc227707005 \h </w:instrText>
             </w:r>
             <w:r>
               <w:rPr>
@@ -600,7 +600,7 @@
                 <w:noProof/>
                 <w:webHidden/>
               </w:rPr>
-              <w:t>9</w:t>
+              <w:t>10</w:t>
             </w:r>
             <w:r>
               <w:rPr>
@@ -623,7 +623,7 @@
               <w:lang w:eastAsia="pl-PL"/>
             </w:rPr>
           </w:pPr>
-          <w:hyperlink w:anchor="_Toc227625346" w:history="1">
+          <w:hyperlink w:anchor="_Toc227707006" w:history="1">
             <w:r>
               <w:rPr>
                 <w:rStyle w:val="Hipercze"/>
@@ -651,7 +651,7 @@
                 <w:noProof/>
                 <w:webHidden/>
               </w:rPr>
-              <w:instrText xml:space="preserve"> PAGEREF _Toc227625346 \h </w:instrText>
+              <w:instrText xml:space="preserve"> PAGEREF _Toc227707006 \h </w:instrText>
             </w:r>
             <w:r>
               <w:rPr>
@@ -671,7 +671,7 @@
                 <w:noProof/>
                 <w:webHidden/>
               </w:rPr>
-              <w:t>10</w:t>
+              <w:t>11</w:t>
             </w:r>
             <w:r>
               <w:rPr>
@@ -694,7 +694,7 @@
               <w:lang w:eastAsia="pl-PL"/>
             </w:rPr>
           </w:pPr>
-          <w:hyperlink w:anchor="_Toc227625347" w:history="1">
+          <w:hyperlink w:anchor="_Toc227707007" w:history="1">
             <w:r>
               <w:rPr>
                 <w:rStyle w:val="Hipercze"/>
@@ -722,7 +722,7 @@
                 <w:noProof/>
                 <w:webHidden/>
               </w:rPr>
-              <w:instrText xml:space="preserve"> PAGEREF _Toc227625347 \h </w:instrText>
+              <w:instrText xml:space="preserve"> PAGEREF _Toc227707007 \h </w:instrText>
             </w:r>
             <w:r>
               <w:rPr>
@@ -742,7 +742,7 @@
                 <w:noProof/>
                 <w:webHidden/>
               </w:rPr>
-              <w:t>10</w:t>
+              <w:t>11</w:t>
             </w:r>
             <w:r>
               <w:rPr>
@@ -765,7 +765,7 @@
               <w:lang w:eastAsia="pl-PL"/>
             </w:rPr>
           </w:pPr>
-          <w:hyperlink w:anchor="_Toc227625348" w:history="1">
+          <w:hyperlink w:anchor="_Toc227707008" w:history="1">
             <w:r>
               <w:rPr>
                 <w:rStyle w:val="Hipercze"/>
@@ -793,7 +793,7 @@
                 <w:noProof/>
                 <w:webHidden/>
               </w:rPr>
-              <w:instrText xml:space="preserve"> PAGEREF _Toc227625348 \h </w:instrText>
+              <w:instrText xml:space="preserve"> PAGEREF _Toc227707008 \h </w:instrText>
             </w:r>
             <w:r>
               <w:rPr>
@@ -813,7 +813,7 @@
                 <w:noProof/>
                 <w:webHidden/>
               </w:rPr>
-              <w:t>10</w:t>
+              <w:t>11</w:t>
             </w:r>
             <w:r>
               <w:rPr>
@@ -836,7 +836,7 @@
               <w:lang w:eastAsia="pl-PL"/>
             </w:rPr>
           </w:pPr>
-          <w:hyperlink w:anchor="_Toc227625349" w:history="1">
+          <w:hyperlink w:anchor="_Toc227707009" w:history="1">
             <w:r>
               <w:rPr>
                 <w:rStyle w:val="Hipercze"/>
@@ -864,7 +864,7 @@
                 <w:noProof/>
                 <w:webHidden/>
               </w:rPr>
-              <w:instrText xml:space="preserve"> PAGEREF _Toc227625349 \h </w:instrText>
+              <w:instrText xml:space="preserve"> PAGEREF _Toc227707009 \h </w:instrText>
             </w:r>
             <w:r>
               <w:rPr>
@@ -884,7 +884,7 @@
                 <w:noProof/>
                 <w:webHidden/>
               </w:rPr>
-              <w:t>13</w:t>
+              <w:t>14</w:t>
             </w:r>
             <w:r>
               <w:rPr>
@@ -907,7 +907,7 @@
               <w:lang w:eastAsia="pl-PL"/>
             </w:rPr>
           </w:pPr>
-          <w:hyperlink w:anchor="_Toc227625350" w:history="1">
+          <w:hyperlink w:anchor="_Toc227707010" w:history="1">
             <w:r>
               <w:rPr>
                 <w:rStyle w:val="Hipercze"/>
@@ -935,7 +935,7 @@
                 <w:noProof/>
                 <w:webHidden/>
               </w:rPr>
-              <w:instrText xml:space="preserve"> PAGEREF _Toc227625350 \h </w:instrText>
+              <w:instrText xml:space="preserve"> PAGEREF _Toc227707010 \h </w:instrText>
             </w:r>
             <w:r>
               <w:rPr>
@@ -955,7 +955,7 @@
                 <w:noProof/>
                 <w:webHidden/>
               </w:rPr>
-              <w:t>13</w:t>
+              <w:t>14</w:t>
             </w:r>
             <w:r>
               <w:rPr>
@@ -978,7 +978,7 @@
               <w:lang w:eastAsia="pl-PL"/>
             </w:rPr>
           </w:pPr>
-          <w:hyperlink w:anchor="_Toc227625351" w:history="1">
+          <w:hyperlink w:anchor="_Toc227707011" w:history="1">
             <w:r>
               <w:rPr>
                 <w:rStyle w:val="Hipercze"/>
@@ -1006,7 +1006,7 @@
                 <w:noProof/>
                 <w:webHidden/>
               </w:rPr>
-              <w:instrText xml:space="preserve"> PAGEREF _Toc227625351 \h </w:instrText>
+              <w:instrText xml:space="preserve"> PAGEREF _Toc227707011 \h </w:instrText>
             </w:r>
             <w:r>
               <w:rPr>
@@ -1026,7 +1026,7 @@
                 <w:noProof/>
                 <w:webHidden/>
               </w:rPr>
-              <w:t>14</w:t>
+              <w:t>15</w:t>
             </w:r>
             <w:r>
               <w:rPr>
@@ -1049,7 +1049,7 @@
               <w:lang w:eastAsia="pl-PL"/>
             </w:rPr>
           </w:pPr>
-          <w:hyperlink w:anchor="_Toc227625352" w:history="1">
+          <w:hyperlink w:anchor="_Toc227707012" w:history="1">
             <w:r>
               <w:rPr>
                 <w:rStyle w:val="Hipercze"/>
@@ -1077,7 +1077,7 @@
                 <w:noProof/>
                 <w:webHidden/>
               </w:rPr>
-              <w:instrText xml:space="preserve"> PAGEREF _Toc227625352 \h </w:instrText>
+              <w:instrText xml:space="preserve"> PAGEREF _Toc227707012 \h </w:instrText>
             </w:r>
             <w:r>
               <w:rPr>
@@ -1097,7 +1097,7 @@
                 <w:noProof/>
                 <w:webHidden/>
               </w:rPr>
-              <w:t>16</w:t>
+              <w:t>17</w:t>
             </w:r>
             <w:r>
               <w:rPr>
@@ -1120,7 +1120,7 @@
               <w:lang w:eastAsia="pl-PL"/>
             </w:rPr>
           </w:pPr>
-          <w:hyperlink w:anchor="_Toc227625353" w:history="1">
+          <w:hyperlink w:anchor="_Toc227707013" w:history="1">
             <w:r>
               <w:rPr>
                 <w:rStyle w:val="Hipercze"/>
@@ -1148,7 +1148,7 @@
                 <w:noProof/>
                 <w:webHidden/>
               </w:rPr>
-              <w:instrText xml:space="preserve"> PAGEREF _Toc227625353 \h </w:instrText>
+              <w:instrText xml:space="preserve"> PAGEREF _Toc227707013 \h </w:instrText>
             </w:r>
             <w:r>
               <w:rPr>
@@ -1168,7 +1168,7 @@
                 <w:noProof/>
                 <w:webHidden/>
               </w:rPr>
-              <w:t>16</w:t>
+              <w:t>17</w:t>
             </w:r>
             <w:r>
               <w:rPr>
@@ -1191,7 +1191,7 @@
               <w:lang w:eastAsia="pl-PL"/>
             </w:rPr>
           </w:pPr>
-          <w:hyperlink w:anchor="_Toc227625354" w:history="1">
+          <w:hyperlink w:anchor="_Toc227707014" w:history="1">
             <w:r>
               <w:rPr>
                 <w:rStyle w:val="Hipercze"/>
@@ -1219,7 +1219,7 @@
                 <w:noProof/>
                 <w:webHidden/>
               </w:rPr>
-              <w:instrText xml:space="preserve"> PAGEREF _Toc227625354 \h </w:instrText>
+              <w:instrText xml:space="preserve"> PAGEREF _Toc227707014 \h </w:instrText>
             </w:r>
             <w:r>
               <w:rPr>
@@ -1239,7 +1239,7 @@
                 <w:noProof/>
                 <w:webHidden/>
               </w:rPr>
-              <w:t>17</w:t>
+              <w:t>18</w:t>
             </w:r>
             <w:r>
               <w:rPr>
@@ -1262,7 +1262,7 @@
               <w:lang w:eastAsia="pl-PL"/>
             </w:rPr>
           </w:pPr>
-          <w:hyperlink w:anchor="_Toc227625355" w:history="1">
+          <w:hyperlink w:anchor="_Toc227707015" w:history="1">
             <w:r>
               <w:rPr>
                 <w:rStyle w:val="Hipercze"/>
@@ -1290,7 +1290,7 @@
                 <w:noProof/>
                 <w:webHidden/>
               </w:rPr>
-              <w:instrText xml:space="preserve"> PAGEREF _Toc227625355 \h </w:instrText>
+              <w:instrText xml:space="preserve"> PAGEREF _Toc227707015 \h </w:instrText>
             </w:r>
             <w:r>
               <w:rPr>
@@ -1310,7 +1310,7 @@
                 <w:noProof/>
                 <w:webHidden/>
               </w:rPr>
-              <w:t>19</w:t>
+              <w:t>20</w:t>
             </w:r>
             <w:r>
               <w:rPr>
@@ -1333,7 +1333,7 @@
               <w:lang w:eastAsia="pl-PL"/>
             </w:rPr>
           </w:pPr>
-          <w:hyperlink w:anchor="_Toc227625356" w:history="1">
+          <w:hyperlink w:anchor="_Toc227707016" w:history="1">
             <w:r>
               <w:rPr>
                 <w:rStyle w:val="Hipercze"/>
@@ -1361,7 +1361,7 @@
                 <w:noProof/>
                 <w:webHidden/>
               </w:rPr>
-              <w:instrText xml:space="preserve"> PAGEREF _Toc227625356 \h </w:instrText>
+              <w:instrText xml:space="preserve"> PAGEREF _Toc227707016 \h </w:instrText>
             </w:r>
             <w:r>
               <w:rPr>
@@ -1381,7 +1381,7 @@
                 <w:noProof/>
                 <w:webHidden/>
               </w:rPr>
-              <w:t>19</w:t>
+              <w:t>20</w:t>
             </w:r>
             <w:r>
               <w:rPr>
@@ -1404,7 +1404,7 @@
               <w:lang w:eastAsia="pl-PL"/>
             </w:rPr>
           </w:pPr>
-          <w:hyperlink w:anchor="_Toc227625357" w:history="1">
+          <w:hyperlink w:anchor="_Toc227707017" w:history="1">
             <w:r>
               <w:rPr>
                 <w:rStyle w:val="Hipercze"/>
@@ -1432,7 +1432,7 @@
                 <w:noProof/>
                 <w:webHidden/>
               </w:rPr>
-              <w:instrText xml:space="preserve"> PAGEREF _Toc227625357 \h </w:instrText>
+              <w:instrText xml:space="preserve"> PAGEREF _Toc227707017 \h </w:instrText>
             </w:r>
             <w:r>
               <w:rPr>
@@ -1452,7 +1452,7 @@
                 <w:noProof/>
                 <w:webHidden/>
               </w:rPr>
-              <w:t>20</w:t>
+              <w:t>21</w:t>
             </w:r>
             <w:r>
               <w:rPr>
@@ -1475,7 +1475,7 @@
               <w:lang w:eastAsia="pl-PL"/>
             </w:rPr>
           </w:pPr>
-          <w:hyperlink w:anchor="_Toc227625358" w:history="1">
+          <w:hyperlink w:anchor="_Toc227707018" w:history="1">
             <w:r>
               <w:rPr>
                 <w:rStyle w:val="Hipercze"/>
@@ -1503,7 +1503,7 @@
                 <w:noProof/>
                 <w:webHidden/>
               </w:rPr>
-              <w:instrText xml:space="preserve"> PAGEREF _Toc227625358 \h </w:instrText>
+              <w:instrText xml:space="preserve"> PAGEREF _Toc227707018 \h </w:instrText>
             </w:r>
             <w:r>
               <w:rPr>
@@ -1523,7 +1523,7 @@
                 <w:noProof/>
                 <w:webHidden/>
               </w:rPr>
-              <w:t>22</w:t>
+              <w:t>23</w:t>
             </w:r>
             <w:r>
               <w:rPr>
@@ -1546,7 +1546,7 @@
               <w:lang w:eastAsia="pl-PL"/>
             </w:rPr>
           </w:pPr>
-          <w:hyperlink w:anchor="_Toc227625359" w:history="1">
+          <w:hyperlink w:anchor="_Toc227707019" w:history="1">
             <w:r>
               <w:rPr>
                 <w:rStyle w:val="Hipercze"/>
@@ -1574,7 +1574,7 @@
                 <w:noProof/>
                 <w:webHidden/>
               </w:rPr>
-              <w:instrText xml:space="preserve"> PAGEREF _Toc227625359 \h </w:instrText>
+              <w:instrText xml:space="preserve"> PAGEREF _Toc227707019 \h </w:instrText>
             </w:r>
             <w:r>
               <w:rPr>
@@ -1594,7 +1594,7 @@
                 <w:noProof/>
                 <w:webHidden/>
               </w:rPr>
-              <w:t>23</w:t>
+              <w:t>24</w:t>
             </w:r>
             <w:r>
               <w:rPr>
@@ -1617,7 +1617,7 @@
               <w:lang w:eastAsia="pl-PL"/>
             </w:rPr>
           </w:pPr>
-          <w:hyperlink w:anchor="_Toc227625360" w:history="1">
+          <w:hyperlink w:anchor="_Toc227707020" w:history="1">
             <w:r>
               <w:rPr>
                 <w:rStyle w:val="Hipercze"/>
@@ -1645,7 +1645,7 @@
                 <w:noProof/>
                 <w:webHidden/>
               </w:rPr>
-              <w:instrText xml:space="preserve"> PAGEREF _Toc227625360 \h </w:instrText>
+              <w:instrText xml:space="preserve"> PAGEREF _Toc227707020 \h </w:instrText>
             </w:r>
             <w:r>
               <w:rPr>
@@ -1665,7 +1665,7 @@
                 <w:noProof/>
                 <w:webHidden/>
               </w:rPr>
-              <w:t>25</w:t>
+              <w:t>26</w:t>
             </w:r>
             <w:r>
               <w:rPr>
@@ -1688,7 +1688,7 @@
               <w:lang w:eastAsia="pl-PL"/>
             </w:rPr>
           </w:pPr>
-          <w:hyperlink w:anchor="_Toc227625361" w:history="1">
+          <w:hyperlink w:anchor="_Toc227707021" w:history="1">
             <w:r>
               <w:rPr>
                 <w:rStyle w:val="Hipercze"/>
@@ -1716,7 +1716,7 @@
                 <w:noProof/>
                 <w:webHidden/>
               </w:rPr>
-              <w:instrText xml:space="preserve"> PAGEREF _Toc227625361 \h </w:instrText>
+              <w:instrText xml:space="preserve"> PAGEREF _Toc227707021 \h </w:instrText>
             </w:r>
             <w:r>
               <w:rPr>
@@ -1736,7 +1736,149 @@
                 <w:noProof/>
                 <w:webHidden/>
               </w:rPr>
-              <w:t>26</w:t>
+              <w:t>27</w:t>
+            </w:r>
+            <w:r>
+              <w:rPr>
+                <w:noProof/>
+                <w:webHidden/>
+              </w:rPr>
+              <w:fldChar w:fldCharType="end"/>
+            </w:r>
+          </w:hyperlink>
+        </w:p>
+        <w:p>
+          <w:pPr>
+            <w:pStyle w:val="Spistreci2"/>
+            <w:tabs>
+              <w:tab w:val="right" w:leader="dot" w:pos="9062"/>
+            </w:tabs>
+            <w:rPr>
+              <w:rFonts w:eastAsiaTheme="minorEastAsia"/>
+              <w:noProof/>
+              <w:lang w:eastAsia="pl-PL"/>
+            </w:rPr>
+          </w:pPr>
+          <w:hyperlink w:anchor="_Toc227707022" w:history="1">
+            <w:r>
+              <w:rPr>
+                <w:rStyle w:val="Hipercze"/>
+                <w:noProof/>
+                <w:lang w:val="en-US"/>
+              </w:rPr>
+              <w:t>Solution</w:t>
+            </w:r>
+            <w:r>
+              <w:rPr>
+                <w:noProof/>
+                <w:webHidden/>
+              </w:rPr>
+              <w:tab/>
+            </w:r>
+            <w:r>
+              <w:rPr>
+                <w:noProof/>
+                <w:webHidden/>
+              </w:rPr>
+              <w:fldChar w:fldCharType="begin"/>
+            </w:r>
+            <w:r>
+              <w:rPr>
+                <w:noProof/>
+                <w:webHidden/>
+              </w:rPr>
+              <w:instrText xml:space="preserve"> PAGEREF _Toc227707022 \h </w:instrText>
+            </w:r>
+            <w:r>
+              <w:rPr>
+                <w:noProof/>
+                <w:webHidden/>
+              </w:rPr>
+            </w:r>
+            <w:r>
+              <w:rPr>
+                <w:noProof/>
+                <w:webHidden/>
+              </w:rPr>
+              <w:fldChar w:fldCharType="separate"/>
+            </w:r>
+            <w:r>
+              <w:rPr>
+                <w:noProof/>
+                <w:webHidden/>
+              </w:rPr>
+              <w:t>27</w:t>
+            </w:r>
+            <w:r>
+              <w:rPr>
+                <w:noProof/>
+                <w:webHidden/>
+              </w:rPr>
+              <w:fldChar w:fldCharType="end"/>
+            </w:r>
+          </w:hyperlink>
+        </w:p>
+        <w:p>
+          <w:pPr>
+            <w:pStyle w:val="Spistreci2"/>
+            <w:tabs>
+              <w:tab w:val="right" w:leader="dot" w:pos="9062"/>
+            </w:tabs>
+            <w:rPr>
+              <w:rFonts w:eastAsiaTheme="minorEastAsia"/>
+              <w:noProof/>
+              <w:lang w:eastAsia="pl-PL"/>
+            </w:rPr>
+          </w:pPr>
+          <w:hyperlink w:anchor="_Toc227707023" w:history="1">
+            <w:r>
+              <w:rPr>
+                <w:rStyle w:val="Hipercze"/>
+                <w:noProof/>
+                <w:lang w:val="en-US"/>
+              </w:rPr>
+              <w:t>Why we need that</w:t>
+            </w:r>
+            <w:r>
+              <w:rPr>
+                <w:noProof/>
+                <w:webHidden/>
+              </w:rPr>
+              <w:tab/>
+            </w:r>
+            <w:r>
+              <w:rPr>
+                <w:noProof/>
+                <w:webHidden/>
+              </w:rPr>
+              <w:fldChar w:fldCharType="begin"/>
+            </w:r>
+            <w:r>
+              <w:rPr>
+                <w:noProof/>
+                <w:webHidden/>
+              </w:rPr>
+              <w:instrText xml:space="preserve"> PAGEREF _Toc227707023 \h </w:instrText>
+            </w:r>
+            <w:r>
+              <w:rPr>
+                <w:noProof/>
+                <w:webHidden/>
+              </w:rPr>
+            </w:r>
+            <w:r>
+              <w:rPr>
+                <w:noProof/>
+                <w:webHidden/>
+              </w:rPr>
+              <w:fldChar w:fldCharType="separate"/>
+            </w:r>
+            <w:r>
+              <w:rPr>
+                <w:noProof/>
+                <w:webHidden/>
+              </w:rPr>
+              <w:t>29</w:t>
             </w:r>
             <w:r>
               <w:rPr>
@@ -1759,7 +1901,7 @@
               <w:lang w:eastAsia="pl-PL"/>
             </w:rPr>
           </w:pPr>
-          <w:hyperlink w:anchor="_Toc227625362" w:history="1">
+          <w:hyperlink w:anchor="_Toc227707024" w:history="1">
             <w:r>
               <w:rPr>
                 <w:rStyle w:val="Hipercze"/>
@@ -1787,7 +1929,7 @@
                 <w:noProof/>
                 <w:webHidden/>
               </w:rPr>
-              <w:instrText xml:space="preserve"> PAGEREF _Toc227625362 \h </w:instrText>
+              <w:instrText xml:space="preserve"> PAGEREF _Toc227707024 \h </w:instrText>
             </w:r>
             <w:r>
               <w:rPr>
@@ -1807,7 +1949,1214 @@
                 <w:noProof/>
                 <w:webHidden/>
               </w:rPr>
-              <w:t>26</w:t>
+              <w:t>29</w:t>
+            </w:r>
+            <w:r>
+              <w:rPr>
+                <w:noProof/>
+                <w:webHidden/>
+              </w:rPr>
+              <w:fldChar w:fldCharType="end"/>
+            </w:r>
+          </w:hyperlink>
+        </w:p>
+        <w:p>
+          <w:pPr>
+            <w:pStyle w:val="Spistreci2"/>
+            <w:tabs>
+              <w:tab w:val="right" w:leader="dot" w:pos="9062"/>
+            </w:tabs>
+            <w:rPr>
+              <w:rFonts w:eastAsiaTheme="minorEastAsia"/>
+              <w:noProof/>
+              <w:lang w:eastAsia="pl-PL"/>
+            </w:rPr>
+          </w:pPr>
+          <w:hyperlink w:anchor="_Toc227707025" w:history="1">
+            <w:r>
+              <w:rPr>
+                <w:rStyle w:val="Hipercze"/>
+                <w:noProof/>
+                <w:lang w:val="en-US"/>
+              </w:rPr>
+              <w:t>Solution</w:t>
+            </w:r>
+            <w:r>
+              <w:rPr>
+                <w:noProof/>
+                <w:webHidden/>
+              </w:rPr>
+              <w:tab/>
+            </w:r>
+            <w:r>
+              <w:rPr>
+                <w:noProof/>
+                <w:webHidden/>
+              </w:rPr>
+              <w:fldChar w:fldCharType="begin"/>
+            </w:r>
+            <w:r>
+              <w:rPr>
+                <w:noProof/>
+                <w:webHidden/>
+              </w:rPr>
+              <w:instrText xml:space="preserve"> PAGEREF _Toc227707025 \h </w:instrText>
+            </w:r>
+            <w:r>
+              <w:rPr>
+                <w:noProof/>
+                <w:webHidden/>
+              </w:rPr>
+            </w:r>
+            <w:r>
+              <w:rPr>
+                <w:noProof/>
+                <w:webHidden/>
+              </w:rPr>
+              <w:fldChar w:fldCharType="separate"/>
+            </w:r>
+            <w:r>
+              <w:rPr>
+                <w:noProof/>
+                <w:webHidden/>
+              </w:rPr>
+              <w:t>30</w:t>
+            </w:r>
+            <w:r>
+              <w:rPr>
+                <w:noProof/>
+                <w:webHidden/>
+              </w:rPr>
+              <w:fldChar w:fldCharType="end"/>
+            </w:r>
+          </w:hyperlink>
+        </w:p>
+        <w:p>
+          <w:pPr>
+            <w:pStyle w:val="Spistreci2"/>
+            <w:tabs>
+              <w:tab w:val="right" w:leader="dot" w:pos="9062"/>
+            </w:tabs>
+            <w:rPr>
+              <w:rFonts w:eastAsiaTheme="minorEastAsia"/>
+              <w:noProof/>
+              <w:lang w:eastAsia="pl-PL"/>
+            </w:rPr>
+          </w:pPr>
+          <w:hyperlink w:anchor="_Toc227707026" w:history="1">
+            <w:r>
+              <w:rPr>
+                <w:rStyle w:val="Hipercze"/>
+                <w:noProof/>
+                <w:lang w:val="en-US"/>
+              </w:rPr>
+              <w:t>Why we need that</w:t>
+            </w:r>
+            <w:r>
+              <w:rPr>
+                <w:noProof/>
+                <w:webHidden/>
+              </w:rPr>
+              <w:tab/>
+            </w:r>
+            <w:r>
+              <w:rPr>
+                <w:noProof/>
+                <w:webHidden/>
+              </w:rPr>
+              <w:fldChar w:fldCharType="begin"/>
+            </w:r>
+            <w:r>
+              <w:rPr>
+                <w:noProof/>
+                <w:webHidden/>
+              </w:rPr>
+              <w:instrText xml:space="preserve"> PAGEREF _Toc227707026 \h </w:instrText>
+            </w:r>
+            <w:r>
+              <w:rPr>
+                <w:noProof/>
+                <w:webHidden/>
+              </w:rPr>
+            </w:r>
+            <w:r>
+              <w:rPr>
+                <w:noProof/>
+                <w:webHidden/>
+              </w:rPr>
+              <w:fldChar w:fldCharType="separate"/>
+            </w:r>
+            <w:r>
+              <w:rPr>
+                <w:noProof/>
+                <w:webHidden/>
+              </w:rPr>
+              <w:t>32</w:t>
+            </w:r>
+            <w:r>
+              <w:rPr>
+                <w:noProof/>
+                <w:webHidden/>
+              </w:rPr>
+              <w:fldChar w:fldCharType="end"/>
+            </w:r>
+          </w:hyperlink>
+        </w:p>
+        <w:p>
+          <w:pPr>
+            <w:pStyle w:val="Spistreci1"/>
+            <w:tabs>
+              <w:tab w:val="right" w:leader="dot" w:pos="9062"/>
+            </w:tabs>
+            <w:rPr>
+              <w:rFonts w:eastAsiaTheme="minorEastAsia"/>
+              <w:noProof/>
+              <w:lang w:eastAsia="pl-PL"/>
+            </w:rPr>
+          </w:pPr>
+          <w:hyperlink w:anchor="_Toc227707027" w:history="1">
+            <w:r>
+              <w:rPr>
+                <w:rStyle w:val="Hipercze"/>
+                <w:noProof/>
+                <w:lang w:val="en-US"/>
+              </w:rPr>
+              <w:t>Task 11 Change Azure Virtual Machine Size Using Console</w:t>
+            </w:r>
+            <w:r>
+              <w:rPr>
+                <w:noProof/>
+                <w:webHidden/>
+              </w:rPr>
+              <w:tab/>
+            </w:r>
+            <w:r>
+              <w:rPr>
+                <w:noProof/>
+                <w:webHidden/>
+              </w:rPr>
+              <w:fldChar w:fldCharType="begin"/>
+            </w:r>
+            <w:r>
+              <w:rPr>
+                <w:noProof/>
+                <w:webHidden/>
+              </w:rPr>
+              <w:instrText xml:space="preserve"> PAGEREF _Toc227707027 \h </w:instrText>
+            </w:r>
+            <w:r>
+              <w:rPr>
+                <w:noProof/>
+                <w:webHidden/>
+              </w:rPr>
+            </w:r>
+            <w:r>
+              <w:rPr>
+                <w:noProof/>
+                <w:webHidden/>
+              </w:rPr>
+              <w:fldChar w:fldCharType="separate"/>
+            </w:r>
+            <w:r>
+              <w:rPr>
+                <w:noProof/>
+                <w:webHidden/>
+              </w:rPr>
+              <w:t>32</w:t>
+            </w:r>
+            <w:r>
+              <w:rPr>
+                <w:noProof/>
+                <w:webHidden/>
+              </w:rPr>
+              <w:fldChar w:fldCharType="end"/>
+            </w:r>
+          </w:hyperlink>
+        </w:p>
+        <w:p>
+          <w:pPr>
+            <w:pStyle w:val="Spistreci2"/>
+            <w:tabs>
+              <w:tab w:val="right" w:leader="dot" w:pos="9062"/>
+            </w:tabs>
+            <w:rPr>
+              <w:rFonts w:eastAsiaTheme="minorEastAsia"/>
+              <w:noProof/>
+              <w:lang w:eastAsia="pl-PL"/>
+            </w:rPr>
+          </w:pPr>
+          <w:hyperlink w:anchor="_Toc227707028" w:history="1">
+            <w:r>
+              <w:rPr>
+                <w:rStyle w:val="Hipercze"/>
+                <w:noProof/>
+                <w:lang w:val="en-US"/>
+              </w:rPr>
+              <w:t>Solution</w:t>
+            </w:r>
+            <w:r>
+              <w:rPr>
+                <w:noProof/>
+                <w:webHidden/>
+              </w:rPr>
+              <w:tab/>
+            </w:r>
+            <w:r>
+              <w:rPr>
+                <w:noProof/>
+                <w:webHidden/>
+              </w:rPr>
+              <w:fldChar w:fldCharType="begin"/>
+            </w:r>
+            <w:r>
+              <w:rPr>
+                <w:noProof/>
+                <w:webHidden/>
+              </w:rPr>
+              <w:instrText xml:space="preserve"> PAGEREF _Toc227707028 \h </w:instrText>
+            </w:r>
+            <w:r>
+              <w:rPr>
+                <w:noProof/>
+                <w:webHidden/>
+              </w:rPr>
+            </w:r>
+            <w:r>
+              <w:rPr>
+                <w:noProof/>
+                <w:webHidden/>
+              </w:rPr>
+              <w:fldChar w:fldCharType="separate"/>
+            </w:r>
+            <w:r>
+              <w:rPr>
+                <w:noProof/>
+                <w:webHidden/>
+              </w:rPr>
+              <w:t>32</w:t>
+            </w:r>
+            <w:r>
+              <w:rPr>
+                <w:noProof/>
+                <w:webHidden/>
+              </w:rPr>
+              <w:fldChar w:fldCharType="end"/>
+            </w:r>
+          </w:hyperlink>
+        </w:p>
+        <w:p>
+          <w:pPr>
+            <w:pStyle w:val="Spistreci2"/>
+            <w:tabs>
+              <w:tab w:val="right" w:leader="dot" w:pos="9062"/>
+            </w:tabs>
+            <w:rPr>
+              <w:rFonts w:eastAsiaTheme="minorEastAsia"/>
+              <w:noProof/>
+              <w:lang w:eastAsia="pl-PL"/>
+            </w:rPr>
+          </w:pPr>
+          <w:hyperlink w:anchor="_Toc227707029" w:history="1">
+            <w:r>
+              <w:rPr>
+                <w:rStyle w:val="Hipercze"/>
+                <w:noProof/>
+                <w:lang w:val="en-US"/>
+              </w:rPr>
+              <w:t>Why we need that</w:t>
+            </w:r>
+            <w:r>
+              <w:rPr>
+                <w:noProof/>
+                <w:webHidden/>
+              </w:rPr>
+              <w:tab/>
+            </w:r>
+            <w:r>
+              <w:rPr>
+                <w:noProof/>
+                <w:webHidden/>
+              </w:rPr>
+              <w:fldChar w:fldCharType="begin"/>
+            </w:r>
+            <w:r>
+              <w:rPr>
+                <w:noProof/>
+                <w:webHidden/>
+              </w:rPr>
+              <w:instrText xml:space="preserve"> PAGEREF _Toc227707029 \h </w:instrText>
+            </w:r>
+            <w:r>
+              <w:rPr>
+                <w:noProof/>
+                <w:webHidden/>
+              </w:rPr>
+            </w:r>
+            <w:r>
+              <w:rPr>
+                <w:noProof/>
+                <w:webHidden/>
+              </w:rPr>
+              <w:fldChar w:fldCharType="separate"/>
+            </w:r>
+            <w:r>
+              <w:rPr>
+                <w:noProof/>
+                <w:webHidden/>
+              </w:rPr>
+              <w:t>34</w:t>
+            </w:r>
+            <w:r>
+              <w:rPr>
+                <w:noProof/>
+                <w:webHidden/>
+              </w:rPr>
+              <w:fldChar w:fldCharType="end"/>
+            </w:r>
+          </w:hyperlink>
+        </w:p>
+        <w:p>
+          <w:pPr>
+            <w:pStyle w:val="Spistreci1"/>
+            <w:tabs>
+              <w:tab w:val="right" w:leader="dot" w:pos="9062"/>
+            </w:tabs>
+            <w:rPr>
+              <w:rFonts w:eastAsiaTheme="minorEastAsia"/>
+              <w:noProof/>
+              <w:lang w:eastAsia="pl-PL"/>
+            </w:rPr>
+          </w:pPr>
+          <w:hyperlink w:anchor="_Toc227707030" w:history="1">
+            <w:r>
+              <w:rPr>
+                <w:rStyle w:val="Hipercze"/>
+                <w:noProof/>
+                <w:lang w:val="en-US"/>
+              </w:rPr>
+              <w:t>Task 12 Add and Manage Tags for Azure Virtual Machines</w:t>
+            </w:r>
+            <w:r>
+              <w:rPr>
+                <w:noProof/>
+                <w:webHidden/>
+              </w:rPr>
+              <w:tab/>
+            </w:r>
+            <w:r>
+              <w:rPr>
+                <w:noProof/>
+                <w:webHidden/>
+              </w:rPr>
+              <w:fldChar w:fldCharType="begin"/>
+            </w:r>
+            <w:r>
+              <w:rPr>
+                <w:noProof/>
+                <w:webHidden/>
+              </w:rPr>
+              <w:instrText xml:space="preserve"> PAGEREF _Toc227707030 \h </w:instrText>
+            </w:r>
+            <w:r>
+              <w:rPr>
+                <w:noProof/>
+                <w:webHidden/>
+              </w:rPr>
+            </w:r>
+            <w:r>
+              <w:rPr>
+                <w:noProof/>
+                <w:webHidden/>
+              </w:rPr>
+              <w:fldChar w:fldCharType="separate"/>
+            </w:r>
+            <w:r>
+              <w:rPr>
+                <w:noProof/>
+                <w:webHidden/>
+              </w:rPr>
+              <w:t>34</w:t>
+            </w:r>
+            <w:r>
+              <w:rPr>
+                <w:noProof/>
+                <w:webHidden/>
+              </w:rPr>
+              <w:fldChar w:fldCharType="end"/>
+            </w:r>
+          </w:hyperlink>
+        </w:p>
+        <w:p>
+          <w:pPr>
+            <w:pStyle w:val="Spistreci2"/>
+            <w:tabs>
+              <w:tab w:val="right" w:leader="dot" w:pos="9062"/>
+            </w:tabs>
+            <w:rPr>
+              <w:rFonts w:eastAsiaTheme="minorEastAsia"/>
+              <w:noProof/>
+              <w:lang w:eastAsia="pl-PL"/>
+            </w:rPr>
+          </w:pPr>
+          <w:hyperlink w:anchor="_Toc227707031" w:history="1">
+            <w:r>
+              <w:rPr>
+                <w:rStyle w:val="Hipercze"/>
+                <w:noProof/>
+                <w:lang w:val="en-US"/>
+              </w:rPr>
+              <w:t>Solution</w:t>
+            </w:r>
+            <w:r>
+              <w:rPr>
+                <w:noProof/>
+                <w:webHidden/>
+              </w:rPr>
+              <w:tab/>
+            </w:r>
+            <w:r>
+              <w:rPr>
+                <w:noProof/>
+                <w:webHidden/>
+              </w:rPr>
+              <w:fldChar w:fldCharType="begin"/>
+            </w:r>
+            <w:r>
+              <w:rPr>
+                <w:noProof/>
+                <w:webHidden/>
+              </w:rPr>
+              <w:instrText xml:space="preserve"> PAGEREF _Toc227707031 \h </w:instrText>
+            </w:r>
+            <w:r>
+              <w:rPr>
+                <w:noProof/>
+                <w:webHidden/>
+              </w:rPr>
+            </w:r>
+            <w:r>
+              <w:rPr>
+                <w:noProof/>
+                <w:webHidden/>
+              </w:rPr>
+              <w:fldChar w:fldCharType="separate"/>
+            </w:r>
+            <w:r>
+              <w:rPr>
+                <w:noProof/>
+                <w:webHidden/>
+              </w:rPr>
+              <w:t>35</w:t>
+            </w:r>
+            <w:r>
+              <w:rPr>
+                <w:noProof/>
+                <w:webHidden/>
+              </w:rPr>
+              <w:fldChar w:fldCharType="end"/>
+            </w:r>
+          </w:hyperlink>
+        </w:p>
+        <w:p>
+          <w:pPr>
+            <w:pStyle w:val="Spistreci2"/>
+            <w:tabs>
+              <w:tab w:val="right" w:leader="dot" w:pos="9062"/>
+            </w:tabs>
+            <w:rPr>
+              <w:rFonts w:eastAsiaTheme="minorEastAsia"/>
+              <w:noProof/>
+              <w:lang w:eastAsia="pl-PL"/>
+            </w:rPr>
+          </w:pPr>
+          <w:hyperlink w:anchor="_Toc227707032" w:history="1">
+            <w:r>
+              <w:rPr>
+                <w:rStyle w:val="Hipercze"/>
+                <w:noProof/>
+                <w:lang w:val="en-US"/>
+              </w:rPr>
+              <w:t>Why we need that?</w:t>
+            </w:r>
+            <w:r>
+              <w:rPr>
+                <w:noProof/>
+                <w:webHidden/>
+              </w:rPr>
+              <w:tab/>
+            </w:r>
+            <w:r>
+              <w:rPr>
+                <w:noProof/>
+                <w:webHidden/>
+              </w:rPr>
+              <w:fldChar w:fldCharType="begin"/>
+            </w:r>
+            <w:r>
+              <w:rPr>
+                <w:noProof/>
+                <w:webHidden/>
+              </w:rPr>
+              <w:instrText xml:space="preserve"> PAGEREF _Toc227707032 \h </w:instrText>
+            </w:r>
+            <w:r>
+              <w:rPr>
+                <w:noProof/>
+                <w:webHidden/>
+              </w:rPr>
+            </w:r>
+            <w:r>
+              <w:rPr>
+                <w:noProof/>
+                <w:webHidden/>
+              </w:rPr>
+              <w:fldChar w:fldCharType="separate"/>
+            </w:r>
+            <w:r>
+              <w:rPr>
+                <w:noProof/>
+                <w:webHidden/>
+              </w:rPr>
+              <w:t>36</w:t>
+            </w:r>
+            <w:r>
+              <w:rPr>
+                <w:noProof/>
+                <w:webHidden/>
+              </w:rPr>
+              <w:fldChar w:fldCharType="end"/>
+            </w:r>
+          </w:hyperlink>
+        </w:p>
+        <w:p>
+          <w:pPr>
+            <w:pStyle w:val="Spistreci1"/>
+            <w:tabs>
+              <w:tab w:val="right" w:leader="dot" w:pos="9062"/>
+            </w:tabs>
+            <w:rPr>
+              <w:rFonts w:eastAsiaTheme="minorEastAsia"/>
+              <w:noProof/>
+              <w:lang w:eastAsia="pl-PL"/>
+            </w:rPr>
+          </w:pPr>
+          <w:hyperlink w:anchor="_Toc227707033" w:history="1">
+            <w:r>
+              <w:rPr>
+                <w:rStyle w:val="Hipercze"/>
+                <w:noProof/>
+                <w:lang w:val="en-US"/>
+              </w:rPr>
+              <w:t>Task 13 SSH into an Azure Virtual Machine</w:t>
+            </w:r>
+            <w:r>
+              <w:rPr>
+                <w:noProof/>
+                <w:webHidden/>
+              </w:rPr>
+              <w:tab/>
+            </w:r>
+            <w:r>
+              <w:rPr>
+                <w:noProof/>
+                <w:webHidden/>
+              </w:rPr>
+              <w:fldChar w:fldCharType="begin"/>
+            </w:r>
+            <w:r>
+              <w:rPr>
+                <w:noProof/>
+                <w:webHidden/>
+              </w:rPr>
+              <w:instrText xml:space="preserve"> PAGEREF _Toc227707033 \h </w:instrText>
+            </w:r>
+            <w:r>
+              <w:rPr>
+                <w:noProof/>
+                <w:webHidden/>
+              </w:rPr>
+            </w:r>
+            <w:r>
+              <w:rPr>
+                <w:noProof/>
+                <w:webHidden/>
+              </w:rPr>
+              <w:fldChar w:fldCharType="separate"/>
+            </w:r>
+            <w:r>
+              <w:rPr>
+                <w:noProof/>
+                <w:webHidden/>
+              </w:rPr>
+              <w:t>36</w:t>
+            </w:r>
+            <w:r>
+              <w:rPr>
+                <w:noProof/>
+                <w:webHidden/>
+              </w:rPr>
+              <w:fldChar w:fldCharType="end"/>
+            </w:r>
+          </w:hyperlink>
+        </w:p>
+        <w:p>
+          <w:pPr>
+            <w:pStyle w:val="Spistreci2"/>
+            <w:tabs>
+              <w:tab w:val="right" w:leader="dot" w:pos="9062"/>
+            </w:tabs>
+            <w:rPr>
+              <w:rFonts w:eastAsiaTheme="minorEastAsia"/>
+              <w:noProof/>
+              <w:lang w:eastAsia="pl-PL"/>
+            </w:rPr>
+          </w:pPr>
+          <w:hyperlink w:anchor="_Toc227707034" w:history="1">
+            <w:r>
+              <w:rPr>
+                <w:rStyle w:val="Hipercze"/>
+                <w:noProof/>
+                <w:lang w:val="en-US"/>
+              </w:rPr>
+              <w:t>Solution</w:t>
+            </w:r>
+            <w:r>
+              <w:rPr>
+                <w:noProof/>
+                <w:webHidden/>
+              </w:rPr>
+              <w:tab/>
+            </w:r>
+            <w:r>
+              <w:rPr>
+                <w:noProof/>
+                <w:webHidden/>
+              </w:rPr>
+              <w:fldChar w:fldCharType="begin"/>
+            </w:r>
+            <w:r>
+              <w:rPr>
+                <w:noProof/>
+                <w:webHidden/>
+              </w:rPr>
+              <w:instrText xml:space="preserve"> PAGEREF _Toc227707034 \h </w:instrText>
+            </w:r>
+            <w:r>
+              <w:rPr>
+                <w:noProof/>
+                <w:webHidden/>
+              </w:rPr>
+            </w:r>
+            <w:r>
+              <w:rPr>
+                <w:noProof/>
+                <w:webHidden/>
+              </w:rPr>
+              <w:fldChar w:fldCharType="separate"/>
+            </w:r>
+            <w:r>
+              <w:rPr>
+                <w:noProof/>
+                <w:webHidden/>
+              </w:rPr>
+              <w:t>37</w:t>
+            </w:r>
+            <w:r>
+              <w:rPr>
+                <w:noProof/>
+                <w:webHidden/>
+              </w:rPr>
+              <w:fldChar w:fldCharType="end"/>
+            </w:r>
+          </w:hyperlink>
+        </w:p>
+        <w:p>
+          <w:pPr>
+            <w:pStyle w:val="Spistreci2"/>
+            <w:tabs>
+              <w:tab w:val="right" w:leader="dot" w:pos="9062"/>
+            </w:tabs>
+            <w:rPr>
+              <w:rFonts w:eastAsiaTheme="minorEastAsia"/>
+              <w:noProof/>
+              <w:lang w:eastAsia="pl-PL"/>
+            </w:rPr>
+          </w:pPr>
+          <w:hyperlink w:anchor="_Toc227707035" w:history="1">
+            <w:r>
+              <w:rPr>
+                <w:rStyle w:val="Hipercze"/>
+                <w:noProof/>
+                <w:lang w:val="en-US"/>
+              </w:rPr>
+              <w:t>Why we need that</w:t>
+            </w:r>
+            <w:r>
+              <w:rPr>
+                <w:noProof/>
+                <w:webHidden/>
+              </w:rPr>
+              <w:tab/>
+            </w:r>
+            <w:r>
+              <w:rPr>
+                <w:noProof/>
+                <w:webHidden/>
+              </w:rPr>
+              <w:fldChar w:fldCharType="begin"/>
+            </w:r>
+            <w:r>
+              <w:rPr>
+                <w:noProof/>
+                <w:webHidden/>
+              </w:rPr>
+              <w:instrText xml:space="preserve"> PAGEREF _Toc227707035 \h </w:instrText>
+            </w:r>
+            <w:r>
+              <w:rPr>
+                <w:noProof/>
+                <w:webHidden/>
+              </w:rPr>
+            </w:r>
+            <w:r>
+              <w:rPr>
+                <w:noProof/>
+                <w:webHidden/>
+              </w:rPr>
+              <w:fldChar w:fldCharType="separate"/>
+            </w:r>
+            <w:r>
+              <w:rPr>
+                <w:noProof/>
+                <w:webHidden/>
+              </w:rPr>
+              <w:t>38</w:t>
+            </w:r>
+            <w:r>
+              <w:rPr>
+                <w:noProof/>
+                <w:webHidden/>
+              </w:rPr>
+              <w:fldChar w:fldCharType="end"/>
+            </w:r>
+          </w:hyperlink>
+        </w:p>
+        <w:p>
+          <w:pPr>
+            <w:pStyle w:val="Spistreci1"/>
+            <w:tabs>
+              <w:tab w:val="right" w:leader="dot" w:pos="9062"/>
+            </w:tabs>
+            <w:rPr>
+              <w:rFonts w:eastAsiaTheme="minorEastAsia"/>
+              <w:noProof/>
+              <w:lang w:eastAsia="pl-PL"/>
+            </w:rPr>
+          </w:pPr>
+          <w:hyperlink w:anchor="_Toc227707036" w:history="1">
+            <w:r>
+              <w:rPr>
+                <w:rStyle w:val="Hipercze"/>
+                <w:noProof/>
+                <w:lang w:val="en-US"/>
+              </w:rPr>
+              <w:t>Task 14 Create and Attach Managed Disks in Azure</w:t>
+            </w:r>
+            <w:r>
+              <w:rPr>
+                <w:noProof/>
+                <w:webHidden/>
+              </w:rPr>
+              <w:tab/>
+            </w:r>
+            <w:r>
+              <w:rPr>
+                <w:noProof/>
+                <w:webHidden/>
+              </w:rPr>
+              <w:fldChar w:fldCharType="begin"/>
+            </w:r>
+            <w:r>
+              <w:rPr>
+                <w:noProof/>
+                <w:webHidden/>
+              </w:rPr>
+              <w:instrText xml:space="preserve"> PAGEREF _Toc227707036 \h </w:instrText>
+            </w:r>
+            <w:r>
+              <w:rPr>
+                <w:noProof/>
+                <w:webHidden/>
+              </w:rPr>
+            </w:r>
+            <w:r>
+              <w:rPr>
+                <w:noProof/>
+                <w:webHidden/>
+              </w:rPr>
+              <w:fldChar w:fldCharType="separate"/>
+            </w:r>
+            <w:r>
+              <w:rPr>
+                <w:noProof/>
+                <w:webHidden/>
+              </w:rPr>
+              <w:t>38</w:t>
+            </w:r>
+            <w:r>
+              <w:rPr>
+                <w:noProof/>
+                <w:webHidden/>
+              </w:rPr>
+              <w:fldChar w:fldCharType="end"/>
+            </w:r>
+          </w:hyperlink>
+        </w:p>
+        <w:p>
+          <w:pPr>
+            <w:pStyle w:val="Spistreci2"/>
+            <w:tabs>
+              <w:tab w:val="right" w:leader="dot" w:pos="9062"/>
+            </w:tabs>
+            <w:rPr>
+              <w:rFonts w:eastAsiaTheme="minorEastAsia"/>
+              <w:noProof/>
+              <w:lang w:eastAsia="pl-PL"/>
+            </w:rPr>
+          </w:pPr>
+          <w:hyperlink w:anchor="_Toc227707037" w:history="1">
+            <w:r>
+              <w:rPr>
+                <w:rStyle w:val="Hipercze"/>
+                <w:noProof/>
+                <w:lang w:val="en-US"/>
+              </w:rPr>
+              <w:t>Solution</w:t>
+            </w:r>
+            <w:r>
+              <w:rPr>
+                <w:noProof/>
+                <w:webHidden/>
+              </w:rPr>
+              <w:tab/>
+            </w:r>
+            <w:r>
+              <w:rPr>
+                <w:noProof/>
+                <w:webHidden/>
+              </w:rPr>
+              <w:fldChar w:fldCharType="begin"/>
+            </w:r>
+            <w:r>
+              <w:rPr>
+                <w:noProof/>
+                <w:webHidden/>
+              </w:rPr>
+              <w:instrText xml:space="preserve"> PAGEREF _Toc227707037 \h </w:instrText>
+            </w:r>
+            <w:r>
+              <w:rPr>
+                <w:noProof/>
+                <w:webHidden/>
+              </w:rPr>
+            </w:r>
+            <w:r>
+              <w:rPr>
+                <w:noProof/>
+                <w:webHidden/>
+              </w:rPr>
+              <w:fldChar w:fldCharType="separate"/>
+            </w:r>
+            <w:r>
+              <w:rPr>
+                <w:noProof/>
+                <w:webHidden/>
+              </w:rPr>
+              <w:t>39</w:t>
+            </w:r>
+            <w:r>
+              <w:rPr>
+                <w:noProof/>
+                <w:webHidden/>
+              </w:rPr>
+              <w:fldChar w:fldCharType="end"/>
+            </w:r>
+          </w:hyperlink>
+        </w:p>
+        <w:p>
+          <w:pPr>
+            <w:pStyle w:val="Spistreci2"/>
+            <w:tabs>
+              <w:tab w:val="right" w:leader="dot" w:pos="9062"/>
+            </w:tabs>
+            <w:rPr>
+              <w:rFonts w:eastAsiaTheme="minorEastAsia"/>
+              <w:noProof/>
+              <w:lang w:eastAsia="pl-PL"/>
+            </w:rPr>
+          </w:pPr>
+          <w:hyperlink w:anchor="_Toc227707038" w:history="1">
+            <w:r>
+              <w:rPr>
+                <w:rStyle w:val="Hipercze"/>
+                <w:noProof/>
+                <w:lang w:val="en-US"/>
+              </w:rPr>
+              <w:t>Why we need that</w:t>
+            </w:r>
+            <w:r>
+              <w:rPr>
+                <w:noProof/>
+                <w:webHidden/>
+              </w:rPr>
+              <w:tab/>
+            </w:r>
+            <w:r>
+              <w:rPr>
+                <w:noProof/>
+                <w:webHidden/>
+              </w:rPr>
+              <w:fldChar w:fldCharType="begin"/>
+            </w:r>
+            <w:r>
+              <w:rPr>
+                <w:noProof/>
+                <w:webHidden/>
+              </w:rPr>
+              <w:instrText xml:space="preserve"> PAGEREF _Toc227707038 \h </w:instrText>
+            </w:r>
+            <w:r>
+              <w:rPr>
+                <w:noProof/>
+                <w:webHidden/>
+              </w:rPr>
+            </w:r>
+            <w:r>
+              <w:rPr>
+                <w:noProof/>
+                <w:webHidden/>
+              </w:rPr>
+              <w:fldChar w:fldCharType="separate"/>
+            </w:r>
+            <w:r>
+              <w:rPr>
+                <w:noProof/>
+                <w:webHidden/>
+              </w:rPr>
+              <w:t>41</w:t>
+            </w:r>
+            <w:r>
+              <w:rPr>
+                <w:noProof/>
+                <w:webHidden/>
+              </w:rPr>
+              <w:fldChar w:fldCharType="end"/>
+            </w:r>
+          </w:hyperlink>
+        </w:p>
+        <w:p>
+          <w:pPr>
+            <w:pStyle w:val="Spistreci1"/>
+            <w:tabs>
+              <w:tab w:val="right" w:leader="dot" w:pos="9062"/>
+            </w:tabs>
+            <w:rPr>
+              <w:rFonts w:eastAsiaTheme="minorEastAsia"/>
+              <w:noProof/>
+              <w:lang w:eastAsia="pl-PL"/>
+            </w:rPr>
+          </w:pPr>
+          <w:hyperlink w:anchor="_Toc227707039" w:history="1">
+            <w:r>
+              <w:rPr>
+                <w:rStyle w:val="Hipercze"/>
+                <w:noProof/>
+                <w:lang w:val="en-US"/>
+              </w:rPr>
+              <w:t>Task 15 Create and Configure Network Security Group (NSG) in Azure</w:t>
+            </w:r>
+            <w:r>
+              <w:rPr>
+                <w:noProof/>
+                <w:webHidden/>
+              </w:rPr>
+              <w:tab/>
+            </w:r>
+            <w:r>
+              <w:rPr>
+                <w:noProof/>
+                <w:webHidden/>
+              </w:rPr>
+              <w:fldChar w:fldCharType="begin"/>
+            </w:r>
+            <w:r>
+              <w:rPr>
+                <w:noProof/>
+                <w:webHidden/>
+              </w:rPr>
+              <w:instrText xml:space="preserve"> PAGEREF _Toc227707039 \h </w:instrText>
+            </w:r>
+            <w:r>
+              <w:rPr>
+                <w:noProof/>
+                <w:webHidden/>
+              </w:rPr>
+            </w:r>
+            <w:r>
+              <w:rPr>
+                <w:noProof/>
+                <w:webHidden/>
+              </w:rPr>
+              <w:fldChar w:fldCharType="separate"/>
+            </w:r>
+            <w:r>
+              <w:rPr>
+                <w:noProof/>
+                <w:webHidden/>
+              </w:rPr>
+              <w:t>41</w:t>
+            </w:r>
+            <w:r>
+              <w:rPr>
+                <w:noProof/>
+                <w:webHidden/>
+              </w:rPr>
+              <w:fldChar w:fldCharType="end"/>
+            </w:r>
+          </w:hyperlink>
+        </w:p>
+        <w:p>
+          <w:pPr>
+            <w:pStyle w:val="Spistreci2"/>
+            <w:tabs>
+              <w:tab w:val="right" w:leader="dot" w:pos="9062"/>
+            </w:tabs>
+            <w:rPr>
+              <w:rFonts w:eastAsiaTheme="minorEastAsia"/>
+              <w:noProof/>
+              <w:lang w:eastAsia="pl-PL"/>
+            </w:rPr>
+          </w:pPr>
+          <w:hyperlink w:anchor="_Toc227707040" w:history="1">
+            <w:r>
+              <w:rPr>
+                <w:rStyle w:val="Hipercze"/>
+                <w:noProof/>
+                <w:lang w:val="en-US"/>
+              </w:rPr>
+              <w:t>Solution</w:t>
+            </w:r>
+            <w:r>
+              <w:rPr>
+                <w:noProof/>
+                <w:webHidden/>
+              </w:rPr>
+              <w:tab/>
+            </w:r>
+            <w:r>
+              <w:rPr>
+                <w:noProof/>
+                <w:webHidden/>
+              </w:rPr>
+              <w:fldChar w:fldCharType="begin"/>
+            </w:r>
+            <w:r>
+              <w:rPr>
+                <w:noProof/>
+                <w:webHidden/>
+              </w:rPr>
+              <w:instrText xml:space="preserve"> PAGEREF _Toc227707040 \h </w:instrText>
+            </w:r>
+            <w:r>
+              <w:rPr>
+                <w:noProof/>
+                <w:webHidden/>
+              </w:rPr>
+            </w:r>
+            <w:r>
+              <w:rPr>
+                <w:noProof/>
+                <w:webHidden/>
+              </w:rPr>
+              <w:fldChar w:fldCharType="separate"/>
+            </w:r>
+            <w:r>
+              <w:rPr>
+                <w:noProof/>
+                <w:webHidden/>
+              </w:rPr>
+              <w:t>41</w:t>
+            </w:r>
+            <w:r>
+              <w:rPr>
+                <w:noProof/>
+                <w:webHidden/>
+              </w:rPr>
+              <w:fldChar w:fldCharType="end"/>
+            </w:r>
+          </w:hyperlink>
+        </w:p>
+        <w:p>
+          <w:pPr>
+            <w:pStyle w:val="Spistreci2"/>
+            <w:tabs>
+              <w:tab w:val="right" w:leader="dot" w:pos="9062"/>
+            </w:tabs>
+            <w:rPr>
+              <w:rFonts w:eastAsiaTheme="minorEastAsia"/>
+              <w:noProof/>
+              <w:lang w:eastAsia="pl-PL"/>
+            </w:rPr>
+          </w:pPr>
+          <w:hyperlink w:anchor="_Toc227707041" w:history="1">
+            <w:r>
+              <w:rPr>
+                <w:rStyle w:val="Hipercze"/>
+                <w:noProof/>
+                <w:lang w:val="en-US"/>
+              </w:rPr>
+              <w:t>Why we need that</w:t>
+            </w:r>
+            <w:r>
+              <w:rPr>
+                <w:noProof/>
+                <w:webHidden/>
+              </w:rPr>
+              <w:tab/>
+            </w:r>
+            <w:r>
+              <w:rPr>
+                <w:noProof/>
+                <w:webHidden/>
+              </w:rPr>
+              <w:fldChar w:fldCharType="begin"/>
+            </w:r>
+            <w:r>
+              <w:rPr>
+                <w:noProof/>
+                <w:webHidden/>
+              </w:rPr>
+              <w:instrText xml:space="preserve"> PAGEREF _Toc227707041 \h </w:instrText>
+            </w:r>
+            <w:r>
+              <w:rPr>
+                <w:noProof/>
+                <w:webHidden/>
+              </w:rPr>
+            </w:r>
+            <w:r>
+              <w:rPr>
+                <w:noProof/>
+                <w:webHidden/>
+              </w:rPr>
+              <w:fldChar w:fldCharType="separate"/>
+            </w:r>
+            <w:r>
+              <w:rPr>
+                <w:noProof/>
+                <w:webHidden/>
+              </w:rPr>
+              <w:t>46</w:t>
             </w:r>
             <w:r>
               <w:rPr>
@@ -1853,7 +3202,7 @@
           <w:lang w:val="en-US"/>
         </w:rPr>
       </w:pPr>
-      <w:bookmarkStart w:id="0" w:name="_Toc227625338"/>
+      <w:bookmarkStart w:id="0" w:name="_Toc227706998"/>
       <w:r>
         <w:rPr>
           <w:lang w:val="en-US"/>
@@ -1981,7 +3330,7 @@
           <w:lang w:val="en-US"/>
         </w:rPr>
       </w:pPr>
-      <w:bookmarkStart w:id="1" w:name="_Toc227625339"/>
+      <w:bookmarkStart w:id="1" w:name="_Toc227706999"/>
       <w:r>
         <w:rPr>
           <w:lang w:val="en-US"/>
@@ -2367,7 +3716,7 @@
           <w:lang w:val="en-US"/>
         </w:rPr>
       </w:pPr>
-      <w:bookmarkStart w:id="2" w:name="_Toc227625340"/>
+      <w:bookmarkStart w:id="2" w:name="_Toc227707000"/>
       <w:r>
         <w:rPr>
           <w:lang w:val="en-US"/>
@@ -2396,7 +3745,7 @@
           <w:lang w:val="en-US"/>
         </w:rPr>
       </w:pPr>
-      <w:bookmarkStart w:id="3" w:name="_Toc227625341"/>
+      <w:bookmarkStart w:id="3" w:name="_Toc227707001"/>
       <w:r>
         <w:rPr>
           <w:lang w:val="en-US"/>
@@ -2631,7 +3980,7 @@
           <w:lang w:val="en-US"/>
         </w:rPr>
       </w:pPr>
-      <w:bookmarkStart w:id="4" w:name="_Toc227625342"/>
+      <w:bookmarkStart w:id="4" w:name="_Toc227707002"/>
       <w:r>
         <w:rPr>
           <w:lang w:val="en-US"/>
@@ -3531,7 +4880,7 @@
           <w:lang w:val="en-US"/>
         </w:rPr>
       </w:pPr>
-      <w:bookmarkStart w:id="5" w:name="_Toc227625343"/>
+      <w:bookmarkStart w:id="5" w:name="_Toc227707003"/>
       <w:r>
         <w:rPr>
           <w:lang w:val="en-US"/>
@@ -3567,7 +4916,7 @@
           <w:lang w:val="en-US"/>
         </w:rPr>
       </w:pPr>
-      <w:bookmarkStart w:id="6" w:name="_Toc227625344"/>
+      <w:bookmarkStart w:id="6" w:name="_Toc227707004"/>
       <w:r>
         <w:rPr>
           <w:lang w:val="en-US"/>
@@ -3711,7 +5060,7 @@
           <w:lang w:val="en-US"/>
         </w:rPr>
       </w:pPr>
-      <w:bookmarkStart w:id="7" w:name="_Toc227625345"/>
+      <w:bookmarkStart w:id="7" w:name="_Toc227707005"/>
       <w:r>
         <w:rPr>
           <w:lang w:val="en-US"/>
@@ -4303,7 +5652,7 @@
           <w:lang w:val="en-US"/>
         </w:rPr>
       </w:pPr>
-      <w:bookmarkStart w:id="8" w:name="_Toc227625346"/>
+      <w:bookmarkStart w:id="8" w:name="_Toc227707006"/>
       <w:r>
         <w:rPr>
           <w:lang w:val="en-US"/>
@@ -4333,7 +5682,7 @@
           <w:lang w:val="en-US"/>
         </w:rPr>
       </w:pPr>
-      <w:bookmarkStart w:id="9" w:name="_Toc227625347"/>
+      <w:bookmarkStart w:id="9" w:name="_Toc227707007"/>
       <w:r>
         <w:rPr>
           <w:lang w:val="en-US"/>
@@ -4491,7 +5840,7 @@
           <w:lang w:val="en-US"/>
         </w:rPr>
       </w:pPr>
-      <w:bookmarkStart w:id="10" w:name="_Toc227625348"/>
+      <w:bookmarkStart w:id="10" w:name="_Toc227707008"/>
       <w:r>
         <w:rPr>
           <w:lang w:val="en-US"/>
@@ -4933,7 +6282,7 @@
           <w:lang w:val="en-US"/>
         </w:rPr>
       </w:pPr>
-      <w:bookmarkStart w:id="11" w:name="_Toc227625349"/>
+      <w:bookmarkStart w:id="11" w:name="_Toc227707009"/>
       <w:r>
         <w:rPr>
           <w:lang w:val="en-US"/>
@@ -5005,7 +6354,7 @@
           <w:lang w:val="en-US"/>
         </w:rPr>
       </w:pPr>
-      <w:bookmarkStart w:id="12" w:name="_Toc227625350"/>
+      <w:bookmarkStart w:id="12" w:name="_Toc227707010"/>
       <w:r>
         <w:rPr>
           <w:lang w:val="en-US"/>
@@ -5157,7 +6506,7 @@
           <w:lang w:val="en-US"/>
         </w:rPr>
       </w:pPr>
-      <w:bookmarkStart w:id="13" w:name="_Toc227625351"/>
+      <w:bookmarkStart w:id="13" w:name="_Toc227707011"/>
       <w:r>
         <w:rPr>
           <w:lang w:val="en-US"/>
@@ -5609,7 +6958,7 @@
           <w:lang w:val="en-US"/>
         </w:rPr>
       </w:pPr>
-      <w:bookmarkStart w:id="14" w:name="_Toc227625352"/>
+      <w:bookmarkStart w:id="14" w:name="_Toc227707012"/>
       <w:r>
         <w:rPr>
           <w:lang w:val="en-US"/>
@@ -5638,7 +6987,7 @@
           <w:lang w:val="en-US"/>
         </w:rPr>
       </w:pPr>
-      <w:bookmarkStart w:id="15" w:name="_Toc227625353"/>
+      <w:bookmarkStart w:id="15" w:name="_Toc227707013"/>
       <w:r>
         <w:rPr>
           <w:lang w:val="en-US"/>
@@ -5769,7 +7118,7 @@
           <w:lang w:val="en-US"/>
         </w:rPr>
       </w:pPr>
-      <w:bookmarkStart w:id="16" w:name="_Toc227625354"/>
+      <w:bookmarkStart w:id="16" w:name="_Toc227707014"/>
       <w:r>
         <w:rPr>
           <w:lang w:val="en-US"/>
@@ -6316,7 +7665,7 @@
           <w:lang w:val="en-US"/>
         </w:rPr>
       </w:pPr>
-      <w:bookmarkStart w:id="17" w:name="_Toc227625355"/>
+      <w:bookmarkStart w:id="17" w:name="_Toc227707015"/>
       <w:r>
         <w:rPr>
           <w:lang w:val="en-US"/>
@@ -6373,7 +7722,7 @@
           <w:lang w:val="en-US"/>
         </w:rPr>
       </w:pPr>
-      <w:bookmarkStart w:id="18" w:name="_Toc227625356"/>
+      <w:bookmarkStart w:id="18" w:name="_Toc227707016"/>
       <w:r>
         <w:rPr>
           <w:lang w:val="en-US"/>
@@ -6442,7 +7791,7 @@
           <w:lang w:val="en-US"/>
         </w:rPr>
       </w:pPr>
-      <w:bookmarkStart w:id="19" w:name="_Toc227625357"/>
+      <w:bookmarkStart w:id="19" w:name="_Toc227707017"/>
       <w:r>
         <w:rPr>
           <w:lang w:val="en-US"/>
@@ -6890,7 +8239,7 @@
           <w:lang w:val="en-US"/>
         </w:rPr>
       </w:pPr>
-      <w:bookmarkStart w:id="20" w:name="_Toc227625358"/>
+      <w:bookmarkStart w:id="20" w:name="_Toc227707018"/>
       <w:r>
         <w:rPr>
           <w:lang w:val="en-US"/>
@@ -6919,7 +8268,7 @@
           <w:lang w:val="en-US"/>
         </w:rPr>
       </w:pPr>
-      <w:bookmarkStart w:id="21" w:name="_Toc227625359"/>
+      <w:bookmarkStart w:id="21" w:name="_Toc227707019"/>
       <w:r>
         <w:rPr>
           <w:lang w:val="en-US"/>
@@ -7780,7 +9129,7 @@
           <w:lang w:val="en-US"/>
         </w:rPr>
       </w:pPr>
-      <w:bookmarkStart w:id="22" w:name="_Toc227625360"/>
+      <w:bookmarkStart w:id="22" w:name="_Toc227707020"/>
       <w:r>
         <w:rPr>
           <w:lang w:val="en-US"/>
@@ -7823,7 +9172,7 @@
           <w:lang w:val="en-US"/>
         </w:rPr>
       </w:pPr>
-      <w:bookmarkStart w:id="23" w:name="_Toc227625361"/>
+      <w:bookmarkStart w:id="23" w:name="_Toc227707021"/>
       <w:r>
         <w:rPr>
           <w:lang w:val="en-US"/>
@@ -8000,12 +9349,14 @@
           <w:lang w:val="en-US"/>
         </w:rPr>
       </w:pPr>
+      <w:bookmarkStart w:id="24" w:name="_Toc227707022"/>
       <w:r>
         <w:rPr>
           <w:lang w:val="en-US"/>
         </w:rPr>
         <w:t>Solution</w:t>
       </w:r>
+      <w:bookmarkEnd w:id="24"/>
     </w:p>
     <w:p>
       <w:pPr>
@@ -8165,13 +9516,15 @@
       <w:pPr>
         <w:rPr>
           <w:rStyle w:val="Wyrnienieintensywne"/>
-        </w:rPr>
-      </w:pPr>
-    </w:p>
-    <w:p>
-      <w:pPr>
-        <w:rPr>
-          <w:rStyle w:val="Wyrnienieintensywne"/>
+          <w:lang w:val="en-US"/>
+        </w:rPr>
+      </w:pPr>
+    </w:p>
+    <w:p>
+      <w:pPr>
+        <w:rPr>
+          <w:rStyle w:val="Wyrnienieintensywne"/>
+          <w:lang w:val="en-US"/>
         </w:rPr>
       </w:pPr>
       <w:proofErr w:type="spellStart"/>
@@ -8220,13 +9573,15 @@
       <w:pPr>
         <w:rPr>
           <w:rStyle w:val="Wyrnienieintensywne"/>
-        </w:rPr>
-      </w:pPr>
-    </w:p>
-    <w:p>
-      <w:pPr>
-        <w:rPr>
-          <w:rStyle w:val="Wyrnienieintensywne"/>
+          <w:lang w:val="en-US"/>
+        </w:rPr>
+      </w:pPr>
+    </w:p>
+    <w:p>
+      <w:pPr>
+        <w:rPr>
+          <w:rStyle w:val="Wyrnienieintensywne"/>
+          <w:lang w:val="en-US"/>
         </w:rPr>
       </w:pPr>
       <w:proofErr w:type="spellStart"/>
@@ -8346,6 +9701,7 @@
       <w:pPr>
         <w:rPr>
           <w:rStyle w:val="Wyrnienieintensywne"/>
+          <w:lang w:val="en-US"/>
         </w:rPr>
       </w:pPr>
       <w:proofErr w:type="spellStart"/>
@@ -8394,6 +9750,7 @@
       <w:pPr>
         <w:rPr>
           <w:rStyle w:val="Wyrnienieintensywne"/>
+          <w:lang w:val="en-US"/>
         </w:rPr>
       </w:pPr>
     </w:p>
@@ -8586,6 +9943,7 @@
       </w:pPr>
       <w:r>
         <w:rPr>
+          <w:noProof/>
           <w:lang w:val="en-US"/>
         </w:rPr>
         <w:drawing>
@@ -8633,6 +9991,7 @@
       </w:pPr>
       <w:r>
         <w:rPr>
+          <w:noProof/>
           <w:lang w:val="en-US"/>
         </w:rPr>
         <w:lastRenderedPageBreak/>
@@ -8700,12 +10059,14 @@
           <w:lang w:val="en-US"/>
         </w:rPr>
       </w:pPr>
+      <w:bookmarkStart w:id="25" w:name="_Toc227707023"/>
       <w:r>
         <w:rPr>
           <w:lang w:val="en-US"/>
         </w:rPr>
         <w:t>Why we need that</w:t>
       </w:r>
+      <w:bookmarkEnd w:id="25"/>
     </w:p>
     <w:p>
       <w:pPr>
@@ -8853,7 +10214,7 @@
           <w:lang w:val="en-US"/>
         </w:rPr>
       </w:pPr>
-      <w:bookmarkStart w:id="24" w:name="_Toc227625362"/>
+      <w:bookmarkStart w:id="26" w:name="_Toc227707024"/>
       <w:r>
         <w:rPr>
           <w:lang w:val="en-US"/>
@@ -8866,21 +10227,5324 @@
         </w:rPr>
         <w:t>Attach Public IP to Azure Virtual Machine</w:t>
       </w:r>
-      <w:bookmarkEnd w:id="24"/>
-    </w:p>
-    <w:p>
-      <w:pPr>
-        <w:rPr>
-          <w:lang w:val="en-US"/>
-        </w:rPr>
-      </w:pPr>
-    </w:p>
-    <w:p>
-      <w:pPr>
-        <w:rPr>
-          <w:lang w:val="en-US"/>
-        </w:rPr>
-      </w:pPr>
+      <w:bookmarkEnd w:id="26"/>
+    </w:p>
+    <w:p>
+      <w:pPr>
+        <w:rPr>
+          <w:lang w:val="en-US"/>
+        </w:rPr>
+      </w:pPr>
+      <w:r>
+        <w:rPr>
+          <w:lang w:val="en-US"/>
+        </w:rPr>
+        <w:t>The Nautilus DevOps team has already set up a virtual machine and allocated a public IP address. The final task is to attach this public IP to the VM's network interface card (NIC).</w:t>
+      </w:r>
+    </w:p>
+    <w:p>
+      <w:pPr>
+        <w:rPr>
+          <w:lang w:val="en-US"/>
+        </w:rPr>
+      </w:pPr>
+      <w:r>
+        <w:rPr>
+          <w:lang w:val="en-US"/>
+        </w:rPr>
+        <w:t>An existing VM named datacenter-</w:t>
+      </w:r>
+      <w:proofErr w:type="spellStart"/>
+      <w:r>
+        <w:rPr>
+          <w:lang w:val="en-US"/>
+        </w:rPr>
+        <w:t>vm</w:t>
+      </w:r>
+      <w:proofErr w:type="spellEnd"/>
+      <w:r>
+        <w:rPr>
+          <w:lang w:val="en-US"/>
+        </w:rPr>
+        <w:t>-pip and a public IP address named datacenter-pip already exist.</w:t>
+      </w:r>
+    </w:p>
+    <w:p>
+      <w:pPr>
+        <w:rPr>
+          <w:lang w:val="en-US"/>
+        </w:rPr>
+      </w:pPr>
+      <w:r>
+        <w:lastRenderedPageBreak/>
+        <w:t></w:t>
+      </w:r>
+      <w:r>
+        <w:rPr>
+          <w:lang w:val="en-US"/>
+        </w:rPr>
+        <w:t xml:space="preserve">  Attach the public IP datacenter-pip to the network interface of the VM datacenter-</w:t>
+      </w:r>
+      <w:proofErr w:type="spellStart"/>
+      <w:r>
+        <w:rPr>
+          <w:lang w:val="en-US"/>
+        </w:rPr>
+        <w:t>vm</w:t>
+      </w:r>
+      <w:proofErr w:type="spellEnd"/>
+      <w:r>
+        <w:rPr>
+          <w:lang w:val="en-US"/>
+        </w:rPr>
+        <w:t>-pip.</w:t>
+      </w:r>
+    </w:p>
+    <w:p>
+      <w:pPr>
+        <w:rPr>
+          <w:lang w:val="en-US"/>
+        </w:rPr>
+      </w:pPr>
+      <w:r>
+        <w:rPr>
+          <w:lang w:val="en-US"/>
+        </w:rPr>
+        <w:t>Make sure the VM is properly assigned the public IP.</w:t>
+      </w:r>
+    </w:p>
+    <w:p>
+      <w:pPr>
+        <w:pStyle w:val="Nagwek2"/>
+        <w:rPr>
+          <w:lang w:val="en-US"/>
+        </w:rPr>
+      </w:pPr>
+      <w:bookmarkStart w:id="27" w:name="_Toc227707025"/>
+      <w:r>
+        <w:rPr>
+          <w:lang w:val="en-US"/>
+        </w:rPr>
+        <w:t>Solution</w:t>
+      </w:r>
+      <w:bookmarkEnd w:id="27"/>
+    </w:p>
+    <w:p>
+      <w:pPr>
+        <w:rPr>
+          <w:rStyle w:val="Wyrnienieintensywne"/>
+          <w:lang w:val="en-US"/>
+        </w:rPr>
+      </w:pPr>
+      <w:r>
+        <w:rPr>
+          <w:rStyle w:val="Wyrnienieintensywne"/>
+          <w:lang w:val="en-US"/>
+        </w:rPr>
+        <w:t>VM_RG=$(</w:t>
+      </w:r>
+      <w:proofErr w:type="spellStart"/>
+      <w:r>
+        <w:rPr>
+          <w:rStyle w:val="Wyrnienieintensywne"/>
+          <w:lang w:val="en-US"/>
+        </w:rPr>
+        <w:t>az</w:t>
+      </w:r>
+      <w:proofErr w:type="spellEnd"/>
+      <w:r>
+        <w:rPr>
+          <w:rStyle w:val="Wyrnienieintensywne"/>
+          <w:lang w:val="en-US"/>
+        </w:rPr>
+        <w:t xml:space="preserve"> </w:t>
+      </w:r>
+      <w:proofErr w:type="spellStart"/>
+      <w:r>
+        <w:rPr>
+          <w:rStyle w:val="Wyrnienieintensywne"/>
+          <w:lang w:val="en-US"/>
+        </w:rPr>
+        <w:t>vm</w:t>
+      </w:r>
+      <w:proofErr w:type="spellEnd"/>
+      <w:r>
+        <w:rPr>
+          <w:rStyle w:val="Wyrnienieintensywne"/>
+          <w:lang w:val="en-US"/>
+        </w:rPr>
+        <w:t xml:space="preserve"> list --query "[?name=='datacenter-</w:t>
+      </w:r>
+      <w:proofErr w:type="spellStart"/>
+      <w:r>
+        <w:rPr>
+          <w:rStyle w:val="Wyrnienieintensywne"/>
+          <w:lang w:val="en-US"/>
+        </w:rPr>
+        <w:t>vm</w:t>
+      </w:r>
+      <w:proofErr w:type="spellEnd"/>
+      <w:r>
+        <w:rPr>
+          <w:rStyle w:val="Wyrnienieintensywne"/>
+          <w:lang w:val="en-US"/>
+        </w:rPr>
+        <w:t>-pip'].</w:t>
+      </w:r>
+      <w:proofErr w:type="spellStart"/>
+      <w:r>
+        <w:rPr>
+          <w:rStyle w:val="Wyrnienieintensywne"/>
+          <w:lang w:val="en-US"/>
+        </w:rPr>
+        <w:t>resourceGroup</w:t>
+      </w:r>
+      <w:proofErr w:type="spellEnd"/>
+      <w:r>
+        <w:rPr>
+          <w:rStyle w:val="Wyrnienieintensywne"/>
+          <w:lang w:val="en-US"/>
+        </w:rPr>
+        <w:t xml:space="preserve">" -o </w:t>
+      </w:r>
+      <w:proofErr w:type="spellStart"/>
+      <w:r>
+        <w:rPr>
+          <w:rStyle w:val="Wyrnienieintensywne"/>
+          <w:lang w:val="en-US"/>
+        </w:rPr>
+        <w:t>tsv</w:t>
+      </w:r>
+      <w:proofErr w:type="spellEnd"/>
+      <w:r>
+        <w:rPr>
+          <w:rStyle w:val="Wyrnienieintensywne"/>
+          <w:lang w:val="en-US"/>
+        </w:rPr>
+        <w:t>)</w:t>
+      </w:r>
+      <w:r>
+        <w:rPr>
+          <w:rStyle w:val="Wyrnienieintensywne"/>
+          <w:lang w:val="en-US"/>
+        </w:rPr>
+        <w:br/>
+      </w:r>
+    </w:p>
+    <w:p>
+      <w:pPr>
+        <w:rPr>
+          <w:rStyle w:val="Wyrnienieintensywne"/>
+          <w:lang w:val="en-US"/>
+        </w:rPr>
+      </w:pPr>
+      <w:r>
+        <w:rPr>
+          <w:rStyle w:val="Wyrnienieintensywne"/>
+          <w:lang w:val="en-US"/>
+        </w:rPr>
+        <w:t>echo "$VM_RG"</w:t>
+      </w:r>
+    </w:p>
+    <w:p>
+      <w:pPr>
+        <w:rPr>
+          <w:rStyle w:val="Wyrnienieintensywne"/>
+          <w:lang w:val="en-US"/>
+        </w:rPr>
+      </w:pPr>
+    </w:p>
+    <w:p>
+      <w:pPr>
+        <w:rPr>
+          <w:rStyle w:val="Wyrnienieintensywne"/>
+          <w:lang w:val="en-US"/>
+        </w:rPr>
+      </w:pPr>
+      <w:r>
+        <w:rPr>
+          <w:rStyle w:val="Wyrnienieintensywne"/>
+          <w:lang w:val="en-US"/>
+        </w:rPr>
+        <w:t>PIP_RG=$(</w:t>
+      </w:r>
+      <w:proofErr w:type="spellStart"/>
+      <w:r>
+        <w:rPr>
+          <w:rStyle w:val="Wyrnienieintensywne"/>
+          <w:lang w:val="en-US"/>
+        </w:rPr>
+        <w:t>az</w:t>
+      </w:r>
+      <w:proofErr w:type="spellEnd"/>
+      <w:r>
+        <w:rPr>
+          <w:rStyle w:val="Wyrnienieintensywne"/>
+          <w:lang w:val="en-US"/>
+        </w:rPr>
+        <w:t xml:space="preserve"> network public-</w:t>
+      </w:r>
+      <w:proofErr w:type="spellStart"/>
+      <w:r>
+        <w:rPr>
+          <w:rStyle w:val="Wyrnienieintensywne"/>
+          <w:lang w:val="en-US"/>
+        </w:rPr>
+        <w:t>ip</w:t>
+      </w:r>
+      <w:proofErr w:type="spellEnd"/>
+      <w:r>
+        <w:rPr>
+          <w:rStyle w:val="Wyrnienieintensywne"/>
+          <w:lang w:val="en-US"/>
+        </w:rPr>
+        <w:t xml:space="preserve"> list --query "[?name=='datacenter-pip'].</w:t>
+      </w:r>
+      <w:proofErr w:type="spellStart"/>
+      <w:r>
+        <w:rPr>
+          <w:rStyle w:val="Wyrnienieintensywne"/>
+          <w:lang w:val="en-US"/>
+        </w:rPr>
+        <w:t>resourceGroup</w:t>
+      </w:r>
+      <w:proofErr w:type="spellEnd"/>
+      <w:r>
+        <w:rPr>
+          <w:rStyle w:val="Wyrnienieintensywne"/>
+          <w:lang w:val="en-US"/>
+        </w:rPr>
+        <w:t xml:space="preserve">" -o </w:t>
+      </w:r>
+      <w:proofErr w:type="spellStart"/>
+      <w:r>
+        <w:rPr>
+          <w:rStyle w:val="Wyrnienieintensywne"/>
+          <w:lang w:val="en-US"/>
+        </w:rPr>
+        <w:t>tsv</w:t>
+      </w:r>
+      <w:proofErr w:type="spellEnd"/>
+      <w:r>
+        <w:rPr>
+          <w:rStyle w:val="Wyrnienieintensywne"/>
+          <w:lang w:val="en-US"/>
+        </w:rPr>
+        <w:t>)</w:t>
+      </w:r>
+    </w:p>
+    <w:p>
+      <w:pPr>
+        <w:rPr>
+          <w:rStyle w:val="Wyrnienieintensywne"/>
+          <w:lang w:val="en-US"/>
+        </w:rPr>
+      </w:pPr>
+    </w:p>
+    <w:p>
+      <w:pPr>
+        <w:rPr>
+          <w:rStyle w:val="Wyrnienieintensywne"/>
+          <w:lang w:val="en-US"/>
+        </w:rPr>
+      </w:pPr>
+      <w:r>
+        <w:rPr>
+          <w:rStyle w:val="Wyrnienieintensywne"/>
+          <w:lang w:val="en-US"/>
+        </w:rPr>
+        <w:t>echo "$PIP_RG"</w:t>
+      </w:r>
+    </w:p>
+    <w:p>
+      <w:pPr>
+        <w:rPr>
+          <w:rStyle w:val="Wyrnienieintensywne"/>
+          <w:lang w:val="en-US"/>
+        </w:rPr>
+      </w:pPr>
+    </w:p>
+    <w:p>
+      <w:pPr>
+        <w:rPr>
+          <w:rStyle w:val="Wyrnienieintensywne"/>
+          <w:lang w:val="en-US"/>
+        </w:rPr>
+      </w:pPr>
+      <w:r>
+        <w:rPr>
+          <w:rStyle w:val="Wyrnienieintensywne"/>
+          <w:lang w:val="en-US"/>
+        </w:rPr>
+        <w:t>NIC_ID=$(</w:t>
+      </w:r>
+      <w:proofErr w:type="spellStart"/>
+      <w:r>
+        <w:rPr>
+          <w:rStyle w:val="Wyrnienieintensywne"/>
+          <w:lang w:val="en-US"/>
+        </w:rPr>
+        <w:t>az</w:t>
+      </w:r>
+      <w:proofErr w:type="spellEnd"/>
+      <w:r>
+        <w:rPr>
+          <w:rStyle w:val="Wyrnienieintensywne"/>
+          <w:lang w:val="en-US"/>
+        </w:rPr>
+        <w:t xml:space="preserve"> </w:t>
+      </w:r>
+      <w:proofErr w:type="spellStart"/>
+      <w:r>
+        <w:rPr>
+          <w:rStyle w:val="Wyrnienieintensywne"/>
+          <w:lang w:val="en-US"/>
+        </w:rPr>
+        <w:t>vm</w:t>
+      </w:r>
+      <w:proofErr w:type="spellEnd"/>
+      <w:r>
+        <w:rPr>
+          <w:rStyle w:val="Wyrnienieintensywne"/>
+          <w:lang w:val="en-US"/>
+        </w:rPr>
+        <w:t xml:space="preserve"> show -g "$VM_RG" -n datacenter-</w:t>
+      </w:r>
+      <w:proofErr w:type="spellStart"/>
+      <w:r>
+        <w:rPr>
+          <w:rStyle w:val="Wyrnienieintensywne"/>
+          <w:lang w:val="en-US"/>
+        </w:rPr>
+        <w:t>vm</w:t>
+      </w:r>
+      <w:proofErr w:type="spellEnd"/>
+      <w:r>
+        <w:rPr>
+          <w:rStyle w:val="Wyrnienieintensywne"/>
+          <w:lang w:val="en-US"/>
+        </w:rPr>
+        <w:t>-pip --query "</w:t>
+      </w:r>
+      <w:proofErr w:type="spellStart"/>
+      <w:r>
+        <w:rPr>
+          <w:rStyle w:val="Wyrnienieintensywne"/>
+          <w:lang w:val="en-US"/>
+        </w:rPr>
+        <w:t>networkProfile.networkInterfaces</w:t>
+      </w:r>
+      <w:proofErr w:type="spellEnd"/>
+      <w:r>
+        <w:rPr>
+          <w:rStyle w:val="Wyrnienieintensywne"/>
+          <w:lang w:val="en-US"/>
+        </w:rPr>
+        <w:t xml:space="preserve">[0].id" -o </w:t>
+      </w:r>
+      <w:proofErr w:type="spellStart"/>
+      <w:r>
+        <w:rPr>
+          <w:rStyle w:val="Wyrnienieintensywne"/>
+          <w:lang w:val="en-US"/>
+        </w:rPr>
+        <w:t>tsv</w:t>
+      </w:r>
+      <w:proofErr w:type="spellEnd"/>
+      <w:r>
+        <w:rPr>
+          <w:rStyle w:val="Wyrnienieintensywne"/>
+          <w:lang w:val="en-US"/>
+        </w:rPr>
+        <w:t>)</w:t>
+      </w:r>
+      <w:r>
+        <w:rPr>
+          <w:rStyle w:val="Wyrnienieintensywne"/>
+          <w:lang w:val="en-US"/>
+        </w:rPr>
+        <w:br/>
+        <w:t>NIC_NAME=$(</w:t>
+      </w:r>
+      <w:proofErr w:type="spellStart"/>
+      <w:r>
+        <w:rPr>
+          <w:rStyle w:val="Wyrnienieintensywne"/>
+          <w:lang w:val="en-US"/>
+        </w:rPr>
+        <w:t>basename</w:t>
+      </w:r>
+      <w:proofErr w:type="spellEnd"/>
+      <w:r>
+        <w:rPr>
+          <w:rStyle w:val="Wyrnienieintensywne"/>
+          <w:lang w:val="en-US"/>
+        </w:rPr>
+        <w:t xml:space="preserve"> "$NIC_ID")</w:t>
+      </w:r>
+    </w:p>
+    <w:p>
+      <w:pPr>
+        <w:rPr>
+          <w:rStyle w:val="Wyrnienieintensywne"/>
+          <w:lang w:val="en-US"/>
+        </w:rPr>
+      </w:pPr>
+    </w:p>
+    <w:p>
+      <w:pPr>
+        <w:rPr>
+          <w:rStyle w:val="Wyrnienieintensywne"/>
+          <w:lang w:val="en-US"/>
+        </w:rPr>
+      </w:pPr>
+      <w:r>
+        <w:rPr>
+          <w:rStyle w:val="Wyrnienieintensywne"/>
+          <w:lang w:val="en-US"/>
+        </w:rPr>
+        <w:t>echo "$NIC_NAME"</w:t>
+      </w:r>
+    </w:p>
+    <w:p>
+      <w:pPr>
+        <w:rPr>
+          <w:rStyle w:val="Wyrnienieintensywne"/>
+          <w:lang w:val="en-US"/>
+        </w:rPr>
+      </w:pPr>
+    </w:p>
+    <w:p>
+      <w:pPr>
+        <w:rPr>
+          <w:rStyle w:val="Wyrnienieintensywne"/>
+          <w:lang w:val="en-US"/>
+        </w:rPr>
+      </w:pPr>
+      <w:r>
+        <w:rPr>
+          <w:rStyle w:val="Wyrnienieintensywne"/>
+          <w:lang w:val="en-US"/>
+        </w:rPr>
+        <w:t>IPCONFIG_NAME=$(</w:t>
+      </w:r>
+      <w:proofErr w:type="spellStart"/>
+      <w:r>
+        <w:rPr>
+          <w:rStyle w:val="Wyrnienieintensywne"/>
+          <w:lang w:val="en-US"/>
+        </w:rPr>
+        <w:t>az</w:t>
+      </w:r>
+      <w:proofErr w:type="spellEnd"/>
+      <w:r>
+        <w:rPr>
+          <w:rStyle w:val="Wyrnienieintensywne"/>
+          <w:lang w:val="en-US"/>
+        </w:rPr>
+        <w:t xml:space="preserve"> network </w:t>
+      </w:r>
+      <w:proofErr w:type="spellStart"/>
+      <w:r>
+        <w:rPr>
+          <w:rStyle w:val="Wyrnienieintensywne"/>
+          <w:lang w:val="en-US"/>
+        </w:rPr>
+        <w:t>nic</w:t>
+      </w:r>
+      <w:proofErr w:type="spellEnd"/>
+      <w:r>
+        <w:rPr>
+          <w:rStyle w:val="Wyrnienieintensywne"/>
+          <w:lang w:val="en-US"/>
+        </w:rPr>
+        <w:t xml:space="preserve"> </w:t>
+      </w:r>
+      <w:proofErr w:type="spellStart"/>
+      <w:r>
+        <w:rPr>
+          <w:rStyle w:val="Wyrnienieintensywne"/>
+          <w:lang w:val="en-US"/>
+        </w:rPr>
+        <w:t>ip</w:t>
+      </w:r>
+      <w:proofErr w:type="spellEnd"/>
+      <w:r>
+        <w:rPr>
+          <w:rStyle w:val="Wyrnienieintensywne"/>
+          <w:lang w:val="en-US"/>
+        </w:rPr>
+        <w:t>-config list -g "$VM_RG" --</w:t>
+      </w:r>
+      <w:proofErr w:type="spellStart"/>
+      <w:r>
+        <w:rPr>
+          <w:rStyle w:val="Wyrnienieintensywne"/>
+          <w:lang w:val="en-US"/>
+        </w:rPr>
+        <w:t>nic</w:t>
+      </w:r>
+      <w:proofErr w:type="spellEnd"/>
+      <w:r>
+        <w:rPr>
+          <w:rStyle w:val="Wyrnienieintensywne"/>
+          <w:lang w:val="en-US"/>
+        </w:rPr>
+        <w:t xml:space="preserve">-name "$NIC_NAME" --query "[0].name" -o </w:t>
+      </w:r>
+      <w:proofErr w:type="spellStart"/>
+      <w:r>
+        <w:rPr>
+          <w:rStyle w:val="Wyrnienieintensywne"/>
+          <w:lang w:val="en-US"/>
+        </w:rPr>
+        <w:t>tsv</w:t>
+      </w:r>
+      <w:proofErr w:type="spellEnd"/>
+      <w:r>
+        <w:rPr>
+          <w:rStyle w:val="Wyrnienieintensywne"/>
+          <w:lang w:val="en-US"/>
+        </w:rPr>
+        <w:t>)</w:t>
+      </w:r>
+    </w:p>
+    <w:p>
+      <w:pPr>
+        <w:rPr>
+          <w:rStyle w:val="Wyrnienieintensywne"/>
+          <w:lang w:val="en-US"/>
+        </w:rPr>
+      </w:pPr>
+    </w:p>
+    <w:p>
+      <w:pPr>
+        <w:rPr>
+          <w:rStyle w:val="Wyrnienieintensywne"/>
+          <w:lang w:val="en-US"/>
+        </w:rPr>
+      </w:pPr>
+      <w:r>
+        <w:rPr>
+          <w:rStyle w:val="Wyrnienieintensywne"/>
+          <w:lang w:val="en-US"/>
+        </w:rPr>
+        <w:t>echo "$IPCONFIG_NAME"</w:t>
+      </w:r>
+      <w:r>
+        <w:rPr>
+          <w:rStyle w:val="Wyrnienieintensywne"/>
+          <w:lang w:val="en-US"/>
+        </w:rPr>
+        <w:br/>
+      </w:r>
+    </w:p>
+    <w:p>
+      <w:pPr>
+        <w:rPr>
+          <w:rStyle w:val="Wyrnienieintensywne"/>
+          <w:lang w:val="en-US"/>
+        </w:rPr>
+      </w:pPr>
+      <w:proofErr w:type="spellStart"/>
+      <w:r>
+        <w:rPr>
+          <w:rStyle w:val="Wyrnienieintensywne"/>
+          <w:lang w:val="en-US"/>
+        </w:rPr>
+        <w:t>az</w:t>
+      </w:r>
+      <w:proofErr w:type="spellEnd"/>
+      <w:r>
+        <w:rPr>
+          <w:rStyle w:val="Wyrnienieintensywne"/>
+          <w:lang w:val="en-US"/>
+        </w:rPr>
+        <w:t xml:space="preserve"> network </w:t>
+      </w:r>
+      <w:proofErr w:type="spellStart"/>
+      <w:r>
+        <w:rPr>
+          <w:rStyle w:val="Wyrnienieintensywne"/>
+          <w:lang w:val="en-US"/>
+        </w:rPr>
+        <w:t>nic</w:t>
+      </w:r>
+      <w:proofErr w:type="spellEnd"/>
+      <w:r>
+        <w:rPr>
+          <w:rStyle w:val="Wyrnienieintensywne"/>
+          <w:lang w:val="en-US"/>
+        </w:rPr>
+        <w:t xml:space="preserve"> </w:t>
+      </w:r>
+      <w:proofErr w:type="spellStart"/>
+      <w:r>
+        <w:rPr>
+          <w:rStyle w:val="Wyrnienieintensywne"/>
+          <w:lang w:val="en-US"/>
+        </w:rPr>
+        <w:t>ip</w:t>
+      </w:r>
+      <w:proofErr w:type="spellEnd"/>
+      <w:r>
+        <w:rPr>
+          <w:rStyle w:val="Wyrnienieintensywne"/>
+          <w:lang w:val="en-US"/>
+        </w:rPr>
+        <w:t>-config update \</w:t>
+      </w:r>
+      <w:r>
+        <w:rPr>
+          <w:rStyle w:val="Wyrnienieintensywne"/>
+          <w:lang w:val="en-US"/>
+        </w:rPr>
+        <w:br/>
+        <w:t>-g "$VM_RG" \</w:t>
+      </w:r>
+      <w:r>
+        <w:rPr>
+          <w:rStyle w:val="Wyrnienieintensywne"/>
+          <w:lang w:val="en-US"/>
+        </w:rPr>
+        <w:br/>
+        <w:t>--</w:t>
+      </w:r>
+      <w:proofErr w:type="spellStart"/>
+      <w:r>
+        <w:rPr>
+          <w:rStyle w:val="Wyrnienieintensywne"/>
+          <w:lang w:val="en-US"/>
+        </w:rPr>
+        <w:t>nic</w:t>
+      </w:r>
+      <w:proofErr w:type="spellEnd"/>
+      <w:r>
+        <w:rPr>
+          <w:rStyle w:val="Wyrnienieintensywne"/>
+          <w:lang w:val="en-US"/>
+        </w:rPr>
+        <w:t>-name "$NIC_NAME" \</w:t>
+      </w:r>
+      <w:r>
+        <w:rPr>
+          <w:rStyle w:val="Wyrnienieintensywne"/>
+          <w:lang w:val="en-US"/>
+        </w:rPr>
+        <w:br/>
+        <w:t>-n "$IPCONFIG_NAME" \</w:t>
+      </w:r>
+      <w:r>
+        <w:rPr>
+          <w:rStyle w:val="Wyrnienieintensywne"/>
+          <w:lang w:val="en-US"/>
+        </w:rPr>
+        <w:br/>
+        <w:t>--public-</w:t>
+      </w:r>
+      <w:proofErr w:type="spellStart"/>
+      <w:r>
+        <w:rPr>
+          <w:rStyle w:val="Wyrnienieintensywne"/>
+          <w:lang w:val="en-US"/>
+        </w:rPr>
+        <w:t>ip</w:t>
+      </w:r>
+      <w:proofErr w:type="spellEnd"/>
+      <w:r>
+        <w:rPr>
+          <w:rStyle w:val="Wyrnienieintensywne"/>
+          <w:lang w:val="en-US"/>
+        </w:rPr>
+        <w:t>-address "/subscriptions/$(</w:t>
+      </w:r>
+      <w:proofErr w:type="spellStart"/>
+      <w:r>
+        <w:rPr>
+          <w:rStyle w:val="Wyrnienieintensywne"/>
+          <w:lang w:val="en-US"/>
+        </w:rPr>
+        <w:t>az</w:t>
+      </w:r>
+      <w:proofErr w:type="spellEnd"/>
+      <w:r>
+        <w:rPr>
+          <w:rStyle w:val="Wyrnienieintensywne"/>
+          <w:lang w:val="en-US"/>
+        </w:rPr>
+        <w:t xml:space="preserve"> account show --query id -o tsv)/resourceGroups/$PIP_RG/providers/Microsoft.Network/publicIPAddresses/datacenter-pip"</w:t>
+      </w:r>
+      <w:r>
+        <w:rPr>
+          <w:rStyle w:val="Wyrnienieintensywne"/>
+          <w:lang w:val="en-US"/>
+        </w:rPr>
+        <w:br/>
+      </w:r>
+    </w:p>
+    <w:p>
+      <w:pPr>
+        <w:rPr>
+          <w:rStyle w:val="Wyrnienieintensywne"/>
+          <w:lang w:val="en-US"/>
+        </w:rPr>
+      </w:pPr>
+      <w:proofErr w:type="spellStart"/>
+      <w:r>
+        <w:rPr>
+          <w:rStyle w:val="Wyrnienieintensywne"/>
+          <w:lang w:val="en-US"/>
+        </w:rPr>
+        <w:lastRenderedPageBreak/>
+        <w:t>az</w:t>
+      </w:r>
+      <w:proofErr w:type="spellEnd"/>
+      <w:r>
+        <w:rPr>
+          <w:rStyle w:val="Wyrnienieintensywne"/>
+          <w:lang w:val="en-US"/>
+        </w:rPr>
+        <w:t xml:space="preserve"> </w:t>
+      </w:r>
+      <w:proofErr w:type="spellStart"/>
+      <w:r>
+        <w:rPr>
+          <w:rStyle w:val="Wyrnienieintensywne"/>
+          <w:lang w:val="en-US"/>
+        </w:rPr>
+        <w:t>vm</w:t>
+      </w:r>
+      <w:proofErr w:type="spellEnd"/>
+      <w:r>
+        <w:rPr>
+          <w:rStyle w:val="Wyrnienieintensywne"/>
+          <w:lang w:val="en-US"/>
+        </w:rPr>
+        <w:t xml:space="preserve"> list-</w:t>
+      </w:r>
+      <w:proofErr w:type="spellStart"/>
+      <w:r>
+        <w:rPr>
+          <w:rStyle w:val="Wyrnienieintensywne"/>
+          <w:lang w:val="en-US"/>
+        </w:rPr>
+        <w:t>ip</w:t>
+      </w:r>
+      <w:proofErr w:type="spellEnd"/>
+      <w:r>
+        <w:rPr>
+          <w:rStyle w:val="Wyrnienieintensywne"/>
+          <w:lang w:val="en-US"/>
+        </w:rPr>
+        <w:t>-addresses -g "$VM_RG" -n datacenter-</w:t>
+      </w:r>
+      <w:proofErr w:type="spellStart"/>
+      <w:r>
+        <w:rPr>
+          <w:rStyle w:val="Wyrnienieintensywne"/>
+          <w:lang w:val="en-US"/>
+        </w:rPr>
+        <w:t>vm</w:t>
+      </w:r>
+      <w:proofErr w:type="spellEnd"/>
+      <w:r>
+        <w:rPr>
+          <w:rStyle w:val="Wyrnienieintensywne"/>
+          <w:lang w:val="en-US"/>
+        </w:rPr>
+        <w:t>-pip -o table</w:t>
+      </w:r>
+    </w:p>
+    <w:p>
+      <w:pPr>
+        <w:rPr>
+          <w:lang w:val="en-US"/>
+        </w:rPr>
+      </w:pPr>
+    </w:p>
+    <w:p>
+      <w:pPr>
+        <w:rPr>
+          <w:lang w:val="en-US"/>
+        </w:rPr>
+      </w:pPr>
+      <w:r>
+        <w:rPr>
+          <w:lang w:val="en-US"/>
+        </w:rPr>
+        <w:t>From portal</w:t>
+      </w:r>
+    </w:p>
+    <w:p>
+      <w:pPr>
+        <w:rPr>
+          <w:lang w:val="en-US"/>
+        </w:rPr>
+      </w:pPr>
+      <w:r>
+        <w:rPr>
+          <w:noProof/>
+          <w:lang w:val="en-US"/>
+        </w:rPr>
+        <w:drawing>
+          <wp:inline distT="0" distB="0" distL="0" distR="0" wp14:anchorId="3820DB8D" wp14:editId="11CB4CA4">
+            <wp:extent cx="5760720" cy="3169285"/>
+            <wp:effectExtent l="0" t="0" r="0" b="0"/>
+            <wp:docPr id="939658693" name="Obraz 1"/>
+            <wp:cNvGraphicFramePr>
+              <a:graphicFrameLocks xmlns:a="http://schemas.openxmlformats.org/drawingml/2006/main" noChangeAspect="1"/>
+            </wp:cNvGraphicFramePr>
+            <a:graphic xmlns:a="http://schemas.openxmlformats.org/drawingml/2006/main">
+              <a:graphicData uri="http://schemas.openxmlformats.org/drawingml/2006/picture">
+                <pic:pic xmlns:pic="http://schemas.openxmlformats.org/drawingml/2006/picture">
+                  <pic:nvPicPr>
+                    <pic:cNvPr id="939658693" name=""/>
+                    <pic:cNvPicPr/>
+                  </pic:nvPicPr>
+                  <pic:blipFill>
+                    <a:blip r:embed="rId25"/>
+                    <a:stretch>
+                      <a:fillRect/>
+                    </a:stretch>
+                  </pic:blipFill>
+                  <pic:spPr>
+                    <a:xfrm>
+                      <a:off x="0" y="0"/>
+                      <a:ext cx="5760720" cy="3169285"/>
+                    </a:xfrm>
+                    <a:prstGeom prst="rect">
+                      <a:avLst/>
+                    </a:prstGeom>
+                  </pic:spPr>
+                </pic:pic>
+              </a:graphicData>
+            </a:graphic>
+          </wp:inline>
+        </w:drawing>
+      </w:r>
+    </w:p>
+    <w:p>
+      <w:pPr>
+        <w:rPr>
+          <w:lang w:val="en-US"/>
+        </w:rPr>
+      </w:pPr>
+      <w:r>
+        <w:rPr>
+          <w:noProof/>
+          <w:lang w:val="en-US"/>
+        </w:rPr>
+        <w:drawing>
+          <wp:inline distT="0" distB="0" distL="0" distR="0" wp14:anchorId="63326CD2" wp14:editId="506D5E13">
+            <wp:extent cx="5760720" cy="2618740"/>
+            <wp:effectExtent l="0" t="0" r="0" b="0"/>
+            <wp:docPr id="1351522293" name="Obraz 1"/>
+            <wp:cNvGraphicFramePr>
+              <a:graphicFrameLocks xmlns:a="http://schemas.openxmlformats.org/drawingml/2006/main" noChangeAspect="1"/>
+            </wp:cNvGraphicFramePr>
+            <a:graphic xmlns:a="http://schemas.openxmlformats.org/drawingml/2006/main">
+              <a:graphicData uri="http://schemas.openxmlformats.org/drawingml/2006/picture">
+                <pic:pic xmlns:pic="http://schemas.openxmlformats.org/drawingml/2006/picture">
+                  <pic:nvPicPr>
+                    <pic:cNvPr id="1351522293" name=""/>
+                    <pic:cNvPicPr/>
+                  </pic:nvPicPr>
+                  <pic:blipFill>
+                    <a:blip r:embed="rId26"/>
+                    <a:stretch>
+                      <a:fillRect/>
+                    </a:stretch>
+                  </pic:blipFill>
+                  <pic:spPr>
+                    <a:xfrm>
+                      <a:off x="0" y="0"/>
+                      <a:ext cx="5760720" cy="2618740"/>
+                    </a:xfrm>
+                    <a:prstGeom prst="rect">
+                      <a:avLst/>
+                    </a:prstGeom>
+                  </pic:spPr>
+                </pic:pic>
+              </a:graphicData>
+            </a:graphic>
+          </wp:inline>
+        </w:drawing>
+      </w:r>
+    </w:p>
+    <w:p>
+      <w:pPr>
+        <w:rPr>
+          <w:lang w:val="en-US"/>
+        </w:rPr>
+      </w:pPr>
+      <w:r>
+        <w:rPr>
+          <w:noProof/>
+          <w:lang w:val="en-US"/>
+        </w:rPr>
+        <w:lastRenderedPageBreak/>
+        <w:drawing>
+          <wp:inline distT="0" distB="0" distL="0" distR="0" wp14:anchorId="791047B6" wp14:editId="36276D6D">
+            <wp:extent cx="5760720" cy="3128010"/>
+            <wp:effectExtent l="0" t="0" r="0" b="0"/>
+            <wp:docPr id="2060162089" name="Obraz 1"/>
+            <wp:cNvGraphicFramePr>
+              <a:graphicFrameLocks xmlns:a="http://schemas.openxmlformats.org/drawingml/2006/main" noChangeAspect="1"/>
+            </wp:cNvGraphicFramePr>
+            <a:graphic xmlns:a="http://schemas.openxmlformats.org/drawingml/2006/main">
+              <a:graphicData uri="http://schemas.openxmlformats.org/drawingml/2006/picture">
+                <pic:pic xmlns:pic="http://schemas.openxmlformats.org/drawingml/2006/picture">
+                  <pic:nvPicPr>
+                    <pic:cNvPr id="2060162089" name=""/>
+                    <pic:cNvPicPr/>
+                  </pic:nvPicPr>
+                  <pic:blipFill>
+                    <a:blip r:embed="rId27"/>
+                    <a:stretch>
+                      <a:fillRect/>
+                    </a:stretch>
+                  </pic:blipFill>
+                  <pic:spPr>
+                    <a:xfrm>
+                      <a:off x="0" y="0"/>
+                      <a:ext cx="5760720" cy="3128010"/>
+                    </a:xfrm>
+                    <a:prstGeom prst="rect">
+                      <a:avLst/>
+                    </a:prstGeom>
+                  </pic:spPr>
+                </pic:pic>
+              </a:graphicData>
+            </a:graphic>
+          </wp:inline>
+        </w:drawing>
+      </w:r>
+    </w:p>
+    <w:p>
+      <w:pPr>
+        <w:pStyle w:val="Nagwek2"/>
+        <w:rPr>
+          <w:lang w:val="en-US"/>
+        </w:rPr>
+      </w:pPr>
+      <w:bookmarkStart w:id="28" w:name="_Toc227707026"/>
+      <w:r>
+        <w:rPr>
+          <w:lang w:val="en-US"/>
+        </w:rPr>
+        <w:t>Why we need that</w:t>
+      </w:r>
+      <w:bookmarkEnd w:id="28"/>
+    </w:p>
+    <w:p>
+      <w:pPr>
+        <w:rPr>
+          <w:lang w:val="en-US"/>
+        </w:rPr>
+      </w:pPr>
+      <w:r>
+        <w:rPr>
+          <w:lang w:val="en-US"/>
+        </w:rPr>
+        <w:t>To make the VM reachable from the internet.</w:t>
+      </w:r>
+    </w:p>
+    <w:p>
+      <w:pPr>
+        <w:rPr>
+          <w:lang w:val="en-US"/>
+        </w:rPr>
+      </w:pPr>
+      <w:r>
+        <w:rPr>
+          <w:lang w:val="en-US"/>
+        </w:rPr>
+        <w:t>A VM only has a private IP inside its virtual network by default. Attaching the public IP to the NIC gives the VM an internet-facing address, so users or services outside Azure can connect to it, such as for SSH, web access, or testing connectivity.</w:t>
+      </w:r>
+    </w:p>
+    <w:p>
+      <w:pPr>
+        <w:pStyle w:val="Nagwek1"/>
+        <w:rPr>
+          <w:lang w:val="en-US"/>
+        </w:rPr>
+      </w:pPr>
+      <w:bookmarkStart w:id="29" w:name="_Toc227707027"/>
+      <w:r>
+        <w:rPr>
+          <w:lang w:val="en-US"/>
+        </w:rPr>
+        <w:t>Task 11</w:t>
+      </w:r>
+      <w:r>
+        <w:rPr>
+          <w:lang w:val="en-US"/>
+        </w:rPr>
+        <w:t xml:space="preserve"> </w:t>
+      </w:r>
+      <w:r>
+        <w:rPr>
+          <w:lang w:val="en-US"/>
+        </w:rPr>
+        <w:t>Change Azure Virtual Machine Size Using Console</w:t>
+      </w:r>
+      <w:bookmarkEnd w:id="29"/>
+    </w:p>
+    <w:p>
+      <w:pPr>
+        <w:rPr>
+          <w:lang w:val="en-US"/>
+        </w:rPr>
+      </w:pPr>
+      <w:r>
+        <w:rPr>
+          <w:lang w:val="en-US"/>
+        </w:rPr>
+        <w:t>The Nautilus DevOps team is migrating a portion of its infrastructure to Azure. During the migration, they have created several virtual machines (VMs) in different regions. The team identified one VM that is experiencing increased workload demands and requires additional compute resources to maintain optimal performance.</w:t>
+      </w:r>
+    </w:p>
+    <w:p>
+      <w:pPr>
+        <w:rPr>
+          <w:lang w:val="en-US"/>
+        </w:rPr>
+      </w:pPr>
+      <w:r>
+        <w:rPr>
+          <w:lang w:val="en-US"/>
+        </w:rPr>
+        <w:t>1) Change the VM size from Standard_B1s to Standard_B2s for the virtual machine named </w:t>
+      </w:r>
+      <w:proofErr w:type="spellStart"/>
+      <w:r>
+        <w:rPr>
+          <w:lang w:val="en-US"/>
+        </w:rPr>
+        <w:t>xfusion-vm</w:t>
+      </w:r>
+      <w:proofErr w:type="spellEnd"/>
+      <w:r>
+        <w:rPr>
+          <w:lang w:val="en-US"/>
+        </w:rPr>
+        <w:t>.</w:t>
+      </w:r>
+    </w:p>
+    <w:p>
+      <w:pPr>
+        <w:rPr>
+          <w:lang w:val="en-US"/>
+        </w:rPr>
+      </w:pPr>
+      <w:r>
+        <w:rPr>
+          <w:lang w:val="en-US"/>
+        </w:rPr>
+        <w:t>2) Ensure the VM is in the running state after the size change is complete.</w:t>
+      </w:r>
+    </w:p>
+    <w:p>
+      <w:pPr>
+        <w:pStyle w:val="Nagwek2"/>
+        <w:rPr>
+          <w:lang w:val="en-US"/>
+        </w:rPr>
+      </w:pPr>
+      <w:bookmarkStart w:id="30" w:name="_Toc227707028"/>
+      <w:r>
+        <w:rPr>
+          <w:lang w:val="en-US"/>
+        </w:rPr>
+        <w:t>Solution</w:t>
+      </w:r>
+      <w:bookmarkEnd w:id="30"/>
+    </w:p>
+    <w:p>
+      <w:pPr>
+        <w:rPr>
+          <w:lang w:val="en-US"/>
+        </w:rPr>
+      </w:pPr>
+      <w:r>
+        <w:rPr>
+          <w:lang w:val="en-US"/>
+        </w:rPr>
+        <w:t>From script</w:t>
+      </w:r>
+    </w:p>
+    <w:p>
+      <w:pPr>
+        <w:rPr>
+          <w:lang w:val="en-US"/>
+        </w:rPr>
+      </w:pPr>
+    </w:p>
+    <w:p>
+      <w:pPr>
+        <w:rPr>
+          <w:rStyle w:val="Wyrnienieintensywne"/>
+          <w:lang w:val="en-US"/>
+        </w:rPr>
+      </w:pPr>
+      <w:proofErr w:type="spellStart"/>
+      <w:r>
+        <w:rPr>
+          <w:rStyle w:val="Wyrnienieintensywne"/>
+          <w:lang w:val="en-US"/>
+        </w:rPr>
+        <w:t>az</w:t>
+      </w:r>
+      <w:proofErr w:type="spellEnd"/>
+      <w:r>
+        <w:rPr>
+          <w:rStyle w:val="Wyrnienieintensywne"/>
+          <w:lang w:val="en-US"/>
+        </w:rPr>
+        <w:t xml:space="preserve"> </w:t>
+      </w:r>
+      <w:proofErr w:type="spellStart"/>
+      <w:r>
+        <w:rPr>
+          <w:rStyle w:val="Wyrnienieintensywne"/>
+          <w:lang w:val="en-US"/>
+        </w:rPr>
+        <w:t>vm</w:t>
+      </w:r>
+      <w:proofErr w:type="spellEnd"/>
+      <w:r>
+        <w:rPr>
+          <w:rStyle w:val="Wyrnienieintensywne"/>
+          <w:lang w:val="en-US"/>
+        </w:rPr>
+        <w:t xml:space="preserve"> list --query "[?name=='xfusion-vm'].[name,resourceGroup,location,hardwareProfile.vmSize,powerState]" -o table</w:t>
+      </w:r>
+    </w:p>
+    <w:p>
+      <w:pPr>
+        <w:rPr>
+          <w:lang w:val="en-US"/>
+        </w:rPr>
+      </w:pPr>
+    </w:p>
+    <w:p>
+      <w:pPr>
+        <w:rPr>
+          <w:rStyle w:val="Wyrnienieintensywne"/>
+          <w:lang w:val="en-US"/>
+        </w:rPr>
+      </w:pPr>
+      <w:proofErr w:type="spellStart"/>
+      <w:r>
+        <w:rPr>
+          <w:rStyle w:val="Wyrnienieintensywne"/>
+          <w:lang w:val="en-US"/>
+        </w:rPr>
+        <w:t>az</w:t>
+      </w:r>
+      <w:proofErr w:type="spellEnd"/>
+      <w:r>
+        <w:rPr>
+          <w:rStyle w:val="Wyrnienieintensywne"/>
+          <w:lang w:val="en-US"/>
+        </w:rPr>
+        <w:t xml:space="preserve"> </w:t>
+      </w:r>
+      <w:proofErr w:type="spellStart"/>
+      <w:r>
+        <w:rPr>
+          <w:rStyle w:val="Wyrnienieintensywne"/>
+          <w:lang w:val="en-US"/>
+        </w:rPr>
+        <w:t>vm</w:t>
+      </w:r>
+      <w:proofErr w:type="spellEnd"/>
+      <w:r>
+        <w:rPr>
+          <w:rStyle w:val="Wyrnienieintensywne"/>
+          <w:lang w:val="en-US"/>
+        </w:rPr>
+        <w:t xml:space="preserve"> deallocate -g KML_RG_MAIN-1375292EB4A44888 -n </w:t>
+      </w:r>
+      <w:proofErr w:type="spellStart"/>
+      <w:r>
+        <w:rPr>
+          <w:rStyle w:val="Wyrnienieintensywne"/>
+          <w:lang w:val="en-US"/>
+        </w:rPr>
+        <w:t>xfusion-vm</w:t>
+      </w:r>
+      <w:proofErr w:type="spellEnd"/>
+    </w:p>
+    <w:p>
+      <w:pPr>
+        <w:rPr>
+          <w:rStyle w:val="Wyrnienieintensywne"/>
+          <w:lang w:val="en-US"/>
+        </w:rPr>
+      </w:pPr>
+    </w:p>
+    <w:p>
+      <w:pPr>
+        <w:rPr>
+          <w:rStyle w:val="Wyrnienieintensywne"/>
+          <w:lang w:val="en-US"/>
+        </w:rPr>
+      </w:pPr>
+      <w:proofErr w:type="spellStart"/>
+      <w:r>
+        <w:rPr>
+          <w:rStyle w:val="Wyrnienieintensywne"/>
+          <w:lang w:val="en-US"/>
+        </w:rPr>
+        <w:t>az</w:t>
+      </w:r>
+      <w:proofErr w:type="spellEnd"/>
+      <w:r>
+        <w:rPr>
+          <w:rStyle w:val="Wyrnienieintensywne"/>
+          <w:lang w:val="en-US"/>
+        </w:rPr>
+        <w:t xml:space="preserve"> </w:t>
+      </w:r>
+      <w:proofErr w:type="spellStart"/>
+      <w:r>
+        <w:rPr>
+          <w:rStyle w:val="Wyrnienieintensywne"/>
+          <w:lang w:val="en-US"/>
+        </w:rPr>
+        <w:t>vm</w:t>
+      </w:r>
+      <w:proofErr w:type="spellEnd"/>
+      <w:r>
+        <w:rPr>
+          <w:rStyle w:val="Wyrnienieintensywne"/>
+          <w:lang w:val="en-US"/>
+        </w:rPr>
+        <w:t xml:space="preserve"> resize -g KML_RG_MAIN-1375292EB4A44888 -n </w:t>
+      </w:r>
+      <w:proofErr w:type="spellStart"/>
+      <w:r>
+        <w:rPr>
+          <w:rStyle w:val="Wyrnienieintensywne"/>
+          <w:lang w:val="en-US"/>
+        </w:rPr>
+        <w:t>xfusion-vm</w:t>
+      </w:r>
+      <w:proofErr w:type="spellEnd"/>
+      <w:r>
+        <w:rPr>
+          <w:rStyle w:val="Wyrnienieintensywne"/>
+          <w:lang w:val="en-US"/>
+        </w:rPr>
+        <w:t xml:space="preserve"> --size Standard_B2s</w:t>
+      </w:r>
+    </w:p>
+    <w:p>
+      <w:pPr>
+        <w:rPr>
+          <w:rStyle w:val="Wyrnienieintensywne"/>
+          <w:lang w:val="en-US"/>
+        </w:rPr>
+      </w:pPr>
+    </w:p>
+    <w:p>
+      <w:pPr>
+        <w:rPr>
+          <w:rStyle w:val="Wyrnienieintensywne"/>
+          <w:lang w:val="en-US"/>
+        </w:rPr>
+      </w:pPr>
+      <w:proofErr w:type="spellStart"/>
+      <w:r>
+        <w:rPr>
+          <w:rStyle w:val="Wyrnienieintensywne"/>
+          <w:lang w:val="en-US"/>
+        </w:rPr>
+        <w:t>az</w:t>
+      </w:r>
+      <w:proofErr w:type="spellEnd"/>
+      <w:r>
+        <w:rPr>
+          <w:rStyle w:val="Wyrnienieintensywne"/>
+          <w:lang w:val="en-US"/>
+        </w:rPr>
+        <w:t xml:space="preserve"> </w:t>
+      </w:r>
+      <w:proofErr w:type="spellStart"/>
+      <w:r>
+        <w:rPr>
+          <w:rStyle w:val="Wyrnienieintensywne"/>
+          <w:lang w:val="en-US"/>
+        </w:rPr>
+        <w:t>vm</w:t>
+      </w:r>
+      <w:proofErr w:type="spellEnd"/>
+      <w:r>
+        <w:rPr>
+          <w:rStyle w:val="Wyrnienieintensywne"/>
+          <w:lang w:val="en-US"/>
+        </w:rPr>
+        <w:t xml:space="preserve"> start -g KML_RG_MAIN-1375292EB4A44888 -n </w:t>
+      </w:r>
+      <w:proofErr w:type="spellStart"/>
+      <w:r>
+        <w:rPr>
+          <w:rStyle w:val="Wyrnienieintensywne"/>
+          <w:lang w:val="en-US"/>
+        </w:rPr>
+        <w:t>xfusion-vm</w:t>
+      </w:r>
+      <w:proofErr w:type="spellEnd"/>
+    </w:p>
+    <w:p>
+      <w:pPr>
+        <w:rPr>
+          <w:lang w:val="en-US"/>
+        </w:rPr>
+      </w:pPr>
+    </w:p>
+    <w:p>
+      <w:pPr>
+        <w:rPr>
+          <w:rStyle w:val="Wyrnienieintensywne"/>
+          <w:lang w:val="en-US"/>
+        </w:rPr>
+      </w:pPr>
+      <w:proofErr w:type="spellStart"/>
+      <w:r>
+        <w:rPr>
+          <w:rStyle w:val="Wyrnienieintensywne"/>
+          <w:lang w:val="en-US"/>
+        </w:rPr>
+        <w:t>az</w:t>
+      </w:r>
+      <w:proofErr w:type="spellEnd"/>
+      <w:r>
+        <w:rPr>
+          <w:rStyle w:val="Wyrnienieintensywne"/>
+          <w:lang w:val="en-US"/>
+        </w:rPr>
+        <w:t xml:space="preserve"> </w:t>
+      </w:r>
+      <w:proofErr w:type="spellStart"/>
+      <w:r>
+        <w:rPr>
+          <w:rStyle w:val="Wyrnienieintensywne"/>
+          <w:lang w:val="en-US"/>
+        </w:rPr>
+        <w:t>vm</w:t>
+      </w:r>
+      <w:proofErr w:type="spellEnd"/>
+      <w:r>
+        <w:rPr>
+          <w:rStyle w:val="Wyrnienieintensywne"/>
+          <w:lang w:val="en-US"/>
+        </w:rPr>
+        <w:t xml:space="preserve"> show -g KML_RG_MAIN-1375292EB4A44888 -n </w:t>
+      </w:r>
+      <w:proofErr w:type="spellStart"/>
+      <w:r>
+        <w:rPr>
+          <w:rStyle w:val="Wyrnienieintensywne"/>
+          <w:lang w:val="en-US"/>
+        </w:rPr>
+        <w:t>xfusion-vm</w:t>
+      </w:r>
+      <w:proofErr w:type="spellEnd"/>
+      <w:r>
+        <w:rPr>
+          <w:rStyle w:val="Wyrnienieintensywne"/>
+          <w:lang w:val="en-US"/>
+        </w:rPr>
+        <w:t xml:space="preserve"> --query "</w:t>
+      </w:r>
+      <w:proofErr w:type="spellStart"/>
+      <w:r>
+        <w:rPr>
+          <w:rStyle w:val="Wyrnienieintensywne"/>
+          <w:lang w:val="en-US"/>
+        </w:rPr>
+        <w:t>hardwareProfile.vmSize</w:t>
+      </w:r>
+      <w:proofErr w:type="spellEnd"/>
+      <w:r>
+        <w:rPr>
+          <w:rStyle w:val="Wyrnienieintensywne"/>
+          <w:lang w:val="en-US"/>
+        </w:rPr>
+        <w:t xml:space="preserve">" -o </w:t>
+      </w:r>
+      <w:proofErr w:type="spellStart"/>
+      <w:r>
+        <w:rPr>
+          <w:rStyle w:val="Wyrnienieintensywne"/>
+          <w:lang w:val="en-US"/>
+        </w:rPr>
+        <w:t>tsv</w:t>
+      </w:r>
+      <w:proofErr w:type="spellEnd"/>
+    </w:p>
+    <w:p>
+      <w:pPr>
+        <w:rPr>
+          <w:lang w:val="en-US"/>
+        </w:rPr>
+      </w:pPr>
+    </w:p>
+    <w:p>
+      <w:pPr>
+        <w:rPr>
+          <w:lang w:val="en-US"/>
+        </w:rPr>
+      </w:pPr>
+      <w:r>
+        <w:rPr>
+          <w:lang w:val="en-US"/>
+        </w:rPr>
+        <w:t>From portal</w:t>
+      </w:r>
+    </w:p>
+    <w:p>
+      <w:pPr>
+        <w:rPr>
+          <w:lang w:val="en-US"/>
+        </w:rPr>
+      </w:pPr>
+      <w:r>
+        <w:rPr>
+          <w:noProof/>
+          <w:lang w:val="en-US"/>
+        </w:rPr>
+        <w:drawing>
+          <wp:inline distT="0" distB="0" distL="0" distR="0" wp14:anchorId="71AC5911" wp14:editId="65544756">
+            <wp:extent cx="5760720" cy="2593340"/>
+            <wp:effectExtent l="0" t="0" r="0" b="0"/>
+            <wp:docPr id="1182242135" name="Obraz 1"/>
+            <wp:cNvGraphicFramePr>
+              <a:graphicFrameLocks xmlns:a="http://schemas.openxmlformats.org/drawingml/2006/main" noChangeAspect="1"/>
+            </wp:cNvGraphicFramePr>
+            <a:graphic xmlns:a="http://schemas.openxmlformats.org/drawingml/2006/main">
+              <a:graphicData uri="http://schemas.openxmlformats.org/drawingml/2006/picture">
+                <pic:pic xmlns:pic="http://schemas.openxmlformats.org/drawingml/2006/picture">
+                  <pic:nvPicPr>
+                    <pic:cNvPr id="1182242135" name=""/>
+                    <pic:cNvPicPr/>
+                  </pic:nvPicPr>
+                  <pic:blipFill>
+                    <a:blip r:embed="rId28"/>
+                    <a:stretch>
+                      <a:fillRect/>
+                    </a:stretch>
+                  </pic:blipFill>
+                  <pic:spPr>
+                    <a:xfrm>
+                      <a:off x="0" y="0"/>
+                      <a:ext cx="5760720" cy="2593340"/>
+                    </a:xfrm>
+                    <a:prstGeom prst="rect">
+                      <a:avLst/>
+                    </a:prstGeom>
+                  </pic:spPr>
+                </pic:pic>
+              </a:graphicData>
+            </a:graphic>
+          </wp:inline>
+        </w:drawing>
+      </w:r>
+    </w:p>
+    <w:p>
+      <w:pPr>
+        <w:rPr>
+          <w:lang w:val="en-US"/>
+        </w:rPr>
+      </w:pPr>
+      <w:r>
+        <w:rPr>
+          <w:noProof/>
+        </w:rPr>
+        <w:lastRenderedPageBreak/>
+        <w:drawing>
+          <wp:inline distT="0" distB="0" distL="0" distR="0" wp14:anchorId="3463D589" wp14:editId="74FEAD77">
+            <wp:extent cx="5760720" cy="5157470"/>
+            <wp:effectExtent l="0" t="0" r="0" b="5080"/>
+            <wp:docPr id="647098420" name="Obraz 1"/>
+            <wp:cNvGraphicFramePr>
+              <a:graphicFrameLocks xmlns:a="http://schemas.openxmlformats.org/drawingml/2006/main" noChangeAspect="1"/>
+            </wp:cNvGraphicFramePr>
+            <a:graphic xmlns:a="http://schemas.openxmlformats.org/drawingml/2006/main">
+              <a:graphicData uri="http://schemas.openxmlformats.org/drawingml/2006/picture">
+                <pic:pic xmlns:pic="http://schemas.openxmlformats.org/drawingml/2006/picture">
+                  <pic:nvPicPr>
+                    <pic:cNvPr id="647098420" name=""/>
+                    <pic:cNvPicPr/>
+                  </pic:nvPicPr>
+                  <pic:blipFill>
+                    <a:blip r:embed="rId29"/>
+                    <a:stretch>
+                      <a:fillRect/>
+                    </a:stretch>
+                  </pic:blipFill>
+                  <pic:spPr>
+                    <a:xfrm>
+                      <a:off x="0" y="0"/>
+                      <a:ext cx="5760720" cy="5157470"/>
+                    </a:xfrm>
+                    <a:prstGeom prst="rect">
+                      <a:avLst/>
+                    </a:prstGeom>
+                  </pic:spPr>
+                </pic:pic>
+              </a:graphicData>
+            </a:graphic>
+          </wp:inline>
+        </w:drawing>
+      </w:r>
+    </w:p>
+    <w:p>
+      <w:pPr>
+        <w:rPr>
+          <w:lang w:val="en-US"/>
+        </w:rPr>
+      </w:pPr>
+    </w:p>
+    <w:p>
+      <w:pPr>
+        <w:rPr>
+          <w:lang w:val="en-US"/>
+        </w:rPr>
+      </w:pPr>
+      <w:r>
+        <w:rPr>
+          <w:lang w:val="en-US"/>
+        </w:rPr>
+        <w:t>And start machine again</w:t>
+      </w:r>
+    </w:p>
+    <w:p>
+      <w:pPr>
+        <w:rPr>
+          <w:lang w:val="en-US"/>
+        </w:rPr>
+      </w:pPr>
+    </w:p>
+    <w:p>
+      <w:pPr>
+        <w:pStyle w:val="Nagwek2"/>
+        <w:rPr>
+          <w:lang w:val="en-US"/>
+        </w:rPr>
+      </w:pPr>
+      <w:bookmarkStart w:id="31" w:name="_Toc227707029"/>
+      <w:r>
+        <w:rPr>
+          <w:lang w:val="en-US"/>
+        </w:rPr>
+        <w:t>Why we need that</w:t>
+      </w:r>
+      <w:bookmarkEnd w:id="31"/>
+    </w:p>
+    <w:p>
+      <w:pPr>
+        <w:rPr>
+          <w:lang w:val="en-US"/>
+        </w:rPr>
+      </w:pPr>
+      <w:r>
+        <w:rPr>
+          <w:lang w:val="en-US"/>
+        </w:rPr>
+        <w:t xml:space="preserve">The VM </w:t>
+      </w:r>
+      <w:proofErr w:type="spellStart"/>
+      <w:r>
+        <w:rPr>
+          <w:lang w:val="en-US"/>
+        </w:rPr>
+        <w:t>xfusion-vm</w:t>
+      </w:r>
+      <w:proofErr w:type="spellEnd"/>
+      <w:r>
+        <w:rPr>
+          <w:lang w:val="en-US"/>
+        </w:rPr>
+        <w:t xml:space="preserve"> was resized from Standard_B1s to Standard_B2s to provide more CPU and memory for increased workload demands. The VM was first deallocated because Azure requires the VM to be stopped before resizing. After the resize, it was started again to ensure it remained in a running state and available for use.</w:t>
+      </w:r>
+    </w:p>
+    <w:p>
+      <w:pPr>
+        <w:rPr>
+          <w:lang w:val="en-US"/>
+        </w:rPr>
+      </w:pPr>
+    </w:p>
+    <w:p>
+      <w:pPr>
+        <w:pStyle w:val="Nagwek1"/>
+        <w:rPr>
+          <w:lang w:val="en-US"/>
+        </w:rPr>
+      </w:pPr>
+      <w:bookmarkStart w:id="32" w:name="_Toc227707030"/>
+      <w:r>
+        <w:rPr>
+          <w:lang w:val="en-US"/>
+        </w:rPr>
+        <w:t xml:space="preserve">Task 12 </w:t>
+      </w:r>
+      <w:r>
+        <w:rPr>
+          <w:lang w:val="en-US"/>
+        </w:rPr>
+        <w:t>Add and Manage Tags for Azure Virtual Machines</w:t>
+      </w:r>
+      <w:bookmarkEnd w:id="32"/>
+    </w:p>
+    <w:p>
+      <w:pPr>
+        <w:rPr>
+          <w:lang w:val="en-US"/>
+        </w:rPr>
+      </w:pPr>
+      <w:r>
+        <w:rPr>
+          <w:lang w:val="en-US"/>
+        </w:rPr>
+        <w:t xml:space="preserve">The Nautilus DevOps team is migrating a portion of their infrastructure to Azure. During the migration, they have created several virtual machines (VMs) in different regions. The </w:t>
+      </w:r>
+      <w:r>
+        <w:rPr>
+          <w:lang w:val="en-US"/>
+        </w:rPr>
+        <w:lastRenderedPageBreak/>
+        <w:t>team has identified one VM that is not tagged properly so they decided to tag it as needed.</w:t>
+      </w:r>
+    </w:p>
+    <w:p>
+      <w:pPr>
+        <w:rPr>
+          <w:lang w:val="en-US"/>
+        </w:rPr>
+      </w:pPr>
+    </w:p>
+    <w:p>
+      <w:pPr>
+        <w:rPr>
+          <w:lang w:val="en-US"/>
+        </w:rPr>
+      </w:pPr>
+      <w:r>
+        <w:rPr>
+          <w:lang w:val="en-US"/>
+        </w:rPr>
+        <w:t xml:space="preserve">Add the tag Environment=dev to the virtual machine named </w:t>
+      </w:r>
+      <w:proofErr w:type="spellStart"/>
+      <w:r>
+        <w:rPr>
+          <w:lang w:val="en-US"/>
+        </w:rPr>
+        <w:t>xfusion-vm</w:t>
+      </w:r>
+      <w:proofErr w:type="spellEnd"/>
+      <w:r>
+        <w:rPr>
+          <w:lang w:val="en-US"/>
+        </w:rPr>
+        <w:t>.</w:t>
+      </w:r>
+    </w:p>
+    <w:p>
+      <w:pPr>
+        <w:pStyle w:val="Nagwek2"/>
+        <w:rPr>
+          <w:lang w:val="en-US"/>
+        </w:rPr>
+      </w:pPr>
+      <w:bookmarkStart w:id="33" w:name="_Toc227707031"/>
+      <w:r>
+        <w:rPr>
+          <w:lang w:val="en-US"/>
+        </w:rPr>
+        <w:t>Solution</w:t>
+      </w:r>
+      <w:bookmarkEnd w:id="33"/>
+    </w:p>
+    <w:p>
+      <w:pPr>
+        <w:rPr>
+          <w:lang w:val="en-US"/>
+        </w:rPr>
+      </w:pPr>
+      <w:r>
+        <w:rPr>
+          <w:lang w:val="en-US"/>
+        </w:rPr>
+        <w:t>From script</w:t>
+      </w:r>
+    </w:p>
+    <w:p>
+      <w:pPr>
+        <w:rPr>
+          <w:rStyle w:val="Wyrnienieintensywne"/>
+          <w:lang w:val="en-US"/>
+        </w:rPr>
+      </w:pPr>
+      <w:proofErr w:type="spellStart"/>
+      <w:r>
+        <w:rPr>
+          <w:rStyle w:val="Wyrnienieintensywne"/>
+          <w:lang w:val="en-US"/>
+        </w:rPr>
+        <w:t>az</w:t>
+      </w:r>
+      <w:proofErr w:type="spellEnd"/>
+      <w:r>
+        <w:rPr>
+          <w:rStyle w:val="Wyrnienieintensywne"/>
+          <w:lang w:val="en-US"/>
+        </w:rPr>
+        <w:t xml:space="preserve"> group list -o table</w:t>
+      </w:r>
+    </w:p>
+    <w:p>
+      <w:pPr>
+        <w:rPr>
+          <w:rStyle w:val="Wyrnienieintensywne"/>
+          <w:lang w:val="en-US"/>
+        </w:rPr>
+      </w:pPr>
+    </w:p>
+    <w:p>
+      <w:pPr>
+        <w:rPr>
+          <w:rStyle w:val="Wyrnienieintensywne"/>
+          <w:lang w:val="en-US"/>
+        </w:rPr>
+      </w:pPr>
+      <w:proofErr w:type="spellStart"/>
+      <w:r>
+        <w:rPr>
+          <w:rStyle w:val="Wyrnienieintensywne"/>
+          <w:lang w:val="en-US"/>
+        </w:rPr>
+        <w:t>az</w:t>
+      </w:r>
+      <w:proofErr w:type="spellEnd"/>
+      <w:r>
+        <w:rPr>
+          <w:rStyle w:val="Wyrnienieintensywne"/>
+          <w:lang w:val="en-US"/>
+        </w:rPr>
+        <w:t xml:space="preserve"> </w:t>
+      </w:r>
+      <w:proofErr w:type="spellStart"/>
+      <w:r>
+        <w:rPr>
+          <w:rStyle w:val="Wyrnienieintensywne"/>
+          <w:lang w:val="en-US"/>
+        </w:rPr>
+        <w:t>vm</w:t>
+      </w:r>
+      <w:proofErr w:type="spellEnd"/>
+      <w:r>
+        <w:rPr>
+          <w:rStyle w:val="Wyrnienieintensywne"/>
+          <w:lang w:val="en-US"/>
+        </w:rPr>
+        <w:t xml:space="preserve"> list --query "[?name=='</w:t>
+      </w:r>
+      <w:proofErr w:type="spellStart"/>
+      <w:r>
+        <w:rPr>
+          <w:rStyle w:val="Wyrnienieintensywne"/>
+          <w:lang w:val="en-US"/>
+        </w:rPr>
+        <w:t>xfusion-vm</w:t>
+      </w:r>
+      <w:proofErr w:type="spellEnd"/>
+      <w:r>
+        <w:rPr>
+          <w:rStyle w:val="Wyrnienieintensywne"/>
+          <w:lang w:val="en-US"/>
+        </w:rPr>
+        <w:t>'].[</w:t>
+      </w:r>
+      <w:proofErr w:type="spellStart"/>
+      <w:r>
+        <w:rPr>
+          <w:rStyle w:val="Wyrnienieintensywne"/>
+          <w:lang w:val="en-US"/>
+        </w:rPr>
+        <w:t>name,resourceGroup,location</w:t>
+      </w:r>
+      <w:proofErr w:type="spellEnd"/>
+      <w:r>
+        <w:rPr>
+          <w:rStyle w:val="Wyrnienieintensywne"/>
+          <w:lang w:val="en-US"/>
+        </w:rPr>
+        <w:t>]" -o table</w:t>
+      </w:r>
+    </w:p>
+    <w:p>
+      <w:pPr>
+        <w:rPr>
+          <w:rStyle w:val="Wyrnienieintensywne"/>
+          <w:lang w:val="en-US"/>
+        </w:rPr>
+      </w:pPr>
+    </w:p>
+    <w:p>
+      <w:pPr>
+        <w:rPr>
+          <w:rStyle w:val="Wyrnienieintensywne"/>
+          <w:lang w:val="en-US"/>
+        </w:rPr>
+      </w:pPr>
+      <w:proofErr w:type="spellStart"/>
+      <w:r>
+        <w:rPr>
+          <w:rStyle w:val="Wyrnienieintensywne"/>
+          <w:lang w:val="en-US"/>
+        </w:rPr>
+        <w:t>az</w:t>
+      </w:r>
+      <w:proofErr w:type="spellEnd"/>
+      <w:r>
+        <w:rPr>
+          <w:rStyle w:val="Wyrnienieintensywne"/>
+          <w:lang w:val="en-US"/>
+        </w:rPr>
+        <w:t xml:space="preserve"> </w:t>
+      </w:r>
+      <w:proofErr w:type="spellStart"/>
+      <w:r>
+        <w:rPr>
+          <w:rStyle w:val="Wyrnienieintensywne"/>
+          <w:lang w:val="en-US"/>
+        </w:rPr>
+        <w:t>vm</w:t>
+      </w:r>
+      <w:proofErr w:type="spellEnd"/>
+      <w:r>
+        <w:rPr>
+          <w:rStyle w:val="Wyrnienieintensywne"/>
+          <w:lang w:val="en-US"/>
+        </w:rPr>
+        <w:t xml:space="preserve"> update -g KML_RG_MAIN-D39A31F00D474F27 -n </w:t>
+      </w:r>
+      <w:proofErr w:type="spellStart"/>
+      <w:r>
+        <w:rPr>
+          <w:rStyle w:val="Wyrnienieintensywne"/>
+          <w:lang w:val="en-US"/>
+        </w:rPr>
+        <w:t>xfusion-vm</w:t>
+      </w:r>
+      <w:proofErr w:type="spellEnd"/>
+      <w:r>
+        <w:rPr>
+          <w:rStyle w:val="Wyrnienieintensywne"/>
+          <w:lang w:val="en-US"/>
+        </w:rPr>
+        <w:t xml:space="preserve"> --set </w:t>
+      </w:r>
+      <w:proofErr w:type="spellStart"/>
+      <w:r>
+        <w:rPr>
+          <w:rStyle w:val="Wyrnienieintensywne"/>
+          <w:lang w:val="en-US"/>
+        </w:rPr>
+        <w:t>tags.Environment</w:t>
+      </w:r>
+      <w:proofErr w:type="spellEnd"/>
+      <w:r>
+        <w:rPr>
+          <w:rStyle w:val="Wyrnienieintensywne"/>
+          <w:lang w:val="en-US"/>
+        </w:rPr>
+        <w:t>=dev</w:t>
+      </w:r>
+    </w:p>
+    <w:p>
+      <w:pPr>
+        <w:rPr>
+          <w:rStyle w:val="Wyrnienieintensywne"/>
+          <w:lang w:val="en-US"/>
+        </w:rPr>
+      </w:pPr>
+    </w:p>
+    <w:p>
+      <w:pPr>
+        <w:rPr>
+          <w:rStyle w:val="Wyrnienieintensywne"/>
+          <w:lang w:val="en-US"/>
+        </w:rPr>
+      </w:pPr>
+      <w:proofErr w:type="spellStart"/>
+      <w:r>
+        <w:rPr>
+          <w:rStyle w:val="Wyrnienieintensywne"/>
+          <w:lang w:val="en-US"/>
+        </w:rPr>
+        <w:t>az</w:t>
+      </w:r>
+      <w:proofErr w:type="spellEnd"/>
+      <w:r>
+        <w:rPr>
+          <w:rStyle w:val="Wyrnienieintensywne"/>
+          <w:lang w:val="en-US"/>
+        </w:rPr>
+        <w:t xml:space="preserve"> </w:t>
+      </w:r>
+      <w:proofErr w:type="spellStart"/>
+      <w:r>
+        <w:rPr>
+          <w:rStyle w:val="Wyrnienieintensywne"/>
+          <w:lang w:val="en-US"/>
+        </w:rPr>
+        <w:t>vm</w:t>
+      </w:r>
+      <w:proofErr w:type="spellEnd"/>
+      <w:r>
+        <w:rPr>
+          <w:rStyle w:val="Wyrnienieintensywne"/>
+          <w:lang w:val="en-US"/>
+        </w:rPr>
+        <w:t xml:space="preserve"> show -g KML_RG_MAIN-D39A31F00D474F27 -n </w:t>
+      </w:r>
+      <w:proofErr w:type="spellStart"/>
+      <w:r>
+        <w:rPr>
+          <w:rStyle w:val="Wyrnienieintensywne"/>
+          <w:lang w:val="en-US"/>
+        </w:rPr>
+        <w:t>xfusion-vm</w:t>
+      </w:r>
+      <w:proofErr w:type="spellEnd"/>
+      <w:r>
+        <w:rPr>
+          <w:rStyle w:val="Wyrnienieintensywne"/>
+          <w:lang w:val="en-US"/>
+        </w:rPr>
+        <w:t xml:space="preserve"> --query "tags" -o </w:t>
+      </w:r>
+      <w:proofErr w:type="spellStart"/>
+      <w:r>
+        <w:rPr>
+          <w:rStyle w:val="Wyrnienieintensywne"/>
+          <w:lang w:val="en-US"/>
+        </w:rPr>
+        <w:t>json</w:t>
+      </w:r>
+      <w:proofErr w:type="spellEnd"/>
+    </w:p>
+    <w:p>
+      <w:pPr>
+        <w:rPr>
+          <w:lang w:val="en-US"/>
+        </w:rPr>
+      </w:pPr>
+    </w:p>
+    <w:p>
+      <w:pPr>
+        <w:rPr>
+          <w:lang w:val="en-US"/>
+        </w:rPr>
+      </w:pPr>
+      <w:r>
+        <w:rPr>
+          <w:lang w:val="en-US"/>
+        </w:rPr>
+        <w:t>From portal</w:t>
+      </w:r>
+    </w:p>
+    <w:p>
+      <w:pPr>
+        <w:rPr>
+          <w:lang w:val="en-US"/>
+        </w:rPr>
+      </w:pPr>
+      <w:r>
+        <w:rPr>
+          <w:noProof/>
+          <w:lang w:val="en-US"/>
+        </w:rPr>
+        <w:drawing>
+          <wp:inline distT="0" distB="0" distL="0" distR="0" wp14:anchorId="3E77BD35" wp14:editId="40AF2AFC">
+            <wp:extent cx="5760720" cy="3368040"/>
+            <wp:effectExtent l="0" t="0" r="0" b="3810"/>
+            <wp:docPr id="1502182264" name="Obraz 1"/>
+            <wp:cNvGraphicFramePr>
+              <a:graphicFrameLocks xmlns:a="http://schemas.openxmlformats.org/drawingml/2006/main" noChangeAspect="1"/>
+            </wp:cNvGraphicFramePr>
+            <a:graphic xmlns:a="http://schemas.openxmlformats.org/drawingml/2006/main">
+              <a:graphicData uri="http://schemas.openxmlformats.org/drawingml/2006/picture">
+                <pic:pic xmlns:pic="http://schemas.openxmlformats.org/drawingml/2006/picture">
+                  <pic:nvPicPr>
+                    <pic:cNvPr id="1502182264" name=""/>
+                    <pic:cNvPicPr/>
+                  </pic:nvPicPr>
+                  <pic:blipFill>
+                    <a:blip r:embed="rId30"/>
+                    <a:stretch>
+                      <a:fillRect/>
+                    </a:stretch>
+                  </pic:blipFill>
+                  <pic:spPr>
+                    <a:xfrm>
+                      <a:off x="0" y="0"/>
+                      <a:ext cx="5760720" cy="3368040"/>
+                    </a:xfrm>
+                    <a:prstGeom prst="rect">
+                      <a:avLst/>
+                    </a:prstGeom>
+                  </pic:spPr>
+                </pic:pic>
+              </a:graphicData>
+            </a:graphic>
+          </wp:inline>
+        </w:drawing>
+      </w:r>
+    </w:p>
+    <w:p>
+      <w:pPr>
+        <w:rPr>
+          <w:lang w:val="en-US"/>
+        </w:rPr>
+      </w:pPr>
+      <w:r>
+        <w:rPr>
+          <w:noProof/>
+          <w:lang w:val="en-US"/>
+        </w:rPr>
+        <w:lastRenderedPageBreak/>
+        <w:drawing>
+          <wp:inline distT="0" distB="0" distL="0" distR="0" wp14:anchorId="38A1FCEF" wp14:editId="1048FF28">
+            <wp:extent cx="5760720" cy="3966845"/>
+            <wp:effectExtent l="0" t="0" r="0" b="0"/>
+            <wp:docPr id="508090150" name="Obraz 1"/>
+            <wp:cNvGraphicFramePr>
+              <a:graphicFrameLocks xmlns:a="http://schemas.openxmlformats.org/drawingml/2006/main" noChangeAspect="1"/>
+            </wp:cNvGraphicFramePr>
+            <a:graphic xmlns:a="http://schemas.openxmlformats.org/drawingml/2006/main">
+              <a:graphicData uri="http://schemas.openxmlformats.org/drawingml/2006/picture">
+                <pic:pic xmlns:pic="http://schemas.openxmlformats.org/drawingml/2006/picture">
+                  <pic:nvPicPr>
+                    <pic:cNvPr id="508090150" name=""/>
+                    <pic:cNvPicPr/>
+                  </pic:nvPicPr>
+                  <pic:blipFill>
+                    <a:blip r:embed="rId31"/>
+                    <a:stretch>
+                      <a:fillRect/>
+                    </a:stretch>
+                  </pic:blipFill>
+                  <pic:spPr>
+                    <a:xfrm>
+                      <a:off x="0" y="0"/>
+                      <a:ext cx="5760720" cy="3966845"/>
+                    </a:xfrm>
+                    <a:prstGeom prst="rect">
+                      <a:avLst/>
+                    </a:prstGeom>
+                  </pic:spPr>
+                </pic:pic>
+              </a:graphicData>
+            </a:graphic>
+          </wp:inline>
+        </w:drawing>
+      </w:r>
+    </w:p>
+    <w:p>
+      <w:pPr>
+        <w:pStyle w:val="Nagwek2"/>
+        <w:rPr>
+          <w:lang w:val="en-US"/>
+        </w:rPr>
+      </w:pPr>
+      <w:bookmarkStart w:id="34" w:name="_Toc227707032"/>
+      <w:r>
+        <w:rPr>
+          <w:lang w:val="en-US"/>
+        </w:rPr>
+        <w:t>Why we need that?</w:t>
+      </w:r>
+      <w:bookmarkEnd w:id="34"/>
+    </w:p>
+    <w:p>
+      <w:pPr>
+        <w:rPr>
+          <w:lang w:val="en-US"/>
+        </w:rPr>
+      </w:pPr>
+      <w:r>
+        <w:rPr>
+          <w:lang w:val="en-US"/>
+        </w:rPr>
+        <w:t>Tags are used to organize and categorize Azure resources, making them easier to manage, search, filter, monitor, and track for administration or cost purposes.</w:t>
+      </w:r>
+    </w:p>
+    <w:p>
+      <w:pPr>
+        <w:pStyle w:val="Nagwek1"/>
+        <w:rPr>
+          <w:lang w:val="en-US"/>
+        </w:rPr>
+      </w:pPr>
+      <w:bookmarkStart w:id="35" w:name="_Toc227707033"/>
+      <w:r>
+        <w:rPr>
+          <w:lang w:val="en-US"/>
+        </w:rPr>
+        <w:t xml:space="preserve">Task 13 </w:t>
+      </w:r>
+      <w:r>
+        <w:rPr>
+          <w:lang w:val="en-US"/>
+        </w:rPr>
+        <w:t>SSH into an Azure Virtual Machine</w:t>
+      </w:r>
+      <w:bookmarkEnd w:id="35"/>
+    </w:p>
+    <w:p>
+      <w:pPr>
+        <w:rPr>
+          <w:lang w:val="en-US"/>
+        </w:rPr>
+      </w:pPr>
+      <w:r>
+        <w:rPr>
+          <w:lang w:val="en-US"/>
+        </w:rPr>
+        <w:t>The Nautilus DevOps team is working on setting up secure SSH access for their virtual machines in Azure. One of the requirements is to add the SSH public key of the root user from the Azure client host (landing host) to the </w:t>
+      </w:r>
+      <w:proofErr w:type="spellStart"/>
+      <w:r>
+        <w:rPr>
+          <w:lang w:val="en-US"/>
+        </w:rPr>
+        <w:t>xfusion-vm</w:t>
+      </w:r>
+      <w:proofErr w:type="spellEnd"/>
+      <w:r>
+        <w:rPr>
+          <w:lang w:val="en-US"/>
+        </w:rPr>
+        <w:t> Azure VM's </w:t>
+      </w:r>
+      <w:proofErr w:type="spellStart"/>
+      <w:r>
+        <w:rPr>
+          <w:lang w:val="en-US"/>
+        </w:rPr>
+        <w:t>authorized_keys</w:t>
+      </w:r>
+      <w:proofErr w:type="spellEnd"/>
+      <w:r>
+        <w:rPr>
+          <w:lang w:val="en-US"/>
+        </w:rPr>
+        <w:t> file. This ensures secure and password-less SSH access to the VM.</w:t>
+      </w:r>
+    </w:p>
+    <w:p>
+      <w:pPr>
+        <w:rPr>
+          <w:b/>
+          <w:bCs/>
+        </w:rPr>
+      </w:pPr>
+      <w:proofErr w:type="spellStart"/>
+      <w:r>
+        <w:rPr>
+          <w:b/>
+          <w:bCs/>
+        </w:rPr>
+        <w:t>Task</w:t>
+      </w:r>
+      <w:proofErr w:type="spellEnd"/>
+      <w:r>
+        <w:rPr>
+          <w:b/>
+          <w:bCs/>
+        </w:rPr>
+        <w:t xml:space="preserve"> </w:t>
+      </w:r>
+      <w:proofErr w:type="spellStart"/>
+      <w:r>
+        <w:rPr>
+          <w:b/>
+          <w:bCs/>
+        </w:rPr>
+        <w:t>Details</w:t>
+      </w:r>
+      <w:proofErr w:type="spellEnd"/>
+      <w:r>
+        <w:rPr>
+          <w:b/>
+          <w:bCs/>
+        </w:rPr>
+        <w:t>:</w:t>
+      </w:r>
+    </w:p>
+    <w:p>
+      <w:r>
+        <w:t>1) </w:t>
+      </w:r>
+      <w:r>
+        <w:rPr>
+          <w:b/>
+          <w:bCs/>
+        </w:rPr>
+        <w:t xml:space="preserve">VM </w:t>
+      </w:r>
+      <w:proofErr w:type="spellStart"/>
+      <w:r>
+        <w:rPr>
+          <w:b/>
+          <w:bCs/>
+        </w:rPr>
+        <w:t>Details</w:t>
+      </w:r>
+      <w:proofErr w:type="spellEnd"/>
+      <w:r>
+        <w:t>:</w:t>
+      </w:r>
+    </w:p>
+    <w:p>
+      <w:pPr>
+        <w:numPr>
+          <w:ilvl w:val="0"/>
+          <w:numId w:val="2"/>
+        </w:numPr>
+        <w:rPr>
+          <w:lang w:val="en-US"/>
+        </w:rPr>
+      </w:pPr>
+      <w:r>
+        <w:rPr>
+          <w:lang w:val="en-US"/>
+        </w:rPr>
+        <w:t>The VM is named </w:t>
+      </w:r>
+      <w:proofErr w:type="spellStart"/>
+      <w:r>
+        <w:rPr>
+          <w:lang w:val="en-US"/>
+        </w:rPr>
+        <w:t>xfusion-vm</w:t>
+      </w:r>
+      <w:proofErr w:type="spellEnd"/>
+      <w:r>
+        <w:rPr>
+          <w:lang w:val="en-US"/>
+        </w:rPr>
+        <w:t> and is running in the </w:t>
+      </w:r>
+      <w:proofErr w:type="spellStart"/>
+      <w:r>
+        <w:rPr>
+          <w:lang w:val="en-US"/>
+        </w:rPr>
+        <w:t>southcentralus</w:t>
+      </w:r>
+      <w:proofErr w:type="spellEnd"/>
+      <w:r>
+        <w:rPr>
+          <w:lang w:val="en-US"/>
+        </w:rPr>
+        <w:t> region. The default SSH user is </w:t>
+      </w:r>
+      <w:proofErr w:type="spellStart"/>
+      <w:r>
+        <w:rPr>
+          <w:lang w:val="en-US"/>
+        </w:rPr>
+        <w:t>azureuser</w:t>
+      </w:r>
+      <w:proofErr w:type="spellEnd"/>
+      <w:r>
+        <w:rPr>
+          <w:lang w:val="en-US"/>
+        </w:rPr>
+        <w:t> — use this user to connect to the VM.</w:t>
+      </w:r>
+    </w:p>
+    <w:p>
+      <w:pPr>
+        <w:numPr>
+          <w:ilvl w:val="0"/>
+          <w:numId w:val="3"/>
+        </w:numPr>
+        <w:rPr>
+          <w:lang w:val="en-US"/>
+        </w:rPr>
+      </w:pPr>
+      <w:r>
+        <w:rPr>
+          <w:lang w:val="en-US"/>
+        </w:rPr>
+        <w:t>You need to add the root user's SSH public key from the Azure client host to the </w:t>
+      </w:r>
+      <w:proofErr w:type="spellStart"/>
+      <w:r>
+        <w:rPr>
+          <w:lang w:val="en-US"/>
+        </w:rPr>
+        <w:t>authorized_keys</w:t>
+      </w:r>
+      <w:proofErr w:type="spellEnd"/>
+      <w:r>
+        <w:rPr>
+          <w:lang w:val="en-US"/>
+        </w:rPr>
+        <w:t> file of the VM's root user.</w:t>
+      </w:r>
+    </w:p>
+    <w:p>
+      <w:pPr>
+        <w:numPr>
+          <w:ilvl w:val="0"/>
+          <w:numId w:val="4"/>
+        </w:numPr>
+        <w:rPr>
+          <w:lang w:val="en-US"/>
+        </w:rPr>
+      </w:pPr>
+      <w:r>
+        <w:rPr>
+          <w:lang w:val="en-US"/>
+        </w:rPr>
+        <w:t>The SSH public key of the root user on the Azure client host is located at /root/.ssh/id_rsa.pub.</w:t>
+      </w:r>
+    </w:p>
+    <w:p>
+      <w:r>
+        <w:lastRenderedPageBreak/>
+        <w:t>2) </w:t>
+      </w:r>
+      <w:r>
+        <w:rPr>
+          <w:b/>
+          <w:bCs/>
+        </w:rPr>
+        <w:t xml:space="preserve">Public </w:t>
+      </w:r>
+      <w:proofErr w:type="spellStart"/>
+      <w:r>
+        <w:rPr>
+          <w:b/>
+          <w:bCs/>
+        </w:rPr>
+        <w:t>Key</w:t>
+      </w:r>
+      <w:proofErr w:type="spellEnd"/>
+      <w:r>
+        <w:rPr>
+          <w:b/>
+          <w:bCs/>
+        </w:rPr>
+        <w:t xml:space="preserve"> </w:t>
+      </w:r>
+      <w:proofErr w:type="spellStart"/>
+      <w:r>
+        <w:rPr>
+          <w:b/>
+          <w:bCs/>
+        </w:rPr>
+        <w:t>Addition</w:t>
+      </w:r>
+      <w:proofErr w:type="spellEnd"/>
+      <w:r>
+        <w:t>:</w:t>
+      </w:r>
+    </w:p>
+    <w:p>
+      <w:pPr>
+        <w:numPr>
+          <w:ilvl w:val="0"/>
+          <w:numId w:val="5"/>
+        </w:numPr>
+        <w:rPr>
+          <w:lang w:val="en-US"/>
+        </w:rPr>
+      </w:pPr>
+      <w:r>
+        <w:rPr>
+          <w:lang w:val="en-US"/>
+        </w:rPr>
+        <w:t>Copy the public key located at /root/.ssh/id_rsa.pub on the Azure client host to the </w:t>
+      </w:r>
+      <w:proofErr w:type="spellStart"/>
+      <w:r>
+        <w:rPr>
+          <w:lang w:val="en-US"/>
+        </w:rPr>
+        <w:t>authorized_keys</w:t>
+      </w:r>
+      <w:proofErr w:type="spellEnd"/>
+      <w:r>
+        <w:rPr>
+          <w:lang w:val="en-US"/>
+        </w:rPr>
+        <w:t> file of the root user on </w:t>
+      </w:r>
+      <w:proofErr w:type="spellStart"/>
+      <w:r>
+        <w:rPr>
+          <w:lang w:val="en-US"/>
+        </w:rPr>
+        <w:t>xfusion-vm</w:t>
+      </w:r>
+      <w:proofErr w:type="spellEnd"/>
+      <w:r>
+        <w:rPr>
+          <w:lang w:val="en-US"/>
+        </w:rPr>
+        <w:t>.</w:t>
+      </w:r>
+    </w:p>
+    <w:p>
+      <w:pPr>
+        <w:numPr>
+          <w:ilvl w:val="0"/>
+          <w:numId w:val="6"/>
+        </w:numPr>
+        <w:rPr>
+          <w:lang w:val="en-US"/>
+        </w:rPr>
+      </w:pPr>
+      <w:r>
+        <w:rPr>
+          <w:lang w:val="en-US"/>
+        </w:rPr>
+        <w:t>Ensure that the proper permissions for the .ssh folder and </w:t>
+      </w:r>
+      <w:proofErr w:type="spellStart"/>
+      <w:r>
+        <w:rPr>
+          <w:lang w:val="en-US"/>
+        </w:rPr>
+        <w:t>authorized_keys</w:t>
+      </w:r>
+      <w:proofErr w:type="spellEnd"/>
+      <w:r>
+        <w:rPr>
+          <w:lang w:val="en-US"/>
+        </w:rPr>
+        <w:t> file are set on the VM.</w:t>
+      </w:r>
+    </w:p>
+    <w:p>
+      <w:r>
+        <w:t>3) </w:t>
+      </w:r>
+      <w:proofErr w:type="spellStart"/>
+      <w:r>
+        <w:rPr>
+          <w:b/>
+          <w:bCs/>
+        </w:rPr>
+        <w:t>Verification</w:t>
+      </w:r>
+      <w:proofErr w:type="spellEnd"/>
+      <w:r>
+        <w:t>:</w:t>
+      </w:r>
+    </w:p>
+    <w:p>
+      <w:pPr>
+        <w:numPr>
+          <w:ilvl w:val="0"/>
+          <w:numId w:val="7"/>
+        </w:numPr>
+        <w:rPr>
+          <w:lang w:val="en-US"/>
+        </w:rPr>
+      </w:pPr>
+      <w:r>
+        <w:rPr>
+          <w:lang w:val="en-US"/>
+        </w:rPr>
+        <w:t>After adding the public key, make sure that you are able to SSH into the </w:t>
+      </w:r>
+      <w:proofErr w:type="spellStart"/>
+      <w:r>
+        <w:rPr>
+          <w:lang w:val="en-US"/>
+        </w:rPr>
+        <w:t>xfusion-vm</w:t>
+      </w:r>
+      <w:proofErr w:type="spellEnd"/>
+      <w:r>
+        <w:rPr>
+          <w:lang w:val="en-US"/>
+        </w:rPr>
+        <w:t> VM as the root user from the Azure client host without needing a password.</w:t>
+      </w:r>
+    </w:p>
+    <w:p>
+      <w:pPr>
+        <w:rPr>
+          <w:b/>
+          <w:bCs/>
+        </w:rPr>
+      </w:pPr>
+      <w:proofErr w:type="spellStart"/>
+      <w:r>
+        <w:rPr>
+          <w:b/>
+          <w:bCs/>
+        </w:rPr>
+        <w:t>Important</w:t>
+      </w:r>
+      <w:proofErr w:type="spellEnd"/>
+      <w:r>
+        <w:rPr>
+          <w:b/>
+          <w:bCs/>
+        </w:rPr>
+        <w:t xml:space="preserve"> Notes:</w:t>
+      </w:r>
+    </w:p>
+    <w:p>
+      <w:pPr>
+        <w:numPr>
+          <w:ilvl w:val="0"/>
+          <w:numId w:val="8"/>
+        </w:numPr>
+        <w:rPr>
+          <w:lang w:val="en-US"/>
+        </w:rPr>
+      </w:pPr>
+      <w:r>
+        <w:rPr>
+          <w:lang w:val="en-US"/>
+        </w:rPr>
+        <w:t>Ensure that the VM is up and running before attempting to SSH.</w:t>
+      </w:r>
+    </w:p>
+    <w:p>
+      <w:pPr>
+        <w:numPr>
+          <w:ilvl w:val="0"/>
+          <w:numId w:val="9"/>
+        </w:numPr>
+        <w:rPr>
+          <w:lang w:val="en-US"/>
+        </w:rPr>
+      </w:pPr>
+      <w:r>
+        <w:rPr>
+          <w:lang w:val="en-US"/>
+        </w:rPr>
+        <w:t>You may need to adjust the firewall or security group rules for the VM to allow SSH access.</w:t>
+      </w:r>
+    </w:p>
+    <w:p>
+      <w:pPr>
+        <w:pStyle w:val="Nagwek2"/>
+        <w:rPr>
+          <w:lang w:val="en-US"/>
+        </w:rPr>
+      </w:pPr>
+      <w:bookmarkStart w:id="36" w:name="_Toc227707034"/>
+      <w:r>
+        <w:rPr>
+          <w:lang w:val="en-US"/>
+        </w:rPr>
+        <w:t>Solution</w:t>
+      </w:r>
+      <w:bookmarkEnd w:id="36"/>
+    </w:p>
+    <w:p>
+      <w:pPr>
+        <w:rPr>
+          <w:lang w:val="en-US"/>
+        </w:rPr>
+      </w:pPr>
+      <w:r>
+        <w:rPr>
+          <w:lang w:val="en-US"/>
+        </w:rPr>
+        <w:t>From Script</w:t>
+      </w:r>
+    </w:p>
+    <w:p>
+      <w:pPr>
+        <w:rPr>
+          <w:rStyle w:val="Wyrnienieintensywne"/>
+          <w:lang w:val="en-US"/>
+        </w:rPr>
+      </w:pPr>
+      <w:proofErr w:type="spellStart"/>
+      <w:r>
+        <w:rPr>
+          <w:rStyle w:val="Wyrnienieintensywne"/>
+          <w:lang w:val="en-US"/>
+        </w:rPr>
+        <w:t>az</w:t>
+      </w:r>
+      <w:proofErr w:type="spellEnd"/>
+      <w:r>
+        <w:rPr>
+          <w:rStyle w:val="Wyrnienieintensywne"/>
+          <w:lang w:val="en-US"/>
+        </w:rPr>
+        <w:t xml:space="preserve"> </w:t>
+      </w:r>
+      <w:proofErr w:type="spellStart"/>
+      <w:r>
+        <w:rPr>
+          <w:rStyle w:val="Wyrnienieintensywne"/>
+          <w:lang w:val="en-US"/>
+        </w:rPr>
+        <w:t>vm</w:t>
+      </w:r>
+      <w:proofErr w:type="spellEnd"/>
+      <w:r>
+        <w:rPr>
+          <w:rStyle w:val="Wyrnienieintensywne"/>
+          <w:lang w:val="en-US"/>
+        </w:rPr>
+        <w:t xml:space="preserve"> list -d --query "[?name=='xfusion-vm'].[name,resourceGroup,publicIps,powerState]" -o table</w:t>
+      </w:r>
+    </w:p>
+    <w:p>
+      <w:pPr>
+        <w:rPr>
+          <w:rStyle w:val="Wyrnienieintensywne"/>
+          <w:lang w:val="en-US"/>
+        </w:rPr>
+      </w:pPr>
+    </w:p>
+    <w:p>
+      <w:pPr>
+        <w:rPr>
+          <w:rStyle w:val="Wyrnienieintensywne"/>
+          <w:lang w:val="en-US"/>
+        </w:rPr>
+      </w:pPr>
+      <w:proofErr w:type="spellStart"/>
+      <w:r>
+        <w:rPr>
+          <w:rStyle w:val="Wyrnienieintensywne"/>
+          <w:lang w:val="en-US"/>
+        </w:rPr>
+        <w:t>az</w:t>
+      </w:r>
+      <w:proofErr w:type="spellEnd"/>
+      <w:r>
+        <w:rPr>
+          <w:rStyle w:val="Wyrnienieintensywne"/>
+          <w:lang w:val="en-US"/>
+        </w:rPr>
+        <w:t xml:space="preserve"> </w:t>
+      </w:r>
+      <w:proofErr w:type="spellStart"/>
+      <w:r>
+        <w:rPr>
+          <w:rStyle w:val="Wyrnienieintensywne"/>
+          <w:lang w:val="en-US"/>
+        </w:rPr>
+        <w:t>vm</w:t>
+      </w:r>
+      <w:proofErr w:type="spellEnd"/>
+      <w:r>
+        <w:rPr>
+          <w:rStyle w:val="Wyrnienieintensywne"/>
+          <w:lang w:val="en-US"/>
+        </w:rPr>
+        <w:t xml:space="preserve"> show -d -g KML_RG_MAIN-0AC3B862671943A1 -n </w:t>
+      </w:r>
+      <w:proofErr w:type="spellStart"/>
+      <w:r>
+        <w:rPr>
+          <w:rStyle w:val="Wyrnienieintensywne"/>
+          <w:lang w:val="en-US"/>
+        </w:rPr>
+        <w:t>xfusion-vm</w:t>
+      </w:r>
+      <w:proofErr w:type="spellEnd"/>
+      <w:r>
+        <w:rPr>
+          <w:rStyle w:val="Wyrnienieintensywne"/>
+          <w:lang w:val="en-US"/>
+        </w:rPr>
+        <w:t xml:space="preserve"> --query "[</w:t>
+      </w:r>
+      <w:proofErr w:type="spellStart"/>
+      <w:r>
+        <w:rPr>
+          <w:rStyle w:val="Wyrnienieintensywne"/>
+          <w:lang w:val="en-US"/>
+        </w:rPr>
+        <w:t>name,publicIps,powerState</w:t>
+      </w:r>
+      <w:proofErr w:type="spellEnd"/>
+      <w:r>
+        <w:rPr>
+          <w:rStyle w:val="Wyrnienieintensywne"/>
+          <w:lang w:val="en-US"/>
+        </w:rPr>
+        <w:t xml:space="preserve">]" -o </w:t>
+      </w:r>
+      <w:proofErr w:type="spellStart"/>
+      <w:r>
+        <w:rPr>
+          <w:rStyle w:val="Wyrnienieintensywne"/>
+          <w:lang w:val="en-US"/>
+        </w:rPr>
+        <w:t>tsv</w:t>
+      </w:r>
+      <w:proofErr w:type="spellEnd"/>
+    </w:p>
+    <w:p>
+      <w:pPr>
+        <w:rPr>
+          <w:rStyle w:val="Wyrnienieintensywne"/>
+          <w:lang w:val="en-US"/>
+        </w:rPr>
+      </w:pPr>
+    </w:p>
+    <w:p>
+      <w:pPr>
+        <w:rPr>
+          <w:rStyle w:val="Wyrnienieintensywne"/>
+          <w:lang w:val="en-US"/>
+        </w:rPr>
+      </w:pPr>
+      <w:proofErr w:type="spellStart"/>
+      <w:r>
+        <w:rPr>
+          <w:rStyle w:val="Wyrnienieintensywne"/>
+          <w:lang w:val="en-US"/>
+        </w:rPr>
+        <w:t>az</w:t>
+      </w:r>
+      <w:proofErr w:type="spellEnd"/>
+      <w:r>
+        <w:rPr>
+          <w:rStyle w:val="Wyrnienieintensywne"/>
+          <w:lang w:val="en-US"/>
+        </w:rPr>
+        <w:t xml:space="preserve"> </w:t>
+      </w:r>
+      <w:proofErr w:type="spellStart"/>
+      <w:r>
+        <w:rPr>
+          <w:rStyle w:val="Wyrnienieintensywne"/>
+          <w:lang w:val="en-US"/>
+        </w:rPr>
+        <w:t>vm</w:t>
+      </w:r>
+      <w:proofErr w:type="spellEnd"/>
+      <w:r>
+        <w:rPr>
+          <w:rStyle w:val="Wyrnienieintensywne"/>
+          <w:lang w:val="en-US"/>
+        </w:rPr>
+        <w:t xml:space="preserve"> open-port -g KML_RG_MAIN-0AC3B862671943A1 -n </w:t>
+      </w:r>
+      <w:proofErr w:type="spellStart"/>
+      <w:r>
+        <w:rPr>
+          <w:rStyle w:val="Wyrnienieintensywne"/>
+          <w:lang w:val="en-US"/>
+        </w:rPr>
+        <w:t>xfusion-vm</w:t>
+      </w:r>
+      <w:proofErr w:type="spellEnd"/>
+      <w:r>
+        <w:rPr>
+          <w:rStyle w:val="Wyrnienieintensywne"/>
+          <w:lang w:val="en-US"/>
+        </w:rPr>
+        <w:t xml:space="preserve"> --port 22</w:t>
+      </w:r>
+    </w:p>
+    <w:p>
+      <w:pPr>
+        <w:rPr>
+          <w:rStyle w:val="Wyrnienieintensywne"/>
+          <w:lang w:val="en-US"/>
+        </w:rPr>
+      </w:pPr>
+    </w:p>
+    <w:p>
+      <w:pPr>
+        <w:rPr>
+          <w:rStyle w:val="Wyrnienieintensywne"/>
+          <w:lang w:val="en-US"/>
+        </w:rPr>
+      </w:pPr>
+      <w:r>
+        <w:rPr>
+          <w:rStyle w:val="Wyrnienieintensywne"/>
+          <w:lang w:val="en-US"/>
+        </w:rPr>
+        <w:t>ssh-copy-id -</w:t>
+      </w:r>
+      <w:proofErr w:type="spellStart"/>
+      <w:r>
+        <w:rPr>
+          <w:rStyle w:val="Wyrnienieintensywne"/>
+          <w:lang w:val="en-US"/>
+        </w:rPr>
+        <w:t>i</w:t>
+      </w:r>
+      <w:proofErr w:type="spellEnd"/>
+      <w:r>
+        <w:rPr>
+          <w:rStyle w:val="Wyrnienieintensywne"/>
+          <w:lang w:val="en-US"/>
+        </w:rPr>
+        <w:t xml:space="preserve"> /root/.ssh/id_rsa.pub azureuser@20.225.214.233</w:t>
+      </w:r>
+    </w:p>
+    <w:p>
+      <w:pPr>
+        <w:rPr>
+          <w:rStyle w:val="Wyrnienieintensywne"/>
+          <w:lang w:val="en-US"/>
+        </w:rPr>
+      </w:pPr>
+    </w:p>
+    <w:p>
+      <w:pPr>
+        <w:rPr>
+          <w:rStyle w:val="Wyrnienieintensywne"/>
+          <w:lang w:val="en-US"/>
+        </w:rPr>
+      </w:pPr>
+      <w:r>
+        <w:rPr>
+          <w:rStyle w:val="Wyrnienieintensywne"/>
+          <w:lang w:val="en-US"/>
+        </w:rPr>
+        <w:t>ssh azureuser@20.225.214.233</w:t>
+      </w:r>
+    </w:p>
+    <w:p>
+      <w:pPr>
+        <w:rPr>
+          <w:rStyle w:val="Wyrnienieintensywne"/>
+          <w:lang w:val="en-US"/>
+        </w:rPr>
+      </w:pPr>
+    </w:p>
+    <w:p>
+      <w:pPr>
+        <w:rPr>
+          <w:rStyle w:val="Wyrnienieintensywne"/>
+          <w:lang w:val="en-US"/>
+        </w:rPr>
+      </w:pPr>
+      <w:proofErr w:type="spellStart"/>
+      <w:r>
+        <w:rPr>
+          <w:rStyle w:val="Wyrnienieintensywne"/>
+          <w:lang w:val="en-US"/>
+        </w:rPr>
+        <w:t>sudo</w:t>
+      </w:r>
+      <w:proofErr w:type="spellEnd"/>
+      <w:r>
+        <w:rPr>
+          <w:rStyle w:val="Wyrnienieintensywne"/>
+          <w:lang w:val="en-US"/>
+        </w:rPr>
+        <w:t xml:space="preserve"> </w:t>
+      </w:r>
+      <w:proofErr w:type="spellStart"/>
+      <w:r>
+        <w:rPr>
+          <w:rStyle w:val="Wyrnienieintensywne"/>
+          <w:lang w:val="en-US"/>
+        </w:rPr>
+        <w:t>mkdir</w:t>
+      </w:r>
+      <w:proofErr w:type="spellEnd"/>
+      <w:r>
+        <w:rPr>
+          <w:rStyle w:val="Wyrnienieintensywne"/>
+          <w:lang w:val="en-US"/>
+        </w:rPr>
+        <w:t xml:space="preserve"> -p /root/.ssh</w:t>
+      </w:r>
+    </w:p>
+    <w:p>
+      <w:pPr>
+        <w:rPr>
+          <w:rStyle w:val="Wyrnienieintensywne"/>
+          <w:lang w:val="en-US"/>
+        </w:rPr>
+      </w:pPr>
+    </w:p>
+    <w:p>
+      <w:pPr>
+        <w:rPr>
+          <w:rStyle w:val="Wyrnienieintensywne"/>
+          <w:lang w:val="en-US"/>
+        </w:rPr>
+      </w:pPr>
+      <w:proofErr w:type="spellStart"/>
+      <w:r>
+        <w:rPr>
+          <w:rStyle w:val="Wyrnienieintensywne"/>
+          <w:lang w:val="en-US"/>
+        </w:rPr>
+        <w:t>sudo</w:t>
+      </w:r>
+      <w:proofErr w:type="spellEnd"/>
+      <w:r>
+        <w:rPr>
+          <w:rStyle w:val="Wyrnienieintensywne"/>
+          <w:lang w:val="en-US"/>
+        </w:rPr>
+        <w:t xml:space="preserve"> </w:t>
+      </w:r>
+      <w:proofErr w:type="spellStart"/>
+      <w:r>
+        <w:rPr>
+          <w:rStyle w:val="Wyrnienieintensywne"/>
+          <w:lang w:val="en-US"/>
+        </w:rPr>
+        <w:t>chmod</w:t>
+      </w:r>
+      <w:proofErr w:type="spellEnd"/>
+      <w:r>
+        <w:rPr>
+          <w:rStyle w:val="Wyrnienieintensywne"/>
+          <w:lang w:val="en-US"/>
+        </w:rPr>
+        <w:t xml:space="preserve"> 700 /root/.ssh</w:t>
+      </w:r>
+    </w:p>
+    <w:p>
+      <w:pPr>
+        <w:rPr>
+          <w:rStyle w:val="Wyrnienieintensywne"/>
+          <w:lang w:val="en-US"/>
+        </w:rPr>
+      </w:pPr>
+    </w:p>
+    <w:p>
+      <w:pPr>
+        <w:rPr>
+          <w:rStyle w:val="Wyrnienieintensywne"/>
+          <w:lang w:val="en-US"/>
+        </w:rPr>
+      </w:pPr>
+      <w:r>
+        <w:rPr>
+          <w:rStyle w:val="Wyrnienieintensywne"/>
+          <w:lang w:val="en-US"/>
+        </w:rPr>
+        <w:lastRenderedPageBreak/>
+        <w:t>cat /home/</w:t>
+      </w:r>
+      <w:proofErr w:type="spellStart"/>
+      <w:r>
+        <w:rPr>
+          <w:rStyle w:val="Wyrnienieintensywne"/>
+          <w:lang w:val="en-US"/>
+        </w:rPr>
+        <w:t>azureuser</w:t>
+      </w:r>
+      <w:proofErr w:type="spellEnd"/>
+      <w:r>
+        <w:rPr>
+          <w:rStyle w:val="Wyrnienieintensywne"/>
+          <w:lang w:val="en-US"/>
+        </w:rPr>
+        <w:t>/.ssh/</w:t>
+      </w:r>
+      <w:proofErr w:type="spellStart"/>
+      <w:r>
+        <w:rPr>
+          <w:rStyle w:val="Wyrnienieintensywne"/>
+          <w:lang w:val="en-US"/>
+        </w:rPr>
+        <w:t>authorized_keys</w:t>
+      </w:r>
+      <w:proofErr w:type="spellEnd"/>
+      <w:r>
+        <w:rPr>
+          <w:rStyle w:val="Wyrnienieintensywne"/>
+          <w:lang w:val="en-US"/>
+        </w:rPr>
+        <w:t xml:space="preserve"> | </w:t>
+      </w:r>
+      <w:proofErr w:type="spellStart"/>
+      <w:r>
+        <w:rPr>
+          <w:rStyle w:val="Wyrnienieintensywne"/>
+          <w:lang w:val="en-US"/>
+        </w:rPr>
+        <w:t>sudo</w:t>
+      </w:r>
+      <w:proofErr w:type="spellEnd"/>
+      <w:r>
+        <w:rPr>
+          <w:rStyle w:val="Wyrnienieintensywne"/>
+          <w:lang w:val="en-US"/>
+        </w:rPr>
+        <w:t xml:space="preserve"> tee /root/.ssh/</w:t>
+      </w:r>
+      <w:proofErr w:type="spellStart"/>
+      <w:r>
+        <w:rPr>
+          <w:rStyle w:val="Wyrnienieintensywne"/>
+          <w:lang w:val="en-US"/>
+        </w:rPr>
+        <w:t>authorized_keys</w:t>
+      </w:r>
+      <w:proofErr w:type="spellEnd"/>
+      <w:r>
+        <w:rPr>
+          <w:rStyle w:val="Wyrnienieintensywne"/>
+          <w:lang w:val="en-US"/>
+        </w:rPr>
+        <w:t xml:space="preserve"> &gt; /dev/null</w:t>
+      </w:r>
+    </w:p>
+    <w:p>
+      <w:pPr>
+        <w:rPr>
+          <w:rStyle w:val="Wyrnienieintensywne"/>
+          <w:lang w:val="en-US"/>
+        </w:rPr>
+      </w:pPr>
+    </w:p>
+    <w:p>
+      <w:pPr>
+        <w:rPr>
+          <w:rStyle w:val="Wyrnienieintensywne"/>
+          <w:lang w:val="en-US"/>
+        </w:rPr>
+      </w:pPr>
+      <w:proofErr w:type="spellStart"/>
+      <w:r>
+        <w:rPr>
+          <w:rStyle w:val="Wyrnienieintensywne"/>
+          <w:lang w:val="en-US"/>
+        </w:rPr>
+        <w:t>sudo</w:t>
+      </w:r>
+      <w:proofErr w:type="spellEnd"/>
+      <w:r>
+        <w:rPr>
+          <w:rStyle w:val="Wyrnienieintensywne"/>
+          <w:lang w:val="en-US"/>
+        </w:rPr>
+        <w:t xml:space="preserve"> </w:t>
+      </w:r>
+      <w:proofErr w:type="spellStart"/>
+      <w:r>
+        <w:rPr>
+          <w:rStyle w:val="Wyrnienieintensywne"/>
+          <w:lang w:val="en-US"/>
+        </w:rPr>
+        <w:t>chmod</w:t>
+      </w:r>
+      <w:proofErr w:type="spellEnd"/>
+      <w:r>
+        <w:rPr>
+          <w:rStyle w:val="Wyrnienieintensywne"/>
+          <w:lang w:val="en-US"/>
+        </w:rPr>
+        <w:t xml:space="preserve"> 600 /root/.ssh/</w:t>
+      </w:r>
+      <w:proofErr w:type="spellStart"/>
+      <w:r>
+        <w:rPr>
+          <w:rStyle w:val="Wyrnienieintensywne"/>
+          <w:lang w:val="en-US"/>
+        </w:rPr>
+        <w:t>authorized_keys</w:t>
+      </w:r>
+      <w:proofErr w:type="spellEnd"/>
+    </w:p>
+    <w:p>
+      <w:pPr>
+        <w:rPr>
+          <w:rStyle w:val="Wyrnienieintensywne"/>
+          <w:lang w:val="en-US"/>
+        </w:rPr>
+      </w:pPr>
+    </w:p>
+    <w:p>
+      <w:pPr>
+        <w:rPr>
+          <w:rStyle w:val="Wyrnienieintensywne"/>
+          <w:lang w:val="en-US"/>
+        </w:rPr>
+      </w:pPr>
+      <w:proofErr w:type="spellStart"/>
+      <w:r>
+        <w:rPr>
+          <w:rStyle w:val="Wyrnienieintensywne"/>
+          <w:lang w:val="en-US"/>
+        </w:rPr>
+        <w:t>sudo</w:t>
+      </w:r>
+      <w:proofErr w:type="spellEnd"/>
+      <w:r>
+        <w:rPr>
+          <w:rStyle w:val="Wyrnienieintensywne"/>
+          <w:lang w:val="en-US"/>
+        </w:rPr>
+        <w:t xml:space="preserve"> </w:t>
+      </w:r>
+      <w:proofErr w:type="spellStart"/>
+      <w:r>
+        <w:rPr>
+          <w:rStyle w:val="Wyrnienieintensywne"/>
+          <w:lang w:val="en-US"/>
+        </w:rPr>
+        <w:t>chown</w:t>
+      </w:r>
+      <w:proofErr w:type="spellEnd"/>
+      <w:r>
+        <w:rPr>
+          <w:rStyle w:val="Wyrnienieintensywne"/>
+          <w:lang w:val="en-US"/>
+        </w:rPr>
+        <w:t xml:space="preserve"> -R </w:t>
+      </w:r>
+      <w:proofErr w:type="spellStart"/>
+      <w:r>
+        <w:rPr>
+          <w:rStyle w:val="Wyrnienieintensywne"/>
+          <w:lang w:val="en-US"/>
+        </w:rPr>
+        <w:t>root:root</w:t>
+      </w:r>
+      <w:proofErr w:type="spellEnd"/>
+      <w:r>
+        <w:rPr>
+          <w:rStyle w:val="Wyrnienieintensywne"/>
+          <w:lang w:val="en-US"/>
+        </w:rPr>
+        <w:t xml:space="preserve"> /root/.ssh</w:t>
+      </w:r>
+    </w:p>
+    <w:p>
+      <w:pPr>
+        <w:rPr>
+          <w:rStyle w:val="Wyrnienieintensywne"/>
+          <w:lang w:val="en-US"/>
+        </w:rPr>
+      </w:pPr>
+    </w:p>
+    <w:p>
+      <w:pPr>
+        <w:rPr>
+          <w:rStyle w:val="Wyrnienieintensywne"/>
+          <w:lang w:val="en-US"/>
+        </w:rPr>
+      </w:pPr>
+      <w:proofErr w:type="spellStart"/>
+      <w:r>
+        <w:rPr>
+          <w:rStyle w:val="Wyrnienieintensywne"/>
+          <w:lang w:val="en-US"/>
+        </w:rPr>
+        <w:t>sudo</w:t>
+      </w:r>
+      <w:proofErr w:type="spellEnd"/>
+      <w:r>
+        <w:rPr>
+          <w:rStyle w:val="Wyrnienieintensywne"/>
+          <w:lang w:val="en-US"/>
+        </w:rPr>
+        <w:t xml:space="preserve"> sed -</w:t>
+      </w:r>
+      <w:proofErr w:type="spellStart"/>
+      <w:r>
+        <w:rPr>
+          <w:rStyle w:val="Wyrnienieintensywne"/>
+          <w:lang w:val="en-US"/>
+        </w:rPr>
+        <w:t>i</w:t>
+      </w:r>
+      <w:proofErr w:type="spellEnd"/>
+      <w:r>
+        <w:rPr>
+          <w:rStyle w:val="Wyrnienieintensywne"/>
+          <w:lang w:val="en-US"/>
+        </w:rPr>
+        <w:t xml:space="preserve"> 's/^#\?</w:t>
+      </w:r>
+      <w:proofErr w:type="spellStart"/>
+      <w:r>
+        <w:rPr>
+          <w:rStyle w:val="Wyrnienieintensywne"/>
+          <w:lang w:val="en-US"/>
+        </w:rPr>
+        <w:t>PermitRootLogin</w:t>
+      </w:r>
+      <w:proofErr w:type="spellEnd"/>
+      <w:r>
+        <w:rPr>
+          <w:rStyle w:val="Wyrnienieintensywne"/>
+          <w:lang w:val="en-US"/>
+        </w:rPr>
+        <w:t>.*/</w:t>
+      </w:r>
+      <w:proofErr w:type="spellStart"/>
+      <w:r>
+        <w:rPr>
+          <w:rStyle w:val="Wyrnienieintensywne"/>
+          <w:lang w:val="en-US"/>
+        </w:rPr>
+        <w:t>PermitRootLogin</w:t>
+      </w:r>
+      <w:proofErr w:type="spellEnd"/>
+      <w:r>
+        <w:rPr>
+          <w:rStyle w:val="Wyrnienieintensywne"/>
+          <w:lang w:val="en-US"/>
+        </w:rPr>
+        <w:t xml:space="preserve"> prohibit-password/' /</w:t>
+      </w:r>
+      <w:proofErr w:type="spellStart"/>
+      <w:r>
+        <w:rPr>
+          <w:rStyle w:val="Wyrnienieintensywne"/>
+          <w:lang w:val="en-US"/>
+        </w:rPr>
+        <w:t>etc</w:t>
+      </w:r>
+      <w:proofErr w:type="spellEnd"/>
+      <w:r>
+        <w:rPr>
+          <w:rStyle w:val="Wyrnienieintensywne"/>
+          <w:lang w:val="en-US"/>
+        </w:rPr>
+        <w:t>/ssh/</w:t>
+      </w:r>
+      <w:proofErr w:type="spellStart"/>
+      <w:r>
+        <w:rPr>
+          <w:rStyle w:val="Wyrnienieintensywne"/>
+          <w:lang w:val="en-US"/>
+        </w:rPr>
+        <w:t>sshd_config</w:t>
+      </w:r>
+      <w:proofErr w:type="spellEnd"/>
+    </w:p>
+    <w:p>
+      <w:pPr>
+        <w:rPr>
+          <w:rStyle w:val="Wyrnienieintensywne"/>
+          <w:lang w:val="en-US"/>
+        </w:rPr>
+      </w:pPr>
+    </w:p>
+    <w:p>
+      <w:pPr>
+        <w:rPr>
+          <w:rStyle w:val="Wyrnienieintensywne"/>
+          <w:lang w:val="en-US"/>
+        </w:rPr>
+      </w:pPr>
+      <w:proofErr w:type="spellStart"/>
+      <w:r>
+        <w:rPr>
+          <w:rStyle w:val="Wyrnienieintensywne"/>
+          <w:lang w:val="en-US"/>
+        </w:rPr>
+        <w:t>sudo</w:t>
+      </w:r>
+      <w:proofErr w:type="spellEnd"/>
+      <w:r>
+        <w:rPr>
+          <w:rStyle w:val="Wyrnienieintensywne"/>
+          <w:lang w:val="en-US"/>
+        </w:rPr>
+        <w:t xml:space="preserve"> </w:t>
+      </w:r>
+      <w:proofErr w:type="spellStart"/>
+      <w:r>
+        <w:rPr>
+          <w:rStyle w:val="Wyrnienieintensywne"/>
+          <w:lang w:val="en-US"/>
+        </w:rPr>
+        <w:t>systemctl</w:t>
+      </w:r>
+      <w:proofErr w:type="spellEnd"/>
+      <w:r>
+        <w:rPr>
+          <w:rStyle w:val="Wyrnienieintensywne"/>
+          <w:lang w:val="en-US"/>
+        </w:rPr>
+        <w:t xml:space="preserve"> restart </w:t>
+      </w:r>
+      <w:proofErr w:type="spellStart"/>
+      <w:r>
+        <w:rPr>
+          <w:rStyle w:val="Wyrnienieintensywne"/>
+          <w:lang w:val="en-US"/>
+        </w:rPr>
+        <w:t>sshd</w:t>
+      </w:r>
+      <w:proofErr w:type="spellEnd"/>
+      <w:r>
+        <w:rPr>
+          <w:rStyle w:val="Wyrnienieintensywne"/>
+          <w:lang w:val="en-US"/>
+        </w:rPr>
+        <w:t xml:space="preserve"> || </w:t>
+      </w:r>
+      <w:proofErr w:type="spellStart"/>
+      <w:r>
+        <w:rPr>
+          <w:rStyle w:val="Wyrnienieintensywne"/>
+          <w:lang w:val="en-US"/>
+        </w:rPr>
+        <w:t>sudo</w:t>
+      </w:r>
+      <w:proofErr w:type="spellEnd"/>
+      <w:r>
+        <w:rPr>
+          <w:rStyle w:val="Wyrnienieintensywne"/>
+          <w:lang w:val="en-US"/>
+        </w:rPr>
+        <w:t xml:space="preserve"> </w:t>
+      </w:r>
+      <w:proofErr w:type="spellStart"/>
+      <w:r>
+        <w:rPr>
+          <w:rStyle w:val="Wyrnienieintensywne"/>
+          <w:lang w:val="en-US"/>
+        </w:rPr>
+        <w:t>systemctl</w:t>
+      </w:r>
+      <w:proofErr w:type="spellEnd"/>
+      <w:r>
+        <w:rPr>
+          <w:rStyle w:val="Wyrnienieintensywne"/>
+          <w:lang w:val="en-US"/>
+        </w:rPr>
+        <w:t xml:space="preserve"> restart ssh</w:t>
+      </w:r>
+    </w:p>
+    <w:p>
+      <w:pPr>
+        <w:rPr>
+          <w:rStyle w:val="Wyrnienieintensywne"/>
+          <w:lang w:val="en-US"/>
+        </w:rPr>
+      </w:pPr>
+    </w:p>
+    <w:p>
+      <w:pPr>
+        <w:rPr>
+          <w:rStyle w:val="Wyrnienieintensywne"/>
+          <w:lang w:val="en-US"/>
+        </w:rPr>
+      </w:pPr>
+      <w:r>
+        <w:rPr>
+          <w:rStyle w:val="Wyrnienieintensywne"/>
+          <w:lang w:val="en-US"/>
+        </w:rPr>
+        <w:t>exit</w:t>
+      </w:r>
+    </w:p>
+    <w:p>
+      <w:pPr>
+        <w:rPr>
+          <w:rStyle w:val="Wyrnienieintensywne"/>
+          <w:lang w:val="en-US"/>
+        </w:rPr>
+      </w:pPr>
+    </w:p>
+    <w:p>
+      <w:pPr>
+        <w:rPr>
+          <w:rStyle w:val="Wyrnienieintensywne"/>
+          <w:lang w:val="en-US"/>
+        </w:rPr>
+      </w:pPr>
+      <w:r>
+        <w:rPr>
+          <w:rStyle w:val="Wyrnienieintensywne"/>
+          <w:lang w:val="en-US"/>
+        </w:rPr>
+        <w:t>ssh root@20.225.214.233</w:t>
+      </w:r>
+    </w:p>
+    <w:p>
+      <w:pPr>
+        <w:rPr>
+          <w:rStyle w:val="Wyrnienieintensywne"/>
+          <w:lang w:val="en-US"/>
+        </w:rPr>
+      </w:pPr>
+    </w:p>
+    <w:p>
+      <w:pPr>
+        <w:rPr>
+          <w:rStyle w:val="Wyrnienieintensywne"/>
+          <w:lang w:val="en-US"/>
+        </w:rPr>
+      </w:pPr>
+      <w:r>
+        <w:rPr>
+          <w:rStyle w:val="Wyrnienieintensywne"/>
+          <w:lang w:val="en-US"/>
+        </w:rPr>
+        <w:t>exit</w:t>
+      </w:r>
+    </w:p>
+    <w:p>
+      <w:pPr>
+        <w:rPr>
+          <w:lang w:val="en-US"/>
+        </w:rPr>
+      </w:pPr>
+    </w:p>
+    <w:p>
+      <w:pPr>
+        <w:rPr>
+          <w:lang w:val="en-US"/>
+        </w:rPr>
+      </w:pPr>
+      <w:r>
+        <w:rPr>
+          <w:lang w:val="en-US"/>
+        </w:rPr>
+        <w:t xml:space="preserve">From </w:t>
+      </w:r>
+      <w:r>
+        <w:rPr>
+          <w:lang w:val="en-US"/>
+        </w:rPr>
+        <w:t>Portal</w:t>
+      </w:r>
+    </w:p>
+    <w:p>
+      <w:pPr>
+        <w:rPr>
+          <w:lang w:val="en-US"/>
+        </w:rPr>
+      </w:pPr>
+    </w:p>
+    <w:p>
+      <w:pPr>
+        <w:pStyle w:val="Nagwek2"/>
+        <w:rPr>
+          <w:lang w:val="en-US"/>
+        </w:rPr>
+      </w:pPr>
+      <w:bookmarkStart w:id="37" w:name="_Toc227707035"/>
+      <w:r>
+        <w:rPr>
+          <w:lang w:val="en-US"/>
+        </w:rPr>
+        <w:t>Why we need that</w:t>
+      </w:r>
+      <w:bookmarkEnd w:id="37"/>
+    </w:p>
+    <w:p>
+      <w:pPr>
+        <w:rPr>
+          <w:lang w:val="en-US"/>
+        </w:rPr>
+      </w:pPr>
+      <w:r>
+        <w:rPr>
+          <w:lang w:val="en-US"/>
+        </w:rPr>
+        <w:t xml:space="preserve">Added the landing host root public key to the VM root user so root can access </w:t>
+      </w:r>
+      <w:proofErr w:type="spellStart"/>
+      <w:r>
+        <w:rPr>
+          <w:lang w:val="en-US"/>
+        </w:rPr>
+        <w:t>xfusion-vm</w:t>
+      </w:r>
+      <w:proofErr w:type="spellEnd"/>
+      <w:r>
+        <w:rPr>
+          <w:lang w:val="en-US"/>
+        </w:rPr>
+        <w:t xml:space="preserve"> securely through password-less SSH authentication.</w:t>
+      </w:r>
+    </w:p>
+    <w:p>
+      <w:pPr>
+        <w:rPr>
+          <w:lang w:val="en-US"/>
+        </w:rPr>
+      </w:pPr>
+    </w:p>
+    <w:p>
+      <w:pPr>
+        <w:pStyle w:val="Nagwek1"/>
+        <w:rPr>
+          <w:lang w:val="en-US"/>
+        </w:rPr>
+      </w:pPr>
+      <w:bookmarkStart w:id="38" w:name="_Toc227707036"/>
+      <w:r>
+        <w:rPr>
+          <w:lang w:val="en-US"/>
+        </w:rPr>
+        <w:t xml:space="preserve">Task 14 </w:t>
+      </w:r>
+      <w:r>
+        <w:rPr>
+          <w:lang w:val="en-US"/>
+        </w:rPr>
+        <w:t>Create and Attach Managed Disks in Azure</w:t>
+      </w:r>
+      <w:bookmarkEnd w:id="38"/>
+    </w:p>
+    <w:p>
+      <w:pPr>
+        <w:rPr>
+          <w:lang w:val="en-US"/>
+        </w:rPr>
+      </w:pPr>
+      <w:r>
+        <w:rPr>
+          <w:lang w:val="en-US"/>
+        </w:rPr>
+        <w:t xml:space="preserve">The Nautilus DevOps team is strategizing the migration of a portion of their infrastructure to the Azure cloud. Recognizing the scale of this undertaking, they have opted to approach the migration in incremental steps rather than as a single massive transition. To achieve this, they have segmented large tasks into smaller, more </w:t>
+      </w:r>
+      <w:r>
+        <w:rPr>
+          <w:lang w:val="en-US"/>
+        </w:rPr>
+        <w:lastRenderedPageBreak/>
+        <w:t>manageable units. This granular approach enables the team to execute the migration in gradual phases, ensuring smoother implementation and minimizing disruption to ongoing operations. By breaking down the migration into smaller tasks, the Nautilus DevOps team can systematically progress through each stage, allowing for better control, risk mitigation, and optimization of resources throughout the migration process.</w:t>
+      </w:r>
+    </w:p>
+    <w:p>
+      <w:pPr>
+        <w:rPr>
+          <w:lang w:val="en-US"/>
+        </w:rPr>
+      </w:pPr>
+    </w:p>
+    <w:p>
+      <w:pPr>
+        <w:rPr>
+          <w:lang w:val="en-US"/>
+        </w:rPr>
+      </w:pPr>
+      <w:r>
+        <w:rPr>
+          <w:lang w:val="en-US"/>
+        </w:rPr>
+        <w:t>Create a managed disk with the following requirements:</w:t>
+      </w:r>
+    </w:p>
+    <w:p>
+      <w:pPr>
+        <w:rPr>
+          <w:lang w:val="en-US"/>
+        </w:rPr>
+      </w:pPr>
+    </w:p>
+    <w:p>
+      <w:pPr>
+        <w:rPr>
+          <w:lang w:val="en-US"/>
+        </w:rPr>
+      </w:pPr>
+      <w:r>
+        <w:rPr>
+          <w:lang w:val="en-US"/>
+        </w:rPr>
+        <w:t>Name of the disk should be nautilus-disk.</w:t>
+      </w:r>
+    </w:p>
+    <w:p>
+      <w:pPr>
+        <w:rPr>
+          <w:lang w:val="en-US"/>
+        </w:rPr>
+      </w:pPr>
+    </w:p>
+    <w:p>
+      <w:pPr>
+        <w:rPr>
+          <w:lang w:val="en-US"/>
+        </w:rPr>
+      </w:pPr>
+      <w:r>
+        <w:rPr>
+          <w:lang w:val="en-US"/>
+        </w:rPr>
+        <w:t xml:space="preserve">Disk type must be </w:t>
+      </w:r>
+      <w:proofErr w:type="spellStart"/>
+      <w:r>
+        <w:rPr>
+          <w:lang w:val="en-US"/>
+        </w:rPr>
+        <w:t>Standard_LRS</w:t>
+      </w:r>
+      <w:proofErr w:type="spellEnd"/>
+      <w:r>
+        <w:rPr>
+          <w:lang w:val="en-US"/>
+        </w:rPr>
+        <w:t>.</w:t>
+      </w:r>
+    </w:p>
+    <w:p>
+      <w:pPr>
+        <w:rPr>
+          <w:lang w:val="en-US"/>
+        </w:rPr>
+      </w:pPr>
+    </w:p>
+    <w:p>
+      <w:pPr>
+        <w:rPr>
+          <w:lang w:val="en-US"/>
+        </w:rPr>
+      </w:pPr>
+      <w:r>
+        <w:rPr>
+          <w:lang w:val="en-US"/>
+        </w:rPr>
+        <w:t xml:space="preserve">Disk size must be 2 </w:t>
+      </w:r>
+      <w:proofErr w:type="spellStart"/>
+      <w:r>
+        <w:rPr>
+          <w:lang w:val="en-US"/>
+        </w:rPr>
+        <w:t>GiB.</w:t>
+      </w:r>
+      <w:proofErr w:type="spellEnd"/>
+    </w:p>
+    <w:p>
+      <w:pPr>
+        <w:rPr>
+          <w:lang w:val="en-US"/>
+        </w:rPr>
+      </w:pPr>
+    </w:p>
+    <w:p>
+      <w:pPr>
+        <w:pStyle w:val="Nagwek2"/>
+        <w:rPr>
+          <w:lang w:val="en-US"/>
+        </w:rPr>
+      </w:pPr>
+      <w:bookmarkStart w:id="39" w:name="_Toc227707037"/>
+      <w:r>
+        <w:rPr>
+          <w:lang w:val="en-US"/>
+        </w:rPr>
+        <w:t>Solution</w:t>
+      </w:r>
+      <w:bookmarkEnd w:id="39"/>
+      <w:r>
+        <w:rPr>
+          <w:lang w:val="en-US"/>
+        </w:rPr>
+        <w:t xml:space="preserve"> </w:t>
+      </w:r>
+    </w:p>
+    <w:p>
+      <w:pPr>
+        <w:rPr>
+          <w:lang w:val="en-US"/>
+        </w:rPr>
+      </w:pPr>
+      <w:r>
+        <w:rPr>
+          <w:lang w:val="en-US"/>
+        </w:rPr>
+        <w:t>From script</w:t>
+      </w:r>
+    </w:p>
+    <w:p>
+      <w:pPr>
+        <w:rPr>
+          <w:rStyle w:val="Wyrnienieintensywne"/>
+        </w:rPr>
+      </w:pPr>
+      <w:proofErr w:type="spellStart"/>
+      <w:r>
+        <w:rPr>
+          <w:rStyle w:val="Wyrnienieintensywne"/>
+          <w:lang w:val="en-US"/>
+        </w:rPr>
+        <w:t>az</w:t>
+      </w:r>
+      <w:proofErr w:type="spellEnd"/>
+      <w:r>
+        <w:rPr>
+          <w:rStyle w:val="Wyrnienieintensywne"/>
+          <w:lang w:val="en-US"/>
+        </w:rPr>
+        <w:t xml:space="preserve"> group list --output table</w:t>
+      </w:r>
+    </w:p>
+    <w:p>
+      <w:pPr>
+        <w:rPr>
+          <w:rStyle w:val="Wyrnienieintensywne"/>
+        </w:rPr>
+      </w:pPr>
+    </w:p>
+    <w:p>
+      <w:pPr>
+        <w:rPr>
+          <w:rStyle w:val="Wyrnienieintensywne"/>
+          <w:lang w:val="en-US"/>
+        </w:rPr>
+      </w:pPr>
+      <w:proofErr w:type="spellStart"/>
+      <w:r>
+        <w:rPr>
+          <w:rStyle w:val="Wyrnienieintensywne"/>
+          <w:lang w:val="en-US"/>
+        </w:rPr>
+        <w:t>az</w:t>
+      </w:r>
+      <w:proofErr w:type="spellEnd"/>
+      <w:r>
+        <w:rPr>
+          <w:rStyle w:val="Wyrnienieintensywne"/>
+          <w:lang w:val="en-US"/>
+        </w:rPr>
+        <w:t xml:space="preserve"> disk create \</w:t>
+      </w:r>
+    </w:p>
+    <w:p>
+      <w:pPr>
+        <w:rPr>
+          <w:rStyle w:val="Wyrnienieintensywne"/>
+          <w:lang w:val="en-US"/>
+        </w:rPr>
+      </w:pPr>
+      <w:r>
+        <w:rPr>
+          <w:rStyle w:val="Wyrnienieintensywne"/>
+          <w:lang w:val="en-US"/>
+        </w:rPr>
+        <w:t xml:space="preserve">  --resource-group kml_rg_main-d93226d489824981 \</w:t>
+      </w:r>
+    </w:p>
+    <w:p>
+      <w:pPr>
+        <w:rPr>
+          <w:rStyle w:val="Wyrnienieintensywne"/>
+          <w:lang w:val="en-US"/>
+        </w:rPr>
+      </w:pPr>
+      <w:r>
+        <w:rPr>
+          <w:rStyle w:val="Wyrnienieintensywne"/>
+          <w:lang w:val="en-US"/>
+        </w:rPr>
+        <w:t xml:space="preserve">  --name nautilus-disk \</w:t>
+      </w:r>
+    </w:p>
+    <w:p>
+      <w:pPr>
+        <w:rPr>
+          <w:rStyle w:val="Wyrnienieintensywne"/>
+          <w:lang w:val="en-US"/>
+        </w:rPr>
+      </w:pPr>
+      <w:r>
+        <w:rPr>
+          <w:rStyle w:val="Wyrnienieintensywne"/>
+          <w:lang w:val="en-US"/>
+        </w:rPr>
+        <w:t xml:space="preserve">  --</w:t>
+      </w:r>
+      <w:proofErr w:type="spellStart"/>
+      <w:r>
+        <w:rPr>
+          <w:rStyle w:val="Wyrnienieintensywne"/>
+          <w:lang w:val="en-US"/>
+        </w:rPr>
+        <w:t>sku</w:t>
+      </w:r>
+      <w:proofErr w:type="spellEnd"/>
+      <w:r>
+        <w:rPr>
+          <w:rStyle w:val="Wyrnienieintensywne"/>
+          <w:lang w:val="en-US"/>
+        </w:rPr>
+        <w:t xml:space="preserve"> </w:t>
+      </w:r>
+      <w:proofErr w:type="spellStart"/>
+      <w:r>
+        <w:rPr>
+          <w:rStyle w:val="Wyrnienieintensywne"/>
+          <w:lang w:val="en-US"/>
+        </w:rPr>
+        <w:t>Standard_LRS</w:t>
+      </w:r>
+      <w:proofErr w:type="spellEnd"/>
+      <w:r>
+        <w:rPr>
+          <w:rStyle w:val="Wyrnienieintensywne"/>
+          <w:lang w:val="en-US"/>
+        </w:rPr>
+        <w:t xml:space="preserve"> \</w:t>
+      </w:r>
+    </w:p>
+    <w:p>
+      <w:pPr>
+        <w:rPr>
+          <w:rStyle w:val="Wyrnienieintensywne"/>
+        </w:rPr>
+      </w:pPr>
+      <w:r>
+        <w:rPr>
+          <w:rStyle w:val="Wyrnienieintensywne"/>
+          <w:lang w:val="en-US"/>
+        </w:rPr>
+        <w:t xml:space="preserve">  --size-</w:t>
+      </w:r>
+      <w:proofErr w:type="spellStart"/>
+      <w:r>
+        <w:rPr>
+          <w:rStyle w:val="Wyrnienieintensywne"/>
+          <w:lang w:val="en-US"/>
+        </w:rPr>
+        <w:t>gb</w:t>
+      </w:r>
+      <w:proofErr w:type="spellEnd"/>
+      <w:r>
+        <w:rPr>
+          <w:rStyle w:val="Wyrnienieintensywne"/>
+          <w:lang w:val="en-US"/>
+        </w:rPr>
+        <w:t xml:space="preserve"> 2</w:t>
+      </w:r>
+    </w:p>
+    <w:p>
+      <w:pPr>
+        <w:rPr>
+          <w:rStyle w:val="Wyrnienieintensywne"/>
+        </w:rPr>
+      </w:pPr>
+    </w:p>
+    <w:p>
+      <w:pPr>
+        <w:rPr>
+          <w:rStyle w:val="Wyrnienieintensywne"/>
+          <w:lang w:val="en-US"/>
+        </w:rPr>
+      </w:pPr>
+      <w:proofErr w:type="spellStart"/>
+      <w:r>
+        <w:rPr>
+          <w:rStyle w:val="Wyrnienieintensywne"/>
+          <w:lang w:val="en-US"/>
+        </w:rPr>
+        <w:t>az</w:t>
+      </w:r>
+      <w:proofErr w:type="spellEnd"/>
+      <w:r>
+        <w:rPr>
+          <w:rStyle w:val="Wyrnienieintensywne"/>
+          <w:lang w:val="en-US"/>
+        </w:rPr>
+        <w:t xml:space="preserve"> disk show \</w:t>
+      </w:r>
+    </w:p>
+    <w:p>
+      <w:pPr>
+        <w:rPr>
+          <w:rStyle w:val="Wyrnienieintensywne"/>
+          <w:lang w:val="en-US"/>
+        </w:rPr>
+      </w:pPr>
+      <w:r>
+        <w:rPr>
+          <w:rStyle w:val="Wyrnienieintensywne"/>
+          <w:lang w:val="en-US"/>
+        </w:rPr>
+        <w:t xml:space="preserve">  --resource-group kml_rg_main-d93226d489824981 \</w:t>
+      </w:r>
+    </w:p>
+    <w:p>
+      <w:pPr>
+        <w:rPr>
+          <w:rStyle w:val="Wyrnienieintensywne"/>
+          <w:lang w:val="en-US"/>
+        </w:rPr>
+      </w:pPr>
+      <w:r>
+        <w:rPr>
+          <w:rStyle w:val="Wyrnienieintensywne"/>
+          <w:lang w:val="en-US"/>
+        </w:rPr>
+        <w:t xml:space="preserve">  --name nautilus-disk \</w:t>
+      </w:r>
+    </w:p>
+    <w:p>
+      <w:pPr>
+        <w:rPr>
+          <w:rStyle w:val="Wyrnienieintensywne"/>
+        </w:rPr>
+      </w:pPr>
+      <w:r>
+        <w:rPr>
+          <w:rStyle w:val="Wyrnienieintensywne"/>
+          <w:lang w:val="en-US"/>
+        </w:rPr>
+        <w:t xml:space="preserve">  --output table</w:t>
+      </w:r>
+    </w:p>
+    <w:p>
+      <w:pPr>
+        <w:rPr>
+          <w:lang w:val="en-US"/>
+        </w:rPr>
+      </w:pPr>
+    </w:p>
+    <w:p>
+      <w:pPr>
+        <w:rPr>
+          <w:lang w:val="en-US"/>
+        </w:rPr>
+      </w:pPr>
+      <w:r>
+        <w:rPr>
+          <w:lang w:val="en-US"/>
+        </w:rPr>
+        <w:lastRenderedPageBreak/>
+        <w:t>From portal</w:t>
+      </w:r>
+    </w:p>
+    <w:p>
+      <w:pPr>
+        <w:rPr>
+          <w:lang w:val="en-US"/>
+        </w:rPr>
+      </w:pPr>
+      <w:r>
+        <w:rPr>
+          <w:lang w:val="en-US"/>
+        </w:rPr>
+        <w:drawing>
+          <wp:inline distT="0" distB="0" distL="0" distR="0" wp14:anchorId="3A80AE15" wp14:editId="2A69FC45">
+            <wp:extent cx="5760720" cy="3408045"/>
+            <wp:effectExtent l="0" t="0" r="0" b="1905"/>
+            <wp:docPr id="542068568" name="Obraz 1"/>
+            <wp:cNvGraphicFramePr>
+              <a:graphicFrameLocks xmlns:a="http://schemas.openxmlformats.org/drawingml/2006/main" noChangeAspect="1"/>
+            </wp:cNvGraphicFramePr>
+            <a:graphic xmlns:a="http://schemas.openxmlformats.org/drawingml/2006/main">
+              <a:graphicData uri="http://schemas.openxmlformats.org/drawingml/2006/picture">
+                <pic:pic xmlns:pic="http://schemas.openxmlformats.org/drawingml/2006/picture">
+                  <pic:nvPicPr>
+                    <pic:cNvPr id="542068568" name=""/>
+                    <pic:cNvPicPr/>
+                  </pic:nvPicPr>
+                  <pic:blipFill>
+                    <a:blip r:embed="rId32"/>
+                    <a:stretch>
+                      <a:fillRect/>
+                    </a:stretch>
+                  </pic:blipFill>
+                  <pic:spPr>
+                    <a:xfrm>
+                      <a:off x="0" y="0"/>
+                      <a:ext cx="5760720" cy="3408045"/>
+                    </a:xfrm>
+                    <a:prstGeom prst="rect">
+                      <a:avLst/>
+                    </a:prstGeom>
+                  </pic:spPr>
+                </pic:pic>
+              </a:graphicData>
+            </a:graphic>
+          </wp:inline>
+        </w:drawing>
+      </w:r>
+    </w:p>
+    <w:p>
+      <w:pPr>
+        <w:rPr>
+          <w:lang w:val="en-US"/>
+        </w:rPr>
+      </w:pPr>
+      <w:r>
+        <w:rPr>
+          <w:lang w:val="en-US"/>
+        </w:rPr>
+        <w:drawing>
+          <wp:inline distT="0" distB="0" distL="0" distR="0" wp14:anchorId="6241A647" wp14:editId="6DD7A390">
+            <wp:extent cx="4742597" cy="4660522"/>
+            <wp:effectExtent l="0" t="0" r="1270" b="6985"/>
+            <wp:docPr id="1219178037" name="Obraz 1"/>
+            <wp:cNvGraphicFramePr>
+              <a:graphicFrameLocks xmlns:a="http://schemas.openxmlformats.org/drawingml/2006/main" noChangeAspect="1"/>
+            </wp:cNvGraphicFramePr>
+            <a:graphic xmlns:a="http://schemas.openxmlformats.org/drawingml/2006/main">
+              <a:graphicData uri="http://schemas.openxmlformats.org/drawingml/2006/picture">
+                <pic:pic xmlns:pic="http://schemas.openxmlformats.org/drawingml/2006/picture">
+                  <pic:nvPicPr>
+                    <pic:cNvPr id="1219178037" name=""/>
+                    <pic:cNvPicPr/>
+                  </pic:nvPicPr>
+                  <pic:blipFill>
+                    <a:blip r:embed="rId33"/>
+                    <a:stretch>
+                      <a:fillRect/>
+                    </a:stretch>
+                  </pic:blipFill>
+                  <pic:spPr>
+                    <a:xfrm>
+                      <a:off x="0" y="0"/>
+                      <a:ext cx="4746040" cy="4663906"/>
+                    </a:xfrm>
+                    <a:prstGeom prst="rect">
+                      <a:avLst/>
+                    </a:prstGeom>
+                  </pic:spPr>
+                </pic:pic>
+              </a:graphicData>
+            </a:graphic>
+          </wp:inline>
+        </w:drawing>
+      </w:r>
+    </w:p>
+    <w:p>
+      <w:pPr>
+        <w:pStyle w:val="Nagwek2"/>
+        <w:rPr>
+          <w:lang w:val="en-US"/>
+        </w:rPr>
+      </w:pPr>
+      <w:bookmarkStart w:id="40" w:name="_Toc227707038"/>
+      <w:r>
+        <w:rPr>
+          <w:lang w:val="en-US"/>
+        </w:rPr>
+        <w:lastRenderedPageBreak/>
+        <w:t>Why we need that</w:t>
+      </w:r>
+      <w:bookmarkEnd w:id="40"/>
+    </w:p>
+    <w:p>
+      <w:pPr>
+        <w:rPr>
+          <w:lang w:val="en-US"/>
+        </w:rPr>
+      </w:pPr>
+      <w:r>
+        <w:rPr>
+          <w:lang w:val="en-US"/>
+        </w:rPr>
+        <w:t xml:space="preserve">Use a managed disk to provide persistent block storage in Azure for virtual machines. In this task, creating a </w:t>
+      </w:r>
+      <w:proofErr w:type="spellStart"/>
+      <w:r>
+        <w:rPr>
+          <w:lang w:val="en-US"/>
+        </w:rPr>
+        <w:t>Standard_LRS</w:t>
+      </w:r>
+      <w:proofErr w:type="spellEnd"/>
+      <w:r>
+        <w:rPr>
+          <w:lang w:val="en-US"/>
+        </w:rPr>
+        <w:t xml:space="preserve"> 2 GiB disk is a simple first step in cloud migration, because it lets the team add reliable storage separately from compute, test Azure resources safely, and build the migration in small controlled stages.</w:t>
+      </w:r>
+    </w:p>
+    <w:p>
+      <w:pPr>
+        <w:pStyle w:val="Nagwek1"/>
+        <w:rPr>
+          <w:lang w:val="en-US"/>
+        </w:rPr>
+      </w:pPr>
+      <w:bookmarkStart w:id="41" w:name="_Toc227707039"/>
+      <w:r>
+        <w:rPr>
+          <w:lang w:val="en-US"/>
+        </w:rPr>
+        <w:t>Task 15</w:t>
+      </w:r>
+      <w:r>
+        <w:rPr>
+          <w:lang w:val="en-US"/>
+        </w:rPr>
+        <w:t xml:space="preserve"> </w:t>
+      </w:r>
+      <w:r>
+        <w:rPr>
+          <w:lang w:val="en-US"/>
+        </w:rPr>
+        <w:t>Create and Configure Network Security Group (NSG) in Azure</w:t>
+      </w:r>
+      <w:bookmarkEnd w:id="41"/>
+    </w:p>
+    <w:p>
+      <w:pPr>
+        <w:rPr>
+          <w:lang w:val="en-US"/>
+        </w:rPr>
+      </w:pPr>
+      <w:r>
+        <w:rPr>
+          <w:lang w:val="en-US"/>
+        </w:rPr>
+        <w:t>The Nautilus DevOps team is strategizing the migration of a portion of their infrastructure to the Azure cloud. Recognizing the scale of this undertaking, they have opted to approach the migration in incremental steps rather than as a single massive transition. To achieve this, they have segmented large tasks into smaller, more manageable units. This granular approach enables the team to execute the migration in gradual phases, ensuring smoother implementation and minimizing disruption to ongoing operations. By breaking down the migration into smaller tasks, the Nautilus DevOps team can systematically progress through each stage, allowing for better control, risk mitigation, and optimization of resources throughout the migration process.</w:t>
+      </w:r>
+    </w:p>
+    <w:p>
+      <w:pPr>
+        <w:rPr>
+          <w:lang w:val="en-US"/>
+        </w:rPr>
+      </w:pPr>
+    </w:p>
+    <w:p>
+      <w:pPr>
+        <w:rPr>
+          <w:lang w:val="en-US"/>
+        </w:rPr>
+      </w:pPr>
+      <w:r>
+        <w:rPr>
+          <w:lang w:val="en-US"/>
+        </w:rPr>
+        <w:t>For this task, create a network security group (NSG) with the following requirements:</w:t>
+      </w:r>
+    </w:p>
+    <w:p>
+      <w:pPr>
+        <w:rPr>
+          <w:lang w:val="en-US"/>
+        </w:rPr>
+      </w:pPr>
+    </w:p>
+    <w:p>
+      <w:pPr>
+        <w:rPr>
+          <w:lang w:val="en-US"/>
+        </w:rPr>
+      </w:pPr>
+      <w:r>
+        <w:rPr>
+          <w:lang w:val="en-US"/>
+        </w:rPr>
+        <w:t xml:space="preserve">Name of the NSG should be </w:t>
+      </w:r>
+      <w:proofErr w:type="spellStart"/>
+      <w:r>
+        <w:rPr>
+          <w:lang w:val="en-US"/>
+        </w:rPr>
+        <w:t>devops-nsg</w:t>
+      </w:r>
+      <w:proofErr w:type="spellEnd"/>
+      <w:r>
+        <w:rPr>
+          <w:lang w:val="en-US"/>
+        </w:rPr>
+        <w:t>.</w:t>
+      </w:r>
+    </w:p>
+    <w:p>
+      <w:pPr>
+        <w:rPr>
+          <w:lang w:val="en-US"/>
+        </w:rPr>
+      </w:pPr>
+    </w:p>
+    <w:p>
+      <w:pPr>
+        <w:rPr>
+          <w:lang w:val="en-US"/>
+        </w:rPr>
+      </w:pPr>
+      <w:r>
+        <w:rPr>
+          <w:lang w:val="en-US"/>
+        </w:rPr>
+        <w:t>Add an inbound security rule named Allow-HTTP for HTTP service on port 80, with the source CIDR range of 0.0.0.0/0.</w:t>
+      </w:r>
+    </w:p>
+    <w:p>
+      <w:pPr>
+        <w:rPr>
+          <w:lang w:val="en-US"/>
+        </w:rPr>
+      </w:pPr>
+    </w:p>
+    <w:p>
+      <w:pPr>
+        <w:rPr>
+          <w:lang w:val="en-US"/>
+        </w:rPr>
+      </w:pPr>
+      <w:r>
+        <w:rPr>
+          <w:lang w:val="en-US"/>
+        </w:rPr>
+        <w:t>Add another inbound security rule named Allow-SSH for SSH service on port 22, with the source CIDR range of 0.0.0.0/0.</w:t>
+      </w:r>
+    </w:p>
+    <w:p>
+      <w:pPr>
+        <w:pStyle w:val="Nagwek2"/>
+        <w:rPr>
+          <w:lang w:val="en-US"/>
+        </w:rPr>
+      </w:pPr>
+      <w:bookmarkStart w:id="42" w:name="_Toc227707040"/>
+      <w:r>
+        <w:rPr>
+          <w:lang w:val="en-US"/>
+        </w:rPr>
+        <w:t>Solution</w:t>
+      </w:r>
+      <w:bookmarkEnd w:id="42"/>
+    </w:p>
+    <w:p>
+      <w:pPr>
+        <w:rPr>
+          <w:lang w:val="en-US"/>
+        </w:rPr>
+      </w:pPr>
+      <w:r>
+        <w:rPr>
+          <w:lang w:val="en-US"/>
+        </w:rPr>
+        <w:t>From script</w:t>
+      </w:r>
+    </w:p>
+    <w:p>
+      <w:pPr>
+        <w:rPr>
+          <w:lang w:val="en-US"/>
+        </w:rPr>
+      </w:pPr>
+    </w:p>
+    <w:p>
+      <w:pPr>
+        <w:rPr>
+          <w:rStyle w:val="Wyrnienieintensywne"/>
+        </w:rPr>
+      </w:pPr>
+      <w:proofErr w:type="spellStart"/>
+      <w:r>
+        <w:rPr>
+          <w:rStyle w:val="Wyrnienieintensywne"/>
+        </w:rPr>
+        <w:t>az</w:t>
+      </w:r>
+      <w:proofErr w:type="spellEnd"/>
+      <w:r>
+        <w:rPr>
+          <w:rStyle w:val="Wyrnienieintensywne"/>
+        </w:rPr>
+        <w:t xml:space="preserve"> </w:t>
+      </w:r>
+      <w:proofErr w:type="spellStart"/>
+      <w:r>
+        <w:rPr>
+          <w:rStyle w:val="Wyrnienieintensywne"/>
+        </w:rPr>
+        <w:t>group</w:t>
+      </w:r>
+      <w:proofErr w:type="spellEnd"/>
+      <w:r>
+        <w:rPr>
+          <w:rStyle w:val="Wyrnienieintensywne"/>
+        </w:rPr>
+        <w:t xml:space="preserve"> list --</w:t>
+      </w:r>
+      <w:proofErr w:type="spellStart"/>
+      <w:r>
+        <w:rPr>
+          <w:rStyle w:val="Wyrnienieintensywne"/>
+        </w:rPr>
+        <w:t>output</w:t>
+      </w:r>
+      <w:proofErr w:type="spellEnd"/>
+      <w:r>
+        <w:rPr>
+          <w:rStyle w:val="Wyrnienieintensywne"/>
+        </w:rPr>
+        <w:t xml:space="preserve"> </w:t>
+      </w:r>
+      <w:proofErr w:type="spellStart"/>
+      <w:r>
+        <w:rPr>
+          <w:rStyle w:val="Wyrnienieintensywne"/>
+        </w:rPr>
+        <w:t>table</w:t>
+      </w:r>
+      <w:proofErr w:type="spellEnd"/>
+    </w:p>
+    <w:p>
+      <w:pPr>
+        <w:rPr>
+          <w:rStyle w:val="Wyrnienieintensywne"/>
+        </w:rPr>
+      </w:pPr>
+    </w:p>
+    <w:p>
+      <w:pPr>
+        <w:rPr>
+          <w:rStyle w:val="Wyrnienieintensywne"/>
+          <w:lang w:val="en-US"/>
+        </w:rPr>
+      </w:pPr>
+      <w:proofErr w:type="spellStart"/>
+      <w:r>
+        <w:rPr>
+          <w:rStyle w:val="Wyrnienieintensywne"/>
+          <w:lang w:val="en-US"/>
+        </w:rPr>
+        <w:lastRenderedPageBreak/>
+        <w:t>az</w:t>
+      </w:r>
+      <w:proofErr w:type="spellEnd"/>
+      <w:r>
+        <w:rPr>
+          <w:rStyle w:val="Wyrnienieintensywne"/>
+          <w:lang w:val="en-US"/>
+        </w:rPr>
+        <w:t xml:space="preserve"> network </w:t>
+      </w:r>
+      <w:proofErr w:type="spellStart"/>
+      <w:r>
+        <w:rPr>
+          <w:rStyle w:val="Wyrnienieintensywne"/>
+          <w:lang w:val="en-US"/>
+        </w:rPr>
+        <w:t>nsg</w:t>
+      </w:r>
+      <w:proofErr w:type="spellEnd"/>
+      <w:r>
+        <w:rPr>
+          <w:rStyle w:val="Wyrnienieintensywne"/>
+          <w:lang w:val="en-US"/>
+        </w:rPr>
+        <w:t xml:space="preserve"> create \</w:t>
+      </w:r>
+      <w:r>
+        <w:rPr>
+          <w:rStyle w:val="Wyrnienieintensywne"/>
+          <w:lang w:val="en-US"/>
+        </w:rPr>
+        <w:br/>
+        <w:t>--resource-group kml_rg_main-3f7999bdd9044ad0 \</w:t>
+      </w:r>
+      <w:r>
+        <w:rPr>
+          <w:rStyle w:val="Wyrnienieintensywne"/>
+          <w:lang w:val="en-US"/>
+        </w:rPr>
+        <w:br/>
+        <w:t xml:space="preserve">--name </w:t>
+      </w:r>
+      <w:proofErr w:type="spellStart"/>
+      <w:r>
+        <w:rPr>
+          <w:rStyle w:val="Wyrnienieintensywne"/>
+          <w:lang w:val="en-US"/>
+        </w:rPr>
+        <w:t>devops-nsg</w:t>
+      </w:r>
+      <w:proofErr w:type="spellEnd"/>
+    </w:p>
+    <w:p>
+      <w:pPr>
+        <w:rPr>
+          <w:rStyle w:val="Wyrnienieintensywne"/>
+        </w:rPr>
+      </w:pPr>
+    </w:p>
+    <w:p>
+      <w:pPr>
+        <w:rPr>
+          <w:rStyle w:val="Wyrnienieintensywne"/>
+        </w:rPr>
+      </w:pPr>
+    </w:p>
+    <w:p>
+      <w:pPr>
+        <w:rPr>
+          <w:rStyle w:val="Wyrnienieintensywne"/>
+          <w:lang w:val="en-US"/>
+        </w:rPr>
+      </w:pPr>
+      <w:proofErr w:type="spellStart"/>
+      <w:r>
+        <w:rPr>
+          <w:rStyle w:val="Wyrnienieintensywne"/>
+          <w:lang w:val="en-US"/>
+        </w:rPr>
+        <w:t>az</w:t>
+      </w:r>
+      <w:proofErr w:type="spellEnd"/>
+      <w:r>
+        <w:rPr>
+          <w:rStyle w:val="Wyrnienieintensywne"/>
+          <w:lang w:val="en-US"/>
+        </w:rPr>
+        <w:t xml:space="preserve"> network </w:t>
+      </w:r>
+      <w:proofErr w:type="spellStart"/>
+      <w:r>
+        <w:rPr>
+          <w:rStyle w:val="Wyrnienieintensywne"/>
+          <w:lang w:val="en-US"/>
+        </w:rPr>
+        <w:t>nsg</w:t>
+      </w:r>
+      <w:proofErr w:type="spellEnd"/>
+      <w:r>
+        <w:rPr>
+          <w:rStyle w:val="Wyrnienieintensywne"/>
+          <w:lang w:val="en-US"/>
+        </w:rPr>
+        <w:t xml:space="preserve"> rule create \</w:t>
+      </w:r>
+      <w:r>
+        <w:rPr>
+          <w:rStyle w:val="Wyrnienieintensywne"/>
+          <w:lang w:val="en-US"/>
+        </w:rPr>
+        <w:br/>
+        <w:t>--resource-group kml_rg_main-3f7999bdd9044ad0 \</w:t>
+      </w:r>
+      <w:r>
+        <w:rPr>
+          <w:rStyle w:val="Wyrnienieintensywne"/>
+          <w:lang w:val="en-US"/>
+        </w:rPr>
+        <w:br/>
+        <w:t>--</w:t>
+      </w:r>
+      <w:proofErr w:type="spellStart"/>
+      <w:r>
+        <w:rPr>
+          <w:rStyle w:val="Wyrnienieintensywne"/>
+          <w:lang w:val="en-US"/>
+        </w:rPr>
+        <w:t>nsg</w:t>
+      </w:r>
+      <w:proofErr w:type="spellEnd"/>
+      <w:r>
+        <w:rPr>
+          <w:rStyle w:val="Wyrnienieintensywne"/>
+          <w:lang w:val="en-US"/>
+        </w:rPr>
+        <w:t xml:space="preserve">-name </w:t>
+      </w:r>
+      <w:proofErr w:type="spellStart"/>
+      <w:r>
+        <w:rPr>
+          <w:rStyle w:val="Wyrnienieintensywne"/>
+          <w:lang w:val="en-US"/>
+        </w:rPr>
+        <w:t>devops-nsg</w:t>
+      </w:r>
+      <w:proofErr w:type="spellEnd"/>
+      <w:r>
+        <w:rPr>
+          <w:rStyle w:val="Wyrnienieintensywne"/>
+          <w:lang w:val="en-US"/>
+        </w:rPr>
+        <w:t xml:space="preserve"> \</w:t>
+      </w:r>
+      <w:r>
+        <w:rPr>
+          <w:rStyle w:val="Wyrnienieintensywne"/>
+          <w:lang w:val="en-US"/>
+        </w:rPr>
+        <w:br/>
+        <w:t>--name Allow-HTTP \</w:t>
+      </w:r>
+      <w:r>
+        <w:rPr>
+          <w:rStyle w:val="Wyrnienieintensywne"/>
+          <w:lang w:val="en-US"/>
+        </w:rPr>
+        <w:br/>
+        <w:t>--priority 1000 \</w:t>
+      </w:r>
+      <w:r>
+        <w:rPr>
+          <w:rStyle w:val="Wyrnienieintensywne"/>
+          <w:lang w:val="en-US"/>
+        </w:rPr>
+        <w:br/>
+        <w:t>--direction Inbound \</w:t>
+      </w:r>
+      <w:r>
+        <w:rPr>
+          <w:rStyle w:val="Wyrnienieintensywne"/>
+          <w:lang w:val="en-US"/>
+        </w:rPr>
+        <w:br/>
+        <w:t>--access Allow \</w:t>
+      </w:r>
+      <w:r>
+        <w:rPr>
+          <w:rStyle w:val="Wyrnienieintensywne"/>
+          <w:lang w:val="en-US"/>
+        </w:rPr>
+        <w:br/>
+        <w:t xml:space="preserve">--protocol </w:t>
+      </w:r>
+      <w:proofErr w:type="spellStart"/>
+      <w:r>
+        <w:rPr>
+          <w:rStyle w:val="Wyrnienieintensywne"/>
+          <w:lang w:val="en-US"/>
+        </w:rPr>
+        <w:t>Tcp</w:t>
+      </w:r>
+      <w:proofErr w:type="spellEnd"/>
+      <w:r>
+        <w:rPr>
+          <w:rStyle w:val="Wyrnienieintensywne"/>
+          <w:lang w:val="en-US"/>
+        </w:rPr>
+        <w:t xml:space="preserve"> \</w:t>
+      </w:r>
+      <w:r>
+        <w:rPr>
+          <w:rStyle w:val="Wyrnienieintensywne"/>
+          <w:lang w:val="en-US"/>
+        </w:rPr>
+        <w:br/>
+        <w:t>--source-address-prefixes 0.0.0.0/0 \</w:t>
+      </w:r>
+      <w:r>
+        <w:rPr>
+          <w:rStyle w:val="Wyrnienieintensywne"/>
+          <w:lang w:val="en-US"/>
+        </w:rPr>
+        <w:br/>
+        <w:t>--source-port-ranges '*' \</w:t>
+      </w:r>
+      <w:r>
+        <w:rPr>
+          <w:rStyle w:val="Wyrnienieintensywne"/>
+          <w:lang w:val="en-US"/>
+        </w:rPr>
+        <w:br/>
+        <w:t>--destination-address-prefixes '*' \</w:t>
+      </w:r>
+      <w:r>
+        <w:rPr>
+          <w:rStyle w:val="Wyrnienieintensywne"/>
+          <w:lang w:val="en-US"/>
+        </w:rPr>
+        <w:br/>
+        <w:t>--destination-port-ranges 80</w:t>
+      </w:r>
+    </w:p>
+    <w:p>
+      <w:pPr>
+        <w:rPr>
+          <w:rStyle w:val="Wyrnienieintensywne"/>
+        </w:rPr>
+      </w:pPr>
+    </w:p>
+    <w:p>
+      <w:pPr>
+        <w:rPr>
+          <w:rStyle w:val="Wyrnienieintensywne"/>
+          <w:lang w:val="en-US"/>
+        </w:rPr>
+      </w:pPr>
+      <w:proofErr w:type="spellStart"/>
+      <w:r>
+        <w:rPr>
+          <w:rStyle w:val="Wyrnienieintensywne"/>
+          <w:lang w:val="en-US"/>
+        </w:rPr>
+        <w:t>az</w:t>
+      </w:r>
+      <w:proofErr w:type="spellEnd"/>
+      <w:r>
+        <w:rPr>
+          <w:rStyle w:val="Wyrnienieintensywne"/>
+          <w:lang w:val="en-US"/>
+        </w:rPr>
+        <w:t xml:space="preserve"> network </w:t>
+      </w:r>
+      <w:proofErr w:type="spellStart"/>
+      <w:r>
+        <w:rPr>
+          <w:rStyle w:val="Wyrnienieintensywne"/>
+          <w:lang w:val="en-US"/>
+        </w:rPr>
+        <w:t>nsg</w:t>
+      </w:r>
+      <w:proofErr w:type="spellEnd"/>
+      <w:r>
+        <w:rPr>
+          <w:rStyle w:val="Wyrnienieintensywne"/>
+          <w:lang w:val="en-US"/>
+        </w:rPr>
+        <w:t xml:space="preserve"> rule create \</w:t>
+      </w:r>
+    </w:p>
+    <w:p>
+      <w:pPr>
+        <w:rPr>
+          <w:rStyle w:val="Wyrnienieintensywne"/>
+          <w:lang w:val="en-US"/>
+        </w:rPr>
+      </w:pPr>
+      <w:r>
+        <w:rPr>
+          <w:rStyle w:val="Wyrnienieintensywne"/>
+          <w:lang w:val="en-US"/>
+        </w:rPr>
+        <w:t xml:space="preserve">  --resource-group kml_rg_main-3f7999bdd9044ad0 \</w:t>
+      </w:r>
+    </w:p>
+    <w:p>
+      <w:pPr>
+        <w:rPr>
+          <w:rStyle w:val="Wyrnienieintensywne"/>
+          <w:lang w:val="en-US"/>
+        </w:rPr>
+      </w:pPr>
+      <w:r>
+        <w:rPr>
+          <w:rStyle w:val="Wyrnienieintensywne"/>
+          <w:lang w:val="en-US"/>
+        </w:rPr>
+        <w:t xml:space="preserve">  --</w:t>
+      </w:r>
+      <w:proofErr w:type="spellStart"/>
+      <w:r>
+        <w:rPr>
+          <w:rStyle w:val="Wyrnienieintensywne"/>
+          <w:lang w:val="en-US"/>
+        </w:rPr>
+        <w:t>nsg</w:t>
+      </w:r>
+      <w:proofErr w:type="spellEnd"/>
+      <w:r>
+        <w:rPr>
+          <w:rStyle w:val="Wyrnienieintensywne"/>
+          <w:lang w:val="en-US"/>
+        </w:rPr>
+        <w:t xml:space="preserve">-name </w:t>
+      </w:r>
+      <w:proofErr w:type="spellStart"/>
+      <w:r>
+        <w:rPr>
+          <w:rStyle w:val="Wyrnienieintensywne"/>
+          <w:lang w:val="en-US"/>
+        </w:rPr>
+        <w:t>devops-nsg</w:t>
+      </w:r>
+      <w:proofErr w:type="spellEnd"/>
+      <w:r>
+        <w:rPr>
+          <w:rStyle w:val="Wyrnienieintensywne"/>
+          <w:lang w:val="en-US"/>
+        </w:rPr>
+        <w:t xml:space="preserve"> \</w:t>
+      </w:r>
+    </w:p>
+    <w:p>
+      <w:pPr>
+        <w:rPr>
+          <w:rStyle w:val="Wyrnienieintensywne"/>
+          <w:lang w:val="en-US"/>
+        </w:rPr>
+      </w:pPr>
+      <w:r>
+        <w:rPr>
+          <w:rStyle w:val="Wyrnienieintensywne"/>
+          <w:lang w:val="en-US"/>
+        </w:rPr>
+        <w:t xml:space="preserve">  --name Allow-SSH \</w:t>
+      </w:r>
+    </w:p>
+    <w:p>
+      <w:pPr>
+        <w:rPr>
+          <w:rStyle w:val="Wyrnienieintensywne"/>
+          <w:lang w:val="en-US"/>
+        </w:rPr>
+      </w:pPr>
+      <w:r>
+        <w:rPr>
+          <w:rStyle w:val="Wyrnienieintensywne"/>
+          <w:lang w:val="en-US"/>
+        </w:rPr>
+        <w:t xml:space="preserve">  --priority 1010 \</w:t>
+      </w:r>
+    </w:p>
+    <w:p>
+      <w:pPr>
+        <w:rPr>
+          <w:rStyle w:val="Wyrnienieintensywne"/>
+          <w:lang w:val="en-US"/>
+        </w:rPr>
+      </w:pPr>
+      <w:r>
+        <w:rPr>
+          <w:rStyle w:val="Wyrnienieintensywne"/>
+          <w:lang w:val="en-US"/>
+        </w:rPr>
+        <w:t xml:space="preserve">  --direction Inbound \</w:t>
+      </w:r>
+    </w:p>
+    <w:p>
+      <w:pPr>
+        <w:rPr>
+          <w:rStyle w:val="Wyrnienieintensywne"/>
+          <w:lang w:val="en-US"/>
+        </w:rPr>
+      </w:pPr>
+      <w:r>
+        <w:rPr>
+          <w:rStyle w:val="Wyrnienieintensywne"/>
+          <w:lang w:val="en-US"/>
+        </w:rPr>
+        <w:t xml:space="preserve">  --access Allow \</w:t>
+      </w:r>
+    </w:p>
+    <w:p>
+      <w:pPr>
+        <w:rPr>
+          <w:rStyle w:val="Wyrnienieintensywne"/>
+          <w:lang w:val="en-US"/>
+        </w:rPr>
+      </w:pPr>
+      <w:r>
+        <w:rPr>
+          <w:rStyle w:val="Wyrnienieintensywne"/>
+          <w:lang w:val="en-US"/>
+        </w:rPr>
+        <w:t xml:space="preserve">  --protocol </w:t>
+      </w:r>
+      <w:proofErr w:type="spellStart"/>
+      <w:r>
+        <w:rPr>
+          <w:rStyle w:val="Wyrnienieintensywne"/>
+          <w:lang w:val="en-US"/>
+        </w:rPr>
+        <w:t>Tcp</w:t>
+      </w:r>
+      <w:proofErr w:type="spellEnd"/>
+      <w:r>
+        <w:rPr>
+          <w:rStyle w:val="Wyrnienieintensywne"/>
+          <w:lang w:val="en-US"/>
+        </w:rPr>
+        <w:t xml:space="preserve"> \</w:t>
+      </w:r>
+    </w:p>
+    <w:p>
+      <w:pPr>
+        <w:rPr>
+          <w:rStyle w:val="Wyrnienieintensywne"/>
+          <w:lang w:val="en-US"/>
+        </w:rPr>
+      </w:pPr>
+      <w:r>
+        <w:rPr>
+          <w:rStyle w:val="Wyrnienieintensywne"/>
+          <w:lang w:val="en-US"/>
+        </w:rPr>
+        <w:t xml:space="preserve">  --source-address-prefixes 0.0.0.0/0 \</w:t>
+      </w:r>
+    </w:p>
+    <w:p>
+      <w:pPr>
+        <w:rPr>
+          <w:rStyle w:val="Wyrnienieintensywne"/>
+          <w:lang w:val="en-US"/>
+        </w:rPr>
+      </w:pPr>
+      <w:r>
+        <w:rPr>
+          <w:rStyle w:val="Wyrnienieintensywne"/>
+          <w:lang w:val="en-US"/>
+        </w:rPr>
+        <w:t xml:space="preserve">  --source-port-ranges '*' \</w:t>
+      </w:r>
+    </w:p>
+    <w:p>
+      <w:pPr>
+        <w:rPr>
+          <w:rStyle w:val="Wyrnienieintensywne"/>
+          <w:lang w:val="en-US"/>
+        </w:rPr>
+      </w:pPr>
+      <w:r>
+        <w:rPr>
+          <w:rStyle w:val="Wyrnienieintensywne"/>
+          <w:lang w:val="en-US"/>
+        </w:rPr>
+        <w:t xml:space="preserve">  --destination-address-prefixes '*' \</w:t>
+      </w:r>
+    </w:p>
+    <w:p>
+      <w:pPr>
+        <w:rPr>
+          <w:rStyle w:val="Wyrnienieintensywne"/>
+        </w:rPr>
+      </w:pPr>
+      <w:r>
+        <w:rPr>
+          <w:rStyle w:val="Wyrnienieintensywne"/>
+          <w:lang w:val="en-US"/>
+        </w:rPr>
+        <w:t xml:space="preserve">  --destination-port-ranges 22</w:t>
+      </w:r>
+    </w:p>
+    <w:p>
+      <w:pPr>
+        <w:rPr>
+          <w:rStyle w:val="Wyrnienieintensywne"/>
+        </w:rPr>
+      </w:pPr>
+    </w:p>
+    <w:p>
+      <w:pPr>
+        <w:rPr>
+          <w:rStyle w:val="Wyrnienieintensywne"/>
+          <w:lang w:val="en-US"/>
+        </w:rPr>
+      </w:pPr>
+      <w:proofErr w:type="spellStart"/>
+      <w:r>
+        <w:rPr>
+          <w:rStyle w:val="Wyrnienieintensywne"/>
+          <w:lang w:val="en-US"/>
+        </w:rPr>
+        <w:t>az</w:t>
+      </w:r>
+      <w:proofErr w:type="spellEnd"/>
+      <w:r>
+        <w:rPr>
+          <w:rStyle w:val="Wyrnienieintensywne"/>
+          <w:lang w:val="en-US"/>
+        </w:rPr>
+        <w:t xml:space="preserve"> network </w:t>
+      </w:r>
+      <w:proofErr w:type="spellStart"/>
+      <w:r>
+        <w:rPr>
+          <w:rStyle w:val="Wyrnienieintensywne"/>
+          <w:lang w:val="en-US"/>
+        </w:rPr>
+        <w:t>nsg</w:t>
+      </w:r>
+      <w:proofErr w:type="spellEnd"/>
+      <w:r>
+        <w:rPr>
+          <w:rStyle w:val="Wyrnienieintensywne"/>
+          <w:lang w:val="en-US"/>
+        </w:rPr>
+        <w:t xml:space="preserve"> rule list \</w:t>
+      </w:r>
+    </w:p>
+    <w:p>
+      <w:pPr>
+        <w:rPr>
+          <w:rStyle w:val="Wyrnienieintensywne"/>
+          <w:lang w:val="en-US"/>
+        </w:rPr>
+      </w:pPr>
+      <w:r>
+        <w:rPr>
+          <w:rStyle w:val="Wyrnienieintensywne"/>
+          <w:lang w:val="en-US"/>
+        </w:rPr>
+        <w:lastRenderedPageBreak/>
+        <w:t xml:space="preserve">  --resource-group kml_rg_main-3f7999bdd9044ad0 \</w:t>
+      </w:r>
+    </w:p>
+    <w:p>
+      <w:pPr>
+        <w:rPr>
+          <w:rStyle w:val="Wyrnienieintensywne"/>
+          <w:lang w:val="en-US"/>
+        </w:rPr>
+      </w:pPr>
+      <w:r>
+        <w:rPr>
+          <w:rStyle w:val="Wyrnienieintensywne"/>
+          <w:lang w:val="en-US"/>
+        </w:rPr>
+        <w:t xml:space="preserve">  --</w:t>
+      </w:r>
+      <w:proofErr w:type="spellStart"/>
+      <w:r>
+        <w:rPr>
+          <w:rStyle w:val="Wyrnienieintensywne"/>
+          <w:lang w:val="en-US"/>
+        </w:rPr>
+        <w:t>nsg</w:t>
+      </w:r>
+      <w:proofErr w:type="spellEnd"/>
+      <w:r>
+        <w:rPr>
+          <w:rStyle w:val="Wyrnienieintensywne"/>
+          <w:lang w:val="en-US"/>
+        </w:rPr>
+        <w:t xml:space="preserve">-name </w:t>
+      </w:r>
+      <w:proofErr w:type="spellStart"/>
+      <w:r>
+        <w:rPr>
+          <w:rStyle w:val="Wyrnienieintensywne"/>
+          <w:lang w:val="en-US"/>
+        </w:rPr>
+        <w:t>devops-nsg</w:t>
+      </w:r>
+      <w:proofErr w:type="spellEnd"/>
+      <w:r>
+        <w:rPr>
+          <w:rStyle w:val="Wyrnienieintensywne"/>
+          <w:lang w:val="en-US"/>
+        </w:rPr>
+        <w:t xml:space="preserve"> \</w:t>
+      </w:r>
+    </w:p>
+    <w:p>
+      <w:pPr>
+        <w:rPr>
+          <w:rStyle w:val="Wyrnienieintensywne"/>
+        </w:rPr>
+      </w:pPr>
+      <w:r>
+        <w:rPr>
+          <w:rStyle w:val="Wyrnienieintensywne"/>
+          <w:lang w:val="en-US"/>
+        </w:rPr>
+        <w:t xml:space="preserve">  --output table</w:t>
+      </w:r>
+    </w:p>
+    <w:p>
+      <w:pPr>
+        <w:rPr>
+          <w:lang w:val="en-US"/>
+        </w:rPr>
+      </w:pPr>
+    </w:p>
+    <w:p>
+      <w:pPr>
+        <w:rPr>
+          <w:lang w:val="en-US"/>
+        </w:rPr>
+      </w:pPr>
+      <w:r>
+        <w:rPr>
+          <w:lang w:val="en-US"/>
+        </w:rPr>
+        <w:t>From portal</w:t>
+      </w:r>
+    </w:p>
+    <w:p>
+      <w:pPr>
+        <w:rPr>
+          <w:lang w:val="en-US"/>
+        </w:rPr>
+      </w:pPr>
+      <w:r>
+        <w:rPr>
+          <w:lang w:val="en-US"/>
+        </w:rPr>
+        <w:drawing>
+          <wp:inline distT="0" distB="0" distL="0" distR="0" wp14:anchorId="7E43FADF" wp14:editId="6D208D2E">
+            <wp:extent cx="5760720" cy="4521835"/>
+            <wp:effectExtent l="0" t="0" r="0" b="0"/>
+            <wp:docPr id="1040848326" name="Obraz 1"/>
+            <wp:cNvGraphicFramePr>
+              <a:graphicFrameLocks xmlns:a="http://schemas.openxmlformats.org/drawingml/2006/main" noChangeAspect="1"/>
+            </wp:cNvGraphicFramePr>
+            <a:graphic xmlns:a="http://schemas.openxmlformats.org/drawingml/2006/main">
+              <a:graphicData uri="http://schemas.openxmlformats.org/drawingml/2006/picture">
+                <pic:pic xmlns:pic="http://schemas.openxmlformats.org/drawingml/2006/picture">
+                  <pic:nvPicPr>
+                    <pic:cNvPr id="1040848326" name=""/>
+                    <pic:cNvPicPr/>
+                  </pic:nvPicPr>
+                  <pic:blipFill>
+                    <a:blip r:embed="rId34"/>
+                    <a:stretch>
+                      <a:fillRect/>
+                    </a:stretch>
+                  </pic:blipFill>
+                  <pic:spPr>
+                    <a:xfrm>
+                      <a:off x="0" y="0"/>
+                      <a:ext cx="5760720" cy="4521835"/>
+                    </a:xfrm>
+                    <a:prstGeom prst="rect">
+                      <a:avLst/>
+                    </a:prstGeom>
+                  </pic:spPr>
+                </pic:pic>
+              </a:graphicData>
+            </a:graphic>
+          </wp:inline>
+        </w:drawing>
+      </w:r>
+    </w:p>
+    <w:p>
+      <w:pPr>
+        <w:rPr>
+          <w:lang w:val="en-US"/>
+        </w:rPr>
+      </w:pPr>
+    </w:p>
+    <w:p>
+      <w:pPr>
+        <w:rPr>
+          <w:lang w:val="en-US"/>
+        </w:rPr>
+      </w:pPr>
+      <w:r>
+        <w:rPr>
+          <w:lang w:val="en-US"/>
+        </w:rPr>
+        <w:lastRenderedPageBreak/>
+        <w:drawing>
+          <wp:inline distT="0" distB="0" distL="0" distR="0" wp14:anchorId="1E2FC98E" wp14:editId="0060D841">
+            <wp:extent cx="5760720" cy="5292725"/>
+            <wp:effectExtent l="0" t="0" r="0" b="3175"/>
+            <wp:docPr id="367027139" name="Obraz 1"/>
+            <wp:cNvGraphicFramePr>
+              <a:graphicFrameLocks xmlns:a="http://schemas.openxmlformats.org/drawingml/2006/main" noChangeAspect="1"/>
+            </wp:cNvGraphicFramePr>
+            <a:graphic xmlns:a="http://schemas.openxmlformats.org/drawingml/2006/main">
+              <a:graphicData uri="http://schemas.openxmlformats.org/drawingml/2006/picture">
+                <pic:pic xmlns:pic="http://schemas.openxmlformats.org/drawingml/2006/picture">
+                  <pic:nvPicPr>
+                    <pic:cNvPr id="367027139" name=""/>
+                    <pic:cNvPicPr/>
+                  </pic:nvPicPr>
+                  <pic:blipFill>
+                    <a:blip r:embed="rId35"/>
+                    <a:stretch>
+                      <a:fillRect/>
+                    </a:stretch>
+                  </pic:blipFill>
+                  <pic:spPr>
+                    <a:xfrm>
+                      <a:off x="0" y="0"/>
+                      <a:ext cx="5760720" cy="5292725"/>
+                    </a:xfrm>
+                    <a:prstGeom prst="rect">
+                      <a:avLst/>
+                    </a:prstGeom>
+                  </pic:spPr>
+                </pic:pic>
+              </a:graphicData>
+            </a:graphic>
+          </wp:inline>
+        </w:drawing>
+      </w:r>
+    </w:p>
+    <w:p>
+      <w:pPr>
+        <w:rPr>
+          <w:lang w:val="en-US"/>
+        </w:rPr>
+      </w:pPr>
+      <w:r>
+        <w:rPr>
+          <w:lang w:val="en-US"/>
+        </w:rPr>
+        <w:t>Open create</w:t>
+      </w:r>
+      <w:r>
+        <w:rPr>
+          <w:lang w:val="en-US"/>
+        </w:rPr>
+        <w:t>d</w:t>
+      </w:r>
+      <w:r>
+        <w:rPr>
+          <w:lang w:val="en-US"/>
+        </w:rPr>
+        <w:t xml:space="preserve"> </w:t>
+      </w:r>
+      <w:proofErr w:type="spellStart"/>
+      <w:r>
+        <w:rPr>
+          <w:lang w:val="en-US"/>
+        </w:rPr>
+        <w:t>nsg</w:t>
+      </w:r>
+      <w:proofErr w:type="spellEnd"/>
+    </w:p>
+    <w:p>
+      <w:pPr>
+        <w:rPr>
+          <w:lang w:val="en-US"/>
+        </w:rPr>
+      </w:pPr>
+    </w:p>
+    <w:p>
+      <w:pPr>
+        <w:rPr>
+          <w:lang w:val="en-US"/>
+        </w:rPr>
+      </w:pPr>
+      <w:r>
+        <w:rPr>
+          <w:lang w:val="en-US"/>
+        </w:rPr>
+        <w:lastRenderedPageBreak/>
+        <w:drawing>
+          <wp:inline distT="0" distB="0" distL="0" distR="0" wp14:anchorId="60385F9A" wp14:editId="309D1AE5">
+            <wp:extent cx="5760720" cy="4344035"/>
+            <wp:effectExtent l="0" t="0" r="0" b="0"/>
+            <wp:docPr id="1601735235" name="Obraz 1"/>
+            <wp:cNvGraphicFramePr>
+              <a:graphicFrameLocks xmlns:a="http://schemas.openxmlformats.org/drawingml/2006/main" noChangeAspect="1"/>
+            </wp:cNvGraphicFramePr>
+            <a:graphic xmlns:a="http://schemas.openxmlformats.org/drawingml/2006/main">
+              <a:graphicData uri="http://schemas.openxmlformats.org/drawingml/2006/picture">
+                <pic:pic xmlns:pic="http://schemas.openxmlformats.org/drawingml/2006/picture">
+                  <pic:nvPicPr>
+                    <pic:cNvPr id="1601735235" name=""/>
+                    <pic:cNvPicPr/>
+                  </pic:nvPicPr>
+                  <pic:blipFill>
+                    <a:blip r:embed="rId36"/>
+                    <a:stretch>
+                      <a:fillRect/>
+                    </a:stretch>
+                  </pic:blipFill>
+                  <pic:spPr>
+                    <a:xfrm>
+                      <a:off x="0" y="0"/>
+                      <a:ext cx="5760720" cy="4344035"/>
+                    </a:xfrm>
+                    <a:prstGeom prst="rect">
+                      <a:avLst/>
+                    </a:prstGeom>
+                  </pic:spPr>
+                </pic:pic>
+              </a:graphicData>
+            </a:graphic>
+          </wp:inline>
+        </w:drawing>
+      </w:r>
+    </w:p>
+    <w:p>
+      <w:pPr>
+        <w:rPr>
+          <w:lang w:val="en-US"/>
+        </w:rPr>
+      </w:pPr>
+      <w:r>
+        <w:rPr>
+          <w:lang w:val="en-US"/>
+        </w:rPr>
+        <w:t>Add rules</w:t>
+      </w:r>
+    </w:p>
+    <w:p>
+      <w:pPr>
+        <w:rPr>
+          <w:lang w:val="en-US"/>
+        </w:rPr>
+      </w:pPr>
+      <w:r>
+        <w:rPr>
+          <w:lang w:val="en-US"/>
+        </w:rPr>
+        <w:lastRenderedPageBreak/>
+        <w:drawing>
+          <wp:inline distT="0" distB="0" distL="0" distR="0" wp14:anchorId="5EE5D2FF" wp14:editId="4D8E4293">
+            <wp:extent cx="5760720" cy="4884420"/>
+            <wp:effectExtent l="0" t="0" r="0" b="0"/>
+            <wp:docPr id="411749504" name="Obraz 1"/>
+            <wp:cNvGraphicFramePr>
+              <a:graphicFrameLocks xmlns:a="http://schemas.openxmlformats.org/drawingml/2006/main" noChangeAspect="1"/>
+            </wp:cNvGraphicFramePr>
+            <a:graphic xmlns:a="http://schemas.openxmlformats.org/drawingml/2006/main">
+              <a:graphicData uri="http://schemas.openxmlformats.org/drawingml/2006/picture">
+                <pic:pic xmlns:pic="http://schemas.openxmlformats.org/drawingml/2006/picture">
+                  <pic:nvPicPr>
+                    <pic:cNvPr id="411749504" name=""/>
+                    <pic:cNvPicPr/>
+                  </pic:nvPicPr>
+                  <pic:blipFill>
+                    <a:blip r:embed="rId37"/>
+                    <a:stretch>
+                      <a:fillRect/>
+                    </a:stretch>
+                  </pic:blipFill>
+                  <pic:spPr>
+                    <a:xfrm>
+                      <a:off x="0" y="0"/>
+                      <a:ext cx="5760720" cy="4884420"/>
+                    </a:xfrm>
+                    <a:prstGeom prst="rect">
+                      <a:avLst/>
+                    </a:prstGeom>
+                  </pic:spPr>
+                </pic:pic>
+              </a:graphicData>
+            </a:graphic>
+          </wp:inline>
+        </w:drawing>
+      </w:r>
+    </w:p>
+    <w:p>
+      <w:pPr>
+        <w:rPr>
+          <w:lang w:val="en-US"/>
+        </w:rPr>
+      </w:pPr>
+    </w:p>
+    <w:p>
+      <w:pPr>
+        <w:pStyle w:val="Nagwek2"/>
+        <w:rPr>
+          <w:lang w:val="en-US"/>
+        </w:rPr>
+      </w:pPr>
+      <w:bookmarkStart w:id="43" w:name="_Toc227707041"/>
+      <w:r>
+        <w:rPr>
+          <w:lang w:val="en-US"/>
+        </w:rPr>
+        <w:t>Why we need that</w:t>
+      </w:r>
+      <w:bookmarkEnd w:id="43"/>
+    </w:p>
+    <w:p>
+      <w:pPr>
+        <w:rPr>
+          <w:lang w:val="en-US"/>
+        </w:rPr>
+      </w:pPr>
+      <w:r>
+        <w:rPr>
+          <w:lang w:val="en-US"/>
+        </w:rPr>
+        <w:t>An NSG is used to protect and control network access to Azure resources. In this task, it allows only the required inbound traffic for web access on port 80 and remote administration on port 22, which helps the team manage connectivity in a clear and controlled way during migration.</w:t>
+      </w:r>
     </w:p>
     <w:p>
       <w:pPr>
@@ -8902,6 +15566,304 @@
 <file path=word/numbering.xml><?xml version="1.0" encoding="utf-8"?>
 <w:numbering xmlns:wpc="http://schemas.microsoft.com/office/word/2010/wordprocessingCanvas" xmlns:cx="http://schemas.microsoft.com/office/drawing/2014/chartex" xmlns:cx1="http://schemas.microsoft.com/office/drawing/2015/9/8/chartex" xmlns:cx2="http://schemas.microsoft.com/office/drawing/2015/10/21/chartex" xmlns:cx3="http://schemas.microsoft.com/office/drawing/2016/5/9/chartex" xmlns:cx4="http://schemas.microsoft.com/office/drawing/2016/5/10/chartex" xmlns:cx5="http://schemas.microsoft.com/office/drawing/2016/5/11/chartex" xmlns:cx6="http://schemas.microsoft.com/office/drawing/2016/5/12/chartex" xmlns:cx7="http://schemas.microsoft.com/office/drawing/2016/5/13/chartex" xmlns:cx8="http://schemas.microsoft.com/office/drawing/2016/5/14/chartex" xmlns:mc="http://schemas.openxmlformats.org/markup-compatibility/2006" xmlns:aink="http://schemas.microsoft.com/office/drawing/2016/ink" xmlns:am3d="http://schemas.microsoft.com/office/drawing/2017/model3d" xmlns:o="urn:schemas-microsoft-com:office:office" xmlns:oel="http://schemas.microsoft.com/office/2019/extlst" xmlns:r="http://schemas.openxmlformats.org/officeDocument/2006/relationships" xmlns:m="http://schemas.openxmlformats.org/officeDocument/2006/math" xmlns:v="urn:schemas-microsoft-com:vml" xmlns:wp14="http://schemas.microsoft.com/office/word/2010/wordprocessingDrawing" xmlns:wp="http://schemas.openxmlformats.org/drawingml/2006/wordprocessingDrawing" xmlns:w10="urn:schemas-microsoft-com:office:word" xmlns:w="http://schemas.openxmlformats.org/wordprocessingml/2006/main" xmlns:w14="http://schemas.microsoft.com/office/word/2010/wordml" xmlns:w15="http://schemas.microsoft.com/office/word/2012/wordml" xmlns:w16cex="http://schemas.microsoft.com/office/word/2018/wordml/cex" xmlns:w16cid="http://schemas.microsoft.com/office/word/2016/wordml/cid" xmlns:w16="http://schemas.microsoft.com/office/word/2018/wordml" xmlns:w16du="http://schemas.microsoft.com/office/word/2023/wordml/word16du" xmlns:w16sdtdh="http://schemas.microsoft.com/office/word/2020/wordml/sdtdatahash" xmlns:w16sdtfl="http://schemas.microsoft.com/office/word/2024/wordml/sdtformatlock" xmlns:w16se="http://schemas.microsoft.com/office/word/2015/wordml/symex" xmlns:wpg="http://schemas.microsoft.com/office/word/2010/wordprocessingGroup" xmlns:wpi="http://schemas.microsoft.com/office/word/2010/wordprocessingInk" xmlns:wne="http://schemas.microsoft.com/office/word/2006/wordml" xmlns:wps="http://schemas.microsoft.com/office/word/2010/wordprocessingShape" mc:Ignorable="w14 w15 w16se w16cid w16 w16cex w16sdtdh w16sdtfl w16du wp14">
   <w:abstractNum w:abstractNumId="0" w15:restartNumberingAfterBreak="0">
+    <w:nsid w:val="150F0EEB"/>
+    <w:multiLevelType w:val="multilevel"/>
+    <w:tmpl w:val="1FFC6F44"/>
+    <w:lvl w:ilvl="0">
+      <w:start w:val="1"/>
+      <w:numFmt w:val="bullet"/>
+      <w:lvlText w:val="o"/>
+      <w:lvlJc w:val="left"/>
+      <w:pPr>
+        <w:tabs>
+          <w:tab w:val="num" w:pos="720"/>
+        </w:tabs>
+        <w:ind w:left="720" w:hanging="360"/>
+      </w:pPr>
+      <w:rPr>
+        <w:rFonts w:ascii="Courier New" w:hAnsi="Courier New" w:hint="default"/>
+        <w:sz w:val="20"/>
+      </w:rPr>
+    </w:lvl>
+    <w:lvl w:ilvl="1" w:tentative="1">
+      <w:start w:val="1"/>
+      <w:numFmt w:val="bullet"/>
+      <w:lvlText w:val="o"/>
+      <w:lvlJc w:val="left"/>
+      <w:pPr>
+        <w:tabs>
+          <w:tab w:val="num" w:pos="1440"/>
+        </w:tabs>
+        <w:ind w:left="1440" w:hanging="360"/>
+      </w:pPr>
+      <w:rPr>
+        <w:rFonts w:ascii="Courier New" w:hAnsi="Courier New" w:hint="default"/>
+        <w:sz w:val="20"/>
+      </w:rPr>
+    </w:lvl>
+    <w:lvl w:ilvl="2" w:tentative="1">
+      <w:start w:val="1"/>
+      <w:numFmt w:val="bullet"/>
+      <w:lvlText w:val="o"/>
+      <w:lvlJc w:val="left"/>
+      <w:pPr>
+        <w:tabs>
+          <w:tab w:val="num" w:pos="2160"/>
+        </w:tabs>
+        <w:ind w:left="2160" w:hanging="360"/>
+      </w:pPr>
+      <w:rPr>
+        <w:rFonts w:ascii="Courier New" w:hAnsi="Courier New" w:hint="default"/>
+        <w:sz w:val="20"/>
+      </w:rPr>
+    </w:lvl>
+    <w:lvl w:ilvl="3" w:tentative="1">
+      <w:start w:val="1"/>
+      <w:numFmt w:val="bullet"/>
+      <w:lvlText w:val="o"/>
+      <w:lvlJc w:val="left"/>
+      <w:pPr>
+        <w:tabs>
+          <w:tab w:val="num" w:pos="2880"/>
+        </w:tabs>
+        <w:ind w:left="2880" w:hanging="360"/>
+      </w:pPr>
+      <w:rPr>
+        <w:rFonts w:ascii="Courier New" w:hAnsi="Courier New" w:hint="default"/>
+        <w:sz w:val="20"/>
+      </w:rPr>
+    </w:lvl>
+    <w:lvl w:ilvl="4" w:tentative="1">
+      <w:start w:val="1"/>
+      <w:numFmt w:val="bullet"/>
+      <w:lvlText w:val="o"/>
+      <w:lvlJc w:val="left"/>
+      <w:pPr>
+        <w:tabs>
+          <w:tab w:val="num" w:pos="3600"/>
+        </w:tabs>
+        <w:ind w:left="3600" w:hanging="360"/>
+      </w:pPr>
+      <w:rPr>
+        <w:rFonts w:ascii="Courier New" w:hAnsi="Courier New" w:hint="default"/>
+        <w:sz w:val="20"/>
+      </w:rPr>
+    </w:lvl>
+    <w:lvl w:ilvl="5" w:tentative="1">
+      <w:start w:val="1"/>
+      <w:numFmt w:val="bullet"/>
+      <w:lvlText w:val="o"/>
+      <w:lvlJc w:val="left"/>
+      <w:pPr>
+        <w:tabs>
+          <w:tab w:val="num" w:pos="4320"/>
+        </w:tabs>
+        <w:ind w:left="4320" w:hanging="360"/>
+      </w:pPr>
+      <w:rPr>
+        <w:rFonts w:ascii="Courier New" w:hAnsi="Courier New" w:hint="default"/>
+        <w:sz w:val="20"/>
+      </w:rPr>
+    </w:lvl>
+    <w:lvl w:ilvl="6" w:tentative="1">
+      <w:start w:val="1"/>
+      <w:numFmt w:val="bullet"/>
+      <w:lvlText w:val="o"/>
+      <w:lvlJc w:val="left"/>
+      <w:pPr>
+        <w:tabs>
+          <w:tab w:val="num" w:pos="5040"/>
+        </w:tabs>
+        <w:ind w:left="5040" w:hanging="360"/>
+      </w:pPr>
+      <w:rPr>
+        <w:rFonts w:ascii="Courier New" w:hAnsi="Courier New" w:hint="default"/>
+        <w:sz w:val="20"/>
+      </w:rPr>
+    </w:lvl>
+    <w:lvl w:ilvl="7" w:tentative="1">
+      <w:start w:val="1"/>
+      <w:numFmt w:val="bullet"/>
+      <w:lvlText w:val="o"/>
+      <w:lvlJc w:val="left"/>
+      <w:pPr>
+        <w:tabs>
+          <w:tab w:val="num" w:pos="5760"/>
+        </w:tabs>
+        <w:ind w:left="5760" w:hanging="360"/>
+      </w:pPr>
+      <w:rPr>
+        <w:rFonts w:ascii="Courier New" w:hAnsi="Courier New" w:hint="default"/>
+        <w:sz w:val="20"/>
+      </w:rPr>
+    </w:lvl>
+    <w:lvl w:ilvl="8" w:tentative="1">
+      <w:start w:val="1"/>
+      <w:numFmt w:val="bullet"/>
+      <w:lvlText w:val="o"/>
+      <w:lvlJc w:val="left"/>
+      <w:pPr>
+        <w:tabs>
+          <w:tab w:val="num" w:pos="6480"/>
+        </w:tabs>
+        <w:ind w:left="6480" w:hanging="360"/>
+      </w:pPr>
+      <w:rPr>
+        <w:rFonts w:ascii="Courier New" w:hAnsi="Courier New" w:hint="default"/>
+        <w:sz w:val="20"/>
+      </w:rPr>
+    </w:lvl>
+  </w:abstractNum>
+  <w:abstractNum w:abstractNumId="1" w15:restartNumberingAfterBreak="0">
+    <w:nsid w:val="1B217F19"/>
+    <w:multiLevelType w:val="multilevel"/>
+    <w:tmpl w:val="7BE4674C"/>
+    <w:lvl w:ilvl="0">
+      <w:start w:val="1"/>
+      <w:numFmt w:val="bullet"/>
+      <w:lvlText w:val="o"/>
+      <w:lvlJc w:val="left"/>
+      <w:pPr>
+        <w:tabs>
+          <w:tab w:val="num" w:pos="720"/>
+        </w:tabs>
+        <w:ind w:left="720" w:hanging="360"/>
+      </w:pPr>
+      <w:rPr>
+        <w:rFonts w:ascii="Courier New" w:hAnsi="Courier New" w:hint="default"/>
+        <w:sz w:val="20"/>
+      </w:rPr>
+    </w:lvl>
+    <w:lvl w:ilvl="1" w:tentative="1">
+      <w:start w:val="1"/>
+      <w:numFmt w:val="bullet"/>
+      <w:lvlText w:val="o"/>
+      <w:lvlJc w:val="left"/>
+      <w:pPr>
+        <w:tabs>
+          <w:tab w:val="num" w:pos="1440"/>
+        </w:tabs>
+        <w:ind w:left="1440" w:hanging="360"/>
+      </w:pPr>
+      <w:rPr>
+        <w:rFonts w:ascii="Courier New" w:hAnsi="Courier New" w:hint="default"/>
+        <w:sz w:val="20"/>
+      </w:rPr>
+    </w:lvl>
+    <w:lvl w:ilvl="2" w:tentative="1">
+      <w:start w:val="1"/>
+      <w:numFmt w:val="bullet"/>
+      <w:lvlText w:val="o"/>
+      <w:lvlJc w:val="left"/>
+      <w:pPr>
+        <w:tabs>
+          <w:tab w:val="num" w:pos="2160"/>
+        </w:tabs>
+        <w:ind w:left="2160" w:hanging="360"/>
+      </w:pPr>
+      <w:rPr>
+        <w:rFonts w:ascii="Courier New" w:hAnsi="Courier New" w:hint="default"/>
+        <w:sz w:val="20"/>
+      </w:rPr>
+    </w:lvl>
+    <w:lvl w:ilvl="3" w:tentative="1">
+      <w:start w:val="1"/>
+      <w:numFmt w:val="bullet"/>
+      <w:lvlText w:val="o"/>
+      <w:lvlJc w:val="left"/>
+      <w:pPr>
+        <w:tabs>
+          <w:tab w:val="num" w:pos="2880"/>
+        </w:tabs>
+        <w:ind w:left="2880" w:hanging="360"/>
+      </w:pPr>
+      <w:rPr>
+        <w:rFonts w:ascii="Courier New" w:hAnsi="Courier New" w:hint="default"/>
+        <w:sz w:val="20"/>
+      </w:rPr>
+    </w:lvl>
+    <w:lvl w:ilvl="4" w:tentative="1">
+      <w:start w:val="1"/>
+      <w:numFmt w:val="bullet"/>
+      <w:lvlText w:val="o"/>
+      <w:lvlJc w:val="left"/>
+      <w:pPr>
+        <w:tabs>
+          <w:tab w:val="num" w:pos="3600"/>
+        </w:tabs>
+        <w:ind w:left="3600" w:hanging="360"/>
+      </w:pPr>
+      <w:rPr>
+        <w:rFonts w:ascii="Courier New" w:hAnsi="Courier New" w:hint="default"/>
+        <w:sz w:val="20"/>
+      </w:rPr>
+    </w:lvl>
+    <w:lvl w:ilvl="5" w:tentative="1">
+      <w:start w:val="1"/>
+      <w:numFmt w:val="bullet"/>
+      <w:lvlText w:val="o"/>
+      <w:lvlJc w:val="left"/>
+      <w:pPr>
+        <w:tabs>
+          <w:tab w:val="num" w:pos="4320"/>
+        </w:tabs>
+        <w:ind w:left="4320" w:hanging="360"/>
+      </w:pPr>
+      <w:rPr>
+        <w:rFonts w:ascii="Courier New" w:hAnsi="Courier New" w:hint="default"/>
+        <w:sz w:val="20"/>
+      </w:rPr>
+    </w:lvl>
+    <w:lvl w:ilvl="6" w:tentative="1">
+      <w:start w:val="1"/>
+      <w:numFmt w:val="bullet"/>
+      <w:lvlText w:val="o"/>
+      <w:lvlJc w:val="left"/>
+      <w:pPr>
+        <w:tabs>
+          <w:tab w:val="num" w:pos="5040"/>
+        </w:tabs>
+        <w:ind w:left="5040" w:hanging="360"/>
+      </w:pPr>
+      <w:rPr>
+        <w:rFonts w:ascii="Courier New" w:hAnsi="Courier New" w:hint="default"/>
+        <w:sz w:val="20"/>
+      </w:rPr>
+    </w:lvl>
+    <w:lvl w:ilvl="7" w:tentative="1">
+      <w:start w:val="1"/>
+      <w:numFmt w:val="bullet"/>
+      <w:lvlText w:val="o"/>
+      <w:lvlJc w:val="left"/>
+      <w:pPr>
+        <w:tabs>
+          <w:tab w:val="num" w:pos="5760"/>
+        </w:tabs>
+        <w:ind w:left="5760" w:hanging="360"/>
+      </w:pPr>
+      <w:rPr>
+        <w:rFonts w:ascii="Courier New" w:hAnsi="Courier New" w:hint="default"/>
+        <w:sz w:val="20"/>
+      </w:rPr>
+    </w:lvl>
+    <w:lvl w:ilvl="8" w:tentative="1">
+      <w:start w:val="1"/>
+      <w:numFmt w:val="bullet"/>
+      <w:lvlText w:val="o"/>
+      <w:lvlJc w:val="left"/>
+      <w:pPr>
+        <w:tabs>
+          <w:tab w:val="num" w:pos="6480"/>
+        </w:tabs>
+        <w:ind w:left="6480" w:hanging="360"/>
+      </w:pPr>
+      <w:rPr>
+        <w:rFonts w:ascii="Courier New" w:hAnsi="Courier New" w:hint="default"/>
+        <w:sz w:val="20"/>
+      </w:rPr>
+    </w:lvl>
+  </w:abstractNum>
+  <w:abstractNum w:abstractNumId="2" w15:restartNumberingAfterBreak="0">
     <w:nsid w:val="1B8A31A2"/>
     <w:multiLevelType w:val="hybridMultilevel"/>
     <w:tmpl w:val="A2402138"/>
@@ -9014,8 +15976,466 @@
       </w:rPr>
     </w:lvl>
   </w:abstractNum>
+  <w:abstractNum w:abstractNumId="3" w15:restartNumberingAfterBreak="0">
+    <w:nsid w:val="4B553796"/>
+    <w:multiLevelType w:val="multilevel"/>
+    <w:tmpl w:val="7960CBCC"/>
+    <w:lvl w:ilvl="0">
+      <w:start w:val="1"/>
+      <w:numFmt w:val="bullet"/>
+      <w:lvlText w:val="o"/>
+      <w:lvlJc w:val="left"/>
+      <w:pPr>
+        <w:tabs>
+          <w:tab w:val="num" w:pos="720"/>
+        </w:tabs>
+        <w:ind w:left="720" w:hanging="360"/>
+      </w:pPr>
+      <w:rPr>
+        <w:rFonts w:ascii="Courier New" w:hAnsi="Courier New" w:hint="default"/>
+        <w:sz w:val="20"/>
+      </w:rPr>
+    </w:lvl>
+    <w:lvl w:ilvl="1" w:tentative="1">
+      <w:start w:val="1"/>
+      <w:numFmt w:val="bullet"/>
+      <w:lvlText w:val="o"/>
+      <w:lvlJc w:val="left"/>
+      <w:pPr>
+        <w:tabs>
+          <w:tab w:val="num" w:pos="1440"/>
+        </w:tabs>
+        <w:ind w:left="1440" w:hanging="360"/>
+      </w:pPr>
+      <w:rPr>
+        <w:rFonts w:ascii="Courier New" w:hAnsi="Courier New" w:hint="default"/>
+        <w:sz w:val="20"/>
+      </w:rPr>
+    </w:lvl>
+    <w:lvl w:ilvl="2" w:tentative="1">
+      <w:start w:val="1"/>
+      <w:numFmt w:val="bullet"/>
+      <w:lvlText w:val="o"/>
+      <w:lvlJc w:val="left"/>
+      <w:pPr>
+        <w:tabs>
+          <w:tab w:val="num" w:pos="2160"/>
+        </w:tabs>
+        <w:ind w:left="2160" w:hanging="360"/>
+      </w:pPr>
+      <w:rPr>
+        <w:rFonts w:ascii="Courier New" w:hAnsi="Courier New" w:hint="default"/>
+        <w:sz w:val="20"/>
+      </w:rPr>
+    </w:lvl>
+    <w:lvl w:ilvl="3" w:tentative="1">
+      <w:start w:val="1"/>
+      <w:numFmt w:val="bullet"/>
+      <w:lvlText w:val="o"/>
+      <w:lvlJc w:val="left"/>
+      <w:pPr>
+        <w:tabs>
+          <w:tab w:val="num" w:pos="2880"/>
+        </w:tabs>
+        <w:ind w:left="2880" w:hanging="360"/>
+      </w:pPr>
+      <w:rPr>
+        <w:rFonts w:ascii="Courier New" w:hAnsi="Courier New" w:hint="default"/>
+        <w:sz w:val="20"/>
+      </w:rPr>
+    </w:lvl>
+    <w:lvl w:ilvl="4" w:tentative="1">
+      <w:start w:val="1"/>
+      <w:numFmt w:val="bullet"/>
+      <w:lvlText w:val="o"/>
+      <w:lvlJc w:val="left"/>
+      <w:pPr>
+        <w:tabs>
+          <w:tab w:val="num" w:pos="3600"/>
+        </w:tabs>
+        <w:ind w:left="3600" w:hanging="360"/>
+      </w:pPr>
+      <w:rPr>
+        <w:rFonts w:ascii="Courier New" w:hAnsi="Courier New" w:hint="default"/>
+        <w:sz w:val="20"/>
+      </w:rPr>
+    </w:lvl>
+    <w:lvl w:ilvl="5" w:tentative="1">
+      <w:start w:val="1"/>
+      <w:numFmt w:val="bullet"/>
+      <w:lvlText w:val="o"/>
+      <w:lvlJc w:val="left"/>
+      <w:pPr>
+        <w:tabs>
+          <w:tab w:val="num" w:pos="4320"/>
+        </w:tabs>
+        <w:ind w:left="4320" w:hanging="360"/>
+      </w:pPr>
+      <w:rPr>
+        <w:rFonts w:ascii="Courier New" w:hAnsi="Courier New" w:hint="default"/>
+        <w:sz w:val="20"/>
+      </w:rPr>
+    </w:lvl>
+    <w:lvl w:ilvl="6" w:tentative="1">
+      <w:start w:val="1"/>
+      <w:numFmt w:val="bullet"/>
+      <w:lvlText w:val="o"/>
+      <w:lvlJc w:val="left"/>
+      <w:pPr>
+        <w:tabs>
+          <w:tab w:val="num" w:pos="5040"/>
+        </w:tabs>
+        <w:ind w:left="5040" w:hanging="360"/>
+      </w:pPr>
+      <w:rPr>
+        <w:rFonts w:ascii="Courier New" w:hAnsi="Courier New" w:hint="default"/>
+        <w:sz w:val="20"/>
+      </w:rPr>
+    </w:lvl>
+    <w:lvl w:ilvl="7" w:tentative="1">
+      <w:start w:val="1"/>
+      <w:numFmt w:val="bullet"/>
+      <w:lvlText w:val="o"/>
+      <w:lvlJc w:val="left"/>
+      <w:pPr>
+        <w:tabs>
+          <w:tab w:val="num" w:pos="5760"/>
+        </w:tabs>
+        <w:ind w:left="5760" w:hanging="360"/>
+      </w:pPr>
+      <w:rPr>
+        <w:rFonts w:ascii="Courier New" w:hAnsi="Courier New" w:hint="default"/>
+        <w:sz w:val="20"/>
+      </w:rPr>
+    </w:lvl>
+    <w:lvl w:ilvl="8" w:tentative="1">
+      <w:start w:val="1"/>
+      <w:numFmt w:val="bullet"/>
+      <w:lvlText w:val="o"/>
+      <w:lvlJc w:val="left"/>
+      <w:pPr>
+        <w:tabs>
+          <w:tab w:val="num" w:pos="6480"/>
+        </w:tabs>
+        <w:ind w:left="6480" w:hanging="360"/>
+      </w:pPr>
+      <w:rPr>
+        <w:rFonts w:ascii="Courier New" w:hAnsi="Courier New" w:hint="default"/>
+        <w:sz w:val="20"/>
+      </w:rPr>
+    </w:lvl>
+  </w:abstractNum>
+  <w:abstractNum w:abstractNumId="4" w15:restartNumberingAfterBreak="0">
+    <w:nsid w:val="620A58EE"/>
+    <w:multiLevelType w:val="multilevel"/>
+    <w:tmpl w:val="CA943428"/>
+    <w:lvl w:ilvl="0">
+      <w:start w:val="1"/>
+      <w:numFmt w:val="bullet"/>
+      <w:lvlText w:val="o"/>
+      <w:lvlJc w:val="left"/>
+      <w:pPr>
+        <w:tabs>
+          <w:tab w:val="num" w:pos="720"/>
+        </w:tabs>
+        <w:ind w:left="720" w:hanging="360"/>
+      </w:pPr>
+      <w:rPr>
+        <w:rFonts w:ascii="Courier New" w:hAnsi="Courier New" w:hint="default"/>
+        <w:sz w:val="20"/>
+      </w:rPr>
+    </w:lvl>
+    <w:lvl w:ilvl="1" w:tentative="1">
+      <w:start w:val="1"/>
+      <w:numFmt w:val="bullet"/>
+      <w:lvlText w:val="o"/>
+      <w:lvlJc w:val="left"/>
+      <w:pPr>
+        <w:tabs>
+          <w:tab w:val="num" w:pos="1440"/>
+        </w:tabs>
+        <w:ind w:left="1440" w:hanging="360"/>
+      </w:pPr>
+      <w:rPr>
+        <w:rFonts w:ascii="Courier New" w:hAnsi="Courier New" w:hint="default"/>
+        <w:sz w:val="20"/>
+      </w:rPr>
+    </w:lvl>
+    <w:lvl w:ilvl="2" w:tentative="1">
+      <w:start w:val="1"/>
+      <w:numFmt w:val="bullet"/>
+      <w:lvlText w:val="o"/>
+      <w:lvlJc w:val="left"/>
+      <w:pPr>
+        <w:tabs>
+          <w:tab w:val="num" w:pos="2160"/>
+        </w:tabs>
+        <w:ind w:left="2160" w:hanging="360"/>
+      </w:pPr>
+      <w:rPr>
+        <w:rFonts w:ascii="Courier New" w:hAnsi="Courier New" w:hint="default"/>
+        <w:sz w:val="20"/>
+      </w:rPr>
+    </w:lvl>
+    <w:lvl w:ilvl="3" w:tentative="1">
+      <w:start w:val="1"/>
+      <w:numFmt w:val="bullet"/>
+      <w:lvlText w:val="o"/>
+      <w:lvlJc w:val="left"/>
+      <w:pPr>
+        <w:tabs>
+          <w:tab w:val="num" w:pos="2880"/>
+        </w:tabs>
+        <w:ind w:left="2880" w:hanging="360"/>
+      </w:pPr>
+      <w:rPr>
+        <w:rFonts w:ascii="Courier New" w:hAnsi="Courier New" w:hint="default"/>
+        <w:sz w:val="20"/>
+      </w:rPr>
+    </w:lvl>
+    <w:lvl w:ilvl="4" w:tentative="1">
+      <w:start w:val="1"/>
+      <w:numFmt w:val="bullet"/>
+      <w:lvlText w:val="o"/>
+      <w:lvlJc w:val="left"/>
+      <w:pPr>
+        <w:tabs>
+          <w:tab w:val="num" w:pos="3600"/>
+        </w:tabs>
+        <w:ind w:left="3600" w:hanging="360"/>
+      </w:pPr>
+      <w:rPr>
+        <w:rFonts w:ascii="Courier New" w:hAnsi="Courier New" w:hint="default"/>
+        <w:sz w:val="20"/>
+      </w:rPr>
+    </w:lvl>
+    <w:lvl w:ilvl="5" w:tentative="1">
+      <w:start w:val="1"/>
+      <w:numFmt w:val="bullet"/>
+      <w:lvlText w:val="o"/>
+      <w:lvlJc w:val="left"/>
+      <w:pPr>
+        <w:tabs>
+          <w:tab w:val="num" w:pos="4320"/>
+        </w:tabs>
+        <w:ind w:left="4320" w:hanging="360"/>
+      </w:pPr>
+      <w:rPr>
+        <w:rFonts w:ascii="Courier New" w:hAnsi="Courier New" w:hint="default"/>
+        <w:sz w:val="20"/>
+      </w:rPr>
+    </w:lvl>
+    <w:lvl w:ilvl="6" w:tentative="1">
+      <w:start w:val="1"/>
+      <w:numFmt w:val="bullet"/>
+      <w:lvlText w:val="o"/>
+      <w:lvlJc w:val="left"/>
+      <w:pPr>
+        <w:tabs>
+          <w:tab w:val="num" w:pos="5040"/>
+        </w:tabs>
+        <w:ind w:left="5040" w:hanging="360"/>
+      </w:pPr>
+      <w:rPr>
+        <w:rFonts w:ascii="Courier New" w:hAnsi="Courier New" w:hint="default"/>
+        <w:sz w:val="20"/>
+      </w:rPr>
+    </w:lvl>
+    <w:lvl w:ilvl="7" w:tentative="1">
+      <w:start w:val="1"/>
+      <w:numFmt w:val="bullet"/>
+      <w:lvlText w:val="o"/>
+      <w:lvlJc w:val="left"/>
+      <w:pPr>
+        <w:tabs>
+          <w:tab w:val="num" w:pos="5760"/>
+        </w:tabs>
+        <w:ind w:left="5760" w:hanging="360"/>
+      </w:pPr>
+      <w:rPr>
+        <w:rFonts w:ascii="Courier New" w:hAnsi="Courier New" w:hint="default"/>
+        <w:sz w:val="20"/>
+      </w:rPr>
+    </w:lvl>
+    <w:lvl w:ilvl="8" w:tentative="1">
+      <w:start w:val="1"/>
+      <w:numFmt w:val="bullet"/>
+      <w:lvlText w:val="o"/>
+      <w:lvlJc w:val="left"/>
+      <w:pPr>
+        <w:tabs>
+          <w:tab w:val="num" w:pos="6480"/>
+        </w:tabs>
+        <w:ind w:left="6480" w:hanging="360"/>
+      </w:pPr>
+      <w:rPr>
+        <w:rFonts w:ascii="Courier New" w:hAnsi="Courier New" w:hint="default"/>
+        <w:sz w:val="20"/>
+      </w:rPr>
+    </w:lvl>
+  </w:abstractNum>
   <w:num w:numId="1" w16cid:durableId="1011420207">
+    <w:abstractNumId w:val="2"/>
+  </w:num>
+  <w:num w:numId="2" w16cid:durableId="1407069358">
+    <w:abstractNumId w:val="4"/>
+    <w:lvlOverride w:ilvl="0">
+      <w:lvl w:ilvl="0">
+        <w:numFmt w:val="bullet"/>
+        <w:lvlText w:val=""/>
+        <w:lvlJc w:val="left"/>
+        <w:pPr>
+          <w:tabs>
+            <w:tab w:val="num" w:pos="720"/>
+          </w:tabs>
+          <w:ind w:left="720" w:hanging="360"/>
+        </w:pPr>
+        <w:rPr>
+          <w:rFonts w:ascii="Symbol" w:hAnsi="Symbol" w:hint="default"/>
+          <w:sz w:val="20"/>
+        </w:rPr>
+      </w:lvl>
+    </w:lvlOverride>
+  </w:num>
+  <w:num w:numId="3" w16cid:durableId="22751970">
+    <w:abstractNumId w:val="4"/>
+    <w:lvlOverride w:ilvl="0">
+      <w:lvl w:ilvl="0">
+        <w:numFmt w:val="bullet"/>
+        <w:lvlText w:val=""/>
+        <w:lvlJc w:val="left"/>
+        <w:pPr>
+          <w:tabs>
+            <w:tab w:val="num" w:pos="720"/>
+          </w:tabs>
+          <w:ind w:left="720" w:hanging="360"/>
+        </w:pPr>
+        <w:rPr>
+          <w:rFonts w:ascii="Symbol" w:hAnsi="Symbol" w:hint="default"/>
+          <w:sz w:val="20"/>
+        </w:rPr>
+      </w:lvl>
+    </w:lvlOverride>
+  </w:num>
+  <w:num w:numId="4" w16cid:durableId="488449173">
+    <w:abstractNumId w:val="4"/>
+    <w:lvlOverride w:ilvl="0">
+      <w:lvl w:ilvl="0">
+        <w:numFmt w:val="bullet"/>
+        <w:lvlText w:val=""/>
+        <w:lvlJc w:val="left"/>
+        <w:pPr>
+          <w:tabs>
+            <w:tab w:val="num" w:pos="720"/>
+          </w:tabs>
+          <w:ind w:left="720" w:hanging="360"/>
+        </w:pPr>
+        <w:rPr>
+          <w:rFonts w:ascii="Symbol" w:hAnsi="Symbol" w:hint="default"/>
+          <w:sz w:val="20"/>
+        </w:rPr>
+      </w:lvl>
+    </w:lvlOverride>
+  </w:num>
+  <w:num w:numId="5" w16cid:durableId="1914076267">
+    <w:abstractNumId w:val="1"/>
+    <w:lvlOverride w:ilvl="0">
+      <w:lvl w:ilvl="0">
+        <w:numFmt w:val="bullet"/>
+        <w:lvlText w:val=""/>
+        <w:lvlJc w:val="left"/>
+        <w:pPr>
+          <w:tabs>
+            <w:tab w:val="num" w:pos="720"/>
+          </w:tabs>
+          <w:ind w:left="720" w:hanging="360"/>
+        </w:pPr>
+        <w:rPr>
+          <w:rFonts w:ascii="Symbol" w:hAnsi="Symbol" w:hint="default"/>
+          <w:sz w:val="20"/>
+        </w:rPr>
+      </w:lvl>
+    </w:lvlOverride>
+  </w:num>
+  <w:num w:numId="6" w16cid:durableId="888110720">
+    <w:abstractNumId w:val="1"/>
+    <w:lvlOverride w:ilvl="0">
+      <w:lvl w:ilvl="0">
+        <w:numFmt w:val="bullet"/>
+        <w:lvlText w:val=""/>
+        <w:lvlJc w:val="left"/>
+        <w:pPr>
+          <w:tabs>
+            <w:tab w:val="num" w:pos="720"/>
+          </w:tabs>
+          <w:ind w:left="720" w:hanging="360"/>
+        </w:pPr>
+        <w:rPr>
+          <w:rFonts w:ascii="Symbol" w:hAnsi="Symbol" w:hint="default"/>
+          <w:sz w:val="20"/>
+        </w:rPr>
+      </w:lvl>
+    </w:lvlOverride>
+  </w:num>
+  <w:num w:numId="7" w16cid:durableId="773864590">
+    <w:abstractNumId w:val="3"/>
+    <w:lvlOverride w:ilvl="0">
+      <w:lvl w:ilvl="0">
+        <w:numFmt w:val="bullet"/>
+        <w:lvlText w:val=""/>
+        <w:lvlJc w:val="left"/>
+        <w:pPr>
+          <w:tabs>
+            <w:tab w:val="num" w:pos="720"/>
+          </w:tabs>
+          <w:ind w:left="720" w:hanging="360"/>
+        </w:pPr>
+        <w:rPr>
+          <w:rFonts w:ascii="Symbol" w:hAnsi="Symbol" w:hint="default"/>
+          <w:sz w:val="20"/>
+        </w:rPr>
+      </w:lvl>
+    </w:lvlOverride>
+  </w:num>
+  <w:num w:numId="8" w16cid:durableId="851141816">
     <w:abstractNumId w:val="0"/>
+    <w:lvlOverride w:ilvl="0">
+      <w:lvl w:ilvl="0">
+        <w:numFmt w:val="bullet"/>
+        <w:lvlText w:val=""/>
+        <w:lvlJc w:val="left"/>
+        <w:pPr>
+          <w:tabs>
+            <w:tab w:val="num" w:pos="720"/>
+          </w:tabs>
+          <w:ind w:left="720" w:hanging="360"/>
+        </w:pPr>
+        <w:rPr>
+          <w:rFonts w:ascii="Symbol" w:hAnsi="Symbol" w:hint="default"/>
+          <w:sz w:val="20"/>
+        </w:rPr>
+      </w:lvl>
+    </w:lvlOverride>
+  </w:num>
+  <w:num w:numId="9" w16cid:durableId="968128336">
+    <w:abstractNumId w:val="0"/>
+    <w:lvlOverride w:ilvl="0">
+      <w:lvl w:ilvl="0">
+        <w:numFmt w:val="bullet"/>
+        <w:lvlText w:val=""/>
+        <w:lvlJc w:val="left"/>
+        <w:pPr>
+          <w:tabs>
+            <w:tab w:val="num" w:pos="720"/>
+          </w:tabs>
+          <w:ind w:left="720" w:hanging="360"/>
+        </w:pPr>
+        <w:rPr>
+          <w:rFonts w:ascii="Symbol" w:hAnsi="Symbol" w:hint="default"/>
+          <w:sz w:val="20"/>
+        </w:rPr>
+      </w:lvl>
+    </w:lvlOverride>
   </w:num>
 </w:numbering>
 </file>
@@ -9420,7 +16840,7 @@
   <w:style w:type="paragraph" w:default="1" w:styleId="Normalny">
     <w:name w:val="Normal"/>
     <w:qFormat/>
-    <w:rsid w:val="007A0649"/>
+    <w:rsid w:val="008266C5"/>
   </w:style>
   <w:style w:type="paragraph" w:styleId="Nagwek1">
     <w:name w:val="heading 1"/>

--- a/Az Tasks.docx
+++ b/Az Tasks.docx
@@ -55,7 +55,7 @@
           <w:r>
             <w:fldChar w:fldCharType="separate"/>
           </w:r>
-          <w:hyperlink w:anchor="_Toc227706998" w:history="1">
+          <w:hyperlink w:anchor="_Toc227782741" w:history="1">
             <w:r>
               <w:rPr>
                 <w:rStyle w:val="Hipercze"/>
@@ -83,7 +83,7 @@
                 <w:noProof/>
                 <w:webHidden/>
               </w:rPr>
-              <w:instrText xml:space="preserve"> PAGEREF _Toc227706998 \h </w:instrText>
+              <w:instrText xml:space="preserve"> PAGEREF _Toc227782741 \h </w:instrText>
             </w:r>
             <w:r>
               <w:rPr>
@@ -126,7 +126,7 @@
               <w:lang w:eastAsia="pl-PL"/>
             </w:rPr>
           </w:pPr>
-          <w:hyperlink w:anchor="_Toc227706999" w:history="1">
+          <w:hyperlink w:anchor="_Toc227782742" w:history="1">
             <w:r>
               <w:rPr>
                 <w:rStyle w:val="Hipercze"/>
@@ -154,7 +154,7 @@
                 <w:noProof/>
                 <w:webHidden/>
               </w:rPr>
-              <w:instrText xml:space="preserve"> PAGEREF _Toc227706999 \h </w:instrText>
+              <w:instrText xml:space="preserve"> PAGEREF _Toc227782742 \h </w:instrText>
             </w:r>
             <w:r>
               <w:rPr>
@@ -197,7 +197,7 @@
               <w:lang w:eastAsia="pl-PL"/>
             </w:rPr>
           </w:pPr>
-          <w:hyperlink w:anchor="_Toc227707000" w:history="1">
+          <w:hyperlink w:anchor="_Toc227782743" w:history="1">
             <w:r>
               <w:rPr>
                 <w:rStyle w:val="Hipercze"/>
@@ -225,7 +225,7 @@
                 <w:noProof/>
                 <w:webHidden/>
               </w:rPr>
-              <w:instrText xml:space="preserve"> PAGEREF _Toc227707000 \h </w:instrText>
+              <w:instrText xml:space="preserve"> PAGEREF _Toc227782743 \h </w:instrText>
             </w:r>
             <w:r>
               <w:rPr>
@@ -268,7 +268,7 @@
               <w:lang w:eastAsia="pl-PL"/>
             </w:rPr>
           </w:pPr>
-          <w:hyperlink w:anchor="_Toc227707001" w:history="1">
+          <w:hyperlink w:anchor="_Toc227782744" w:history="1">
             <w:r>
               <w:rPr>
                 <w:rStyle w:val="Hipercze"/>
@@ -296,7 +296,7 @@
                 <w:noProof/>
                 <w:webHidden/>
               </w:rPr>
-              <w:instrText xml:space="preserve"> PAGEREF _Toc227707001 \h </w:instrText>
+              <w:instrText xml:space="preserve"> PAGEREF _Toc227782744 \h </w:instrText>
             </w:r>
             <w:r>
               <w:rPr>
@@ -339,7 +339,7 @@
               <w:lang w:eastAsia="pl-PL"/>
             </w:rPr>
           </w:pPr>
-          <w:hyperlink w:anchor="_Toc227707002" w:history="1">
+          <w:hyperlink w:anchor="_Toc227782745" w:history="1">
             <w:r>
               <w:rPr>
                 <w:rStyle w:val="Hipercze"/>
@@ -367,7 +367,7 @@
                 <w:noProof/>
                 <w:webHidden/>
               </w:rPr>
-              <w:instrText xml:space="preserve"> PAGEREF _Toc227707002 \h </w:instrText>
+              <w:instrText xml:space="preserve"> PAGEREF _Toc227782745 \h </w:instrText>
             </w:r>
             <w:r>
               <w:rPr>
@@ -410,7 +410,7 @@
               <w:lang w:eastAsia="pl-PL"/>
             </w:rPr>
           </w:pPr>
-          <w:hyperlink w:anchor="_Toc227707003" w:history="1">
+          <w:hyperlink w:anchor="_Toc227782746" w:history="1">
             <w:r>
               <w:rPr>
                 <w:rStyle w:val="Hipercze"/>
@@ -438,7 +438,7 @@
                 <w:noProof/>
                 <w:webHidden/>
               </w:rPr>
-              <w:instrText xml:space="preserve"> PAGEREF _Toc227707003 \h </w:instrText>
+              <w:instrText xml:space="preserve"> PAGEREF _Toc227782746 \h </w:instrText>
             </w:r>
             <w:r>
               <w:rPr>
@@ -481,7 +481,7 @@
               <w:lang w:eastAsia="pl-PL"/>
             </w:rPr>
           </w:pPr>
-          <w:hyperlink w:anchor="_Toc227707004" w:history="1">
+          <w:hyperlink w:anchor="_Toc227782747" w:history="1">
             <w:r>
               <w:rPr>
                 <w:rStyle w:val="Hipercze"/>
@@ -509,7 +509,7 @@
                 <w:noProof/>
                 <w:webHidden/>
               </w:rPr>
-              <w:instrText xml:space="preserve"> PAGEREF _Toc227707004 \h </w:instrText>
+              <w:instrText xml:space="preserve"> PAGEREF _Toc227782747 \h </w:instrText>
             </w:r>
             <w:r>
               <w:rPr>
@@ -552,7 +552,7 @@
               <w:lang w:eastAsia="pl-PL"/>
             </w:rPr>
           </w:pPr>
-          <w:hyperlink w:anchor="_Toc227707005" w:history="1">
+          <w:hyperlink w:anchor="_Toc227782748" w:history="1">
             <w:r>
               <w:rPr>
                 <w:rStyle w:val="Hipercze"/>
@@ -580,7 +580,7 @@
                 <w:noProof/>
                 <w:webHidden/>
               </w:rPr>
-              <w:instrText xml:space="preserve"> PAGEREF _Toc227707005 \h </w:instrText>
+              <w:instrText xml:space="preserve"> PAGEREF _Toc227782748 \h </w:instrText>
             </w:r>
             <w:r>
               <w:rPr>
@@ -623,7 +623,7 @@
               <w:lang w:eastAsia="pl-PL"/>
             </w:rPr>
           </w:pPr>
-          <w:hyperlink w:anchor="_Toc227707006" w:history="1">
+          <w:hyperlink w:anchor="_Toc227782749" w:history="1">
             <w:r>
               <w:rPr>
                 <w:rStyle w:val="Hipercze"/>
@@ -651,7 +651,7 @@
                 <w:noProof/>
                 <w:webHidden/>
               </w:rPr>
-              <w:instrText xml:space="preserve"> PAGEREF _Toc227707006 \h </w:instrText>
+              <w:instrText xml:space="preserve"> PAGEREF _Toc227782749 \h </w:instrText>
             </w:r>
             <w:r>
               <w:rPr>
@@ -694,7 +694,7 @@
               <w:lang w:eastAsia="pl-PL"/>
             </w:rPr>
           </w:pPr>
-          <w:hyperlink w:anchor="_Toc227707007" w:history="1">
+          <w:hyperlink w:anchor="_Toc227782750" w:history="1">
             <w:r>
               <w:rPr>
                 <w:rStyle w:val="Hipercze"/>
@@ -722,7 +722,7 @@
                 <w:noProof/>
                 <w:webHidden/>
               </w:rPr>
-              <w:instrText xml:space="preserve"> PAGEREF _Toc227707007 \h </w:instrText>
+              <w:instrText xml:space="preserve"> PAGEREF _Toc227782750 \h </w:instrText>
             </w:r>
             <w:r>
               <w:rPr>
@@ -765,7 +765,7 @@
               <w:lang w:eastAsia="pl-PL"/>
             </w:rPr>
           </w:pPr>
-          <w:hyperlink w:anchor="_Toc227707008" w:history="1">
+          <w:hyperlink w:anchor="_Toc227782751" w:history="1">
             <w:r>
               <w:rPr>
                 <w:rStyle w:val="Hipercze"/>
@@ -793,7 +793,7 @@
                 <w:noProof/>
                 <w:webHidden/>
               </w:rPr>
-              <w:instrText xml:space="preserve"> PAGEREF _Toc227707008 \h </w:instrText>
+              <w:instrText xml:space="preserve"> PAGEREF _Toc227782751 \h </w:instrText>
             </w:r>
             <w:r>
               <w:rPr>
@@ -836,7 +836,7 @@
               <w:lang w:eastAsia="pl-PL"/>
             </w:rPr>
           </w:pPr>
-          <w:hyperlink w:anchor="_Toc227707009" w:history="1">
+          <w:hyperlink w:anchor="_Toc227782752" w:history="1">
             <w:r>
               <w:rPr>
                 <w:rStyle w:val="Hipercze"/>
@@ -864,7 +864,7 @@
                 <w:noProof/>
                 <w:webHidden/>
               </w:rPr>
-              <w:instrText xml:space="preserve"> PAGEREF _Toc227707009 \h </w:instrText>
+              <w:instrText xml:space="preserve"> PAGEREF _Toc227782752 \h </w:instrText>
             </w:r>
             <w:r>
               <w:rPr>
@@ -907,7 +907,7 @@
               <w:lang w:eastAsia="pl-PL"/>
             </w:rPr>
           </w:pPr>
-          <w:hyperlink w:anchor="_Toc227707010" w:history="1">
+          <w:hyperlink w:anchor="_Toc227782753" w:history="1">
             <w:r>
               <w:rPr>
                 <w:rStyle w:val="Hipercze"/>
@@ -935,7 +935,7 @@
                 <w:noProof/>
                 <w:webHidden/>
               </w:rPr>
-              <w:instrText xml:space="preserve"> PAGEREF _Toc227707010 \h </w:instrText>
+              <w:instrText xml:space="preserve"> PAGEREF _Toc227782753 \h </w:instrText>
             </w:r>
             <w:r>
               <w:rPr>
@@ -978,7 +978,7 @@
               <w:lang w:eastAsia="pl-PL"/>
             </w:rPr>
           </w:pPr>
-          <w:hyperlink w:anchor="_Toc227707011" w:history="1">
+          <w:hyperlink w:anchor="_Toc227782754" w:history="1">
             <w:r>
               <w:rPr>
                 <w:rStyle w:val="Hipercze"/>
@@ -1006,7 +1006,7 @@
                 <w:noProof/>
                 <w:webHidden/>
               </w:rPr>
-              <w:instrText xml:space="preserve"> PAGEREF _Toc227707011 \h </w:instrText>
+              <w:instrText xml:space="preserve"> PAGEREF _Toc227782754 \h </w:instrText>
             </w:r>
             <w:r>
               <w:rPr>
@@ -1049,7 +1049,7 @@
               <w:lang w:eastAsia="pl-PL"/>
             </w:rPr>
           </w:pPr>
-          <w:hyperlink w:anchor="_Toc227707012" w:history="1">
+          <w:hyperlink w:anchor="_Toc227782755" w:history="1">
             <w:r>
               <w:rPr>
                 <w:rStyle w:val="Hipercze"/>
@@ -1077,7 +1077,7 @@
                 <w:noProof/>
                 <w:webHidden/>
               </w:rPr>
-              <w:instrText xml:space="preserve"> PAGEREF _Toc227707012 \h </w:instrText>
+              <w:instrText xml:space="preserve"> PAGEREF _Toc227782755 \h </w:instrText>
             </w:r>
             <w:r>
               <w:rPr>
@@ -1120,7 +1120,7 @@
               <w:lang w:eastAsia="pl-PL"/>
             </w:rPr>
           </w:pPr>
-          <w:hyperlink w:anchor="_Toc227707013" w:history="1">
+          <w:hyperlink w:anchor="_Toc227782756" w:history="1">
             <w:r>
               <w:rPr>
                 <w:rStyle w:val="Hipercze"/>
@@ -1148,7 +1148,7 @@
                 <w:noProof/>
                 <w:webHidden/>
               </w:rPr>
-              <w:instrText xml:space="preserve"> PAGEREF _Toc227707013 \h </w:instrText>
+              <w:instrText xml:space="preserve"> PAGEREF _Toc227782756 \h </w:instrText>
             </w:r>
             <w:r>
               <w:rPr>
@@ -1191,7 +1191,7 @@
               <w:lang w:eastAsia="pl-PL"/>
             </w:rPr>
           </w:pPr>
-          <w:hyperlink w:anchor="_Toc227707014" w:history="1">
+          <w:hyperlink w:anchor="_Toc227782757" w:history="1">
             <w:r>
               <w:rPr>
                 <w:rStyle w:val="Hipercze"/>
@@ -1219,7 +1219,7 @@
                 <w:noProof/>
                 <w:webHidden/>
               </w:rPr>
-              <w:instrText xml:space="preserve"> PAGEREF _Toc227707014 \h </w:instrText>
+              <w:instrText xml:space="preserve"> PAGEREF _Toc227782757 \h </w:instrText>
             </w:r>
             <w:r>
               <w:rPr>
@@ -1262,7 +1262,7 @@
               <w:lang w:eastAsia="pl-PL"/>
             </w:rPr>
           </w:pPr>
-          <w:hyperlink w:anchor="_Toc227707015" w:history="1">
+          <w:hyperlink w:anchor="_Toc227782758" w:history="1">
             <w:r>
               <w:rPr>
                 <w:rStyle w:val="Hipercze"/>
@@ -1290,7 +1290,7 @@
                 <w:noProof/>
                 <w:webHidden/>
               </w:rPr>
-              <w:instrText xml:space="preserve"> PAGEREF _Toc227707015 \h </w:instrText>
+              <w:instrText xml:space="preserve"> PAGEREF _Toc227782758 \h </w:instrText>
             </w:r>
             <w:r>
               <w:rPr>
@@ -1333,7 +1333,7 @@
               <w:lang w:eastAsia="pl-PL"/>
             </w:rPr>
           </w:pPr>
-          <w:hyperlink w:anchor="_Toc227707016" w:history="1">
+          <w:hyperlink w:anchor="_Toc227782759" w:history="1">
             <w:r>
               <w:rPr>
                 <w:rStyle w:val="Hipercze"/>
@@ -1361,7 +1361,7 @@
                 <w:noProof/>
                 <w:webHidden/>
               </w:rPr>
-              <w:instrText xml:space="preserve"> PAGEREF _Toc227707016 \h </w:instrText>
+              <w:instrText xml:space="preserve"> PAGEREF _Toc227782759 \h </w:instrText>
             </w:r>
             <w:r>
               <w:rPr>
@@ -1404,7 +1404,7 @@
               <w:lang w:eastAsia="pl-PL"/>
             </w:rPr>
           </w:pPr>
-          <w:hyperlink w:anchor="_Toc227707017" w:history="1">
+          <w:hyperlink w:anchor="_Toc227782760" w:history="1">
             <w:r>
               <w:rPr>
                 <w:rStyle w:val="Hipercze"/>
@@ -1432,7 +1432,7 @@
                 <w:noProof/>
                 <w:webHidden/>
               </w:rPr>
-              <w:instrText xml:space="preserve"> PAGEREF _Toc227707017 \h </w:instrText>
+              <w:instrText xml:space="preserve"> PAGEREF _Toc227782760 \h </w:instrText>
             </w:r>
             <w:r>
               <w:rPr>
@@ -1475,7 +1475,7 @@
               <w:lang w:eastAsia="pl-PL"/>
             </w:rPr>
           </w:pPr>
-          <w:hyperlink w:anchor="_Toc227707018" w:history="1">
+          <w:hyperlink w:anchor="_Toc227782761" w:history="1">
             <w:r>
               <w:rPr>
                 <w:rStyle w:val="Hipercze"/>
@@ -1503,7 +1503,7 @@
                 <w:noProof/>
                 <w:webHidden/>
               </w:rPr>
-              <w:instrText xml:space="preserve"> PAGEREF _Toc227707018 \h </w:instrText>
+              <w:instrText xml:space="preserve"> PAGEREF _Toc227782761 \h </w:instrText>
             </w:r>
             <w:r>
               <w:rPr>
@@ -1546,7 +1546,7 @@
               <w:lang w:eastAsia="pl-PL"/>
             </w:rPr>
           </w:pPr>
-          <w:hyperlink w:anchor="_Toc227707019" w:history="1">
+          <w:hyperlink w:anchor="_Toc227782762" w:history="1">
             <w:r>
               <w:rPr>
                 <w:rStyle w:val="Hipercze"/>
@@ -1574,7 +1574,7 @@
                 <w:noProof/>
                 <w:webHidden/>
               </w:rPr>
-              <w:instrText xml:space="preserve"> PAGEREF _Toc227707019 \h </w:instrText>
+              <w:instrText xml:space="preserve"> PAGEREF _Toc227782762 \h </w:instrText>
             </w:r>
             <w:r>
               <w:rPr>
@@ -1617,7 +1617,7 @@
               <w:lang w:eastAsia="pl-PL"/>
             </w:rPr>
           </w:pPr>
-          <w:hyperlink w:anchor="_Toc227707020" w:history="1">
+          <w:hyperlink w:anchor="_Toc227782763" w:history="1">
             <w:r>
               <w:rPr>
                 <w:rStyle w:val="Hipercze"/>
@@ -1645,7 +1645,7 @@
                 <w:noProof/>
                 <w:webHidden/>
               </w:rPr>
-              <w:instrText xml:space="preserve"> PAGEREF _Toc227707020 \h </w:instrText>
+              <w:instrText xml:space="preserve"> PAGEREF _Toc227782763 \h </w:instrText>
             </w:r>
             <w:r>
               <w:rPr>
@@ -1688,7 +1688,7 @@
               <w:lang w:eastAsia="pl-PL"/>
             </w:rPr>
           </w:pPr>
-          <w:hyperlink w:anchor="_Toc227707021" w:history="1">
+          <w:hyperlink w:anchor="_Toc227782764" w:history="1">
             <w:r>
               <w:rPr>
                 <w:rStyle w:val="Hipercze"/>
@@ -1716,7 +1716,7 @@
                 <w:noProof/>
                 <w:webHidden/>
               </w:rPr>
-              <w:instrText xml:space="preserve"> PAGEREF _Toc227707021 \h </w:instrText>
+              <w:instrText xml:space="preserve"> PAGEREF _Toc227782764 \h </w:instrText>
             </w:r>
             <w:r>
               <w:rPr>
@@ -1759,7 +1759,7 @@
               <w:lang w:eastAsia="pl-PL"/>
             </w:rPr>
           </w:pPr>
-          <w:hyperlink w:anchor="_Toc227707022" w:history="1">
+          <w:hyperlink w:anchor="_Toc227782765" w:history="1">
             <w:r>
               <w:rPr>
                 <w:rStyle w:val="Hipercze"/>
@@ -1787,7 +1787,7 @@
                 <w:noProof/>
                 <w:webHidden/>
               </w:rPr>
-              <w:instrText xml:space="preserve"> PAGEREF _Toc227707022 \h </w:instrText>
+              <w:instrText xml:space="preserve"> PAGEREF _Toc227782765 \h </w:instrText>
             </w:r>
             <w:r>
               <w:rPr>
@@ -1830,7 +1830,7 @@
               <w:lang w:eastAsia="pl-PL"/>
             </w:rPr>
           </w:pPr>
-          <w:hyperlink w:anchor="_Toc227707023" w:history="1">
+          <w:hyperlink w:anchor="_Toc227782766" w:history="1">
             <w:r>
               <w:rPr>
                 <w:rStyle w:val="Hipercze"/>
@@ -1858,7 +1858,7 @@
                 <w:noProof/>
                 <w:webHidden/>
               </w:rPr>
-              <w:instrText xml:space="preserve"> PAGEREF _Toc227707023 \h </w:instrText>
+              <w:instrText xml:space="preserve"> PAGEREF _Toc227782766 \h </w:instrText>
             </w:r>
             <w:r>
               <w:rPr>
@@ -1901,7 +1901,7 @@
               <w:lang w:eastAsia="pl-PL"/>
             </w:rPr>
           </w:pPr>
-          <w:hyperlink w:anchor="_Toc227707024" w:history="1">
+          <w:hyperlink w:anchor="_Toc227782767" w:history="1">
             <w:r>
               <w:rPr>
                 <w:rStyle w:val="Hipercze"/>
@@ -1929,7 +1929,7 @@
                 <w:noProof/>
                 <w:webHidden/>
               </w:rPr>
-              <w:instrText xml:space="preserve"> PAGEREF _Toc227707024 \h </w:instrText>
+              <w:instrText xml:space="preserve"> PAGEREF _Toc227782767 \h </w:instrText>
             </w:r>
             <w:r>
               <w:rPr>
@@ -1972,7 +1972,7 @@
               <w:lang w:eastAsia="pl-PL"/>
             </w:rPr>
           </w:pPr>
-          <w:hyperlink w:anchor="_Toc227707025" w:history="1">
+          <w:hyperlink w:anchor="_Toc227782768" w:history="1">
             <w:r>
               <w:rPr>
                 <w:rStyle w:val="Hipercze"/>
@@ -2000,7 +2000,7 @@
                 <w:noProof/>
                 <w:webHidden/>
               </w:rPr>
-              <w:instrText xml:space="preserve"> PAGEREF _Toc227707025 \h </w:instrText>
+              <w:instrText xml:space="preserve"> PAGEREF _Toc227782768 \h </w:instrText>
             </w:r>
             <w:r>
               <w:rPr>
@@ -2043,7 +2043,7 @@
               <w:lang w:eastAsia="pl-PL"/>
             </w:rPr>
           </w:pPr>
-          <w:hyperlink w:anchor="_Toc227707026" w:history="1">
+          <w:hyperlink w:anchor="_Toc227782769" w:history="1">
             <w:r>
               <w:rPr>
                 <w:rStyle w:val="Hipercze"/>
@@ -2071,7 +2071,7 @@
                 <w:noProof/>
                 <w:webHidden/>
               </w:rPr>
-              <w:instrText xml:space="preserve"> PAGEREF _Toc227707026 \h </w:instrText>
+              <w:instrText xml:space="preserve"> PAGEREF _Toc227782769 \h </w:instrText>
             </w:r>
             <w:r>
               <w:rPr>
@@ -2114,7 +2114,7 @@
               <w:lang w:eastAsia="pl-PL"/>
             </w:rPr>
           </w:pPr>
-          <w:hyperlink w:anchor="_Toc227707027" w:history="1">
+          <w:hyperlink w:anchor="_Toc227782770" w:history="1">
             <w:r>
               <w:rPr>
                 <w:rStyle w:val="Hipercze"/>
@@ -2142,7 +2142,7 @@
                 <w:noProof/>
                 <w:webHidden/>
               </w:rPr>
-              <w:instrText xml:space="preserve"> PAGEREF _Toc227707027 \h </w:instrText>
+              <w:instrText xml:space="preserve"> PAGEREF _Toc227782770 \h </w:instrText>
             </w:r>
             <w:r>
               <w:rPr>
@@ -2185,7 +2185,7 @@
               <w:lang w:eastAsia="pl-PL"/>
             </w:rPr>
           </w:pPr>
-          <w:hyperlink w:anchor="_Toc227707028" w:history="1">
+          <w:hyperlink w:anchor="_Toc227782771" w:history="1">
             <w:r>
               <w:rPr>
                 <w:rStyle w:val="Hipercze"/>
@@ -2213,7 +2213,7 @@
                 <w:noProof/>
                 <w:webHidden/>
               </w:rPr>
-              <w:instrText xml:space="preserve"> PAGEREF _Toc227707028 \h </w:instrText>
+              <w:instrText xml:space="preserve"> PAGEREF _Toc227782771 \h </w:instrText>
             </w:r>
             <w:r>
               <w:rPr>
@@ -2256,7 +2256,7 @@
               <w:lang w:eastAsia="pl-PL"/>
             </w:rPr>
           </w:pPr>
-          <w:hyperlink w:anchor="_Toc227707029" w:history="1">
+          <w:hyperlink w:anchor="_Toc227782772" w:history="1">
             <w:r>
               <w:rPr>
                 <w:rStyle w:val="Hipercze"/>
@@ -2284,7 +2284,7 @@
                 <w:noProof/>
                 <w:webHidden/>
               </w:rPr>
-              <w:instrText xml:space="preserve"> PAGEREF _Toc227707029 \h </w:instrText>
+              <w:instrText xml:space="preserve"> PAGEREF _Toc227782772 \h </w:instrText>
             </w:r>
             <w:r>
               <w:rPr>
@@ -2327,7 +2327,7 @@
               <w:lang w:eastAsia="pl-PL"/>
             </w:rPr>
           </w:pPr>
-          <w:hyperlink w:anchor="_Toc227707030" w:history="1">
+          <w:hyperlink w:anchor="_Toc227782773" w:history="1">
             <w:r>
               <w:rPr>
                 <w:rStyle w:val="Hipercze"/>
@@ -2355,7 +2355,7 @@
                 <w:noProof/>
                 <w:webHidden/>
               </w:rPr>
-              <w:instrText xml:space="preserve"> PAGEREF _Toc227707030 \h </w:instrText>
+              <w:instrText xml:space="preserve"> PAGEREF _Toc227782773 \h </w:instrText>
             </w:r>
             <w:r>
               <w:rPr>
@@ -2398,7 +2398,7 @@
               <w:lang w:eastAsia="pl-PL"/>
             </w:rPr>
           </w:pPr>
-          <w:hyperlink w:anchor="_Toc227707031" w:history="1">
+          <w:hyperlink w:anchor="_Toc227782774" w:history="1">
             <w:r>
               <w:rPr>
                 <w:rStyle w:val="Hipercze"/>
@@ -2426,7 +2426,7 @@
                 <w:noProof/>
                 <w:webHidden/>
               </w:rPr>
-              <w:instrText xml:space="preserve"> PAGEREF _Toc227707031 \h </w:instrText>
+              <w:instrText xml:space="preserve"> PAGEREF _Toc227782774 \h </w:instrText>
             </w:r>
             <w:r>
               <w:rPr>
@@ -2469,7 +2469,7 @@
               <w:lang w:eastAsia="pl-PL"/>
             </w:rPr>
           </w:pPr>
-          <w:hyperlink w:anchor="_Toc227707032" w:history="1">
+          <w:hyperlink w:anchor="_Toc227782775" w:history="1">
             <w:r>
               <w:rPr>
                 <w:rStyle w:val="Hipercze"/>
@@ -2497,7 +2497,7 @@
                 <w:noProof/>
                 <w:webHidden/>
               </w:rPr>
-              <w:instrText xml:space="preserve"> PAGEREF _Toc227707032 \h </w:instrText>
+              <w:instrText xml:space="preserve"> PAGEREF _Toc227782775 \h </w:instrText>
             </w:r>
             <w:r>
               <w:rPr>
@@ -2540,7 +2540,7 @@
               <w:lang w:eastAsia="pl-PL"/>
             </w:rPr>
           </w:pPr>
-          <w:hyperlink w:anchor="_Toc227707033" w:history="1">
+          <w:hyperlink w:anchor="_Toc227782776" w:history="1">
             <w:r>
               <w:rPr>
                 <w:rStyle w:val="Hipercze"/>
@@ -2568,7 +2568,7 @@
                 <w:noProof/>
                 <w:webHidden/>
               </w:rPr>
-              <w:instrText xml:space="preserve"> PAGEREF _Toc227707033 \h </w:instrText>
+              <w:instrText xml:space="preserve"> PAGEREF _Toc227782776 \h </w:instrText>
             </w:r>
             <w:r>
               <w:rPr>
@@ -2611,7 +2611,7 @@
               <w:lang w:eastAsia="pl-PL"/>
             </w:rPr>
           </w:pPr>
-          <w:hyperlink w:anchor="_Toc227707034" w:history="1">
+          <w:hyperlink w:anchor="_Toc227782777" w:history="1">
             <w:r>
               <w:rPr>
                 <w:rStyle w:val="Hipercze"/>
@@ -2639,7 +2639,7 @@
                 <w:noProof/>
                 <w:webHidden/>
               </w:rPr>
-              <w:instrText xml:space="preserve"> PAGEREF _Toc227707034 \h </w:instrText>
+              <w:instrText xml:space="preserve"> PAGEREF _Toc227782777 \h </w:instrText>
             </w:r>
             <w:r>
               <w:rPr>
@@ -2682,7 +2682,7 @@
               <w:lang w:eastAsia="pl-PL"/>
             </w:rPr>
           </w:pPr>
-          <w:hyperlink w:anchor="_Toc227707035" w:history="1">
+          <w:hyperlink w:anchor="_Toc227782778" w:history="1">
             <w:r>
               <w:rPr>
                 <w:rStyle w:val="Hipercze"/>
@@ -2710,7 +2710,7 @@
                 <w:noProof/>
                 <w:webHidden/>
               </w:rPr>
-              <w:instrText xml:space="preserve"> PAGEREF _Toc227707035 \h </w:instrText>
+              <w:instrText xml:space="preserve"> PAGEREF _Toc227782778 \h </w:instrText>
             </w:r>
             <w:r>
               <w:rPr>
@@ -2753,7 +2753,7 @@
               <w:lang w:eastAsia="pl-PL"/>
             </w:rPr>
           </w:pPr>
-          <w:hyperlink w:anchor="_Toc227707036" w:history="1">
+          <w:hyperlink w:anchor="_Toc227782779" w:history="1">
             <w:r>
               <w:rPr>
                 <w:rStyle w:val="Hipercze"/>
@@ -2781,7 +2781,7 @@
                 <w:noProof/>
                 <w:webHidden/>
               </w:rPr>
-              <w:instrText xml:space="preserve"> PAGEREF _Toc227707036 \h </w:instrText>
+              <w:instrText xml:space="preserve"> PAGEREF _Toc227782779 \h </w:instrText>
             </w:r>
             <w:r>
               <w:rPr>
@@ -2824,7 +2824,7 @@
               <w:lang w:eastAsia="pl-PL"/>
             </w:rPr>
           </w:pPr>
-          <w:hyperlink w:anchor="_Toc227707037" w:history="1">
+          <w:hyperlink w:anchor="_Toc227782780" w:history="1">
             <w:r>
               <w:rPr>
                 <w:rStyle w:val="Hipercze"/>
@@ -2852,7 +2852,7 @@
                 <w:noProof/>
                 <w:webHidden/>
               </w:rPr>
-              <w:instrText xml:space="preserve"> PAGEREF _Toc227707037 \h </w:instrText>
+              <w:instrText xml:space="preserve"> PAGEREF _Toc227782780 \h </w:instrText>
             </w:r>
             <w:r>
               <w:rPr>
@@ -2895,7 +2895,7 @@
               <w:lang w:eastAsia="pl-PL"/>
             </w:rPr>
           </w:pPr>
-          <w:hyperlink w:anchor="_Toc227707038" w:history="1">
+          <w:hyperlink w:anchor="_Toc227782781" w:history="1">
             <w:r>
               <w:rPr>
                 <w:rStyle w:val="Hipercze"/>
@@ -2923,7 +2923,7 @@
                 <w:noProof/>
                 <w:webHidden/>
               </w:rPr>
-              <w:instrText xml:space="preserve"> PAGEREF _Toc227707038 \h </w:instrText>
+              <w:instrText xml:space="preserve"> PAGEREF _Toc227782781 \h </w:instrText>
             </w:r>
             <w:r>
               <w:rPr>
@@ -2966,7 +2966,7 @@
               <w:lang w:eastAsia="pl-PL"/>
             </w:rPr>
           </w:pPr>
-          <w:hyperlink w:anchor="_Toc227707039" w:history="1">
+          <w:hyperlink w:anchor="_Toc227782782" w:history="1">
             <w:r>
               <w:rPr>
                 <w:rStyle w:val="Hipercze"/>
@@ -2994,7 +2994,7 @@
                 <w:noProof/>
                 <w:webHidden/>
               </w:rPr>
-              <w:instrText xml:space="preserve"> PAGEREF _Toc227707039 \h </w:instrText>
+              <w:instrText xml:space="preserve"> PAGEREF _Toc227782782 \h </w:instrText>
             </w:r>
             <w:r>
               <w:rPr>
@@ -3037,7 +3037,7 @@
               <w:lang w:eastAsia="pl-PL"/>
             </w:rPr>
           </w:pPr>
-          <w:hyperlink w:anchor="_Toc227707040" w:history="1">
+          <w:hyperlink w:anchor="_Toc227782783" w:history="1">
             <w:r>
               <w:rPr>
                 <w:rStyle w:val="Hipercze"/>
@@ -3065,7 +3065,7 @@
                 <w:noProof/>
                 <w:webHidden/>
               </w:rPr>
-              <w:instrText xml:space="preserve"> PAGEREF _Toc227707040 \h </w:instrText>
+              <w:instrText xml:space="preserve"> PAGEREF _Toc227782783 \h </w:instrText>
             </w:r>
             <w:r>
               <w:rPr>
@@ -3108,7 +3108,7 @@
               <w:lang w:eastAsia="pl-PL"/>
             </w:rPr>
           </w:pPr>
-          <w:hyperlink w:anchor="_Toc227707041" w:history="1">
+          <w:hyperlink w:anchor="_Toc227782784" w:history="1">
             <w:r>
               <w:rPr>
                 <w:rStyle w:val="Hipercze"/>
@@ -3136,7 +3136,7 @@
                 <w:noProof/>
                 <w:webHidden/>
               </w:rPr>
-              <w:instrText xml:space="preserve"> PAGEREF _Toc227707041 \h </w:instrText>
+              <w:instrText xml:space="preserve"> PAGEREF _Toc227782784 \h </w:instrText>
             </w:r>
             <w:r>
               <w:rPr>
@@ -3157,6 +3157,1071 @@
                 <w:webHidden/>
               </w:rPr>
               <w:t>46</w:t>
+            </w:r>
+            <w:r>
+              <w:rPr>
+                <w:noProof/>
+                <w:webHidden/>
+              </w:rPr>
+              <w:fldChar w:fldCharType="end"/>
+            </w:r>
+          </w:hyperlink>
+        </w:p>
+        <w:p>
+          <w:pPr>
+            <w:pStyle w:val="Spistreci1"/>
+            <w:tabs>
+              <w:tab w:val="right" w:leader="dot" w:pos="9062"/>
+            </w:tabs>
+            <w:rPr>
+              <w:rFonts w:eastAsiaTheme="minorEastAsia"/>
+              <w:noProof/>
+              <w:lang w:eastAsia="pl-PL"/>
+            </w:rPr>
+          </w:pPr>
+          <w:hyperlink w:anchor="_Toc227782785" w:history="1">
+            <w:r>
+              <w:rPr>
+                <w:rStyle w:val="Hipercze"/>
+                <w:noProof/>
+                <w:lang w:val="en-US"/>
+              </w:rPr>
+              <w:t>Task 16 Create a Private Azure Blob Storage Container</w:t>
+            </w:r>
+            <w:r>
+              <w:rPr>
+                <w:noProof/>
+                <w:webHidden/>
+              </w:rPr>
+              <w:tab/>
+            </w:r>
+            <w:r>
+              <w:rPr>
+                <w:noProof/>
+                <w:webHidden/>
+              </w:rPr>
+              <w:fldChar w:fldCharType="begin"/>
+            </w:r>
+            <w:r>
+              <w:rPr>
+                <w:noProof/>
+                <w:webHidden/>
+              </w:rPr>
+              <w:instrText xml:space="preserve"> PAGEREF _Toc227782785 \h </w:instrText>
+            </w:r>
+            <w:r>
+              <w:rPr>
+                <w:noProof/>
+                <w:webHidden/>
+              </w:rPr>
+            </w:r>
+            <w:r>
+              <w:rPr>
+                <w:noProof/>
+                <w:webHidden/>
+              </w:rPr>
+              <w:fldChar w:fldCharType="separate"/>
+            </w:r>
+            <w:r>
+              <w:rPr>
+                <w:noProof/>
+                <w:webHidden/>
+              </w:rPr>
+              <w:t>46</w:t>
+            </w:r>
+            <w:r>
+              <w:rPr>
+                <w:noProof/>
+                <w:webHidden/>
+              </w:rPr>
+              <w:fldChar w:fldCharType="end"/>
+            </w:r>
+          </w:hyperlink>
+        </w:p>
+        <w:p>
+          <w:pPr>
+            <w:pStyle w:val="Spistreci2"/>
+            <w:tabs>
+              <w:tab w:val="right" w:leader="dot" w:pos="9062"/>
+            </w:tabs>
+            <w:rPr>
+              <w:rFonts w:eastAsiaTheme="minorEastAsia"/>
+              <w:noProof/>
+              <w:lang w:eastAsia="pl-PL"/>
+            </w:rPr>
+          </w:pPr>
+          <w:hyperlink w:anchor="_Toc227782786" w:history="1">
+            <w:r>
+              <w:rPr>
+                <w:rStyle w:val="Hipercze"/>
+                <w:noProof/>
+                <w:lang w:val="en-US"/>
+              </w:rPr>
+              <w:t>Solution</w:t>
+            </w:r>
+            <w:r>
+              <w:rPr>
+                <w:noProof/>
+                <w:webHidden/>
+              </w:rPr>
+              <w:tab/>
+            </w:r>
+            <w:r>
+              <w:rPr>
+                <w:noProof/>
+                <w:webHidden/>
+              </w:rPr>
+              <w:fldChar w:fldCharType="begin"/>
+            </w:r>
+            <w:r>
+              <w:rPr>
+                <w:noProof/>
+                <w:webHidden/>
+              </w:rPr>
+              <w:instrText xml:space="preserve"> PAGEREF _Toc227782786 \h </w:instrText>
+            </w:r>
+            <w:r>
+              <w:rPr>
+                <w:noProof/>
+                <w:webHidden/>
+              </w:rPr>
+            </w:r>
+            <w:r>
+              <w:rPr>
+                <w:noProof/>
+                <w:webHidden/>
+              </w:rPr>
+              <w:fldChar w:fldCharType="separate"/>
+            </w:r>
+            <w:r>
+              <w:rPr>
+                <w:noProof/>
+                <w:webHidden/>
+              </w:rPr>
+              <w:t>47</w:t>
+            </w:r>
+            <w:r>
+              <w:rPr>
+                <w:noProof/>
+                <w:webHidden/>
+              </w:rPr>
+              <w:fldChar w:fldCharType="end"/>
+            </w:r>
+          </w:hyperlink>
+        </w:p>
+        <w:p>
+          <w:pPr>
+            <w:pStyle w:val="Spistreci2"/>
+            <w:tabs>
+              <w:tab w:val="right" w:leader="dot" w:pos="9062"/>
+            </w:tabs>
+            <w:rPr>
+              <w:rFonts w:eastAsiaTheme="minorEastAsia"/>
+              <w:noProof/>
+              <w:lang w:eastAsia="pl-PL"/>
+            </w:rPr>
+          </w:pPr>
+          <w:hyperlink w:anchor="_Toc227782787" w:history="1">
+            <w:r>
+              <w:rPr>
+                <w:rStyle w:val="Hipercze"/>
+                <w:noProof/>
+                <w:lang w:val="en-US"/>
+              </w:rPr>
+              <w:t>Why we need that</w:t>
+            </w:r>
+            <w:r>
+              <w:rPr>
+                <w:noProof/>
+                <w:webHidden/>
+              </w:rPr>
+              <w:tab/>
+            </w:r>
+            <w:r>
+              <w:rPr>
+                <w:noProof/>
+                <w:webHidden/>
+              </w:rPr>
+              <w:fldChar w:fldCharType="begin"/>
+            </w:r>
+            <w:r>
+              <w:rPr>
+                <w:noProof/>
+                <w:webHidden/>
+              </w:rPr>
+              <w:instrText xml:space="preserve"> PAGEREF _Toc227782787 \h </w:instrText>
+            </w:r>
+            <w:r>
+              <w:rPr>
+                <w:noProof/>
+                <w:webHidden/>
+              </w:rPr>
+            </w:r>
+            <w:r>
+              <w:rPr>
+                <w:noProof/>
+                <w:webHidden/>
+              </w:rPr>
+              <w:fldChar w:fldCharType="separate"/>
+            </w:r>
+            <w:r>
+              <w:rPr>
+                <w:noProof/>
+                <w:webHidden/>
+              </w:rPr>
+              <w:t>51</w:t>
+            </w:r>
+            <w:r>
+              <w:rPr>
+                <w:noProof/>
+                <w:webHidden/>
+              </w:rPr>
+              <w:fldChar w:fldCharType="end"/>
+            </w:r>
+          </w:hyperlink>
+        </w:p>
+        <w:p>
+          <w:pPr>
+            <w:pStyle w:val="Spistreci1"/>
+            <w:tabs>
+              <w:tab w:val="right" w:leader="dot" w:pos="9062"/>
+            </w:tabs>
+            <w:rPr>
+              <w:rFonts w:eastAsiaTheme="minorEastAsia"/>
+              <w:noProof/>
+              <w:lang w:eastAsia="pl-PL"/>
+            </w:rPr>
+          </w:pPr>
+          <w:hyperlink w:anchor="_Toc227782788" w:history="1">
+            <w:r>
+              <w:rPr>
+                <w:rStyle w:val="Hipercze"/>
+                <w:noProof/>
+                <w:lang w:val="en-US"/>
+              </w:rPr>
+              <w:t>Task 17 Create a Public Azure Blob Storage Container</w:t>
+            </w:r>
+            <w:r>
+              <w:rPr>
+                <w:noProof/>
+                <w:webHidden/>
+              </w:rPr>
+              <w:tab/>
+            </w:r>
+            <w:r>
+              <w:rPr>
+                <w:noProof/>
+                <w:webHidden/>
+              </w:rPr>
+              <w:fldChar w:fldCharType="begin"/>
+            </w:r>
+            <w:r>
+              <w:rPr>
+                <w:noProof/>
+                <w:webHidden/>
+              </w:rPr>
+              <w:instrText xml:space="preserve"> PAGEREF _Toc227782788 \h </w:instrText>
+            </w:r>
+            <w:r>
+              <w:rPr>
+                <w:noProof/>
+                <w:webHidden/>
+              </w:rPr>
+            </w:r>
+            <w:r>
+              <w:rPr>
+                <w:noProof/>
+                <w:webHidden/>
+              </w:rPr>
+              <w:fldChar w:fldCharType="separate"/>
+            </w:r>
+            <w:r>
+              <w:rPr>
+                <w:noProof/>
+                <w:webHidden/>
+              </w:rPr>
+              <w:t>51</w:t>
+            </w:r>
+            <w:r>
+              <w:rPr>
+                <w:noProof/>
+                <w:webHidden/>
+              </w:rPr>
+              <w:fldChar w:fldCharType="end"/>
+            </w:r>
+          </w:hyperlink>
+        </w:p>
+        <w:p>
+          <w:pPr>
+            <w:pStyle w:val="Spistreci2"/>
+            <w:tabs>
+              <w:tab w:val="right" w:leader="dot" w:pos="9062"/>
+            </w:tabs>
+            <w:rPr>
+              <w:rFonts w:eastAsiaTheme="minorEastAsia"/>
+              <w:noProof/>
+              <w:lang w:eastAsia="pl-PL"/>
+            </w:rPr>
+          </w:pPr>
+          <w:hyperlink w:anchor="_Toc227782789" w:history="1">
+            <w:r>
+              <w:rPr>
+                <w:rStyle w:val="Hipercze"/>
+                <w:noProof/>
+                <w:lang w:val="en-US"/>
+              </w:rPr>
+              <w:t>Solution</w:t>
+            </w:r>
+            <w:r>
+              <w:rPr>
+                <w:noProof/>
+                <w:webHidden/>
+              </w:rPr>
+              <w:tab/>
+            </w:r>
+            <w:r>
+              <w:rPr>
+                <w:noProof/>
+                <w:webHidden/>
+              </w:rPr>
+              <w:fldChar w:fldCharType="begin"/>
+            </w:r>
+            <w:r>
+              <w:rPr>
+                <w:noProof/>
+                <w:webHidden/>
+              </w:rPr>
+              <w:instrText xml:space="preserve"> PAGEREF _Toc227782789 \h </w:instrText>
+            </w:r>
+            <w:r>
+              <w:rPr>
+                <w:noProof/>
+                <w:webHidden/>
+              </w:rPr>
+            </w:r>
+            <w:r>
+              <w:rPr>
+                <w:noProof/>
+                <w:webHidden/>
+              </w:rPr>
+              <w:fldChar w:fldCharType="separate"/>
+            </w:r>
+            <w:r>
+              <w:rPr>
+                <w:noProof/>
+                <w:webHidden/>
+              </w:rPr>
+              <w:t>51</w:t>
+            </w:r>
+            <w:r>
+              <w:rPr>
+                <w:noProof/>
+                <w:webHidden/>
+              </w:rPr>
+              <w:fldChar w:fldCharType="end"/>
+            </w:r>
+          </w:hyperlink>
+        </w:p>
+        <w:p>
+          <w:pPr>
+            <w:pStyle w:val="Spistreci2"/>
+            <w:tabs>
+              <w:tab w:val="right" w:leader="dot" w:pos="9062"/>
+            </w:tabs>
+            <w:rPr>
+              <w:rFonts w:eastAsiaTheme="minorEastAsia"/>
+              <w:noProof/>
+              <w:lang w:eastAsia="pl-PL"/>
+            </w:rPr>
+          </w:pPr>
+          <w:hyperlink w:anchor="_Toc227782790" w:history="1">
+            <w:r>
+              <w:rPr>
+                <w:rStyle w:val="Hipercze"/>
+                <w:noProof/>
+                <w:lang w:val="en-US"/>
+              </w:rPr>
+              <w:t>Why we need that</w:t>
+            </w:r>
+            <w:r>
+              <w:rPr>
+                <w:noProof/>
+                <w:webHidden/>
+              </w:rPr>
+              <w:tab/>
+            </w:r>
+            <w:r>
+              <w:rPr>
+                <w:noProof/>
+                <w:webHidden/>
+              </w:rPr>
+              <w:fldChar w:fldCharType="begin"/>
+            </w:r>
+            <w:r>
+              <w:rPr>
+                <w:noProof/>
+                <w:webHidden/>
+              </w:rPr>
+              <w:instrText xml:space="preserve"> PAGEREF _Toc227782790 \h </w:instrText>
+            </w:r>
+            <w:r>
+              <w:rPr>
+                <w:noProof/>
+                <w:webHidden/>
+              </w:rPr>
+            </w:r>
+            <w:r>
+              <w:rPr>
+                <w:noProof/>
+                <w:webHidden/>
+              </w:rPr>
+              <w:fldChar w:fldCharType="separate"/>
+            </w:r>
+            <w:r>
+              <w:rPr>
+                <w:noProof/>
+                <w:webHidden/>
+              </w:rPr>
+              <w:t>53</w:t>
+            </w:r>
+            <w:r>
+              <w:rPr>
+                <w:noProof/>
+                <w:webHidden/>
+              </w:rPr>
+              <w:fldChar w:fldCharType="end"/>
+            </w:r>
+          </w:hyperlink>
+        </w:p>
+        <w:p>
+          <w:pPr>
+            <w:pStyle w:val="Spistreci1"/>
+            <w:tabs>
+              <w:tab w:val="right" w:leader="dot" w:pos="9062"/>
+            </w:tabs>
+            <w:rPr>
+              <w:rFonts w:eastAsiaTheme="minorEastAsia"/>
+              <w:noProof/>
+              <w:lang w:eastAsia="pl-PL"/>
+            </w:rPr>
+          </w:pPr>
+          <w:hyperlink w:anchor="_Toc227782791" w:history="1">
+            <w:r>
+              <w:rPr>
+                <w:rStyle w:val="Hipercze"/>
+                <w:noProof/>
+                <w:lang w:val="en-US"/>
+              </w:rPr>
+              <w:t>Task 18 Copy Data to an Azure Blob Storage Container</w:t>
+            </w:r>
+            <w:r>
+              <w:rPr>
+                <w:noProof/>
+                <w:webHidden/>
+              </w:rPr>
+              <w:tab/>
+            </w:r>
+            <w:r>
+              <w:rPr>
+                <w:noProof/>
+                <w:webHidden/>
+              </w:rPr>
+              <w:fldChar w:fldCharType="begin"/>
+            </w:r>
+            <w:r>
+              <w:rPr>
+                <w:noProof/>
+                <w:webHidden/>
+              </w:rPr>
+              <w:instrText xml:space="preserve"> PAGEREF _Toc227782791 \h </w:instrText>
+            </w:r>
+            <w:r>
+              <w:rPr>
+                <w:noProof/>
+                <w:webHidden/>
+              </w:rPr>
+            </w:r>
+            <w:r>
+              <w:rPr>
+                <w:noProof/>
+                <w:webHidden/>
+              </w:rPr>
+              <w:fldChar w:fldCharType="separate"/>
+            </w:r>
+            <w:r>
+              <w:rPr>
+                <w:noProof/>
+                <w:webHidden/>
+              </w:rPr>
+              <w:t>53</w:t>
+            </w:r>
+            <w:r>
+              <w:rPr>
+                <w:noProof/>
+                <w:webHidden/>
+              </w:rPr>
+              <w:fldChar w:fldCharType="end"/>
+            </w:r>
+          </w:hyperlink>
+        </w:p>
+        <w:p>
+          <w:pPr>
+            <w:pStyle w:val="Spistreci2"/>
+            <w:tabs>
+              <w:tab w:val="right" w:leader="dot" w:pos="9062"/>
+            </w:tabs>
+            <w:rPr>
+              <w:rFonts w:eastAsiaTheme="minorEastAsia"/>
+              <w:noProof/>
+              <w:lang w:eastAsia="pl-PL"/>
+            </w:rPr>
+          </w:pPr>
+          <w:hyperlink w:anchor="_Toc227782792" w:history="1">
+            <w:r>
+              <w:rPr>
+                <w:rStyle w:val="Hipercze"/>
+                <w:noProof/>
+                <w:lang w:val="en-US"/>
+              </w:rPr>
+              <w:t>Solution</w:t>
+            </w:r>
+            <w:r>
+              <w:rPr>
+                <w:noProof/>
+                <w:webHidden/>
+              </w:rPr>
+              <w:tab/>
+            </w:r>
+            <w:r>
+              <w:rPr>
+                <w:noProof/>
+                <w:webHidden/>
+              </w:rPr>
+              <w:fldChar w:fldCharType="begin"/>
+            </w:r>
+            <w:r>
+              <w:rPr>
+                <w:noProof/>
+                <w:webHidden/>
+              </w:rPr>
+              <w:instrText xml:space="preserve"> PAGEREF _Toc227782792 \h </w:instrText>
+            </w:r>
+            <w:r>
+              <w:rPr>
+                <w:noProof/>
+                <w:webHidden/>
+              </w:rPr>
+            </w:r>
+            <w:r>
+              <w:rPr>
+                <w:noProof/>
+                <w:webHidden/>
+              </w:rPr>
+              <w:fldChar w:fldCharType="separate"/>
+            </w:r>
+            <w:r>
+              <w:rPr>
+                <w:noProof/>
+                <w:webHidden/>
+              </w:rPr>
+              <w:t>53</w:t>
+            </w:r>
+            <w:r>
+              <w:rPr>
+                <w:noProof/>
+                <w:webHidden/>
+              </w:rPr>
+              <w:fldChar w:fldCharType="end"/>
+            </w:r>
+          </w:hyperlink>
+        </w:p>
+        <w:p>
+          <w:pPr>
+            <w:pStyle w:val="Spistreci2"/>
+            <w:tabs>
+              <w:tab w:val="right" w:leader="dot" w:pos="9062"/>
+            </w:tabs>
+            <w:rPr>
+              <w:rFonts w:eastAsiaTheme="minorEastAsia"/>
+              <w:noProof/>
+              <w:lang w:eastAsia="pl-PL"/>
+            </w:rPr>
+          </w:pPr>
+          <w:hyperlink w:anchor="_Toc227782793" w:history="1">
+            <w:r>
+              <w:rPr>
+                <w:rStyle w:val="Hipercze"/>
+                <w:noProof/>
+                <w:lang w:val="en-US"/>
+              </w:rPr>
+              <w:t>Why we need that</w:t>
+            </w:r>
+            <w:r>
+              <w:rPr>
+                <w:noProof/>
+                <w:webHidden/>
+              </w:rPr>
+              <w:tab/>
+            </w:r>
+            <w:r>
+              <w:rPr>
+                <w:noProof/>
+                <w:webHidden/>
+              </w:rPr>
+              <w:fldChar w:fldCharType="begin"/>
+            </w:r>
+            <w:r>
+              <w:rPr>
+                <w:noProof/>
+                <w:webHidden/>
+              </w:rPr>
+              <w:instrText xml:space="preserve"> PAGEREF _Toc227782793 \h </w:instrText>
+            </w:r>
+            <w:r>
+              <w:rPr>
+                <w:noProof/>
+                <w:webHidden/>
+              </w:rPr>
+            </w:r>
+            <w:r>
+              <w:rPr>
+                <w:noProof/>
+                <w:webHidden/>
+              </w:rPr>
+              <w:fldChar w:fldCharType="separate"/>
+            </w:r>
+            <w:r>
+              <w:rPr>
+                <w:noProof/>
+                <w:webHidden/>
+              </w:rPr>
+              <w:t>55</w:t>
+            </w:r>
+            <w:r>
+              <w:rPr>
+                <w:noProof/>
+                <w:webHidden/>
+              </w:rPr>
+              <w:fldChar w:fldCharType="end"/>
+            </w:r>
+          </w:hyperlink>
+        </w:p>
+        <w:p>
+          <w:pPr>
+            <w:pStyle w:val="Spistreci1"/>
+            <w:tabs>
+              <w:tab w:val="right" w:leader="dot" w:pos="9062"/>
+            </w:tabs>
+            <w:rPr>
+              <w:rFonts w:eastAsiaTheme="minorEastAsia"/>
+              <w:noProof/>
+              <w:lang w:eastAsia="pl-PL"/>
+            </w:rPr>
+          </w:pPr>
+          <w:hyperlink w:anchor="_Toc227782794" w:history="1">
+            <w:r>
+              <w:rPr>
+                <w:rStyle w:val="Hipercze"/>
+                <w:noProof/>
+                <w:lang w:val="en-US"/>
+              </w:rPr>
+              <w:t>Task 19 Convert Public Azure Blob Container to Private</w:t>
+            </w:r>
+            <w:r>
+              <w:rPr>
+                <w:noProof/>
+                <w:webHidden/>
+              </w:rPr>
+              <w:tab/>
+            </w:r>
+            <w:r>
+              <w:rPr>
+                <w:noProof/>
+                <w:webHidden/>
+              </w:rPr>
+              <w:fldChar w:fldCharType="begin"/>
+            </w:r>
+            <w:r>
+              <w:rPr>
+                <w:noProof/>
+                <w:webHidden/>
+              </w:rPr>
+              <w:instrText xml:space="preserve"> PAGEREF _Toc227782794 \h </w:instrText>
+            </w:r>
+            <w:r>
+              <w:rPr>
+                <w:noProof/>
+                <w:webHidden/>
+              </w:rPr>
+            </w:r>
+            <w:r>
+              <w:rPr>
+                <w:noProof/>
+                <w:webHidden/>
+              </w:rPr>
+              <w:fldChar w:fldCharType="separate"/>
+            </w:r>
+            <w:r>
+              <w:rPr>
+                <w:noProof/>
+                <w:webHidden/>
+              </w:rPr>
+              <w:t>55</w:t>
+            </w:r>
+            <w:r>
+              <w:rPr>
+                <w:noProof/>
+                <w:webHidden/>
+              </w:rPr>
+              <w:fldChar w:fldCharType="end"/>
+            </w:r>
+          </w:hyperlink>
+        </w:p>
+        <w:p>
+          <w:pPr>
+            <w:pStyle w:val="Spistreci2"/>
+            <w:tabs>
+              <w:tab w:val="right" w:leader="dot" w:pos="9062"/>
+            </w:tabs>
+            <w:rPr>
+              <w:rFonts w:eastAsiaTheme="minorEastAsia"/>
+              <w:noProof/>
+              <w:lang w:eastAsia="pl-PL"/>
+            </w:rPr>
+          </w:pPr>
+          <w:hyperlink w:anchor="_Toc227782795" w:history="1">
+            <w:r>
+              <w:rPr>
+                <w:rStyle w:val="Hipercze"/>
+                <w:noProof/>
+                <w:lang w:val="en-US"/>
+              </w:rPr>
+              <w:t>Solution</w:t>
+            </w:r>
+            <w:r>
+              <w:rPr>
+                <w:noProof/>
+                <w:webHidden/>
+              </w:rPr>
+              <w:tab/>
+            </w:r>
+            <w:r>
+              <w:rPr>
+                <w:noProof/>
+                <w:webHidden/>
+              </w:rPr>
+              <w:fldChar w:fldCharType="begin"/>
+            </w:r>
+            <w:r>
+              <w:rPr>
+                <w:noProof/>
+                <w:webHidden/>
+              </w:rPr>
+              <w:instrText xml:space="preserve"> PAGEREF _Toc227782795 \h </w:instrText>
+            </w:r>
+            <w:r>
+              <w:rPr>
+                <w:noProof/>
+                <w:webHidden/>
+              </w:rPr>
+            </w:r>
+            <w:r>
+              <w:rPr>
+                <w:noProof/>
+                <w:webHidden/>
+              </w:rPr>
+              <w:fldChar w:fldCharType="separate"/>
+            </w:r>
+            <w:r>
+              <w:rPr>
+                <w:noProof/>
+                <w:webHidden/>
+              </w:rPr>
+              <w:t>56</w:t>
+            </w:r>
+            <w:r>
+              <w:rPr>
+                <w:noProof/>
+                <w:webHidden/>
+              </w:rPr>
+              <w:fldChar w:fldCharType="end"/>
+            </w:r>
+          </w:hyperlink>
+        </w:p>
+        <w:p>
+          <w:pPr>
+            <w:pStyle w:val="Spistreci2"/>
+            <w:tabs>
+              <w:tab w:val="right" w:leader="dot" w:pos="9062"/>
+            </w:tabs>
+            <w:rPr>
+              <w:rFonts w:eastAsiaTheme="minorEastAsia"/>
+              <w:noProof/>
+              <w:lang w:eastAsia="pl-PL"/>
+            </w:rPr>
+          </w:pPr>
+          <w:hyperlink w:anchor="_Toc227782796" w:history="1">
+            <w:r>
+              <w:rPr>
+                <w:rStyle w:val="Hipercze"/>
+                <w:noProof/>
+                <w:lang w:val="en-US"/>
+              </w:rPr>
+              <w:t>Why we need that</w:t>
+            </w:r>
+            <w:r>
+              <w:rPr>
+                <w:noProof/>
+                <w:webHidden/>
+              </w:rPr>
+              <w:tab/>
+            </w:r>
+            <w:r>
+              <w:rPr>
+                <w:noProof/>
+                <w:webHidden/>
+              </w:rPr>
+              <w:fldChar w:fldCharType="begin"/>
+            </w:r>
+            <w:r>
+              <w:rPr>
+                <w:noProof/>
+                <w:webHidden/>
+              </w:rPr>
+              <w:instrText xml:space="preserve"> PAGEREF _Toc227782796 \h </w:instrText>
+            </w:r>
+            <w:r>
+              <w:rPr>
+                <w:noProof/>
+                <w:webHidden/>
+              </w:rPr>
+            </w:r>
+            <w:r>
+              <w:rPr>
+                <w:noProof/>
+                <w:webHidden/>
+              </w:rPr>
+              <w:fldChar w:fldCharType="separate"/>
+            </w:r>
+            <w:r>
+              <w:rPr>
+                <w:noProof/>
+                <w:webHidden/>
+              </w:rPr>
+              <w:t>57</w:t>
+            </w:r>
+            <w:r>
+              <w:rPr>
+                <w:noProof/>
+                <w:webHidden/>
+              </w:rPr>
+              <w:fldChar w:fldCharType="end"/>
+            </w:r>
+          </w:hyperlink>
+        </w:p>
+        <w:p>
+          <w:pPr>
+            <w:pStyle w:val="Spistreci1"/>
+            <w:tabs>
+              <w:tab w:val="right" w:leader="dot" w:pos="9062"/>
+            </w:tabs>
+            <w:rPr>
+              <w:rFonts w:eastAsiaTheme="minorEastAsia"/>
+              <w:noProof/>
+              <w:lang w:eastAsia="pl-PL"/>
+            </w:rPr>
+          </w:pPr>
+          <w:hyperlink w:anchor="_Toc227782797" w:history="1">
+            <w:r>
+              <w:rPr>
+                <w:rStyle w:val="Hipercze"/>
+                <w:noProof/>
+                <w:lang w:val="en-US"/>
+              </w:rPr>
+              <w:t>Task 20 Deploy Azure Resources Using ARM Template</w:t>
+            </w:r>
+            <w:r>
+              <w:rPr>
+                <w:noProof/>
+                <w:webHidden/>
+              </w:rPr>
+              <w:tab/>
+            </w:r>
+            <w:r>
+              <w:rPr>
+                <w:noProof/>
+                <w:webHidden/>
+              </w:rPr>
+              <w:fldChar w:fldCharType="begin"/>
+            </w:r>
+            <w:r>
+              <w:rPr>
+                <w:noProof/>
+                <w:webHidden/>
+              </w:rPr>
+              <w:instrText xml:space="preserve"> PAGEREF _Toc227782797 \h </w:instrText>
+            </w:r>
+            <w:r>
+              <w:rPr>
+                <w:noProof/>
+                <w:webHidden/>
+              </w:rPr>
+            </w:r>
+            <w:r>
+              <w:rPr>
+                <w:noProof/>
+                <w:webHidden/>
+              </w:rPr>
+              <w:fldChar w:fldCharType="separate"/>
+            </w:r>
+            <w:r>
+              <w:rPr>
+                <w:noProof/>
+                <w:webHidden/>
+              </w:rPr>
+              <w:t>57</w:t>
+            </w:r>
+            <w:r>
+              <w:rPr>
+                <w:noProof/>
+                <w:webHidden/>
+              </w:rPr>
+              <w:fldChar w:fldCharType="end"/>
+            </w:r>
+          </w:hyperlink>
+        </w:p>
+        <w:p>
+          <w:pPr>
+            <w:pStyle w:val="Spistreci2"/>
+            <w:tabs>
+              <w:tab w:val="right" w:leader="dot" w:pos="9062"/>
+            </w:tabs>
+            <w:rPr>
+              <w:rFonts w:eastAsiaTheme="minorEastAsia"/>
+              <w:noProof/>
+              <w:lang w:eastAsia="pl-PL"/>
+            </w:rPr>
+          </w:pPr>
+          <w:hyperlink w:anchor="_Toc227782798" w:history="1">
+            <w:r>
+              <w:rPr>
+                <w:rStyle w:val="Hipercze"/>
+                <w:noProof/>
+                <w:lang w:val="en-US"/>
+              </w:rPr>
+              <w:t>Solution</w:t>
+            </w:r>
+            <w:r>
+              <w:rPr>
+                <w:noProof/>
+                <w:webHidden/>
+              </w:rPr>
+              <w:tab/>
+            </w:r>
+            <w:r>
+              <w:rPr>
+                <w:noProof/>
+                <w:webHidden/>
+              </w:rPr>
+              <w:fldChar w:fldCharType="begin"/>
+            </w:r>
+            <w:r>
+              <w:rPr>
+                <w:noProof/>
+                <w:webHidden/>
+              </w:rPr>
+              <w:instrText xml:space="preserve"> PAGEREF _Toc227782798 \h </w:instrText>
+            </w:r>
+            <w:r>
+              <w:rPr>
+                <w:noProof/>
+                <w:webHidden/>
+              </w:rPr>
+            </w:r>
+            <w:r>
+              <w:rPr>
+                <w:noProof/>
+                <w:webHidden/>
+              </w:rPr>
+              <w:fldChar w:fldCharType="separate"/>
+            </w:r>
+            <w:r>
+              <w:rPr>
+                <w:noProof/>
+                <w:webHidden/>
+              </w:rPr>
+              <w:t>58</w:t>
+            </w:r>
+            <w:r>
+              <w:rPr>
+                <w:noProof/>
+                <w:webHidden/>
+              </w:rPr>
+              <w:fldChar w:fldCharType="end"/>
+            </w:r>
+          </w:hyperlink>
+        </w:p>
+        <w:p>
+          <w:pPr>
+            <w:pStyle w:val="Spistreci2"/>
+            <w:tabs>
+              <w:tab w:val="right" w:leader="dot" w:pos="9062"/>
+            </w:tabs>
+            <w:rPr>
+              <w:rFonts w:eastAsiaTheme="minorEastAsia"/>
+              <w:noProof/>
+              <w:lang w:eastAsia="pl-PL"/>
+            </w:rPr>
+          </w:pPr>
+          <w:hyperlink w:anchor="_Toc227782799" w:history="1">
+            <w:r>
+              <w:rPr>
+                <w:rStyle w:val="Hipercze"/>
+                <w:noProof/>
+                <w:lang w:val="en-US"/>
+              </w:rPr>
+              <w:t>Why we need that</w:t>
+            </w:r>
+            <w:r>
+              <w:rPr>
+                <w:noProof/>
+                <w:webHidden/>
+              </w:rPr>
+              <w:tab/>
+            </w:r>
+            <w:r>
+              <w:rPr>
+                <w:noProof/>
+                <w:webHidden/>
+              </w:rPr>
+              <w:fldChar w:fldCharType="begin"/>
+            </w:r>
+            <w:r>
+              <w:rPr>
+                <w:noProof/>
+                <w:webHidden/>
+              </w:rPr>
+              <w:instrText xml:space="preserve"> PAGEREF _Toc227782799 \h </w:instrText>
+            </w:r>
+            <w:r>
+              <w:rPr>
+                <w:noProof/>
+                <w:webHidden/>
+              </w:rPr>
+            </w:r>
+            <w:r>
+              <w:rPr>
+                <w:noProof/>
+                <w:webHidden/>
+              </w:rPr>
+              <w:fldChar w:fldCharType="separate"/>
+            </w:r>
+            <w:r>
+              <w:rPr>
+                <w:noProof/>
+                <w:webHidden/>
+              </w:rPr>
+              <w:t>60</w:t>
             </w:r>
             <w:r>
               <w:rPr>
@@ -3202,7 +4267,7 @@
           <w:lang w:val="en-US"/>
         </w:rPr>
       </w:pPr>
-      <w:bookmarkStart w:id="0" w:name="_Toc227706998"/>
+      <w:bookmarkStart w:id="0" w:name="_Toc227782741"/>
       <w:r>
         <w:rPr>
           <w:lang w:val="en-US"/>
@@ -3330,7 +4395,7 @@
           <w:lang w:val="en-US"/>
         </w:rPr>
       </w:pPr>
-      <w:bookmarkStart w:id="1" w:name="_Toc227706999"/>
+      <w:bookmarkStart w:id="1" w:name="_Toc227782742"/>
       <w:r>
         <w:rPr>
           <w:lang w:val="en-US"/>
@@ -3716,7 +4781,7 @@
           <w:lang w:val="en-US"/>
         </w:rPr>
       </w:pPr>
-      <w:bookmarkStart w:id="2" w:name="_Toc227707000"/>
+      <w:bookmarkStart w:id="2" w:name="_Toc227782743"/>
       <w:r>
         <w:rPr>
           <w:lang w:val="en-US"/>
@@ -3745,7 +4810,7 @@
           <w:lang w:val="en-US"/>
         </w:rPr>
       </w:pPr>
-      <w:bookmarkStart w:id="3" w:name="_Toc227707001"/>
+      <w:bookmarkStart w:id="3" w:name="_Toc227782744"/>
       <w:r>
         <w:rPr>
           <w:lang w:val="en-US"/>
@@ -3980,7 +5045,7 @@
           <w:lang w:val="en-US"/>
         </w:rPr>
       </w:pPr>
-      <w:bookmarkStart w:id="4" w:name="_Toc227707002"/>
+      <w:bookmarkStart w:id="4" w:name="_Toc227782745"/>
       <w:r>
         <w:rPr>
           <w:lang w:val="en-US"/>
@@ -4880,7 +5945,7 @@
           <w:lang w:val="en-US"/>
         </w:rPr>
       </w:pPr>
-      <w:bookmarkStart w:id="5" w:name="_Toc227707003"/>
+      <w:bookmarkStart w:id="5" w:name="_Toc227782746"/>
       <w:r>
         <w:rPr>
           <w:lang w:val="en-US"/>
@@ -4916,7 +5981,7 @@
           <w:lang w:val="en-US"/>
         </w:rPr>
       </w:pPr>
-      <w:bookmarkStart w:id="6" w:name="_Toc227707004"/>
+      <w:bookmarkStart w:id="6" w:name="_Toc227782747"/>
       <w:r>
         <w:rPr>
           <w:lang w:val="en-US"/>
@@ -5060,7 +6125,7 @@
           <w:lang w:val="en-US"/>
         </w:rPr>
       </w:pPr>
-      <w:bookmarkStart w:id="7" w:name="_Toc227707005"/>
+      <w:bookmarkStart w:id="7" w:name="_Toc227782748"/>
       <w:r>
         <w:rPr>
           <w:lang w:val="en-US"/>
@@ -5652,7 +6717,7 @@
           <w:lang w:val="en-US"/>
         </w:rPr>
       </w:pPr>
-      <w:bookmarkStart w:id="8" w:name="_Toc227707006"/>
+      <w:bookmarkStart w:id="8" w:name="_Toc227782749"/>
       <w:r>
         <w:rPr>
           <w:lang w:val="en-US"/>
@@ -5682,7 +6747,7 @@
           <w:lang w:val="en-US"/>
         </w:rPr>
       </w:pPr>
-      <w:bookmarkStart w:id="9" w:name="_Toc227707007"/>
+      <w:bookmarkStart w:id="9" w:name="_Toc227782750"/>
       <w:r>
         <w:rPr>
           <w:lang w:val="en-US"/>
@@ -5840,7 +6905,7 @@
           <w:lang w:val="en-US"/>
         </w:rPr>
       </w:pPr>
-      <w:bookmarkStart w:id="10" w:name="_Toc227707008"/>
+      <w:bookmarkStart w:id="10" w:name="_Toc227782751"/>
       <w:r>
         <w:rPr>
           <w:lang w:val="en-US"/>
@@ -6282,7 +7347,7 @@
           <w:lang w:val="en-US"/>
         </w:rPr>
       </w:pPr>
-      <w:bookmarkStart w:id="11" w:name="_Toc227707009"/>
+      <w:bookmarkStart w:id="11" w:name="_Toc227782752"/>
       <w:r>
         <w:rPr>
           <w:lang w:val="en-US"/>
@@ -6354,7 +7419,7 @@
           <w:lang w:val="en-US"/>
         </w:rPr>
       </w:pPr>
-      <w:bookmarkStart w:id="12" w:name="_Toc227707010"/>
+      <w:bookmarkStart w:id="12" w:name="_Toc227782753"/>
       <w:r>
         <w:rPr>
           <w:lang w:val="en-US"/>
@@ -6506,7 +7571,7 @@
           <w:lang w:val="en-US"/>
         </w:rPr>
       </w:pPr>
-      <w:bookmarkStart w:id="13" w:name="_Toc227707011"/>
+      <w:bookmarkStart w:id="13" w:name="_Toc227782754"/>
       <w:r>
         <w:rPr>
           <w:lang w:val="en-US"/>
@@ -6958,7 +8023,7 @@
           <w:lang w:val="en-US"/>
         </w:rPr>
       </w:pPr>
-      <w:bookmarkStart w:id="14" w:name="_Toc227707012"/>
+      <w:bookmarkStart w:id="14" w:name="_Toc227782755"/>
       <w:r>
         <w:rPr>
           <w:lang w:val="en-US"/>
@@ -6987,7 +8052,7 @@
           <w:lang w:val="en-US"/>
         </w:rPr>
       </w:pPr>
-      <w:bookmarkStart w:id="15" w:name="_Toc227707013"/>
+      <w:bookmarkStart w:id="15" w:name="_Toc227782756"/>
       <w:r>
         <w:rPr>
           <w:lang w:val="en-US"/>
@@ -7118,7 +8183,7 @@
           <w:lang w:val="en-US"/>
         </w:rPr>
       </w:pPr>
-      <w:bookmarkStart w:id="16" w:name="_Toc227707014"/>
+      <w:bookmarkStart w:id="16" w:name="_Toc227782757"/>
       <w:r>
         <w:rPr>
           <w:lang w:val="en-US"/>
@@ -7665,7 +8730,7 @@
           <w:lang w:val="en-US"/>
         </w:rPr>
       </w:pPr>
-      <w:bookmarkStart w:id="17" w:name="_Toc227707015"/>
+      <w:bookmarkStart w:id="17" w:name="_Toc227782758"/>
       <w:r>
         <w:rPr>
           <w:lang w:val="en-US"/>
@@ -7722,7 +8787,7 @@
           <w:lang w:val="en-US"/>
         </w:rPr>
       </w:pPr>
-      <w:bookmarkStart w:id="18" w:name="_Toc227707016"/>
+      <w:bookmarkStart w:id="18" w:name="_Toc227782759"/>
       <w:r>
         <w:rPr>
           <w:lang w:val="en-US"/>
@@ -7791,7 +8856,7 @@
           <w:lang w:val="en-US"/>
         </w:rPr>
       </w:pPr>
-      <w:bookmarkStart w:id="19" w:name="_Toc227707017"/>
+      <w:bookmarkStart w:id="19" w:name="_Toc227782760"/>
       <w:r>
         <w:rPr>
           <w:lang w:val="en-US"/>
@@ -8239,7 +9304,7 @@
           <w:lang w:val="en-US"/>
         </w:rPr>
       </w:pPr>
-      <w:bookmarkStart w:id="20" w:name="_Toc227707018"/>
+      <w:bookmarkStart w:id="20" w:name="_Toc227782761"/>
       <w:r>
         <w:rPr>
           <w:lang w:val="en-US"/>
@@ -8268,7 +9333,7 @@
           <w:lang w:val="en-US"/>
         </w:rPr>
       </w:pPr>
-      <w:bookmarkStart w:id="21" w:name="_Toc227707019"/>
+      <w:bookmarkStart w:id="21" w:name="_Toc227782762"/>
       <w:r>
         <w:rPr>
           <w:lang w:val="en-US"/>
@@ -9129,7 +10194,7 @@
           <w:lang w:val="en-US"/>
         </w:rPr>
       </w:pPr>
-      <w:bookmarkStart w:id="22" w:name="_Toc227707020"/>
+      <w:bookmarkStart w:id="22" w:name="_Toc227782763"/>
       <w:r>
         <w:rPr>
           <w:lang w:val="en-US"/>
@@ -9172,7 +10237,7 @@
           <w:lang w:val="en-US"/>
         </w:rPr>
       </w:pPr>
-      <w:bookmarkStart w:id="23" w:name="_Toc227707021"/>
+      <w:bookmarkStart w:id="23" w:name="_Toc227782764"/>
       <w:r>
         <w:rPr>
           <w:lang w:val="en-US"/>
@@ -9349,7 +10414,7 @@
           <w:lang w:val="en-US"/>
         </w:rPr>
       </w:pPr>
-      <w:bookmarkStart w:id="24" w:name="_Toc227707022"/>
+      <w:bookmarkStart w:id="24" w:name="_Toc227782765"/>
       <w:r>
         <w:rPr>
           <w:lang w:val="en-US"/>
@@ -10059,7 +11124,7 @@
           <w:lang w:val="en-US"/>
         </w:rPr>
       </w:pPr>
-      <w:bookmarkStart w:id="25" w:name="_Toc227707023"/>
+      <w:bookmarkStart w:id="25" w:name="_Toc227782766"/>
       <w:r>
         <w:rPr>
           <w:lang w:val="en-US"/>
@@ -10214,7 +11279,7 @@
           <w:lang w:val="en-US"/>
         </w:rPr>
       </w:pPr>
-      <w:bookmarkStart w:id="26" w:name="_Toc227707024"/>
+      <w:bookmarkStart w:id="26" w:name="_Toc227782767"/>
       <w:r>
         <w:rPr>
           <w:lang w:val="en-US"/>
@@ -10320,7 +11385,7 @@
           <w:lang w:val="en-US"/>
         </w:rPr>
       </w:pPr>
-      <w:bookmarkStart w:id="27" w:name="_Toc227707025"/>
+      <w:bookmarkStart w:id="27" w:name="_Toc227782768"/>
       <w:r>
         <w:rPr>
           <w:lang w:val="en-US"/>
@@ -11227,7 +12292,7 @@
           <w:lang w:val="en-US"/>
         </w:rPr>
       </w:pPr>
-      <w:bookmarkStart w:id="28" w:name="_Toc227707026"/>
+      <w:bookmarkStart w:id="28" w:name="_Toc227782769"/>
       <w:r>
         <w:rPr>
           <w:lang w:val="en-US"/>
@@ -11269,7 +12334,7 @@
           <w:lang w:val="en-US"/>
         </w:rPr>
       </w:pPr>
-      <w:bookmarkStart w:id="29" w:name="_Toc227707027"/>
+      <w:bookmarkStart w:id="29" w:name="_Toc227782770"/>
       <w:r>
         <w:rPr>
           <w:lang w:val="en-US"/>
@@ -11350,7 +12415,7 @@
           <w:lang w:val="en-US"/>
         </w:rPr>
       </w:pPr>
-      <w:bookmarkStart w:id="30" w:name="_Toc227707028"/>
+      <w:bookmarkStart w:id="30" w:name="_Toc227782771"/>
       <w:r>
         <w:rPr>
           <w:lang w:val="en-US"/>
@@ -11834,7 +12899,7 @@
           <w:lang w:val="en-US"/>
         </w:rPr>
       </w:pPr>
-      <w:bookmarkStart w:id="31" w:name="_Toc227707029"/>
+      <w:bookmarkStart w:id="31" w:name="_Toc227782772"/>
       <w:r>
         <w:rPr>
           <w:lang w:val="en-US"/>
@@ -11884,7 +12949,7 @@
           <w:lang w:val="en-US"/>
         </w:rPr>
       </w:pPr>
-      <w:bookmarkStart w:id="32" w:name="_Toc227707030"/>
+      <w:bookmarkStart w:id="32" w:name="_Toc227782773"/>
       <w:r>
         <w:rPr>
           <w:lang w:val="en-US"/>
@@ -11960,7 +13025,7 @@
           <w:lang w:val="en-US"/>
         </w:rPr>
       </w:pPr>
-      <w:bookmarkStart w:id="33" w:name="_Toc227707031"/>
+      <w:bookmarkStart w:id="33" w:name="_Toc227782774"/>
       <w:r>
         <w:rPr>
           <w:lang w:val="en-US"/>
@@ -12363,7 +13428,7 @@
           <w:lang w:val="en-US"/>
         </w:rPr>
       </w:pPr>
-      <w:bookmarkStart w:id="34" w:name="_Toc227707032"/>
+      <w:bookmarkStart w:id="34" w:name="_Toc227782775"/>
       <w:r>
         <w:rPr>
           <w:lang w:val="en-US"/>
@@ -12392,7 +13457,7 @@
           <w:lang w:val="en-US"/>
         </w:rPr>
       </w:pPr>
-      <w:bookmarkStart w:id="35" w:name="_Toc227707033"/>
+      <w:bookmarkStart w:id="35" w:name="_Toc227782776"/>
       <w:r>
         <w:rPr>
           <w:lang w:val="en-US"/>
@@ -12849,7 +13914,7 @@
           <w:lang w:val="en-US"/>
         </w:rPr>
       </w:pPr>
-      <w:bookmarkStart w:id="36" w:name="_Toc227707034"/>
+      <w:bookmarkStart w:id="36" w:name="_Toc227782777"/>
       <w:r>
         <w:rPr>
           <w:lang w:val="en-US"/>
@@ -13741,7 +14806,7 @@
           <w:lang w:val="en-US"/>
         </w:rPr>
       </w:pPr>
-      <w:bookmarkStart w:id="37" w:name="_Toc227707035"/>
+      <w:bookmarkStart w:id="37" w:name="_Toc227782778"/>
       <w:r>
         <w:rPr>
           <w:lang w:val="en-US"/>
@@ -13791,7 +14856,7 @@
           <w:lang w:val="en-US"/>
         </w:rPr>
       </w:pPr>
-      <w:bookmarkStart w:id="38" w:name="_Toc227707036"/>
+      <w:bookmarkStart w:id="38" w:name="_Toc227782779"/>
       <w:r>
         <w:rPr>
           <w:lang w:val="en-US"/>
@@ -13942,7 +15007,7 @@
           <w:lang w:val="en-US"/>
         </w:rPr>
       </w:pPr>
-      <w:bookmarkStart w:id="39" w:name="_Toc227707037"/>
+      <w:bookmarkStart w:id="39" w:name="_Toc227782780"/>
       <w:r>
         <w:rPr>
           <w:lang w:val="en-US"/>
@@ -13974,6 +15039,7 @@
       <w:pPr>
         <w:rPr>
           <w:rStyle w:val="Wyrnienieintensywne"/>
+          <w:lang w:val="en-US"/>
         </w:rPr>
       </w:pPr>
       <w:proofErr w:type="spellStart"/>
@@ -13997,6 +15063,7 @@
       <w:pPr>
         <w:rPr>
           <w:rStyle w:val="Wyrnienieintensywne"/>
+          <w:lang w:val="en-US"/>
         </w:rPr>
       </w:pPr>
     </w:p>
@@ -14105,6 +15172,7 @@
       <w:pPr>
         <w:rPr>
           <w:rStyle w:val="Wyrnienieintensywne"/>
+          <w:lang w:val="en-US"/>
         </w:rPr>
       </w:pPr>
       <w:r>
@@ -14135,6 +15203,7 @@
       <w:pPr>
         <w:rPr>
           <w:rStyle w:val="Wyrnienieintensywne"/>
+          <w:lang w:val="en-US"/>
         </w:rPr>
       </w:pPr>
     </w:p>
@@ -14196,6 +15265,7 @@
       <w:pPr>
         <w:rPr>
           <w:rStyle w:val="Wyrnienieintensywne"/>
+          <w:lang w:val="en-US"/>
         </w:rPr>
       </w:pPr>
       <w:r>
@@ -14235,6 +15305,7 @@
       </w:pPr>
       <w:r>
         <w:rPr>
+          <w:noProof/>
           <w:lang w:val="en-US"/>
         </w:rPr>
         <w:drawing>
@@ -14282,6 +15353,7 @@
       </w:pPr>
       <w:r>
         <w:rPr>
+          <w:noProof/>
           <w:lang w:val="en-US"/>
         </w:rPr>
         <w:drawing>
@@ -14328,7 +15400,7 @@
           <w:lang w:val="en-US"/>
         </w:rPr>
       </w:pPr>
-      <w:bookmarkStart w:id="40" w:name="_Toc227707038"/>
+      <w:bookmarkStart w:id="40" w:name="_Toc227782781"/>
       <w:r>
         <w:rPr>
           <w:lang w:val="en-US"/>
@@ -14372,7 +15444,7 @@
           <w:lang w:val="en-US"/>
         </w:rPr>
       </w:pPr>
-      <w:bookmarkStart w:id="41" w:name="_Toc227707039"/>
+      <w:bookmarkStart w:id="41" w:name="_Toc227782782"/>
       <w:r>
         <w:rPr>
           <w:lang w:val="en-US"/>
@@ -14507,7 +15579,7 @@
           <w:lang w:val="en-US"/>
         </w:rPr>
       </w:pPr>
-      <w:bookmarkStart w:id="42" w:name="_Toc227707040"/>
+      <w:bookmarkStart w:id="42" w:name="_Toc227782783"/>
       <w:r>
         <w:rPr>
           <w:lang w:val="en-US"/>
@@ -14540,12 +15612,14 @@
       <w:pPr>
         <w:rPr>
           <w:rStyle w:val="Wyrnienieintensywne"/>
-        </w:rPr>
-      </w:pPr>
-      <w:proofErr w:type="spellStart"/>
-      <w:r>
-        <w:rPr>
-          <w:rStyle w:val="Wyrnienieintensywne"/>
+          <w:lang w:val="en-US"/>
+        </w:rPr>
+      </w:pPr>
+      <w:proofErr w:type="spellStart"/>
+      <w:r>
+        <w:rPr>
+          <w:rStyle w:val="Wyrnienieintensywne"/>
+          <w:lang w:val="en-US"/>
         </w:rPr>
         <w:t>az</w:t>
       </w:r>
@@ -14553,50 +15627,16 @@
       <w:r>
         <w:rPr>
           <w:rStyle w:val="Wyrnienieintensywne"/>
-        </w:rPr>
-        <w:t xml:space="preserve"> </w:t>
-      </w:r>
-      <w:proofErr w:type="spellStart"/>
-      <w:r>
-        <w:rPr>
-          <w:rStyle w:val="Wyrnienieintensywne"/>
-        </w:rPr>
-        <w:t>group</w:t>
-      </w:r>
-      <w:proofErr w:type="spellEnd"/>
-      <w:r>
-        <w:rPr>
-          <w:rStyle w:val="Wyrnienieintensywne"/>
-        </w:rPr>
-        <w:t xml:space="preserve"> list --</w:t>
-      </w:r>
-      <w:proofErr w:type="spellStart"/>
-      <w:r>
-        <w:rPr>
-          <w:rStyle w:val="Wyrnienieintensywne"/>
-        </w:rPr>
-        <w:t>output</w:t>
-      </w:r>
-      <w:proofErr w:type="spellEnd"/>
-      <w:r>
-        <w:rPr>
-          <w:rStyle w:val="Wyrnienieintensywne"/>
-        </w:rPr>
-        <w:t xml:space="preserve"> </w:t>
-      </w:r>
-      <w:proofErr w:type="spellStart"/>
-      <w:r>
-        <w:rPr>
-          <w:rStyle w:val="Wyrnienieintensywne"/>
-        </w:rPr>
-        <w:t>table</w:t>
-      </w:r>
-      <w:proofErr w:type="spellEnd"/>
-    </w:p>
-    <w:p>
-      <w:pPr>
-        <w:rPr>
-          <w:rStyle w:val="Wyrnienieintensywne"/>
+          <w:lang w:val="en-US"/>
+        </w:rPr>
+        <w:t xml:space="preserve"> group list --output table</w:t>
+      </w:r>
+    </w:p>
+    <w:p>
+      <w:pPr>
+        <w:rPr>
+          <w:rStyle w:val="Wyrnienieintensywne"/>
+          <w:lang w:val="en-US"/>
         </w:rPr>
       </w:pPr>
     </w:p>
@@ -14670,13 +15710,15 @@
       <w:pPr>
         <w:rPr>
           <w:rStyle w:val="Wyrnienieintensywne"/>
-        </w:rPr>
-      </w:pPr>
-    </w:p>
-    <w:p>
-      <w:pPr>
-        <w:rPr>
-          <w:rStyle w:val="Wyrnienieintensywne"/>
+          <w:lang w:val="en-US"/>
+        </w:rPr>
+      </w:pPr>
+    </w:p>
+    <w:p>
+      <w:pPr>
+        <w:rPr>
+          <w:rStyle w:val="Wyrnienieintensywne"/>
+          <w:lang w:val="en-US"/>
         </w:rPr>
       </w:pPr>
     </w:p>
@@ -14860,6 +15902,7 @@
       <w:pPr>
         <w:rPr>
           <w:rStyle w:val="Wyrnienieintensywne"/>
+          <w:lang w:val="en-US"/>
         </w:rPr>
       </w:pPr>
     </w:p>
@@ -15105,6 +16148,7 @@
       <w:pPr>
         <w:rPr>
           <w:rStyle w:val="Wyrnienieintensywne"/>
+          <w:lang w:val="en-US"/>
         </w:rPr>
       </w:pPr>
       <w:r>
@@ -15119,6 +16163,7 @@
       <w:pPr>
         <w:rPr>
           <w:rStyle w:val="Wyrnienieintensywne"/>
+          <w:lang w:val="en-US"/>
         </w:rPr>
       </w:pPr>
     </w:p>
@@ -15229,6 +16274,7 @@
       <w:pPr>
         <w:rPr>
           <w:rStyle w:val="Wyrnienieintensywne"/>
+          <w:lang w:val="en-US"/>
         </w:rPr>
       </w:pPr>
       <w:r>
@@ -15267,6 +16313,7 @@
       </w:pPr>
       <w:r>
         <w:rPr>
+          <w:noProof/>
           <w:lang w:val="en-US"/>
         </w:rPr>
         <w:drawing>
@@ -15321,6 +16368,7 @@
       </w:pPr>
       <w:r>
         <w:rPr>
+          <w:noProof/>
           <w:lang w:val="en-US"/>
         </w:rPr>
         <w:lastRenderedPageBreak/>
@@ -15409,6 +16457,7 @@
       </w:pPr>
       <w:r>
         <w:rPr>
+          <w:noProof/>
           <w:lang w:val="en-US"/>
         </w:rPr>
         <w:lastRenderedPageBreak/>
@@ -15470,6 +16519,7 @@
       </w:pPr>
       <w:r>
         <w:rPr>
+          <w:noProof/>
           <w:lang w:val="en-US"/>
         </w:rPr>
         <w:lastRenderedPageBreak/>
@@ -15524,7 +16574,7 @@
           <w:lang w:val="en-US"/>
         </w:rPr>
       </w:pPr>
-      <w:bookmarkStart w:id="43" w:name="_Toc227707041"/>
+      <w:bookmarkStart w:id="43" w:name="_Toc227782784"/>
       <w:r>
         <w:rPr>
           <w:lang w:val="en-US"/>
@@ -15544,6 +16594,4267 @@
           <w:lang w:val="en-US"/>
         </w:rPr>
         <w:t>An NSG is used to protect and control network access to Azure resources. In this task, it allows only the required inbound traffic for web access on port 80 and remote administration on port 22, which helps the team manage connectivity in a clear and controlled way during migration.</w:t>
+      </w:r>
+    </w:p>
+    <w:p>
+      <w:pPr>
+        <w:pStyle w:val="Nagwek1"/>
+        <w:rPr>
+          <w:lang w:val="en-US"/>
+        </w:rPr>
+      </w:pPr>
+      <w:bookmarkStart w:id="44" w:name="_Toc227782785"/>
+      <w:r>
+        <w:rPr>
+          <w:lang w:val="en-US"/>
+        </w:rPr>
+        <w:t xml:space="preserve">Task 16 </w:t>
+      </w:r>
+      <w:r>
+        <w:rPr>
+          <w:lang w:val="en-US"/>
+        </w:rPr>
+        <w:t>Create a Private Azure Blob Storage Container</w:t>
+      </w:r>
+      <w:bookmarkEnd w:id="44"/>
+    </w:p>
+    <w:p>
+      <w:pPr>
+        <w:rPr>
+          <w:lang w:val="en-US"/>
+        </w:rPr>
+      </w:pPr>
+      <w:r>
+        <w:rPr>
+          <w:lang w:val="en-US"/>
+        </w:rPr>
+        <w:t>As part of the data migration process, the Nautilus DevOps team is actively creating several storage containers on Azure. They plan to utilize private Blob containers to store the relevant data. Given the ongoing migration of other infrastructure to Azure, it is logical to consolidate data storage within the Azure environment as well.</w:t>
+      </w:r>
+    </w:p>
+    <w:p>
+      <w:pPr>
+        <w:rPr>
+          <w:lang w:val="en-US"/>
+        </w:rPr>
+      </w:pPr>
+    </w:p>
+    <w:p>
+      <w:pPr>
+        <w:rPr>
+          <w:lang w:val="en-US"/>
+        </w:rPr>
+      </w:pPr>
+      <w:r>
+        <w:rPr>
+          <w:lang w:val="en-US"/>
+        </w:rPr>
+        <w:t>Create a new storage account named devopsst29224 and a private Blob container named devops-blob-29035 within the storage account.</w:t>
+      </w:r>
+    </w:p>
+    <w:p>
+      <w:pPr>
+        <w:rPr>
+          <w:lang w:val="en-US"/>
+        </w:rPr>
+      </w:pPr>
+    </w:p>
+    <w:p>
+      <w:pPr>
+        <w:pStyle w:val="Nagwek2"/>
+        <w:rPr>
+          <w:lang w:val="en-US"/>
+        </w:rPr>
+      </w:pPr>
+      <w:bookmarkStart w:id="45" w:name="_Toc227782786"/>
+      <w:r>
+        <w:rPr>
+          <w:lang w:val="en-US"/>
+        </w:rPr>
+        <w:t>Solution</w:t>
+      </w:r>
+      <w:bookmarkEnd w:id="45"/>
+    </w:p>
+    <w:p>
+      <w:pPr>
+        <w:rPr>
+          <w:lang w:val="en-US"/>
+        </w:rPr>
+      </w:pPr>
+      <w:r>
+        <w:rPr>
+          <w:lang w:val="en-US"/>
+        </w:rPr>
+        <w:t>From Script</w:t>
+      </w:r>
+    </w:p>
+    <w:p>
+      <w:pPr>
+        <w:rPr>
+          <w:rStyle w:val="Wyrnienieintensywne"/>
+        </w:rPr>
+      </w:pPr>
+      <w:proofErr w:type="spellStart"/>
+      <w:r>
+        <w:rPr>
+          <w:rStyle w:val="Wyrnienieintensywne"/>
+          <w:lang w:val="en-US"/>
+        </w:rPr>
+        <w:t>az</w:t>
+      </w:r>
+      <w:proofErr w:type="spellEnd"/>
+      <w:r>
+        <w:rPr>
+          <w:rStyle w:val="Wyrnienieintensywne"/>
+          <w:lang w:val="en-US"/>
+        </w:rPr>
+        <w:t xml:space="preserve"> group list --output table</w:t>
+      </w:r>
+    </w:p>
+    <w:p>
+      <w:pPr>
+        <w:rPr>
+          <w:rStyle w:val="Wyrnienieintensywne"/>
+        </w:rPr>
+      </w:pPr>
+    </w:p>
+    <w:p>
+      <w:pPr>
+        <w:rPr>
+          <w:rStyle w:val="Wyrnienieintensywne"/>
+          <w:lang w:val="en-US"/>
+        </w:rPr>
+      </w:pPr>
+      <w:proofErr w:type="spellStart"/>
+      <w:r>
+        <w:rPr>
+          <w:rStyle w:val="Wyrnienieintensywne"/>
+          <w:lang w:val="en-US"/>
+        </w:rPr>
+        <w:t>az</w:t>
+      </w:r>
+      <w:proofErr w:type="spellEnd"/>
+      <w:r>
+        <w:rPr>
+          <w:rStyle w:val="Wyrnienieintensywne"/>
+          <w:lang w:val="en-US"/>
+        </w:rPr>
+        <w:t xml:space="preserve"> storage account create \</w:t>
+      </w:r>
+    </w:p>
+    <w:p>
+      <w:pPr>
+        <w:rPr>
+          <w:rStyle w:val="Wyrnienieintensywne"/>
+          <w:lang w:val="en-US"/>
+        </w:rPr>
+      </w:pPr>
+      <w:r>
+        <w:rPr>
+          <w:rStyle w:val="Wyrnienieintensywne"/>
+          <w:lang w:val="en-US"/>
+        </w:rPr>
+        <w:t xml:space="preserve">  --name devopsst29224 \</w:t>
+      </w:r>
+    </w:p>
+    <w:p>
+      <w:pPr>
+        <w:rPr>
+          <w:rStyle w:val="Wyrnienieintensywne"/>
+          <w:lang w:val="en-US"/>
+        </w:rPr>
+      </w:pPr>
+      <w:r>
+        <w:rPr>
+          <w:rStyle w:val="Wyrnienieintensywne"/>
+          <w:lang w:val="en-US"/>
+        </w:rPr>
+        <w:t xml:space="preserve">  --resource-group kml_rg_main-2b81ca89fbdf480c \</w:t>
+      </w:r>
+    </w:p>
+    <w:p>
+      <w:pPr>
+        <w:rPr>
+          <w:rStyle w:val="Wyrnienieintensywne"/>
+          <w:lang w:val="en-US"/>
+        </w:rPr>
+      </w:pPr>
+      <w:r>
+        <w:rPr>
+          <w:rStyle w:val="Wyrnienieintensywne"/>
+          <w:lang w:val="en-US"/>
+        </w:rPr>
+        <w:t xml:space="preserve">  --location </w:t>
+      </w:r>
+      <w:proofErr w:type="spellStart"/>
+      <w:r>
+        <w:rPr>
+          <w:rStyle w:val="Wyrnienieintensywne"/>
+          <w:lang w:val="en-US"/>
+        </w:rPr>
+        <w:t>eastus</w:t>
+      </w:r>
+      <w:proofErr w:type="spellEnd"/>
+      <w:r>
+        <w:rPr>
+          <w:rStyle w:val="Wyrnienieintensywne"/>
+          <w:lang w:val="en-US"/>
+        </w:rPr>
+        <w:t xml:space="preserve"> \</w:t>
+      </w:r>
+    </w:p>
+    <w:p>
+      <w:pPr>
+        <w:rPr>
+          <w:rStyle w:val="Wyrnienieintensywne"/>
+          <w:lang w:val="en-US"/>
+        </w:rPr>
+      </w:pPr>
+      <w:r>
+        <w:rPr>
+          <w:rStyle w:val="Wyrnienieintensywne"/>
+          <w:lang w:val="en-US"/>
+        </w:rPr>
+        <w:t xml:space="preserve">  --</w:t>
+      </w:r>
+      <w:proofErr w:type="spellStart"/>
+      <w:r>
+        <w:rPr>
+          <w:rStyle w:val="Wyrnienieintensywne"/>
+          <w:lang w:val="en-US"/>
+        </w:rPr>
+        <w:t>sku</w:t>
+      </w:r>
+      <w:proofErr w:type="spellEnd"/>
+      <w:r>
+        <w:rPr>
+          <w:rStyle w:val="Wyrnienieintensywne"/>
+          <w:lang w:val="en-US"/>
+        </w:rPr>
+        <w:t xml:space="preserve"> </w:t>
+      </w:r>
+      <w:proofErr w:type="spellStart"/>
+      <w:r>
+        <w:rPr>
+          <w:rStyle w:val="Wyrnienieintensywne"/>
+          <w:lang w:val="en-US"/>
+        </w:rPr>
+        <w:t>Standard_LRS</w:t>
+      </w:r>
+      <w:proofErr w:type="spellEnd"/>
+      <w:r>
+        <w:rPr>
+          <w:rStyle w:val="Wyrnienieintensywne"/>
+          <w:lang w:val="en-US"/>
+        </w:rPr>
+        <w:t xml:space="preserve"> \</w:t>
+      </w:r>
+    </w:p>
+    <w:p>
+      <w:pPr>
+        <w:rPr>
+          <w:rStyle w:val="Wyrnienieintensywne"/>
+          <w:lang w:val="en-US"/>
+        </w:rPr>
+      </w:pPr>
+      <w:r>
+        <w:rPr>
+          <w:rStyle w:val="Wyrnienieintensywne"/>
+          <w:lang w:val="en-US"/>
+        </w:rPr>
+        <w:t xml:space="preserve">  --kind StorageV2</w:t>
+      </w:r>
+    </w:p>
+    <w:p>
+      <w:pPr>
+        <w:rPr>
+          <w:rStyle w:val="Wyrnienieintensywne"/>
+          <w:lang w:val="en-US"/>
+        </w:rPr>
+      </w:pPr>
+    </w:p>
+    <w:p>
+      <w:pPr>
+        <w:rPr>
+          <w:rStyle w:val="Wyrnienieintensywne"/>
+          <w:lang w:val="en-US"/>
+        </w:rPr>
+      </w:pPr>
+      <w:proofErr w:type="spellStart"/>
+      <w:r>
+        <w:rPr>
+          <w:rStyle w:val="Wyrnienieintensywne"/>
+          <w:lang w:val="en-US"/>
+        </w:rPr>
+        <w:t>az</w:t>
+      </w:r>
+      <w:proofErr w:type="spellEnd"/>
+      <w:r>
+        <w:rPr>
+          <w:rStyle w:val="Wyrnienieintensywne"/>
+          <w:lang w:val="en-US"/>
+        </w:rPr>
+        <w:t xml:space="preserve"> storage container create \</w:t>
+      </w:r>
+    </w:p>
+    <w:p>
+      <w:pPr>
+        <w:rPr>
+          <w:rStyle w:val="Wyrnienieintensywne"/>
+          <w:lang w:val="en-US"/>
+        </w:rPr>
+      </w:pPr>
+      <w:r>
+        <w:rPr>
+          <w:rStyle w:val="Wyrnienieintensywne"/>
+          <w:lang w:val="en-US"/>
+        </w:rPr>
+        <w:t xml:space="preserve">  --name devops-blob-29035 \</w:t>
+      </w:r>
+    </w:p>
+    <w:p>
+      <w:pPr>
+        <w:rPr>
+          <w:rStyle w:val="Wyrnienieintensywne"/>
+          <w:lang w:val="en-US"/>
+        </w:rPr>
+      </w:pPr>
+      <w:r>
+        <w:rPr>
+          <w:rStyle w:val="Wyrnienieintensywne"/>
+          <w:lang w:val="en-US"/>
+        </w:rPr>
+        <w:t xml:space="preserve">  --account-name devopsst29224 \</w:t>
+      </w:r>
+    </w:p>
+    <w:p>
+      <w:pPr>
+        <w:rPr>
+          <w:rStyle w:val="Wyrnienieintensywne"/>
+          <w:lang w:val="en-US"/>
+        </w:rPr>
+      </w:pPr>
+      <w:r>
+        <w:rPr>
+          <w:rStyle w:val="Wyrnienieintensywne"/>
+          <w:lang w:val="en-US"/>
+        </w:rPr>
+        <w:t xml:space="preserve">  --auth-mode login \</w:t>
+      </w:r>
+    </w:p>
+    <w:p>
+      <w:pPr>
+        <w:rPr>
+          <w:rStyle w:val="Wyrnienieintensywne"/>
+        </w:rPr>
+      </w:pPr>
+      <w:r>
+        <w:rPr>
+          <w:rStyle w:val="Wyrnienieintensywne"/>
+          <w:lang w:val="en-US"/>
+        </w:rPr>
+        <w:t xml:space="preserve">  --public-access off</w:t>
+      </w:r>
+    </w:p>
+    <w:p>
+      <w:pPr>
+        <w:rPr>
+          <w:rStyle w:val="Wyrnienieintensywne"/>
+        </w:rPr>
+      </w:pPr>
+    </w:p>
+    <w:p>
+      <w:pPr>
+        <w:rPr>
+          <w:rStyle w:val="Wyrnienieintensywne"/>
+          <w:lang w:val="en-US"/>
+        </w:rPr>
+      </w:pPr>
+      <w:proofErr w:type="spellStart"/>
+      <w:r>
+        <w:rPr>
+          <w:rStyle w:val="Wyrnienieintensywne"/>
+          <w:lang w:val="en-US"/>
+        </w:rPr>
+        <w:t>az</w:t>
+      </w:r>
+      <w:proofErr w:type="spellEnd"/>
+      <w:r>
+        <w:rPr>
+          <w:rStyle w:val="Wyrnienieintensywne"/>
+          <w:lang w:val="en-US"/>
+        </w:rPr>
+        <w:t xml:space="preserve"> storage account show \</w:t>
+      </w:r>
+    </w:p>
+    <w:p>
+      <w:pPr>
+        <w:rPr>
+          <w:rStyle w:val="Wyrnienieintensywne"/>
+          <w:lang w:val="en-US"/>
+        </w:rPr>
+      </w:pPr>
+      <w:r>
+        <w:rPr>
+          <w:rStyle w:val="Wyrnienieintensywne"/>
+          <w:lang w:val="en-US"/>
+        </w:rPr>
+        <w:t xml:space="preserve">  --name devopsst29224 \</w:t>
+      </w:r>
+    </w:p>
+    <w:p>
+      <w:pPr>
+        <w:rPr>
+          <w:rStyle w:val="Wyrnienieintensywne"/>
+          <w:lang w:val="en-US"/>
+        </w:rPr>
+      </w:pPr>
+      <w:r>
+        <w:rPr>
+          <w:rStyle w:val="Wyrnienieintensywne"/>
+          <w:lang w:val="en-US"/>
+        </w:rPr>
+        <w:t xml:space="preserve">  --resource-group kml_rg_main-2b81ca89fbdf480c \</w:t>
+      </w:r>
+    </w:p>
+    <w:p>
+      <w:pPr>
+        <w:rPr>
+          <w:rStyle w:val="Wyrnienieintensywne"/>
+          <w:lang w:val="en-US"/>
+        </w:rPr>
+      </w:pPr>
+      <w:r>
+        <w:rPr>
+          <w:rStyle w:val="Wyrnienieintensywne"/>
+          <w:lang w:val="en-US"/>
+        </w:rPr>
+        <w:t xml:space="preserve">  --output table</w:t>
+      </w:r>
+    </w:p>
+    <w:p>
+      <w:pPr>
+        <w:rPr>
+          <w:rStyle w:val="Wyrnienieintensywne"/>
+          <w:lang w:val="en-US"/>
+        </w:rPr>
+      </w:pPr>
+    </w:p>
+    <w:p>
+      <w:pPr>
+        <w:rPr>
+          <w:rStyle w:val="Wyrnienieintensywne"/>
+          <w:lang w:val="en-US"/>
+        </w:rPr>
+      </w:pPr>
+      <w:proofErr w:type="spellStart"/>
+      <w:r>
+        <w:rPr>
+          <w:rStyle w:val="Wyrnienieintensywne"/>
+          <w:lang w:val="en-US"/>
+        </w:rPr>
+        <w:t>az</w:t>
+      </w:r>
+      <w:proofErr w:type="spellEnd"/>
+      <w:r>
+        <w:rPr>
+          <w:rStyle w:val="Wyrnienieintensywne"/>
+          <w:lang w:val="en-US"/>
+        </w:rPr>
+        <w:t xml:space="preserve"> storage container show \</w:t>
+      </w:r>
+    </w:p>
+    <w:p>
+      <w:pPr>
+        <w:rPr>
+          <w:rStyle w:val="Wyrnienieintensywne"/>
+          <w:lang w:val="en-US"/>
+        </w:rPr>
+      </w:pPr>
+      <w:r>
+        <w:rPr>
+          <w:rStyle w:val="Wyrnienieintensywne"/>
+          <w:lang w:val="en-US"/>
+        </w:rPr>
+        <w:t xml:space="preserve">  --name devops-blob-29035 \</w:t>
+      </w:r>
+    </w:p>
+    <w:p>
+      <w:pPr>
+        <w:rPr>
+          <w:rStyle w:val="Wyrnienieintensywne"/>
+          <w:lang w:val="en-US"/>
+        </w:rPr>
+      </w:pPr>
+      <w:r>
+        <w:rPr>
+          <w:rStyle w:val="Wyrnienieintensywne"/>
+          <w:lang w:val="en-US"/>
+        </w:rPr>
+        <w:t xml:space="preserve">  --account-name devopsst29224 \</w:t>
+      </w:r>
+    </w:p>
+    <w:p>
+      <w:pPr>
+        <w:rPr>
+          <w:rStyle w:val="Wyrnienieintensywne"/>
+          <w:lang w:val="en-US"/>
+        </w:rPr>
+      </w:pPr>
+      <w:r>
+        <w:rPr>
+          <w:rStyle w:val="Wyrnienieintensywne"/>
+          <w:lang w:val="en-US"/>
+        </w:rPr>
+        <w:t xml:space="preserve">  --auth-mode login \</w:t>
+      </w:r>
+    </w:p>
+    <w:p>
+      <w:pPr>
+        <w:rPr>
+          <w:rStyle w:val="Wyrnienieintensywne"/>
+          <w:lang w:val="en-US"/>
+        </w:rPr>
+      </w:pPr>
+      <w:r>
+        <w:rPr>
+          <w:rStyle w:val="Wyrnienieintensywne"/>
+          <w:lang w:val="en-US"/>
+        </w:rPr>
+        <w:t xml:space="preserve">  --output table</w:t>
+      </w:r>
+    </w:p>
+    <w:p>
+      <w:pPr>
+        <w:rPr>
+          <w:lang w:val="en-US"/>
+        </w:rPr>
+      </w:pPr>
+    </w:p>
+    <w:p>
+      <w:pPr>
+        <w:rPr>
+          <w:lang w:val="en-US"/>
+        </w:rPr>
+      </w:pPr>
+      <w:r>
+        <w:rPr>
+          <w:lang w:val="en-US"/>
+        </w:rPr>
+        <w:t>From Portal</w:t>
+      </w:r>
+    </w:p>
+    <w:p>
+      <w:pPr>
+        <w:rPr>
+          <w:lang w:val="en-US"/>
+        </w:rPr>
+      </w:pPr>
+      <w:r>
+        <w:rPr>
+          <w:lang w:val="en-US"/>
+        </w:rPr>
+        <w:drawing>
+          <wp:inline distT="0" distB="0" distL="0" distR="0" wp14:anchorId="27684BD8" wp14:editId="20661106">
+            <wp:extent cx="5760720" cy="5526405"/>
+            <wp:effectExtent l="0" t="0" r="0" b="0"/>
+            <wp:docPr id="1180492833" name="Obraz 1"/>
+            <wp:cNvGraphicFramePr>
+              <a:graphicFrameLocks xmlns:a="http://schemas.openxmlformats.org/drawingml/2006/main" noChangeAspect="1"/>
+            </wp:cNvGraphicFramePr>
+            <a:graphic xmlns:a="http://schemas.openxmlformats.org/drawingml/2006/main">
+              <a:graphicData uri="http://schemas.openxmlformats.org/drawingml/2006/picture">
+                <pic:pic xmlns:pic="http://schemas.openxmlformats.org/drawingml/2006/picture">
+                  <pic:nvPicPr>
+                    <pic:cNvPr id="1180492833" name=""/>
+                    <pic:cNvPicPr/>
+                  </pic:nvPicPr>
+                  <pic:blipFill>
+                    <a:blip r:embed="rId38"/>
+                    <a:stretch>
+                      <a:fillRect/>
+                    </a:stretch>
+                  </pic:blipFill>
+                  <pic:spPr>
+                    <a:xfrm>
+                      <a:off x="0" y="0"/>
+                      <a:ext cx="5760720" cy="5526405"/>
+                    </a:xfrm>
+                    <a:prstGeom prst="rect">
+                      <a:avLst/>
+                    </a:prstGeom>
+                  </pic:spPr>
+                </pic:pic>
+              </a:graphicData>
+            </a:graphic>
+          </wp:inline>
+        </w:drawing>
+      </w:r>
+    </w:p>
+    <w:p>
+      <w:pPr>
+        <w:rPr>
+          <w:lang w:val="en-US"/>
+        </w:rPr>
+      </w:pPr>
+      <w:r>
+        <w:rPr>
+          <w:lang w:val="en-US"/>
+        </w:rPr>
+        <w:lastRenderedPageBreak/>
+        <w:drawing>
+          <wp:inline distT="0" distB="0" distL="0" distR="0" wp14:anchorId="6EC8AE13" wp14:editId="277001E0">
+            <wp:extent cx="5760720" cy="6117590"/>
+            <wp:effectExtent l="0" t="0" r="0" b="0"/>
+            <wp:docPr id="454353915" name="Obraz 1"/>
+            <wp:cNvGraphicFramePr>
+              <a:graphicFrameLocks xmlns:a="http://schemas.openxmlformats.org/drawingml/2006/main" noChangeAspect="1"/>
+            </wp:cNvGraphicFramePr>
+            <a:graphic xmlns:a="http://schemas.openxmlformats.org/drawingml/2006/main">
+              <a:graphicData uri="http://schemas.openxmlformats.org/drawingml/2006/picture">
+                <pic:pic xmlns:pic="http://schemas.openxmlformats.org/drawingml/2006/picture">
+                  <pic:nvPicPr>
+                    <pic:cNvPr id="454353915" name=""/>
+                    <pic:cNvPicPr/>
+                  </pic:nvPicPr>
+                  <pic:blipFill>
+                    <a:blip r:embed="rId39"/>
+                    <a:stretch>
+                      <a:fillRect/>
+                    </a:stretch>
+                  </pic:blipFill>
+                  <pic:spPr>
+                    <a:xfrm>
+                      <a:off x="0" y="0"/>
+                      <a:ext cx="5760720" cy="6117590"/>
+                    </a:xfrm>
+                    <a:prstGeom prst="rect">
+                      <a:avLst/>
+                    </a:prstGeom>
+                  </pic:spPr>
+                </pic:pic>
+              </a:graphicData>
+            </a:graphic>
+          </wp:inline>
+        </w:drawing>
+      </w:r>
+    </w:p>
+    <w:p>
+      <w:pPr>
+        <w:rPr>
+          <w:lang w:val="en-US"/>
+        </w:rPr>
+      </w:pPr>
+      <w:r>
+        <w:rPr>
+          <w:lang w:val="en-US"/>
+        </w:rPr>
+        <w:lastRenderedPageBreak/>
+        <w:drawing>
+          <wp:inline distT="0" distB="0" distL="0" distR="0" wp14:anchorId="0F38ED69" wp14:editId="4D5502A3">
+            <wp:extent cx="5760720" cy="5913120"/>
+            <wp:effectExtent l="0" t="0" r="0" b="0"/>
+            <wp:docPr id="2098273204" name="Obraz 1"/>
+            <wp:cNvGraphicFramePr>
+              <a:graphicFrameLocks xmlns:a="http://schemas.openxmlformats.org/drawingml/2006/main" noChangeAspect="1"/>
+            </wp:cNvGraphicFramePr>
+            <a:graphic xmlns:a="http://schemas.openxmlformats.org/drawingml/2006/main">
+              <a:graphicData uri="http://schemas.openxmlformats.org/drawingml/2006/picture">
+                <pic:pic xmlns:pic="http://schemas.openxmlformats.org/drawingml/2006/picture">
+                  <pic:nvPicPr>
+                    <pic:cNvPr id="2098273204" name=""/>
+                    <pic:cNvPicPr/>
+                  </pic:nvPicPr>
+                  <pic:blipFill>
+                    <a:blip r:embed="rId40"/>
+                    <a:stretch>
+                      <a:fillRect/>
+                    </a:stretch>
+                  </pic:blipFill>
+                  <pic:spPr>
+                    <a:xfrm>
+                      <a:off x="0" y="0"/>
+                      <a:ext cx="5760720" cy="5913120"/>
+                    </a:xfrm>
+                    <a:prstGeom prst="rect">
+                      <a:avLst/>
+                    </a:prstGeom>
+                  </pic:spPr>
+                </pic:pic>
+              </a:graphicData>
+            </a:graphic>
+          </wp:inline>
+        </w:drawing>
+      </w:r>
+    </w:p>
+    <w:p>
+      <w:pPr>
+        <w:rPr>
+          <w:lang w:val="en-US"/>
+        </w:rPr>
+      </w:pPr>
+      <w:r>
+        <w:rPr>
+          <w:lang w:val="en-US"/>
+        </w:rPr>
+        <w:lastRenderedPageBreak/>
+        <w:drawing>
+          <wp:inline distT="0" distB="0" distL="0" distR="0" wp14:anchorId="2232C9FE" wp14:editId="117BE78C">
+            <wp:extent cx="4515480" cy="3972479"/>
+            <wp:effectExtent l="0" t="0" r="0" b="9525"/>
+            <wp:docPr id="665885709" name="Obraz 1"/>
+            <wp:cNvGraphicFramePr>
+              <a:graphicFrameLocks xmlns:a="http://schemas.openxmlformats.org/drawingml/2006/main" noChangeAspect="1"/>
+            </wp:cNvGraphicFramePr>
+            <a:graphic xmlns:a="http://schemas.openxmlformats.org/drawingml/2006/main">
+              <a:graphicData uri="http://schemas.openxmlformats.org/drawingml/2006/picture">
+                <pic:pic xmlns:pic="http://schemas.openxmlformats.org/drawingml/2006/picture">
+                  <pic:nvPicPr>
+                    <pic:cNvPr id="665885709" name=""/>
+                    <pic:cNvPicPr/>
+                  </pic:nvPicPr>
+                  <pic:blipFill>
+                    <a:blip r:embed="rId41"/>
+                    <a:stretch>
+                      <a:fillRect/>
+                    </a:stretch>
+                  </pic:blipFill>
+                  <pic:spPr>
+                    <a:xfrm>
+                      <a:off x="0" y="0"/>
+                      <a:ext cx="4515480" cy="3972479"/>
+                    </a:xfrm>
+                    <a:prstGeom prst="rect">
+                      <a:avLst/>
+                    </a:prstGeom>
+                  </pic:spPr>
+                </pic:pic>
+              </a:graphicData>
+            </a:graphic>
+          </wp:inline>
+        </w:drawing>
+      </w:r>
+    </w:p>
+    <w:p>
+      <w:pPr>
+        <w:pStyle w:val="Nagwek2"/>
+        <w:rPr>
+          <w:lang w:val="en-US"/>
+        </w:rPr>
+      </w:pPr>
+      <w:bookmarkStart w:id="46" w:name="_Toc227782787"/>
+      <w:r>
+        <w:rPr>
+          <w:lang w:val="en-US"/>
+        </w:rPr>
+        <w:t>Why we need that</w:t>
+      </w:r>
+      <w:bookmarkEnd w:id="46"/>
+    </w:p>
+    <w:p>
+      <w:pPr>
+        <w:rPr>
+          <w:lang w:val="en-US"/>
+        </w:rPr>
+      </w:pPr>
+      <w:r>
+        <w:rPr>
+          <w:lang w:val="en-US"/>
+        </w:rPr>
+        <w:t>A storage account is required in Azure before you can store Blob data. The Blob container is created inside that storage account, and setting it as private ensures only authorized users and services can access the migrated data.</w:t>
+      </w:r>
+    </w:p>
+    <w:p>
+      <w:pPr>
+        <w:rPr>
+          <w:lang w:val="en-US"/>
+        </w:rPr>
+      </w:pPr>
+      <w:r>
+        <w:rPr>
+          <w:lang w:val="en-US"/>
+        </w:rPr>
+        <w:t xml:space="preserve">Blob storage is used to store </w:t>
+      </w:r>
+      <w:r>
+        <w:rPr>
+          <w:b/>
+          <w:bCs/>
+          <w:lang w:val="en-US"/>
+        </w:rPr>
+        <w:t>unstructured data</w:t>
+      </w:r>
+      <w:r>
+        <w:rPr>
+          <w:lang w:val="en-US"/>
+        </w:rPr>
+        <w:t xml:space="preserve"> in Azure, such as files, backups, logs, images, videos, and migration data.</w:t>
+      </w:r>
+    </w:p>
+    <w:p>
+      <w:pPr>
+        <w:pStyle w:val="Nagwek1"/>
+        <w:rPr>
+          <w:lang w:val="en-US"/>
+        </w:rPr>
+      </w:pPr>
+      <w:bookmarkStart w:id="47" w:name="_Toc227782788"/>
+      <w:r>
+        <w:rPr>
+          <w:lang w:val="en-US"/>
+        </w:rPr>
+        <w:t xml:space="preserve">Task 17 </w:t>
+      </w:r>
+      <w:r>
+        <w:rPr>
+          <w:lang w:val="en-US"/>
+        </w:rPr>
+        <w:t>Create a Public Azure Blob Storage Container</w:t>
+      </w:r>
+      <w:bookmarkEnd w:id="47"/>
+    </w:p>
+    <w:p>
+      <w:pPr>
+        <w:rPr>
+          <w:lang w:val="en-US"/>
+        </w:rPr>
+      </w:pPr>
+      <w:r>
+        <w:rPr>
+          <w:lang w:val="en-US"/>
+        </w:rPr>
+        <w:t>As part of the data migration process, the Nautilus DevOps team is actively creating several storage containers on Azure. They plan to utilize public Blob containers to store the relevant data. Given the ongoing migration of other infrastructure to Azure, it is logical to consolidate data storage within the Azure environment as well.</w:t>
+      </w:r>
+    </w:p>
+    <w:p>
+      <w:pPr>
+        <w:rPr>
+          <w:lang w:val="en-US"/>
+        </w:rPr>
+      </w:pPr>
+      <w:r>
+        <w:rPr>
+          <w:lang w:val="en-US"/>
+        </w:rPr>
+        <w:t>Create a new storage account named devopsst26477 and a public Blob container named devops-blob-25047 within the storage account. Make sure anonymous read access for containers and blobs is enabled.</w:t>
+      </w:r>
+    </w:p>
+    <w:p>
+      <w:pPr>
+        <w:pStyle w:val="Nagwek2"/>
+        <w:rPr>
+          <w:lang w:val="en-US"/>
+        </w:rPr>
+      </w:pPr>
+      <w:bookmarkStart w:id="48" w:name="_Toc227782789"/>
+      <w:r>
+        <w:rPr>
+          <w:lang w:val="en-US"/>
+        </w:rPr>
+        <w:t>Solution</w:t>
+      </w:r>
+      <w:bookmarkEnd w:id="48"/>
+    </w:p>
+    <w:p>
+      <w:pPr>
+        <w:rPr>
+          <w:lang w:val="en-US"/>
+        </w:rPr>
+      </w:pPr>
+      <w:r>
+        <w:rPr>
+          <w:lang w:val="en-US"/>
+        </w:rPr>
+        <w:t>From Script</w:t>
+      </w:r>
+    </w:p>
+    <w:p>
+      <w:pPr>
+        <w:rPr>
+          <w:rStyle w:val="Wyrnienieintensywne"/>
+        </w:rPr>
+      </w:pPr>
+      <w:r>
+        <w:rPr>
+          <w:rStyle w:val="Wyrnienieintensywne"/>
+          <w:lang w:val="en-US"/>
+        </w:rPr>
+        <w:t xml:space="preserve">azure group list -o </w:t>
+      </w:r>
+      <w:proofErr w:type="spellStart"/>
+      <w:r>
+        <w:rPr>
+          <w:rStyle w:val="Wyrnienieintensywne"/>
+          <w:lang w:val="en-US"/>
+        </w:rPr>
+        <w:t>json</w:t>
+      </w:r>
+      <w:proofErr w:type="spellEnd"/>
+    </w:p>
+    <w:p>
+      <w:pPr>
+        <w:rPr>
+          <w:rStyle w:val="Wyrnienieintensywne"/>
+        </w:rPr>
+      </w:pPr>
+    </w:p>
+    <w:p>
+      <w:pPr>
+        <w:rPr>
+          <w:i/>
+          <w:iCs/>
+          <w:color w:val="0F4761" w:themeColor="accent1" w:themeShade="BF"/>
+          <w:lang w:val="en-US"/>
+        </w:rPr>
+      </w:pPr>
+      <w:r>
+        <w:rPr>
+          <w:i/>
+          <w:iCs/>
+          <w:color w:val="0F4761" w:themeColor="accent1" w:themeShade="BF"/>
+          <w:lang w:val="en-US"/>
+        </w:rPr>
+        <w:t>RG="kml_rg_main-f70ca5179e7b4a2e"</w:t>
+      </w:r>
+      <w:r>
+        <w:rPr>
+          <w:i/>
+          <w:iCs/>
+          <w:color w:val="0F4761" w:themeColor="accent1" w:themeShade="BF"/>
+          <w:lang w:val="en-US"/>
+        </w:rPr>
+        <w:br/>
+        <w:t>LOCATION="</w:t>
+      </w:r>
+      <w:proofErr w:type="spellStart"/>
+      <w:r>
+        <w:rPr>
+          <w:i/>
+          <w:iCs/>
+          <w:color w:val="0F4761" w:themeColor="accent1" w:themeShade="BF"/>
+          <w:lang w:val="en-US"/>
+        </w:rPr>
+        <w:t>eastus</w:t>
+      </w:r>
+      <w:proofErr w:type="spellEnd"/>
+      <w:r>
+        <w:rPr>
+          <w:i/>
+          <w:iCs/>
+          <w:color w:val="0F4761" w:themeColor="accent1" w:themeShade="BF"/>
+          <w:lang w:val="en-US"/>
+        </w:rPr>
+        <w:t>"</w:t>
+      </w:r>
+      <w:r>
+        <w:rPr>
+          <w:i/>
+          <w:iCs/>
+          <w:color w:val="0F4761" w:themeColor="accent1" w:themeShade="BF"/>
+          <w:lang w:val="en-US"/>
+        </w:rPr>
+        <w:br/>
+        <w:t>STORAGE_ACCOUNT="datacenterst4774"</w:t>
+      </w:r>
+      <w:r>
+        <w:rPr>
+          <w:i/>
+          <w:iCs/>
+          <w:color w:val="0F4761" w:themeColor="accent1" w:themeShade="BF"/>
+          <w:lang w:val="en-US"/>
+        </w:rPr>
+        <w:br/>
+        <w:t>CONTAINER="datacenter-blob-30193"</w:t>
+      </w:r>
+      <w:r>
+        <w:rPr>
+          <w:i/>
+          <w:iCs/>
+          <w:color w:val="0F4761" w:themeColor="accent1" w:themeShade="BF"/>
+          <w:lang w:val="en-US"/>
+        </w:rPr>
+        <w:br/>
+      </w:r>
+    </w:p>
+    <w:p>
+      <w:pPr>
+        <w:rPr>
+          <w:i/>
+          <w:iCs/>
+          <w:color w:val="0F4761" w:themeColor="accent1" w:themeShade="BF"/>
+          <w:lang w:val="en-US"/>
+        </w:rPr>
+      </w:pPr>
+      <w:proofErr w:type="spellStart"/>
+      <w:r>
+        <w:rPr>
+          <w:i/>
+          <w:iCs/>
+          <w:color w:val="0F4761" w:themeColor="accent1" w:themeShade="BF"/>
+          <w:lang w:val="en-US"/>
+        </w:rPr>
+        <w:t>az</w:t>
+      </w:r>
+      <w:proofErr w:type="spellEnd"/>
+      <w:r>
+        <w:rPr>
+          <w:i/>
+          <w:iCs/>
+          <w:color w:val="0F4761" w:themeColor="accent1" w:themeShade="BF"/>
+          <w:lang w:val="en-US"/>
+        </w:rPr>
+        <w:t xml:space="preserve"> storage account create \</w:t>
+      </w:r>
+      <w:r>
+        <w:rPr>
+          <w:i/>
+          <w:iCs/>
+          <w:color w:val="0F4761" w:themeColor="accent1" w:themeShade="BF"/>
+          <w:lang w:val="en-US"/>
+        </w:rPr>
+        <w:br/>
+        <w:t>--name $STORAGE_ACCOUNT \</w:t>
+      </w:r>
+      <w:r>
+        <w:rPr>
+          <w:i/>
+          <w:iCs/>
+          <w:color w:val="0F4761" w:themeColor="accent1" w:themeShade="BF"/>
+          <w:lang w:val="en-US"/>
+        </w:rPr>
+        <w:br/>
+        <w:t>--resource-group $RG \</w:t>
+      </w:r>
+      <w:r>
+        <w:rPr>
+          <w:i/>
+          <w:iCs/>
+          <w:color w:val="0F4761" w:themeColor="accent1" w:themeShade="BF"/>
+          <w:lang w:val="en-US"/>
+        </w:rPr>
+        <w:br/>
+        <w:t>--location $LOCATION \</w:t>
+      </w:r>
+      <w:r>
+        <w:rPr>
+          <w:i/>
+          <w:iCs/>
+          <w:color w:val="0F4761" w:themeColor="accent1" w:themeShade="BF"/>
+          <w:lang w:val="en-US"/>
+        </w:rPr>
+        <w:br/>
+        <w:t>--</w:t>
+      </w:r>
+      <w:proofErr w:type="spellStart"/>
+      <w:r>
+        <w:rPr>
+          <w:i/>
+          <w:iCs/>
+          <w:color w:val="0F4761" w:themeColor="accent1" w:themeShade="BF"/>
+          <w:lang w:val="en-US"/>
+        </w:rPr>
+        <w:t>sku</w:t>
+      </w:r>
+      <w:proofErr w:type="spellEnd"/>
+      <w:r>
+        <w:rPr>
+          <w:i/>
+          <w:iCs/>
+          <w:color w:val="0F4761" w:themeColor="accent1" w:themeShade="BF"/>
+          <w:lang w:val="en-US"/>
+        </w:rPr>
+        <w:t xml:space="preserve"> </w:t>
+      </w:r>
+      <w:proofErr w:type="spellStart"/>
+      <w:r>
+        <w:rPr>
+          <w:i/>
+          <w:iCs/>
+          <w:color w:val="0F4761" w:themeColor="accent1" w:themeShade="BF"/>
+          <w:lang w:val="en-US"/>
+        </w:rPr>
+        <w:t>Standard_LRS</w:t>
+      </w:r>
+      <w:proofErr w:type="spellEnd"/>
+      <w:r>
+        <w:rPr>
+          <w:i/>
+          <w:iCs/>
+          <w:color w:val="0F4761" w:themeColor="accent1" w:themeShade="BF"/>
+          <w:lang w:val="en-US"/>
+        </w:rPr>
+        <w:t xml:space="preserve"> \</w:t>
+      </w:r>
+      <w:r>
+        <w:rPr>
+          <w:i/>
+          <w:iCs/>
+          <w:color w:val="0F4761" w:themeColor="accent1" w:themeShade="BF"/>
+          <w:lang w:val="en-US"/>
+        </w:rPr>
+        <w:br/>
+        <w:t>--kind StorageV2 \</w:t>
+      </w:r>
+      <w:r>
+        <w:rPr>
+          <w:i/>
+          <w:iCs/>
+          <w:color w:val="0F4761" w:themeColor="accent1" w:themeShade="BF"/>
+          <w:lang w:val="en-US"/>
+        </w:rPr>
+        <w:br/>
+        <w:t>--allow-blob-public-access true</w:t>
+      </w:r>
+    </w:p>
+    <w:p>
+      <w:pPr>
+        <w:rPr>
+          <w:i/>
+          <w:iCs/>
+          <w:color w:val="0F4761" w:themeColor="accent1" w:themeShade="BF"/>
+          <w:lang w:val="en-US"/>
+        </w:rPr>
+      </w:pPr>
+    </w:p>
+    <w:p>
+      <w:pPr>
+        <w:rPr>
+          <w:i/>
+          <w:iCs/>
+          <w:color w:val="0F4761" w:themeColor="accent1" w:themeShade="BF"/>
+          <w:lang w:val="en-US"/>
+        </w:rPr>
+      </w:pPr>
+      <w:proofErr w:type="spellStart"/>
+      <w:r>
+        <w:rPr>
+          <w:i/>
+          <w:iCs/>
+          <w:color w:val="0F4761" w:themeColor="accent1" w:themeShade="BF"/>
+          <w:lang w:val="en-US"/>
+        </w:rPr>
+        <w:t>az</w:t>
+      </w:r>
+      <w:proofErr w:type="spellEnd"/>
+      <w:r>
+        <w:rPr>
+          <w:i/>
+          <w:iCs/>
+          <w:color w:val="0F4761" w:themeColor="accent1" w:themeShade="BF"/>
+          <w:lang w:val="en-US"/>
+        </w:rPr>
+        <w:t xml:space="preserve"> storage container create \</w:t>
+      </w:r>
+      <w:r>
+        <w:rPr>
+          <w:i/>
+          <w:iCs/>
+          <w:color w:val="0F4761" w:themeColor="accent1" w:themeShade="BF"/>
+          <w:lang w:val="en-US"/>
+        </w:rPr>
+        <w:br/>
+        <w:t>--account-name datacenterst4774 \</w:t>
+      </w:r>
+      <w:r>
+        <w:rPr>
+          <w:i/>
+          <w:iCs/>
+          <w:color w:val="0F4761" w:themeColor="accent1" w:themeShade="BF"/>
+          <w:lang w:val="en-US"/>
+        </w:rPr>
+        <w:br/>
+        <w:t>--name datacenter-blob-30193 \</w:t>
+      </w:r>
+      <w:r>
+        <w:rPr>
+          <w:i/>
+          <w:iCs/>
+          <w:color w:val="0F4761" w:themeColor="accent1" w:themeShade="BF"/>
+          <w:lang w:val="en-US"/>
+        </w:rPr>
+        <w:br/>
+        <w:t>--public-access container \</w:t>
+      </w:r>
+      <w:r>
+        <w:rPr>
+          <w:i/>
+          <w:iCs/>
+          <w:color w:val="0F4761" w:themeColor="accent1" w:themeShade="BF"/>
+          <w:lang w:val="en-US"/>
+        </w:rPr>
+        <w:br/>
+        <w:t>--auth-mode login</w:t>
+      </w:r>
+    </w:p>
+    <w:p>
+      <w:pPr>
+        <w:rPr>
+          <w:rStyle w:val="Wyrnienieintensywne"/>
+          <w:lang w:val="en-US"/>
+        </w:rPr>
+      </w:pPr>
+    </w:p>
+    <w:p>
+      <w:pPr>
+        <w:rPr>
+          <w:i/>
+          <w:iCs/>
+          <w:color w:val="0F4761" w:themeColor="accent1" w:themeShade="BF"/>
+          <w:lang w:val="en-US"/>
+        </w:rPr>
+      </w:pPr>
+      <w:proofErr w:type="spellStart"/>
+      <w:r>
+        <w:rPr>
+          <w:i/>
+          <w:iCs/>
+          <w:color w:val="0F4761" w:themeColor="accent1" w:themeShade="BF"/>
+          <w:lang w:val="en-US"/>
+        </w:rPr>
+        <w:t>az</w:t>
+      </w:r>
+      <w:proofErr w:type="spellEnd"/>
+      <w:r>
+        <w:rPr>
+          <w:i/>
+          <w:iCs/>
+          <w:color w:val="0F4761" w:themeColor="accent1" w:themeShade="BF"/>
+          <w:lang w:val="en-US"/>
+        </w:rPr>
+        <w:t xml:space="preserve"> storage account show \</w:t>
+      </w:r>
+      <w:r>
+        <w:rPr>
+          <w:i/>
+          <w:iCs/>
+          <w:color w:val="0F4761" w:themeColor="accent1" w:themeShade="BF"/>
+          <w:lang w:val="en-US"/>
+        </w:rPr>
+        <w:br/>
+        <w:t>--name $STORAGE_ACCOUNT \</w:t>
+      </w:r>
+      <w:r>
+        <w:rPr>
+          <w:i/>
+          <w:iCs/>
+          <w:color w:val="0F4761" w:themeColor="accent1" w:themeShade="BF"/>
+          <w:lang w:val="en-US"/>
+        </w:rPr>
+        <w:br/>
+        <w:t>--resource-group $RG \</w:t>
+      </w:r>
+      <w:r>
+        <w:rPr>
+          <w:i/>
+          <w:iCs/>
+          <w:color w:val="0F4761" w:themeColor="accent1" w:themeShade="BF"/>
+          <w:lang w:val="en-US"/>
+        </w:rPr>
+        <w:br/>
+        <w:t>--query "</w:t>
+      </w:r>
+      <w:proofErr w:type="spellStart"/>
+      <w:r>
+        <w:rPr>
+          <w:i/>
+          <w:iCs/>
+          <w:color w:val="0F4761" w:themeColor="accent1" w:themeShade="BF"/>
+          <w:lang w:val="en-US"/>
+        </w:rPr>
+        <w:t>allowBlobPublicAccess</w:t>
+      </w:r>
+      <w:proofErr w:type="spellEnd"/>
+      <w:r>
+        <w:rPr>
+          <w:i/>
+          <w:iCs/>
+          <w:color w:val="0F4761" w:themeColor="accent1" w:themeShade="BF"/>
+          <w:lang w:val="en-US"/>
+        </w:rPr>
+        <w:t>"</w:t>
+      </w:r>
+      <w:r>
+        <w:rPr>
+          <w:i/>
+          <w:iCs/>
+          <w:color w:val="0F4761" w:themeColor="accent1" w:themeShade="BF"/>
+          <w:lang w:val="en-US"/>
+        </w:rPr>
+        <w:br/>
+      </w:r>
+    </w:p>
+    <w:p>
+      <w:pPr>
+        <w:rPr>
+          <w:i/>
+          <w:iCs/>
+          <w:color w:val="0F4761" w:themeColor="accent1" w:themeShade="BF"/>
+          <w:lang w:val="en-US"/>
+        </w:rPr>
+      </w:pPr>
+      <w:proofErr w:type="spellStart"/>
+      <w:r>
+        <w:rPr>
+          <w:i/>
+          <w:iCs/>
+          <w:color w:val="0F4761" w:themeColor="accent1" w:themeShade="BF"/>
+          <w:lang w:val="en-US"/>
+        </w:rPr>
+        <w:t>az</w:t>
+      </w:r>
+      <w:proofErr w:type="spellEnd"/>
+      <w:r>
+        <w:rPr>
+          <w:i/>
+          <w:iCs/>
+          <w:color w:val="0F4761" w:themeColor="accent1" w:themeShade="BF"/>
+          <w:lang w:val="en-US"/>
+        </w:rPr>
+        <w:t xml:space="preserve"> storage container show \</w:t>
+      </w:r>
+      <w:r>
+        <w:rPr>
+          <w:i/>
+          <w:iCs/>
+          <w:color w:val="0F4761" w:themeColor="accent1" w:themeShade="BF"/>
+          <w:lang w:val="en-US"/>
+        </w:rPr>
+        <w:br/>
+        <w:t>--account-name $STORAGE_ACCOUNT \</w:t>
+      </w:r>
+      <w:r>
+        <w:rPr>
+          <w:i/>
+          <w:iCs/>
+          <w:color w:val="0F4761" w:themeColor="accent1" w:themeShade="BF"/>
+          <w:lang w:val="en-US"/>
+        </w:rPr>
+        <w:br/>
+        <w:t>--name $CONTAINER \</w:t>
+      </w:r>
+      <w:r>
+        <w:rPr>
+          <w:i/>
+          <w:iCs/>
+          <w:color w:val="0F4761" w:themeColor="accent1" w:themeShade="BF"/>
+          <w:lang w:val="en-US"/>
+        </w:rPr>
+        <w:br/>
+        <w:t>--auth-mode login \</w:t>
+      </w:r>
+      <w:r>
+        <w:rPr>
+          <w:i/>
+          <w:iCs/>
+          <w:color w:val="0F4761" w:themeColor="accent1" w:themeShade="BF"/>
+          <w:lang w:val="en-US"/>
+        </w:rPr>
+        <w:br/>
+        <w:t>--query "</w:t>
+      </w:r>
+      <w:proofErr w:type="spellStart"/>
+      <w:r>
+        <w:rPr>
+          <w:i/>
+          <w:iCs/>
+          <w:color w:val="0F4761" w:themeColor="accent1" w:themeShade="BF"/>
+          <w:lang w:val="en-US"/>
+        </w:rPr>
+        <w:t>properties.publicAccess</w:t>
+      </w:r>
+      <w:proofErr w:type="spellEnd"/>
+      <w:r>
+        <w:rPr>
+          <w:i/>
+          <w:iCs/>
+          <w:color w:val="0F4761" w:themeColor="accent1" w:themeShade="BF"/>
+          <w:lang w:val="en-US"/>
+        </w:rPr>
+        <w:t>"</w:t>
+      </w:r>
+    </w:p>
+    <w:p>
+      <w:pPr>
+        <w:rPr>
+          <w:lang w:val="en-US"/>
+        </w:rPr>
+      </w:pPr>
+      <w:r>
+        <w:rPr>
+          <w:lang w:val="en-US"/>
+        </w:rPr>
+        <w:t>From portal</w:t>
+      </w:r>
+    </w:p>
+    <w:p>
+      <w:pPr>
+        <w:rPr>
+          <w:lang w:val="en-US"/>
+        </w:rPr>
+      </w:pPr>
+      <w:r>
+        <w:rPr>
+          <w:lang w:val="en-US"/>
+        </w:rPr>
+        <w:lastRenderedPageBreak/>
+        <w:drawing>
+          <wp:inline distT="0" distB="0" distL="0" distR="0" wp14:anchorId="2A447757" wp14:editId="369CB26C">
+            <wp:extent cx="5760720" cy="1796415"/>
+            <wp:effectExtent l="0" t="0" r="0" b="0"/>
+            <wp:docPr id="543070530" name="Obraz 1"/>
+            <wp:cNvGraphicFramePr>
+              <a:graphicFrameLocks xmlns:a="http://schemas.openxmlformats.org/drawingml/2006/main" noChangeAspect="1"/>
+            </wp:cNvGraphicFramePr>
+            <a:graphic xmlns:a="http://schemas.openxmlformats.org/drawingml/2006/main">
+              <a:graphicData uri="http://schemas.openxmlformats.org/drawingml/2006/picture">
+                <pic:pic xmlns:pic="http://schemas.openxmlformats.org/drawingml/2006/picture">
+                  <pic:nvPicPr>
+                    <pic:cNvPr id="543070530" name=""/>
+                    <pic:cNvPicPr/>
+                  </pic:nvPicPr>
+                  <pic:blipFill>
+                    <a:blip r:embed="rId42"/>
+                    <a:stretch>
+                      <a:fillRect/>
+                    </a:stretch>
+                  </pic:blipFill>
+                  <pic:spPr>
+                    <a:xfrm>
+                      <a:off x="0" y="0"/>
+                      <a:ext cx="5760720" cy="1796415"/>
+                    </a:xfrm>
+                    <a:prstGeom prst="rect">
+                      <a:avLst/>
+                    </a:prstGeom>
+                  </pic:spPr>
+                </pic:pic>
+              </a:graphicData>
+            </a:graphic>
+          </wp:inline>
+        </w:drawing>
+      </w:r>
+    </w:p>
+    <w:p>
+      <w:pPr>
+        <w:rPr>
+          <w:lang w:val="en-US"/>
+        </w:rPr>
+      </w:pPr>
+      <w:r>
+        <w:rPr>
+          <w:lang w:val="en-US"/>
+        </w:rPr>
+        <w:drawing>
+          <wp:inline distT="0" distB="0" distL="0" distR="0" wp14:anchorId="770477C2" wp14:editId="4C6EA217">
+            <wp:extent cx="5760720" cy="1677035"/>
+            <wp:effectExtent l="0" t="0" r="0" b="0"/>
+            <wp:docPr id="1734037356" name="Obraz 1"/>
+            <wp:cNvGraphicFramePr>
+              <a:graphicFrameLocks xmlns:a="http://schemas.openxmlformats.org/drawingml/2006/main" noChangeAspect="1"/>
+            </wp:cNvGraphicFramePr>
+            <a:graphic xmlns:a="http://schemas.openxmlformats.org/drawingml/2006/main">
+              <a:graphicData uri="http://schemas.openxmlformats.org/drawingml/2006/picture">
+                <pic:pic xmlns:pic="http://schemas.openxmlformats.org/drawingml/2006/picture">
+                  <pic:nvPicPr>
+                    <pic:cNvPr id="1734037356" name=""/>
+                    <pic:cNvPicPr/>
+                  </pic:nvPicPr>
+                  <pic:blipFill>
+                    <a:blip r:embed="rId43"/>
+                    <a:stretch>
+                      <a:fillRect/>
+                    </a:stretch>
+                  </pic:blipFill>
+                  <pic:spPr>
+                    <a:xfrm>
+                      <a:off x="0" y="0"/>
+                      <a:ext cx="5760720" cy="1677035"/>
+                    </a:xfrm>
+                    <a:prstGeom prst="rect">
+                      <a:avLst/>
+                    </a:prstGeom>
+                  </pic:spPr>
+                </pic:pic>
+              </a:graphicData>
+            </a:graphic>
+          </wp:inline>
+        </w:drawing>
+      </w:r>
+    </w:p>
+    <w:p>
+      <w:pPr>
+        <w:pStyle w:val="Nagwek2"/>
+        <w:rPr>
+          <w:lang w:val="en-US"/>
+        </w:rPr>
+      </w:pPr>
+      <w:bookmarkStart w:id="49" w:name="_Toc227782790"/>
+      <w:r>
+        <w:rPr>
+          <w:lang w:val="en-US"/>
+        </w:rPr>
+        <w:t>Why we need that</w:t>
+      </w:r>
+      <w:bookmarkEnd w:id="49"/>
+    </w:p>
+    <w:p>
+      <w:pPr>
+        <w:rPr>
+          <w:lang w:val="en-US"/>
+        </w:rPr>
+      </w:pPr>
+      <w:r>
+        <w:rPr>
+          <w:lang w:val="en-US"/>
+        </w:rPr>
+        <w:t>Storage account is needed because Azure Blob containers must exist inside a storage account. The storage account is the parent resource that provides the storage service.</w:t>
+      </w:r>
+    </w:p>
+    <w:p>
+      <w:pPr>
+        <w:rPr>
+          <w:lang w:val="en-US"/>
+        </w:rPr>
+      </w:pPr>
+      <w:r>
+        <w:rPr>
+          <w:lang w:val="en-US"/>
+        </w:rPr>
+        <w:t>Blob container is needed because it is the place where the migrated files and objects are actually stored. Making it public allows anonymous read access to the blobs for sharing or download.</w:t>
+      </w:r>
+    </w:p>
+    <w:p>
+      <w:pPr>
+        <w:rPr>
+          <w:lang w:val="en-US"/>
+        </w:rPr>
+      </w:pPr>
+    </w:p>
+    <w:p>
+      <w:pPr>
+        <w:pStyle w:val="Nagwek1"/>
+        <w:rPr>
+          <w:lang w:val="en-US"/>
+        </w:rPr>
+      </w:pPr>
+      <w:bookmarkStart w:id="50" w:name="_Toc227782791"/>
+      <w:r>
+        <w:rPr>
+          <w:lang w:val="en-US"/>
+        </w:rPr>
+        <w:t xml:space="preserve">Task 18 </w:t>
+      </w:r>
+      <w:r>
+        <w:rPr>
+          <w:lang w:val="en-US"/>
+        </w:rPr>
+        <w:t>Copy Data to an Azure Blob Storage Container</w:t>
+      </w:r>
+      <w:bookmarkEnd w:id="50"/>
+    </w:p>
+    <w:p>
+      <w:pPr>
+        <w:rPr>
+          <w:lang w:val="en-US"/>
+        </w:rPr>
+      </w:pPr>
+      <w:r>
+        <w:rPr>
+          <w:lang w:val="en-US"/>
+        </w:rPr>
+        <w:t>The Nautilus DevOps team is presently immersed in data migrations, transferring data from on-premise storage systems to Azure Blob containers. They have recently received some data that they intend to copy to one of the Blob containers.</w:t>
+      </w:r>
+    </w:p>
+    <w:p>
+      <w:pPr>
+        <w:rPr>
+          <w:lang w:val="en-US"/>
+        </w:rPr>
+      </w:pPr>
+    </w:p>
+    <w:p>
+      <w:pPr>
+        <w:rPr>
+          <w:lang w:val="en-US"/>
+        </w:rPr>
+      </w:pPr>
+      <w:r>
+        <w:rPr>
+          <w:lang w:val="en-US"/>
+        </w:rPr>
+        <w:t xml:space="preserve">A Blob container named datacenter-blob-19439 already exists in the </w:t>
+      </w:r>
+      <w:proofErr w:type="spellStart"/>
+      <w:r>
+        <w:rPr>
+          <w:lang w:val="en-US"/>
+        </w:rPr>
+        <w:t>westus</w:t>
+      </w:r>
+      <w:proofErr w:type="spellEnd"/>
+      <w:r>
+        <w:rPr>
+          <w:lang w:val="en-US"/>
+        </w:rPr>
+        <w:t xml:space="preserve"> region under the storage account datacenterst10375. Copy the file /</w:t>
+      </w:r>
+      <w:proofErr w:type="spellStart"/>
+      <w:r>
+        <w:rPr>
+          <w:lang w:val="en-US"/>
+        </w:rPr>
+        <w:t>tmp</w:t>
+      </w:r>
+      <w:proofErr w:type="spellEnd"/>
+      <w:r>
+        <w:rPr>
+          <w:lang w:val="en-US"/>
+        </w:rPr>
+        <w:t>/datacenter.txt to the Blob container datacenter-blob-19439.</w:t>
+      </w:r>
+    </w:p>
+    <w:p>
+      <w:pPr>
+        <w:pStyle w:val="Nagwek2"/>
+        <w:rPr>
+          <w:lang w:val="en-US"/>
+        </w:rPr>
+      </w:pPr>
+      <w:bookmarkStart w:id="51" w:name="_Toc227782792"/>
+      <w:r>
+        <w:rPr>
+          <w:lang w:val="en-US"/>
+        </w:rPr>
+        <w:t>Solution</w:t>
+      </w:r>
+      <w:bookmarkEnd w:id="51"/>
+    </w:p>
+    <w:p>
+      <w:pPr>
+        <w:rPr>
+          <w:lang w:val="en-US"/>
+        </w:rPr>
+      </w:pPr>
+      <w:r>
+        <w:rPr>
+          <w:lang w:val="en-US"/>
+        </w:rPr>
+        <w:t>From Script</w:t>
+      </w:r>
+    </w:p>
+    <w:p>
+      <w:pPr>
+        <w:rPr>
+          <w:rStyle w:val="Wyrnienieintensywne"/>
+        </w:rPr>
+      </w:pPr>
+      <w:proofErr w:type="spellStart"/>
+      <w:r>
+        <w:rPr>
+          <w:rStyle w:val="Wyrnienieintensywne"/>
+          <w:lang w:val="en-US"/>
+        </w:rPr>
+        <w:t>az</w:t>
+      </w:r>
+      <w:proofErr w:type="spellEnd"/>
+      <w:r>
+        <w:rPr>
+          <w:rStyle w:val="Wyrnienieintensywne"/>
+          <w:lang w:val="en-US"/>
+        </w:rPr>
+        <w:t xml:space="preserve"> group list -o table</w:t>
+      </w:r>
+    </w:p>
+    <w:p>
+      <w:pPr>
+        <w:rPr>
+          <w:rStyle w:val="Wyrnienieintensywne"/>
+        </w:rPr>
+      </w:pPr>
+    </w:p>
+    <w:p>
+      <w:pPr>
+        <w:rPr>
+          <w:rStyle w:val="Wyrnienieintensywne"/>
+        </w:rPr>
+      </w:pPr>
+      <w:r>
+        <w:rPr>
+          <w:rStyle w:val="Wyrnienieintensywne"/>
+          <w:lang w:val="en-US"/>
+        </w:rPr>
+        <w:t>STORAGE_ACCOUNT="datacenterst10375"</w:t>
+      </w:r>
+      <w:r>
+        <w:rPr>
+          <w:rStyle w:val="Wyrnienieintensywne"/>
+          <w:lang w:val="en-US"/>
+        </w:rPr>
+        <w:br/>
+        <w:t>CONTAINER="datacenter-blob-19439"</w:t>
+      </w:r>
+      <w:r>
+        <w:rPr>
+          <w:rStyle w:val="Wyrnienieintensywne"/>
+          <w:lang w:val="en-US"/>
+        </w:rPr>
+        <w:br/>
+        <w:t>FILE_PATH="/</w:t>
+      </w:r>
+      <w:proofErr w:type="spellStart"/>
+      <w:r>
+        <w:rPr>
+          <w:rStyle w:val="Wyrnienieintensywne"/>
+          <w:lang w:val="en-US"/>
+        </w:rPr>
+        <w:t>tmp</w:t>
+      </w:r>
+      <w:proofErr w:type="spellEnd"/>
+      <w:r>
+        <w:rPr>
+          <w:rStyle w:val="Wyrnienieintensywne"/>
+          <w:lang w:val="en-US"/>
+        </w:rPr>
+        <w:t>/datacenter.txt"</w:t>
+      </w:r>
+      <w:r>
+        <w:rPr>
+          <w:rStyle w:val="Wyrnienieintensywne"/>
+          <w:lang w:val="en-US"/>
+        </w:rPr>
+        <w:br/>
+        <w:t>BLOB_NAME="datacenter.txt"</w:t>
+      </w:r>
+    </w:p>
+    <w:p>
+      <w:pPr>
+        <w:rPr>
+          <w:rStyle w:val="Wyrnienieintensywne"/>
+        </w:rPr>
+      </w:pPr>
+    </w:p>
+    <w:p>
+      <w:pPr>
+        <w:rPr>
+          <w:rStyle w:val="Wyrnienieintensywne"/>
+        </w:rPr>
+      </w:pPr>
+      <w:proofErr w:type="spellStart"/>
+      <w:r>
+        <w:rPr>
+          <w:rStyle w:val="Wyrnienieintensywne"/>
+          <w:lang w:val="en-US"/>
+        </w:rPr>
+        <w:t>az</w:t>
+      </w:r>
+      <w:proofErr w:type="spellEnd"/>
+      <w:r>
+        <w:rPr>
+          <w:rStyle w:val="Wyrnienieintensywne"/>
+          <w:lang w:val="en-US"/>
+        </w:rPr>
+        <w:t xml:space="preserve"> storage blob upload \</w:t>
+      </w:r>
+      <w:r>
+        <w:rPr>
+          <w:rStyle w:val="Wyrnienieintensywne"/>
+          <w:lang w:val="en-US"/>
+        </w:rPr>
+        <w:br/>
+        <w:t>--account-name $STORAGE_ACCOUNT \</w:t>
+      </w:r>
+      <w:r>
+        <w:rPr>
+          <w:rStyle w:val="Wyrnienieintensywne"/>
+          <w:lang w:val="en-US"/>
+        </w:rPr>
+        <w:br/>
+        <w:t>--container-name $CONTAINER \</w:t>
+      </w:r>
+      <w:r>
+        <w:rPr>
+          <w:rStyle w:val="Wyrnienieintensywne"/>
+          <w:lang w:val="en-US"/>
+        </w:rPr>
+        <w:br/>
+        <w:t>--name $BLOB_NAME \</w:t>
+      </w:r>
+      <w:r>
+        <w:rPr>
+          <w:rStyle w:val="Wyrnienieintensywne"/>
+          <w:lang w:val="en-US"/>
+        </w:rPr>
+        <w:br/>
+        <w:t>--file $FILE_PATH \</w:t>
+      </w:r>
+      <w:r>
+        <w:rPr>
+          <w:rStyle w:val="Wyrnienieintensywne"/>
+          <w:lang w:val="en-US"/>
+        </w:rPr>
+        <w:br/>
+        <w:t>--auth-mode login</w:t>
+      </w:r>
+    </w:p>
+    <w:p>
+      <w:pPr>
+        <w:rPr>
+          <w:rStyle w:val="Wyrnienieintensywne"/>
+        </w:rPr>
+      </w:pPr>
+    </w:p>
+    <w:p>
+      <w:pPr>
+        <w:rPr>
+          <w:rStyle w:val="Wyrnienieintensywne"/>
+        </w:rPr>
+      </w:pPr>
+      <w:proofErr w:type="spellStart"/>
+      <w:r>
+        <w:rPr>
+          <w:rStyle w:val="Wyrnienieintensywne"/>
+          <w:lang w:val="en-US"/>
+        </w:rPr>
+        <w:t>az</w:t>
+      </w:r>
+      <w:proofErr w:type="spellEnd"/>
+      <w:r>
+        <w:rPr>
+          <w:rStyle w:val="Wyrnienieintensywne"/>
+          <w:lang w:val="en-US"/>
+        </w:rPr>
+        <w:t xml:space="preserve"> storage blob list \</w:t>
+      </w:r>
+      <w:r>
+        <w:rPr>
+          <w:rStyle w:val="Wyrnienieintensywne"/>
+          <w:lang w:val="en-US"/>
+        </w:rPr>
+        <w:br/>
+        <w:t>--account-name $STORAGE_ACCOUNT \</w:t>
+      </w:r>
+      <w:r>
+        <w:rPr>
+          <w:rStyle w:val="Wyrnienieintensywne"/>
+          <w:lang w:val="en-US"/>
+        </w:rPr>
+        <w:br/>
+        <w:t>--container-name $CONTAINER \</w:t>
+      </w:r>
+      <w:r>
+        <w:rPr>
+          <w:rStyle w:val="Wyrnienieintensywne"/>
+          <w:lang w:val="en-US"/>
+        </w:rPr>
+        <w:br/>
+        <w:t>--auth-mode login \</w:t>
+      </w:r>
+      <w:r>
+        <w:rPr>
+          <w:rStyle w:val="Wyrnienieintensywne"/>
+          <w:lang w:val="en-US"/>
+        </w:rPr>
+        <w:br/>
+        <w:t>--output table</w:t>
+      </w:r>
+    </w:p>
+    <w:p>
+      <w:pPr>
+        <w:rPr>
+          <w:lang w:val="en-US"/>
+        </w:rPr>
+      </w:pPr>
+    </w:p>
+    <w:p>
+      <w:pPr>
+        <w:rPr>
+          <w:lang w:val="en-US"/>
+        </w:rPr>
+      </w:pPr>
+      <w:r>
+        <w:rPr>
+          <w:lang w:val="en-US"/>
+        </w:rPr>
+        <w:t>From portal</w:t>
+      </w:r>
+    </w:p>
+    <w:p>
+      <w:pPr>
+        <w:rPr>
+          <w:lang w:val="en-US"/>
+        </w:rPr>
+      </w:pPr>
+      <w:r>
+        <w:rPr>
+          <w:lang w:val="en-US"/>
+        </w:rPr>
+        <w:drawing>
+          <wp:inline distT="0" distB="0" distL="0" distR="0" wp14:anchorId="023D077A" wp14:editId="11791226">
+            <wp:extent cx="5760720" cy="1675130"/>
+            <wp:effectExtent l="0" t="0" r="0" b="1270"/>
+            <wp:docPr id="211878236" name="Obraz 1"/>
+            <wp:cNvGraphicFramePr>
+              <a:graphicFrameLocks xmlns:a="http://schemas.openxmlformats.org/drawingml/2006/main" noChangeAspect="1"/>
+            </wp:cNvGraphicFramePr>
+            <a:graphic xmlns:a="http://schemas.openxmlformats.org/drawingml/2006/main">
+              <a:graphicData uri="http://schemas.openxmlformats.org/drawingml/2006/picture">
+                <pic:pic xmlns:pic="http://schemas.openxmlformats.org/drawingml/2006/picture">
+                  <pic:nvPicPr>
+                    <pic:cNvPr id="211878236" name=""/>
+                    <pic:cNvPicPr/>
+                  </pic:nvPicPr>
+                  <pic:blipFill>
+                    <a:blip r:embed="rId44"/>
+                    <a:stretch>
+                      <a:fillRect/>
+                    </a:stretch>
+                  </pic:blipFill>
+                  <pic:spPr>
+                    <a:xfrm>
+                      <a:off x="0" y="0"/>
+                      <a:ext cx="5760720" cy="1675130"/>
+                    </a:xfrm>
+                    <a:prstGeom prst="rect">
+                      <a:avLst/>
+                    </a:prstGeom>
+                  </pic:spPr>
+                </pic:pic>
+              </a:graphicData>
+            </a:graphic>
+          </wp:inline>
+        </w:drawing>
+      </w:r>
+    </w:p>
+    <w:p>
+      <w:pPr>
+        <w:rPr>
+          <w:lang w:val="en-US"/>
+        </w:rPr>
+      </w:pPr>
+      <w:r>
+        <w:rPr>
+          <w:lang w:val="en-US"/>
+        </w:rPr>
+        <w:lastRenderedPageBreak/>
+        <w:drawing>
+          <wp:inline distT="0" distB="0" distL="0" distR="0" wp14:anchorId="6F518E8F" wp14:editId="7BBA0AAF">
+            <wp:extent cx="5760720" cy="3192145"/>
+            <wp:effectExtent l="0" t="0" r="0" b="8255"/>
+            <wp:docPr id="2033300365" name="Obraz 1"/>
+            <wp:cNvGraphicFramePr>
+              <a:graphicFrameLocks xmlns:a="http://schemas.openxmlformats.org/drawingml/2006/main" noChangeAspect="1"/>
+            </wp:cNvGraphicFramePr>
+            <a:graphic xmlns:a="http://schemas.openxmlformats.org/drawingml/2006/main">
+              <a:graphicData uri="http://schemas.openxmlformats.org/drawingml/2006/picture">
+                <pic:pic xmlns:pic="http://schemas.openxmlformats.org/drawingml/2006/picture">
+                  <pic:nvPicPr>
+                    <pic:cNvPr id="2033300365" name=""/>
+                    <pic:cNvPicPr/>
+                  </pic:nvPicPr>
+                  <pic:blipFill>
+                    <a:blip r:embed="rId45"/>
+                    <a:stretch>
+                      <a:fillRect/>
+                    </a:stretch>
+                  </pic:blipFill>
+                  <pic:spPr>
+                    <a:xfrm>
+                      <a:off x="0" y="0"/>
+                      <a:ext cx="5760720" cy="3192145"/>
+                    </a:xfrm>
+                    <a:prstGeom prst="rect">
+                      <a:avLst/>
+                    </a:prstGeom>
+                  </pic:spPr>
+                </pic:pic>
+              </a:graphicData>
+            </a:graphic>
+          </wp:inline>
+        </w:drawing>
+      </w:r>
+    </w:p>
+    <w:p>
+      <w:pPr>
+        <w:pStyle w:val="Nagwek2"/>
+        <w:rPr>
+          <w:lang w:val="en-US"/>
+        </w:rPr>
+      </w:pPr>
+      <w:bookmarkStart w:id="52" w:name="_Toc227782793"/>
+      <w:r>
+        <w:rPr>
+          <w:lang w:val="en-US"/>
+        </w:rPr>
+        <w:t>Why we need that</w:t>
+      </w:r>
+      <w:bookmarkEnd w:id="52"/>
+    </w:p>
+    <w:p>
+      <w:pPr>
+        <w:rPr>
+          <w:lang w:val="en-US"/>
+        </w:rPr>
+      </w:pPr>
+      <w:r>
+        <w:rPr>
+          <w:lang w:val="en-US"/>
+        </w:rPr>
+        <w:t>We need the storage account because the Blob container exists inside it and Azure uses it to manage access and storage services. We need to upload the file to the Blob container because it is the destination where the migrated data is stored in Azure</w:t>
+      </w:r>
+    </w:p>
+    <w:p>
+      <w:pPr>
+        <w:pStyle w:val="Nagwek1"/>
+        <w:rPr>
+          <w:lang w:val="en-US"/>
+        </w:rPr>
+      </w:pPr>
+      <w:bookmarkStart w:id="53" w:name="_Toc227782794"/>
+      <w:r>
+        <w:rPr>
+          <w:lang w:val="en-US"/>
+        </w:rPr>
+        <w:t xml:space="preserve">Task 19 </w:t>
+      </w:r>
+      <w:r>
+        <w:rPr>
+          <w:lang w:val="en-US"/>
+        </w:rPr>
+        <w:t>Convert Public Azure Blob Container to Private</w:t>
+      </w:r>
+      <w:bookmarkEnd w:id="53"/>
+    </w:p>
+    <w:p>
+      <w:pPr>
+        <w:rPr>
+          <w:lang w:val="en-US"/>
+        </w:rPr>
+      </w:pPr>
+      <w:r>
+        <w:rPr>
+          <w:lang w:val="en-US"/>
+        </w:rPr>
+        <w:t>The Nautilus DevOps team has been using Azure Blob Storage to manage their data. Recently, they realized that one of their containers, currently public, needs to be restricted for internal use only. Your task is to convert a public Azure Blob container to private.</w:t>
+      </w:r>
+    </w:p>
+    <w:p>
+      <w:pPr>
+        <w:rPr>
+          <w:lang w:val="en-US"/>
+        </w:rPr>
+      </w:pPr>
+    </w:p>
+    <w:p>
+      <w:pPr>
+        <w:rPr>
+          <w:lang w:val="en-US"/>
+        </w:rPr>
+      </w:pPr>
+      <w:r>
+        <w:rPr>
+          <w:lang w:val="en-US"/>
+        </w:rPr>
+        <w:t xml:space="preserve">Two blob containers named datacenter-container-28363 and datacenter-priv-13817 are available in the </w:t>
+      </w:r>
+      <w:proofErr w:type="spellStart"/>
+      <w:r>
+        <w:rPr>
+          <w:lang w:val="en-US"/>
+        </w:rPr>
+        <w:t>westus</w:t>
+      </w:r>
+      <w:proofErr w:type="spellEnd"/>
+      <w:r>
+        <w:rPr>
+          <w:lang w:val="en-US"/>
+        </w:rPr>
+        <w:t xml:space="preserve"> region within the storage account datacenterst9408. The datacenter-container-28363 is currently public, and datacenter-priv-13817 is private.</w:t>
+      </w:r>
+    </w:p>
+    <w:p>
+      <w:pPr>
+        <w:rPr>
+          <w:lang w:val="en-US"/>
+        </w:rPr>
+      </w:pPr>
+    </w:p>
+    <w:p>
+      <w:pPr>
+        <w:rPr>
+          <w:lang w:val="en-US"/>
+        </w:rPr>
+      </w:pPr>
+      <w:r>
+        <w:rPr>
+          <w:lang w:val="en-US"/>
+        </w:rPr>
+        <w:t>1) Convert the blob container datacenter-container-28363 from public to private while leaving datacenter-priv-13817 unchanged.</w:t>
+      </w:r>
+    </w:p>
+    <w:p>
+      <w:pPr>
+        <w:rPr>
+          <w:lang w:val="en-US"/>
+        </w:rPr>
+      </w:pPr>
+    </w:p>
+    <w:p>
+      <w:pPr>
+        <w:rPr>
+          <w:lang w:val="en-US"/>
+        </w:rPr>
+      </w:pPr>
+      <w:r>
+        <w:rPr>
+          <w:lang w:val="en-US"/>
+        </w:rPr>
+        <w:t>2) Make sure the access level for datacenter-container-28363 is set to private with no public access.</w:t>
+      </w:r>
+    </w:p>
+    <w:p>
+      <w:pPr>
+        <w:pStyle w:val="Nagwek2"/>
+        <w:rPr>
+          <w:lang w:val="en-US"/>
+        </w:rPr>
+      </w:pPr>
+      <w:bookmarkStart w:id="54" w:name="_Toc227782795"/>
+      <w:r>
+        <w:rPr>
+          <w:lang w:val="en-US"/>
+        </w:rPr>
+        <w:lastRenderedPageBreak/>
+        <w:t>Solution</w:t>
+      </w:r>
+      <w:bookmarkEnd w:id="54"/>
+    </w:p>
+    <w:p>
+      <w:pPr>
+        <w:rPr>
+          <w:lang w:val="en-US"/>
+        </w:rPr>
+      </w:pPr>
+      <w:r>
+        <w:rPr>
+          <w:lang w:val="en-US"/>
+        </w:rPr>
+        <w:t>From Script</w:t>
+      </w:r>
+    </w:p>
+    <w:p>
+      <w:pPr>
+        <w:rPr>
+          <w:rStyle w:val="Wyrnienieintensywne"/>
+        </w:rPr>
+      </w:pPr>
+      <w:proofErr w:type="spellStart"/>
+      <w:r>
+        <w:rPr>
+          <w:rStyle w:val="Wyrnienieintensywne"/>
+          <w:lang w:val="en-US"/>
+        </w:rPr>
+        <w:t>az</w:t>
+      </w:r>
+      <w:proofErr w:type="spellEnd"/>
+      <w:r>
+        <w:rPr>
+          <w:rStyle w:val="Wyrnienieintensywne"/>
+          <w:lang w:val="en-US"/>
+        </w:rPr>
+        <w:t xml:space="preserve"> group list -o table</w:t>
+      </w:r>
+    </w:p>
+    <w:p>
+      <w:pPr>
+        <w:rPr>
+          <w:rStyle w:val="Wyrnienieintensywne"/>
+        </w:rPr>
+      </w:pPr>
+    </w:p>
+    <w:p>
+      <w:pPr>
+        <w:rPr>
+          <w:rStyle w:val="Wyrnienieintensywne"/>
+          <w:lang w:val="en-US"/>
+        </w:rPr>
+      </w:pPr>
+      <w:r>
+        <w:rPr>
+          <w:rStyle w:val="Wyrnienieintensywne"/>
+          <w:lang w:val="en-US"/>
+        </w:rPr>
+        <w:t>STORAGE_ACCOUNT="datacenterst9408"</w:t>
+      </w:r>
+    </w:p>
+    <w:p>
+      <w:pPr>
+        <w:rPr>
+          <w:rStyle w:val="Wyrnienieintensywne"/>
+          <w:lang w:val="en-US"/>
+        </w:rPr>
+      </w:pPr>
+      <w:r>
+        <w:rPr>
+          <w:rStyle w:val="Wyrnienieintensywne"/>
+          <w:lang w:val="en-US"/>
+        </w:rPr>
+        <w:t>CONTAINER_PUBLIC="datacenter-container-28363"</w:t>
+      </w:r>
+    </w:p>
+    <w:p>
+      <w:pPr>
+        <w:rPr>
+          <w:rStyle w:val="Wyrnienieintensywne"/>
+          <w:lang w:val="en-US"/>
+        </w:rPr>
+      </w:pPr>
+      <w:r>
+        <w:rPr>
+          <w:rStyle w:val="Wyrnienieintensywne"/>
+          <w:lang w:val="en-US"/>
+        </w:rPr>
+        <w:t>CONTAINER_PRIVATE="datacenter-priv-13817"</w:t>
+      </w:r>
+    </w:p>
+    <w:p>
+      <w:pPr>
+        <w:rPr>
+          <w:rStyle w:val="Wyrnienieintensywne"/>
+          <w:lang w:val="en-US"/>
+        </w:rPr>
+      </w:pPr>
+      <w:r>
+        <w:rPr>
+          <w:rStyle w:val="Wyrnienieintensywne"/>
+          <w:lang w:val="en-US"/>
+        </w:rPr>
+        <w:t>RG="kml_rg_main-05345a3a1fe34a81"</w:t>
+      </w:r>
+    </w:p>
+    <w:p>
+      <w:pPr>
+        <w:rPr>
+          <w:rStyle w:val="Wyrnienieintensywne"/>
+          <w:lang w:val="en-US"/>
+        </w:rPr>
+      </w:pPr>
+    </w:p>
+    <w:p>
+      <w:pPr>
+        <w:rPr>
+          <w:rStyle w:val="Wyrnienieintensywne"/>
+          <w:lang w:val="en-US"/>
+        </w:rPr>
+      </w:pPr>
+      <w:r>
+        <w:rPr>
+          <w:rStyle w:val="Wyrnienieintensywne"/>
+          <w:lang w:val="en-US"/>
+        </w:rPr>
+        <w:t>ACCOUNT_KEY=$(</w:t>
+      </w:r>
+      <w:proofErr w:type="spellStart"/>
+      <w:r>
+        <w:rPr>
+          <w:rStyle w:val="Wyrnienieintensywne"/>
+          <w:lang w:val="en-US"/>
+        </w:rPr>
+        <w:t>az</w:t>
+      </w:r>
+      <w:proofErr w:type="spellEnd"/>
+      <w:r>
+        <w:rPr>
+          <w:rStyle w:val="Wyrnienieintensywne"/>
+          <w:lang w:val="en-US"/>
+        </w:rPr>
+        <w:t xml:space="preserve"> storage account keys list \</w:t>
+      </w:r>
+    </w:p>
+    <w:p>
+      <w:pPr>
+        <w:rPr>
+          <w:rStyle w:val="Wyrnienieintensywne"/>
+          <w:lang w:val="en-US"/>
+        </w:rPr>
+      </w:pPr>
+      <w:r>
+        <w:rPr>
+          <w:rStyle w:val="Wyrnienieintensywne"/>
+          <w:lang w:val="en-US"/>
+        </w:rPr>
+        <w:t xml:space="preserve">  --resource-group $RG \</w:t>
+      </w:r>
+    </w:p>
+    <w:p>
+      <w:pPr>
+        <w:rPr>
+          <w:rStyle w:val="Wyrnienieintensywne"/>
+          <w:lang w:val="en-US"/>
+        </w:rPr>
+      </w:pPr>
+      <w:r>
+        <w:rPr>
+          <w:rStyle w:val="Wyrnienieintensywne"/>
+          <w:lang w:val="en-US"/>
+        </w:rPr>
+        <w:t xml:space="preserve">  --account-name $STORAGE_ACCOUNT \</w:t>
+      </w:r>
+    </w:p>
+    <w:p>
+      <w:pPr>
+        <w:rPr>
+          <w:rStyle w:val="Wyrnienieintensywne"/>
+          <w:lang w:val="en-US"/>
+        </w:rPr>
+      </w:pPr>
+      <w:r>
+        <w:rPr>
+          <w:rStyle w:val="Wyrnienieintensywne"/>
+          <w:lang w:val="en-US"/>
+        </w:rPr>
+        <w:t xml:space="preserve">  --query "[0].value" -o </w:t>
+      </w:r>
+      <w:proofErr w:type="spellStart"/>
+      <w:r>
+        <w:rPr>
+          <w:rStyle w:val="Wyrnienieintensywne"/>
+          <w:lang w:val="en-US"/>
+        </w:rPr>
+        <w:t>tsv</w:t>
+      </w:r>
+      <w:proofErr w:type="spellEnd"/>
+      <w:r>
+        <w:rPr>
+          <w:rStyle w:val="Wyrnienieintensywne"/>
+          <w:lang w:val="en-US"/>
+        </w:rPr>
+        <w:t>)</w:t>
+      </w:r>
+    </w:p>
+    <w:p>
+      <w:pPr>
+        <w:rPr>
+          <w:rStyle w:val="Wyrnienieintensywne"/>
+          <w:lang w:val="en-US"/>
+        </w:rPr>
+      </w:pPr>
+    </w:p>
+    <w:p>
+      <w:pPr>
+        <w:rPr>
+          <w:rStyle w:val="Wyrnienieintensywne"/>
+          <w:lang w:val="en-US"/>
+        </w:rPr>
+      </w:pPr>
+      <w:proofErr w:type="spellStart"/>
+      <w:r>
+        <w:rPr>
+          <w:rStyle w:val="Wyrnienieintensywne"/>
+          <w:lang w:val="en-US"/>
+        </w:rPr>
+        <w:t>az</w:t>
+      </w:r>
+      <w:proofErr w:type="spellEnd"/>
+      <w:r>
+        <w:rPr>
+          <w:rStyle w:val="Wyrnienieintensywne"/>
+          <w:lang w:val="en-US"/>
+        </w:rPr>
+        <w:t xml:space="preserve"> storage container set-permission \</w:t>
+      </w:r>
+    </w:p>
+    <w:p>
+      <w:pPr>
+        <w:rPr>
+          <w:rStyle w:val="Wyrnienieintensywne"/>
+          <w:lang w:val="en-US"/>
+        </w:rPr>
+      </w:pPr>
+      <w:r>
+        <w:rPr>
+          <w:rStyle w:val="Wyrnienieintensywne"/>
+          <w:lang w:val="en-US"/>
+        </w:rPr>
+        <w:t xml:space="preserve">  --account-name $STORAGE_ACCOUNT \</w:t>
+      </w:r>
+    </w:p>
+    <w:p>
+      <w:pPr>
+        <w:rPr>
+          <w:rStyle w:val="Wyrnienieintensywne"/>
+          <w:lang w:val="en-US"/>
+        </w:rPr>
+      </w:pPr>
+      <w:r>
+        <w:rPr>
+          <w:rStyle w:val="Wyrnienieintensywne"/>
+          <w:lang w:val="en-US"/>
+        </w:rPr>
+        <w:t xml:space="preserve">  --account-key $ACCOUNT_KEY \</w:t>
+      </w:r>
+    </w:p>
+    <w:p>
+      <w:pPr>
+        <w:rPr>
+          <w:rStyle w:val="Wyrnienieintensywne"/>
+          <w:lang w:val="en-US"/>
+        </w:rPr>
+      </w:pPr>
+      <w:r>
+        <w:rPr>
+          <w:rStyle w:val="Wyrnienieintensywne"/>
+          <w:lang w:val="en-US"/>
+        </w:rPr>
+        <w:t xml:space="preserve">  --name $CONTAINER_PUBLIC \</w:t>
+      </w:r>
+    </w:p>
+    <w:p>
+      <w:pPr>
+        <w:rPr>
+          <w:rStyle w:val="Wyrnienieintensywne"/>
+        </w:rPr>
+      </w:pPr>
+      <w:r>
+        <w:rPr>
+          <w:rStyle w:val="Wyrnienieintensywne"/>
+          <w:lang w:val="en-US"/>
+        </w:rPr>
+        <w:t xml:space="preserve">  --public-access off</w:t>
+      </w:r>
+    </w:p>
+    <w:p>
+      <w:pPr>
+        <w:rPr>
+          <w:rStyle w:val="Wyrnienieintensywne"/>
+        </w:rPr>
+      </w:pPr>
+    </w:p>
+    <w:p>
+      <w:pPr>
+        <w:rPr>
+          <w:rStyle w:val="Wyrnienieintensywne"/>
+          <w:lang w:val="en-US"/>
+        </w:rPr>
+      </w:pPr>
+      <w:proofErr w:type="spellStart"/>
+      <w:r>
+        <w:rPr>
+          <w:rStyle w:val="Wyrnienieintensywne"/>
+          <w:lang w:val="en-US"/>
+        </w:rPr>
+        <w:t>az</w:t>
+      </w:r>
+      <w:proofErr w:type="spellEnd"/>
+      <w:r>
+        <w:rPr>
+          <w:rStyle w:val="Wyrnienieintensywne"/>
+          <w:lang w:val="en-US"/>
+        </w:rPr>
+        <w:t xml:space="preserve"> storage container show-permission \</w:t>
+      </w:r>
+    </w:p>
+    <w:p>
+      <w:pPr>
+        <w:rPr>
+          <w:rStyle w:val="Wyrnienieintensywne"/>
+          <w:lang w:val="en-US"/>
+        </w:rPr>
+      </w:pPr>
+      <w:r>
+        <w:rPr>
+          <w:rStyle w:val="Wyrnienieintensywne"/>
+          <w:lang w:val="en-US"/>
+        </w:rPr>
+        <w:t xml:space="preserve">  --account-name $STORAGE_ACCOUNT \</w:t>
+      </w:r>
+    </w:p>
+    <w:p>
+      <w:pPr>
+        <w:rPr>
+          <w:rStyle w:val="Wyrnienieintensywne"/>
+          <w:lang w:val="en-US"/>
+        </w:rPr>
+      </w:pPr>
+      <w:r>
+        <w:rPr>
+          <w:rStyle w:val="Wyrnienieintensywne"/>
+          <w:lang w:val="en-US"/>
+        </w:rPr>
+        <w:t xml:space="preserve">  --account-key $ACCOUNT_KEY \</w:t>
+      </w:r>
+    </w:p>
+    <w:p>
+      <w:pPr>
+        <w:rPr>
+          <w:rStyle w:val="Wyrnienieintensywne"/>
+        </w:rPr>
+      </w:pPr>
+      <w:r>
+        <w:rPr>
+          <w:rStyle w:val="Wyrnienieintensywne"/>
+          <w:lang w:val="en-US"/>
+        </w:rPr>
+        <w:t xml:space="preserve">  --name $CONTAINER_PUBLIC</w:t>
+      </w:r>
+    </w:p>
+    <w:p>
+      <w:pPr>
+        <w:rPr>
+          <w:lang w:val="en-US"/>
+        </w:rPr>
+      </w:pPr>
+    </w:p>
+    <w:p>
+      <w:pPr>
+        <w:rPr>
+          <w:lang w:val="en-US"/>
+        </w:rPr>
+      </w:pPr>
+      <w:r>
+        <w:rPr>
+          <w:lang w:val="en-US"/>
+        </w:rPr>
+        <w:t>From Portal</w:t>
+      </w:r>
+    </w:p>
+    <w:p>
+      <w:pPr>
+        <w:rPr>
+          <w:lang w:val="en-US"/>
+        </w:rPr>
+      </w:pPr>
+      <w:r>
+        <w:rPr>
+          <w:lang w:val="en-US"/>
+        </w:rPr>
+        <w:lastRenderedPageBreak/>
+        <w:drawing>
+          <wp:inline distT="0" distB="0" distL="0" distR="0" wp14:anchorId="31F67EB6" wp14:editId="04CF6CA2">
+            <wp:extent cx="5760720" cy="2976880"/>
+            <wp:effectExtent l="0" t="0" r="0" b="0"/>
+            <wp:docPr id="255193286" name="Obraz 1"/>
+            <wp:cNvGraphicFramePr>
+              <a:graphicFrameLocks xmlns:a="http://schemas.openxmlformats.org/drawingml/2006/main" noChangeAspect="1"/>
+            </wp:cNvGraphicFramePr>
+            <a:graphic xmlns:a="http://schemas.openxmlformats.org/drawingml/2006/main">
+              <a:graphicData uri="http://schemas.openxmlformats.org/drawingml/2006/picture">
+                <pic:pic xmlns:pic="http://schemas.openxmlformats.org/drawingml/2006/picture">
+                  <pic:nvPicPr>
+                    <pic:cNvPr id="255193286" name=""/>
+                    <pic:cNvPicPr/>
+                  </pic:nvPicPr>
+                  <pic:blipFill>
+                    <a:blip r:embed="rId46"/>
+                    <a:stretch>
+                      <a:fillRect/>
+                    </a:stretch>
+                  </pic:blipFill>
+                  <pic:spPr>
+                    <a:xfrm>
+                      <a:off x="0" y="0"/>
+                      <a:ext cx="5760720" cy="2976880"/>
+                    </a:xfrm>
+                    <a:prstGeom prst="rect">
+                      <a:avLst/>
+                    </a:prstGeom>
+                  </pic:spPr>
+                </pic:pic>
+              </a:graphicData>
+            </a:graphic>
+          </wp:inline>
+        </w:drawing>
+      </w:r>
+    </w:p>
+    <w:p>
+      <w:pPr>
+        <w:rPr>
+          <w:lang w:val="en-US"/>
+        </w:rPr>
+      </w:pPr>
+      <w:r>
+        <w:rPr>
+          <w:lang w:val="en-US"/>
+        </w:rPr>
+        <w:drawing>
+          <wp:inline distT="0" distB="0" distL="0" distR="0" wp14:anchorId="38157188" wp14:editId="25F4FCB2">
+            <wp:extent cx="5760720" cy="1078230"/>
+            <wp:effectExtent l="0" t="0" r="0" b="7620"/>
+            <wp:docPr id="850576934" name="Obraz 1"/>
+            <wp:cNvGraphicFramePr>
+              <a:graphicFrameLocks xmlns:a="http://schemas.openxmlformats.org/drawingml/2006/main" noChangeAspect="1"/>
+            </wp:cNvGraphicFramePr>
+            <a:graphic xmlns:a="http://schemas.openxmlformats.org/drawingml/2006/main">
+              <a:graphicData uri="http://schemas.openxmlformats.org/drawingml/2006/picture">
+                <pic:pic xmlns:pic="http://schemas.openxmlformats.org/drawingml/2006/picture">
+                  <pic:nvPicPr>
+                    <pic:cNvPr id="850576934" name=""/>
+                    <pic:cNvPicPr/>
+                  </pic:nvPicPr>
+                  <pic:blipFill>
+                    <a:blip r:embed="rId47"/>
+                    <a:stretch>
+                      <a:fillRect/>
+                    </a:stretch>
+                  </pic:blipFill>
+                  <pic:spPr>
+                    <a:xfrm>
+                      <a:off x="0" y="0"/>
+                      <a:ext cx="5760720" cy="1078230"/>
+                    </a:xfrm>
+                    <a:prstGeom prst="rect">
+                      <a:avLst/>
+                    </a:prstGeom>
+                  </pic:spPr>
+                </pic:pic>
+              </a:graphicData>
+            </a:graphic>
+          </wp:inline>
+        </w:drawing>
+      </w:r>
+    </w:p>
+    <w:p>
+      <w:pPr>
+        <w:pStyle w:val="Nagwek2"/>
+        <w:rPr>
+          <w:lang w:val="en-US"/>
+        </w:rPr>
+      </w:pPr>
+      <w:bookmarkStart w:id="55" w:name="_Toc227782796"/>
+      <w:r>
+        <w:rPr>
+          <w:lang w:val="en-US"/>
+        </w:rPr>
+        <w:t>Why we need that</w:t>
+      </w:r>
+      <w:bookmarkEnd w:id="55"/>
+    </w:p>
+    <w:p>
+      <w:pPr>
+        <w:rPr>
+          <w:lang w:val="en-US"/>
+        </w:rPr>
+      </w:pPr>
+      <w:r>
+        <w:rPr>
+          <w:lang w:val="en-US"/>
+        </w:rPr>
+        <w:t>We changed the container from public to private to restrict access to internal users only and prevent anonymous access to the stored data.</w:t>
+      </w:r>
+    </w:p>
+    <w:p>
+      <w:pPr>
+        <w:rPr>
+          <w:lang w:val="en-US"/>
+        </w:rPr>
+      </w:pPr>
+    </w:p>
+    <w:p>
+      <w:pPr>
+        <w:pStyle w:val="Nagwek1"/>
+        <w:rPr>
+          <w:lang w:val="en-US"/>
+        </w:rPr>
+      </w:pPr>
+      <w:bookmarkStart w:id="56" w:name="_Toc227782797"/>
+      <w:r>
+        <w:rPr>
+          <w:lang w:val="en-US"/>
+        </w:rPr>
+        <w:t xml:space="preserve">Task 20 </w:t>
+      </w:r>
+      <w:r>
+        <w:rPr>
+          <w:lang w:val="en-US"/>
+        </w:rPr>
+        <w:t>Deploy Azure Resources Using ARM Template</w:t>
+      </w:r>
+      <w:bookmarkEnd w:id="56"/>
+    </w:p>
+    <w:p>
+      <w:pPr>
+        <w:rPr>
+          <w:lang w:val="en-US"/>
+        </w:rPr>
+      </w:pPr>
+      <w:r>
+        <w:rPr>
+          <w:lang w:val="en-US"/>
+        </w:rPr>
+        <w:t xml:space="preserve">You are tasked with modifying an ARM template for deploying a virtual network. The current template is located in the /root/arm-templates directory under the filename </w:t>
+      </w:r>
+      <w:proofErr w:type="spellStart"/>
+      <w:r>
+        <w:rPr>
+          <w:lang w:val="en-US"/>
+        </w:rPr>
+        <w:t>vnet</w:t>
+      </w:r>
+      <w:proofErr w:type="spellEnd"/>
+      <w:r>
+        <w:rPr>
+          <w:lang w:val="en-US"/>
+        </w:rPr>
+        <w:t>-deployment-</w:t>
+      </w:r>
+      <w:proofErr w:type="spellStart"/>
+      <w:r>
+        <w:rPr>
+          <w:lang w:val="en-US"/>
+        </w:rPr>
+        <w:t>template.json</w:t>
+      </w:r>
+      <w:proofErr w:type="spellEnd"/>
+      <w:r>
+        <w:rPr>
+          <w:lang w:val="en-US"/>
+        </w:rPr>
+        <w:t>. You need to make the following changes to the template:</w:t>
+      </w:r>
+    </w:p>
+    <w:p>
+      <w:pPr>
+        <w:rPr>
+          <w:lang w:val="en-US"/>
+        </w:rPr>
+      </w:pPr>
+    </w:p>
+    <w:p>
+      <w:pPr>
+        <w:rPr>
+          <w:lang w:val="en-US"/>
+        </w:rPr>
+      </w:pPr>
+      <w:r>
+        <w:rPr>
+          <w:lang w:val="en-US"/>
+        </w:rPr>
+        <w:t xml:space="preserve">Change the name and </w:t>
+      </w:r>
+      <w:proofErr w:type="spellStart"/>
+      <w:r>
+        <w:rPr>
+          <w:lang w:val="en-US"/>
+        </w:rPr>
+        <w:t>displayName</w:t>
+      </w:r>
+      <w:proofErr w:type="spellEnd"/>
+      <w:r>
+        <w:rPr>
+          <w:lang w:val="en-US"/>
+        </w:rPr>
+        <w:t xml:space="preserve"> tag of the virtual network to arm-</w:t>
+      </w:r>
+      <w:proofErr w:type="spellStart"/>
+      <w:r>
+        <w:rPr>
+          <w:lang w:val="en-US"/>
+        </w:rPr>
+        <w:t>vnet</w:t>
+      </w:r>
+      <w:proofErr w:type="spellEnd"/>
+      <w:r>
+        <w:rPr>
+          <w:lang w:val="en-US"/>
+        </w:rPr>
+        <w:t>-</w:t>
+      </w:r>
+      <w:proofErr w:type="spellStart"/>
+      <w:r>
+        <w:rPr>
+          <w:lang w:val="en-US"/>
+        </w:rPr>
+        <w:t>xfusion</w:t>
+      </w:r>
+      <w:proofErr w:type="spellEnd"/>
+      <w:r>
+        <w:rPr>
+          <w:lang w:val="en-US"/>
+        </w:rPr>
+        <w:t>.</w:t>
+      </w:r>
+    </w:p>
+    <w:p>
+      <w:pPr>
+        <w:rPr>
+          <w:lang w:val="en-US"/>
+        </w:rPr>
+      </w:pPr>
+    </w:p>
+    <w:p>
+      <w:pPr>
+        <w:rPr>
+          <w:lang w:val="en-US"/>
+        </w:rPr>
+      </w:pPr>
+      <w:r>
+        <w:rPr>
+          <w:lang w:val="en-US"/>
+        </w:rPr>
+        <w:t xml:space="preserve">Update the </w:t>
+      </w:r>
+      <w:proofErr w:type="spellStart"/>
+      <w:r>
+        <w:rPr>
+          <w:lang w:val="en-US"/>
+        </w:rPr>
+        <w:t>addressPrefixes</w:t>
+      </w:r>
+      <w:proofErr w:type="spellEnd"/>
+      <w:r>
+        <w:rPr>
+          <w:lang w:val="en-US"/>
+        </w:rPr>
+        <w:t xml:space="preserve"> to 192.168.0.0/16.</w:t>
+      </w:r>
+    </w:p>
+    <w:p>
+      <w:pPr>
+        <w:rPr>
+          <w:lang w:val="en-US"/>
+        </w:rPr>
+      </w:pPr>
+    </w:p>
+    <w:p>
+      <w:pPr>
+        <w:rPr>
+          <w:lang w:val="en-US"/>
+        </w:rPr>
+      </w:pPr>
+      <w:r>
+        <w:rPr>
+          <w:lang w:val="en-US"/>
+        </w:rPr>
+        <w:t>Add one more tag named Environment with value KKE-</w:t>
+      </w:r>
+      <w:proofErr w:type="spellStart"/>
+      <w:r>
+        <w:rPr>
+          <w:lang w:val="en-US"/>
+        </w:rPr>
+        <w:t>xfusion</w:t>
+      </w:r>
+      <w:proofErr w:type="spellEnd"/>
+      <w:r>
+        <w:rPr>
+          <w:lang w:val="en-US"/>
+        </w:rPr>
+        <w:t>.</w:t>
+      </w:r>
+    </w:p>
+    <w:p>
+      <w:pPr>
+        <w:rPr>
+          <w:lang w:val="en-US"/>
+        </w:rPr>
+      </w:pPr>
+    </w:p>
+    <w:p>
+      <w:pPr>
+        <w:rPr>
+          <w:lang w:val="en-US"/>
+        </w:rPr>
+      </w:pPr>
+      <w:r>
+        <w:rPr>
+          <w:lang w:val="en-US"/>
+        </w:rPr>
+        <w:t>After making these changes, you need to deploy the ARM template using the Azure CLI.</w:t>
+      </w:r>
+    </w:p>
+    <w:p>
+      <w:pPr>
+        <w:rPr>
+          <w:lang w:val="en-US"/>
+        </w:rPr>
+      </w:pPr>
+    </w:p>
+    <w:p>
+      <w:pPr>
+        <w:rPr>
+          <w:lang w:val="en-US"/>
+        </w:rPr>
+      </w:pPr>
+      <w:r>
+        <w:rPr>
+          <w:lang w:val="en-US"/>
+        </w:rPr>
+        <w:t>Use the following command to find out the resource group to use:</w:t>
+      </w:r>
+    </w:p>
+    <w:p>
+      <w:pPr>
+        <w:rPr>
+          <w:lang w:val="en-US"/>
+        </w:rPr>
+      </w:pPr>
+    </w:p>
+    <w:p>
+      <w:pPr>
+        <w:rPr>
+          <w:lang w:val="en-US"/>
+        </w:rPr>
+      </w:pPr>
+      <w:r>
+        <w:rPr>
+          <w:lang w:val="en-US"/>
+        </w:rPr>
+        <w:t xml:space="preserve">You are tasked with modifying an ARM template for deploying a virtual network. The current template is located in the /root/arm-templates directory under the filename </w:t>
+      </w:r>
+      <w:proofErr w:type="spellStart"/>
+      <w:r>
+        <w:rPr>
+          <w:lang w:val="en-US"/>
+        </w:rPr>
+        <w:t>vnet</w:t>
+      </w:r>
+      <w:proofErr w:type="spellEnd"/>
+      <w:r>
+        <w:rPr>
+          <w:lang w:val="en-US"/>
+        </w:rPr>
+        <w:t>-deployment-</w:t>
+      </w:r>
+      <w:proofErr w:type="spellStart"/>
+      <w:r>
+        <w:rPr>
+          <w:lang w:val="en-US"/>
+        </w:rPr>
+        <w:t>template.json</w:t>
+      </w:r>
+      <w:proofErr w:type="spellEnd"/>
+      <w:r>
+        <w:rPr>
+          <w:lang w:val="en-US"/>
+        </w:rPr>
+        <w:t>. You need to make the following changes to the template:</w:t>
+      </w:r>
+    </w:p>
+    <w:p>
+      <w:pPr>
+        <w:rPr>
+          <w:lang w:val="en-US"/>
+        </w:rPr>
+      </w:pPr>
+    </w:p>
+    <w:p>
+      <w:pPr>
+        <w:rPr>
+          <w:lang w:val="en-US"/>
+        </w:rPr>
+      </w:pPr>
+      <w:r>
+        <w:rPr>
+          <w:lang w:val="en-US"/>
+        </w:rPr>
+        <w:t xml:space="preserve">Change the name and </w:t>
+      </w:r>
+      <w:proofErr w:type="spellStart"/>
+      <w:r>
+        <w:rPr>
+          <w:lang w:val="en-US"/>
+        </w:rPr>
+        <w:t>displayName</w:t>
+      </w:r>
+      <w:proofErr w:type="spellEnd"/>
+      <w:r>
+        <w:rPr>
+          <w:lang w:val="en-US"/>
+        </w:rPr>
+        <w:t xml:space="preserve"> tag of the virtual network to arm-</w:t>
+      </w:r>
+      <w:proofErr w:type="spellStart"/>
+      <w:r>
+        <w:rPr>
+          <w:lang w:val="en-US"/>
+        </w:rPr>
+        <w:t>vnet</w:t>
+      </w:r>
+      <w:proofErr w:type="spellEnd"/>
+      <w:r>
+        <w:rPr>
+          <w:lang w:val="en-US"/>
+        </w:rPr>
+        <w:t>-</w:t>
+      </w:r>
+      <w:proofErr w:type="spellStart"/>
+      <w:r>
+        <w:rPr>
+          <w:lang w:val="en-US"/>
+        </w:rPr>
+        <w:t>xfusion</w:t>
+      </w:r>
+      <w:proofErr w:type="spellEnd"/>
+      <w:r>
+        <w:rPr>
+          <w:lang w:val="en-US"/>
+        </w:rPr>
+        <w:t>.</w:t>
+      </w:r>
+    </w:p>
+    <w:p>
+      <w:pPr>
+        <w:rPr>
+          <w:lang w:val="en-US"/>
+        </w:rPr>
+      </w:pPr>
+    </w:p>
+    <w:p>
+      <w:pPr>
+        <w:rPr>
+          <w:lang w:val="en-US"/>
+        </w:rPr>
+      </w:pPr>
+      <w:r>
+        <w:rPr>
+          <w:lang w:val="en-US"/>
+        </w:rPr>
+        <w:t xml:space="preserve">Update the </w:t>
+      </w:r>
+      <w:proofErr w:type="spellStart"/>
+      <w:r>
+        <w:rPr>
+          <w:lang w:val="en-US"/>
+        </w:rPr>
+        <w:t>addressPrefixes</w:t>
+      </w:r>
+      <w:proofErr w:type="spellEnd"/>
+      <w:r>
+        <w:rPr>
+          <w:lang w:val="en-US"/>
+        </w:rPr>
+        <w:t xml:space="preserve"> to 192.168.0.0/16.</w:t>
+      </w:r>
+    </w:p>
+    <w:p>
+      <w:pPr>
+        <w:rPr>
+          <w:lang w:val="en-US"/>
+        </w:rPr>
+      </w:pPr>
+    </w:p>
+    <w:p>
+      <w:pPr>
+        <w:rPr>
+          <w:lang w:val="en-US"/>
+        </w:rPr>
+      </w:pPr>
+      <w:r>
+        <w:rPr>
+          <w:lang w:val="en-US"/>
+        </w:rPr>
+        <w:t>Add one more tag named Environment with value KKE-</w:t>
+      </w:r>
+      <w:proofErr w:type="spellStart"/>
+      <w:r>
+        <w:rPr>
+          <w:lang w:val="en-US"/>
+        </w:rPr>
+        <w:t>xfusion</w:t>
+      </w:r>
+      <w:proofErr w:type="spellEnd"/>
+      <w:r>
+        <w:rPr>
+          <w:lang w:val="en-US"/>
+        </w:rPr>
+        <w:t>.</w:t>
+      </w:r>
+    </w:p>
+    <w:p>
+      <w:pPr>
+        <w:rPr>
+          <w:lang w:val="en-US"/>
+        </w:rPr>
+      </w:pPr>
+    </w:p>
+    <w:p>
+      <w:pPr>
+        <w:rPr>
+          <w:lang w:val="en-US"/>
+        </w:rPr>
+      </w:pPr>
+      <w:r>
+        <w:rPr>
+          <w:lang w:val="en-US"/>
+        </w:rPr>
+        <w:t>After making these changes, you need to deploy the ARM template using the Azure CLI.</w:t>
+      </w:r>
+    </w:p>
+    <w:p>
+      <w:pPr>
+        <w:rPr>
+          <w:lang w:val="en-US"/>
+        </w:rPr>
+      </w:pPr>
+    </w:p>
+    <w:p>
+      <w:pPr>
+        <w:rPr>
+          <w:lang w:val="en-US"/>
+        </w:rPr>
+      </w:pPr>
+      <w:r>
+        <w:rPr>
+          <w:lang w:val="en-US"/>
+        </w:rPr>
+        <w:t>Use the following command to find out the resource group to use:</w:t>
+      </w:r>
+    </w:p>
+    <w:p>
+      <w:pPr>
+        <w:rPr>
+          <w:lang w:val="en-US"/>
+        </w:rPr>
+      </w:pPr>
+    </w:p>
+    <w:p>
+      <w:pPr>
+        <w:rPr>
+          <w:lang w:val="en-US"/>
+        </w:rPr>
+      </w:pPr>
+      <w:proofErr w:type="spellStart"/>
+      <w:r>
+        <w:rPr>
+          <w:lang w:val="en-US"/>
+        </w:rPr>
+        <w:t>az</w:t>
+      </w:r>
+      <w:proofErr w:type="spellEnd"/>
+      <w:r>
+        <w:rPr>
+          <w:lang w:val="en-US"/>
+        </w:rPr>
+        <w:t xml:space="preserve"> group list --query '[].name' --output table | grep '</w:t>
+      </w:r>
+      <w:proofErr w:type="spellStart"/>
+      <w:r>
+        <w:rPr>
+          <w:lang w:val="en-US"/>
+        </w:rPr>
+        <w:t>kml</w:t>
+      </w:r>
+      <w:proofErr w:type="spellEnd"/>
+      <w:r>
+        <w:rPr>
+          <w:lang w:val="en-US"/>
+        </w:rPr>
+        <w:t>'</w:t>
+      </w:r>
+    </w:p>
+    <w:p>
+      <w:pPr>
+        <w:rPr>
+          <w:lang w:val="en-US"/>
+        </w:rPr>
+      </w:pPr>
+    </w:p>
+    <w:p>
+      <w:pPr>
+        <w:pStyle w:val="Nagwek2"/>
+        <w:rPr>
+          <w:lang w:val="en-US"/>
+        </w:rPr>
+      </w:pPr>
+      <w:bookmarkStart w:id="57" w:name="_Toc227782798"/>
+      <w:r>
+        <w:rPr>
+          <w:lang w:val="en-US"/>
+        </w:rPr>
+        <w:t>Solution</w:t>
+      </w:r>
+      <w:bookmarkEnd w:id="57"/>
+    </w:p>
+    <w:p>
+      <w:pPr>
+        <w:rPr>
+          <w:lang w:val="en-US"/>
+        </w:rPr>
+      </w:pPr>
+      <w:r>
+        <w:rPr>
+          <w:lang w:val="en-US"/>
+        </w:rPr>
+        <w:t>From Script</w:t>
+      </w:r>
+    </w:p>
+    <w:p>
+      <w:pPr>
+        <w:rPr>
+          <w:rStyle w:val="Wyrnienieintensywne"/>
+          <w:lang w:val="en-US"/>
+        </w:rPr>
+      </w:pPr>
+      <w:r>
+        <w:rPr>
+          <w:rStyle w:val="Wyrnienieintensywne"/>
+          <w:lang w:val="en-US"/>
+        </w:rPr>
+        <w:t>RG=$(</w:t>
+      </w:r>
+      <w:proofErr w:type="spellStart"/>
+      <w:r>
+        <w:rPr>
+          <w:rStyle w:val="Wyrnienieintensywne"/>
+          <w:lang w:val="en-US"/>
+        </w:rPr>
+        <w:t>az</w:t>
+      </w:r>
+      <w:proofErr w:type="spellEnd"/>
+      <w:r>
+        <w:rPr>
+          <w:rStyle w:val="Wyrnienieintensywne"/>
+          <w:lang w:val="en-US"/>
+        </w:rPr>
+        <w:t xml:space="preserve"> group list --query '[].name' --output </w:t>
+      </w:r>
+      <w:proofErr w:type="spellStart"/>
+      <w:r>
+        <w:rPr>
+          <w:rStyle w:val="Wyrnienieintensywne"/>
+          <w:lang w:val="en-US"/>
+        </w:rPr>
+        <w:t>tsv</w:t>
+      </w:r>
+      <w:proofErr w:type="spellEnd"/>
+      <w:r>
+        <w:rPr>
+          <w:rStyle w:val="Wyrnienieintensywne"/>
+          <w:lang w:val="en-US"/>
+        </w:rPr>
+        <w:t xml:space="preserve"> | grep '</w:t>
+      </w:r>
+      <w:proofErr w:type="spellStart"/>
+      <w:r>
+        <w:rPr>
+          <w:rStyle w:val="Wyrnienieintensywne"/>
+          <w:lang w:val="en-US"/>
+        </w:rPr>
+        <w:t>kml</w:t>
+      </w:r>
+      <w:proofErr w:type="spellEnd"/>
+      <w:r>
+        <w:rPr>
+          <w:rStyle w:val="Wyrnienieintensywne"/>
+          <w:lang w:val="en-US"/>
+        </w:rPr>
+        <w:t>' | head -n 1)</w:t>
+      </w:r>
+    </w:p>
+    <w:p>
+      <w:pPr>
+        <w:rPr>
+          <w:rStyle w:val="Wyrnienieintensywne"/>
+          <w:lang w:val="en-US"/>
+        </w:rPr>
+      </w:pPr>
+      <w:r>
+        <w:rPr>
+          <w:rStyle w:val="Wyrnienieintensywne"/>
+          <w:lang w:val="en-US"/>
+        </w:rPr>
+        <w:t>FILE="/root/arm-templates/</w:t>
+      </w:r>
+      <w:proofErr w:type="spellStart"/>
+      <w:r>
+        <w:rPr>
+          <w:rStyle w:val="Wyrnienieintensywne"/>
+          <w:lang w:val="en-US"/>
+        </w:rPr>
+        <w:t>vnet</w:t>
+      </w:r>
+      <w:proofErr w:type="spellEnd"/>
+      <w:r>
+        <w:rPr>
+          <w:rStyle w:val="Wyrnienieintensywne"/>
+          <w:lang w:val="en-US"/>
+        </w:rPr>
+        <w:t>-deployment-</w:t>
+      </w:r>
+      <w:proofErr w:type="spellStart"/>
+      <w:r>
+        <w:rPr>
+          <w:rStyle w:val="Wyrnienieintensywne"/>
+          <w:lang w:val="en-US"/>
+        </w:rPr>
+        <w:t>template.json</w:t>
+      </w:r>
+      <w:proofErr w:type="spellEnd"/>
+      <w:r>
+        <w:rPr>
+          <w:rStyle w:val="Wyrnienieintensywne"/>
+          <w:lang w:val="en-US"/>
+        </w:rPr>
+        <w:t>"</w:t>
+      </w:r>
+    </w:p>
+    <w:p>
+      <w:pPr>
+        <w:rPr>
+          <w:lang w:val="en-US"/>
+        </w:rPr>
+      </w:pPr>
+    </w:p>
+    <w:p>
+      <w:pPr>
+        <w:rPr>
+          <w:lang w:val="en-US"/>
+        </w:rPr>
+      </w:pPr>
+      <w:r>
+        <w:rPr>
+          <w:lang w:val="en-US"/>
+        </w:rPr>
+        <w:t>All bold is one script (python from PY to PY</w:t>
+      </w:r>
+    </w:p>
+    <w:p>
+      <w:pPr>
+        <w:rPr>
+          <w:rStyle w:val="Wyrnienieintensywne"/>
+          <w:b/>
+          <w:bCs/>
+          <w:lang w:val="en-US"/>
+        </w:rPr>
+      </w:pPr>
+      <w:r>
+        <w:rPr>
+          <w:rStyle w:val="Wyrnienieintensywne"/>
+          <w:b/>
+          <w:bCs/>
+          <w:lang w:val="en-US"/>
+        </w:rPr>
+        <w:t>python3 - &lt;&lt;'PY'</w:t>
+      </w:r>
+    </w:p>
+    <w:p>
+      <w:pPr>
+        <w:rPr>
+          <w:rStyle w:val="Wyrnienieintensywne"/>
+          <w:b/>
+          <w:bCs/>
+          <w:lang w:val="en-US"/>
+        </w:rPr>
+      </w:pPr>
+      <w:r>
+        <w:rPr>
+          <w:rStyle w:val="Wyrnienieintensywne"/>
+          <w:b/>
+          <w:bCs/>
+          <w:lang w:val="en-US"/>
+        </w:rPr>
+        <w:lastRenderedPageBreak/>
+        <w:t xml:space="preserve">import </w:t>
+      </w:r>
+      <w:proofErr w:type="spellStart"/>
+      <w:r>
+        <w:rPr>
+          <w:rStyle w:val="Wyrnienieintensywne"/>
+          <w:b/>
+          <w:bCs/>
+          <w:lang w:val="en-US"/>
+        </w:rPr>
+        <w:t>json</w:t>
+      </w:r>
+      <w:proofErr w:type="spellEnd"/>
+    </w:p>
+    <w:p>
+      <w:pPr>
+        <w:rPr>
+          <w:rStyle w:val="Wyrnienieintensywne"/>
+          <w:b/>
+          <w:bCs/>
+          <w:lang w:val="en-US"/>
+        </w:rPr>
+      </w:pPr>
+    </w:p>
+    <w:p>
+      <w:pPr>
+        <w:rPr>
+          <w:rStyle w:val="Wyrnienieintensywne"/>
+          <w:b/>
+          <w:bCs/>
+          <w:lang w:val="en-US"/>
+        </w:rPr>
+      </w:pPr>
+      <w:r>
+        <w:rPr>
+          <w:rStyle w:val="Wyrnienieintensywne"/>
+          <w:b/>
+          <w:bCs/>
+          <w:lang w:val="en-US"/>
+        </w:rPr>
+        <w:t>path = "/root/arm-templates/</w:t>
+      </w:r>
+      <w:proofErr w:type="spellStart"/>
+      <w:r>
+        <w:rPr>
+          <w:rStyle w:val="Wyrnienieintensywne"/>
+          <w:b/>
+          <w:bCs/>
+          <w:lang w:val="en-US"/>
+        </w:rPr>
+        <w:t>vnet</w:t>
+      </w:r>
+      <w:proofErr w:type="spellEnd"/>
+      <w:r>
+        <w:rPr>
+          <w:rStyle w:val="Wyrnienieintensywne"/>
+          <w:b/>
+          <w:bCs/>
+          <w:lang w:val="en-US"/>
+        </w:rPr>
+        <w:t>-deployment-</w:t>
+      </w:r>
+      <w:proofErr w:type="spellStart"/>
+      <w:r>
+        <w:rPr>
+          <w:rStyle w:val="Wyrnienieintensywne"/>
+          <w:b/>
+          <w:bCs/>
+          <w:lang w:val="en-US"/>
+        </w:rPr>
+        <w:t>template.json</w:t>
+      </w:r>
+      <w:proofErr w:type="spellEnd"/>
+      <w:r>
+        <w:rPr>
+          <w:rStyle w:val="Wyrnienieintensywne"/>
+          <w:b/>
+          <w:bCs/>
+          <w:lang w:val="en-US"/>
+        </w:rPr>
+        <w:t>"</w:t>
+      </w:r>
+    </w:p>
+    <w:p>
+      <w:pPr>
+        <w:rPr>
+          <w:rStyle w:val="Wyrnienieintensywne"/>
+          <w:b/>
+          <w:bCs/>
+          <w:lang w:val="en-US"/>
+        </w:rPr>
+      </w:pPr>
+    </w:p>
+    <w:p>
+      <w:pPr>
+        <w:rPr>
+          <w:rStyle w:val="Wyrnienieintensywne"/>
+          <w:b/>
+          <w:bCs/>
+          <w:lang w:val="en-US"/>
+        </w:rPr>
+      </w:pPr>
+      <w:r>
+        <w:rPr>
+          <w:rStyle w:val="Wyrnienieintensywne"/>
+          <w:b/>
+          <w:bCs/>
+          <w:lang w:val="en-US"/>
+        </w:rPr>
+        <w:t>with open(path) as f:</w:t>
+      </w:r>
+    </w:p>
+    <w:p>
+      <w:pPr>
+        <w:rPr>
+          <w:rStyle w:val="Wyrnienieintensywne"/>
+          <w:b/>
+          <w:bCs/>
+          <w:lang w:val="en-US"/>
+        </w:rPr>
+      </w:pPr>
+      <w:r>
+        <w:rPr>
+          <w:rStyle w:val="Wyrnienieintensywne"/>
+          <w:b/>
+          <w:bCs/>
+          <w:lang w:val="en-US"/>
+        </w:rPr>
+        <w:t xml:space="preserve">    data = </w:t>
+      </w:r>
+      <w:proofErr w:type="spellStart"/>
+      <w:r>
+        <w:rPr>
+          <w:rStyle w:val="Wyrnienieintensywne"/>
+          <w:b/>
+          <w:bCs/>
+          <w:lang w:val="en-US"/>
+        </w:rPr>
+        <w:t>json.load</w:t>
+      </w:r>
+      <w:proofErr w:type="spellEnd"/>
+      <w:r>
+        <w:rPr>
+          <w:rStyle w:val="Wyrnienieintensywne"/>
+          <w:b/>
+          <w:bCs/>
+          <w:lang w:val="en-US"/>
+        </w:rPr>
+        <w:t>(f)</w:t>
+      </w:r>
+    </w:p>
+    <w:p>
+      <w:pPr>
+        <w:rPr>
+          <w:rStyle w:val="Wyrnienieintensywne"/>
+          <w:b/>
+          <w:bCs/>
+          <w:lang w:val="en-US"/>
+        </w:rPr>
+      </w:pPr>
+    </w:p>
+    <w:p>
+      <w:pPr>
+        <w:rPr>
+          <w:rStyle w:val="Wyrnienieintensywne"/>
+          <w:b/>
+          <w:bCs/>
+          <w:lang w:val="en-US"/>
+        </w:rPr>
+      </w:pPr>
+      <w:r>
+        <w:rPr>
+          <w:rStyle w:val="Wyrnienieintensywne"/>
+          <w:b/>
+          <w:bCs/>
+          <w:lang w:val="en-US"/>
+        </w:rPr>
+        <w:t xml:space="preserve">for r in </w:t>
+      </w:r>
+      <w:proofErr w:type="spellStart"/>
+      <w:r>
+        <w:rPr>
+          <w:rStyle w:val="Wyrnienieintensywne"/>
+          <w:b/>
+          <w:bCs/>
+          <w:lang w:val="en-US"/>
+        </w:rPr>
+        <w:t>data.get</w:t>
+      </w:r>
+      <w:proofErr w:type="spellEnd"/>
+      <w:r>
+        <w:rPr>
+          <w:rStyle w:val="Wyrnienieintensywne"/>
+          <w:b/>
+          <w:bCs/>
+          <w:lang w:val="en-US"/>
+        </w:rPr>
+        <w:t>("resources", []):</w:t>
+      </w:r>
+    </w:p>
+    <w:p>
+      <w:pPr>
+        <w:rPr>
+          <w:rStyle w:val="Wyrnienieintensywne"/>
+          <w:b/>
+          <w:bCs/>
+          <w:lang w:val="en-US"/>
+        </w:rPr>
+      </w:pPr>
+      <w:r>
+        <w:rPr>
+          <w:rStyle w:val="Wyrnienieintensywne"/>
+          <w:b/>
+          <w:bCs/>
+          <w:lang w:val="en-US"/>
+        </w:rPr>
+        <w:t xml:space="preserve">    if </w:t>
+      </w:r>
+      <w:proofErr w:type="spellStart"/>
+      <w:r>
+        <w:rPr>
+          <w:rStyle w:val="Wyrnienieintensywne"/>
+          <w:b/>
+          <w:bCs/>
+          <w:lang w:val="en-US"/>
+        </w:rPr>
+        <w:t>r.get</w:t>
+      </w:r>
+      <w:proofErr w:type="spellEnd"/>
+      <w:r>
+        <w:rPr>
+          <w:rStyle w:val="Wyrnienieintensywne"/>
+          <w:b/>
+          <w:bCs/>
+          <w:lang w:val="en-US"/>
+        </w:rPr>
+        <w:t>("type", "").lower() == "</w:t>
+      </w:r>
+      <w:proofErr w:type="spellStart"/>
+      <w:r>
+        <w:rPr>
+          <w:rStyle w:val="Wyrnienieintensywne"/>
+          <w:b/>
+          <w:bCs/>
+          <w:lang w:val="en-US"/>
+        </w:rPr>
+        <w:t>microsoft.network</w:t>
+      </w:r>
+      <w:proofErr w:type="spellEnd"/>
+      <w:r>
+        <w:rPr>
+          <w:rStyle w:val="Wyrnienieintensywne"/>
+          <w:b/>
+          <w:bCs/>
+          <w:lang w:val="en-US"/>
+        </w:rPr>
+        <w:t>/</w:t>
+      </w:r>
+      <w:proofErr w:type="spellStart"/>
+      <w:r>
+        <w:rPr>
+          <w:rStyle w:val="Wyrnienieintensywne"/>
+          <w:b/>
+          <w:bCs/>
+          <w:lang w:val="en-US"/>
+        </w:rPr>
+        <w:t>virtualnetworks</w:t>
+      </w:r>
+      <w:proofErr w:type="spellEnd"/>
+      <w:r>
+        <w:rPr>
+          <w:rStyle w:val="Wyrnienieintensywne"/>
+          <w:b/>
+          <w:bCs/>
+          <w:lang w:val="en-US"/>
+        </w:rPr>
+        <w:t>":</w:t>
+      </w:r>
+    </w:p>
+    <w:p>
+      <w:pPr>
+        <w:rPr>
+          <w:rStyle w:val="Wyrnienieintensywne"/>
+          <w:b/>
+          <w:bCs/>
+          <w:lang w:val="en-US"/>
+        </w:rPr>
+      </w:pPr>
+      <w:r>
+        <w:rPr>
+          <w:rStyle w:val="Wyrnienieintensywne"/>
+          <w:b/>
+          <w:bCs/>
+          <w:lang w:val="en-US"/>
+        </w:rPr>
+        <w:t xml:space="preserve">        r["name"] = "arm-</w:t>
+      </w:r>
+      <w:proofErr w:type="spellStart"/>
+      <w:r>
+        <w:rPr>
+          <w:rStyle w:val="Wyrnienieintensywne"/>
+          <w:b/>
+          <w:bCs/>
+          <w:lang w:val="en-US"/>
+        </w:rPr>
+        <w:t>vnet</w:t>
+      </w:r>
+      <w:proofErr w:type="spellEnd"/>
+      <w:r>
+        <w:rPr>
+          <w:rStyle w:val="Wyrnienieintensywne"/>
+          <w:b/>
+          <w:bCs/>
+          <w:lang w:val="en-US"/>
+        </w:rPr>
+        <w:t>-</w:t>
+      </w:r>
+      <w:proofErr w:type="spellStart"/>
+      <w:r>
+        <w:rPr>
+          <w:rStyle w:val="Wyrnienieintensywne"/>
+          <w:b/>
+          <w:bCs/>
+          <w:lang w:val="en-US"/>
+        </w:rPr>
+        <w:t>xfusion</w:t>
+      </w:r>
+      <w:proofErr w:type="spellEnd"/>
+      <w:r>
+        <w:rPr>
+          <w:rStyle w:val="Wyrnienieintensywne"/>
+          <w:b/>
+          <w:bCs/>
+          <w:lang w:val="en-US"/>
+        </w:rPr>
+        <w:t>"</w:t>
+      </w:r>
+    </w:p>
+    <w:p>
+      <w:pPr>
+        <w:rPr>
+          <w:rStyle w:val="Wyrnienieintensywne"/>
+          <w:b/>
+          <w:bCs/>
+          <w:lang w:val="en-US"/>
+        </w:rPr>
+      </w:pPr>
+    </w:p>
+    <w:p>
+      <w:pPr>
+        <w:rPr>
+          <w:rStyle w:val="Wyrnienieintensywne"/>
+          <w:b/>
+          <w:bCs/>
+          <w:lang w:val="en-US"/>
+        </w:rPr>
+      </w:pPr>
+      <w:r>
+        <w:rPr>
+          <w:rStyle w:val="Wyrnienieintensywne"/>
+          <w:b/>
+          <w:bCs/>
+          <w:lang w:val="en-US"/>
+        </w:rPr>
+        <w:t xml:space="preserve">        tags = </w:t>
+      </w:r>
+      <w:proofErr w:type="spellStart"/>
+      <w:r>
+        <w:rPr>
+          <w:rStyle w:val="Wyrnienieintensywne"/>
+          <w:b/>
+          <w:bCs/>
+          <w:lang w:val="en-US"/>
+        </w:rPr>
+        <w:t>r.setdefault</w:t>
+      </w:r>
+      <w:proofErr w:type="spellEnd"/>
+      <w:r>
+        <w:rPr>
+          <w:rStyle w:val="Wyrnienieintensywne"/>
+          <w:b/>
+          <w:bCs/>
+          <w:lang w:val="en-US"/>
+        </w:rPr>
+        <w:t>("tags", {})</w:t>
+      </w:r>
+    </w:p>
+    <w:p>
+      <w:pPr>
+        <w:rPr>
+          <w:rStyle w:val="Wyrnienieintensywne"/>
+          <w:b/>
+          <w:bCs/>
+          <w:lang w:val="en-US"/>
+        </w:rPr>
+      </w:pPr>
+      <w:r>
+        <w:rPr>
+          <w:rStyle w:val="Wyrnienieintensywne"/>
+          <w:b/>
+          <w:bCs/>
+          <w:lang w:val="en-US"/>
+        </w:rPr>
+        <w:t xml:space="preserve">        tags["</w:t>
+      </w:r>
+      <w:proofErr w:type="spellStart"/>
+      <w:r>
+        <w:rPr>
+          <w:rStyle w:val="Wyrnienieintensywne"/>
+          <w:b/>
+          <w:bCs/>
+          <w:lang w:val="en-US"/>
+        </w:rPr>
+        <w:t>displayName</w:t>
+      </w:r>
+      <w:proofErr w:type="spellEnd"/>
+      <w:r>
+        <w:rPr>
+          <w:rStyle w:val="Wyrnienieintensywne"/>
+          <w:b/>
+          <w:bCs/>
+          <w:lang w:val="en-US"/>
+        </w:rPr>
+        <w:t>"] = "arm-</w:t>
+      </w:r>
+      <w:proofErr w:type="spellStart"/>
+      <w:r>
+        <w:rPr>
+          <w:rStyle w:val="Wyrnienieintensywne"/>
+          <w:b/>
+          <w:bCs/>
+          <w:lang w:val="en-US"/>
+        </w:rPr>
+        <w:t>vnet</w:t>
+      </w:r>
+      <w:proofErr w:type="spellEnd"/>
+      <w:r>
+        <w:rPr>
+          <w:rStyle w:val="Wyrnienieintensywne"/>
+          <w:b/>
+          <w:bCs/>
+          <w:lang w:val="en-US"/>
+        </w:rPr>
+        <w:t>-</w:t>
+      </w:r>
+      <w:proofErr w:type="spellStart"/>
+      <w:r>
+        <w:rPr>
+          <w:rStyle w:val="Wyrnienieintensywne"/>
+          <w:b/>
+          <w:bCs/>
+          <w:lang w:val="en-US"/>
+        </w:rPr>
+        <w:t>xfusion</w:t>
+      </w:r>
+      <w:proofErr w:type="spellEnd"/>
+      <w:r>
+        <w:rPr>
+          <w:rStyle w:val="Wyrnienieintensywne"/>
+          <w:b/>
+          <w:bCs/>
+          <w:lang w:val="en-US"/>
+        </w:rPr>
+        <w:t>"</w:t>
+      </w:r>
+    </w:p>
+    <w:p>
+      <w:pPr>
+        <w:rPr>
+          <w:rStyle w:val="Wyrnienieintensywne"/>
+          <w:b/>
+          <w:bCs/>
+          <w:lang w:val="en-US"/>
+        </w:rPr>
+      </w:pPr>
+      <w:r>
+        <w:rPr>
+          <w:rStyle w:val="Wyrnienieintensywne"/>
+          <w:b/>
+          <w:bCs/>
+          <w:lang w:val="en-US"/>
+        </w:rPr>
+        <w:t xml:space="preserve">        tags["Environment"] = "KKE-</w:t>
+      </w:r>
+      <w:proofErr w:type="spellStart"/>
+      <w:r>
+        <w:rPr>
+          <w:rStyle w:val="Wyrnienieintensywne"/>
+          <w:b/>
+          <w:bCs/>
+          <w:lang w:val="en-US"/>
+        </w:rPr>
+        <w:t>xfusion</w:t>
+      </w:r>
+      <w:proofErr w:type="spellEnd"/>
+      <w:r>
+        <w:rPr>
+          <w:rStyle w:val="Wyrnienieintensywne"/>
+          <w:b/>
+          <w:bCs/>
+          <w:lang w:val="en-US"/>
+        </w:rPr>
+        <w:t>"</w:t>
+      </w:r>
+    </w:p>
+    <w:p>
+      <w:pPr>
+        <w:rPr>
+          <w:rStyle w:val="Wyrnienieintensywne"/>
+          <w:b/>
+          <w:bCs/>
+          <w:lang w:val="en-US"/>
+        </w:rPr>
+      </w:pPr>
+    </w:p>
+    <w:p>
+      <w:pPr>
+        <w:rPr>
+          <w:rStyle w:val="Wyrnienieintensywne"/>
+          <w:b/>
+          <w:bCs/>
+          <w:lang w:val="en-US"/>
+        </w:rPr>
+      </w:pPr>
+      <w:r>
+        <w:rPr>
+          <w:rStyle w:val="Wyrnienieintensywne"/>
+          <w:b/>
+          <w:bCs/>
+          <w:lang w:val="en-US"/>
+        </w:rPr>
+        <w:t xml:space="preserve">        props = </w:t>
+      </w:r>
+      <w:proofErr w:type="spellStart"/>
+      <w:r>
+        <w:rPr>
+          <w:rStyle w:val="Wyrnienieintensywne"/>
+          <w:b/>
+          <w:bCs/>
+          <w:lang w:val="en-US"/>
+        </w:rPr>
+        <w:t>r.setdefault</w:t>
+      </w:r>
+      <w:proofErr w:type="spellEnd"/>
+      <w:r>
+        <w:rPr>
+          <w:rStyle w:val="Wyrnienieintensywne"/>
+          <w:b/>
+          <w:bCs/>
+          <w:lang w:val="en-US"/>
+        </w:rPr>
+        <w:t>("properties", {})</w:t>
+      </w:r>
+    </w:p>
+    <w:p>
+      <w:pPr>
+        <w:rPr>
+          <w:rStyle w:val="Wyrnienieintensywne"/>
+          <w:b/>
+          <w:bCs/>
+          <w:lang w:val="en-US"/>
+        </w:rPr>
+      </w:pPr>
+      <w:r>
+        <w:rPr>
+          <w:rStyle w:val="Wyrnienieintensywne"/>
+          <w:b/>
+          <w:bCs/>
+          <w:lang w:val="en-US"/>
+        </w:rPr>
+        <w:t xml:space="preserve">        </w:t>
+      </w:r>
+      <w:proofErr w:type="spellStart"/>
+      <w:r>
+        <w:rPr>
+          <w:rStyle w:val="Wyrnienieintensywne"/>
+          <w:b/>
+          <w:bCs/>
+          <w:lang w:val="en-US"/>
+        </w:rPr>
+        <w:t>addr</w:t>
+      </w:r>
+      <w:proofErr w:type="spellEnd"/>
+      <w:r>
+        <w:rPr>
+          <w:rStyle w:val="Wyrnienieintensywne"/>
+          <w:b/>
+          <w:bCs/>
+          <w:lang w:val="en-US"/>
+        </w:rPr>
+        <w:t xml:space="preserve"> = </w:t>
+      </w:r>
+      <w:proofErr w:type="spellStart"/>
+      <w:r>
+        <w:rPr>
+          <w:rStyle w:val="Wyrnienieintensywne"/>
+          <w:b/>
+          <w:bCs/>
+          <w:lang w:val="en-US"/>
+        </w:rPr>
+        <w:t>props.setdefault</w:t>
+      </w:r>
+      <w:proofErr w:type="spellEnd"/>
+      <w:r>
+        <w:rPr>
+          <w:rStyle w:val="Wyrnienieintensywne"/>
+          <w:b/>
+          <w:bCs/>
+          <w:lang w:val="en-US"/>
+        </w:rPr>
+        <w:t>("</w:t>
+      </w:r>
+      <w:proofErr w:type="spellStart"/>
+      <w:r>
+        <w:rPr>
+          <w:rStyle w:val="Wyrnienieintensywne"/>
+          <w:b/>
+          <w:bCs/>
+          <w:lang w:val="en-US"/>
+        </w:rPr>
+        <w:t>addressSpace</w:t>
+      </w:r>
+      <w:proofErr w:type="spellEnd"/>
+      <w:r>
+        <w:rPr>
+          <w:rStyle w:val="Wyrnienieintensywne"/>
+          <w:b/>
+          <w:bCs/>
+          <w:lang w:val="en-US"/>
+        </w:rPr>
+        <w:t>", {})</w:t>
+      </w:r>
+    </w:p>
+    <w:p>
+      <w:pPr>
+        <w:rPr>
+          <w:rStyle w:val="Wyrnienieintensywne"/>
+          <w:b/>
+          <w:bCs/>
+          <w:lang w:val="en-US"/>
+        </w:rPr>
+      </w:pPr>
+      <w:r>
+        <w:rPr>
+          <w:rStyle w:val="Wyrnienieintensywne"/>
+          <w:b/>
+          <w:bCs/>
+          <w:lang w:val="en-US"/>
+        </w:rPr>
+        <w:t xml:space="preserve">        </w:t>
+      </w:r>
+      <w:proofErr w:type="spellStart"/>
+      <w:r>
+        <w:rPr>
+          <w:rStyle w:val="Wyrnienieintensywne"/>
+          <w:b/>
+          <w:bCs/>
+          <w:lang w:val="en-US"/>
+        </w:rPr>
+        <w:t>addr</w:t>
+      </w:r>
+      <w:proofErr w:type="spellEnd"/>
+      <w:r>
+        <w:rPr>
+          <w:rStyle w:val="Wyrnienieintensywne"/>
+          <w:b/>
+          <w:bCs/>
+          <w:lang w:val="en-US"/>
+        </w:rPr>
+        <w:t>["</w:t>
+      </w:r>
+      <w:proofErr w:type="spellStart"/>
+      <w:r>
+        <w:rPr>
+          <w:rStyle w:val="Wyrnienieintensywne"/>
+          <w:b/>
+          <w:bCs/>
+          <w:lang w:val="en-US"/>
+        </w:rPr>
+        <w:t>addressPrefixes</w:t>
+      </w:r>
+      <w:proofErr w:type="spellEnd"/>
+      <w:r>
+        <w:rPr>
+          <w:rStyle w:val="Wyrnienieintensywne"/>
+          <w:b/>
+          <w:bCs/>
+          <w:lang w:val="en-US"/>
+        </w:rPr>
+        <w:t>"] = ["192.168.0.0/16"]</w:t>
+      </w:r>
+    </w:p>
+    <w:p>
+      <w:pPr>
+        <w:rPr>
+          <w:rStyle w:val="Wyrnienieintensywne"/>
+          <w:b/>
+          <w:bCs/>
+          <w:lang w:val="en-US"/>
+        </w:rPr>
+      </w:pPr>
+    </w:p>
+    <w:p>
+      <w:pPr>
+        <w:rPr>
+          <w:rStyle w:val="Wyrnienieintensywne"/>
+          <w:b/>
+          <w:bCs/>
+          <w:lang w:val="en-US"/>
+        </w:rPr>
+      </w:pPr>
+      <w:r>
+        <w:rPr>
+          <w:rStyle w:val="Wyrnienieintensywne"/>
+          <w:b/>
+          <w:bCs/>
+          <w:lang w:val="en-US"/>
+        </w:rPr>
+        <w:t>with open(path, "w") as f:</w:t>
+      </w:r>
+    </w:p>
+    <w:p>
+      <w:pPr>
+        <w:rPr>
+          <w:rStyle w:val="Wyrnienieintensywne"/>
+          <w:b/>
+          <w:bCs/>
+          <w:lang w:val="en-US"/>
+        </w:rPr>
+      </w:pPr>
+      <w:r>
+        <w:rPr>
+          <w:rStyle w:val="Wyrnienieintensywne"/>
+          <w:b/>
+          <w:bCs/>
+          <w:lang w:val="en-US"/>
+        </w:rPr>
+        <w:t xml:space="preserve">    </w:t>
+      </w:r>
+      <w:proofErr w:type="spellStart"/>
+      <w:r>
+        <w:rPr>
+          <w:rStyle w:val="Wyrnienieintensywne"/>
+          <w:b/>
+          <w:bCs/>
+          <w:lang w:val="en-US"/>
+        </w:rPr>
+        <w:t>json.dump</w:t>
+      </w:r>
+      <w:proofErr w:type="spellEnd"/>
+      <w:r>
+        <w:rPr>
+          <w:rStyle w:val="Wyrnienieintensywne"/>
+          <w:b/>
+          <w:bCs/>
+          <w:lang w:val="en-US"/>
+        </w:rPr>
+        <w:t>(data, f, indent=2)</w:t>
+      </w:r>
+    </w:p>
+    <w:p>
+      <w:pPr>
+        <w:rPr>
+          <w:rStyle w:val="Wyrnienieintensywne"/>
+          <w:b/>
+          <w:bCs/>
+          <w:lang w:val="en-US"/>
+        </w:rPr>
+      </w:pPr>
+      <w:r>
+        <w:rPr>
+          <w:rStyle w:val="Wyrnienieintensywne"/>
+          <w:b/>
+          <w:bCs/>
+          <w:lang w:val="en-US"/>
+        </w:rPr>
+        <w:t>PY</w:t>
+      </w:r>
+    </w:p>
+    <w:p>
+      <w:pPr>
+        <w:rPr>
+          <w:rStyle w:val="Wyrnienieintensywne"/>
+          <w:lang w:val="en-US"/>
+        </w:rPr>
+      </w:pPr>
+    </w:p>
+    <w:p>
+      <w:pPr>
+        <w:rPr>
+          <w:rStyle w:val="Wyrnienieintensywne"/>
+          <w:lang w:val="en-US"/>
+        </w:rPr>
+      </w:pPr>
+      <w:proofErr w:type="spellStart"/>
+      <w:r>
+        <w:rPr>
+          <w:rStyle w:val="Wyrnienieintensywne"/>
+          <w:lang w:val="en-US"/>
+        </w:rPr>
+        <w:t>az</w:t>
+      </w:r>
+      <w:proofErr w:type="spellEnd"/>
+      <w:r>
+        <w:rPr>
+          <w:rStyle w:val="Wyrnienieintensywne"/>
+          <w:lang w:val="en-US"/>
+        </w:rPr>
+        <w:t xml:space="preserve"> deployment group create \</w:t>
+      </w:r>
+    </w:p>
+    <w:p>
+      <w:pPr>
+        <w:rPr>
+          <w:rStyle w:val="Wyrnienieintensywne"/>
+          <w:lang w:val="en-US"/>
+        </w:rPr>
+      </w:pPr>
+      <w:r>
+        <w:rPr>
+          <w:rStyle w:val="Wyrnienieintensywne"/>
+          <w:lang w:val="en-US"/>
+        </w:rPr>
+        <w:t xml:space="preserve">  --resource-group "$RG" \</w:t>
+      </w:r>
+    </w:p>
+    <w:p>
+      <w:pPr>
+        <w:rPr>
+          <w:rStyle w:val="Wyrnienieintensywne"/>
+        </w:rPr>
+      </w:pPr>
+      <w:r>
+        <w:rPr>
+          <w:rStyle w:val="Wyrnienieintensywne"/>
+          <w:lang w:val="en-US"/>
+        </w:rPr>
+        <w:t xml:space="preserve">  --template-file "$FILE"</w:t>
+      </w:r>
+    </w:p>
+    <w:p>
+      <w:pPr>
+        <w:rPr>
+          <w:lang w:val="en-US"/>
+        </w:rPr>
+      </w:pPr>
+    </w:p>
+    <w:p>
+      <w:pPr>
+        <w:rPr>
+          <w:lang w:val="en-US"/>
+        </w:rPr>
+      </w:pPr>
+      <w:r>
+        <w:rPr>
+          <w:lang w:val="en-US"/>
+        </w:rPr>
+        <w:t xml:space="preserve">Python rules </w:t>
+      </w:r>
+      <w:r>
+        <w:rPr>
+          <mc:AlternateContent>
+            <mc:Choice Requires="w16se"/>
+            <mc:Fallback>
+              <w:rFonts w:ascii="Segoe UI Emoji" w:eastAsia="Segoe UI Emoji" w:hAnsi="Segoe UI Emoji" w:cs="Segoe UI Emoji"/>
+            </mc:Fallback>
+          </mc:AlternateContent>
+          <w:lang w:val="en-US"/>
+        </w:rPr>
+        <mc:AlternateContent>
+          <mc:Choice Requires="w16se">
+            <w16se:symEx w16se:font="Segoe UI Emoji" w16se:char="1F60A"/>
+          </mc:Choice>
+          <mc:Fallback>
+            <w:t>😊</w:t>
+          </mc:Fallback>
+        </mc:AlternateContent>
+      </w:r>
+    </w:p>
+    <w:p>
+      <w:pPr>
+        <w:rPr>
+          <w:lang w:val="en-US"/>
+        </w:rPr>
+      </w:pPr>
+    </w:p>
+    <w:p>
+      <w:pPr>
+        <w:pStyle w:val="Nagwek2"/>
+        <w:rPr>
+          <w:lang w:val="en-US"/>
+        </w:rPr>
+      </w:pPr>
+      <w:bookmarkStart w:id="58" w:name="_Toc227782799"/>
+      <w:r>
+        <w:rPr>
+          <w:lang w:val="en-US"/>
+        </w:rPr>
+        <w:t>Why we need that</w:t>
+      </w:r>
+      <w:bookmarkEnd w:id="58"/>
+    </w:p>
+    <w:p>
+      <w:pPr>
+        <w:rPr>
+          <w:lang w:val="en-US"/>
+        </w:rPr>
+      </w:pPr>
+      <w:r>
+        <w:rPr>
+          <w:lang w:val="en-US"/>
+        </w:rPr>
+        <w:t>We updated the ARM template so the virtual network is deployed with the required name, correct address range, and proper tags for identification and environment management.</w:t>
       </w:r>
     </w:p>
     <w:p>
@@ -16840,7 +22151,7 @@
   <w:style w:type="paragraph" w:default="1" w:styleId="Normalny">
     <w:name w:val="Normal"/>
     <w:qFormat/>
-    <w:rsid w:val="008266C5"/>
+    <w:rsid w:val="003E7389"/>
   </w:style>
   <w:style w:type="paragraph" w:styleId="Nagwek1">
     <w:name w:val="heading 1"/>

--- a/Az Tasks.docx
+++ b/Az Tasks.docx
@@ -55,7 +55,7 @@
           <w:r>
             <w:fldChar w:fldCharType="separate"/>
           </w:r>
-          <w:hyperlink w:anchor="_Toc227782741" w:history="1">
+          <w:hyperlink w:anchor="_Toc227881540" w:history="1">
             <w:r>
               <w:rPr>
                 <w:rStyle w:val="Hipercze"/>
@@ -83,7 +83,7 @@
                 <w:noProof/>
                 <w:webHidden/>
               </w:rPr>
-              <w:instrText xml:space="preserve"> PAGEREF _Toc227782741 \h </w:instrText>
+              <w:instrText xml:space="preserve"> PAGEREF _Toc227881540 \h </w:instrText>
             </w:r>
             <w:r>
               <w:rPr>
@@ -103,7 +103,7 @@
                 <w:noProof/>
                 <w:webHidden/>
               </w:rPr>
-              <w:t>3</w:t>
+              <w:t>4</w:t>
             </w:r>
             <w:r>
               <w:rPr>
@@ -126,7 +126,7 @@
               <w:lang w:eastAsia="pl-PL"/>
             </w:rPr>
           </w:pPr>
-          <w:hyperlink w:anchor="_Toc227782742" w:history="1">
+          <w:hyperlink w:anchor="_Toc227881541" w:history="1">
             <w:r>
               <w:rPr>
                 <w:rStyle w:val="Hipercze"/>
@@ -154,7 +154,7 @@
                 <w:noProof/>
                 <w:webHidden/>
               </w:rPr>
-              <w:instrText xml:space="preserve"> PAGEREF _Toc227782742 \h </w:instrText>
+              <w:instrText xml:space="preserve"> PAGEREF _Toc227881541 \h </w:instrText>
             </w:r>
             <w:r>
               <w:rPr>
@@ -174,7 +174,7 @@
                 <w:noProof/>
                 <w:webHidden/>
               </w:rPr>
-              <w:t>3</w:t>
+              <w:t>4</w:t>
             </w:r>
             <w:r>
               <w:rPr>
@@ -197,7 +197,7 @@
               <w:lang w:eastAsia="pl-PL"/>
             </w:rPr>
           </w:pPr>
-          <w:hyperlink w:anchor="_Toc227782743" w:history="1">
+          <w:hyperlink w:anchor="_Toc227881542" w:history="1">
             <w:r>
               <w:rPr>
                 <w:rStyle w:val="Hipercze"/>
@@ -225,7 +225,7 @@
                 <w:noProof/>
                 <w:webHidden/>
               </w:rPr>
-              <w:instrText xml:space="preserve"> PAGEREF _Toc227782743 \h </w:instrText>
+              <w:instrText xml:space="preserve"> PAGEREF _Toc227881542 \h </w:instrText>
             </w:r>
             <w:r>
               <w:rPr>
@@ -245,7 +245,7 @@
                 <w:noProof/>
                 <w:webHidden/>
               </w:rPr>
-              <w:t>5</w:t>
+              <w:t>6</w:t>
             </w:r>
             <w:r>
               <w:rPr>
@@ -268,7 +268,7 @@
               <w:lang w:eastAsia="pl-PL"/>
             </w:rPr>
           </w:pPr>
-          <w:hyperlink w:anchor="_Toc227782744" w:history="1">
+          <w:hyperlink w:anchor="_Toc227881543" w:history="1">
             <w:r>
               <w:rPr>
                 <w:rStyle w:val="Hipercze"/>
@@ -296,7 +296,7 @@
                 <w:noProof/>
                 <w:webHidden/>
               </w:rPr>
-              <w:instrText xml:space="preserve"> PAGEREF _Toc227782744 \h </w:instrText>
+              <w:instrText xml:space="preserve"> PAGEREF _Toc227881543 \h </w:instrText>
             </w:r>
             <w:r>
               <w:rPr>
@@ -316,7 +316,7 @@
                 <w:noProof/>
                 <w:webHidden/>
               </w:rPr>
-              <w:t>5</w:t>
+              <w:t>6</w:t>
             </w:r>
             <w:r>
               <w:rPr>
@@ -339,7 +339,7 @@
               <w:lang w:eastAsia="pl-PL"/>
             </w:rPr>
           </w:pPr>
-          <w:hyperlink w:anchor="_Toc227782745" w:history="1">
+          <w:hyperlink w:anchor="_Toc227881544" w:history="1">
             <w:r>
               <w:rPr>
                 <w:rStyle w:val="Hipercze"/>
@@ -367,7 +367,7 @@
                 <w:noProof/>
                 <w:webHidden/>
               </w:rPr>
-              <w:instrText xml:space="preserve"> PAGEREF _Toc227782745 \h </w:instrText>
+              <w:instrText xml:space="preserve"> PAGEREF _Toc227881544 \h </w:instrText>
             </w:r>
             <w:r>
               <w:rPr>
@@ -387,7 +387,7 @@
                 <w:noProof/>
                 <w:webHidden/>
               </w:rPr>
-              <w:t>6</w:t>
+              <w:t>7</w:t>
             </w:r>
             <w:r>
               <w:rPr>
@@ -410,7 +410,7 @@
               <w:lang w:eastAsia="pl-PL"/>
             </w:rPr>
           </w:pPr>
-          <w:hyperlink w:anchor="_Toc227782746" w:history="1">
+          <w:hyperlink w:anchor="_Toc227881545" w:history="1">
             <w:r>
               <w:rPr>
                 <w:rStyle w:val="Hipercze"/>
@@ -438,7 +438,7 @@
                 <w:noProof/>
                 <w:webHidden/>
               </w:rPr>
-              <w:instrText xml:space="preserve"> PAGEREF _Toc227782746 \h </w:instrText>
+              <w:instrText xml:space="preserve"> PAGEREF _Toc227881545 \h </w:instrText>
             </w:r>
             <w:r>
               <w:rPr>
@@ -458,7 +458,7 @@
                 <w:noProof/>
                 <w:webHidden/>
               </w:rPr>
-              <w:t>9</w:t>
+              <w:t>10</w:t>
             </w:r>
             <w:r>
               <w:rPr>
@@ -481,7 +481,7 @@
               <w:lang w:eastAsia="pl-PL"/>
             </w:rPr>
           </w:pPr>
-          <w:hyperlink w:anchor="_Toc227782747" w:history="1">
+          <w:hyperlink w:anchor="_Toc227881546" w:history="1">
             <w:r>
               <w:rPr>
                 <w:rStyle w:val="Hipercze"/>
@@ -509,7 +509,7 @@
                 <w:noProof/>
                 <w:webHidden/>
               </w:rPr>
-              <w:instrText xml:space="preserve"> PAGEREF _Toc227782747 \h </w:instrText>
+              <w:instrText xml:space="preserve"> PAGEREF _Toc227881546 \h </w:instrText>
             </w:r>
             <w:r>
               <w:rPr>
@@ -529,7 +529,7 @@
                 <w:noProof/>
                 <w:webHidden/>
               </w:rPr>
-              <w:t>9</w:t>
+              <w:t>10</w:t>
             </w:r>
             <w:r>
               <w:rPr>
@@ -552,7 +552,7 @@
               <w:lang w:eastAsia="pl-PL"/>
             </w:rPr>
           </w:pPr>
-          <w:hyperlink w:anchor="_Toc227782748" w:history="1">
+          <w:hyperlink w:anchor="_Toc227881547" w:history="1">
             <w:r>
               <w:rPr>
                 <w:rStyle w:val="Hipercze"/>
@@ -580,7 +580,7 @@
                 <w:noProof/>
                 <w:webHidden/>
               </w:rPr>
-              <w:instrText xml:space="preserve"> PAGEREF _Toc227782748 \h </w:instrText>
+              <w:instrText xml:space="preserve"> PAGEREF _Toc227881547 \h </w:instrText>
             </w:r>
             <w:r>
               <w:rPr>
@@ -600,7 +600,7 @@
                 <w:noProof/>
                 <w:webHidden/>
               </w:rPr>
-              <w:t>10</w:t>
+              <w:t>11</w:t>
             </w:r>
             <w:r>
               <w:rPr>
@@ -623,7 +623,7 @@
               <w:lang w:eastAsia="pl-PL"/>
             </w:rPr>
           </w:pPr>
-          <w:hyperlink w:anchor="_Toc227782749" w:history="1">
+          <w:hyperlink w:anchor="_Toc227881548" w:history="1">
             <w:r>
               <w:rPr>
                 <w:rStyle w:val="Hipercze"/>
@@ -651,7 +651,7 @@
                 <w:noProof/>
                 <w:webHidden/>
               </w:rPr>
-              <w:instrText xml:space="preserve"> PAGEREF _Toc227782749 \h </w:instrText>
+              <w:instrText xml:space="preserve"> PAGEREF _Toc227881548 \h </w:instrText>
             </w:r>
             <w:r>
               <w:rPr>
@@ -671,7 +671,7 @@
                 <w:noProof/>
                 <w:webHidden/>
               </w:rPr>
-              <w:t>11</w:t>
+              <w:t>12</w:t>
             </w:r>
             <w:r>
               <w:rPr>
@@ -694,7 +694,7 @@
               <w:lang w:eastAsia="pl-PL"/>
             </w:rPr>
           </w:pPr>
-          <w:hyperlink w:anchor="_Toc227782750" w:history="1">
+          <w:hyperlink w:anchor="_Toc227881549" w:history="1">
             <w:r>
               <w:rPr>
                 <w:rStyle w:val="Hipercze"/>
@@ -722,7 +722,7 @@
                 <w:noProof/>
                 <w:webHidden/>
               </w:rPr>
-              <w:instrText xml:space="preserve"> PAGEREF _Toc227782750 \h </w:instrText>
+              <w:instrText xml:space="preserve"> PAGEREF _Toc227881549 \h </w:instrText>
             </w:r>
             <w:r>
               <w:rPr>
@@ -742,7 +742,7 @@
                 <w:noProof/>
                 <w:webHidden/>
               </w:rPr>
-              <w:t>11</w:t>
+              <w:t>12</w:t>
             </w:r>
             <w:r>
               <w:rPr>
@@ -765,7 +765,7 @@
               <w:lang w:eastAsia="pl-PL"/>
             </w:rPr>
           </w:pPr>
-          <w:hyperlink w:anchor="_Toc227782751" w:history="1">
+          <w:hyperlink w:anchor="_Toc227881550" w:history="1">
             <w:r>
               <w:rPr>
                 <w:rStyle w:val="Hipercze"/>
@@ -793,7 +793,7 @@
                 <w:noProof/>
                 <w:webHidden/>
               </w:rPr>
-              <w:instrText xml:space="preserve"> PAGEREF _Toc227782751 \h </w:instrText>
+              <w:instrText xml:space="preserve"> PAGEREF _Toc227881550 \h </w:instrText>
             </w:r>
             <w:r>
               <w:rPr>
@@ -813,7 +813,7 @@
                 <w:noProof/>
                 <w:webHidden/>
               </w:rPr>
-              <w:t>11</w:t>
+              <w:t>12</w:t>
             </w:r>
             <w:r>
               <w:rPr>
@@ -836,7 +836,7 @@
               <w:lang w:eastAsia="pl-PL"/>
             </w:rPr>
           </w:pPr>
-          <w:hyperlink w:anchor="_Toc227782752" w:history="1">
+          <w:hyperlink w:anchor="_Toc227881551" w:history="1">
             <w:r>
               <w:rPr>
                 <w:rStyle w:val="Hipercze"/>
@@ -864,7 +864,7 @@
                 <w:noProof/>
                 <w:webHidden/>
               </w:rPr>
-              <w:instrText xml:space="preserve"> PAGEREF _Toc227782752 \h </w:instrText>
+              <w:instrText xml:space="preserve"> PAGEREF _Toc227881551 \h </w:instrText>
             </w:r>
             <w:r>
               <w:rPr>
@@ -884,7 +884,7 @@
                 <w:noProof/>
                 <w:webHidden/>
               </w:rPr>
-              <w:t>14</w:t>
+              <w:t>15</w:t>
             </w:r>
             <w:r>
               <w:rPr>
@@ -907,7 +907,7 @@
               <w:lang w:eastAsia="pl-PL"/>
             </w:rPr>
           </w:pPr>
-          <w:hyperlink w:anchor="_Toc227782753" w:history="1">
+          <w:hyperlink w:anchor="_Toc227881552" w:history="1">
             <w:r>
               <w:rPr>
                 <w:rStyle w:val="Hipercze"/>
@@ -935,7 +935,7 @@
                 <w:noProof/>
                 <w:webHidden/>
               </w:rPr>
-              <w:instrText xml:space="preserve"> PAGEREF _Toc227782753 \h </w:instrText>
+              <w:instrText xml:space="preserve"> PAGEREF _Toc227881552 \h </w:instrText>
             </w:r>
             <w:r>
               <w:rPr>
@@ -955,7 +955,7 @@
                 <w:noProof/>
                 <w:webHidden/>
               </w:rPr>
-              <w:t>14</w:t>
+              <w:t>15</w:t>
             </w:r>
             <w:r>
               <w:rPr>
@@ -978,7 +978,7 @@
               <w:lang w:eastAsia="pl-PL"/>
             </w:rPr>
           </w:pPr>
-          <w:hyperlink w:anchor="_Toc227782754" w:history="1">
+          <w:hyperlink w:anchor="_Toc227881553" w:history="1">
             <w:r>
               <w:rPr>
                 <w:rStyle w:val="Hipercze"/>
@@ -1006,7 +1006,7 @@
                 <w:noProof/>
                 <w:webHidden/>
               </w:rPr>
-              <w:instrText xml:space="preserve"> PAGEREF _Toc227782754 \h </w:instrText>
+              <w:instrText xml:space="preserve"> PAGEREF _Toc227881553 \h </w:instrText>
             </w:r>
             <w:r>
               <w:rPr>
@@ -1026,7 +1026,7 @@
                 <w:noProof/>
                 <w:webHidden/>
               </w:rPr>
-              <w:t>15</w:t>
+              <w:t>16</w:t>
             </w:r>
             <w:r>
               <w:rPr>
@@ -1049,7 +1049,7 @@
               <w:lang w:eastAsia="pl-PL"/>
             </w:rPr>
           </w:pPr>
-          <w:hyperlink w:anchor="_Toc227782755" w:history="1">
+          <w:hyperlink w:anchor="_Toc227881554" w:history="1">
             <w:r>
               <w:rPr>
                 <w:rStyle w:val="Hipercze"/>
@@ -1077,7 +1077,7 @@
                 <w:noProof/>
                 <w:webHidden/>
               </w:rPr>
-              <w:instrText xml:space="preserve"> PAGEREF _Toc227782755 \h </w:instrText>
+              <w:instrText xml:space="preserve"> PAGEREF _Toc227881554 \h </w:instrText>
             </w:r>
             <w:r>
               <w:rPr>
@@ -1097,7 +1097,7 @@
                 <w:noProof/>
                 <w:webHidden/>
               </w:rPr>
-              <w:t>17</w:t>
+              <w:t>18</w:t>
             </w:r>
             <w:r>
               <w:rPr>
@@ -1120,7 +1120,7 @@
               <w:lang w:eastAsia="pl-PL"/>
             </w:rPr>
           </w:pPr>
-          <w:hyperlink w:anchor="_Toc227782756" w:history="1">
+          <w:hyperlink w:anchor="_Toc227881555" w:history="1">
             <w:r>
               <w:rPr>
                 <w:rStyle w:val="Hipercze"/>
@@ -1148,7 +1148,7 @@
                 <w:noProof/>
                 <w:webHidden/>
               </w:rPr>
-              <w:instrText xml:space="preserve"> PAGEREF _Toc227782756 \h </w:instrText>
+              <w:instrText xml:space="preserve"> PAGEREF _Toc227881555 \h </w:instrText>
             </w:r>
             <w:r>
               <w:rPr>
@@ -1168,7 +1168,7 @@
                 <w:noProof/>
                 <w:webHidden/>
               </w:rPr>
-              <w:t>17</w:t>
+              <w:t>18</w:t>
             </w:r>
             <w:r>
               <w:rPr>
@@ -1191,7 +1191,7 @@
               <w:lang w:eastAsia="pl-PL"/>
             </w:rPr>
           </w:pPr>
-          <w:hyperlink w:anchor="_Toc227782757" w:history="1">
+          <w:hyperlink w:anchor="_Toc227881556" w:history="1">
             <w:r>
               <w:rPr>
                 <w:rStyle w:val="Hipercze"/>
@@ -1219,7 +1219,7 @@
                 <w:noProof/>
                 <w:webHidden/>
               </w:rPr>
-              <w:instrText xml:space="preserve"> PAGEREF _Toc227782757 \h </w:instrText>
+              <w:instrText xml:space="preserve"> PAGEREF _Toc227881556 \h </w:instrText>
             </w:r>
             <w:r>
               <w:rPr>
@@ -1239,7 +1239,7 @@
                 <w:noProof/>
                 <w:webHidden/>
               </w:rPr>
-              <w:t>18</w:t>
+              <w:t>19</w:t>
             </w:r>
             <w:r>
               <w:rPr>
@@ -1262,7 +1262,7 @@
               <w:lang w:eastAsia="pl-PL"/>
             </w:rPr>
           </w:pPr>
-          <w:hyperlink w:anchor="_Toc227782758" w:history="1">
+          <w:hyperlink w:anchor="_Toc227881557" w:history="1">
             <w:r>
               <w:rPr>
                 <w:rStyle w:val="Hipercze"/>
@@ -1290,7 +1290,7 @@
                 <w:noProof/>
                 <w:webHidden/>
               </w:rPr>
-              <w:instrText xml:space="preserve"> PAGEREF _Toc227782758 \h </w:instrText>
+              <w:instrText xml:space="preserve"> PAGEREF _Toc227881557 \h </w:instrText>
             </w:r>
             <w:r>
               <w:rPr>
@@ -1310,7 +1310,7 @@
                 <w:noProof/>
                 <w:webHidden/>
               </w:rPr>
-              <w:t>20</w:t>
+              <w:t>21</w:t>
             </w:r>
             <w:r>
               <w:rPr>
@@ -1333,7 +1333,7 @@
               <w:lang w:eastAsia="pl-PL"/>
             </w:rPr>
           </w:pPr>
-          <w:hyperlink w:anchor="_Toc227782759" w:history="1">
+          <w:hyperlink w:anchor="_Toc227881558" w:history="1">
             <w:r>
               <w:rPr>
                 <w:rStyle w:val="Hipercze"/>
@@ -1361,7 +1361,7 @@
                 <w:noProof/>
                 <w:webHidden/>
               </w:rPr>
-              <w:instrText xml:space="preserve"> PAGEREF _Toc227782759 \h </w:instrText>
+              <w:instrText xml:space="preserve"> PAGEREF _Toc227881558 \h </w:instrText>
             </w:r>
             <w:r>
               <w:rPr>
@@ -1381,7 +1381,7 @@
                 <w:noProof/>
                 <w:webHidden/>
               </w:rPr>
-              <w:t>20</w:t>
+              <w:t>21</w:t>
             </w:r>
             <w:r>
               <w:rPr>
@@ -1404,7 +1404,7 @@
               <w:lang w:eastAsia="pl-PL"/>
             </w:rPr>
           </w:pPr>
-          <w:hyperlink w:anchor="_Toc227782760" w:history="1">
+          <w:hyperlink w:anchor="_Toc227881559" w:history="1">
             <w:r>
               <w:rPr>
                 <w:rStyle w:val="Hipercze"/>
@@ -1432,7 +1432,7 @@
                 <w:noProof/>
                 <w:webHidden/>
               </w:rPr>
-              <w:instrText xml:space="preserve"> PAGEREF _Toc227782760 \h </w:instrText>
+              <w:instrText xml:space="preserve"> PAGEREF _Toc227881559 \h </w:instrText>
             </w:r>
             <w:r>
               <w:rPr>
@@ -1452,7 +1452,7 @@
                 <w:noProof/>
                 <w:webHidden/>
               </w:rPr>
-              <w:t>21</w:t>
+              <w:t>22</w:t>
             </w:r>
             <w:r>
               <w:rPr>
@@ -1475,7 +1475,7 @@
               <w:lang w:eastAsia="pl-PL"/>
             </w:rPr>
           </w:pPr>
-          <w:hyperlink w:anchor="_Toc227782761" w:history="1">
+          <w:hyperlink w:anchor="_Toc227881560" w:history="1">
             <w:r>
               <w:rPr>
                 <w:rStyle w:val="Hipercze"/>
@@ -1503,7 +1503,7 @@
                 <w:noProof/>
                 <w:webHidden/>
               </w:rPr>
-              <w:instrText xml:space="preserve"> PAGEREF _Toc227782761 \h </w:instrText>
+              <w:instrText xml:space="preserve"> PAGEREF _Toc227881560 \h </w:instrText>
             </w:r>
             <w:r>
               <w:rPr>
@@ -1523,7 +1523,7 @@
                 <w:noProof/>
                 <w:webHidden/>
               </w:rPr>
-              <w:t>23</w:t>
+              <w:t>24</w:t>
             </w:r>
             <w:r>
               <w:rPr>
@@ -1546,7 +1546,7 @@
               <w:lang w:eastAsia="pl-PL"/>
             </w:rPr>
           </w:pPr>
-          <w:hyperlink w:anchor="_Toc227782762" w:history="1">
+          <w:hyperlink w:anchor="_Toc227881561" w:history="1">
             <w:r>
               <w:rPr>
                 <w:rStyle w:val="Hipercze"/>
@@ -1574,7 +1574,7 @@
                 <w:noProof/>
                 <w:webHidden/>
               </w:rPr>
-              <w:instrText xml:space="preserve"> PAGEREF _Toc227782762 \h </w:instrText>
+              <w:instrText xml:space="preserve"> PAGEREF _Toc227881561 \h </w:instrText>
             </w:r>
             <w:r>
               <w:rPr>
@@ -1594,7 +1594,7 @@
                 <w:noProof/>
                 <w:webHidden/>
               </w:rPr>
-              <w:t>24</w:t>
+              <w:t>25</w:t>
             </w:r>
             <w:r>
               <w:rPr>
@@ -1617,7 +1617,7 @@
               <w:lang w:eastAsia="pl-PL"/>
             </w:rPr>
           </w:pPr>
-          <w:hyperlink w:anchor="_Toc227782763" w:history="1">
+          <w:hyperlink w:anchor="_Toc227881562" w:history="1">
             <w:r>
               <w:rPr>
                 <w:rStyle w:val="Hipercze"/>
@@ -1645,7 +1645,7 @@
                 <w:noProof/>
                 <w:webHidden/>
               </w:rPr>
-              <w:instrText xml:space="preserve"> PAGEREF _Toc227782763 \h </w:instrText>
+              <w:instrText xml:space="preserve"> PAGEREF _Toc227881562 \h </w:instrText>
             </w:r>
             <w:r>
               <w:rPr>
@@ -1665,7 +1665,7 @@
                 <w:noProof/>
                 <w:webHidden/>
               </w:rPr>
-              <w:t>26</w:t>
+              <w:t>27</w:t>
             </w:r>
             <w:r>
               <w:rPr>
@@ -1688,7 +1688,7 @@
               <w:lang w:eastAsia="pl-PL"/>
             </w:rPr>
           </w:pPr>
-          <w:hyperlink w:anchor="_Toc227782764" w:history="1">
+          <w:hyperlink w:anchor="_Toc227881563" w:history="1">
             <w:r>
               <w:rPr>
                 <w:rStyle w:val="Hipercze"/>
@@ -1716,7 +1716,7 @@
                 <w:noProof/>
                 <w:webHidden/>
               </w:rPr>
-              <w:instrText xml:space="preserve"> PAGEREF _Toc227782764 \h </w:instrText>
+              <w:instrText xml:space="preserve"> PAGEREF _Toc227881563 \h </w:instrText>
             </w:r>
             <w:r>
               <w:rPr>
@@ -1736,7 +1736,7 @@
                 <w:noProof/>
                 <w:webHidden/>
               </w:rPr>
-              <w:t>27</w:t>
+              <w:t>28</w:t>
             </w:r>
             <w:r>
               <w:rPr>
@@ -1759,7 +1759,7 @@
               <w:lang w:eastAsia="pl-PL"/>
             </w:rPr>
           </w:pPr>
-          <w:hyperlink w:anchor="_Toc227782765" w:history="1">
+          <w:hyperlink w:anchor="_Toc227881564" w:history="1">
             <w:r>
               <w:rPr>
                 <w:rStyle w:val="Hipercze"/>
@@ -1787,7 +1787,7 @@
                 <w:noProof/>
                 <w:webHidden/>
               </w:rPr>
-              <w:instrText xml:space="preserve"> PAGEREF _Toc227782765 \h </w:instrText>
+              <w:instrText xml:space="preserve"> PAGEREF _Toc227881564 \h </w:instrText>
             </w:r>
             <w:r>
               <w:rPr>
@@ -1807,7 +1807,7 @@
                 <w:noProof/>
                 <w:webHidden/>
               </w:rPr>
-              <w:t>27</w:t>
+              <w:t>28</w:t>
             </w:r>
             <w:r>
               <w:rPr>
@@ -1830,7 +1830,7 @@
               <w:lang w:eastAsia="pl-PL"/>
             </w:rPr>
           </w:pPr>
-          <w:hyperlink w:anchor="_Toc227782766" w:history="1">
+          <w:hyperlink w:anchor="_Toc227881565" w:history="1">
             <w:r>
               <w:rPr>
                 <w:rStyle w:val="Hipercze"/>
@@ -1858,7 +1858,7 @@
                 <w:noProof/>
                 <w:webHidden/>
               </w:rPr>
-              <w:instrText xml:space="preserve"> PAGEREF _Toc227782766 \h </w:instrText>
+              <w:instrText xml:space="preserve"> PAGEREF _Toc227881565 \h </w:instrText>
             </w:r>
             <w:r>
               <w:rPr>
@@ -1878,7 +1878,7 @@
                 <w:noProof/>
                 <w:webHidden/>
               </w:rPr>
-              <w:t>29</w:t>
+              <w:t>30</w:t>
             </w:r>
             <w:r>
               <w:rPr>
@@ -1901,7 +1901,7 @@
               <w:lang w:eastAsia="pl-PL"/>
             </w:rPr>
           </w:pPr>
-          <w:hyperlink w:anchor="_Toc227782767" w:history="1">
+          <w:hyperlink w:anchor="_Toc227881566" w:history="1">
             <w:r>
               <w:rPr>
                 <w:rStyle w:val="Hipercze"/>
@@ -1929,7 +1929,7 @@
                 <w:noProof/>
                 <w:webHidden/>
               </w:rPr>
-              <w:instrText xml:space="preserve"> PAGEREF _Toc227782767 \h </w:instrText>
+              <w:instrText xml:space="preserve"> PAGEREF _Toc227881566 \h </w:instrText>
             </w:r>
             <w:r>
               <w:rPr>
@@ -1949,7 +1949,7 @@
                 <w:noProof/>
                 <w:webHidden/>
               </w:rPr>
-              <w:t>29</w:t>
+              <w:t>30</w:t>
             </w:r>
             <w:r>
               <w:rPr>
@@ -1972,7 +1972,7 @@
               <w:lang w:eastAsia="pl-PL"/>
             </w:rPr>
           </w:pPr>
-          <w:hyperlink w:anchor="_Toc227782768" w:history="1">
+          <w:hyperlink w:anchor="_Toc227881567" w:history="1">
             <w:r>
               <w:rPr>
                 <w:rStyle w:val="Hipercze"/>
@@ -2000,7 +2000,7 @@
                 <w:noProof/>
                 <w:webHidden/>
               </w:rPr>
-              <w:instrText xml:space="preserve"> PAGEREF _Toc227782768 \h </w:instrText>
+              <w:instrText xml:space="preserve"> PAGEREF _Toc227881567 \h </w:instrText>
             </w:r>
             <w:r>
               <w:rPr>
@@ -2020,7 +2020,7 @@
                 <w:noProof/>
                 <w:webHidden/>
               </w:rPr>
-              <w:t>30</w:t>
+              <w:t>31</w:t>
             </w:r>
             <w:r>
               <w:rPr>
@@ -2043,7 +2043,7 @@
               <w:lang w:eastAsia="pl-PL"/>
             </w:rPr>
           </w:pPr>
-          <w:hyperlink w:anchor="_Toc227782769" w:history="1">
+          <w:hyperlink w:anchor="_Toc227881568" w:history="1">
             <w:r>
               <w:rPr>
                 <w:rStyle w:val="Hipercze"/>
@@ -2071,7 +2071,7 @@
                 <w:noProof/>
                 <w:webHidden/>
               </w:rPr>
-              <w:instrText xml:space="preserve"> PAGEREF _Toc227782769 \h </w:instrText>
+              <w:instrText xml:space="preserve"> PAGEREF _Toc227881568 \h </w:instrText>
             </w:r>
             <w:r>
               <w:rPr>
@@ -2091,7 +2091,7 @@
                 <w:noProof/>
                 <w:webHidden/>
               </w:rPr>
-              <w:t>32</w:t>
+              <w:t>33</w:t>
             </w:r>
             <w:r>
               <w:rPr>
@@ -2114,7 +2114,7 @@
               <w:lang w:eastAsia="pl-PL"/>
             </w:rPr>
           </w:pPr>
-          <w:hyperlink w:anchor="_Toc227782770" w:history="1">
+          <w:hyperlink w:anchor="_Toc227881569" w:history="1">
             <w:r>
               <w:rPr>
                 <w:rStyle w:val="Hipercze"/>
@@ -2142,7 +2142,7 @@
                 <w:noProof/>
                 <w:webHidden/>
               </w:rPr>
-              <w:instrText xml:space="preserve"> PAGEREF _Toc227782770 \h </w:instrText>
+              <w:instrText xml:space="preserve"> PAGEREF _Toc227881569 \h </w:instrText>
             </w:r>
             <w:r>
               <w:rPr>
@@ -2162,7 +2162,7 @@
                 <w:noProof/>
                 <w:webHidden/>
               </w:rPr>
-              <w:t>32</w:t>
+              <w:t>33</w:t>
             </w:r>
             <w:r>
               <w:rPr>
@@ -2185,7 +2185,7 @@
               <w:lang w:eastAsia="pl-PL"/>
             </w:rPr>
           </w:pPr>
-          <w:hyperlink w:anchor="_Toc227782771" w:history="1">
+          <w:hyperlink w:anchor="_Toc227881570" w:history="1">
             <w:r>
               <w:rPr>
                 <w:rStyle w:val="Hipercze"/>
@@ -2213,7 +2213,7 @@
                 <w:noProof/>
                 <w:webHidden/>
               </w:rPr>
-              <w:instrText xml:space="preserve"> PAGEREF _Toc227782771 \h </w:instrText>
+              <w:instrText xml:space="preserve"> PAGEREF _Toc227881570 \h </w:instrText>
             </w:r>
             <w:r>
               <w:rPr>
@@ -2233,7 +2233,7 @@
                 <w:noProof/>
                 <w:webHidden/>
               </w:rPr>
-              <w:t>32</w:t>
+              <w:t>33</w:t>
             </w:r>
             <w:r>
               <w:rPr>
@@ -2256,7 +2256,7 @@
               <w:lang w:eastAsia="pl-PL"/>
             </w:rPr>
           </w:pPr>
-          <w:hyperlink w:anchor="_Toc227782772" w:history="1">
+          <w:hyperlink w:anchor="_Toc227881571" w:history="1">
             <w:r>
               <w:rPr>
                 <w:rStyle w:val="Hipercze"/>
@@ -2284,7 +2284,7 @@
                 <w:noProof/>
                 <w:webHidden/>
               </w:rPr>
-              <w:instrText xml:space="preserve"> PAGEREF _Toc227782772 \h </w:instrText>
+              <w:instrText xml:space="preserve"> PAGEREF _Toc227881571 \h </w:instrText>
             </w:r>
             <w:r>
               <w:rPr>
@@ -2304,7 +2304,7 @@
                 <w:noProof/>
                 <w:webHidden/>
               </w:rPr>
-              <w:t>34</w:t>
+              <w:t>35</w:t>
             </w:r>
             <w:r>
               <w:rPr>
@@ -2327,7 +2327,7 @@
               <w:lang w:eastAsia="pl-PL"/>
             </w:rPr>
           </w:pPr>
-          <w:hyperlink w:anchor="_Toc227782773" w:history="1">
+          <w:hyperlink w:anchor="_Toc227881572" w:history="1">
             <w:r>
               <w:rPr>
                 <w:rStyle w:val="Hipercze"/>
@@ -2355,7 +2355,7 @@
                 <w:noProof/>
                 <w:webHidden/>
               </w:rPr>
-              <w:instrText xml:space="preserve"> PAGEREF _Toc227782773 \h </w:instrText>
+              <w:instrText xml:space="preserve"> PAGEREF _Toc227881572 \h </w:instrText>
             </w:r>
             <w:r>
               <w:rPr>
@@ -2375,7 +2375,7 @@
                 <w:noProof/>
                 <w:webHidden/>
               </w:rPr>
-              <w:t>34</w:t>
+              <w:t>35</w:t>
             </w:r>
             <w:r>
               <w:rPr>
@@ -2398,7 +2398,7 @@
               <w:lang w:eastAsia="pl-PL"/>
             </w:rPr>
           </w:pPr>
-          <w:hyperlink w:anchor="_Toc227782774" w:history="1">
+          <w:hyperlink w:anchor="_Toc227881573" w:history="1">
             <w:r>
               <w:rPr>
                 <w:rStyle w:val="Hipercze"/>
@@ -2426,7 +2426,7 @@
                 <w:noProof/>
                 <w:webHidden/>
               </w:rPr>
-              <w:instrText xml:space="preserve"> PAGEREF _Toc227782774 \h </w:instrText>
+              <w:instrText xml:space="preserve"> PAGEREF _Toc227881573 \h </w:instrText>
             </w:r>
             <w:r>
               <w:rPr>
@@ -2446,7 +2446,7 @@
                 <w:noProof/>
                 <w:webHidden/>
               </w:rPr>
-              <w:t>35</w:t>
+              <w:t>36</w:t>
             </w:r>
             <w:r>
               <w:rPr>
@@ -2469,7 +2469,7 @@
               <w:lang w:eastAsia="pl-PL"/>
             </w:rPr>
           </w:pPr>
-          <w:hyperlink w:anchor="_Toc227782775" w:history="1">
+          <w:hyperlink w:anchor="_Toc227881574" w:history="1">
             <w:r>
               <w:rPr>
                 <w:rStyle w:val="Hipercze"/>
@@ -2497,7 +2497,7 @@
                 <w:noProof/>
                 <w:webHidden/>
               </w:rPr>
-              <w:instrText xml:space="preserve"> PAGEREF _Toc227782775 \h </w:instrText>
+              <w:instrText xml:space="preserve"> PAGEREF _Toc227881574 \h </w:instrText>
             </w:r>
             <w:r>
               <w:rPr>
@@ -2517,7 +2517,7 @@
                 <w:noProof/>
                 <w:webHidden/>
               </w:rPr>
-              <w:t>36</w:t>
+              <w:t>37</w:t>
             </w:r>
             <w:r>
               <w:rPr>
@@ -2540,7 +2540,7 @@
               <w:lang w:eastAsia="pl-PL"/>
             </w:rPr>
           </w:pPr>
-          <w:hyperlink w:anchor="_Toc227782776" w:history="1">
+          <w:hyperlink w:anchor="_Toc227881575" w:history="1">
             <w:r>
               <w:rPr>
                 <w:rStyle w:val="Hipercze"/>
@@ -2568,7 +2568,7 @@
                 <w:noProof/>
                 <w:webHidden/>
               </w:rPr>
-              <w:instrText xml:space="preserve"> PAGEREF _Toc227782776 \h </w:instrText>
+              <w:instrText xml:space="preserve"> PAGEREF _Toc227881575 \h </w:instrText>
             </w:r>
             <w:r>
               <w:rPr>
@@ -2588,7 +2588,7 @@
                 <w:noProof/>
                 <w:webHidden/>
               </w:rPr>
-              <w:t>36</w:t>
+              <w:t>37</w:t>
             </w:r>
             <w:r>
               <w:rPr>
@@ -2611,7 +2611,7 @@
               <w:lang w:eastAsia="pl-PL"/>
             </w:rPr>
           </w:pPr>
-          <w:hyperlink w:anchor="_Toc227782777" w:history="1">
+          <w:hyperlink w:anchor="_Toc227881576" w:history="1">
             <w:r>
               <w:rPr>
                 <w:rStyle w:val="Hipercze"/>
@@ -2639,7 +2639,7 @@
                 <w:noProof/>
                 <w:webHidden/>
               </w:rPr>
-              <w:instrText xml:space="preserve"> PAGEREF _Toc227782777 \h </w:instrText>
+              <w:instrText xml:space="preserve"> PAGEREF _Toc227881576 \h </w:instrText>
             </w:r>
             <w:r>
               <w:rPr>
@@ -2659,7 +2659,7 @@
                 <w:noProof/>
                 <w:webHidden/>
               </w:rPr>
-              <w:t>37</w:t>
+              <w:t>38</w:t>
             </w:r>
             <w:r>
               <w:rPr>
@@ -2682,7 +2682,7 @@
               <w:lang w:eastAsia="pl-PL"/>
             </w:rPr>
           </w:pPr>
-          <w:hyperlink w:anchor="_Toc227782778" w:history="1">
+          <w:hyperlink w:anchor="_Toc227881577" w:history="1">
             <w:r>
               <w:rPr>
                 <w:rStyle w:val="Hipercze"/>
@@ -2710,7 +2710,7 @@
                 <w:noProof/>
                 <w:webHidden/>
               </w:rPr>
-              <w:instrText xml:space="preserve"> PAGEREF _Toc227782778 \h </w:instrText>
+              <w:instrText xml:space="preserve"> PAGEREF _Toc227881577 \h </w:instrText>
             </w:r>
             <w:r>
               <w:rPr>
@@ -2730,7 +2730,7 @@
                 <w:noProof/>
                 <w:webHidden/>
               </w:rPr>
-              <w:t>38</w:t>
+              <w:t>39</w:t>
             </w:r>
             <w:r>
               <w:rPr>
@@ -2753,7 +2753,7 @@
               <w:lang w:eastAsia="pl-PL"/>
             </w:rPr>
           </w:pPr>
-          <w:hyperlink w:anchor="_Toc227782779" w:history="1">
+          <w:hyperlink w:anchor="_Toc227881578" w:history="1">
             <w:r>
               <w:rPr>
                 <w:rStyle w:val="Hipercze"/>
@@ -2781,7 +2781,7 @@
                 <w:noProof/>
                 <w:webHidden/>
               </w:rPr>
-              <w:instrText xml:space="preserve"> PAGEREF _Toc227782779 \h </w:instrText>
+              <w:instrText xml:space="preserve"> PAGEREF _Toc227881578 \h </w:instrText>
             </w:r>
             <w:r>
               <w:rPr>
@@ -2801,7 +2801,7 @@
                 <w:noProof/>
                 <w:webHidden/>
               </w:rPr>
-              <w:t>38</w:t>
+              <w:t>39</w:t>
             </w:r>
             <w:r>
               <w:rPr>
@@ -2824,7 +2824,7 @@
               <w:lang w:eastAsia="pl-PL"/>
             </w:rPr>
           </w:pPr>
-          <w:hyperlink w:anchor="_Toc227782780" w:history="1">
+          <w:hyperlink w:anchor="_Toc227881579" w:history="1">
             <w:r>
               <w:rPr>
                 <w:rStyle w:val="Hipercze"/>
@@ -2852,7 +2852,7 @@
                 <w:noProof/>
                 <w:webHidden/>
               </w:rPr>
-              <w:instrText xml:space="preserve"> PAGEREF _Toc227782780 \h </w:instrText>
+              <w:instrText xml:space="preserve"> PAGEREF _Toc227881579 \h </w:instrText>
             </w:r>
             <w:r>
               <w:rPr>
@@ -2872,7 +2872,7 @@
                 <w:noProof/>
                 <w:webHidden/>
               </w:rPr>
-              <w:t>39</w:t>
+              <w:t>40</w:t>
             </w:r>
             <w:r>
               <w:rPr>
@@ -2895,7 +2895,7 @@
               <w:lang w:eastAsia="pl-PL"/>
             </w:rPr>
           </w:pPr>
-          <w:hyperlink w:anchor="_Toc227782781" w:history="1">
+          <w:hyperlink w:anchor="_Toc227881580" w:history="1">
             <w:r>
               <w:rPr>
                 <w:rStyle w:val="Hipercze"/>
@@ -2923,7 +2923,7 @@
                 <w:noProof/>
                 <w:webHidden/>
               </w:rPr>
-              <w:instrText xml:space="preserve"> PAGEREF _Toc227782781 \h </w:instrText>
+              <w:instrText xml:space="preserve"> PAGEREF _Toc227881580 \h </w:instrText>
             </w:r>
             <w:r>
               <w:rPr>
@@ -2943,7 +2943,7 @@
                 <w:noProof/>
                 <w:webHidden/>
               </w:rPr>
-              <w:t>41</w:t>
+              <w:t>42</w:t>
             </w:r>
             <w:r>
               <w:rPr>
@@ -2966,7 +2966,7 @@
               <w:lang w:eastAsia="pl-PL"/>
             </w:rPr>
           </w:pPr>
-          <w:hyperlink w:anchor="_Toc227782782" w:history="1">
+          <w:hyperlink w:anchor="_Toc227881581" w:history="1">
             <w:r>
               <w:rPr>
                 <w:rStyle w:val="Hipercze"/>
@@ -2994,7 +2994,7 @@
                 <w:noProof/>
                 <w:webHidden/>
               </w:rPr>
-              <w:instrText xml:space="preserve"> PAGEREF _Toc227782782 \h </w:instrText>
+              <w:instrText xml:space="preserve"> PAGEREF _Toc227881581 \h </w:instrText>
             </w:r>
             <w:r>
               <w:rPr>
@@ -3014,7 +3014,7 @@
                 <w:noProof/>
                 <w:webHidden/>
               </w:rPr>
-              <w:t>41</w:t>
+              <w:t>42</w:t>
             </w:r>
             <w:r>
               <w:rPr>
@@ -3037,7 +3037,7 @@
               <w:lang w:eastAsia="pl-PL"/>
             </w:rPr>
           </w:pPr>
-          <w:hyperlink w:anchor="_Toc227782783" w:history="1">
+          <w:hyperlink w:anchor="_Toc227881582" w:history="1">
             <w:r>
               <w:rPr>
                 <w:rStyle w:val="Hipercze"/>
@@ -3065,7 +3065,7 @@
                 <w:noProof/>
                 <w:webHidden/>
               </w:rPr>
-              <w:instrText xml:space="preserve"> PAGEREF _Toc227782783 \h </w:instrText>
+              <w:instrText xml:space="preserve"> PAGEREF _Toc227881582 \h </w:instrText>
             </w:r>
             <w:r>
               <w:rPr>
@@ -3085,7 +3085,7 @@
                 <w:noProof/>
                 <w:webHidden/>
               </w:rPr>
-              <w:t>41</w:t>
+              <w:t>42</w:t>
             </w:r>
             <w:r>
               <w:rPr>
@@ -3108,7 +3108,7 @@
               <w:lang w:eastAsia="pl-PL"/>
             </w:rPr>
           </w:pPr>
-          <w:hyperlink w:anchor="_Toc227782784" w:history="1">
+          <w:hyperlink w:anchor="_Toc227881583" w:history="1">
             <w:r>
               <w:rPr>
                 <w:rStyle w:val="Hipercze"/>
@@ -3136,7 +3136,7 @@
                 <w:noProof/>
                 <w:webHidden/>
               </w:rPr>
-              <w:instrText xml:space="preserve"> PAGEREF _Toc227782784 \h </w:instrText>
+              <w:instrText xml:space="preserve"> PAGEREF _Toc227881583 \h </w:instrText>
             </w:r>
             <w:r>
               <w:rPr>
@@ -3156,7 +3156,7 @@
                 <w:noProof/>
                 <w:webHidden/>
               </w:rPr>
-              <w:t>46</w:t>
+              <w:t>47</w:t>
             </w:r>
             <w:r>
               <w:rPr>
@@ -3179,7 +3179,7 @@
               <w:lang w:eastAsia="pl-PL"/>
             </w:rPr>
           </w:pPr>
-          <w:hyperlink w:anchor="_Toc227782785" w:history="1">
+          <w:hyperlink w:anchor="_Toc227881584" w:history="1">
             <w:r>
               <w:rPr>
                 <w:rStyle w:val="Hipercze"/>
@@ -3207,7 +3207,7 @@
                 <w:noProof/>
                 <w:webHidden/>
               </w:rPr>
-              <w:instrText xml:space="preserve"> PAGEREF _Toc227782785 \h </w:instrText>
+              <w:instrText xml:space="preserve"> PAGEREF _Toc227881584 \h </w:instrText>
             </w:r>
             <w:r>
               <w:rPr>
@@ -3227,7 +3227,7 @@
                 <w:noProof/>
                 <w:webHidden/>
               </w:rPr>
-              <w:t>46</w:t>
+              <w:t>47</w:t>
             </w:r>
             <w:r>
               <w:rPr>
@@ -3250,7 +3250,7 @@
               <w:lang w:eastAsia="pl-PL"/>
             </w:rPr>
           </w:pPr>
-          <w:hyperlink w:anchor="_Toc227782786" w:history="1">
+          <w:hyperlink w:anchor="_Toc227881585" w:history="1">
             <w:r>
               <w:rPr>
                 <w:rStyle w:val="Hipercze"/>
@@ -3278,7 +3278,7 @@
                 <w:noProof/>
                 <w:webHidden/>
               </w:rPr>
-              <w:instrText xml:space="preserve"> PAGEREF _Toc227782786 \h </w:instrText>
+              <w:instrText xml:space="preserve"> PAGEREF _Toc227881585 \h </w:instrText>
             </w:r>
             <w:r>
               <w:rPr>
@@ -3298,7 +3298,7 @@
                 <w:noProof/>
                 <w:webHidden/>
               </w:rPr>
-              <w:t>47</w:t>
+              <w:t>48</w:t>
             </w:r>
             <w:r>
               <w:rPr>
@@ -3321,7 +3321,7 @@
               <w:lang w:eastAsia="pl-PL"/>
             </w:rPr>
           </w:pPr>
-          <w:hyperlink w:anchor="_Toc227782787" w:history="1">
+          <w:hyperlink w:anchor="_Toc227881586" w:history="1">
             <w:r>
               <w:rPr>
                 <w:rStyle w:val="Hipercze"/>
@@ -3349,7 +3349,7 @@
                 <w:noProof/>
                 <w:webHidden/>
               </w:rPr>
-              <w:instrText xml:space="preserve"> PAGEREF _Toc227782787 \h </w:instrText>
+              <w:instrText xml:space="preserve"> PAGEREF _Toc227881586 \h </w:instrText>
             </w:r>
             <w:r>
               <w:rPr>
@@ -3369,7 +3369,7 @@
                 <w:noProof/>
                 <w:webHidden/>
               </w:rPr>
-              <w:t>51</w:t>
+              <w:t>52</w:t>
             </w:r>
             <w:r>
               <w:rPr>
@@ -3392,7 +3392,7 @@
               <w:lang w:eastAsia="pl-PL"/>
             </w:rPr>
           </w:pPr>
-          <w:hyperlink w:anchor="_Toc227782788" w:history="1">
+          <w:hyperlink w:anchor="_Toc227881587" w:history="1">
             <w:r>
               <w:rPr>
                 <w:rStyle w:val="Hipercze"/>
@@ -3420,7 +3420,7 @@
                 <w:noProof/>
                 <w:webHidden/>
               </w:rPr>
-              <w:instrText xml:space="preserve"> PAGEREF _Toc227782788 \h </w:instrText>
+              <w:instrText xml:space="preserve"> PAGEREF _Toc227881587 \h </w:instrText>
             </w:r>
             <w:r>
               <w:rPr>
@@ -3440,7 +3440,7 @@
                 <w:noProof/>
                 <w:webHidden/>
               </w:rPr>
-              <w:t>51</w:t>
+              <w:t>52</w:t>
             </w:r>
             <w:r>
               <w:rPr>
@@ -3463,7 +3463,7 @@
               <w:lang w:eastAsia="pl-PL"/>
             </w:rPr>
           </w:pPr>
-          <w:hyperlink w:anchor="_Toc227782789" w:history="1">
+          <w:hyperlink w:anchor="_Toc227881588" w:history="1">
             <w:r>
               <w:rPr>
                 <w:rStyle w:val="Hipercze"/>
@@ -3491,7 +3491,7 @@
                 <w:noProof/>
                 <w:webHidden/>
               </w:rPr>
-              <w:instrText xml:space="preserve"> PAGEREF _Toc227782789 \h </w:instrText>
+              <w:instrText xml:space="preserve"> PAGEREF _Toc227881588 \h </w:instrText>
             </w:r>
             <w:r>
               <w:rPr>
@@ -3511,7 +3511,7 @@
                 <w:noProof/>
                 <w:webHidden/>
               </w:rPr>
-              <w:t>51</w:t>
+              <w:t>52</w:t>
             </w:r>
             <w:r>
               <w:rPr>
@@ -3534,7 +3534,7 @@
               <w:lang w:eastAsia="pl-PL"/>
             </w:rPr>
           </w:pPr>
-          <w:hyperlink w:anchor="_Toc227782790" w:history="1">
+          <w:hyperlink w:anchor="_Toc227881589" w:history="1">
             <w:r>
               <w:rPr>
                 <w:rStyle w:val="Hipercze"/>
@@ -3562,7 +3562,7 @@
                 <w:noProof/>
                 <w:webHidden/>
               </w:rPr>
-              <w:instrText xml:space="preserve"> PAGEREF _Toc227782790 \h </w:instrText>
+              <w:instrText xml:space="preserve"> PAGEREF _Toc227881589 \h </w:instrText>
             </w:r>
             <w:r>
               <w:rPr>
@@ -3582,7 +3582,7 @@
                 <w:noProof/>
                 <w:webHidden/>
               </w:rPr>
-              <w:t>53</w:t>
+              <w:t>54</w:t>
             </w:r>
             <w:r>
               <w:rPr>
@@ -3605,7 +3605,7 @@
               <w:lang w:eastAsia="pl-PL"/>
             </w:rPr>
           </w:pPr>
-          <w:hyperlink w:anchor="_Toc227782791" w:history="1">
+          <w:hyperlink w:anchor="_Toc227881590" w:history="1">
             <w:r>
               <w:rPr>
                 <w:rStyle w:val="Hipercze"/>
@@ -3633,7 +3633,7 @@
                 <w:noProof/>
                 <w:webHidden/>
               </w:rPr>
-              <w:instrText xml:space="preserve"> PAGEREF _Toc227782791 \h </w:instrText>
+              <w:instrText xml:space="preserve"> PAGEREF _Toc227881590 \h </w:instrText>
             </w:r>
             <w:r>
               <w:rPr>
@@ -3653,7 +3653,7 @@
                 <w:noProof/>
                 <w:webHidden/>
               </w:rPr>
-              <w:t>53</w:t>
+              <w:t>54</w:t>
             </w:r>
             <w:r>
               <w:rPr>
@@ -3676,7 +3676,7 @@
               <w:lang w:eastAsia="pl-PL"/>
             </w:rPr>
           </w:pPr>
-          <w:hyperlink w:anchor="_Toc227782792" w:history="1">
+          <w:hyperlink w:anchor="_Toc227881591" w:history="1">
             <w:r>
               <w:rPr>
                 <w:rStyle w:val="Hipercze"/>
@@ -3704,7 +3704,7 @@
                 <w:noProof/>
                 <w:webHidden/>
               </w:rPr>
-              <w:instrText xml:space="preserve"> PAGEREF _Toc227782792 \h </w:instrText>
+              <w:instrText xml:space="preserve"> PAGEREF _Toc227881591 \h </w:instrText>
             </w:r>
             <w:r>
               <w:rPr>
@@ -3724,7 +3724,7 @@
                 <w:noProof/>
                 <w:webHidden/>
               </w:rPr>
-              <w:t>53</w:t>
+              <w:t>54</w:t>
             </w:r>
             <w:r>
               <w:rPr>
@@ -3747,7 +3747,7 @@
               <w:lang w:eastAsia="pl-PL"/>
             </w:rPr>
           </w:pPr>
-          <w:hyperlink w:anchor="_Toc227782793" w:history="1">
+          <w:hyperlink w:anchor="_Toc227881592" w:history="1">
             <w:r>
               <w:rPr>
                 <w:rStyle w:val="Hipercze"/>
@@ -3775,7 +3775,7 @@
                 <w:noProof/>
                 <w:webHidden/>
               </w:rPr>
-              <w:instrText xml:space="preserve"> PAGEREF _Toc227782793 \h </w:instrText>
+              <w:instrText xml:space="preserve"> PAGEREF _Toc227881592 \h </w:instrText>
             </w:r>
             <w:r>
               <w:rPr>
@@ -3795,7 +3795,7 @@
                 <w:noProof/>
                 <w:webHidden/>
               </w:rPr>
-              <w:t>55</w:t>
+              <w:t>56</w:t>
             </w:r>
             <w:r>
               <w:rPr>
@@ -3818,7 +3818,7 @@
               <w:lang w:eastAsia="pl-PL"/>
             </w:rPr>
           </w:pPr>
-          <w:hyperlink w:anchor="_Toc227782794" w:history="1">
+          <w:hyperlink w:anchor="_Toc227881593" w:history="1">
             <w:r>
               <w:rPr>
                 <w:rStyle w:val="Hipercze"/>
@@ -3846,7 +3846,7 @@
                 <w:noProof/>
                 <w:webHidden/>
               </w:rPr>
-              <w:instrText xml:space="preserve"> PAGEREF _Toc227782794 \h </w:instrText>
+              <w:instrText xml:space="preserve"> PAGEREF _Toc227881593 \h </w:instrText>
             </w:r>
             <w:r>
               <w:rPr>
@@ -3866,7 +3866,7 @@
                 <w:noProof/>
                 <w:webHidden/>
               </w:rPr>
-              <w:t>55</w:t>
+              <w:t>56</w:t>
             </w:r>
             <w:r>
               <w:rPr>
@@ -3889,7 +3889,7 @@
               <w:lang w:eastAsia="pl-PL"/>
             </w:rPr>
           </w:pPr>
-          <w:hyperlink w:anchor="_Toc227782795" w:history="1">
+          <w:hyperlink w:anchor="_Toc227881594" w:history="1">
             <w:r>
               <w:rPr>
                 <w:rStyle w:val="Hipercze"/>
@@ -3917,7 +3917,7 @@
                 <w:noProof/>
                 <w:webHidden/>
               </w:rPr>
-              <w:instrText xml:space="preserve"> PAGEREF _Toc227782795 \h </w:instrText>
+              <w:instrText xml:space="preserve"> PAGEREF _Toc227881594 \h </w:instrText>
             </w:r>
             <w:r>
               <w:rPr>
@@ -3937,7 +3937,7 @@
                 <w:noProof/>
                 <w:webHidden/>
               </w:rPr>
-              <w:t>56</w:t>
+              <w:t>57</w:t>
             </w:r>
             <w:r>
               <w:rPr>
@@ -3960,7 +3960,7 @@
               <w:lang w:eastAsia="pl-PL"/>
             </w:rPr>
           </w:pPr>
-          <w:hyperlink w:anchor="_Toc227782796" w:history="1">
+          <w:hyperlink w:anchor="_Toc227881595" w:history="1">
             <w:r>
               <w:rPr>
                 <w:rStyle w:val="Hipercze"/>
@@ -3988,7 +3988,7 @@
                 <w:noProof/>
                 <w:webHidden/>
               </w:rPr>
-              <w:instrText xml:space="preserve"> PAGEREF _Toc227782796 \h </w:instrText>
+              <w:instrText xml:space="preserve"> PAGEREF _Toc227881595 \h </w:instrText>
             </w:r>
             <w:r>
               <w:rPr>
@@ -4008,7 +4008,7 @@
                 <w:noProof/>
                 <w:webHidden/>
               </w:rPr>
-              <w:t>57</w:t>
+              <w:t>58</w:t>
             </w:r>
             <w:r>
               <w:rPr>
@@ -4031,7 +4031,7 @@
               <w:lang w:eastAsia="pl-PL"/>
             </w:rPr>
           </w:pPr>
-          <w:hyperlink w:anchor="_Toc227782797" w:history="1">
+          <w:hyperlink w:anchor="_Toc227881596" w:history="1">
             <w:r>
               <w:rPr>
                 <w:rStyle w:val="Hipercze"/>
@@ -4059,7 +4059,7 @@
                 <w:noProof/>
                 <w:webHidden/>
               </w:rPr>
-              <w:instrText xml:space="preserve"> PAGEREF _Toc227782797 \h </w:instrText>
+              <w:instrText xml:space="preserve"> PAGEREF _Toc227881596 \h </w:instrText>
             </w:r>
             <w:r>
               <w:rPr>
@@ -4079,7 +4079,7 @@
                 <w:noProof/>
                 <w:webHidden/>
               </w:rPr>
-              <w:t>57</w:t>
+              <w:t>58</w:t>
             </w:r>
             <w:r>
               <w:rPr>
@@ -4102,7 +4102,7 @@
               <w:lang w:eastAsia="pl-PL"/>
             </w:rPr>
           </w:pPr>
-          <w:hyperlink w:anchor="_Toc227782798" w:history="1">
+          <w:hyperlink w:anchor="_Toc227881597" w:history="1">
             <w:r>
               <w:rPr>
                 <w:rStyle w:val="Hipercze"/>
@@ -4130,7 +4130,7 @@
                 <w:noProof/>
                 <w:webHidden/>
               </w:rPr>
-              <w:instrText xml:space="preserve"> PAGEREF _Toc227782798 \h </w:instrText>
+              <w:instrText xml:space="preserve"> PAGEREF _Toc227881597 \h </w:instrText>
             </w:r>
             <w:r>
               <w:rPr>
@@ -4150,7 +4150,7 @@
                 <w:noProof/>
                 <w:webHidden/>
               </w:rPr>
-              <w:t>58</w:t>
+              <w:t>59</w:t>
             </w:r>
             <w:r>
               <w:rPr>
@@ -4173,7 +4173,7 @@
               <w:lang w:eastAsia="pl-PL"/>
             </w:rPr>
           </w:pPr>
-          <w:hyperlink w:anchor="_Toc227782799" w:history="1">
+          <w:hyperlink w:anchor="_Toc227881598" w:history="1">
             <w:r>
               <w:rPr>
                 <w:rStyle w:val="Hipercze"/>
@@ -4201,7 +4201,7 @@
                 <w:noProof/>
                 <w:webHidden/>
               </w:rPr>
-              <w:instrText xml:space="preserve"> PAGEREF _Toc227782799 \h </w:instrText>
+              <w:instrText xml:space="preserve"> PAGEREF _Toc227881598 \h </w:instrText>
             </w:r>
             <w:r>
               <w:rPr>
@@ -4221,7 +4221,432 @@
                 <w:noProof/>
                 <w:webHidden/>
               </w:rPr>
-              <w:t>60</w:t>
+              <w:t>61</w:t>
+            </w:r>
+            <w:r>
+              <w:rPr>
+                <w:noProof/>
+                <w:webHidden/>
+              </w:rPr>
+              <w:fldChar w:fldCharType="end"/>
+            </w:r>
+          </w:hyperlink>
+        </w:p>
+        <w:p>
+          <w:pPr>
+            <w:pStyle w:val="Spistreci1"/>
+            <w:tabs>
+              <w:tab w:val="right" w:leader="dot" w:pos="9062"/>
+            </w:tabs>
+            <w:rPr>
+              <w:rFonts w:eastAsiaTheme="minorEastAsia"/>
+              <w:noProof/>
+              <w:lang w:eastAsia="pl-PL"/>
+            </w:rPr>
+          </w:pPr>
+          <w:hyperlink w:anchor="_Toc227881599" w:history="1">
+            <w:r>
+              <w:rPr>
+                <w:rStyle w:val="Hipercze"/>
+                <w:noProof/>
+                <w:lang w:val="en-US"/>
+              </w:rPr>
+              <w:t>Task 21 Assigning Public IP to Virtual Machines</w:t>
+            </w:r>
+            <w:r>
+              <w:rPr>
+                <w:noProof/>
+                <w:webHidden/>
+              </w:rPr>
+              <w:tab/>
+            </w:r>
+            <w:r>
+              <w:rPr>
+                <w:noProof/>
+                <w:webHidden/>
+              </w:rPr>
+              <w:fldChar w:fldCharType="begin"/>
+            </w:r>
+            <w:r>
+              <w:rPr>
+                <w:noProof/>
+                <w:webHidden/>
+              </w:rPr>
+              <w:instrText xml:space="preserve"> PAGEREF _Toc227881599 \h </w:instrText>
+            </w:r>
+            <w:r>
+              <w:rPr>
+                <w:noProof/>
+                <w:webHidden/>
+              </w:rPr>
+            </w:r>
+            <w:r>
+              <w:rPr>
+                <w:noProof/>
+                <w:webHidden/>
+              </w:rPr>
+              <w:fldChar w:fldCharType="separate"/>
+            </w:r>
+            <w:r>
+              <w:rPr>
+                <w:noProof/>
+                <w:webHidden/>
+              </w:rPr>
+              <w:t>61</w:t>
+            </w:r>
+            <w:r>
+              <w:rPr>
+                <w:noProof/>
+                <w:webHidden/>
+              </w:rPr>
+              <w:fldChar w:fldCharType="end"/>
+            </w:r>
+          </w:hyperlink>
+        </w:p>
+        <w:p>
+          <w:pPr>
+            <w:pStyle w:val="Spistreci2"/>
+            <w:tabs>
+              <w:tab w:val="right" w:leader="dot" w:pos="9062"/>
+            </w:tabs>
+            <w:rPr>
+              <w:rFonts w:eastAsiaTheme="minorEastAsia"/>
+              <w:noProof/>
+              <w:lang w:eastAsia="pl-PL"/>
+            </w:rPr>
+          </w:pPr>
+          <w:hyperlink w:anchor="_Toc227881600" w:history="1">
+            <w:r>
+              <w:rPr>
+                <w:rStyle w:val="Hipercze"/>
+                <w:noProof/>
+                <w:lang w:val="en-US"/>
+              </w:rPr>
+              <w:t>Solution</w:t>
+            </w:r>
+            <w:r>
+              <w:rPr>
+                <w:noProof/>
+                <w:webHidden/>
+              </w:rPr>
+              <w:tab/>
+            </w:r>
+            <w:r>
+              <w:rPr>
+                <w:noProof/>
+                <w:webHidden/>
+              </w:rPr>
+              <w:fldChar w:fldCharType="begin"/>
+            </w:r>
+            <w:r>
+              <w:rPr>
+                <w:noProof/>
+                <w:webHidden/>
+              </w:rPr>
+              <w:instrText xml:space="preserve"> PAGEREF _Toc227881600 \h </w:instrText>
+            </w:r>
+            <w:r>
+              <w:rPr>
+                <w:noProof/>
+                <w:webHidden/>
+              </w:rPr>
+            </w:r>
+            <w:r>
+              <w:rPr>
+                <w:noProof/>
+                <w:webHidden/>
+              </w:rPr>
+              <w:fldChar w:fldCharType="separate"/>
+            </w:r>
+            <w:r>
+              <w:rPr>
+                <w:noProof/>
+                <w:webHidden/>
+              </w:rPr>
+              <w:t>61</w:t>
+            </w:r>
+            <w:r>
+              <w:rPr>
+                <w:noProof/>
+                <w:webHidden/>
+              </w:rPr>
+              <w:fldChar w:fldCharType="end"/>
+            </w:r>
+          </w:hyperlink>
+        </w:p>
+        <w:p>
+          <w:pPr>
+            <w:pStyle w:val="Spistreci2"/>
+            <w:tabs>
+              <w:tab w:val="right" w:leader="dot" w:pos="9062"/>
+            </w:tabs>
+            <w:rPr>
+              <w:rFonts w:eastAsiaTheme="minorEastAsia"/>
+              <w:noProof/>
+              <w:lang w:eastAsia="pl-PL"/>
+            </w:rPr>
+          </w:pPr>
+          <w:hyperlink w:anchor="_Toc227881601" w:history="1">
+            <w:r>
+              <w:rPr>
+                <w:rStyle w:val="Hipercze"/>
+                <w:noProof/>
+                <w:lang w:val="en-US"/>
+              </w:rPr>
+              <w:t>Why I need that</w:t>
+            </w:r>
+            <w:r>
+              <w:rPr>
+                <w:noProof/>
+                <w:webHidden/>
+              </w:rPr>
+              <w:tab/>
+            </w:r>
+            <w:r>
+              <w:rPr>
+                <w:noProof/>
+                <w:webHidden/>
+              </w:rPr>
+              <w:fldChar w:fldCharType="begin"/>
+            </w:r>
+            <w:r>
+              <w:rPr>
+                <w:noProof/>
+                <w:webHidden/>
+              </w:rPr>
+              <w:instrText xml:space="preserve"> PAGEREF _Toc227881601 \h </w:instrText>
+            </w:r>
+            <w:r>
+              <w:rPr>
+                <w:noProof/>
+                <w:webHidden/>
+              </w:rPr>
+            </w:r>
+            <w:r>
+              <w:rPr>
+                <w:noProof/>
+                <w:webHidden/>
+              </w:rPr>
+              <w:fldChar w:fldCharType="separate"/>
+            </w:r>
+            <w:r>
+              <w:rPr>
+                <w:noProof/>
+                <w:webHidden/>
+              </w:rPr>
+              <w:t>65</w:t>
+            </w:r>
+            <w:r>
+              <w:rPr>
+                <w:noProof/>
+                <w:webHidden/>
+              </w:rPr>
+              <w:fldChar w:fldCharType="end"/>
+            </w:r>
+          </w:hyperlink>
+        </w:p>
+        <w:p>
+          <w:pPr>
+            <w:pStyle w:val="Spistreci1"/>
+            <w:tabs>
+              <w:tab w:val="right" w:leader="dot" w:pos="9062"/>
+            </w:tabs>
+            <w:rPr>
+              <w:rFonts w:eastAsiaTheme="minorEastAsia"/>
+              <w:noProof/>
+              <w:lang w:eastAsia="pl-PL"/>
+            </w:rPr>
+          </w:pPr>
+          <w:hyperlink w:anchor="_Toc227881602" w:history="1">
+            <w:r>
+              <w:rPr>
+                <w:rStyle w:val="Hipercze"/>
+                <w:noProof/>
+                <w:lang w:val="en-US"/>
+              </w:rPr>
+              <w:t>Task 22  Configuring Instances with User Data</w:t>
+            </w:r>
+            <w:r>
+              <w:rPr>
+                <w:noProof/>
+                <w:webHidden/>
+              </w:rPr>
+              <w:tab/>
+            </w:r>
+            <w:r>
+              <w:rPr>
+                <w:noProof/>
+                <w:webHidden/>
+              </w:rPr>
+              <w:fldChar w:fldCharType="begin"/>
+            </w:r>
+            <w:r>
+              <w:rPr>
+                <w:noProof/>
+                <w:webHidden/>
+              </w:rPr>
+              <w:instrText xml:space="preserve"> PAGEREF _Toc227881602 \h </w:instrText>
+            </w:r>
+            <w:r>
+              <w:rPr>
+                <w:noProof/>
+                <w:webHidden/>
+              </w:rPr>
+            </w:r>
+            <w:r>
+              <w:rPr>
+                <w:noProof/>
+                <w:webHidden/>
+              </w:rPr>
+              <w:fldChar w:fldCharType="separate"/>
+            </w:r>
+            <w:r>
+              <w:rPr>
+                <w:noProof/>
+                <w:webHidden/>
+              </w:rPr>
+              <w:t>65</w:t>
+            </w:r>
+            <w:r>
+              <w:rPr>
+                <w:noProof/>
+                <w:webHidden/>
+              </w:rPr>
+              <w:fldChar w:fldCharType="end"/>
+            </w:r>
+          </w:hyperlink>
+        </w:p>
+        <w:p>
+          <w:pPr>
+            <w:pStyle w:val="Spistreci2"/>
+            <w:tabs>
+              <w:tab w:val="right" w:leader="dot" w:pos="9062"/>
+            </w:tabs>
+            <w:rPr>
+              <w:rFonts w:eastAsiaTheme="minorEastAsia"/>
+              <w:noProof/>
+              <w:lang w:eastAsia="pl-PL"/>
+            </w:rPr>
+          </w:pPr>
+          <w:hyperlink w:anchor="_Toc227881603" w:history="1">
+            <w:r>
+              <w:rPr>
+                <w:rStyle w:val="Hipercze"/>
+                <w:noProof/>
+              </w:rPr>
+              <w:t>Solution</w:t>
+            </w:r>
+            <w:r>
+              <w:rPr>
+                <w:noProof/>
+                <w:webHidden/>
+              </w:rPr>
+              <w:tab/>
+            </w:r>
+            <w:r>
+              <w:rPr>
+                <w:noProof/>
+                <w:webHidden/>
+              </w:rPr>
+              <w:fldChar w:fldCharType="begin"/>
+            </w:r>
+            <w:r>
+              <w:rPr>
+                <w:noProof/>
+                <w:webHidden/>
+              </w:rPr>
+              <w:instrText xml:space="preserve"> PAGEREF _Toc227881603 \h </w:instrText>
+            </w:r>
+            <w:r>
+              <w:rPr>
+                <w:noProof/>
+                <w:webHidden/>
+              </w:rPr>
+            </w:r>
+            <w:r>
+              <w:rPr>
+                <w:noProof/>
+                <w:webHidden/>
+              </w:rPr>
+              <w:fldChar w:fldCharType="separate"/>
+            </w:r>
+            <w:r>
+              <w:rPr>
+                <w:noProof/>
+                <w:webHidden/>
+              </w:rPr>
+              <w:t>66</w:t>
+            </w:r>
+            <w:r>
+              <w:rPr>
+                <w:noProof/>
+                <w:webHidden/>
+              </w:rPr>
+              <w:fldChar w:fldCharType="end"/>
+            </w:r>
+          </w:hyperlink>
+        </w:p>
+        <w:p>
+          <w:pPr>
+            <w:pStyle w:val="Spistreci2"/>
+            <w:tabs>
+              <w:tab w:val="right" w:leader="dot" w:pos="9062"/>
+            </w:tabs>
+            <w:rPr>
+              <w:rFonts w:eastAsiaTheme="minorEastAsia"/>
+              <w:noProof/>
+              <w:lang w:eastAsia="pl-PL"/>
+            </w:rPr>
+          </w:pPr>
+          <w:hyperlink w:anchor="_Toc227881604" w:history="1">
+            <w:r>
+              <w:rPr>
+                <w:rStyle w:val="Hipercze"/>
+                <w:noProof/>
+                <w:lang w:val="en-US"/>
+              </w:rPr>
+              <w:t>Why we need that</w:t>
+            </w:r>
+            <w:r>
+              <w:rPr>
+                <w:noProof/>
+                <w:webHidden/>
+              </w:rPr>
+              <w:tab/>
+            </w:r>
+            <w:r>
+              <w:rPr>
+                <w:noProof/>
+                <w:webHidden/>
+              </w:rPr>
+              <w:fldChar w:fldCharType="begin"/>
+            </w:r>
+            <w:r>
+              <w:rPr>
+                <w:noProof/>
+                <w:webHidden/>
+              </w:rPr>
+              <w:instrText xml:space="preserve"> PAGEREF _Toc227881604 \h </w:instrText>
+            </w:r>
+            <w:r>
+              <w:rPr>
+                <w:noProof/>
+                <w:webHidden/>
+              </w:rPr>
+            </w:r>
+            <w:r>
+              <w:rPr>
+                <w:noProof/>
+                <w:webHidden/>
+              </w:rPr>
+              <w:fldChar w:fldCharType="separate"/>
+            </w:r>
+            <w:r>
+              <w:rPr>
+                <w:noProof/>
+                <w:webHidden/>
+              </w:rPr>
+              <w:t>70</w:t>
             </w:r>
             <w:r>
               <w:rPr>
@@ -4267,7 +4692,7 @@
           <w:lang w:val="en-US"/>
         </w:rPr>
       </w:pPr>
-      <w:bookmarkStart w:id="0" w:name="_Toc227782741"/>
+      <w:bookmarkStart w:id="0" w:name="_Toc227881540"/>
       <w:r>
         <w:rPr>
           <w:lang w:val="en-US"/>
@@ -4395,7 +4820,7 @@
           <w:lang w:val="en-US"/>
         </w:rPr>
       </w:pPr>
-      <w:bookmarkStart w:id="1" w:name="_Toc227782742"/>
+      <w:bookmarkStart w:id="1" w:name="_Toc227881541"/>
       <w:r>
         <w:rPr>
           <w:lang w:val="en-US"/>
@@ -4781,7 +5206,7 @@
           <w:lang w:val="en-US"/>
         </w:rPr>
       </w:pPr>
-      <w:bookmarkStart w:id="2" w:name="_Toc227782743"/>
+      <w:bookmarkStart w:id="2" w:name="_Toc227881542"/>
       <w:r>
         <w:rPr>
           <w:lang w:val="en-US"/>
@@ -4810,7 +5235,7 @@
           <w:lang w:val="en-US"/>
         </w:rPr>
       </w:pPr>
-      <w:bookmarkStart w:id="3" w:name="_Toc227782744"/>
+      <w:bookmarkStart w:id="3" w:name="_Toc227881543"/>
       <w:r>
         <w:rPr>
           <w:lang w:val="en-US"/>
@@ -5045,7 +5470,7 @@
           <w:lang w:val="en-US"/>
         </w:rPr>
       </w:pPr>
-      <w:bookmarkStart w:id="4" w:name="_Toc227782745"/>
+      <w:bookmarkStart w:id="4" w:name="_Toc227881544"/>
       <w:r>
         <w:rPr>
           <w:lang w:val="en-US"/>
@@ -5945,7 +6370,7 @@
           <w:lang w:val="en-US"/>
         </w:rPr>
       </w:pPr>
-      <w:bookmarkStart w:id="5" w:name="_Toc227782746"/>
+      <w:bookmarkStart w:id="5" w:name="_Toc227881545"/>
       <w:r>
         <w:rPr>
           <w:lang w:val="en-US"/>
@@ -5981,7 +6406,7 @@
           <w:lang w:val="en-US"/>
         </w:rPr>
       </w:pPr>
-      <w:bookmarkStart w:id="6" w:name="_Toc227782747"/>
+      <w:bookmarkStart w:id="6" w:name="_Toc227881546"/>
       <w:r>
         <w:rPr>
           <w:lang w:val="en-US"/>
@@ -6125,7 +6550,7 @@
           <w:lang w:val="en-US"/>
         </w:rPr>
       </w:pPr>
-      <w:bookmarkStart w:id="7" w:name="_Toc227782748"/>
+      <w:bookmarkStart w:id="7" w:name="_Toc227881547"/>
       <w:r>
         <w:rPr>
           <w:lang w:val="en-US"/>
@@ -6717,7 +7142,7 @@
           <w:lang w:val="en-US"/>
         </w:rPr>
       </w:pPr>
-      <w:bookmarkStart w:id="8" w:name="_Toc227782749"/>
+      <w:bookmarkStart w:id="8" w:name="_Toc227881548"/>
       <w:r>
         <w:rPr>
           <w:lang w:val="en-US"/>
@@ -6747,7 +7172,7 @@
           <w:lang w:val="en-US"/>
         </w:rPr>
       </w:pPr>
-      <w:bookmarkStart w:id="9" w:name="_Toc227782750"/>
+      <w:bookmarkStart w:id="9" w:name="_Toc227881549"/>
       <w:r>
         <w:rPr>
           <w:lang w:val="en-US"/>
@@ -6905,7 +7330,7 @@
           <w:lang w:val="en-US"/>
         </w:rPr>
       </w:pPr>
-      <w:bookmarkStart w:id="10" w:name="_Toc227782751"/>
+      <w:bookmarkStart w:id="10" w:name="_Toc227881550"/>
       <w:r>
         <w:rPr>
           <w:lang w:val="en-US"/>
@@ -7347,7 +7772,7 @@
           <w:lang w:val="en-US"/>
         </w:rPr>
       </w:pPr>
-      <w:bookmarkStart w:id="11" w:name="_Toc227782752"/>
+      <w:bookmarkStart w:id="11" w:name="_Toc227881551"/>
       <w:r>
         <w:rPr>
           <w:lang w:val="en-US"/>
@@ -7419,7 +7844,7 @@
           <w:lang w:val="en-US"/>
         </w:rPr>
       </w:pPr>
-      <w:bookmarkStart w:id="12" w:name="_Toc227782753"/>
+      <w:bookmarkStart w:id="12" w:name="_Toc227881552"/>
       <w:r>
         <w:rPr>
           <w:lang w:val="en-US"/>
@@ -7571,7 +7996,7 @@
           <w:lang w:val="en-US"/>
         </w:rPr>
       </w:pPr>
-      <w:bookmarkStart w:id="13" w:name="_Toc227782754"/>
+      <w:bookmarkStart w:id="13" w:name="_Toc227881553"/>
       <w:r>
         <w:rPr>
           <w:lang w:val="en-US"/>
@@ -8023,7 +8448,7 @@
           <w:lang w:val="en-US"/>
         </w:rPr>
       </w:pPr>
-      <w:bookmarkStart w:id="14" w:name="_Toc227782755"/>
+      <w:bookmarkStart w:id="14" w:name="_Toc227881554"/>
       <w:r>
         <w:rPr>
           <w:lang w:val="en-US"/>
@@ -8052,7 +8477,7 @@
           <w:lang w:val="en-US"/>
         </w:rPr>
       </w:pPr>
-      <w:bookmarkStart w:id="15" w:name="_Toc227782756"/>
+      <w:bookmarkStart w:id="15" w:name="_Toc227881555"/>
       <w:r>
         <w:rPr>
           <w:lang w:val="en-US"/>
@@ -8183,7 +8608,7 @@
           <w:lang w:val="en-US"/>
         </w:rPr>
       </w:pPr>
-      <w:bookmarkStart w:id="16" w:name="_Toc227782757"/>
+      <w:bookmarkStart w:id="16" w:name="_Toc227881556"/>
       <w:r>
         <w:rPr>
           <w:lang w:val="en-US"/>
@@ -8730,7 +9155,7 @@
           <w:lang w:val="en-US"/>
         </w:rPr>
       </w:pPr>
-      <w:bookmarkStart w:id="17" w:name="_Toc227782758"/>
+      <w:bookmarkStart w:id="17" w:name="_Toc227881557"/>
       <w:r>
         <w:rPr>
           <w:lang w:val="en-US"/>
@@ -8787,7 +9212,7 @@
           <w:lang w:val="en-US"/>
         </w:rPr>
       </w:pPr>
-      <w:bookmarkStart w:id="18" w:name="_Toc227782759"/>
+      <w:bookmarkStart w:id="18" w:name="_Toc227881558"/>
       <w:r>
         <w:rPr>
           <w:lang w:val="en-US"/>
@@ -8856,7 +9281,7 @@
           <w:lang w:val="en-US"/>
         </w:rPr>
       </w:pPr>
-      <w:bookmarkStart w:id="19" w:name="_Toc227782760"/>
+      <w:bookmarkStart w:id="19" w:name="_Toc227881559"/>
       <w:r>
         <w:rPr>
           <w:lang w:val="en-US"/>
@@ -9304,7 +9729,7 @@
           <w:lang w:val="en-US"/>
         </w:rPr>
       </w:pPr>
-      <w:bookmarkStart w:id="20" w:name="_Toc227782761"/>
+      <w:bookmarkStart w:id="20" w:name="_Toc227881560"/>
       <w:r>
         <w:rPr>
           <w:lang w:val="en-US"/>
@@ -9333,7 +9758,7 @@
           <w:lang w:val="en-US"/>
         </w:rPr>
       </w:pPr>
-      <w:bookmarkStart w:id="21" w:name="_Toc227782762"/>
+      <w:bookmarkStart w:id="21" w:name="_Toc227881561"/>
       <w:r>
         <w:rPr>
           <w:lang w:val="en-US"/>
@@ -10194,7 +10619,7 @@
           <w:lang w:val="en-US"/>
         </w:rPr>
       </w:pPr>
-      <w:bookmarkStart w:id="22" w:name="_Toc227782763"/>
+      <w:bookmarkStart w:id="22" w:name="_Toc227881562"/>
       <w:r>
         <w:rPr>
           <w:lang w:val="en-US"/>
@@ -10237,7 +10662,7 @@
           <w:lang w:val="en-US"/>
         </w:rPr>
       </w:pPr>
-      <w:bookmarkStart w:id="23" w:name="_Toc227782764"/>
+      <w:bookmarkStart w:id="23" w:name="_Toc227881563"/>
       <w:r>
         <w:rPr>
           <w:lang w:val="en-US"/>
@@ -10414,7 +10839,7 @@
           <w:lang w:val="en-US"/>
         </w:rPr>
       </w:pPr>
-      <w:bookmarkStart w:id="24" w:name="_Toc227782765"/>
+      <w:bookmarkStart w:id="24" w:name="_Toc227881564"/>
       <w:r>
         <w:rPr>
           <w:lang w:val="en-US"/>
@@ -11124,7 +11549,7 @@
           <w:lang w:val="en-US"/>
         </w:rPr>
       </w:pPr>
-      <w:bookmarkStart w:id="25" w:name="_Toc227782766"/>
+      <w:bookmarkStart w:id="25" w:name="_Toc227881565"/>
       <w:r>
         <w:rPr>
           <w:lang w:val="en-US"/>
@@ -11279,7 +11704,7 @@
           <w:lang w:val="en-US"/>
         </w:rPr>
       </w:pPr>
-      <w:bookmarkStart w:id="26" w:name="_Toc227782767"/>
+      <w:bookmarkStart w:id="26" w:name="_Toc227881566"/>
       <w:r>
         <w:rPr>
           <w:lang w:val="en-US"/>
@@ -11385,7 +11810,7 @@
           <w:lang w:val="en-US"/>
         </w:rPr>
       </w:pPr>
-      <w:bookmarkStart w:id="27" w:name="_Toc227782768"/>
+      <w:bookmarkStart w:id="27" w:name="_Toc227881567"/>
       <w:r>
         <w:rPr>
           <w:lang w:val="en-US"/>
@@ -12292,7 +12717,7 @@
           <w:lang w:val="en-US"/>
         </w:rPr>
       </w:pPr>
-      <w:bookmarkStart w:id="28" w:name="_Toc227782769"/>
+      <w:bookmarkStart w:id="28" w:name="_Toc227881568"/>
       <w:r>
         <w:rPr>
           <w:lang w:val="en-US"/>
@@ -12334,7 +12759,7 @@
           <w:lang w:val="en-US"/>
         </w:rPr>
       </w:pPr>
-      <w:bookmarkStart w:id="29" w:name="_Toc227782770"/>
+      <w:bookmarkStart w:id="29" w:name="_Toc227881569"/>
       <w:r>
         <w:rPr>
           <w:lang w:val="en-US"/>
@@ -12415,7 +12840,7 @@
           <w:lang w:val="en-US"/>
         </w:rPr>
       </w:pPr>
-      <w:bookmarkStart w:id="30" w:name="_Toc227782771"/>
+      <w:bookmarkStart w:id="30" w:name="_Toc227881570"/>
       <w:r>
         <w:rPr>
           <w:lang w:val="en-US"/>
@@ -12899,7 +13324,7 @@
           <w:lang w:val="en-US"/>
         </w:rPr>
       </w:pPr>
-      <w:bookmarkStart w:id="31" w:name="_Toc227782772"/>
+      <w:bookmarkStart w:id="31" w:name="_Toc227881571"/>
       <w:r>
         <w:rPr>
           <w:lang w:val="en-US"/>
@@ -12949,7 +13374,7 @@
           <w:lang w:val="en-US"/>
         </w:rPr>
       </w:pPr>
-      <w:bookmarkStart w:id="32" w:name="_Toc227782773"/>
+      <w:bookmarkStart w:id="32" w:name="_Toc227881572"/>
       <w:r>
         <w:rPr>
           <w:lang w:val="en-US"/>
@@ -13025,7 +13450,7 @@
           <w:lang w:val="en-US"/>
         </w:rPr>
       </w:pPr>
-      <w:bookmarkStart w:id="33" w:name="_Toc227782774"/>
+      <w:bookmarkStart w:id="33" w:name="_Toc227881573"/>
       <w:r>
         <w:rPr>
           <w:lang w:val="en-US"/>
@@ -13428,7 +13853,7 @@
           <w:lang w:val="en-US"/>
         </w:rPr>
       </w:pPr>
-      <w:bookmarkStart w:id="34" w:name="_Toc227782775"/>
+      <w:bookmarkStart w:id="34" w:name="_Toc227881574"/>
       <w:r>
         <w:rPr>
           <w:lang w:val="en-US"/>
@@ -13457,7 +13882,7 @@
           <w:lang w:val="en-US"/>
         </w:rPr>
       </w:pPr>
-      <w:bookmarkStart w:id="35" w:name="_Toc227782776"/>
+      <w:bookmarkStart w:id="35" w:name="_Toc227881575"/>
       <w:r>
         <w:rPr>
           <w:lang w:val="en-US"/>
@@ -13914,7 +14339,7 @@
           <w:lang w:val="en-US"/>
         </w:rPr>
       </w:pPr>
-      <w:bookmarkStart w:id="36" w:name="_Toc227782777"/>
+      <w:bookmarkStart w:id="36" w:name="_Toc227881576"/>
       <w:r>
         <w:rPr>
           <w:lang w:val="en-US"/>
@@ -14806,7 +15231,7 @@
           <w:lang w:val="en-US"/>
         </w:rPr>
       </w:pPr>
-      <w:bookmarkStart w:id="37" w:name="_Toc227782778"/>
+      <w:bookmarkStart w:id="37" w:name="_Toc227881577"/>
       <w:r>
         <w:rPr>
           <w:lang w:val="en-US"/>
@@ -14856,7 +15281,7 @@
           <w:lang w:val="en-US"/>
         </w:rPr>
       </w:pPr>
-      <w:bookmarkStart w:id="38" w:name="_Toc227782779"/>
+      <w:bookmarkStart w:id="38" w:name="_Toc227881578"/>
       <w:r>
         <w:rPr>
           <w:lang w:val="en-US"/>
@@ -15007,7 +15432,7 @@
           <w:lang w:val="en-US"/>
         </w:rPr>
       </w:pPr>
-      <w:bookmarkStart w:id="39" w:name="_Toc227782780"/>
+      <w:bookmarkStart w:id="39" w:name="_Toc227881579"/>
       <w:r>
         <w:rPr>
           <w:lang w:val="en-US"/>
@@ -15400,7 +15825,7 @@
           <w:lang w:val="en-US"/>
         </w:rPr>
       </w:pPr>
-      <w:bookmarkStart w:id="40" w:name="_Toc227782781"/>
+      <w:bookmarkStart w:id="40" w:name="_Toc227881580"/>
       <w:r>
         <w:rPr>
           <w:lang w:val="en-US"/>
@@ -15444,7 +15869,7 @@
           <w:lang w:val="en-US"/>
         </w:rPr>
       </w:pPr>
-      <w:bookmarkStart w:id="41" w:name="_Toc227782782"/>
+      <w:bookmarkStart w:id="41" w:name="_Toc227881581"/>
       <w:r>
         <w:rPr>
           <w:lang w:val="en-US"/>
@@ -15579,7 +16004,7 @@
           <w:lang w:val="en-US"/>
         </w:rPr>
       </w:pPr>
-      <w:bookmarkStart w:id="42" w:name="_Toc227782783"/>
+      <w:bookmarkStart w:id="42" w:name="_Toc227881582"/>
       <w:r>
         <w:rPr>
           <w:lang w:val="en-US"/>
@@ -16574,7 +16999,7 @@
           <w:lang w:val="en-US"/>
         </w:rPr>
       </w:pPr>
-      <w:bookmarkStart w:id="43" w:name="_Toc227782784"/>
+      <w:bookmarkStart w:id="43" w:name="_Toc227881583"/>
       <w:r>
         <w:rPr>
           <w:lang w:val="en-US"/>
@@ -16603,7 +17028,7 @@
           <w:lang w:val="en-US"/>
         </w:rPr>
       </w:pPr>
-      <w:bookmarkStart w:id="44" w:name="_Toc227782785"/>
+      <w:bookmarkStart w:id="44" w:name="_Toc227881584"/>
       <w:r>
         <w:rPr>
           <w:lang w:val="en-US"/>
@@ -16665,7 +17090,7 @@
           <w:lang w:val="en-US"/>
         </w:rPr>
       </w:pPr>
-      <w:bookmarkStart w:id="45" w:name="_Toc227782786"/>
+      <w:bookmarkStart w:id="45" w:name="_Toc227881585"/>
       <w:r>
         <w:rPr>
           <w:lang w:val="en-US"/>
@@ -16691,6 +17116,7 @@
       <w:pPr>
         <w:rPr>
           <w:rStyle w:val="Wyrnienieintensywne"/>
+          <w:lang w:val="en-US"/>
         </w:rPr>
       </w:pPr>
       <w:proofErr w:type="spellStart"/>
@@ -16714,6 +17140,7 @@
       <w:pPr>
         <w:rPr>
           <w:rStyle w:val="Wyrnienieintensywne"/>
+          <w:lang w:val="en-US"/>
         </w:rPr>
       </w:pPr>
     </w:p>
@@ -16945,6 +17372,7 @@
       <w:pPr>
         <w:rPr>
           <w:rStyle w:val="Wyrnienieintensywne"/>
+          <w:lang w:val="en-US"/>
         </w:rPr>
       </w:pPr>
       <w:r>
@@ -16959,6 +17387,7 @@
       <w:pPr>
         <w:rPr>
           <w:rStyle w:val="Wyrnienieintensywne"/>
+          <w:lang w:val="en-US"/>
         </w:rPr>
       </w:pPr>
     </w:p>
@@ -17151,6 +17580,7 @@
       </w:pPr>
       <w:r>
         <w:rPr>
+          <w:noProof/>
           <w:lang w:val="en-US"/>
         </w:rPr>
         <w:drawing>
@@ -17198,6 +17628,7 @@
       </w:pPr>
       <w:r>
         <w:rPr>
+          <w:noProof/>
           <w:lang w:val="en-US"/>
         </w:rPr>
         <w:lastRenderedPageBreak/>
@@ -17246,6 +17677,7 @@
       </w:pPr>
       <w:r>
         <w:rPr>
+          <w:noProof/>
           <w:lang w:val="en-US"/>
         </w:rPr>
         <w:lastRenderedPageBreak/>
@@ -17294,6 +17726,7 @@
       </w:pPr>
       <w:r>
         <w:rPr>
+          <w:noProof/>
           <w:lang w:val="en-US"/>
         </w:rPr>
         <w:lastRenderedPageBreak/>
@@ -17341,7 +17774,7 @@
           <w:lang w:val="en-US"/>
         </w:rPr>
       </w:pPr>
-      <w:bookmarkStart w:id="46" w:name="_Toc227782787"/>
+      <w:bookmarkStart w:id="46" w:name="_Toc227881586"/>
       <w:r>
         <w:rPr>
           <w:lang w:val="en-US"/>
@@ -17397,7 +17830,7 @@
           <w:lang w:val="en-US"/>
         </w:rPr>
       </w:pPr>
-      <w:bookmarkStart w:id="47" w:name="_Toc227782788"/>
+      <w:bookmarkStart w:id="47" w:name="_Toc227881587"/>
       <w:r>
         <w:rPr>
           <w:lang w:val="en-US"/>
@@ -17445,7 +17878,7 @@
           <w:lang w:val="en-US"/>
         </w:rPr>
       </w:pPr>
-      <w:bookmarkStart w:id="48" w:name="_Toc227782789"/>
+      <w:bookmarkStart w:id="48" w:name="_Toc227881588"/>
       <w:r>
         <w:rPr>
           <w:lang w:val="en-US"/>
@@ -17471,6 +17904,7 @@
       <w:pPr>
         <w:rPr>
           <w:rStyle w:val="Wyrnienieintensywne"/>
+          <w:lang w:val="en-US"/>
         </w:rPr>
       </w:pPr>
       <w:r>
@@ -17494,6 +17928,7 @@
       <w:pPr>
         <w:rPr>
           <w:rStyle w:val="Wyrnienieintensywne"/>
+          <w:lang w:val="en-US"/>
         </w:rPr>
       </w:pPr>
     </w:p>
@@ -17993,6 +18428,7 @@
       </w:pPr>
       <w:r>
         <w:rPr>
+          <w:noProof/>
           <w:lang w:val="en-US"/>
         </w:rPr>
         <w:lastRenderedPageBreak/>
@@ -18041,6 +18477,7 @@
       </w:pPr>
       <w:r>
         <w:rPr>
+          <w:noProof/>
           <w:lang w:val="en-US"/>
         </w:rPr>
         <w:drawing>
@@ -18087,7 +18524,7 @@
           <w:lang w:val="en-US"/>
         </w:rPr>
       </w:pPr>
-      <w:bookmarkStart w:id="49" w:name="_Toc227782790"/>
+      <w:bookmarkStart w:id="49" w:name="_Toc227881589"/>
       <w:r>
         <w:rPr>
           <w:lang w:val="en-US"/>
@@ -18136,7 +18573,7 @@
           <w:lang w:val="en-US"/>
         </w:rPr>
       </w:pPr>
-      <w:bookmarkStart w:id="50" w:name="_Toc227782791"/>
+      <w:bookmarkStart w:id="50" w:name="_Toc227881590"/>
       <w:r>
         <w:rPr>
           <w:lang w:val="en-US"/>
@@ -18219,7 +18656,7 @@
           <w:lang w:val="en-US"/>
         </w:rPr>
       </w:pPr>
-      <w:bookmarkStart w:id="51" w:name="_Toc227782792"/>
+      <w:bookmarkStart w:id="51" w:name="_Toc227881591"/>
       <w:r>
         <w:rPr>
           <w:lang w:val="en-US"/>
@@ -18245,6 +18682,7 @@
       <w:pPr>
         <w:rPr>
           <w:rStyle w:val="Wyrnienieintensywne"/>
+          <w:lang w:val="en-US"/>
         </w:rPr>
       </w:pPr>
       <w:proofErr w:type="spellStart"/>
@@ -18268,13 +18706,15 @@
       <w:pPr>
         <w:rPr>
           <w:rStyle w:val="Wyrnienieintensywne"/>
-        </w:rPr>
-      </w:pPr>
-    </w:p>
-    <w:p>
-      <w:pPr>
-        <w:rPr>
-          <w:rStyle w:val="Wyrnienieintensywne"/>
+          <w:lang w:val="en-US"/>
+        </w:rPr>
+      </w:pPr>
+    </w:p>
+    <w:p>
+      <w:pPr>
+        <w:rPr>
+          <w:rStyle w:val="Wyrnienieintensywne"/>
+          <w:lang w:val="en-US"/>
         </w:rPr>
       </w:pPr>
       <w:r>
@@ -18329,13 +18769,15 @@
       <w:pPr>
         <w:rPr>
           <w:rStyle w:val="Wyrnienieintensywne"/>
-        </w:rPr>
-      </w:pPr>
-    </w:p>
-    <w:p>
-      <w:pPr>
-        <w:rPr>
-          <w:rStyle w:val="Wyrnienieintensywne"/>
+          <w:lang w:val="en-US"/>
+        </w:rPr>
+      </w:pPr>
+    </w:p>
+    <w:p>
+      <w:pPr>
+        <w:rPr>
+          <w:rStyle w:val="Wyrnienieintensywne"/>
+          <w:lang w:val="en-US"/>
         </w:rPr>
       </w:pPr>
       <w:proofErr w:type="spellStart"/>
@@ -18399,13 +18841,15 @@
       <w:pPr>
         <w:rPr>
           <w:rStyle w:val="Wyrnienieintensywne"/>
-        </w:rPr>
-      </w:pPr>
-    </w:p>
-    <w:p>
-      <w:pPr>
-        <w:rPr>
-          <w:rStyle w:val="Wyrnienieintensywne"/>
+          <w:lang w:val="en-US"/>
+        </w:rPr>
+      </w:pPr>
+    </w:p>
+    <w:p>
+      <w:pPr>
+        <w:rPr>
+          <w:rStyle w:val="Wyrnienieintensywne"/>
+          <w:lang w:val="en-US"/>
         </w:rPr>
       </w:pPr>
       <w:proofErr w:type="spellStart"/>
@@ -18485,6 +18929,7 @@
       </w:pPr>
       <w:r>
         <w:rPr>
+          <w:noProof/>
           <w:lang w:val="en-US"/>
         </w:rPr>
         <w:drawing>
@@ -18532,6 +18977,7 @@
       </w:pPr>
       <w:r>
         <w:rPr>
+          <w:noProof/>
           <w:lang w:val="en-US"/>
         </w:rPr>
         <w:lastRenderedPageBreak/>
@@ -18579,7 +19025,7 @@
           <w:lang w:val="en-US"/>
         </w:rPr>
       </w:pPr>
-      <w:bookmarkStart w:id="52" w:name="_Toc227782793"/>
+      <w:bookmarkStart w:id="52" w:name="_Toc227881592"/>
       <w:r>
         <w:rPr>
           <w:lang w:val="en-US"/>
@@ -18608,7 +19054,7 @@
           <w:lang w:val="en-US"/>
         </w:rPr>
       </w:pPr>
-      <w:bookmarkStart w:id="53" w:name="_Toc227782794"/>
+      <w:bookmarkStart w:id="53" w:name="_Toc227881593"/>
       <w:r>
         <w:rPr>
           <w:lang w:val="en-US"/>
@@ -18717,7 +19163,7 @@
           <w:lang w:val="en-US"/>
         </w:rPr>
       </w:pPr>
-      <w:bookmarkStart w:id="54" w:name="_Toc227782795"/>
+      <w:bookmarkStart w:id="54" w:name="_Toc227881594"/>
       <w:r>
         <w:rPr>
           <w:lang w:val="en-US"/>
@@ -18744,6 +19190,7 @@
       <w:pPr>
         <w:rPr>
           <w:rStyle w:val="Wyrnienieintensywne"/>
+          <w:lang w:val="en-US"/>
         </w:rPr>
       </w:pPr>
       <w:proofErr w:type="spellStart"/>
@@ -18767,6 +19214,7 @@
       <w:pPr>
         <w:rPr>
           <w:rStyle w:val="Wyrnienieintensywne"/>
+          <w:lang w:val="en-US"/>
         </w:rPr>
       </w:pPr>
     </w:p>
@@ -19011,6 +19459,7 @@
       <w:pPr>
         <w:rPr>
           <w:rStyle w:val="Wyrnienieintensywne"/>
+          <w:lang w:val="en-US"/>
         </w:rPr>
       </w:pPr>
       <w:r>
@@ -19025,6 +19474,7 @@
       <w:pPr>
         <w:rPr>
           <w:rStyle w:val="Wyrnienieintensywne"/>
+          <w:lang w:val="en-US"/>
         </w:rPr>
       </w:pPr>
     </w:p>
@@ -19124,6 +19574,7 @@
       </w:pPr>
       <w:r>
         <w:rPr>
+          <w:noProof/>
           <w:lang w:val="en-US"/>
         </w:rPr>
         <w:lastRenderedPageBreak/>
@@ -19172,6 +19623,7 @@
       </w:pPr>
       <w:r>
         <w:rPr>
+          <w:noProof/>
           <w:lang w:val="en-US"/>
         </w:rPr>
         <w:drawing>
@@ -19218,7 +19670,7 @@
           <w:lang w:val="en-US"/>
         </w:rPr>
       </w:pPr>
-      <w:bookmarkStart w:id="55" w:name="_Toc227782796"/>
+      <w:bookmarkStart w:id="55" w:name="_Toc227881595"/>
       <w:r>
         <w:rPr>
           <w:lang w:val="en-US"/>
@@ -19254,7 +19706,7 @@
           <w:lang w:val="en-US"/>
         </w:rPr>
       </w:pPr>
-      <w:bookmarkStart w:id="56" w:name="_Toc227782797"/>
+      <w:bookmarkStart w:id="56" w:name="_Toc227881596"/>
       <w:r>
         <w:rPr>
           <w:lang w:val="en-US"/>
@@ -19754,7 +20206,7 @@
           <w:lang w:val="en-US"/>
         </w:rPr>
       </w:pPr>
-      <w:bookmarkStart w:id="57" w:name="_Toc227782798"/>
+      <w:bookmarkStart w:id="57" w:name="_Toc227881597"/>
       <w:r>
         <w:rPr>
           <w:lang w:val="en-US"/>
@@ -20772,6 +21224,7 @@
       <w:pPr>
         <w:rPr>
           <w:rStyle w:val="Wyrnienieintensywne"/>
+          <w:lang w:val="en-US"/>
         </w:rPr>
       </w:pPr>
       <w:r>
@@ -20835,7 +21288,7 @@
           <w:lang w:val="en-US"/>
         </w:rPr>
       </w:pPr>
-      <w:bookmarkStart w:id="58" w:name="_Toc227782799"/>
+      <w:bookmarkStart w:id="58" w:name="_Toc227881598"/>
       <w:r>
         <w:rPr>
           <w:lang w:val="en-US"/>
@@ -20859,6 +21312,3264 @@
     </w:p>
     <w:p>
       <w:pPr>
+        <w:rPr>
+          <w:lang w:val="en-US"/>
+        </w:rPr>
+      </w:pPr>
+    </w:p>
+    <w:p>
+      <w:pPr>
+        <w:pStyle w:val="Nagwek1"/>
+        <w:rPr>
+          <w:lang w:val="en-US"/>
+        </w:rPr>
+      </w:pPr>
+      <w:bookmarkStart w:id="59" w:name="_Toc227881599"/>
+      <w:r>
+        <w:rPr>
+          <w:lang w:val="en-US"/>
+        </w:rPr>
+        <w:t xml:space="preserve">Task 21 </w:t>
+      </w:r>
+      <w:r>
+        <w:rPr>
+          <w:lang w:val="en-US"/>
+        </w:rPr>
+        <w:t>Assigning Public IP to Virtual Machines</w:t>
+      </w:r>
+      <w:bookmarkEnd w:id="59"/>
+    </w:p>
+    <w:p>
+      <w:pPr>
+        <w:rPr>
+          <w:lang w:val="en-US"/>
+        </w:rPr>
+      </w:pPr>
+      <w:r>
+        <w:rPr>
+          <w:lang w:val="en-US"/>
+        </w:rPr>
+        <w:t xml:space="preserve">We need configure everything one more time 'The Nautilus DevOps Team has received a new request from the Development Team to set up a new Azure Virtual Machine (VM). This VM will be used to host a new application that requires a stable public IP address. To ensure that the VM has a consistent public IP, a Static Public IP address needs to be associated with it. The VM will be named </w:t>
+      </w:r>
+      <w:proofErr w:type="spellStart"/>
+      <w:r>
+        <w:rPr>
+          <w:lang w:val="en-US"/>
+        </w:rPr>
+        <w:t>xfusion-vm</w:t>
+      </w:r>
+      <w:proofErr w:type="spellEnd"/>
+      <w:r>
+        <w:rPr>
+          <w:lang w:val="en-US"/>
+        </w:rPr>
+        <w:t xml:space="preserve">, and the Static Public IP will be named </w:t>
+      </w:r>
+      <w:proofErr w:type="spellStart"/>
+      <w:r>
+        <w:rPr>
+          <w:lang w:val="en-US"/>
+        </w:rPr>
+        <w:t>xfusion</w:t>
+      </w:r>
+      <w:proofErr w:type="spellEnd"/>
+      <w:r>
+        <w:rPr>
+          <w:lang w:val="en-US"/>
+        </w:rPr>
+        <w:t xml:space="preserve">-pip. This setup will help the Development Team to have a reliable and consistent access point for their application. Create an Azure VM named </w:t>
+      </w:r>
+      <w:proofErr w:type="spellStart"/>
+      <w:r>
+        <w:rPr>
+          <w:lang w:val="en-US"/>
+        </w:rPr>
+        <w:t>xfusion-vm</w:t>
+      </w:r>
+      <w:proofErr w:type="spellEnd"/>
+      <w:r>
+        <w:rPr>
+          <w:lang w:val="en-US"/>
+        </w:rPr>
+        <w:t xml:space="preserve"> using any available Ubuntu image, with the VM size Standard_B1s. Generate an SSH public key on the azure-client host and associate it with the VM for SSH access. Associate a Static Public IP address named </w:t>
+      </w:r>
+      <w:proofErr w:type="spellStart"/>
+      <w:r>
+        <w:rPr>
+          <w:lang w:val="en-US"/>
+        </w:rPr>
+        <w:t>xfusion</w:t>
+      </w:r>
+      <w:proofErr w:type="spellEnd"/>
+      <w:r>
+        <w:rPr>
+          <w:lang w:val="en-US"/>
+        </w:rPr>
+        <w:t>-pip with this VM. Ensure the VM is accessible via SSH using the generated public key.</w:t>
+      </w:r>
+    </w:p>
+    <w:p>
+      <w:pPr>
+        <w:rPr>
+          <w:lang w:val="en-US"/>
+        </w:rPr>
+      </w:pPr>
+    </w:p>
+    <w:p>
+      <w:pPr>
+        <w:pStyle w:val="Nagwek2"/>
+        <w:rPr>
+          <w:lang w:val="en-US"/>
+        </w:rPr>
+      </w:pPr>
+      <w:bookmarkStart w:id="60" w:name="_Toc227881600"/>
+      <w:r>
+        <w:rPr>
+          <w:lang w:val="en-US"/>
+        </w:rPr>
+        <w:t>Solution</w:t>
+      </w:r>
+      <w:bookmarkEnd w:id="60"/>
+    </w:p>
+    <w:p>
+      <w:pPr>
+        <w:rPr>
+          <w:lang w:val="en-US"/>
+        </w:rPr>
+      </w:pPr>
+      <w:r>
+        <w:rPr>
+          <w:lang w:val="en-US"/>
+        </w:rPr>
+        <w:t>F</w:t>
+      </w:r>
+      <w:r>
+        <w:rPr>
+          <w:lang w:val="en-US"/>
+        </w:rPr>
+        <w:t>rom script</w:t>
+      </w:r>
+    </w:p>
+    <w:p>
+      <w:pPr>
+        <w:rPr>
+          <w:rStyle w:val="Wyrnienieintensywne"/>
+          <w:lang w:val="en-US"/>
+        </w:rPr>
+      </w:pPr>
+      <w:r>
+        <w:rPr>
+          <w:rStyle w:val="Wyrnienieintensywne"/>
+          <w:lang w:val="en-US"/>
+        </w:rPr>
+        <w:t>RG="kml_rg_main-ee15eeff1eb249f0"</w:t>
+      </w:r>
+      <w:r>
+        <w:rPr>
+          <w:rStyle w:val="Wyrnienieintensywne"/>
+          <w:lang w:val="en-US"/>
+        </w:rPr>
+        <w:br/>
+        <w:t>LOC="</w:t>
+      </w:r>
+      <w:proofErr w:type="spellStart"/>
+      <w:r>
+        <w:rPr>
+          <w:rStyle w:val="Wyrnienieintensywne"/>
+          <w:lang w:val="en-US"/>
+        </w:rPr>
+        <w:t>eastus</w:t>
+      </w:r>
+      <w:proofErr w:type="spellEnd"/>
+      <w:r>
+        <w:rPr>
+          <w:rStyle w:val="Wyrnienieintensywne"/>
+          <w:lang w:val="en-US"/>
+        </w:rPr>
+        <w:t>"</w:t>
+      </w:r>
+      <w:r>
+        <w:rPr>
+          <w:rStyle w:val="Wyrnienieintensywne"/>
+          <w:lang w:val="en-US"/>
+        </w:rPr>
+        <w:br/>
+        <w:t>VM="</w:t>
+      </w:r>
+      <w:proofErr w:type="spellStart"/>
+      <w:r>
+        <w:rPr>
+          <w:rStyle w:val="Wyrnienieintensywne"/>
+          <w:lang w:val="en-US"/>
+        </w:rPr>
+        <w:t>devops-vm</w:t>
+      </w:r>
+      <w:proofErr w:type="spellEnd"/>
+      <w:r>
+        <w:rPr>
+          <w:rStyle w:val="Wyrnienieintensywne"/>
+          <w:lang w:val="en-US"/>
+        </w:rPr>
+        <w:t>"</w:t>
+      </w:r>
+      <w:r>
+        <w:rPr>
+          <w:rStyle w:val="Wyrnienieintensywne"/>
+          <w:lang w:val="en-US"/>
+        </w:rPr>
+        <w:br/>
+        <w:t>PIP="</w:t>
+      </w:r>
+      <w:proofErr w:type="spellStart"/>
+      <w:r>
+        <w:rPr>
+          <w:rStyle w:val="Wyrnienieintensywne"/>
+          <w:lang w:val="en-US"/>
+        </w:rPr>
+        <w:t>devops</w:t>
+      </w:r>
+      <w:proofErr w:type="spellEnd"/>
+      <w:r>
+        <w:rPr>
+          <w:rStyle w:val="Wyrnienieintensywne"/>
+          <w:lang w:val="en-US"/>
+        </w:rPr>
+        <w:t>-pip"</w:t>
+      </w:r>
+      <w:r>
+        <w:rPr>
+          <w:rStyle w:val="Wyrnienieintensywne"/>
+          <w:lang w:val="en-US"/>
+        </w:rPr>
+        <w:br/>
+        <w:t>USER="</w:t>
+      </w:r>
+      <w:proofErr w:type="spellStart"/>
+      <w:r>
+        <w:rPr>
+          <w:rStyle w:val="Wyrnienieintensywne"/>
+          <w:lang w:val="en-US"/>
+        </w:rPr>
+        <w:t>azureuser</w:t>
+      </w:r>
+      <w:proofErr w:type="spellEnd"/>
+      <w:r>
+        <w:rPr>
+          <w:rStyle w:val="Wyrnienieintensywne"/>
+          <w:lang w:val="en-US"/>
+        </w:rPr>
+        <w:t>"</w:t>
+      </w:r>
+      <w:r>
+        <w:rPr>
+          <w:rStyle w:val="Wyrnienieintensywne"/>
+          <w:lang w:val="en-US"/>
+        </w:rPr>
+        <w:br/>
+        <w:t>KEY="$HOME/.ssh/</w:t>
+      </w:r>
+      <w:proofErr w:type="spellStart"/>
+      <w:r>
+        <w:rPr>
+          <w:rStyle w:val="Wyrnienieintensywne"/>
+          <w:lang w:val="en-US"/>
+        </w:rPr>
+        <w:t>devops_vm_key</w:t>
+      </w:r>
+      <w:proofErr w:type="spellEnd"/>
+      <w:r>
+        <w:rPr>
+          <w:rStyle w:val="Wyrnienieintensywne"/>
+          <w:lang w:val="en-US"/>
+        </w:rPr>
+        <w:t>"</w:t>
+      </w:r>
+    </w:p>
+    <w:p>
+      <w:pPr>
+        <w:rPr>
+          <w:rStyle w:val="Wyrnienieintensywne"/>
+        </w:rPr>
+      </w:pPr>
+    </w:p>
+    <w:p>
+      <w:pPr>
+        <w:rPr>
+          <w:rStyle w:val="Wyrnienieintensywne"/>
+          <w:lang w:val="en-US"/>
+        </w:rPr>
+      </w:pPr>
+      <w:proofErr w:type="spellStart"/>
+      <w:r>
+        <w:rPr>
+          <w:rStyle w:val="Wyrnienieintensywne"/>
+          <w:lang w:val="en-US"/>
+        </w:rPr>
+        <w:t>mkdir</w:t>
+      </w:r>
+      <w:proofErr w:type="spellEnd"/>
+      <w:r>
+        <w:rPr>
+          <w:rStyle w:val="Wyrnienieintensywne"/>
+          <w:lang w:val="en-US"/>
+        </w:rPr>
+        <w:t xml:space="preserve"> -p "$HOME/.ssh"</w:t>
+      </w:r>
+    </w:p>
+    <w:p>
+      <w:pPr>
+        <w:rPr>
+          <w:rStyle w:val="Wyrnienieintensywne"/>
+        </w:rPr>
+      </w:pPr>
+      <w:r>
+        <w:rPr>
+          <w:rStyle w:val="Wyrnienieintensywne"/>
+          <w:lang w:val="en-US"/>
+        </w:rPr>
+        <w:t xml:space="preserve">ssh-keygen -t </w:t>
+      </w:r>
+      <w:proofErr w:type="spellStart"/>
+      <w:r>
+        <w:rPr>
+          <w:rStyle w:val="Wyrnienieintensywne"/>
+          <w:lang w:val="en-US"/>
+        </w:rPr>
+        <w:t>rsa</w:t>
+      </w:r>
+      <w:proofErr w:type="spellEnd"/>
+      <w:r>
+        <w:rPr>
+          <w:rStyle w:val="Wyrnienieintensywne"/>
+          <w:lang w:val="en-US"/>
+        </w:rPr>
+        <w:t xml:space="preserve"> -b 2048 -f "$KEY" -N ""</w:t>
+      </w:r>
+    </w:p>
+    <w:p>
+      <w:pPr>
+        <w:rPr>
+          <w:rStyle w:val="Wyrnienieintensywne"/>
+        </w:rPr>
+      </w:pPr>
+    </w:p>
+    <w:p>
+      <w:pPr>
+        <w:rPr>
+          <w:rStyle w:val="Wyrnienieintensywne"/>
+          <w:lang w:val="en-US"/>
+        </w:rPr>
+      </w:pPr>
+      <w:proofErr w:type="spellStart"/>
+      <w:r>
+        <w:rPr>
+          <w:rStyle w:val="Wyrnienieintensywne"/>
+          <w:lang w:val="en-US"/>
+        </w:rPr>
+        <w:t>az</w:t>
+      </w:r>
+      <w:proofErr w:type="spellEnd"/>
+      <w:r>
+        <w:rPr>
+          <w:rStyle w:val="Wyrnienieintensywne"/>
+          <w:lang w:val="en-US"/>
+        </w:rPr>
+        <w:t xml:space="preserve"> network public-</w:t>
+      </w:r>
+      <w:proofErr w:type="spellStart"/>
+      <w:r>
+        <w:rPr>
+          <w:rStyle w:val="Wyrnienieintensywne"/>
+          <w:lang w:val="en-US"/>
+        </w:rPr>
+        <w:t>ip</w:t>
+      </w:r>
+      <w:proofErr w:type="spellEnd"/>
+      <w:r>
+        <w:rPr>
+          <w:rStyle w:val="Wyrnienieintensywne"/>
+          <w:lang w:val="en-US"/>
+        </w:rPr>
+        <w:t xml:space="preserve"> create \</w:t>
+      </w:r>
+    </w:p>
+    <w:p>
+      <w:pPr>
+        <w:rPr>
+          <w:rStyle w:val="Wyrnienieintensywne"/>
+          <w:lang w:val="en-US"/>
+        </w:rPr>
+      </w:pPr>
+      <w:r>
+        <w:rPr>
+          <w:rStyle w:val="Wyrnienieintensywne"/>
+          <w:lang w:val="en-US"/>
+        </w:rPr>
+        <w:t xml:space="preserve">  --resource-group "$RG" \</w:t>
+      </w:r>
+    </w:p>
+    <w:p>
+      <w:pPr>
+        <w:rPr>
+          <w:rStyle w:val="Wyrnienieintensywne"/>
+          <w:lang w:val="en-US"/>
+        </w:rPr>
+      </w:pPr>
+      <w:r>
+        <w:rPr>
+          <w:rStyle w:val="Wyrnienieintensywne"/>
+          <w:lang w:val="en-US"/>
+        </w:rPr>
+        <w:lastRenderedPageBreak/>
+        <w:t xml:space="preserve">  --name "$PIP" \</w:t>
+      </w:r>
+    </w:p>
+    <w:p>
+      <w:pPr>
+        <w:rPr>
+          <w:rStyle w:val="Wyrnienieintensywne"/>
+          <w:lang w:val="en-US"/>
+        </w:rPr>
+      </w:pPr>
+      <w:r>
+        <w:rPr>
+          <w:rStyle w:val="Wyrnienieintensywne"/>
+          <w:lang w:val="en-US"/>
+        </w:rPr>
+        <w:t xml:space="preserve">  --location "$LOC" \</w:t>
+      </w:r>
+    </w:p>
+    <w:p>
+      <w:pPr>
+        <w:rPr>
+          <w:rStyle w:val="Wyrnienieintensywne"/>
+          <w:lang w:val="en-US"/>
+        </w:rPr>
+      </w:pPr>
+      <w:r>
+        <w:rPr>
+          <w:rStyle w:val="Wyrnienieintensywne"/>
+          <w:lang w:val="en-US"/>
+        </w:rPr>
+        <w:t xml:space="preserve">  --</w:t>
+      </w:r>
+      <w:proofErr w:type="spellStart"/>
+      <w:r>
+        <w:rPr>
+          <w:rStyle w:val="Wyrnienieintensywne"/>
+          <w:lang w:val="en-US"/>
+        </w:rPr>
+        <w:t>sku</w:t>
+      </w:r>
+      <w:proofErr w:type="spellEnd"/>
+      <w:r>
+        <w:rPr>
+          <w:rStyle w:val="Wyrnienieintensywne"/>
+          <w:lang w:val="en-US"/>
+        </w:rPr>
+        <w:t xml:space="preserve"> Standard \</w:t>
+      </w:r>
+    </w:p>
+    <w:p>
+      <w:pPr>
+        <w:rPr>
+          <w:rStyle w:val="Wyrnienieintensywne"/>
+        </w:rPr>
+      </w:pPr>
+      <w:r>
+        <w:rPr>
+          <w:rStyle w:val="Wyrnienieintensywne"/>
+          <w:lang w:val="en-US"/>
+        </w:rPr>
+        <w:t xml:space="preserve">  --allocation-method Static</w:t>
+      </w:r>
+    </w:p>
+    <w:p>
+      <w:pPr>
+        <w:rPr>
+          <w:rStyle w:val="Wyrnienieintensywne"/>
+        </w:rPr>
+      </w:pPr>
+    </w:p>
+    <w:p>
+      <w:pPr>
+        <w:rPr>
+          <w:rStyle w:val="Wyrnienieintensywne"/>
+          <w:lang w:val="en-US"/>
+        </w:rPr>
+      </w:pPr>
+      <w:proofErr w:type="spellStart"/>
+      <w:r>
+        <w:rPr>
+          <w:rStyle w:val="Wyrnienieintensywne"/>
+          <w:lang w:val="en-US"/>
+        </w:rPr>
+        <w:t>az</w:t>
+      </w:r>
+      <w:proofErr w:type="spellEnd"/>
+      <w:r>
+        <w:rPr>
+          <w:rStyle w:val="Wyrnienieintensywne"/>
+          <w:lang w:val="en-US"/>
+        </w:rPr>
+        <w:t xml:space="preserve"> </w:t>
+      </w:r>
+      <w:proofErr w:type="spellStart"/>
+      <w:r>
+        <w:rPr>
+          <w:rStyle w:val="Wyrnienieintensywne"/>
+          <w:lang w:val="en-US"/>
+        </w:rPr>
+        <w:t>vm</w:t>
+      </w:r>
+      <w:proofErr w:type="spellEnd"/>
+      <w:r>
+        <w:rPr>
+          <w:rStyle w:val="Wyrnienieintensywne"/>
+          <w:lang w:val="en-US"/>
+        </w:rPr>
+        <w:t xml:space="preserve"> create \</w:t>
+      </w:r>
+    </w:p>
+    <w:p>
+      <w:pPr>
+        <w:rPr>
+          <w:rStyle w:val="Wyrnienieintensywne"/>
+          <w:lang w:val="en-US"/>
+        </w:rPr>
+      </w:pPr>
+      <w:r>
+        <w:rPr>
+          <w:rStyle w:val="Wyrnienieintensywne"/>
+          <w:lang w:val="en-US"/>
+        </w:rPr>
+        <w:t xml:space="preserve">  --resource-group "$RG" \</w:t>
+      </w:r>
+    </w:p>
+    <w:p>
+      <w:pPr>
+        <w:rPr>
+          <w:rStyle w:val="Wyrnienieintensywne"/>
+          <w:lang w:val="en-US"/>
+        </w:rPr>
+      </w:pPr>
+      <w:r>
+        <w:rPr>
+          <w:rStyle w:val="Wyrnienieintensywne"/>
+          <w:lang w:val="en-US"/>
+        </w:rPr>
+        <w:t xml:space="preserve">  --name "$VM" \</w:t>
+      </w:r>
+    </w:p>
+    <w:p>
+      <w:pPr>
+        <w:rPr>
+          <w:rStyle w:val="Wyrnienieintensywne"/>
+          <w:lang w:val="en-US"/>
+        </w:rPr>
+      </w:pPr>
+      <w:r>
+        <w:rPr>
+          <w:rStyle w:val="Wyrnienieintensywne"/>
+          <w:lang w:val="en-US"/>
+        </w:rPr>
+        <w:t xml:space="preserve">  --location "$LOC" \</w:t>
+      </w:r>
+    </w:p>
+    <w:p>
+      <w:pPr>
+        <w:rPr>
+          <w:rStyle w:val="Wyrnienieintensywne"/>
+          <w:lang w:val="en-US"/>
+        </w:rPr>
+      </w:pPr>
+      <w:r>
+        <w:rPr>
+          <w:rStyle w:val="Wyrnienieintensywne"/>
+          <w:lang w:val="en-US"/>
+        </w:rPr>
+        <w:t xml:space="preserve">  --image Ubuntu2204 \</w:t>
+      </w:r>
+    </w:p>
+    <w:p>
+      <w:pPr>
+        <w:rPr>
+          <w:rStyle w:val="Wyrnienieintensywne"/>
+          <w:lang w:val="en-US"/>
+        </w:rPr>
+      </w:pPr>
+      <w:r>
+        <w:rPr>
+          <w:rStyle w:val="Wyrnienieintensywne"/>
+          <w:lang w:val="en-US"/>
+        </w:rPr>
+        <w:t xml:space="preserve">  --size Standard_B1s \</w:t>
+      </w:r>
+    </w:p>
+    <w:p>
+      <w:pPr>
+        <w:rPr>
+          <w:rStyle w:val="Wyrnienieintensywne"/>
+          <w:lang w:val="en-US"/>
+        </w:rPr>
+      </w:pPr>
+      <w:r>
+        <w:rPr>
+          <w:rStyle w:val="Wyrnienieintensywne"/>
+          <w:lang w:val="en-US"/>
+        </w:rPr>
+        <w:t xml:space="preserve">  --admin-username "$USER" \</w:t>
+      </w:r>
+    </w:p>
+    <w:p>
+      <w:pPr>
+        <w:rPr>
+          <w:rStyle w:val="Wyrnienieintensywne"/>
+          <w:lang w:val="en-US"/>
+        </w:rPr>
+      </w:pPr>
+      <w:r>
+        <w:rPr>
+          <w:rStyle w:val="Wyrnienieintensywne"/>
+          <w:lang w:val="en-US"/>
+        </w:rPr>
+        <w:t xml:space="preserve">  --ssh-key-values "${KEY}.pub" \</w:t>
+      </w:r>
+    </w:p>
+    <w:p>
+      <w:pPr>
+        <w:rPr>
+          <w:rStyle w:val="Wyrnienieintensywne"/>
+        </w:rPr>
+      </w:pPr>
+      <w:r>
+        <w:rPr>
+          <w:rStyle w:val="Wyrnienieintensywne"/>
+          <w:lang w:val="en-US"/>
+        </w:rPr>
+        <w:t xml:space="preserve">  --public-</w:t>
+      </w:r>
+      <w:proofErr w:type="spellStart"/>
+      <w:r>
+        <w:rPr>
+          <w:rStyle w:val="Wyrnienieintensywne"/>
+          <w:lang w:val="en-US"/>
+        </w:rPr>
+        <w:t>ip</w:t>
+      </w:r>
+      <w:proofErr w:type="spellEnd"/>
+      <w:r>
+        <w:rPr>
+          <w:rStyle w:val="Wyrnienieintensywne"/>
+          <w:lang w:val="en-US"/>
+        </w:rPr>
+        <w:t>-address "$PIP"</w:t>
+      </w:r>
+    </w:p>
+    <w:p>
+      <w:pPr>
+        <w:rPr>
+          <w:rStyle w:val="Wyrnienieintensywne"/>
+        </w:rPr>
+      </w:pPr>
+    </w:p>
+    <w:p>
+      <w:pPr>
+        <w:rPr>
+          <w:rStyle w:val="Wyrnienieintensywne"/>
+          <w:lang w:val="en-US"/>
+        </w:rPr>
+      </w:pPr>
+      <w:proofErr w:type="spellStart"/>
+      <w:r>
+        <w:rPr>
+          <w:rStyle w:val="Wyrnienieintensywne"/>
+          <w:lang w:val="en-US"/>
+        </w:rPr>
+        <w:t>az</w:t>
+      </w:r>
+      <w:proofErr w:type="spellEnd"/>
+      <w:r>
+        <w:rPr>
+          <w:rStyle w:val="Wyrnienieintensywne"/>
+          <w:lang w:val="en-US"/>
+        </w:rPr>
+        <w:t xml:space="preserve"> </w:t>
+      </w:r>
+      <w:proofErr w:type="spellStart"/>
+      <w:r>
+        <w:rPr>
+          <w:rStyle w:val="Wyrnienieintensywne"/>
+          <w:lang w:val="en-US"/>
+        </w:rPr>
+        <w:t>vm</w:t>
+      </w:r>
+      <w:proofErr w:type="spellEnd"/>
+      <w:r>
+        <w:rPr>
+          <w:rStyle w:val="Wyrnienieintensywne"/>
+          <w:lang w:val="en-US"/>
+        </w:rPr>
+        <w:t xml:space="preserve"> create \</w:t>
+      </w:r>
+    </w:p>
+    <w:p>
+      <w:pPr>
+        <w:rPr>
+          <w:rStyle w:val="Wyrnienieintensywne"/>
+          <w:lang w:val="en-US"/>
+        </w:rPr>
+      </w:pPr>
+      <w:r>
+        <w:rPr>
+          <w:rStyle w:val="Wyrnienieintensywne"/>
+          <w:lang w:val="en-US"/>
+        </w:rPr>
+        <w:t xml:space="preserve">  --resource-group "$RG" \</w:t>
+      </w:r>
+    </w:p>
+    <w:p>
+      <w:pPr>
+        <w:rPr>
+          <w:rStyle w:val="Wyrnienieintensywne"/>
+          <w:lang w:val="en-US"/>
+        </w:rPr>
+      </w:pPr>
+      <w:r>
+        <w:rPr>
+          <w:rStyle w:val="Wyrnienieintensywne"/>
+          <w:lang w:val="en-US"/>
+        </w:rPr>
+        <w:t xml:space="preserve">  --name "$VM" \</w:t>
+      </w:r>
+    </w:p>
+    <w:p>
+      <w:pPr>
+        <w:rPr>
+          <w:rStyle w:val="Wyrnienieintensywne"/>
+          <w:lang w:val="en-US"/>
+        </w:rPr>
+      </w:pPr>
+      <w:r>
+        <w:rPr>
+          <w:rStyle w:val="Wyrnienieintensywne"/>
+          <w:lang w:val="en-US"/>
+        </w:rPr>
+        <w:t xml:space="preserve">  --location "$LOC" \</w:t>
+      </w:r>
+    </w:p>
+    <w:p>
+      <w:pPr>
+        <w:rPr>
+          <w:rStyle w:val="Wyrnienieintensywne"/>
+          <w:lang w:val="en-US"/>
+        </w:rPr>
+      </w:pPr>
+      <w:r>
+        <w:rPr>
+          <w:rStyle w:val="Wyrnienieintensywne"/>
+          <w:lang w:val="en-US"/>
+        </w:rPr>
+        <w:t xml:space="preserve">  --image Ubuntu2204 \</w:t>
+      </w:r>
+    </w:p>
+    <w:p>
+      <w:pPr>
+        <w:rPr>
+          <w:rStyle w:val="Wyrnienieintensywne"/>
+          <w:lang w:val="en-US"/>
+        </w:rPr>
+      </w:pPr>
+      <w:r>
+        <w:rPr>
+          <w:rStyle w:val="Wyrnienieintensywne"/>
+          <w:lang w:val="en-US"/>
+        </w:rPr>
+        <w:t xml:space="preserve">  --size Standard_B1s \</w:t>
+      </w:r>
+    </w:p>
+    <w:p>
+      <w:pPr>
+        <w:rPr>
+          <w:rStyle w:val="Wyrnienieintensywne"/>
+          <w:lang w:val="en-US"/>
+        </w:rPr>
+      </w:pPr>
+      <w:r>
+        <w:rPr>
+          <w:rStyle w:val="Wyrnienieintensywne"/>
+          <w:lang w:val="en-US"/>
+        </w:rPr>
+        <w:t xml:space="preserve">  --admin-username "$USER" \</w:t>
+      </w:r>
+    </w:p>
+    <w:p>
+      <w:pPr>
+        <w:rPr>
+          <w:rStyle w:val="Wyrnienieintensywne"/>
+          <w:lang w:val="en-US"/>
+        </w:rPr>
+      </w:pPr>
+      <w:r>
+        <w:rPr>
+          <w:rStyle w:val="Wyrnienieintensywne"/>
+          <w:lang w:val="en-US"/>
+        </w:rPr>
+        <w:t xml:space="preserve">  --ssh-key-values "${KEY}.pub" \</w:t>
+      </w:r>
+    </w:p>
+    <w:p>
+      <w:pPr>
+        <w:rPr>
+          <w:rStyle w:val="Wyrnienieintensywne"/>
+          <w:lang w:val="en-US"/>
+        </w:rPr>
+      </w:pPr>
+      <w:r>
+        <w:rPr>
+          <w:rStyle w:val="Wyrnienieintensywne"/>
+          <w:lang w:val="en-US"/>
+        </w:rPr>
+        <w:t xml:space="preserve">  --public-</w:t>
+      </w:r>
+      <w:proofErr w:type="spellStart"/>
+      <w:r>
+        <w:rPr>
+          <w:rStyle w:val="Wyrnienieintensywne"/>
+          <w:lang w:val="en-US"/>
+        </w:rPr>
+        <w:t>ip</w:t>
+      </w:r>
+      <w:proofErr w:type="spellEnd"/>
+      <w:r>
+        <w:rPr>
+          <w:rStyle w:val="Wyrnienieintensywne"/>
+          <w:lang w:val="en-US"/>
+        </w:rPr>
+        <w:t>-address "$PIP" \</w:t>
+      </w:r>
+    </w:p>
+    <w:p>
+      <w:pPr>
+        <w:rPr>
+          <w:rStyle w:val="Wyrnienieintensywne"/>
+          <w:lang w:val="en-US"/>
+        </w:rPr>
+      </w:pPr>
+      <w:r>
+        <w:rPr>
+          <w:rStyle w:val="Wyrnienieintensywne"/>
+          <w:lang w:val="en-US"/>
+        </w:rPr>
+        <w:t xml:space="preserve">  --storage-</w:t>
+      </w:r>
+      <w:proofErr w:type="spellStart"/>
+      <w:r>
+        <w:rPr>
+          <w:rStyle w:val="Wyrnienieintensywne"/>
+          <w:lang w:val="en-US"/>
+        </w:rPr>
+        <w:t>sku</w:t>
+      </w:r>
+      <w:proofErr w:type="spellEnd"/>
+      <w:r>
+        <w:rPr>
+          <w:rStyle w:val="Wyrnienieintensywne"/>
+          <w:lang w:val="en-US"/>
+        </w:rPr>
+        <w:t xml:space="preserve"> </w:t>
+      </w:r>
+      <w:proofErr w:type="spellStart"/>
+      <w:r>
+        <w:rPr>
+          <w:rStyle w:val="Wyrnienieintensywne"/>
+          <w:lang w:val="en-US"/>
+        </w:rPr>
+        <w:t>Standard_LRS</w:t>
+      </w:r>
+      <w:proofErr w:type="spellEnd"/>
+      <w:r>
+        <w:rPr>
+          <w:rStyle w:val="Wyrnienieintensywne"/>
+          <w:lang w:val="en-US"/>
+        </w:rPr>
+        <w:t xml:space="preserve"> \</w:t>
+      </w:r>
+    </w:p>
+    <w:p>
+      <w:pPr>
+        <w:rPr>
+          <w:rStyle w:val="Wyrnienieintensywne"/>
+        </w:rPr>
+      </w:pPr>
+      <w:r>
+        <w:rPr>
+          <w:rStyle w:val="Wyrnienieintensywne"/>
+          <w:lang w:val="en-US"/>
+        </w:rPr>
+        <w:t xml:space="preserve">  --</w:t>
+      </w:r>
+      <w:proofErr w:type="spellStart"/>
+      <w:r>
+        <w:rPr>
+          <w:rStyle w:val="Wyrnienieintensywne"/>
+          <w:lang w:val="en-US"/>
+        </w:rPr>
+        <w:t>os</w:t>
+      </w:r>
+      <w:proofErr w:type="spellEnd"/>
+      <w:r>
+        <w:rPr>
+          <w:rStyle w:val="Wyrnienieintensywne"/>
+          <w:lang w:val="en-US"/>
+        </w:rPr>
+        <w:t>-disk-size-</w:t>
+      </w:r>
+      <w:proofErr w:type="spellStart"/>
+      <w:r>
+        <w:rPr>
+          <w:rStyle w:val="Wyrnienieintensywne"/>
+          <w:lang w:val="en-US"/>
+        </w:rPr>
+        <w:t>gb</w:t>
+      </w:r>
+      <w:proofErr w:type="spellEnd"/>
+      <w:r>
+        <w:rPr>
+          <w:rStyle w:val="Wyrnienieintensywne"/>
+          <w:lang w:val="en-US"/>
+        </w:rPr>
+        <w:t xml:space="preserve"> 30</w:t>
+      </w:r>
+    </w:p>
+    <w:p>
+      <w:pPr>
+        <w:rPr>
+          <w:rStyle w:val="Wyrnienieintensywne"/>
+        </w:rPr>
+      </w:pPr>
+    </w:p>
+    <w:p>
+      <w:pPr>
+        <w:rPr>
+          <w:rStyle w:val="Wyrnienieintensywne"/>
+        </w:rPr>
+      </w:pPr>
+      <w:proofErr w:type="spellStart"/>
+      <w:r>
+        <w:rPr>
+          <w:rStyle w:val="Wyrnienieintensywne"/>
+          <w:lang w:val="en-US"/>
+        </w:rPr>
+        <w:lastRenderedPageBreak/>
+        <w:t>az</w:t>
+      </w:r>
+      <w:proofErr w:type="spellEnd"/>
+      <w:r>
+        <w:rPr>
+          <w:rStyle w:val="Wyrnienieintensywne"/>
+          <w:lang w:val="en-US"/>
+        </w:rPr>
+        <w:t xml:space="preserve"> </w:t>
+      </w:r>
+      <w:proofErr w:type="spellStart"/>
+      <w:r>
+        <w:rPr>
+          <w:rStyle w:val="Wyrnienieintensywne"/>
+          <w:lang w:val="en-US"/>
+        </w:rPr>
+        <w:t>vm</w:t>
+      </w:r>
+      <w:proofErr w:type="spellEnd"/>
+      <w:r>
+        <w:rPr>
+          <w:rStyle w:val="Wyrnienieintensywne"/>
+          <w:lang w:val="en-US"/>
+        </w:rPr>
+        <w:t xml:space="preserve"> open-port \</w:t>
+      </w:r>
+      <w:r>
+        <w:rPr>
+          <w:rStyle w:val="Wyrnienieintensywne"/>
+          <w:lang w:val="en-US"/>
+        </w:rPr>
+        <w:br/>
+        <w:t>--resource-group "$RG" \</w:t>
+      </w:r>
+      <w:r>
+        <w:rPr>
+          <w:rStyle w:val="Wyrnienieintensywne"/>
+          <w:lang w:val="en-US"/>
+        </w:rPr>
+        <w:br/>
+        <w:t>--name "$VM" \</w:t>
+      </w:r>
+      <w:r>
+        <w:rPr>
+          <w:rStyle w:val="Wyrnienieintensywne"/>
+          <w:lang w:val="en-US"/>
+        </w:rPr>
+        <w:br/>
+        <w:t>--port 22</w:t>
+      </w:r>
+    </w:p>
+    <w:p>
+      <w:pPr>
+        <w:rPr>
+          <w:rStyle w:val="Wyrnienieintensywne"/>
+        </w:rPr>
+      </w:pPr>
+    </w:p>
+    <w:p>
+      <w:pPr>
+        <w:rPr>
+          <w:rStyle w:val="Wyrnienieintensywne"/>
+        </w:rPr>
+      </w:pPr>
+      <w:r>
+        <w:rPr>
+          <w:rStyle w:val="Wyrnienieintensywne"/>
+          <w:lang w:val="en-US"/>
+        </w:rPr>
+        <w:t>PUBLIC_IP=$(</w:t>
+      </w:r>
+      <w:proofErr w:type="spellStart"/>
+      <w:r>
+        <w:rPr>
+          <w:rStyle w:val="Wyrnienieintensywne"/>
+          <w:lang w:val="en-US"/>
+        </w:rPr>
+        <w:t>az</w:t>
+      </w:r>
+      <w:proofErr w:type="spellEnd"/>
+      <w:r>
+        <w:rPr>
+          <w:rStyle w:val="Wyrnienieintensywne"/>
+          <w:lang w:val="en-US"/>
+        </w:rPr>
+        <w:t xml:space="preserve"> </w:t>
+      </w:r>
+      <w:proofErr w:type="spellStart"/>
+      <w:r>
+        <w:rPr>
+          <w:rStyle w:val="Wyrnienieintensywne"/>
+          <w:lang w:val="en-US"/>
+        </w:rPr>
+        <w:t>vm</w:t>
+      </w:r>
+      <w:proofErr w:type="spellEnd"/>
+      <w:r>
+        <w:rPr>
+          <w:rStyle w:val="Wyrnienieintensywne"/>
+          <w:lang w:val="en-US"/>
+        </w:rPr>
+        <w:t xml:space="preserve"> show -d -g "$RG" -n "$VM" --query </w:t>
+      </w:r>
+      <w:proofErr w:type="spellStart"/>
+      <w:r>
+        <w:rPr>
+          <w:rStyle w:val="Wyrnienieintensywne"/>
+          <w:lang w:val="en-US"/>
+        </w:rPr>
+        <w:t>publicIps</w:t>
+      </w:r>
+      <w:proofErr w:type="spellEnd"/>
+      <w:r>
+        <w:rPr>
+          <w:rStyle w:val="Wyrnienieintensywne"/>
+          <w:lang w:val="en-US"/>
+        </w:rPr>
+        <w:t xml:space="preserve"> -o </w:t>
+      </w:r>
+      <w:proofErr w:type="spellStart"/>
+      <w:r>
+        <w:rPr>
+          <w:rStyle w:val="Wyrnienieintensywne"/>
+          <w:lang w:val="en-US"/>
+        </w:rPr>
+        <w:t>tsv</w:t>
+      </w:r>
+      <w:proofErr w:type="spellEnd"/>
+      <w:r>
+        <w:rPr>
+          <w:rStyle w:val="Wyrnienieintensywne"/>
+          <w:lang w:val="en-US"/>
+        </w:rPr>
+        <w:t>)</w:t>
+      </w:r>
+      <w:r>
+        <w:rPr>
+          <w:rStyle w:val="Wyrnienieintensywne"/>
+          <w:lang w:val="en-US"/>
+        </w:rPr>
+        <w:br/>
+        <w:t>ssh -</w:t>
+      </w:r>
+      <w:proofErr w:type="spellStart"/>
+      <w:r>
+        <w:rPr>
+          <w:rStyle w:val="Wyrnienieintensywne"/>
+          <w:lang w:val="en-US"/>
+        </w:rPr>
+        <w:t>i</w:t>
+      </w:r>
+      <w:proofErr w:type="spellEnd"/>
+      <w:r>
+        <w:rPr>
+          <w:rStyle w:val="Wyrnienieintensywne"/>
+          <w:lang w:val="en-US"/>
+        </w:rPr>
+        <w:t xml:space="preserve"> "$KEY" -o </w:t>
+      </w:r>
+      <w:proofErr w:type="spellStart"/>
+      <w:r>
+        <w:rPr>
+          <w:rStyle w:val="Wyrnienieintensywne"/>
+          <w:lang w:val="en-US"/>
+        </w:rPr>
+        <w:t>StrictHostKeyChecking</w:t>
+      </w:r>
+      <w:proofErr w:type="spellEnd"/>
+      <w:r>
+        <w:rPr>
+          <w:rStyle w:val="Wyrnienieintensywne"/>
+          <w:lang w:val="en-US"/>
+        </w:rPr>
+        <w:t>=no ${USER}@${PUBLIC_IP}</w:t>
+      </w:r>
+    </w:p>
+    <w:p>
+      <w:pPr>
+        <w:rPr>
+          <w:lang w:val="en-US"/>
+        </w:rPr>
+      </w:pPr>
+    </w:p>
+    <w:p>
+      <w:pPr>
+        <w:rPr>
+          <w:lang w:val="en-US"/>
+        </w:rPr>
+      </w:pPr>
+      <w:r>
+        <w:rPr>
+          <w:lang w:val="en-US"/>
+        </w:rPr>
+        <w:t>From portal</w:t>
+      </w:r>
+    </w:p>
+    <w:p>
+      <w:pPr>
+        <w:rPr>
+          <w:lang w:val="en-US"/>
+        </w:rPr>
+      </w:pPr>
+      <w:r>
+        <w:rPr>
+          <w:lang w:val="en-US"/>
+        </w:rPr>
+        <w:drawing>
+          <wp:inline distT="0" distB="0" distL="0" distR="0" wp14:anchorId="0BB896AF" wp14:editId="14D12FA2">
+            <wp:extent cx="5760720" cy="5121910"/>
+            <wp:effectExtent l="0" t="0" r="0" b="2540"/>
+            <wp:docPr id="832541684" name="Obraz 1"/>
+            <wp:cNvGraphicFramePr>
+              <a:graphicFrameLocks xmlns:a="http://schemas.openxmlformats.org/drawingml/2006/main" noChangeAspect="1"/>
+            </wp:cNvGraphicFramePr>
+            <a:graphic xmlns:a="http://schemas.openxmlformats.org/drawingml/2006/main">
+              <a:graphicData uri="http://schemas.openxmlformats.org/drawingml/2006/picture">
+                <pic:pic xmlns:pic="http://schemas.openxmlformats.org/drawingml/2006/picture">
+                  <pic:nvPicPr>
+                    <pic:cNvPr id="832541684" name=""/>
+                    <pic:cNvPicPr/>
+                  </pic:nvPicPr>
+                  <pic:blipFill>
+                    <a:blip r:embed="rId48"/>
+                    <a:stretch>
+                      <a:fillRect/>
+                    </a:stretch>
+                  </pic:blipFill>
+                  <pic:spPr>
+                    <a:xfrm>
+                      <a:off x="0" y="0"/>
+                      <a:ext cx="5760720" cy="5121910"/>
+                    </a:xfrm>
+                    <a:prstGeom prst="rect">
+                      <a:avLst/>
+                    </a:prstGeom>
+                  </pic:spPr>
+                </pic:pic>
+              </a:graphicData>
+            </a:graphic>
+          </wp:inline>
+        </w:drawing>
+      </w:r>
+    </w:p>
+    <w:p>
+      <w:pPr>
+        <w:rPr>
+          <w:lang w:val="en-US"/>
+        </w:rPr>
+      </w:pPr>
+      <w:r>
+        <w:rPr>
+          <w:lang w:val="en-US"/>
+        </w:rPr>
+        <w:t xml:space="preserve">In create </w:t>
+      </w:r>
+      <w:proofErr w:type="spellStart"/>
+      <w:r>
+        <w:rPr>
+          <w:lang w:val="en-US"/>
+        </w:rPr>
+        <w:t>vm</w:t>
+      </w:r>
+      <w:proofErr w:type="spellEnd"/>
+      <w:r>
+        <w:rPr>
+          <w:lang w:val="en-US"/>
+        </w:rPr>
+        <w:t xml:space="preserve"> </w:t>
+      </w:r>
+      <w:r>
+        <w:rPr>
+          <w:lang w:val="en-US"/>
+        </w:rPr>
+        <w:t>form.</w:t>
+      </w:r>
+    </w:p>
+    <w:p>
+      <w:pPr>
+        <w:rPr>
+          <w:lang w:val="en-US"/>
+        </w:rPr>
+      </w:pPr>
+      <w:r>
+        <w:rPr>
+          <w:lang w:val="en-US"/>
+        </w:rPr>
+        <w:lastRenderedPageBreak/>
+        <w:drawing>
+          <wp:inline distT="0" distB="0" distL="0" distR="0" wp14:anchorId="5C7A23A8" wp14:editId="3998EFB9">
+            <wp:extent cx="5760720" cy="5623560"/>
+            <wp:effectExtent l="0" t="0" r="0" b="0"/>
+            <wp:docPr id="1382990435" name="Obraz 1"/>
+            <wp:cNvGraphicFramePr>
+              <a:graphicFrameLocks xmlns:a="http://schemas.openxmlformats.org/drawingml/2006/main" noChangeAspect="1"/>
+            </wp:cNvGraphicFramePr>
+            <a:graphic xmlns:a="http://schemas.openxmlformats.org/drawingml/2006/main">
+              <a:graphicData uri="http://schemas.openxmlformats.org/drawingml/2006/picture">
+                <pic:pic xmlns:pic="http://schemas.openxmlformats.org/drawingml/2006/picture">
+                  <pic:nvPicPr>
+                    <pic:cNvPr id="1382990435" name=""/>
+                    <pic:cNvPicPr/>
+                  </pic:nvPicPr>
+                  <pic:blipFill>
+                    <a:blip r:embed="rId49"/>
+                    <a:stretch>
+                      <a:fillRect/>
+                    </a:stretch>
+                  </pic:blipFill>
+                  <pic:spPr>
+                    <a:xfrm>
+                      <a:off x="0" y="0"/>
+                      <a:ext cx="5760720" cy="5623560"/>
+                    </a:xfrm>
+                    <a:prstGeom prst="rect">
+                      <a:avLst/>
+                    </a:prstGeom>
+                  </pic:spPr>
+                </pic:pic>
+              </a:graphicData>
+            </a:graphic>
+          </wp:inline>
+        </w:drawing>
+      </w:r>
+    </w:p>
+    <w:p>
+      <w:pPr>
+        <w:rPr>
+          <w:lang w:val="en-US"/>
+        </w:rPr>
+      </w:pPr>
+      <w:r>
+        <w:rPr>
+          <w:lang w:val="en-US"/>
+        </w:rPr>
+        <w:t xml:space="preserve">In create </w:t>
+      </w:r>
+      <w:r>
+        <w:rPr>
+          <w:lang w:val="en-US"/>
+        </w:rPr>
+        <w:t xml:space="preserve">public </w:t>
+      </w:r>
+      <w:proofErr w:type="spellStart"/>
+      <w:r>
+        <w:rPr>
+          <w:lang w:val="en-US"/>
+        </w:rPr>
+        <w:t>ip</w:t>
+      </w:r>
+      <w:proofErr w:type="spellEnd"/>
+      <w:r>
+        <w:rPr>
+          <w:lang w:val="en-US"/>
+        </w:rPr>
+        <w:t>.</w:t>
+      </w:r>
+    </w:p>
+    <w:p>
+      <w:pPr>
+        <w:rPr>
+          <w:lang w:val="en-US"/>
+        </w:rPr>
+      </w:pPr>
+      <w:r>
+        <w:rPr>
+          <w:lang w:val="en-US"/>
+        </w:rPr>
+        <w:lastRenderedPageBreak/>
+        <w:drawing>
+          <wp:inline distT="0" distB="0" distL="0" distR="0" wp14:anchorId="1C0336F8" wp14:editId="7550BF05">
+            <wp:extent cx="5760720" cy="3302635"/>
+            <wp:effectExtent l="0" t="0" r="0" b="0"/>
+            <wp:docPr id="635085345" name="Obraz 1"/>
+            <wp:cNvGraphicFramePr>
+              <a:graphicFrameLocks xmlns:a="http://schemas.openxmlformats.org/drawingml/2006/main" noChangeAspect="1"/>
+            </wp:cNvGraphicFramePr>
+            <a:graphic xmlns:a="http://schemas.openxmlformats.org/drawingml/2006/main">
+              <a:graphicData uri="http://schemas.openxmlformats.org/drawingml/2006/picture">
+                <pic:pic xmlns:pic="http://schemas.openxmlformats.org/drawingml/2006/picture">
+                  <pic:nvPicPr>
+                    <pic:cNvPr id="635085345" name=""/>
+                    <pic:cNvPicPr/>
+                  </pic:nvPicPr>
+                  <pic:blipFill>
+                    <a:blip r:embed="rId50"/>
+                    <a:stretch>
+                      <a:fillRect/>
+                    </a:stretch>
+                  </pic:blipFill>
+                  <pic:spPr>
+                    <a:xfrm>
+                      <a:off x="0" y="0"/>
+                      <a:ext cx="5760720" cy="3302635"/>
+                    </a:xfrm>
+                    <a:prstGeom prst="rect">
+                      <a:avLst/>
+                    </a:prstGeom>
+                  </pic:spPr>
+                </pic:pic>
+              </a:graphicData>
+            </a:graphic>
+          </wp:inline>
+        </w:drawing>
+      </w:r>
+    </w:p>
+    <w:p>
+      <w:pPr>
+        <w:rPr>
+          <w:lang w:val="en-US"/>
+        </w:rPr>
+      </w:pPr>
+      <w:r>
+        <w:rPr>
+          <w:lang w:val="en-US"/>
+        </w:rPr>
+        <w:t xml:space="preserve">Attach </w:t>
+      </w:r>
+      <w:proofErr w:type="spellStart"/>
+      <w:r>
+        <w:rPr>
+          <w:lang w:val="en-US"/>
+        </w:rPr>
+        <w:t>nic</w:t>
+      </w:r>
+      <w:proofErr w:type="spellEnd"/>
+      <w:r>
+        <w:rPr>
+          <w:lang w:val="en-US"/>
+        </w:rPr>
+        <w:t xml:space="preserve"> with </w:t>
+      </w:r>
+      <w:r>
+        <w:rPr>
+          <w:lang w:val="en-US"/>
+        </w:rPr>
+        <w:t>you</w:t>
+      </w:r>
+      <w:r>
+        <w:rPr>
+          <w:lang w:val="en-US"/>
+        </w:rPr>
+        <w:t>r</w:t>
+      </w:r>
+      <w:r>
+        <w:rPr>
+          <w:lang w:val="en-US"/>
+        </w:rPr>
+        <w:t xml:space="preserve"> public </w:t>
+      </w:r>
+      <w:proofErr w:type="spellStart"/>
+      <w:r>
+        <w:rPr>
+          <w:lang w:val="en-US"/>
+        </w:rPr>
+        <w:t>ip</w:t>
+      </w:r>
+      <w:proofErr w:type="spellEnd"/>
+      <w:r>
+        <w:rPr>
+          <w:lang w:val="en-US"/>
+        </w:rPr>
+        <w:t xml:space="preserve"> </w:t>
+      </w:r>
+      <w:r>
+        <w:rPr>
+          <w:lang w:val="en-US"/>
+        </w:rPr>
+        <w:t xml:space="preserve">on </w:t>
+      </w:r>
+      <w:proofErr w:type="spellStart"/>
+      <w:r>
+        <w:rPr>
+          <w:lang w:val="en-US"/>
+        </w:rPr>
+        <w:t>vm</w:t>
+      </w:r>
+      <w:proofErr w:type="spellEnd"/>
+      <w:r>
+        <w:rPr>
+          <w:lang w:val="en-US"/>
+        </w:rPr>
+        <w:t>.</w:t>
+      </w:r>
+    </w:p>
+    <w:p>
+      <w:pPr>
+        <w:rPr>
+          <w:lang w:val="en-US"/>
+        </w:rPr>
+      </w:pPr>
+      <w:r>
+        <w:rPr>
+          <w:lang w:val="en-US"/>
+        </w:rPr>
+        <w:drawing>
+          <wp:inline distT="0" distB="0" distL="0" distR="0" wp14:anchorId="5740F5DD" wp14:editId="5FFAD411">
+            <wp:extent cx="5760720" cy="1517650"/>
+            <wp:effectExtent l="0" t="0" r="0" b="6350"/>
+            <wp:docPr id="413677461" name="Obraz 1"/>
+            <wp:cNvGraphicFramePr>
+              <a:graphicFrameLocks xmlns:a="http://schemas.openxmlformats.org/drawingml/2006/main" noChangeAspect="1"/>
+            </wp:cNvGraphicFramePr>
+            <a:graphic xmlns:a="http://schemas.openxmlformats.org/drawingml/2006/main">
+              <a:graphicData uri="http://schemas.openxmlformats.org/drawingml/2006/picture">
+                <pic:pic xmlns:pic="http://schemas.openxmlformats.org/drawingml/2006/picture">
+                  <pic:nvPicPr>
+                    <pic:cNvPr id="413677461" name=""/>
+                    <pic:cNvPicPr/>
+                  </pic:nvPicPr>
+                  <pic:blipFill>
+                    <a:blip r:embed="rId51"/>
+                    <a:stretch>
+                      <a:fillRect/>
+                    </a:stretch>
+                  </pic:blipFill>
+                  <pic:spPr>
+                    <a:xfrm>
+                      <a:off x="0" y="0"/>
+                      <a:ext cx="5760720" cy="1517650"/>
+                    </a:xfrm>
+                    <a:prstGeom prst="rect">
+                      <a:avLst/>
+                    </a:prstGeom>
+                  </pic:spPr>
+                </pic:pic>
+              </a:graphicData>
+            </a:graphic>
+          </wp:inline>
+        </w:drawing>
+      </w:r>
+    </w:p>
+    <w:p>
+      <w:pPr>
+        <w:rPr>
+          <w:lang w:val="en-US"/>
+        </w:rPr>
+      </w:pPr>
+      <w:r>
+        <w:rPr>
+          <w:lang w:val="en-US"/>
+        </w:rPr>
+        <w:t xml:space="preserve">Be sure </w:t>
+      </w:r>
+      <w:proofErr w:type="spellStart"/>
+      <w:r>
+        <w:rPr>
+          <w:lang w:val="en-US"/>
+        </w:rPr>
+        <w:t>prot</w:t>
+      </w:r>
+      <w:proofErr w:type="spellEnd"/>
+      <w:r>
+        <w:rPr>
+          <w:lang w:val="en-US"/>
+        </w:rPr>
+        <w:t xml:space="preserve"> 22 is open.</w:t>
+      </w:r>
+    </w:p>
+    <w:p>
+      <w:pPr>
+        <w:pStyle w:val="Nagwek2"/>
+        <w:rPr>
+          <w:lang w:val="en-US"/>
+        </w:rPr>
+      </w:pPr>
+      <w:bookmarkStart w:id="61" w:name="_Toc227881601"/>
+      <w:r>
+        <w:rPr>
+          <w:lang w:val="en-US"/>
+        </w:rPr>
+        <w:t>Why I need that</w:t>
+      </w:r>
+      <w:bookmarkEnd w:id="61"/>
+      <w:r>
+        <w:rPr>
+          <w:lang w:val="en-US"/>
+        </w:rPr>
+        <w:t xml:space="preserve"> </w:t>
+      </w:r>
+    </w:p>
+    <w:p>
+      <w:pPr>
+        <w:pStyle w:val="Akapitzlist"/>
+        <w:numPr>
+          <w:ilvl w:val="0"/>
+          <w:numId w:val="10"/>
+        </w:numPr>
+        <w:rPr>
+          <w:lang w:val="en-US"/>
+        </w:rPr>
+      </w:pPr>
+      <w:r>
+        <w:rPr>
+          <w:lang w:val="en-US"/>
+        </w:rPr>
+        <w:t>VM: your actual server where the app runs.</w:t>
+      </w:r>
+    </w:p>
+    <w:p>
+      <w:pPr>
+        <w:pStyle w:val="Akapitzlist"/>
+        <w:numPr>
+          <w:ilvl w:val="0"/>
+          <w:numId w:val="10"/>
+        </w:numPr>
+        <w:rPr>
+          <w:lang w:val="en-US"/>
+        </w:rPr>
+      </w:pPr>
+      <w:r>
+        <w:rPr>
+          <w:lang w:val="en-US"/>
+        </w:rPr>
+        <w:t>Public IP: the fixed internet-facing address people use to reach that server.</w:t>
+      </w:r>
+    </w:p>
+    <w:p>
+      <w:pPr>
+        <w:pStyle w:val="Akapitzlist"/>
+        <w:numPr>
+          <w:ilvl w:val="0"/>
+          <w:numId w:val="10"/>
+        </w:numPr>
+        <w:rPr>
+          <w:lang w:val="en-US"/>
+        </w:rPr>
+      </w:pPr>
+      <w:r>
+        <w:rPr>
+          <w:lang w:val="en-US"/>
+        </w:rPr>
+        <w:t>SSH: the secure way for you to log in and manage the VM remotely.</w:t>
+      </w:r>
+    </w:p>
+    <w:p>
+      <w:pPr>
+        <w:rPr>
+          <w:lang w:val="en-US"/>
+        </w:rPr>
+      </w:pPr>
+      <w:r>
+        <w:rPr>
+          <w:lang w:val="en-US"/>
+        </w:rPr>
+        <w:t>Together:</w:t>
+      </w:r>
+    </w:p>
+    <w:p>
+      <w:pPr>
+        <w:pStyle w:val="Akapitzlist"/>
+        <w:numPr>
+          <w:ilvl w:val="0"/>
+          <w:numId w:val="11"/>
+        </w:numPr>
+        <w:rPr>
+          <w:lang w:val="en-US"/>
+        </w:rPr>
+      </w:pPr>
+      <w:r>
+        <w:rPr>
+          <w:lang w:val="en-US"/>
+        </w:rPr>
+        <w:t>the VM hosts the application,</w:t>
+      </w:r>
+    </w:p>
+    <w:p>
+      <w:pPr>
+        <w:pStyle w:val="Akapitzlist"/>
+        <w:numPr>
+          <w:ilvl w:val="0"/>
+          <w:numId w:val="11"/>
+        </w:numPr>
+        <w:rPr>
+          <w:lang w:val="en-US"/>
+        </w:rPr>
+      </w:pPr>
+      <w:r>
+        <w:rPr>
+          <w:lang w:val="en-US"/>
+        </w:rPr>
+        <w:t>the public IP makes it reachable,</w:t>
+      </w:r>
+    </w:p>
+    <w:p>
+      <w:pPr>
+        <w:pStyle w:val="Akapitzlist"/>
+        <w:numPr>
+          <w:ilvl w:val="0"/>
+          <w:numId w:val="11"/>
+        </w:numPr>
+        <w:rPr>
+          <w:lang w:val="en-US"/>
+        </w:rPr>
+      </w:pPr>
+      <w:r>
+        <w:rPr>
+          <w:lang w:val="en-US"/>
+        </w:rPr>
+        <w:t>SSH lets admins securely access and configure it.</w:t>
+      </w:r>
+    </w:p>
+    <w:p>
+      <w:pPr>
+        <w:pStyle w:val="Nagwek1"/>
+        <w:rPr>
+          <w:lang w:val="en-US"/>
+        </w:rPr>
+      </w:pPr>
+      <w:bookmarkStart w:id="62" w:name="_Toc227881602"/>
+      <w:r>
+        <w:rPr>
+          <w:lang w:val="en-US"/>
+        </w:rPr>
+        <w:t>Task 22</w:t>
+      </w:r>
+      <w:r>
+        <w:rPr>
+          <w:lang w:val="en-US"/>
+        </w:rPr>
+        <w:t xml:space="preserve"> </w:t>
+      </w:r>
+      <w:r>
+        <w:rPr>
+          <w:lang w:val="en-US"/>
+        </w:rPr>
+        <w:t xml:space="preserve"> Configuring Instances with User Data</w:t>
+      </w:r>
+      <w:bookmarkEnd w:id="62"/>
+    </w:p>
+    <w:p>
+      <w:pPr>
+        <w:rPr>
+          <w:lang w:val="en-US"/>
+        </w:rPr>
+      </w:pPr>
+      <w:r>
+        <w:rPr>
+          <w:lang w:val="en-US"/>
+        </w:rPr>
+        <w:t xml:space="preserve">The Nautilus DevOps Team is working on setting up a new virtual machine (VM) to host a web server for a critical application. The team lead has requested you to create an Azure </w:t>
+      </w:r>
+      <w:r>
+        <w:rPr>
+          <w:lang w:val="en-US"/>
+        </w:rPr>
+        <w:lastRenderedPageBreak/>
+        <w:t>VM that will serve as a web server using Nginx. This VM will be part of the initial infrastructure setup for the Nautilus project. Ensuring that the server is correctly configured and accessible from the internet is crucial for the upcoming deployment phase.</w:t>
+      </w:r>
+    </w:p>
+    <w:p>
+      <w:pPr>
+        <w:rPr>
+          <w:lang w:val="en-US"/>
+        </w:rPr>
+      </w:pPr>
+    </w:p>
+    <w:p>
+      <w:pPr>
+        <w:rPr>
+          <w:lang w:val="en-US"/>
+        </w:rPr>
+      </w:pPr>
+      <w:r>
+        <w:rPr>
+          <w:lang w:val="en-US"/>
+        </w:rPr>
+        <w:t>As a member of the Nautilus DevOps Team, your task is to create a VM with the following specifications:</w:t>
+      </w:r>
+    </w:p>
+    <w:p>
+      <w:pPr>
+        <w:rPr>
+          <w:lang w:val="en-US"/>
+        </w:rPr>
+      </w:pPr>
+    </w:p>
+    <w:p>
+      <w:pPr>
+        <w:rPr>
+          <w:lang w:val="en-US"/>
+        </w:rPr>
+      </w:pPr>
+      <w:r>
+        <w:rPr>
+          <w:lang w:val="en-US"/>
+        </w:rPr>
+        <w:t>Instance Name: The VM must be named nautilus-</w:t>
+      </w:r>
+      <w:proofErr w:type="spellStart"/>
+      <w:r>
+        <w:rPr>
+          <w:lang w:val="en-US"/>
+        </w:rPr>
+        <w:t>vm</w:t>
+      </w:r>
+      <w:proofErr w:type="spellEnd"/>
+      <w:r>
+        <w:rPr>
+          <w:lang w:val="en-US"/>
+        </w:rPr>
+        <w:t>.</w:t>
+      </w:r>
+    </w:p>
+    <w:p>
+      <w:pPr>
+        <w:rPr>
+          <w:lang w:val="en-US"/>
+        </w:rPr>
+      </w:pPr>
+    </w:p>
+    <w:p>
+      <w:pPr>
+        <w:rPr>
+          <w:lang w:val="en-US"/>
+        </w:rPr>
+      </w:pPr>
+      <w:r>
+        <w:rPr>
+          <w:lang w:val="en-US"/>
+        </w:rPr>
+        <w:t>Image: Use any available Ubuntu image to create this VM.</w:t>
+      </w:r>
+    </w:p>
+    <w:p>
+      <w:pPr>
+        <w:rPr>
+          <w:lang w:val="en-US"/>
+        </w:rPr>
+      </w:pPr>
+    </w:p>
+    <w:p>
+      <w:pPr>
+        <w:rPr>
+          <w:lang w:val="en-US"/>
+        </w:rPr>
+      </w:pPr>
+      <w:r>
+        <w:rPr>
+          <w:lang w:val="en-US"/>
+        </w:rPr>
+        <w:t>Custom Script Extension/User Data: Configure the VM to run a custom script during its launch. This script should:</w:t>
+      </w:r>
+    </w:p>
+    <w:p>
+      <w:pPr>
+        <w:rPr>
+          <w:lang w:val="en-US"/>
+        </w:rPr>
+      </w:pPr>
+    </w:p>
+    <w:p>
+      <w:pPr>
+        <w:rPr>
+          <w:lang w:val="en-US"/>
+        </w:rPr>
+      </w:pPr>
+      <w:r>
+        <w:rPr>
+          <w:lang w:val="en-US"/>
+        </w:rPr>
+        <w:t>Install the Nginx package.</w:t>
+      </w:r>
+    </w:p>
+    <w:p>
+      <w:pPr>
+        <w:rPr>
+          <w:lang w:val="en-US"/>
+        </w:rPr>
+      </w:pPr>
+      <w:r>
+        <w:rPr>
+          <w:lang w:val="en-US"/>
+        </w:rPr>
+        <w:t>Start the Nginx service.</w:t>
+      </w:r>
+    </w:p>
+    <w:p>
+      <w:pPr>
+        <w:rPr>
+          <w:lang w:val="en-US"/>
+        </w:rPr>
+      </w:pPr>
+      <w:r>
+        <w:rPr>
+          <w:lang w:val="en-US"/>
+        </w:rPr>
+        <w:t>Network Security Group (NSG): Ensure that the VM allows HTTP traffic on port 80 from the internet.</w:t>
+      </w:r>
+    </w:p>
+    <w:p>
+      <w:pPr>
+        <w:pStyle w:val="Nagwek2"/>
+      </w:pPr>
+      <w:bookmarkStart w:id="63" w:name="_Toc227881603"/>
+      <w:r>
+        <w:t>Solution</w:t>
+      </w:r>
+      <w:bookmarkEnd w:id="63"/>
+    </w:p>
+    <w:p>
+      <w:pPr>
+        <w:tabs>
+          <w:tab w:val="left" w:pos="1408"/>
+        </w:tabs>
+        <w:rPr>
+          <w:lang w:val="en-US"/>
+        </w:rPr>
+      </w:pPr>
+      <w:r>
+        <w:rPr>
+          <w:lang w:val="en-US"/>
+        </w:rPr>
+        <w:t>From Script</w:t>
+      </w:r>
+      <w:r>
+        <w:rPr>
+          <w:lang w:val="en-US"/>
+        </w:rPr>
+        <w:t xml:space="preserve"> (SSH </w:t>
+      </w:r>
+      <w:proofErr w:type="spellStart"/>
+      <w:r>
+        <w:rPr>
+          <w:lang w:val="en-US"/>
+        </w:rPr>
+        <w:t>wasn;t</w:t>
+      </w:r>
+      <w:proofErr w:type="spellEnd"/>
+      <w:r>
+        <w:rPr>
+          <w:lang w:val="en-US"/>
+        </w:rPr>
+        <w:t xml:space="preserve"> necessary in this lab)</w:t>
+      </w:r>
+    </w:p>
+    <w:p>
+      <w:pPr>
+        <w:rPr>
+          <w:rStyle w:val="Wyrnienieintensywne"/>
+          <w:lang w:val="en-US"/>
+        </w:rPr>
+      </w:pPr>
+      <w:r>
+        <w:rPr>
+          <w:rStyle w:val="Wyrnienieintensywne"/>
+          <w:lang w:val="en-US"/>
+        </w:rPr>
+        <w:t>RG="kml_rg_main-70ddad8e916c4509"</w:t>
+      </w:r>
+    </w:p>
+    <w:p>
+      <w:pPr>
+        <w:rPr>
+          <w:rStyle w:val="Wyrnienieintensywne"/>
+          <w:lang w:val="en-US"/>
+        </w:rPr>
+      </w:pPr>
+      <w:r>
+        <w:rPr>
+          <w:rStyle w:val="Wyrnienieintensywne"/>
+          <w:lang w:val="en-US"/>
+        </w:rPr>
+        <w:t>LOC="</w:t>
+      </w:r>
+      <w:proofErr w:type="spellStart"/>
+      <w:r>
+        <w:rPr>
+          <w:rStyle w:val="Wyrnienieintensywne"/>
+          <w:lang w:val="en-US"/>
+        </w:rPr>
+        <w:t>eastus</w:t>
+      </w:r>
+      <w:proofErr w:type="spellEnd"/>
+      <w:r>
+        <w:rPr>
+          <w:rStyle w:val="Wyrnienieintensywne"/>
+          <w:lang w:val="en-US"/>
+        </w:rPr>
+        <w:t>"</w:t>
+      </w:r>
+    </w:p>
+    <w:p>
+      <w:pPr>
+        <w:rPr>
+          <w:rStyle w:val="Wyrnienieintensywne"/>
+          <w:lang w:val="en-US"/>
+        </w:rPr>
+      </w:pPr>
+      <w:r>
+        <w:rPr>
+          <w:rStyle w:val="Wyrnienieintensywne"/>
+          <w:lang w:val="en-US"/>
+        </w:rPr>
+        <w:t>VM="nautilus-</w:t>
+      </w:r>
+      <w:proofErr w:type="spellStart"/>
+      <w:r>
+        <w:rPr>
+          <w:rStyle w:val="Wyrnienieintensywne"/>
+          <w:lang w:val="en-US"/>
+        </w:rPr>
+        <w:t>vm</w:t>
+      </w:r>
+      <w:proofErr w:type="spellEnd"/>
+      <w:r>
+        <w:rPr>
+          <w:rStyle w:val="Wyrnienieintensywne"/>
+          <w:lang w:val="en-US"/>
+        </w:rPr>
+        <w:t>"</w:t>
+      </w:r>
+    </w:p>
+    <w:p>
+      <w:pPr>
+        <w:rPr>
+          <w:rStyle w:val="Wyrnienieintensywne"/>
+          <w:lang w:val="en-US"/>
+        </w:rPr>
+      </w:pPr>
+      <w:r>
+        <w:rPr>
+          <w:rStyle w:val="Wyrnienieintensywne"/>
+          <w:lang w:val="en-US"/>
+        </w:rPr>
+        <w:t>USER="</w:t>
+      </w:r>
+      <w:proofErr w:type="spellStart"/>
+      <w:r>
+        <w:rPr>
+          <w:rStyle w:val="Wyrnienieintensywne"/>
+          <w:lang w:val="en-US"/>
+        </w:rPr>
+        <w:t>azureuser</w:t>
+      </w:r>
+      <w:proofErr w:type="spellEnd"/>
+      <w:r>
+        <w:rPr>
+          <w:rStyle w:val="Wyrnienieintensywne"/>
+          <w:lang w:val="en-US"/>
+        </w:rPr>
+        <w:t>"</w:t>
+      </w:r>
+    </w:p>
+    <w:p>
+      <w:pPr>
+        <w:rPr>
+          <w:rStyle w:val="Wyrnienieintensywne"/>
+          <w:lang w:val="en-US"/>
+        </w:rPr>
+      </w:pPr>
+      <w:r>
+        <w:rPr>
+          <w:rStyle w:val="Wyrnienieintensywne"/>
+          <w:lang w:val="en-US"/>
+        </w:rPr>
+        <w:t>KEY="$HOME/.ssh/</w:t>
+      </w:r>
+      <w:proofErr w:type="spellStart"/>
+      <w:r>
+        <w:rPr>
+          <w:rStyle w:val="Wyrnienieintensywne"/>
+          <w:lang w:val="en-US"/>
+        </w:rPr>
+        <w:t>id_rsa</w:t>
+      </w:r>
+      <w:proofErr w:type="spellEnd"/>
+      <w:r>
+        <w:rPr>
+          <w:rStyle w:val="Wyrnienieintensywne"/>
+          <w:lang w:val="en-US"/>
+        </w:rPr>
+        <w:t>"</w:t>
+      </w:r>
+    </w:p>
+    <w:p>
+      <w:pPr>
+        <w:rPr>
+          <w:rStyle w:val="Wyrnienieintensywne"/>
+          <w:lang w:val="en-US"/>
+        </w:rPr>
+      </w:pPr>
+    </w:p>
+    <w:p>
+      <w:pPr>
+        <w:rPr>
+          <w:rStyle w:val="Wyrnienieintensywne"/>
+          <w:lang w:val="en-US"/>
+        </w:rPr>
+      </w:pPr>
+      <w:proofErr w:type="spellStart"/>
+      <w:r>
+        <w:rPr>
+          <w:rStyle w:val="Wyrnienieintensywne"/>
+          <w:lang w:val="en-US"/>
+        </w:rPr>
+        <w:t>mkdir</w:t>
+      </w:r>
+      <w:proofErr w:type="spellEnd"/>
+      <w:r>
+        <w:rPr>
+          <w:rStyle w:val="Wyrnienieintensywne"/>
+          <w:lang w:val="en-US"/>
+        </w:rPr>
+        <w:t xml:space="preserve"> -p "$HOME/.ssh"</w:t>
+      </w:r>
+    </w:p>
+    <w:p>
+      <w:pPr>
+        <w:rPr>
+          <w:rStyle w:val="Wyrnienieintensywne"/>
+          <w:lang w:val="en-US"/>
+        </w:rPr>
+      </w:pPr>
+    </w:p>
+    <w:p>
+      <w:pPr>
+        <w:rPr>
+          <w:rStyle w:val="Wyrnienieintensywne"/>
+          <w:lang w:val="en-US"/>
+        </w:rPr>
+      </w:pPr>
+      <w:r>
+        <w:rPr>
+          <w:rStyle w:val="Wyrnienieintensywne"/>
+          <w:lang w:val="en-US"/>
+        </w:rPr>
+        <w:t>if [ ! -f "$KEY" ]; then</w:t>
+      </w:r>
+    </w:p>
+    <w:p>
+      <w:pPr>
+        <w:rPr>
+          <w:rStyle w:val="Wyrnienieintensywne"/>
+          <w:lang w:val="en-US"/>
+        </w:rPr>
+      </w:pPr>
+      <w:r>
+        <w:rPr>
+          <w:rStyle w:val="Wyrnienieintensywne"/>
+          <w:lang w:val="en-US"/>
+        </w:rPr>
+        <w:lastRenderedPageBreak/>
+        <w:t xml:space="preserve">  ssh-keygen -t </w:t>
+      </w:r>
+      <w:proofErr w:type="spellStart"/>
+      <w:r>
+        <w:rPr>
+          <w:rStyle w:val="Wyrnienieintensywne"/>
+          <w:lang w:val="en-US"/>
+        </w:rPr>
+        <w:t>rsa</w:t>
+      </w:r>
+      <w:proofErr w:type="spellEnd"/>
+      <w:r>
+        <w:rPr>
+          <w:rStyle w:val="Wyrnienieintensywne"/>
+          <w:lang w:val="en-US"/>
+        </w:rPr>
+        <w:t xml:space="preserve"> -b 2048 -f "$KEY" -N ""</w:t>
+      </w:r>
+    </w:p>
+    <w:p>
+      <w:pPr>
+        <w:rPr>
+          <w:rStyle w:val="Wyrnienieintensywne"/>
+          <w:lang w:val="en-US"/>
+        </w:rPr>
+      </w:pPr>
+      <w:r>
+        <w:rPr>
+          <w:rStyle w:val="Wyrnienieintensywne"/>
+          <w:lang w:val="en-US"/>
+        </w:rPr>
+        <w:t>fi</w:t>
+      </w:r>
+    </w:p>
+    <w:p>
+      <w:pPr>
+        <w:rPr>
+          <w:rStyle w:val="Wyrnienieintensywne"/>
+          <w:lang w:val="en-US"/>
+        </w:rPr>
+      </w:pPr>
+    </w:p>
+    <w:p>
+      <w:pPr>
+        <w:rPr>
+          <w:rStyle w:val="Wyrnienieintensywne"/>
+          <w:lang w:val="en-US"/>
+        </w:rPr>
+      </w:pPr>
+      <w:proofErr w:type="spellStart"/>
+      <w:r>
+        <w:rPr>
+          <w:rStyle w:val="Wyrnienieintensywne"/>
+          <w:lang w:val="en-US"/>
+        </w:rPr>
+        <w:t>chmod</w:t>
+      </w:r>
+      <w:proofErr w:type="spellEnd"/>
+      <w:r>
+        <w:rPr>
+          <w:rStyle w:val="Wyrnienieintensywne"/>
+          <w:lang w:val="en-US"/>
+        </w:rPr>
+        <w:t xml:space="preserve"> 700 "$HOME/.ssh"</w:t>
+      </w:r>
+    </w:p>
+    <w:p>
+      <w:pPr>
+        <w:rPr>
+          <w:rStyle w:val="Wyrnienieintensywne"/>
+          <w:lang w:val="en-US"/>
+        </w:rPr>
+      </w:pPr>
+      <w:proofErr w:type="spellStart"/>
+      <w:r>
+        <w:rPr>
+          <w:rStyle w:val="Wyrnienieintensywne"/>
+          <w:lang w:val="en-US"/>
+        </w:rPr>
+        <w:t>chmod</w:t>
+      </w:r>
+      <w:proofErr w:type="spellEnd"/>
+      <w:r>
+        <w:rPr>
+          <w:rStyle w:val="Wyrnienieintensywne"/>
+          <w:lang w:val="en-US"/>
+        </w:rPr>
+        <w:t xml:space="preserve"> 600 "$KEY"</w:t>
+      </w:r>
+    </w:p>
+    <w:p>
+      <w:pPr>
+        <w:rPr>
+          <w:rStyle w:val="Wyrnienieintensywne"/>
+          <w:lang w:val="en-US"/>
+        </w:rPr>
+      </w:pPr>
+      <w:proofErr w:type="spellStart"/>
+      <w:r>
+        <w:rPr>
+          <w:rStyle w:val="Wyrnienieintensywne"/>
+          <w:lang w:val="en-US"/>
+        </w:rPr>
+        <w:t>chmod</w:t>
+      </w:r>
+      <w:proofErr w:type="spellEnd"/>
+      <w:r>
+        <w:rPr>
+          <w:rStyle w:val="Wyrnienieintensywne"/>
+          <w:lang w:val="en-US"/>
+        </w:rPr>
+        <w:t xml:space="preserve"> 644 "${KEY}.pub"</w:t>
+      </w:r>
+    </w:p>
+    <w:p>
+      <w:pPr>
+        <w:rPr>
+          <w:rStyle w:val="Wyrnienieintensywne"/>
+          <w:lang w:val="en-US"/>
+        </w:rPr>
+      </w:pPr>
+    </w:p>
+    <w:p>
+      <w:pPr>
+        <w:rPr>
+          <w:rStyle w:val="Wyrnienieintensywne"/>
+          <w:lang w:val="en-US"/>
+        </w:rPr>
+      </w:pPr>
+      <w:r>
+        <w:rPr>
+          <w:rStyle w:val="Wyrnienieintensywne"/>
+          <w:lang w:val="en-US"/>
+        </w:rPr>
+        <w:t>cat &gt; cloud-init-nginx.txt &lt;&lt;'EOF'</w:t>
+      </w:r>
+    </w:p>
+    <w:p>
+      <w:pPr>
+        <w:rPr>
+          <w:rStyle w:val="Wyrnienieintensywne"/>
+          <w:lang w:val="en-US"/>
+        </w:rPr>
+      </w:pPr>
+      <w:r>
+        <w:rPr>
+          <w:rStyle w:val="Wyrnienieintensywne"/>
+          <w:lang w:val="en-US"/>
+        </w:rPr>
+        <w:t>#cloud-config</w:t>
+      </w:r>
+    </w:p>
+    <w:p>
+      <w:pPr>
+        <w:rPr>
+          <w:rStyle w:val="Wyrnienieintensywne"/>
+          <w:lang w:val="en-US"/>
+        </w:rPr>
+      </w:pPr>
+      <w:proofErr w:type="spellStart"/>
+      <w:r>
+        <w:rPr>
+          <w:rStyle w:val="Wyrnienieintensywne"/>
+          <w:lang w:val="en-US"/>
+        </w:rPr>
+        <w:t>package_update</w:t>
+      </w:r>
+      <w:proofErr w:type="spellEnd"/>
+      <w:r>
+        <w:rPr>
+          <w:rStyle w:val="Wyrnienieintensywne"/>
+          <w:lang w:val="en-US"/>
+        </w:rPr>
+        <w:t>: true</w:t>
+      </w:r>
+    </w:p>
+    <w:p>
+      <w:pPr>
+        <w:rPr>
+          <w:rStyle w:val="Wyrnienieintensywne"/>
+          <w:lang w:val="en-US"/>
+        </w:rPr>
+      </w:pPr>
+      <w:r>
+        <w:rPr>
+          <w:rStyle w:val="Wyrnienieintensywne"/>
+          <w:lang w:val="en-US"/>
+        </w:rPr>
+        <w:t>packages:</w:t>
+      </w:r>
+    </w:p>
+    <w:p>
+      <w:pPr>
+        <w:rPr>
+          <w:rStyle w:val="Wyrnienieintensywne"/>
+          <w:lang w:val="en-US"/>
+        </w:rPr>
+      </w:pPr>
+      <w:r>
+        <w:rPr>
+          <w:rStyle w:val="Wyrnienieintensywne"/>
+          <w:lang w:val="en-US"/>
+        </w:rPr>
+        <w:t xml:space="preserve">  - nginx</w:t>
+      </w:r>
+    </w:p>
+    <w:p>
+      <w:pPr>
+        <w:rPr>
+          <w:rStyle w:val="Wyrnienieintensywne"/>
+          <w:lang w:val="en-US"/>
+        </w:rPr>
+      </w:pPr>
+      <w:proofErr w:type="spellStart"/>
+      <w:r>
+        <w:rPr>
+          <w:rStyle w:val="Wyrnienieintensywne"/>
+          <w:lang w:val="en-US"/>
+        </w:rPr>
+        <w:t>runcmd</w:t>
+      </w:r>
+      <w:proofErr w:type="spellEnd"/>
+      <w:r>
+        <w:rPr>
+          <w:rStyle w:val="Wyrnienieintensywne"/>
+          <w:lang w:val="en-US"/>
+        </w:rPr>
+        <w:t>:</w:t>
+      </w:r>
+    </w:p>
+    <w:p>
+      <w:pPr>
+        <w:rPr>
+          <w:rStyle w:val="Wyrnienieintensywne"/>
+          <w:lang w:val="en-US"/>
+        </w:rPr>
+      </w:pPr>
+      <w:r>
+        <w:rPr>
+          <w:rStyle w:val="Wyrnienieintensywne"/>
+          <w:lang w:val="en-US"/>
+        </w:rPr>
+        <w:t xml:space="preserve">  - </w:t>
+      </w:r>
+      <w:proofErr w:type="spellStart"/>
+      <w:r>
+        <w:rPr>
+          <w:rStyle w:val="Wyrnienieintensywne"/>
+          <w:lang w:val="en-US"/>
+        </w:rPr>
+        <w:t>systemctl</w:t>
+      </w:r>
+      <w:proofErr w:type="spellEnd"/>
+      <w:r>
+        <w:rPr>
+          <w:rStyle w:val="Wyrnienieintensywne"/>
+          <w:lang w:val="en-US"/>
+        </w:rPr>
+        <w:t xml:space="preserve"> enable nginx</w:t>
+      </w:r>
+    </w:p>
+    <w:p>
+      <w:pPr>
+        <w:rPr>
+          <w:rStyle w:val="Wyrnienieintensywne"/>
+          <w:lang w:val="en-US"/>
+        </w:rPr>
+      </w:pPr>
+      <w:r>
+        <w:rPr>
+          <w:rStyle w:val="Wyrnienieintensywne"/>
+          <w:lang w:val="en-US"/>
+        </w:rPr>
+        <w:t xml:space="preserve">  - </w:t>
+      </w:r>
+      <w:proofErr w:type="spellStart"/>
+      <w:r>
+        <w:rPr>
+          <w:rStyle w:val="Wyrnienieintensywne"/>
+          <w:lang w:val="en-US"/>
+        </w:rPr>
+        <w:t>systemctl</w:t>
+      </w:r>
+      <w:proofErr w:type="spellEnd"/>
+      <w:r>
+        <w:rPr>
+          <w:rStyle w:val="Wyrnienieintensywne"/>
+          <w:lang w:val="en-US"/>
+        </w:rPr>
+        <w:t xml:space="preserve"> start nginx</w:t>
+      </w:r>
+    </w:p>
+    <w:p>
+      <w:pPr>
+        <w:rPr>
+          <w:rStyle w:val="Wyrnienieintensywne"/>
+          <w:lang w:val="en-US"/>
+        </w:rPr>
+      </w:pPr>
+      <w:r>
+        <w:rPr>
+          <w:rStyle w:val="Wyrnienieintensywne"/>
+          <w:lang w:val="en-US"/>
+        </w:rPr>
+        <w:t>EOF</w:t>
+      </w:r>
+    </w:p>
+    <w:p>
+      <w:pPr>
+        <w:rPr>
+          <w:rStyle w:val="Wyrnienieintensywne"/>
+          <w:lang w:val="en-US"/>
+        </w:rPr>
+      </w:pPr>
+    </w:p>
+    <w:p>
+      <w:pPr>
+        <w:rPr>
+          <w:rStyle w:val="Wyrnienieintensywne"/>
+          <w:lang w:val="en-US"/>
+        </w:rPr>
+      </w:pPr>
+      <w:proofErr w:type="spellStart"/>
+      <w:r>
+        <w:rPr>
+          <w:rStyle w:val="Wyrnienieintensywne"/>
+          <w:lang w:val="en-US"/>
+        </w:rPr>
+        <w:t>az</w:t>
+      </w:r>
+      <w:proofErr w:type="spellEnd"/>
+      <w:r>
+        <w:rPr>
+          <w:rStyle w:val="Wyrnienieintensywne"/>
+          <w:lang w:val="en-US"/>
+        </w:rPr>
+        <w:t xml:space="preserve"> </w:t>
+      </w:r>
+      <w:proofErr w:type="spellStart"/>
+      <w:r>
+        <w:rPr>
+          <w:rStyle w:val="Wyrnienieintensywne"/>
+          <w:lang w:val="en-US"/>
+        </w:rPr>
+        <w:t>vm</w:t>
+      </w:r>
+      <w:proofErr w:type="spellEnd"/>
+      <w:r>
+        <w:rPr>
+          <w:rStyle w:val="Wyrnienieintensywne"/>
+          <w:lang w:val="en-US"/>
+        </w:rPr>
+        <w:t xml:space="preserve"> create \</w:t>
+      </w:r>
+    </w:p>
+    <w:p>
+      <w:pPr>
+        <w:rPr>
+          <w:rStyle w:val="Wyrnienieintensywne"/>
+          <w:lang w:val="en-US"/>
+        </w:rPr>
+      </w:pPr>
+      <w:r>
+        <w:rPr>
+          <w:rStyle w:val="Wyrnienieintensywne"/>
+          <w:lang w:val="en-US"/>
+        </w:rPr>
+        <w:t xml:space="preserve">  --resource-group "$RG" \</w:t>
+      </w:r>
+    </w:p>
+    <w:p>
+      <w:pPr>
+        <w:rPr>
+          <w:rStyle w:val="Wyrnienieintensywne"/>
+          <w:lang w:val="en-US"/>
+        </w:rPr>
+      </w:pPr>
+      <w:r>
+        <w:rPr>
+          <w:rStyle w:val="Wyrnienieintensywne"/>
+          <w:lang w:val="en-US"/>
+        </w:rPr>
+        <w:t xml:space="preserve">  --name "$VM" \</w:t>
+      </w:r>
+    </w:p>
+    <w:p>
+      <w:pPr>
+        <w:rPr>
+          <w:rStyle w:val="Wyrnienieintensywne"/>
+          <w:lang w:val="en-US"/>
+        </w:rPr>
+      </w:pPr>
+      <w:r>
+        <w:rPr>
+          <w:rStyle w:val="Wyrnienieintensywne"/>
+          <w:lang w:val="en-US"/>
+        </w:rPr>
+        <w:t xml:space="preserve">  --location "$LOC" \</w:t>
+      </w:r>
+    </w:p>
+    <w:p>
+      <w:pPr>
+        <w:rPr>
+          <w:rStyle w:val="Wyrnienieintensywne"/>
+          <w:lang w:val="en-US"/>
+        </w:rPr>
+      </w:pPr>
+      <w:r>
+        <w:rPr>
+          <w:rStyle w:val="Wyrnienieintensywne"/>
+          <w:lang w:val="en-US"/>
+        </w:rPr>
+        <w:t xml:space="preserve">  --image Ubuntu2204 \</w:t>
+      </w:r>
+    </w:p>
+    <w:p>
+      <w:pPr>
+        <w:rPr>
+          <w:rStyle w:val="Wyrnienieintensywne"/>
+          <w:lang w:val="en-US"/>
+        </w:rPr>
+      </w:pPr>
+      <w:r>
+        <w:rPr>
+          <w:rStyle w:val="Wyrnienieintensywne"/>
+          <w:lang w:val="en-US"/>
+        </w:rPr>
+        <w:t xml:space="preserve">  --size Standard_B1s \</w:t>
+      </w:r>
+    </w:p>
+    <w:p>
+      <w:pPr>
+        <w:rPr>
+          <w:rStyle w:val="Wyrnienieintensywne"/>
+          <w:lang w:val="en-US"/>
+        </w:rPr>
+      </w:pPr>
+      <w:r>
+        <w:rPr>
+          <w:rStyle w:val="Wyrnienieintensywne"/>
+          <w:lang w:val="en-US"/>
+        </w:rPr>
+        <w:t xml:space="preserve">  --admin-username "$USER" \</w:t>
+      </w:r>
+    </w:p>
+    <w:p>
+      <w:pPr>
+        <w:rPr>
+          <w:rStyle w:val="Wyrnienieintensywne"/>
+          <w:lang w:val="en-US"/>
+        </w:rPr>
+      </w:pPr>
+      <w:r>
+        <w:rPr>
+          <w:rStyle w:val="Wyrnienieintensywne"/>
+          <w:lang w:val="en-US"/>
+        </w:rPr>
+        <w:t xml:space="preserve">  --ssh-key-values "${KEY}.pub" \</w:t>
+      </w:r>
+    </w:p>
+    <w:p>
+      <w:pPr>
+        <w:rPr>
+          <w:rStyle w:val="Wyrnienieintensywne"/>
+          <w:lang w:val="en-US"/>
+        </w:rPr>
+      </w:pPr>
+      <w:r>
+        <w:rPr>
+          <w:rStyle w:val="Wyrnienieintensywne"/>
+          <w:lang w:val="en-US"/>
+        </w:rPr>
+        <w:t xml:space="preserve">  --storage-</w:t>
+      </w:r>
+      <w:proofErr w:type="spellStart"/>
+      <w:r>
+        <w:rPr>
+          <w:rStyle w:val="Wyrnienieintensywne"/>
+          <w:lang w:val="en-US"/>
+        </w:rPr>
+        <w:t>sku</w:t>
+      </w:r>
+      <w:proofErr w:type="spellEnd"/>
+      <w:r>
+        <w:rPr>
+          <w:rStyle w:val="Wyrnienieintensywne"/>
+          <w:lang w:val="en-US"/>
+        </w:rPr>
+        <w:t xml:space="preserve"> </w:t>
+      </w:r>
+      <w:proofErr w:type="spellStart"/>
+      <w:r>
+        <w:rPr>
+          <w:rStyle w:val="Wyrnienieintensywne"/>
+          <w:lang w:val="en-US"/>
+        </w:rPr>
+        <w:t>Standard_LRS</w:t>
+      </w:r>
+      <w:proofErr w:type="spellEnd"/>
+      <w:r>
+        <w:rPr>
+          <w:rStyle w:val="Wyrnienieintensywne"/>
+          <w:lang w:val="en-US"/>
+        </w:rPr>
+        <w:t xml:space="preserve"> \</w:t>
+      </w:r>
+    </w:p>
+    <w:p>
+      <w:pPr>
+        <w:rPr>
+          <w:rStyle w:val="Wyrnienieintensywne"/>
+          <w:lang w:val="en-US"/>
+        </w:rPr>
+      </w:pPr>
+      <w:r>
+        <w:rPr>
+          <w:rStyle w:val="Wyrnienieintensywne"/>
+          <w:lang w:val="en-US"/>
+        </w:rPr>
+        <w:t xml:space="preserve">  --</w:t>
+      </w:r>
+      <w:proofErr w:type="spellStart"/>
+      <w:r>
+        <w:rPr>
+          <w:rStyle w:val="Wyrnienieintensywne"/>
+          <w:lang w:val="en-US"/>
+        </w:rPr>
+        <w:t>os</w:t>
+      </w:r>
+      <w:proofErr w:type="spellEnd"/>
+      <w:r>
+        <w:rPr>
+          <w:rStyle w:val="Wyrnienieintensywne"/>
+          <w:lang w:val="en-US"/>
+        </w:rPr>
+        <w:t>-disk-size-</w:t>
+      </w:r>
+      <w:proofErr w:type="spellStart"/>
+      <w:r>
+        <w:rPr>
+          <w:rStyle w:val="Wyrnienieintensywne"/>
+          <w:lang w:val="en-US"/>
+        </w:rPr>
+        <w:t>gb</w:t>
+      </w:r>
+      <w:proofErr w:type="spellEnd"/>
+      <w:r>
+        <w:rPr>
+          <w:rStyle w:val="Wyrnienieintensywne"/>
+          <w:lang w:val="en-US"/>
+        </w:rPr>
+        <w:t xml:space="preserve"> 30 \</w:t>
+      </w:r>
+    </w:p>
+    <w:p>
+      <w:pPr>
+        <w:rPr>
+          <w:rStyle w:val="Wyrnienieintensywne"/>
+          <w:lang w:val="en-US"/>
+        </w:rPr>
+      </w:pPr>
+      <w:r>
+        <w:rPr>
+          <w:rStyle w:val="Wyrnienieintensywne"/>
+          <w:lang w:val="en-US"/>
+        </w:rPr>
+        <w:t xml:space="preserve">  --custom-data cloud-init-nginx.txt</w:t>
+      </w:r>
+    </w:p>
+    <w:p>
+      <w:pPr>
+        <w:rPr>
+          <w:rStyle w:val="Wyrnienieintensywne"/>
+          <w:lang w:val="en-US"/>
+        </w:rPr>
+      </w:pPr>
+    </w:p>
+    <w:p>
+      <w:pPr>
+        <w:rPr>
+          <w:rStyle w:val="Wyrnienieintensywne"/>
+          <w:lang w:val="en-US"/>
+        </w:rPr>
+      </w:pPr>
+      <w:proofErr w:type="spellStart"/>
+      <w:r>
+        <w:rPr>
+          <w:rStyle w:val="Wyrnienieintensywne"/>
+          <w:lang w:val="en-US"/>
+        </w:rPr>
+        <w:t>az</w:t>
+      </w:r>
+      <w:proofErr w:type="spellEnd"/>
+      <w:r>
+        <w:rPr>
+          <w:rStyle w:val="Wyrnienieintensywne"/>
+          <w:lang w:val="en-US"/>
+        </w:rPr>
+        <w:t xml:space="preserve"> </w:t>
+      </w:r>
+      <w:proofErr w:type="spellStart"/>
+      <w:r>
+        <w:rPr>
+          <w:rStyle w:val="Wyrnienieintensywne"/>
+          <w:lang w:val="en-US"/>
+        </w:rPr>
+        <w:t>vm</w:t>
+      </w:r>
+      <w:proofErr w:type="spellEnd"/>
+      <w:r>
+        <w:rPr>
+          <w:rStyle w:val="Wyrnienieintensywne"/>
+          <w:lang w:val="en-US"/>
+        </w:rPr>
+        <w:t xml:space="preserve"> open-port \</w:t>
+      </w:r>
+    </w:p>
+    <w:p>
+      <w:pPr>
+        <w:rPr>
+          <w:rStyle w:val="Wyrnienieintensywne"/>
+          <w:lang w:val="en-US"/>
+        </w:rPr>
+      </w:pPr>
+      <w:r>
+        <w:rPr>
+          <w:rStyle w:val="Wyrnienieintensywne"/>
+          <w:lang w:val="en-US"/>
+        </w:rPr>
+        <w:t xml:space="preserve">  --resource-group "$RG" \</w:t>
+      </w:r>
+    </w:p>
+    <w:p>
+      <w:pPr>
+        <w:rPr>
+          <w:rStyle w:val="Wyrnienieintensywne"/>
+          <w:lang w:val="en-US"/>
+        </w:rPr>
+      </w:pPr>
+      <w:r>
+        <w:rPr>
+          <w:rStyle w:val="Wyrnienieintensywne"/>
+          <w:lang w:val="en-US"/>
+        </w:rPr>
+        <w:t xml:space="preserve">  --name "$VM" \</w:t>
+      </w:r>
+    </w:p>
+    <w:p>
+      <w:pPr>
+        <w:rPr>
+          <w:rStyle w:val="Wyrnienieintensywne"/>
+          <w:lang w:val="en-US"/>
+        </w:rPr>
+      </w:pPr>
+      <w:r>
+        <w:rPr>
+          <w:rStyle w:val="Wyrnienieintensywne"/>
+          <w:lang w:val="en-US"/>
+        </w:rPr>
+        <w:t xml:space="preserve">  --port 80 \</w:t>
+      </w:r>
+    </w:p>
+    <w:p>
+      <w:pPr>
+        <w:rPr>
+          <w:rStyle w:val="Wyrnienieintensywne"/>
+          <w:lang w:val="en-US"/>
+        </w:rPr>
+      </w:pPr>
+      <w:r>
+        <w:rPr>
+          <w:rStyle w:val="Wyrnienieintensywne"/>
+          <w:lang w:val="en-US"/>
+        </w:rPr>
+        <w:t xml:space="preserve">  --priority 1001</w:t>
+      </w:r>
+    </w:p>
+    <w:p>
+      <w:pPr>
+        <w:rPr>
+          <w:rStyle w:val="Wyrnienieintensywne"/>
+          <w:lang w:val="en-US"/>
+        </w:rPr>
+      </w:pPr>
+    </w:p>
+    <w:p>
+      <w:pPr>
+        <w:rPr>
+          <w:rStyle w:val="Wyrnienieintensywne"/>
+          <w:lang w:val="en-US"/>
+        </w:rPr>
+      </w:pPr>
+      <w:r>
+        <w:rPr>
+          <w:rStyle w:val="Wyrnienieintensywne"/>
+          <w:lang w:val="en-US"/>
+        </w:rPr>
+        <w:t>PUBLIC_IP=$(</w:t>
+      </w:r>
+      <w:proofErr w:type="spellStart"/>
+      <w:r>
+        <w:rPr>
+          <w:rStyle w:val="Wyrnienieintensywne"/>
+          <w:lang w:val="en-US"/>
+        </w:rPr>
+        <w:t>az</w:t>
+      </w:r>
+      <w:proofErr w:type="spellEnd"/>
+      <w:r>
+        <w:rPr>
+          <w:rStyle w:val="Wyrnienieintensywne"/>
+          <w:lang w:val="en-US"/>
+        </w:rPr>
+        <w:t xml:space="preserve"> </w:t>
+      </w:r>
+      <w:proofErr w:type="spellStart"/>
+      <w:r>
+        <w:rPr>
+          <w:rStyle w:val="Wyrnienieintensywne"/>
+          <w:lang w:val="en-US"/>
+        </w:rPr>
+        <w:t>vm</w:t>
+      </w:r>
+      <w:proofErr w:type="spellEnd"/>
+      <w:r>
+        <w:rPr>
+          <w:rStyle w:val="Wyrnienieintensywne"/>
+          <w:lang w:val="en-US"/>
+        </w:rPr>
+        <w:t xml:space="preserve"> show -d \</w:t>
+      </w:r>
+    </w:p>
+    <w:p>
+      <w:pPr>
+        <w:rPr>
+          <w:rStyle w:val="Wyrnienieintensywne"/>
+          <w:lang w:val="en-US"/>
+        </w:rPr>
+      </w:pPr>
+      <w:r>
+        <w:rPr>
+          <w:rStyle w:val="Wyrnienieintensywne"/>
+          <w:lang w:val="en-US"/>
+        </w:rPr>
+        <w:t xml:space="preserve">  --resource-group "$RG" \</w:t>
+      </w:r>
+    </w:p>
+    <w:p>
+      <w:pPr>
+        <w:rPr>
+          <w:rStyle w:val="Wyrnienieintensywne"/>
+          <w:lang w:val="en-US"/>
+        </w:rPr>
+      </w:pPr>
+      <w:r>
+        <w:rPr>
+          <w:rStyle w:val="Wyrnienieintensywne"/>
+          <w:lang w:val="en-US"/>
+        </w:rPr>
+        <w:t xml:space="preserve">  --name "$VM" \</w:t>
+      </w:r>
+    </w:p>
+    <w:p>
+      <w:pPr>
+        <w:rPr>
+          <w:rStyle w:val="Wyrnienieintensywne"/>
+          <w:lang w:val="en-US"/>
+        </w:rPr>
+      </w:pPr>
+      <w:r>
+        <w:rPr>
+          <w:rStyle w:val="Wyrnienieintensywne"/>
+          <w:lang w:val="en-US"/>
+        </w:rPr>
+        <w:t xml:space="preserve">  --query </w:t>
+      </w:r>
+      <w:proofErr w:type="spellStart"/>
+      <w:r>
+        <w:rPr>
+          <w:rStyle w:val="Wyrnienieintensywne"/>
+          <w:lang w:val="en-US"/>
+        </w:rPr>
+        <w:t>publicIps</w:t>
+      </w:r>
+      <w:proofErr w:type="spellEnd"/>
+      <w:r>
+        <w:rPr>
+          <w:rStyle w:val="Wyrnienieintensywne"/>
+          <w:lang w:val="en-US"/>
+        </w:rPr>
+        <w:t xml:space="preserve"> \</w:t>
+      </w:r>
+    </w:p>
+    <w:p>
+      <w:pPr>
+        <w:rPr>
+          <w:rStyle w:val="Wyrnienieintensywne"/>
+          <w:lang w:val="en-US"/>
+        </w:rPr>
+      </w:pPr>
+      <w:r>
+        <w:rPr>
+          <w:rStyle w:val="Wyrnienieintensywne"/>
+          <w:lang w:val="en-US"/>
+        </w:rPr>
+        <w:t xml:space="preserve">  --output </w:t>
+      </w:r>
+      <w:proofErr w:type="spellStart"/>
+      <w:r>
+        <w:rPr>
+          <w:rStyle w:val="Wyrnienieintensywne"/>
+          <w:lang w:val="en-US"/>
+        </w:rPr>
+        <w:t>tsv</w:t>
+      </w:r>
+      <w:proofErr w:type="spellEnd"/>
+      <w:r>
+        <w:rPr>
+          <w:rStyle w:val="Wyrnienieintensywne"/>
+          <w:lang w:val="en-US"/>
+        </w:rPr>
+        <w:t>)</w:t>
+      </w:r>
+    </w:p>
+    <w:p>
+      <w:pPr>
+        <w:rPr>
+          <w:rStyle w:val="Wyrnienieintensywne"/>
+          <w:lang w:val="en-US"/>
+        </w:rPr>
+      </w:pPr>
+    </w:p>
+    <w:p>
+      <w:pPr>
+        <w:rPr>
+          <w:rStyle w:val="Wyrnienieintensywne"/>
+          <w:lang w:val="en-US"/>
+        </w:rPr>
+      </w:pPr>
+      <w:r>
+        <w:rPr>
+          <w:rStyle w:val="Wyrnienieintensywne"/>
+          <w:lang w:val="en-US"/>
+        </w:rPr>
+        <w:t>echo "Public IP: $PUBLIC_IP"</w:t>
+      </w:r>
+    </w:p>
+    <w:p>
+      <w:pPr>
+        <w:rPr>
+          <w:rStyle w:val="Wyrnienieintensywne"/>
+          <w:lang w:val="en-US"/>
+        </w:rPr>
+      </w:pPr>
+      <w:r>
+        <w:rPr>
+          <w:rStyle w:val="Wyrnienieintensywne"/>
+          <w:lang w:val="en-US"/>
+        </w:rPr>
+        <w:t xml:space="preserve">curl -I </w:t>
+      </w:r>
+      <w:hyperlink r:id="rId52" w:history="1">
+        <w:r>
+          <w:rPr>
+            <w:rStyle w:val="Hipercze"/>
+            <w:lang w:val="en-US"/>
+          </w:rPr>
+          <w:t>http://$PUBLIC_IP</w:t>
+        </w:r>
+      </w:hyperlink>
+    </w:p>
+    <w:p>
+      <w:pPr>
+        <w:tabs>
+          <w:tab w:val="left" w:pos="1408"/>
+        </w:tabs>
+        <w:rPr>
+          <w:lang w:val="en-US"/>
+        </w:rPr>
+      </w:pPr>
+    </w:p>
+    <w:p>
+      <w:pPr>
+        <w:tabs>
+          <w:tab w:val="left" w:pos="1408"/>
+        </w:tabs>
+        <w:rPr>
+          <w:lang w:val="en-US"/>
+        </w:rPr>
+      </w:pPr>
+      <w:r>
+        <w:rPr>
+          <w:lang w:val="en-US"/>
+        </w:rPr>
+        <w:t>From Portal</w:t>
+      </w:r>
+    </w:p>
+    <w:p>
+      <w:pPr>
+        <w:tabs>
+          <w:tab w:val="left" w:pos="1408"/>
+        </w:tabs>
+        <w:rPr>
+          <w:lang w:val="en-US"/>
+        </w:rPr>
+      </w:pPr>
+      <w:r>
+        <w:rPr>
+          <w:noProof/>
+        </w:rPr>
+        <w:lastRenderedPageBreak/>
+        <w:drawing>
+          <wp:inline distT="0" distB="0" distL="0" distR="0" wp14:anchorId="0CCCA00E" wp14:editId="515777A8">
+            <wp:extent cx="5760720" cy="8217535"/>
+            <wp:effectExtent l="0" t="0" r="0" b="0"/>
+            <wp:docPr id="1043103333" name="Obraz 1"/>
+            <wp:cNvGraphicFramePr>
+              <a:graphicFrameLocks xmlns:a="http://schemas.openxmlformats.org/drawingml/2006/main" noChangeAspect="1"/>
+            </wp:cNvGraphicFramePr>
+            <a:graphic xmlns:a="http://schemas.openxmlformats.org/drawingml/2006/main">
+              <a:graphicData uri="http://schemas.openxmlformats.org/drawingml/2006/picture">
+                <pic:pic xmlns:pic="http://schemas.openxmlformats.org/drawingml/2006/picture">
+                  <pic:nvPicPr>
+                    <pic:cNvPr id="1043103333" name=""/>
+                    <pic:cNvPicPr/>
+                  </pic:nvPicPr>
+                  <pic:blipFill>
+                    <a:blip r:embed="rId53"/>
+                    <a:stretch>
+                      <a:fillRect/>
+                    </a:stretch>
+                  </pic:blipFill>
+                  <pic:spPr>
+                    <a:xfrm>
+                      <a:off x="0" y="0"/>
+                      <a:ext cx="5760720" cy="8217535"/>
+                    </a:xfrm>
+                    <a:prstGeom prst="rect">
+                      <a:avLst/>
+                    </a:prstGeom>
+                  </pic:spPr>
+                </pic:pic>
+              </a:graphicData>
+            </a:graphic>
+          </wp:inline>
+        </w:drawing>
+      </w:r>
+    </w:p>
+    <w:p>
+      <w:pPr>
+        <w:tabs>
+          <w:tab w:val="left" w:pos="1408"/>
+        </w:tabs>
+        <w:rPr>
+          <w:lang w:val="en-US"/>
+        </w:rPr>
+      </w:pPr>
+      <w:r>
+        <w:rPr>
+          <w:lang w:val="en-US"/>
+        </w:rPr>
+        <w:lastRenderedPageBreak/>
+        <w:drawing>
+          <wp:inline distT="0" distB="0" distL="0" distR="0" wp14:anchorId="0EA49430" wp14:editId="57EBE5D5">
+            <wp:extent cx="5760720" cy="2204085"/>
+            <wp:effectExtent l="0" t="0" r="0" b="5715"/>
+            <wp:docPr id="1553613881" name="Obraz 1"/>
+            <wp:cNvGraphicFramePr>
+              <a:graphicFrameLocks xmlns:a="http://schemas.openxmlformats.org/drawingml/2006/main" noChangeAspect="1"/>
+            </wp:cNvGraphicFramePr>
+            <a:graphic xmlns:a="http://schemas.openxmlformats.org/drawingml/2006/main">
+              <a:graphicData uri="http://schemas.openxmlformats.org/drawingml/2006/picture">
+                <pic:pic xmlns:pic="http://schemas.openxmlformats.org/drawingml/2006/picture">
+                  <pic:nvPicPr>
+                    <pic:cNvPr id="1553613881" name=""/>
+                    <pic:cNvPicPr/>
+                  </pic:nvPicPr>
+                  <pic:blipFill>
+                    <a:blip r:embed="rId54"/>
+                    <a:stretch>
+                      <a:fillRect/>
+                    </a:stretch>
+                  </pic:blipFill>
+                  <pic:spPr>
+                    <a:xfrm>
+                      <a:off x="0" y="0"/>
+                      <a:ext cx="5760720" cy="2204085"/>
+                    </a:xfrm>
+                    <a:prstGeom prst="rect">
+                      <a:avLst/>
+                    </a:prstGeom>
+                  </pic:spPr>
+                </pic:pic>
+              </a:graphicData>
+            </a:graphic>
+          </wp:inline>
+        </w:drawing>
+      </w:r>
+    </w:p>
+    <w:p>
+      <w:pPr>
+        <w:pStyle w:val="Nagwek2"/>
+        <w:rPr>
+          <w:lang w:val="en-US"/>
+        </w:rPr>
+      </w:pPr>
+      <w:bookmarkStart w:id="64" w:name="_Toc227881604"/>
+      <w:r>
+        <w:rPr>
+          <w:lang w:val="en-US"/>
+        </w:rPr>
+        <w:t>Why we need that</w:t>
+      </w:r>
+      <w:bookmarkEnd w:id="64"/>
+    </w:p>
+    <w:p>
+      <w:pPr>
+        <w:tabs>
+          <w:tab w:val="left" w:pos="1408"/>
+        </w:tabs>
+        <w:rPr>
+          <w:lang w:val="en-US"/>
+        </w:rPr>
+      </w:pPr>
+      <w:r>
+        <w:rPr>
+          <w:lang w:val="en-US"/>
+        </w:rPr>
+        <w:t xml:space="preserve">We need </w:t>
+      </w:r>
+      <w:r>
+        <w:rPr>
+          <w:b/>
+          <w:bCs/>
+          <w:lang w:val="en-US"/>
+        </w:rPr>
+        <w:t>Custom data / cloud-</w:t>
+      </w:r>
+      <w:proofErr w:type="spellStart"/>
+      <w:r>
+        <w:rPr>
+          <w:b/>
+          <w:bCs/>
+          <w:lang w:val="en-US"/>
+        </w:rPr>
+        <w:t>init</w:t>
+      </w:r>
+      <w:proofErr w:type="spellEnd"/>
+      <w:r>
+        <w:rPr>
+          <w:lang w:val="en-US"/>
+        </w:rPr>
+        <w:t xml:space="preserve"> so the VM automatically installs and starts Nginx during creation.</w:t>
+      </w:r>
+    </w:p>
+    <w:p>
+      <w:pPr>
+        <w:tabs>
+          <w:tab w:val="left" w:pos="1408"/>
+        </w:tabs>
+        <w:rPr>
+          <w:lang w:val="en-US"/>
+        </w:rPr>
+      </w:pPr>
+      <w:r>
+        <w:rPr>
+          <w:lang w:val="en-US"/>
+        </w:rPr>
+        <w:t>Without it, Azure creates only a plain Ubuntu server, and you would have to SSH into the VM later and manually run:</w:t>
+      </w:r>
+    </w:p>
+    <w:p>
+      <w:pPr>
+        <w:tabs>
+          <w:tab w:val="left" w:pos="1408"/>
+        </w:tabs>
+        <w:rPr>
+          <w:rStyle w:val="Wyrnienieintensywne"/>
+          <w:lang w:val="en-US"/>
+        </w:rPr>
+      </w:pPr>
+      <w:proofErr w:type="spellStart"/>
+      <w:r>
+        <w:rPr>
+          <w:rStyle w:val="Wyrnienieintensywne"/>
+          <w:lang w:val="en-US"/>
+        </w:rPr>
+        <w:t>sudo</w:t>
+      </w:r>
+      <w:proofErr w:type="spellEnd"/>
+      <w:r>
+        <w:rPr>
+          <w:rStyle w:val="Wyrnienieintensywne"/>
+          <w:lang w:val="en-US"/>
+        </w:rPr>
+        <w:t xml:space="preserve"> apt install nginx</w:t>
+      </w:r>
+      <w:r>
+        <w:rPr>
+          <w:rStyle w:val="Wyrnienieintensywne"/>
+          <w:lang w:val="en-US"/>
+        </w:rPr>
+        <w:br/>
+      </w:r>
+      <w:proofErr w:type="spellStart"/>
+      <w:r>
+        <w:rPr>
+          <w:rStyle w:val="Wyrnienieintensywne"/>
+          <w:lang w:val="en-US"/>
+        </w:rPr>
+        <w:t>sudo</w:t>
+      </w:r>
+      <w:proofErr w:type="spellEnd"/>
+      <w:r>
+        <w:rPr>
+          <w:rStyle w:val="Wyrnienieintensywne"/>
+          <w:lang w:val="en-US"/>
+        </w:rPr>
+        <w:t xml:space="preserve"> </w:t>
+      </w:r>
+      <w:proofErr w:type="spellStart"/>
+      <w:r>
+        <w:rPr>
+          <w:rStyle w:val="Wyrnienieintensywne"/>
+          <w:lang w:val="en-US"/>
+        </w:rPr>
+        <w:t>systemctl</w:t>
+      </w:r>
+      <w:proofErr w:type="spellEnd"/>
+      <w:r>
+        <w:rPr>
+          <w:rStyle w:val="Wyrnienieintensywne"/>
+          <w:lang w:val="en-US"/>
+        </w:rPr>
+        <w:t xml:space="preserve"> start nginx</w:t>
+      </w:r>
+    </w:p>
+    <w:p>
+      <w:pPr>
+        <w:tabs>
+          <w:tab w:val="left" w:pos="1408"/>
+        </w:tabs>
+        <w:rPr>
+          <w:lang w:val="en-US"/>
+        </w:rPr>
+      </w:pPr>
+      <w:r>
+        <w:rPr>
+          <w:lang w:val="en-US"/>
+        </w:rPr>
+        <w:t xml:space="preserve">So this makes the VM ready as a web server immediately after </w:t>
+      </w:r>
+      <w:proofErr w:type="spellStart"/>
+      <w:r>
+        <w:rPr>
+          <w:lang w:val="en-US"/>
+        </w:rPr>
+        <w:t>deploymen</w:t>
+      </w:r>
+      <w:proofErr w:type="spellEnd"/>
+    </w:p>
+    <w:p>
+      <w:pPr>
+        <w:tabs>
+          <w:tab w:val="left" w:pos="1408"/>
+        </w:tabs>
         <w:rPr>
           <w:lang w:val="en-US"/>
         </w:rPr>
@@ -21437,6 +25148,232 @@
     </w:lvl>
   </w:abstractNum>
   <w:abstractNum w:abstractNumId="4" w15:restartNumberingAfterBreak="0">
+    <w:nsid w:val="4F9C6A12"/>
+    <w:multiLevelType w:val="hybridMultilevel"/>
+    <w:tmpl w:val="0F4C19AA"/>
+    <w:lvl w:ilvl="0" w:tplc="04150001">
+      <w:start w:val="1"/>
+      <w:numFmt w:val="bullet"/>
+      <w:lvlText w:val=""/>
+      <w:lvlJc w:val="left"/>
+      <w:pPr>
+        <w:ind w:left="720" w:hanging="360"/>
+      </w:pPr>
+      <w:rPr>
+        <w:rFonts w:ascii="Symbol" w:hAnsi="Symbol" w:hint="default"/>
+      </w:rPr>
+    </w:lvl>
+    <w:lvl w:ilvl="1" w:tplc="04150003" w:tentative="1">
+      <w:start w:val="1"/>
+      <w:numFmt w:val="bullet"/>
+      <w:lvlText w:val="o"/>
+      <w:lvlJc w:val="left"/>
+      <w:pPr>
+        <w:ind w:left="1440" w:hanging="360"/>
+      </w:pPr>
+      <w:rPr>
+        <w:rFonts w:ascii="Courier New" w:hAnsi="Courier New" w:cs="Courier New" w:hint="default"/>
+      </w:rPr>
+    </w:lvl>
+    <w:lvl w:ilvl="2" w:tplc="04150005" w:tentative="1">
+      <w:start w:val="1"/>
+      <w:numFmt w:val="bullet"/>
+      <w:lvlText w:val=""/>
+      <w:lvlJc w:val="left"/>
+      <w:pPr>
+        <w:ind w:left="2160" w:hanging="360"/>
+      </w:pPr>
+      <w:rPr>
+        <w:rFonts w:ascii="Wingdings" w:hAnsi="Wingdings" w:hint="default"/>
+      </w:rPr>
+    </w:lvl>
+    <w:lvl w:ilvl="3" w:tplc="04150001" w:tentative="1">
+      <w:start w:val="1"/>
+      <w:numFmt w:val="bullet"/>
+      <w:lvlText w:val=""/>
+      <w:lvlJc w:val="left"/>
+      <w:pPr>
+        <w:ind w:left="2880" w:hanging="360"/>
+      </w:pPr>
+      <w:rPr>
+        <w:rFonts w:ascii="Symbol" w:hAnsi="Symbol" w:hint="default"/>
+      </w:rPr>
+    </w:lvl>
+    <w:lvl w:ilvl="4" w:tplc="04150003" w:tentative="1">
+      <w:start w:val="1"/>
+      <w:numFmt w:val="bullet"/>
+      <w:lvlText w:val="o"/>
+      <w:lvlJc w:val="left"/>
+      <w:pPr>
+        <w:ind w:left="3600" w:hanging="360"/>
+      </w:pPr>
+      <w:rPr>
+        <w:rFonts w:ascii="Courier New" w:hAnsi="Courier New" w:cs="Courier New" w:hint="default"/>
+      </w:rPr>
+    </w:lvl>
+    <w:lvl w:ilvl="5" w:tplc="04150005" w:tentative="1">
+      <w:start w:val="1"/>
+      <w:numFmt w:val="bullet"/>
+      <w:lvlText w:val=""/>
+      <w:lvlJc w:val="left"/>
+      <w:pPr>
+        <w:ind w:left="4320" w:hanging="360"/>
+      </w:pPr>
+      <w:rPr>
+        <w:rFonts w:ascii="Wingdings" w:hAnsi="Wingdings" w:hint="default"/>
+      </w:rPr>
+    </w:lvl>
+    <w:lvl w:ilvl="6" w:tplc="04150001" w:tentative="1">
+      <w:start w:val="1"/>
+      <w:numFmt w:val="bullet"/>
+      <w:lvlText w:val=""/>
+      <w:lvlJc w:val="left"/>
+      <w:pPr>
+        <w:ind w:left="5040" w:hanging="360"/>
+      </w:pPr>
+      <w:rPr>
+        <w:rFonts w:ascii="Symbol" w:hAnsi="Symbol" w:hint="default"/>
+      </w:rPr>
+    </w:lvl>
+    <w:lvl w:ilvl="7" w:tplc="04150003" w:tentative="1">
+      <w:start w:val="1"/>
+      <w:numFmt w:val="bullet"/>
+      <w:lvlText w:val="o"/>
+      <w:lvlJc w:val="left"/>
+      <w:pPr>
+        <w:ind w:left="5760" w:hanging="360"/>
+      </w:pPr>
+      <w:rPr>
+        <w:rFonts w:ascii="Courier New" w:hAnsi="Courier New" w:cs="Courier New" w:hint="default"/>
+      </w:rPr>
+    </w:lvl>
+    <w:lvl w:ilvl="8" w:tplc="04150005" w:tentative="1">
+      <w:start w:val="1"/>
+      <w:numFmt w:val="bullet"/>
+      <w:lvlText w:val=""/>
+      <w:lvlJc w:val="left"/>
+      <w:pPr>
+        <w:ind w:left="6480" w:hanging="360"/>
+      </w:pPr>
+      <w:rPr>
+        <w:rFonts w:ascii="Wingdings" w:hAnsi="Wingdings" w:hint="default"/>
+      </w:rPr>
+    </w:lvl>
+  </w:abstractNum>
+  <w:abstractNum w:abstractNumId="5" w15:restartNumberingAfterBreak="0">
+    <w:nsid w:val="61653670"/>
+    <w:multiLevelType w:val="hybridMultilevel"/>
+    <w:tmpl w:val="360CDEF6"/>
+    <w:lvl w:ilvl="0" w:tplc="04150001">
+      <w:start w:val="1"/>
+      <w:numFmt w:val="bullet"/>
+      <w:lvlText w:val=""/>
+      <w:lvlJc w:val="left"/>
+      <w:pPr>
+        <w:ind w:left="720" w:hanging="360"/>
+      </w:pPr>
+      <w:rPr>
+        <w:rFonts w:ascii="Symbol" w:hAnsi="Symbol" w:hint="default"/>
+      </w:rPr>
+    </w:lvl>
+    <w:lvl w:ilvl="1" w:tplc="04150003" w:tentative="1">
+      <w:start w:val="1"/>
+      <w:numFmt w:val="bullet"/>
+      <w:lvlText w:val="o"/>
+      <w:lvlJc w:val="left"/>
+      <w:pPr>
+        <w:ind w:left="1440" w:hanging="360"/>
+      </w:pPr>
+      <w:rPr>
+        <w:rFonts w:ascii="Courier New" w:hAnsi="Courier New" w:cs="Courier New" w:hint="default"/>
+      </w:rPr>
+    </w:lvl>
+    <w:lvl w:ilvl="2" w:tplc="04150005" w:tentative="1">
+      <w:start w:val="1"/>
+      <w:numFmt w:val="bullet"/>
+      <w:lvlText w:val=""/>
+      <w:lvlJc w:val="left"/>
+      <w:pPr>
+        <w:ind w:left="2160" w:hanging="360"/>
+      </w:pPr>
+      <w:rPr>
+        <w:rFonts w:ascii="Wingdings" w:hAnsi="Wingdings" w:hint="default"/>
+      </w:rPr>
+    </w:lvl>
+    <w:lvl w:ilvl="3" w:tplc="04150001" w:tentative="1">
+      <w:start w:val="1"/>
+      <w:numFmt w:val="bullet"/>
+      <w:lvlText w:val=""/>
+      <w:lvlJc w:val="left"/>
+      <w:pPr>
+        <w:ind w:left="2880" w:hanging="360"/>
+      </w:pPr>
+      <w:rPr>
+        <w:rFonts w:ascii="Symbol" w:hAnsi="Symbol" w:hint="default"/>
+      </w:rPr>
+    </w:lvl>
+    <w:lvl w:ilvl="4" w:tplc="04150003" w:tentative="1">
+      <w:start w:val="1"/>
+      <w:numFmt w:val="bullet"/>
+      <w:lvlText w:val="o"/>
+      <w:lvlJc w:val="left"/>
+      <w:pPr>
+        <w:ind w:left="3600" w:hanging="360"/>
+      </w:pPr>
+      <w:rPr>
+        <w:rFonts w:ascii="Courier New" w:hAnsi="Courier New" w:cs="Courier New" w:hint="default"/>
+      </w:rPr>
+    </w:lvl>
+    <w:lvl w:ilvl="5" w:tplc="04150005" w:tentative="1">
+      <w:start w:val="1"/>
+      <w:numFmt w:val="bullet"/>
+      <w:lvlText w:val=""/>
+      <w:lvlJc w:val="left"/>
+      <w:pPr>
+        <w:ind w:left="4320" w:hanging="360"/>
+      </w:pPr>
+      <w:rPr>
+        <w:rFonts w:ascii="Wingdings" w:hAnsi="Wingdings" w:hint="default"/>
+      </w:rPr>
+    </w:lvl>
+    <w:lvl w:ilvl="6" w:tplc="04150001" w:tentative="1">
+      <w:start w:val="1"/>
+      <w:numFmt w:val="bullet"/>
+      <w:lvlText w:val=""/>
+      <w:lvlJc w:val="left"/>
+      <w:pPr>
+        <w:ind w:left="5040" w:hanging="360"/>
+      </w:pPr>
+      <w:rPr>
+        <w:rFonts w:ascii="Symbol" w:hAnsi="Symbol" w:hint="default"/>
+      </w:rPr>
+    </w:lvl>
+    <w:lvl w:ilvl="7" w:tplc="04150003" w:tentative="1">
+      <w:start w:val="1"/>
+      <w:numFmt w:val="bullet"/>
+      <w:lvlText w:val="o"/>
+      <w:lvlJc w:val="left"/>
+      <w:pPr>
+        <w:ind w:left="5760" w:hanging="360"/>
+      </w:pPr>
+      <w:rPr>
+        <w:rFonts w:ascii="Courier New" w:hAnsi="Courier New" w:cs="Courier New" w:hint="default"/>
+      </w:rPr>
+    </w:lvl>
+    <w:lvl w:ilvl="8" w:tplc="04150005" w:tentative="1">
+      <w:start w:val="1"/>
+      <w:numFmt w:val="bullet"/>
+      <w:lvlText w:val=""/>
+      <w:lvlJc w:val="left"/>
+      <w:pPr>
+        <w:ind w:left="6480" w:hanging="360"/>
+      </w:pPr>
+      <w:rPr>
+        <w:rFonts w:ascii="Wingdings" w:hAnsi="Wingdings" w:hint="default"/>
+      </w:rPr>
+    </w:lvl>
+  </w:abstractNum>
+  <w:abstractNum w:abstractNumId="6" w15:restartNumberingAfterBreak="0">
     <w:nsid w:val="620A58EE"/>
     <w:multiLevelType w:val="multilevel"/>
     <w:tmpl w:val="CA943428"/>
@@ -21589,7 +25526,7 @@
     <w:abstractNumId w:val="2"/>
   </w:num>
   <w:num w:numId="2" w16cid:durableId="1407069358">
-    <w:abstractNumId w:val="4"/>
+    <w:abstractNumId w:val="6"/>
     <w:lvlOverride w:ilvl="0">
       <w:lvl w:ilvl="0">
         <w:numFmt w:val="bullet"/>
@@ -21609,7 +25546,7 @@
     </w:lvlOverride>
   </w:num>
   <w:num w:numId="3" w16cid:durableId="22751970">
-    <w:abstractNumId w:val="4"/>
+    <w:abstractNumId w:val="6"/>
     <w:lvlOverride w:ilvl="0">
       <w:lvl w:ilvl="0">
         <w:numFmt w:val="bullet"/>
@@ -21629,7 +25566,7 @@
     </w:lvlOverride>
   </w:num>
   <w:num w:numId="4" w16cid:durableId="488449173">
-    <w:abstractNumId w:val="4"/>
+    <w:abstractNumId w:val="6"/>
     <w:lvlOverride w:ilvl="0">
       <w:lvl w:ilvl="0">
         <w:numFmt w:val="bullet"/>
@@ -21747,6 +25684,12 @@
         </w:rPr>
       </w:lvl>
     </w:lvlOverride>
+  </w:num>
+  <w:num w:numId="10" w16cid:durableId="1472600841">
+    <w:abstractNumId w:val="4"/>
+  </w:num>
+  <w:num w:numId="11" w16cid:durableId="585460024">
+    <w:abstractNumId w:val="5"/>
   </w:num>
 </w:numbering>
 </file>
@@ -22734,6 +26677,18 @@
       <w:u w:val="single"/>
     </w:rPr>
   </w:style>
+  <w:style w:type="character" w:styleId="Nierozpoznanawzmianka">
+    <w:name w:val="Unresolved Mention"/>
+    <w:basedOn w:val="Domylnaczcionkaakapitu"/>
+    <w:uiPriority w:val="99"/>
+    <w:semiHidden/>
+    <w:unhideWhenUsed/>
+    <w:rsid w:val="007431A9"/>
+    <w:rPr>
+      <w:color w:val="605E5C"/>
+      <w:shd w:val="clear" w:color="auto" w:fill="E1DFDD"/>
+    </w:rPr>
+  </w:style>
 </w:styles>
 </file>
 

--- a/Az Tasks.docx
+++ b/Az Tasks.docx
@@ -55,7 +55,7 @@
           <w:r>
             <w:fldChar w:fldCharType="separate"/>
           </w:r>
-          <w:hyperlink w:anchor="_Toc227881540" w:history="1">
+          <w:hyperlink w:anchor="_Toc228230782" w:history="1">
             <w:r>
               <w:rPr>
                 <w:rStyle w:val="Hipercze"/>
@@ -83,7 +83,7 @@
                 <w:noProof/>
                 <w:webHidden/>
               </w:rPr>
-              <w:instrText xml:space="preserve"> PAGEREF _Toc227881540 \h </w:instrText>
+              <w:instrText xml:space="preserve"> PAGEREF _Toc228230782 \h </w:instrText>
             </w:r>
             <w:r>
               <w:rPr>
@@ -126,7 +126,7 @@
               <w:lang w:eastAsia="pl-PL"/>
             </w:rPr>
           </w:pPr>
-          <w:hyperlink w:anchor="_Toc227881541" w:history="1">
+          <w:hyperlink w:anchor="_Toc228230783" w:history="1">
             <w:r>
               <w:rPr>
                 <w:rStyle w:val="Hipercze"/>
@@ -154,7 +154,7 @@
                 <w:noProof/>
                 <w:webHidden/>
               </w:rPr>
-              <w:instrText xml:space="preserve"> PAGEREF _Toc227881541 \h </w:instrText>
+              <w:instrText xml:space="preserve"> PAGEREF _Toc228230783 \h </w:instrText>
             </w:r>
             <w:r>
               <w:rPr>
@@ -197,7 +197,7 @@
               <w:lang w:eastAsia="pl-PL"/>
             </w:rPr>
           </w:pPr>
-          <w:hyperlink w:anchor="_Toc227881542" w:history="1">
+          <w:hyperlink w:anchor="_Toc228230784" w:history="1">
             <w:r>
               <w:rPr>
                 <w:rStyle w:val="Hipercze"/>
@@ -225,7 +225,7 @@
                 <w:noProof/>
                 <w:webHidden/>
               </w:rPr>
-              <w:instrText xml:space="preserve"> PAGEREF _Toc227881542 \h </w:instrText>
+              <w:instrText xml:space="preserve"> PAGEREF _Toc228230784 \h </w:instrText>
             </w:r>
             <w:r>
               <w:rPr>
@@ -268,7 +268,7 @@
               <w:lang w:eastAsia="pl-PL"/>
             </w:rPr>
           </w:pPr>
-          <w:hyperlink w:anchor="_Toc227881543" w:history="1">
+          <w:hyperlink w:anchor="_Toc228230785" w:history="1">
             <w:r>
               <w:rPr>
                 <w:rStyle w:val="Hipercze"/>
@@ -296,7 +296,7 @@
                 <w:noProof/>
                 <w:webHidden/>
               </w:rPr>
-              <w:instrText xml:space="preserve"> PAGEREF _Toc227881543 \h </w:instrText>
+              <w:instrText xml:space="preserve"> PAGEREF _Toc228230785 \h </w:instrText>
             </w:r>
             <w:r>
               <w:rPr>
@@ -339,7 +339,7 @@
               <w:lang w:eastAsia="pl-PL"/>
             </w:rPr>
           </w:pPr>
-          <w:hyperlink w:anchor="_Toc227881544" w:history="1">
+          <w:hyperlink w:anchor="_Toc228230786" w:history="1">
             <w:r>
               <w:rPr>
                 <w:rStyle w:val="Hipercze"/>
@@ -367,7 +367,7 @@
                 <w:noProof/>
                 <w:webHidden/>
               </w:rPr>
-              <w:instrText xml:space="preserve"> PAGEREF _Toc227881544 \h </w:instrText>
+              <w:instrText xml:space="preserve"> PAGEREF _Toc228230786 \h </w:instrText>
             </w:r>
             <w:r>
               <w:rPr>
@@ -410,7 +410,7 @@
               <w:lang w:eastAsia="pl-PL"/>
             </w:rPr>
           </w:pPr>
-          <w:hyperlink w:anchor="_Toc227881545" w:history="1">
+          <w:hyperlink w:anchor="_Toc228230787" w:history="1">
             <w:r>
               <w:rPr>
                 <w:rStyle w:val="Hipercze"/>
@@ -438,7 +438,7 @@
                 <w:noProof/>
                 <w:webHidden/>
               </w:rPr>
-              <w:instrText xml:space="preserve"> PAGEREF _Toc227881545 \h </w:instrText>
+              <w:instrText xml:space="preserve"> PAGEREF _Toc228230787 \h </w:instrText>
             </w:r>
             <w:r>
               <w:rPr>
@@ -481,7 +481,7 @@
               <w:lang w:eastAsia="pl-PL"/>
             </w:rPr>
           </w:pPr>
-          <w:hyperlink w:anchor="_Toc227881546" w:history="1">
+          <w:hyperlink w:anchor="_Toc228230788" w:history="1">
             <w:r>
               <w:rPr>
                 <w:rStyle w:val="Hipercze"/>
@@ -509,7 +509,7 @@
                 <w:noProof/>
                 <w:webHidden/>
               </w:rPr>
-              <w:instrText xml:space="preserve"> PAGEREF _Toc227881546 \h </w:instrText>
+              <w:instrText xml:space="preserve"> PAGEREF _Toc228230788 \h </w:instrText>
             </w:r>
             <w:r>
               <w:rPr>
@@ -552,7 +552,7 @@
               <w:lang w:eastAsia="pl-PL"/>
             </w:rPr>
           </w:pPr>
-          <w:hyperlink w:anchor="_Toc227881547" w:history="1">
+          <w:hyperlink w:anchor="_Toc228230789" w:history="1">
             <w:r>
               <w:rPr>
                 <w:rStyle w:val="Hipercze"/>
@@ -580,7 +580,7 @@
                 <w:noProof/>
                 <w:webHidden/>
               </w:rPr>
-              <w:instrText xml:space="preserve"> PAGEREF _Toc227881547 \h </w:instrText>
+              <w:instrText xml:space="preserve"> PAGEREF _Toc228230789 \h </w:instrText>
             </w:r>
             <w:r>
               <w:rPr>
@@ -623,7 +623,7 @@
               <w:lang w:eastAsia="pl-PL"/>
             </w:rPr>
           </w:pPr>
-          <w:hyperlink w:anchor="_Toc227881548" w:history="1">
+          <w:hyperlink w:anchor="_Toc228230790" w:history="1">
             <w:r>
               <w:rPr>
                 <w:rStyle w:val="Hipercze"/>
@@ -651,7 +651,7 @@
                 <w:noProof/>
                 <w:webHidden/>
               </w:rPr>
-              <w:instrText xml:space="preserve"> PAGEREF _Toc227881548 \h </w:instrText>
+              <w:instrText xml:space="preserve"> PAGEREF _Toc228230790 \h </w:instrText>
             </w:r>
             <w:r>
               <w:rPr>
@@ -694,7 +694,7 @@
               <w:lang w:eastAsia="pl-PL"/>
             </w:rPr>
           </w:pPr>
-          <w:hyperlink w:anchor="_Toc227881549" w:history="1">
+          <w:hyperlink w:anchor="_Toc228230791" w:history="1">
             <w:r>
               <w:rPr>
                 <w:rStyle w:val="Hipercze"/>
@@ -722,7 +722,7 @@
                 <w:noProof/>
                 <w:webHidden/>
               </w:rPr>
-              <w:instrText xml:space="preserve"> PAGEREF _Toc227881549 \h </w:instrText>
+              <w:instrText xml:space="preserve"> PAGEREF _Toc228230791 \h </w:instrText>
             </w:r>
             <w:r>
               <w:rPr>
@@ -765,7 +765,7 @@
               <w:lang w:eastAsia="pl-PL"/>
             </w:rPr>
           </w:pPr>
-          <w:hyperlink w:anchor="_Toc227881550" w:history="1">
+          <w:hyperlink w:anchor="_Toc228230792" w:history="1">
             <w:r>
               <w:rPr>
                 <w:rStyle w:val="Hipercze"/>
@@ -793,7 +793,7 @@
                 <w:noProof/>
                 <w:webHidden/>
               </w:rPr>
-              <w:instrText xml:space="preserve"> PAGEREF _Toc227881550 \h </w:instrText>
+              <w:instrText xml:space="preserve"> PAGEREF _Toc228230792 \h </w:instrText>
             </w:r>
             <w:r>
               <w:rPr>
@@ -836,7 +836,7 @@
               <w:lang w:eastAsia="pl-PL"/>
             </w:rPr>
           </w:pPr>
-          <w:hyperlink w:anchor="_Toc227881551" w:history="1">
+          <w:hyperlink w:anchor="_Toc228230793" w:history="1">
             <w:r>
               <w:rPr>
                 <w:rStyle w:val="Hipercze"/>
@@ -864,7 +864,7 @@
                 <w:noProof/>
                 <w:webHidden/>
               </w:rPr>
-              <w:instrText xml:space="preserve"> PAGEREF _Toc227881551 \h </w:instrText>
+              <w:instrText xml:space="preserve"> PAGEREF _Toc228230793 \h </w:instrText>
             </w:r>
             <w:r>
               <w:rPr>
@@ -907,7 +907,7 @@
               <w:lang w:eastAsia="pl-PL"/>
             </w:rPr>
           </w:pPr>
-          <w:hyperlink w:anchor="_Toc227881552" w:history="1">
+          <w:hyperlink w:anchor="_Toc228230794" w:history="1">
             <w:r>
               <w:rPr>
                 <w:rStyle w:val="Hipercze"/>
@@ -935,7 +935,7 @@
                 <w:noProof/>
                 <w:webHidden/>
               </w:rPr>
-              <w:instrText xml:space="preserve"> PAGEREF _Toc227881552 \h </w:instrText>
+              <w:instrText xml:space="preserve"> PAGEREF _Toc228230794 \h </w:instrText>
             </w:r>
             <w:r>
               <w:rPr>
@@ -978,7 +978,7 @@
               <w:lang w:eastAsia="pl-PL"/>
             </w:rPr>
           </w:pPr>
-          <w:hyperlink w:anchor="_Toc227881553" w:history="1">
+          <w:hyperlink w:anchor="_Toc228230795" w:history="1">
             <w:r>
               <w:rPr>
                 <w:rStyle w:val="Hipercze"/>
@@ -1006,7 +1006,7 @@
                 <w:noProof/>
                 <w:webHidden/>
               </w:rPr>
-              <w:instrText xml:space="preserve"> PAGEREF _Toc227881553 \h </w:instrText>
+              <w:instrText xml:space="preserve"> PAGEREF _Toc228230795 \h </w:instrText>
             </w:r>
             <w:r>
               <w:rPr>
@@ -1049,7 +1049,7 @@
               <w:lang w:eastAsia="pl-PL"/>
             </w:rPr>
           </w:pPr>
-          <w:hyperlink w:anchor="_Toc227881554" w:history="1">
+          <w:hyperlink w:anchor="_Toc228230796" w:history="1">
             <w:r>
               <w:rPr>
                 <w:rStyle w:val="Hipercze"/>
@@ -1077,7 +1077,7 @@
                 <w:noProof/>
                 <w:webHidden/>
               </w:rPr>
-              <w:instrText xml:space="preserve"> PAGEREF _Toc227881554 \h </w:instrText>
+              <w:instrText xml:space="preserve"> PAGEREF _Toc228230796 \h </w:instrText>
             </w:r>
             <w:r>
               <w:rPr>
@@ -1120,7 +1120,7 @@
               <w:lang w:eastAsia="pl-PL"/>
             </w:rPr>
           </w:pPr>
-          <w:hyperlink w:anchor="_Toc227881555" w:history="1">
+          <w:hyperlink w:anchor="_Toc228230797" w:history="1">
             <w:r>
               <w:rPr>
                 <w:rStyle w:val="Hipercze"/>
@@ -1148,7 +1148,7 @@
                 <w:noProof/>
                 <w:webHidden/>
               </w:rPr>
-              <w:instrText xml:space="preserve"> PAGEREF _Toc227881555 \h </w:instrText>
+              <w:instrText xml:space="preserve"> PAGEREF _Toc228230797 \h </w:instrText>
             </w:r>
             <w:r>
               <w:rPr>
@@ -1191,7 +1191,7 @@
               <w:lang w:eastAsia="pl-PL"/>
             </w:rPr>
           </w:pPr>
-          <w:hyperlink w:anchor="_Toc227881556" w:history="1">
+          <w:hyperlink w:anchor="_Toc228230798" w:history="1">
             <w:r>
               <w:rPr>
                 <w:rStyle w:val="Hipercze"/>
@@ -1219,7 +1219,7 @@
                 <w:noProof/>
                 <w:webHidden/>
               </w:rPr>
-              <w:instrText xml:space="preserve"> PAGEREF _Toc227881556 \h </w:instrText>
+              <w:instrText xml:space="preserve"> PAGEREF _Toc228230798 \h </w:instrText>
             </w:r>
             <w:r>
               <w:rPr>
@@ -1262,7 +1262,7 @@
               <w:lang w:eastAsia="pl-PL"/>
             </w:rPr>
           </w:pPr>
-          <w:hyperlink w:anchor="_Toc227881557" w:history="1">
+          <w:hyperlink w:anchor="_Toc228230799" w:history="1">
             <w:r>
               <w:rPr>
                 <w:rStyle w:val="Hipercze"/>
@@ -1290,7 +1290,7 @@
                 <w:noProof/>
                 <w:webHidden/>
               </w:rPr>
-              <w:instrText xml:space="preserve"> PAGEREF _Toc227881557 \h </w:instrText>
+              <w:instrText xml:space="preserve"> PAGEREF _Toc228230799 \h </w:instrText>
             </w:r>
             <w:r>
               <w:rPr>
@@ -1333,7 +1333,7 @@
               <w:lang w:eastAsia="pl-PL"/>
             </w:rPr>
           </w:pPr>
-          <w:hyperlink w:anchor="_Toc227881558" w:history="1">
+          <w:hyperlink w:anchor="_Toc228230800" w:history="1">
             <w:r>
               <w:rPr>
                 <w:rStyle w:val="Hipercze"/>
@@ -1361,7 +1361,7 @@
                 <w:noProof/>
                 <w:webHidden/>
               </w:rPr>
-              <w:instrText xml:space="preserve"> PAGEREF _Toc227881558 \h </w:instrText>
+              <w:instrText xml:space="preserve"> PAGEREF _Toc228230800 \h </w:instrText>
             </w:r>
             <w:r>
               <w:rPr>
@@ -1404,7 +1404,7 @@
               <w:lang w:eastAsia="pl-PL"/>
             </w:rPr>
           </w:pPr>
-          <w:hyperlink w:anchor="_Toc227881559" w:history="1">
+          <w:hyperlink w:anchor="_Toc228230801" w:history="1">
             <w:r>
               <w:rPr>
                 <w:rStyle w:val="Hipercze"/>
@@ -1432,7 +1432,7 @@
                 <w:noProof/>
                 <w:webHidden/>
               </w:rPr>
-              <w:instrText xml:space="preserve"> PAGEREF _Toc227881559 \h </w:instrText>
+              <w:instrText xml:space="preserve"> PAGEREF _Toc228230801 \h </w:instrText>
             </w:r>
             <w:r>
               <w:rPr>
@@ -1475,7 +1475,7 @@
               <w:lang w:eastAsia="pl-PL"/>
             </w:rPr>
           </w:pPr>
-          <w:hyperlink w:anchor="_Toc227881560" w:history="1">
+          <w:hyperlink w:anchor="_Toc228230802" w:history="1">
             <w:r>
               <w:rPr>
                 <w:rStyle w:val="Hipercze"/>
@@ -1503,7 +1503,7 @@
                 <w:noProof/>
                 <w:webHidden/>
               </w:rPr>
-              <w:instrText xml:space="preserve"> PAGEREF _Toc227881560 \h </w:instrText>
+              <w:instrText xml:space="preserve"> PAGEREF _Toc228230802 \h </w:instrText>
             </w:r>
             <w:r>
               <w:rPr>
@@ -1546,7 +1546,7 @@
               <w:lang w:eastAsia="pl-PL"/>
             </w:rPr>
           </w:pPr>
-          <w:hyperlink w:anchor="_Toc227881561" w:history="1">
+          <w:hyperlink w:anchor="_Toc228230803" w:history="1">
             <w:r>
               <w:rPr>
                 <w:rStyle w:val="Hipercze"/>
@@ -1574,7 +1574,7 @@
                 <w:noProof/>
                 <w:webHidden/>
               </w:rPr>
-              <w:instrText xml:space="preserve"> PAGEREF _Toc227881561 \h </w:instrText>
+              <w:instrText xml:space="preserve"> PAGEREF _Toc228230803 \h </w:instrText>
             </w:r>
             <w:r>
               <w:rPr>
@@ -1617,7 +1617,7 @@
               <w:lang w:eastAsia="pl-PL"/>
             </w:rPr>
           </w:pPr>
-          <w:hyperlink w:anchor="_Toc227881562" w:history="1">
+          <w:hyperlink w:anchor="_Toc228230804" w:history="1">
             <w:r>
               <w:rPr>
                 <w:rStyle w:val="Hipercze"/>
@@ -1645,7 +1645,7 @@
                 <w:noProof/>
                 <w:webHidden/>
               </w:rPr>
-              <w:instrText xml:space="preserve"> PAGEREF _Toc227881562 \h </w:instrText>
+              <w:instrText xml:space="preserve"> PAGEREF _Toc228230804 \h </w:instrText>
             </w:r>
             <w:r>
               <w:rPr>
@@ -1688,7 +1688,7 @@
               <w:lang w:eastAsia="pl-PL"/>
             </w:rPr>
           </w:pPr>
-          <w:hyperlink w:anchor="_Toc227881563" w:history="1">
+          <w:hyperlink w:anchor="_Toc228230805" w:history="1">
             <w:r>
               <w:rPr>
                 <w:rStyle w:val="Hipercze"/>
@@ -1716,7 +1716,7 @@
                 <w:noProof/>
                 <w:webHidden/>
               </w:rPr>
-              <w:instrText xml:space="preserve"> PAGEREF _Toc227881563 \h </w:instrText>
+              <w:instrText xml:space="preserve"> PAGEREF _Toc228230805 \h </w:instrText>
             </w:r>
             <w:r>
               <w:rPr>
@@ -1759,7 +1759,7 @@
               <w:lang w:eastAsia="pl-PL"/>
             </w:rPr>
           </w:pPr>
-          <w:hyperlink w:anchor="_Toc227881564" w:history="1">
+          <w:hyperlink w:anchor="_Toc228230806" w:history="1">
             <w:r>
               <w:rPr>
                 <w:rStyle w:val="Hipercze"/>
@@ -1787,7 +1787,7 @@
                 <w:noProof/>
                 <w:webHidden/>
               </w:rPr>
-              <w:instrText xml:space="preserve"> PAGEREF _Toc227881564 \h </w:instrText>
+              <w:instrText xml:space="preserve"> PAGEREF _Toc228230806 \h </w:instrText>
             </w:r>
             <w:r>
               <w:rPr>
@@ -1830,7 +1830,7 @@
               <w:lang w:eastAsia="pl-PL"/>
             </w:rPr>
           </w:pPr>
-          <w:hyperlink w:anchor="_Toc227881565" w:history="1">
+          <w:hyperlink w:anchor="_Toc228230807" w:history="1">
             <w:r>
               <w:rPr>
                 <w:rStyle w:val="Hipercze"/>
@@ -1858,7 +1858,7 @@
                 <w:noProof/>
                 <w:webHidden/>
               </w:rPr>
-              <w:instrText xml:space="preserve"> PAGEREF _Toc227881565 \h </w:instrText>
+              <w:instrText xml:space="preserve"> PAGEREF _Toc228230807 \h </w:instrText>
             </w:r>
             <w:r>
               <w:rPr>
@@ -1901,7 +1901,7 @@
               <w:lang w:eastAsia="pl-PL"/>
             </w:rPr>
           </w:pPr>
-          <w:hyperlink w:anchor="_Toc227881566" w:history="1">
+          <w:hyperlink w:anchor="_Toc228230808" w:history="1">
             <w:r>
               <w:rPr>
                 <w:rStyle w:val="Hipercze"/>
@@ -1929,7 +1929,7 @@
                 <w:noProof/>
                 <w:webHidden/>
               </w:rPr>
-              <w:instrText xml:space="preserve"> PAGEREF _Toc227881566 \h </w:instrText>
+              <w:instrText xml:space="preserve"> PAGEREF _Toc228230808 \h </w:instrText>
             </w:r>
             <w:r>
               <w:rPr>
@@ -1972,7 +1972,7 @@
               <w:lang w:eastAsia="pl-PL"/>
             </w:rPr>
           </w:pPr>
-          <w:hyperlink w:anchor="_Toc227881567" w:history="1">
+          <w:hyperlink w:anchor="_Toc228230809" w:history="1">
             <w:r>
               <w:rPr>
                 <w:rStyle w:val="Hipercze"/>
@@ -2000,7 +2000,7 @@
                 <w:noProof/>
                 <w:webHidden/>
               </w:rPr>
-              <w:instrText xml:space="preserve"> PAGEREF _Toc227881567 \h </w:instrText>
+              <w:instrText xml:space="preserve"> PAGEREF _Toc228230809 \h </w:instrText>
             </w:r>
             <w:r>
               <w:rPr>
@@ -2043,7 +2043,7 @@
               <w:lang w:eastAsia="pl-PL"/>
             </w:rPr>
           </w:pPr>
-          <w:hyperlink w:anchor="_Toc227881568" w:history="1">
+          <w:hyperlink w:anchor="_Toc228230810" w:history="1">
             <w:r>
               <w:rPr>
                 <w:rStyle w:val="Hipercze"/>
@@ -2071,7 +2071,7 @@
                 <w:noProof/>
                 <w:webHidden/>
               </w:rPr>
-              <w:instrText xml:space="preserve"> PAGEREF _Toc227881568 \h </w:instrText>
+              <w:instrText xml:space="preserve"> PAGEREF _Toc228230810 \h </w:instrText>
             </w:r>
             <w:r>
               <w:rPr>
@@ -2114,7 +2114,7 @@
               <w:lang w:eastAsia="pl-PL"/>
             </w:rPr>
           </w:pPr>
-          <w:hyperlink w:anchor="_Toc227881569" w:history="1">
+          <w:hyperlink w:anchor="_Toc228230811" w:history="1">
             <w:r>
               <w:rPr>
                 <w:rStyle w:val="Hipercze"/>
@@ -2142,7 +2142,7 @@
                 <w:noProof/>
                 <w:webHidden/>
               </w:rPr>
-              <w:instrText xml:space="preserve"> PAGEREF _Toc227881569 \h </w:instrText>
+              <w:instrText xml:space="preserve"> PAGEREF _Toc228230811 \h </w:instrText>
             </w:r>
             <w:r>
               <w:rPr>
@@ -2185,7 +2185,7 @@
               <w:lang w:eastAsia="pl-PL"/>
             </w:rPr>
           </w:pPr>
-          <w:hyperlink w:anchor="_Toc227881570" w:history="1">
+          <w:hyperlink w:anchor="_Toc228230812" w:history="1">
             <w:r>
               <w:rPr>
                 <w:rStyle w:val="Hipercze"/>
@@ -2213,7 +2213,7 @@
                 <w:noProof/>
                 <w:webHidden/>
               </w:rPr>
-              <w:instrText xml:space="preserve"> PAGEREF _Toc227881570 \h </w:instrText>
+              <w:instrText xml:space="preserve"> PAGEREF _Toc228230812 \h </w:instrText>
             </w:r>
             <w:r>
               <w:rPr>
@@ -2256,7 +2256,7 @@
               <w:lang w:eastAsia="pl-PL"/>
             </w:rPr>
           </w:pPr>
-          <w:hyperlink w:anchor="_Toc227881571" w:history="1">
+          <w:hyperlink w:anchor="_Toc228230813" w:history="1">
             <w:r>
               <w:rPr>
                 <w:rStyle w:val="Hipercze"/>
@@ -2284,7 +2284,7 @@
                 <w:noProof/>
                 <w:webHidden/>
               </w:rPr>
-              <w:instrText xml:space="preserve"> PAGEREF _Toc227881571 \h </w:instrText>
+              <w:instrText xml:space="preserve"> PAGEREF _Toc228230813 \h </w:instrText>
             </w:r>
             <w:r>
               <w:rPr>
@@ -2327,7 +2327,7 @@
               <w:lang w:eastAsia="pl-PL"/>
             </w:rPr>
           </w:pPr>
-          <w:hyperlink w:anchor="_Toc227881572" w:history="1">
+          <w:hyperlink w:anchor="_Toc228230814" w:history="1">
             <w:r>
               <w:rPr>
                 <w:rStyle w:val="Hipercze"/>
@@ -2355,7 +2355,7 @@
                 <w:noProof/>
                 <w:webHidden/>
               </w:rPr>
-              <w:instrText xml:space="preserve"> PAGEREF _Toc227881572 \h </w:instrText>
+              <w:instrText xml:space="preserve"> PAGEREF _Toc228230814 \h </w:instrText>
             </w:r>
             <w:r>
               <w:rPr>
@@ -2398,7 +2398,7 @@
               <w:lang w:eastAsia="pl-PL"/>
             </w:rPr>
           </w:pPr>
-          <w:hyperlink w:anchor="_Toc227881573" w:history="1">
+          <w:hyperlink w:anchor="_Toc228230815" w:history="1">
             <w:r>
               <w:rPr>
                 <w:rStyle w:val="Hipercze"/>
@@ -2426,7 +2426,7 @@
                 <w:noProof/>
                 <w:webHidden/>
               </w:rPr>
-              <w:instrText xml:space="preserve"> PAGEREF _Toc227881573 \h </w:instrText>
+              <w:instrText xml:space="preserve"> PAGEREF _Toc228230815 \h </w:instrText>
             </w:r>
             <w:r>
               <w:rPr>
@@ -2469,7 +2469,7 @@
               <w:lang w:eastAsia="pl-PL"/>
             </w:rPr>
           </w:pPr>
-          <w:hyperlink w:anchor="_Toc227881574" w:history="1">
+          <w:hyperlink w:anchor="_Toc228230816" w:history="1">
             <w:r>
               <w:rPr>
                 <w:rStyle w:val="Hipercze"/>
@@ -2497,7 +2497,7 @@
                 <w:noProof/>
                 <w:webHidden/>
               </w:rPr>
-              <w:instrText xml:space="preserve"> PAGEREF _Toc227881574 \h </w:instrText>
+              <w:instrText xml:space="preserve"> PAGEREF _Toc228230816 \h </w:instrText>
             </w:r>
             <w:r>
               <w:rPr>
@@ -2540,7 +2540,7 @@
               <w:lang w:eastAsia="pl-PL"/>
             </w:rPr>
           </w:pPr>
-          <w:hyperlink w:anchor="_Toc227881575" w:history="1">
+          <w:hyperlink w:anchor="_Toc228230817" w:history="1">
             <w:r>
               <w:rPr>
                 <w:rStyle w:val="Hipercze"/>
@@ -2568,7 +2568,7 @@
                 <w:noProof/>
                 <w:webHidden/>
               </w:rPr>
-              <w:instrText xml:space="preserve"> PAGEREF _Toc227881575 \h </w:instrText>
+              <w:instrText xml:space="preserve"> PAGEREF _Toc228230817 \h </w:instrText>
             </w:r>
             <w:r>
               <w:rPr>
@@ -2611,7 +2611,7 @@
               <w:lang w:eastAsia="pl-PL"/>
             </w:rPr>
           </w:pPr>
-          <w:hyperlink w:anchor="_Toc227881576" w:history="1">
+          <w:hyperlink w:anchor="_Toc228230818" w:history="1">
             <w:r>
               <w:rPr>
                 <w:rStyle w:val="Hipercze"/>
@@ -2639,7 +2639,7 @@
                 <w:noProof/>
                 <w:webHidden/>
               </w:rPr>
-              <w:instrText xml:space="preserve"> PAGEREF _Toc227881576 \h </w:instrText>
+              <w:instrText xml:space="preserve"> PAGEREF _Toc228230818 \h </w:instrText>
             </w:r>
             <w:r>
               <w:rPr>
@@ -2682,7 +2682,7 @@
               <w:lang w:eastAsia="pl-PL"/>
             </w:rPr>
           </w:pPr>
-          <w:hyperlink w:anchor="_Toc227881577" w:history="1">
+          <w:hyperlink w:anchor="_Toc228230819" w:history="1">
             <w:r>
               <w:rPr>
                 <w:rStyle w:val="Hipercze"/>
@@ -2710,7 +2710,7 @@
                 <w:noProof/>
                 <w:webHidden/>
               </w:rPr>
-              <w:instrText xml:space="preserve"> PAGEREF _Toc227881577 \h </w:instrText>
+              <w:instrText xml:space="preserve"> PAGEREF _Toc228230819 \h </w:instrText>
             </w:r>
             <w:r>
               <w:rPr>
@@ -2753,7 +2753,7 @@
               <w:lang w:eastAsia="pl-PL"/>
             </w:rPr>
           </w:pPr>
-          <w:hyperlink w:anchor="_Toc227881578" w:history="1">
+          <w:hyperlink w:anchor="_Toc228230820" w:history="1">
             <w:r>
               <w:rPr>
                 <w:rStyle w:val="Hipercze"/>
@@ -2781,7 +2781,7 @@
                 <w:noProof/>
                 <w:webHidden/>
               </w:rPr>
-              <w:instrText xml:space="preserve"> PAGEREF _Toc227881578 \h </w:instrText>
+              <w:instrText xml:space="preserve"> PAGEREF _Toc228230820 \h </w:instrText>
             </w:r>
             <w:r>
               <w:rPr>
@@ -2824,7 +2824,7 @@
               <w:lang w:eastAsia="pl-PL"/>
             </w:rPr>
           </w:pPr>
-          <w:hyperlink w:anchor="_Toc227881579" w:history="1">
+          <w:hyperlink w:anchor="_Toc228230821" w:history="1">
             <w:r>
               <w:rPr>
                 <w:rStyle w:val="Hipercze"/>
@@ -2852,7 +2852,7 @@
                 <w:noProof/>
                 <w:webHidden/>
               </w:rPr>
-              <w:instrText xml:space="preserve"> PAGEREF _Toc227881579 \h </w:instrText>
+              <w:instrText xml:space="preserve"> PAGEREF _Toc228230821 \h </w:instrText>
             </w:r>
             <w:r>
               <w:rPr>
@@ -2895,7 +2895,7 @@
               <w:lang w:eastAsia="pl-PL"/>
             </w:rPr>
           </w:pPr>
-          <w:hyperlink w:anchor="_Toc227881580" w:history="1">
+          <w:hyperlink w:anchor="_Toc228230822" w:history="1">
             <w:r>
               <w:rPr>
                 <w:rStyle w:val="Hipercze"/>
@@ -2923,7 +2923,7 @@
                 <w:noProof/>
                 <w:webHidden/>
               </w:rPr>
-              <w:instrText xml:space="preserve"> PAGEREF _Toc227881580 \h </w:instrText>
+              <w:instrText xml:space="preserve"> PAGEREF _Toc228230822 \h </w:instrText>
             </w:r>
             <w:r>
               <w:rPr>
@@ -2966,7 +2966,7 @@
               <w:lang w:eastAsia="pl-PL"/>
             </w:rPr>
           </w:pPr>
-          <w:hyperlink w:anchor="_Toc227881581" w:history="1">
+          <w:hyperlink w:anchor="_Toc228230823" w:history="1">
             <w:r>
               <w:rPr>
                 <w:rStyle w:val="Hipercze"/>
@@ -2994,7 +2994,7 @@
                 <w:noProof/>
                 <w:webHidden/>
               </w:rPr>
-              <w:instrText xml:space="preserve"> PAGEREF _Toc227881581 \h </w:instrText>
+              <w:instrText xml:space="preserve"> PAGEREF _Toc228230823 \h </w:instrText>
             </w:r>
             <w:r>
               <w:rPr>
@@ -3037,7 +3037,7 @@
               <w:lang w:eastAsia="pl-PL"/>
             </w:rPr>
           </w:pPr>
-          <w:hyperlink w:anchor="_Toc227881582" w:history="1">
+          <w:hyperlink w:anchor="_Toc228230824" w:history="1">
             <w:r>
               <w:rPr>
                 <w:rStyle w:val="Hipercze"/>
@@ -3065,7 +3065,7 @@
                 <w:noProof/>
                 <w:webHidden/>
               </w:rPr>
-              <w:instrText xml:space="preserve"> PAGEREF _Toc227881582 \h </w:instrText>
+              <w:instrText xml:space="preserve"> PAGEREF _Toc228230824 \h </w:instrText>
             </w:r>
             <w:r>
               <w:rPr>
@@ -3108,7 +3108,7 @@
               <w:lang w:eastAsia="pl-PL"/>
             </w:rPr>
           </w:pPr>
-          <w:hyperlink w:anchor="_Toc227881583" w:history="1">
+          <w:hyperlink w:anchor="_Toc228230825" w:history="1">
             <w:r>
               <w:rPr>
                 <w:rStyle w:val="Hipercze"/>
@@ -3136,7 +3136,7 @@
                 <w:noProof/>
                 <w:webHidden/>
               </w:rPr>
-              <w:instrText xml:space="preserve"> PAGEREF _Toc227881583 \h </w:instrText>
+              <w:instrText xml:space="preserve"> PAGEREF _Toc228230825 \h </w:instrText>
             </w:r>
             <w:r>
               <w:rPr>
@@ -3179,7 +3179,7 @@
               <w:lang w:eastAsia="pl-PL"/>
             </w:rPr>
           </w:pPr>
-          <w:hyperlink w:anchor="_Toc227881584" w:history="1">
+          <w:hyperlink w:anchor="_Toc228230826" w:history="1">
             <w:r>
               <w:rPr>
                 <w:rStyle w:val="Hipercze"/>
@@ -3207,7 +3207,7 @@
                 <w:noProof/>
                 <w:webHidden/>
               </w:rPr>
-              <w:instrText xml:space="preserve"> PAGEREF _Toc227881584 \h </w:instrText>
+              <w:instrText xml:space="preserve"> PAGEREF _Toc228230826 \h </w:instrText>
             </w:r>
             <w:r>
               <w:rPr>
@@ -3250,7 +3250,7 @@
               <w:lang w:eastAsia="pl-PL"/>
             </w:rPr>
           </w:pPr>
-          <w:hyperlink w:anchor="_Toc227881585" w:history="1">
+          <w:hyperlink w:anchor="_Toc228230827" w:history="1">
             <w:r>
               <w:rPr>
                 <w:rStyle w:val="Hipercze"/>
@@ -3278,7 +3278,7 @@
                 <w:noProof/>
                 <w:webHidden/>
               </w:rPr>
-              <w:instrText xml:space="preserve"> PAGEREF _Toc227881585 \h </w:instrText>
+              <w:instrText xml:space="preserve"> PAGEREF _Toc228230827 \h </w:instrText>
             </w:r>
             <w:r>
               <w:rPr>
@@ -3321,7 +3321,7 @@
               <w:lang w:eastAsia="pl-PL"/>
             </w:rPr>
           </w:pPr>
-          <w:hyperlink w:anchor="_Toc227881586" w:history="1">
+          <w:hyperlink w:anchor="_Toc228230828" w:history="1">
             <w:r>
               <w:rPr>
                 <w:rStyle w:val="Hipercze"/>
@@ -3349,7 +3349,7 @@
                 <w:noProof/>
                 <w:webHidden/>
               </w:rPr>
-              <w:instrText xml:space="preserve"> PAGEREF _Toc227881586 \h </w:instrText>
+              <w:instrText xml:space="preserve"> PAGEREF _Toc228230828 \h </w:instrText>
             </w:r>
             <w:r>
               <w:rPr>
@@ -3392,7 +3392,7 @@
               <w:lang w:eastAsia="pl-PL"/>
             </w:rPr>
           </w:pPr>
-          <w:hyperlink w:anchor="_Toc227881587" w:history="1">
+          <w:hyperlink w:anchor="_Toc228230829" w:history="1">
             <w:r>
               <w:rPr>
                 <w:rStyle w:val="Hipercze"/>
@@ -3420,7 +3420,7 @@
                 <w:noProof/>
                 <w:webHidden/>
               </w:rPr>
-              <w:instrText xml:space="preserve"> PAGEREF _Toc227881587 \h </w:instrText>
+              <w:instrText xml:space="preserve"> PAGEREF _Toc228230829 \h </w:instrText>
             </w:r>
             <w:r>
               <w:rPr>
@@ -3463,7 +3463,7 @@
               <w:lang w:eastAsia="pl-PL"/>
             </w:rPr>
           </w:pPr>
-          <w:hyperlink w:anchor="_Toc227881588" w:history="1">
+          <w:hyperlink w:anchor="_Toc228230830" w:history="1">
             <w:r>
               <w:rPr>
                 <w:rStyle w:val="Hipercze"/>
@@ -3491,7 +3491,7 @@
                 <w:noProof/>
                 <w:webHidden/>
               </w:rPr>
-              <w:instrText xml:space="preserve"> PAGEREF _Toc227881588 \h </w:instrText>
+              <w:instrText xml:space="preserve"> PAGEREF _Toc228230830 \h </w:instrText>
             </w:r>
             <w:r>
               <w:rPr>
@@ -3534,7 +3534,7 @@
               <w:lang w:eastAsia="pl-PL"/>
             </w:rPr>
           </w:pPr>
-          <w:hyperlink w:anchor="_Toc227881589" w:history="1">
+          <w:hyperlink w:anchor="_Toc228230831" w:history="1">
             <w:r>
               <w:rPr>
                 <w:rStyle w:val="Hipercze"/>
@@ -3562,7 +3562,7 @@
                 <w:noProof/>
                 <w:webHidden/>
               </w:rPr>
-              <w:instrText xml:space="preserve"> PAGEREF _Toc227881589 \h </w:instrText>
+              <w:instrText xml:space="preserve"> PAGEREF _Toc228230831 \h </w:instrText>
             </w:r>
             <w:r>
               <w:rPr>
@@ -3605,7 +3605,7 @@
               <w:lang w:eastAsia="pl-PL"/>
             </w:rPr>
           </w:pPr>
-          <w:hyperlink w:anchor="_Toc227881590" w:history="1">
+          <w:hyperlink w:anchor="_Toc228230832" w:history="1">
             <w:r>
               <w:rPr>
                 <w:rStyle w:val="Hipercze"/>
@@ -3633,7 +3633,7 @@
                 <w:noProof/>
                 <w:webHidden/>
               </w:rPr>
-              <w:instrText xml:space="preserve"> PAGEREF _Toc227881590 \h </w:instrText>
+              <w:instrText xml:space="preserve"> PAGEREF _Toc228230832 \h </w:instrText>
             </w:r>
             <w:r>
               <w:rPr>
@@ -3676,7 +3676,7 @@
               <w:lang w:eastAsia="pl-PL"/>
             </w:rPr>
           </w:pPr>
-          <w:hyperlink w:anchor="_Toc227881591" w:history="1">
+          <w:hyperlink w:anchor="_Toc228230833" w:history="1">
             <w:r>
               <w:rPr>
                 <w:rStyle w:val="Hipercze"/>
@@ -3704,7 +3704,7 @@
                 <w:noProof/>
                 <w:webHidden/>
               </w:rPr>
-              <w:instrText xml:space="preserve"> PAGEREF _Toc227881591 \h </w:instrText>
+              <w:instrText xml:space="preserve"> PAGEREF _Toc228230833 \h </w:instrText>
             </w:r>
             <w:r>
               <w:rPr>
@@ -3747,7 +3747,7 @@
               <w:lang w:eastAsia="pl-PL"/>
             </w:rPr>
           </w:pPr>
-          <w:hyperlink w:anchor="_Toc227881592" w:history="1">
+          <w:hyperlink w:anchor="_Toc228230834" w:history="1">
             <w:r>
               <w:rPr>
                 <w:rStyle w:val="Hipercze"/>
@@ -3775,7 +3775,7 @@
                 <w:noProof/>
                 <w:webHidden/>
               </w:rPr>
-              <w:instrText xml:space="preserve"> PAGEREF _Toc227881592 \h </w:instrText>
+              <w:instrText xml:space="preserve"> PAGEREF _Toc228230834 \h </w:instrText>
             </w:r>
             <w:r>
               <w:rPr>
@@ -3818,7 +3818,7 @@
               <w:lang w:eastAsia="pl-PL"/>
             </w:rPr>
           </w:pPr>
-          <w:hyperlink w:anchor="_Toc227881593" w:history="1">
+          <w:hyperlink w:anchor="_Toc228230835" w:history="1">
             <w:r>
               <w:rPr>
                 <w:rStyle w:val="Hipercze"/>
@@ -3846,7 +3846,7 @@
                 <w:noProof/>
                 <w:webHidden/>
               </w:rPr>
-              <w:instrText xml:space="preserve"> PAGEREF _Toc227881593 \h </w:instrText>
+              <w:instrText xml:space="preserve"> PAGEREF _Toc228230835 \h </w:instrText>
             </w:r>
             <w:r>
               <w:rPr>
@@ -3889,7 +3889,7 @@
               <w:lang w:eastAsia="pl-PL"/>
             </w:rPr>
           </w:pPr>
-          <w:hyperlink w:anchor="_Toc227881594" w:history="1">
+          <w:hyperlink w:anchor="_Toc228230836" w:history="1">
             <w:r>
               <w:rPr>
                 <w:rStyle w:val="Hipercze"/>
@@ -3917,7 +3917,7 @@
                 <w:noProof/>
                 <w:webHidden/>
               </w:rPr>
-              <w:instrText xml:space="preserve"> PAGEREF _Toc227881594 \h </w:instrText>
+              <w:instrText xml:space="preserve"> PAGEREF _Toc228230836 \h </w:instrText>
             </w:r>
             <w:r>
               <w:rPr>
@@ -3960,7 +3960,7 @@
               <w:lang w:eastAsia="pl-PL"/>
             </w:rPr>
           </w:pPr>
-          <w:hyperlink w:anchor="_Toc227881595" w:history="1">
+          <w:hyperlink w:anchor="_Toc228230837" w:history="1">
             <w:r>
               <w:rPr>
                 <w:rStyle w:val="Hipercze"/>
@@ -3988,7 +3988,7 @@
                 <w:noProof/>
                 <w:webHidden/>
               </w:rPr>
-              <w:instrText xml:space="preserve"> PAGEREF _Toc227881595 \h </w:instrText>
+              <w:instrText xml:space="preserve"> PAGEREF _Toc228230837 \h </w:instrText>
             </w:r>
             <w:r>
               <w:rPr>
@@ -4031,7 +4031,7 @@
               <w:lang w:eastAsia="pl-PL"/>
             </w:rPr>
           </w:pPr>
-          <w:hyperlink w:anchor="_Toc227881596" w:history="1">
+          <w:hyperlink w:anchor="_Toc228230838" w:history="1">
             <w:r>
               <w:rPr>
                 <w:rStyle w:val="Hipercze"/>
@@ -4059,7 +4059,7 @@
                 <w:noProof/>
                 <w:webHidden/>
               </w:rPr>
-              <w:instrText xml:space="preserve"> PAGEREF _Toc227881596 \h </w:instrText>
+              <w:instrText xml:space="preserve"> PAGEREF _Toc228230838 \h </w:instrText>
             </w:r>
             <w:r>
               <w:rPr>
@@ -4102,7 +4102,7 @@
               <w:lang w:eastAsia="pl-PL"/>
             </w:rPr>
           </w:pPr>
-          <w:hyperlink w:anchor="_Toc227881597" w:history="1">
+          <w:hyperlink w:anchor="_Toc228230839" w:history="1">
             <w:r>
               <w:rPr>
                 <w:rStyle w:val="Hipercze"/>
@@ -4130,7 +4130,7 @@
                 <w:noProof/>
                 <w:webHidden/>
               </w:rPr>
-              <w:instrText xml:space="preserve"> PAGEREF _Toc227881597 \h </w:instrText>
+              <w:instrText xml:space="preserve"> PAGEREF _Toc228230839 \h </w:instrText>
             </w:r>
             <w:r>
               <w:rPr>
@@ -4173,7 +4173,7 @@
               <w:lang w:eastAsia="pl-PL"/>
             </w:rPr>
           </w:pPr>
-          <w:hyperlink w:anchor="_Toc227881598" w:history="1">
+          <w:hyperlink w:anchor="_Toc228230840" w:history="1">
             <w:r>
               <w:rPr>
                 <w:rStyle w:val="Hipercze"/>
@@ -4201,7 +4201,7 @@
                 <w:noProof/>
                 <w:webHidden/>
               </w:rPr>
-              <w:instrText xml:space="preserve"> PAGEREF _Toc227881598 \h </w:instrText>
+              <w:instrText xml:space="preserve"> PAGEREF _Toc228230840 \h </w:instrText>
             </w:r>
             <w:r>
               <w:rPr>
@@ -4244,7 +4244,7 @@
               <w:lang w:eastAsia="pl-PL"/>
             </w:rPr>
           </w:pPr>
-          <w:hyperlink w:anchor="_Toc227881599" w:history="1">
+          <w:hyperlink w:anchor="_Toc228230841" w:history="1">
             <w:r>
               <w:rPr>
                 <w:rStyle w:val="Hipercze"/>
@@ -4272,7 +4272,7 @@
                 <w:noProof/>
                 <w:webHidden/>
               </w:rPr>
-              <w:instrText xml:space="preserve"> PAGEREF _Toc227881599 \h </w:instrText>
+              <w:instrText xml:space="preserve"> PAGEREF _Toc228230841 \h </w:instrText>
             </w:r>
             <w:r>
               <w:rPr>
@@ -4315,7 +4315,7 @@
               <w:lang w:eastAsia="pl-PL"/>
             </w:rPr>
           </w:pPr>
-          <w:hyperlink w:anchor="_Toc227881600" w:history="1">
+          <w:hyperlink w:anchor="_Toc228230842" w:history="1">
             <w:r>
               <w:rPr>
                 <w:rStyle w:val="Hipercze"/>
@@ -4343,7 +4343,7 @@
                 <w:noProof/>
                 <w:webHidden/>
               </w:rPr>
-              <w:instrText xml:space="preserve"> PAGEREF _Toc227881600 \h </w:instrText>
+              <w:instrText xml:space="preserve"> PAGEREF _Toc228230842 \h </w:instrText>
             </w:r>
             <w:r>
               <w:rPr>
@@ -4386,7 +4386,7 @@
               <w:lang w:eastAsia="pl-PL"/>
             </w:rPr>
           </w:pPr>
-          <w:hyperlink w:anchor="_Toc227881601" w:history="1">
+          <w:hyperlink w:anchor="_Toc228230843" w:history="1">
             <w:r>
               <w:rPr>
                 <w:rStyle w:val="Hipercze"/>
@@ -4414,7 +4414,7 @@
                 <w:noProof/>
                 <w:webHidden/>
               </w:rPr>
-              <w:instrText xml:space="preserve"> PAGEREF _Toc227881601 \h </w:instrText>
+              <w:instrText xml:space="preserve"> PAGEREF _Toc228230843 \h </w:instrText>
             </w:r>
             <w:r>
               <w:rPr>
@@ -4457,7 +4457,7 @@
               <w:lang w:eastAsia="pl-PL"/>
             </w:rPr>
           </w:pPr>
-          <w:hyperlink w:anchor="_Toc227881602" w:history="1">
+          <w:hyperlink w:anchor="_Toc228230844" w:history="1">
             <w:r>
               <w:rPr>
                 <w:rStyle w:val="Hipercze"/>
@@ -4485,7 +4485,7 @@
                 <w:noProof/>
                 <w:webHidden/>
               </w:rPr>
-              <w:instrText xml:space="preserve"> PAGEREF _Toc227881602 \h </w:instrText>
+              <w:instrText xml:space="preserve"> PAGEREF _Toc228230844 \h </w:instrText>
             </w:r>
             <w:r>
               <w:rPr>
@@ -4528,11 +4528,12 @@
               <w:lang w:eastAsia="pl-PL"/>
             </w:rPr>
           </w:pPr>
-          <w:hyperlink w:anchor="_Toc227881603" w:history="1">
+          <w:hyperlink w:anchor="_Toc228230845" w:history="1">
             <w:r>
               <w:rPr>
                 <w:rStyle w:val="Hipercze"/>
                 <w:noProof/>
+                <w:lang w:val="en-US"/>
               </w:rPr>
               <w:t>Solution</w:t>
             </w:r>
@@ -4555,7 +4556,7 @@
                 <w:noProof/>
                 <w:webHidden/>
               </w:rPr>
-              <w:instrText xml:space="preserve"> PAGEREF _Toc227881603 \h </w:instrText>
+              <w:instrText xml:space="preserve"> PAGEREF _Toc228230845 \h </w:instrText>
             </w:r>
             <w:r>
               <w:rPr>
@@ -4598,7 +4599,7 @@
               <w:lang w:eastAsia="pl-PL"/>
             </w:rPr>
           </w:pPr>
-          <w:hyperlink w:anchor="_Toc227881604" w:history="1">
+          <w:hyperlink w:anchor="_Toc228230846" w:history="1">
             <w:r>
               <w:rPr>
                 <w:rStyle w:val="Hipercze"/>
@@ -4626,7 +4627,7 @@
                 <w:noProof/>
                 <w:webHidden/>
               </w:rPr>
-              <w:instrText xml:space="preserve"> PAGEREF _Toc227881604 \h </w:instrText>
+              <w:instrText xml:space="preserve"> PAGEREF _Toc228230846 \h </w:instrText>
             </w:r>
             <w:r>
               <w:rPr>
@@ -4647,6 +4648,503 @@
                 <w:webHidden/>
               </w:rPr>
               <w:t>70</w:t>
+            </w:r>
+            <w:r>
+              <w:rPr>
+                <w:noProof/>
+                <w:webHidden/>
+              </w:rPr>
+              <w:fldChar w:fldCharType="end"/>
+            </w:r>
+          </w:hyperlink>
+        </w:p>
+        <w:p>
+          <w:pPr>
+            <w:pStyle w:val="Spistreci1"/>
+            <w:tabs>
+              <w:tab w:val="right" w:leader="dot" w:pos="9062"/>
+            </w:tabs>
+            <w:rPr>
+              <w:rFonts w:eastAsiaTheme="minorEastAsia"/>
+              <w:noProof/>
+              <w:lang w:eastAsia="pl-PL"/>
+            </w:rPr>
+          </w:pPr>
+          <w:hyperlink w:anchor="_Toc228230847" w:history="1">
+            <w:r>
+              <w:rPr>
+                <w:rStyle w:val="Hipercze"/>
+                <w:noProof/>
+                <w:lang w:val="en-US"/>
+              </w:rPr>
+              <w:t>Task 23 Automating User Data Configuration Using the CLI</w:t>
+            </w:r>
+            <w:r>
+              <w:rPr>
+                <w:noProof/>
+                <w:webHidden/>
+              </w:rPr>
+              <w:tab/>
+            </w:r>
+            <w:r>
+              <w:rPr>
+                <w:noProof/>
+                <w:webHidden/>
+              </w:rPr>
+              <w:fldChar w:fldCharType="begin"/>
+            </w:r>
+            <w:r>
+              <w:rPr>
+                <w:noProof/>
+                <w:webHidden/>
+              </w:rPr>
+              <w:instrText xml:space="preserve"> PAGEREF _Toc228230847 \h </w:instrText>
+            </w:r>
+            <w:r>
+              <w:rPr>
+                <w:noProof/>
+                <w:webHidden/>
+              </w:rPr>
+            </w:r>
+            <w:r>
+              <w:rPr>
+                <w:noProof/>
+                <w:webHidden/>
+              </w:rPr>
+              <w:fldChar w:fldCharType="separate"/>
+            </w:r>
+            <w:r>
+              <w:rPr>
+                <w:noProof/>
+                <w:webHidden/>
+              </w:rPr>
+              <w:t>70</w:t>
+            </w:r>
+            <w:r>
+              <w:rPr>
+                <w:noProof/>
+                <w:webHidden/>
+              </w:rPr>
+              <w:fldChar w:fldCharType="end"/>
+            </w:r>
+          </w:hyperlink>
+        </w:p>
+        <w:p>
+          <w:pPr>
+            <w:pStyle w:val="Spistreci2"/>
+            <w:tabs>
+              <w:tab w:val="right" w:leader="dot" w:pos="9062"/>
+            </w:tabs>
+            <w:rPr>
+              <w:rFonts w:eastAsiaTheme="minorEastAsia"/>
+              <w:noProof/>
+              <w:lang w:eastAsia="pl-PL"/>
+            </w:rPr>
+          </w:pPr>
+          <w:hyperlink w:anchor="_Toc228230848" w:history="1">
+            <w:r>
+              <w:rPr>
+                <w:rStyle w:val="Hipercze"/>
+                <w:noProof/>
+                <w:lang w:val="en-US"/>
+              </w:rPr>
+              <w:t>Solution</w:t>
+            </w:r>
+            <w:r>
+              <w:rPr>
+                <w:noProof/>
+                <w:webHidden/>
+              </w:rPr>
+              <w:tab/>
+            </w:r>
+            <w:r>
+              <w:rPr>
+                <w:noProof/>
+                <w:webHidden/>
+              </w:rPr>
+              <w:fldChar w:fldCharType="begin"/>
+            </w:r>
+            <w:r>
+              <w:rPr>
+                <w:noProof/>
+                <w:webHidden/>
+              </w:rPr>
+              <w:instrText xml:space="preserve"> PAGEREF _Toc228230848 \h </w:instrText>
+            </w:r>
+            <w:r>
+              <w:rPr>
+                <w:noProof/>
+                <w:webHidden/>
+              </w:rPr>
+            </w:r>
+            <w:r>
+              <w:rPr>
+                <w:noProof/>
+                <w:webHidden/>
+              </w:rPr>
+              <w:fldChar w:fldCharType="separate"/>
+            </w:r>
+            <w:r>
+              <w:rPr>
+                <w:noProof/>
+                <w:webHidden/>
+              </w:rPr>
+              <w:t>71</w:t>
+            </w:r>
+            <w:r>
+              <w:rPr>
+                <w:noProof/>
+                <w:webHidden/>
+              </w:rPr>
+              <w:fldChar w:fldCharType="end"/>
+            </w:r>
+          </w:hyperlink>
+        </w:p>
+        <w:p>
+          <w:pPr>
+            <w:pStyle w:val="Spistreci2"/>
+            <w:tabs>
+              <w:tab w:val="right" w:leader="dot" w:pos="9062"/>
+            </w:tabs>
+            <w:rPr>
+              <w:rFonts w:eastAsiaTheme="minorEastAsia"/>
+              <w:noProof/>
+              <w:lang w:eastAsia="pl-PL"/>
+            </w:rPr>
+          </w:pPr>
+          <w:hyperlink w:anchor="_Toc228230849" w:history="1">
+            <w:r>
+              <w:rPr>
+                <w:rStyle w:val="Hipercze"/>
+                <w:noProof/>
+                <w:lang w:val="en-US"/>
+              </w:rPr>
+              <w:t>Why I need that</w:t>
+            </w:r>
+            <w:r>
+              <w:rPr>
+                <w:noProof/>
+                <w:webHidden/>
+              </w:rPr>
+              <w:tab/>
+            </w:r>
+            <w:r>
+              <w:rPr>
+                <w:noProof/>
+                <w:webHidden/>
+              </w:rPr>
+              <w:fldChar w:fldCharType="begin"/>
+            </w:r>
+            <w:r>
+              <w:rPr>
+                <w:noProof/>
+                <w:webHidden/>
+              </w:rPr>
+              <w:instrText xml:space="preserve"> PAGEREF _Toc228230849 \h </w:instrText>
+            </w:r>
+            <w:r>
+              <w:rPr>
+                <w:noProof/>
+                <w:webHidden/>
+              </w:rPr>
+            </w:r>
+            <w:r>
+              <w:rPr>
+                <w:noProof/>
+                <w:webHidden/>
+              </w:rPr>
+              <w:fldChar w:fldCharType="separate"/>
+            </w:r>
+            <w:r>
+              <w:rPr>
+                <w:noProof/>
+                <w:webHidden/>
+              </w:rPr>
+              <w:t>73</w:t>
+            </w:r>
+            <w:r>
+              <w:rPr>
+                <w:noProof/>
+                <w:webHidden/>
+              </w:rPr>
+              <w:fldChar w:fldCharType="end"/>
+            </w:r>
+          </w:hyperlink>
+        </w:p>
+        <w:p>
+          <w:pPr>
+            <w:pStyle w:val="Spistreci1"/>
+            <w:tabs>
+              <w:tab w:val="right" w:leader="dot" w:pos="9062"/>
+            </w:tabs>
+            <w:rPr>
+              <w:rFonts w:eastAsiaTheme="minorEastAsia"/>
+              <w:noProof/>
+              <w:lang w:eastAsia="pl-PL"/>
+            </w:rPr>
+          </w:pPr>
+          <w:hyperlink w:anchor="_Toc228230850" w:history="1">
+            <w:r>
+              <w:rPr>
+                <w:rStyle w:val="Hipercze"/>
+                <w:noProof/>
+                <w:lang w:val="en-US"/>
+              </w:rPr>
+              <w:t>Task 24 Day 24: Securing Virtual Machine SSH Access</w:t>
+            </w:r>
+            <w:r>
+              <w:rPr>
+                <w:noProof/>
+                <w:webHidden/>
+              </w:rPr>
+              <w:tab/>
+            </w:r>
+            <w:r>
+              <w:rPr>
+                <w:noProof/>
+                <w:webHidden/>
+              </w:rPr>
+              <w:fldChar w:fldCharType="begin"/>
+            </w:r>
+            <w:r>
+              <w:rPr>
+                <w:noProof/>
+                <w:webHidden/>
+              </w:rPr>
+              <w:instrText xml:space="preserve"> PAGEREF _Toc228230850 \h </w:instrText>
+            </w:r>
+            <w:r>
+              <w:rPr>
+                <w:noProof/>
+                <w:webHidden/>
+              </w:rPr>
+            </w:r>
+            <w:r>
+              <w:rPr>
+                <w:noProof/>
+                <w:webHidden/>
+              </w:rPr>
+              <w:fldChar w:fldCharType="separate"/>
+            </w:r>
+            <w:r>
+              <w:rPr>
+                <w:noProof/>
+                <w:webHidden/>
+              </w:rPr>
+              <w:t>74</w:t>
+            </w:r>
+            <w:r>
+              <w:rPr>
+                <w:noProof/>
+                <w:webHidden/>
+              </w:rPr>
+              <w:fldChar w:fldCharType="end"/>
+            </w:r>
+          </w:hyperlink>
+        </w:p>
+        <w:p>
+          <w:pPr>
+            <w:pStyle w:val="Spistreci2"/>
+            <w:tabs>
+              <w:tab w:val="right" w:leader="dot" w:pos="9062"/>
+            </w:tabs>
+            <w:rPr>
+              <w:rFonts w:eastAsiaTheme="minorEastAsia"/>
+              <w:noProof/>
+              <w:lang w:eastAsia="pl-PL"/>
+            </w:rPr>
+          </w:pPr>
+          <w:hyperlink w:anchor="_Toc228230851" w:history="1">
+            <w:r>
+              <w:rPr>
+                <w:rStyle w:val="Hipercze"/>
+                <w:noProof/>
+                <w:lang w:val="en-US"/>
+              </w:rPr>
+              <w:t>Solution</w:t>
+            </w:r>
+            <w:r>
+              <w:rPr>
+                <w:noProof/>
+                <w:webHidden/>
+              </w:rPr>
+              <w:tab/>
+            </w:r>
+            <w:r>
+              <w:rPr>
+                <w:noProof/>
+                <w:webHidden/>
+              </w:rPr>
+              <w:fldChar w:fldCharType="begin"/>
+            </w:r>
+            <w:r>
+              <w:rPr>
+                <w:noProof/>
+                <w:webHidden/>
+              </w:rPr>
+              <w:instrText xml:space="preserve"> PAGEREF _Toc228230851 \h </w:instrText>
+            </w:r>
+            <w:r>
+              <w:rPr>
+                <w:noProof/>
+                <w:webHidden/>
+              </w:rPr>
+            </w:r>
+            <w:r>
+              <w:rPr>
+                <w:noProof/>
+                <w:webHidden/>
+              </w:rPr>
+              <w:fldChar w:fldCharType="separate"/>
+            </w:r>
+            <w:r>
+              <w:rPr>
+                <w:noProof/>
+                <w:webHidden/>
+              </w:rPr>
+              <w:t>74</w:t>
+            </w:r>
+            <w:r>
+              <w:rPr>
+                <w:noProof/>
+                <w:webHidden/>
+              </w:rPr>
+              <w:fldChar w:fldCharType="end"/>
+            </w:r>
+          </w:hyperlink>
+        </w:p>
+        <w:p>
+          <w:pPr>
+            <w:pStyle w:val="Spistreci2"/>
+            <w:tabs>
+              <w:tab w:val="right" w:leader="dot" w:pos="9062"/>
+            </w:tabs>
+            <w:rPr>
+              <w:rFonts w:eastAsiaTheme="minorEastAsia"/>
+              <w:noProof/>
+              <w:lang w:eastAsia="pl-PL"/>
+            </w:rPr>
+          </w:pPr>
+          <w:hyperlink w:anchor="_Toc228230852" w:history="1">
+            <w:r>
+              <w:rPr>
+                <w:rStyle w:val="Hipercze"/>
+                <w:noProof/>
+                <w:lang w:val="en-US"/>
+              </w:rPr>
+              <w:t>Why I need that</w:t>
+            </w:r>
+            <w:r>
+              <w:rPr>
+                <w:noProof/>
+                <w:webHidden/>
+              </w:rPr>
+              <w:tab/>
+            </w:r>
+            <w:r>
+              <w:rPr>
+                <w:noProof/>
+                <w:webHidden/>
+              </w:rPr>
+              <w:fldChar w:fldCharType="begin"/>
+            </w:r>
+            <w:r>
+              <w:rPr>
+                <w:noProof/>
+                <w:webHidden/>
+              </w:rPr>
+              <w:instrText xml:space="preserve"> PAGEREF _Toc228230852 \h </w:instrText>
+            </w:r>
+            <w:r>
+              <w:rPr>
+                <w:noProof/>
+                <w:webHidden/>
+              </w:rPr>
+            </w:r>
+            <w:r>
+              <w:rPr>
+                <w:noProof/>
+                <w:webHidden/>
+              </w:rPr>
+              <w:fldChar w:fldCharType="separate"/>
+            </w:r>
+            <w:r>
+              <w:rPr>
+                <w:noProof/>
+                <w:webHidden/>
+              </w:rPr>
+              <w:t>75</w:t>
+            </w:r>
+            <w:r>
+              <w:rPr>
+                <w:noProof/>
+                <w:webHidden/>
+              </w:rPr>
+              <w:fldChar w:fldCharType="end"/>
+            </w:r>
+          </w:hyperlink>
+        </w:p>
+        <w:p>
+          <w:pPr>
+            <w:pStyle w:val="Spistreci1"/>
+            <w:tabs>
+              <w:tab w:val="right" w:leader="dot" w:pos="9062"/>
+            </w:tabs>
+            <w:rPr>
+              <w:rFonts w:eastAsiaTheme="minorEastAsia"/>
+              <w:noProof/>
+              <w:lang w:eastAsia="pl-PL"/>
+            </w:rPr>
+          </w:pPr>
+          <w:hyperlink w:anchor="_Toc228230853" w:history="1">
+            <w:r>
+              <w:rPr>
+                <w:rStyle w:val="Hipercze"/>
+                <w:noProof/>
+                <w:lang w:val="en-US"/>
+              </w:rPr>
+              <w:t>Taks 25 Expanding and Managing Disk Storage</w:t>
+            </w:r>
+            <w:r>
+              <w:rPr>
+                <w:noProof/>
+                <w:webHidden/>
+              </w:rPr>
+              <w:tab/>
+            </w:r>
+            <w:r>
+              <w:rPr>
+                <w:noProof/>
+                <w:webHidden/>
+              </w:rPr>
+              <w:fldChar w:fldCharType="begin"/>
+            </w:r>
+            <w:r>
+              <w:rPr>
+                <w:noProof/>
+                <w:webHidden/>
+              </w:rPr>
+              <w:instrText xml:space="preserve"> PAGEREF _Toc228230853 \h </w:instrText>
+            </w:r>
+            <w:r>
+              <w:rPr>
+                <w:noProof/>
+                <w:webHidden/>
+              </w:rPr>
+            </w:r>
+            <w:r>
+              <w:rPr>
+                <w:noProof/>
+                <w:webHidden/>
+              </w:rPr>
+              <w:fldChar w:fldCharType="separate"/>
+            </w:r>
+            <w:r>
+              <w:rPr>
+                <w:noProof/>
+                <w:webHidden/>
+              </w:rPr>
+              <w:t>76</w:t>
             </w:r>
             <w:r>
               <w:rPr>
@@ -4692,7 +5190,7 @@
           <w:lang w:val="en-US"/>
         </w:rPr>
       </w:pPr>
-      <w:bookmarkStart w:id="0" w:name="_Toc227881540"/>
+      <w:bookmarkStart w:id="0" w:name="_Toc228230782"/>
       <w:r>
         <w:rPr>
           <w:lang w:val="en-US"/>
@@ -4820,7 +5318,7 @@
           <w:lang w:val="en-US"/>
         </w:rPr>
       </w:pPr>
-      <w:bookmarkStart w:id="1" w:name="_Toc227881541"/>
+      <w:bookmarkStart w:id="1" w:name="_Toc228230783"/>
       <w:r>
         <w:rPr>
           <w:lang w:val="en-US"/>
@@ -5206,7 +5704,7 @@
           <w:lang w:val="en-US"/>
         </w:rPr>
       </w:pPr>
-      <w:bookmarkStart w:id="2" w:name="_Toc227881542"/>
+      <w:bookmarkStart w:id="2" w:name="_Toc228230784"/>
       <w:r>
         <w:rPr>
           <w:lang w:val="en-US"/>
@@ -5235,7 +5733,7 @@
           <w:lang w:val="en-US"/>
         </w:rPr>
       </w:pPr>
-      <w:bookmarkStart w:id="3" w:name="_Toc227881543"/>
+      <w:bookmarkStart w:id="3" w:name="_Toc228230785"/>
       <w:r>
         <w:rPr>
           <w:lang w:val="en-US"/>
@@ -5470,7 +5968,7 @@
           <w:lang w:val="en-US"/>
         </w:rPr>
       </w:pPr>
-      <w:bookmarkStart w:id="4" w:name="_Toc227881544"/>
+      <w:bookmarkStart w:id="4" w:name="_Toc228230786"/>
       <w:r>
         <w:rPr>
           <w:lang w:val="en-US"/>
@@ -6370,7 +6868,7 @@
           <w:lang w:val="en-US"/>
         </w:rPr>
       </w:pPr>
-      <w:bookmarkStart w:id="5" w:name="_Toc227881545"/>
+      <w:bookmarkStart w:id="5" w:name="_Toc228230787"/>
       <w:r>
         <w:rPr>
           <w:lang w:val="en-US"/>
@@ -6406,7 +6904,7 @@
           <w:lang w:val="en-US"/>
         </w:rPr>
       </w:pPr>
-      <w:bookmarkStart w:id="6" w:name="_Toc227881546"/>
+      <w:bookmarkStart w:id="6" w:name="_Toc228230788"/>
       <w:r>
         <w:rPr>
           <w:lang w:val="en-US"/>
@@ -6550,7 +7048,7 @@
           <w:lang w:val="en-US"/>
         </w:rPr>
       </w:pPr>
-      <w:bookmarkStart w:id="7" w:name="_Toc227881547"/>
+      <w:bookmarkStart w:id="7" w:name="_Toc228230789"/>
       <w:r>
         <w:rPr>
           <w:lang w:val="en-US"/>
@@ -7142,7 +7640,7 @@
           <w:lang w:val="en-US"/>
         </w:rPr>
       </w:pPr>
-      <w:bookmarkStart w:id="8" w:name="_Toc227881548"/>
+      <w:bookmarkStart w:id="8" w:name="_Toc228230790"/>
       <w:r>
         <w:rPr>
           <w:lang w:val="en-US"/>
@@ -7172,7 +7670,7 @@
           <w:lang w:val="en-US"/>
         </w:rPr>
       </w:pPr>
-      <w:bookmarkStart w:id="9" w:name="_Toc227881549"/>
+      <w:bookmarkStart w:id="9" w:name="_Toc228230791"/>
       <w:r>
         <w:rPr>
           <w:lang w:val="en-US"/>
@@ -7330,7 +7828,7 @@
           <w:lang w:val="en-US"/>
         </w:rPr>
       </w:pPr>
-      <w:bookmarkStart w:id="10" w:name="_Toc227881550"/>
+      <w:bookmarkStart w:id="10" w:name="_Toc228230792"/>
       <w:r>
         <w:rPr>
           <w:lang w:val="en-US"/>
@@ -7772,7 +8270,7 @@
           <w:lang w:val="en-US"/>
         </w:rPr>
       </w:pPr>
-      <w:bookmarkStart w:id="11" w:name="_Toc227881551"/>
+      <w:bookmarkStart w:id="11" w:name="_Toc228230793"/>
       <w:r>
         <w:rPr>
           <w:lang w:val="en-US"/>
@@ -7844,7 +8342,7 @@
           <w:lang w:val="en-US"/>
         </w:rPr>
       </w:pPr>
-      <w:bookmarkStart w:id="12" w:name="_Toc227881552"/>
+      <w:bookmarkStart w:id="12" w:name="_Toc228230794"/>
       <w:r>
         <w:rPr>
           <w:lang w:val="en-US"/>
@@ -7996,7 +8494,7 @@
           <w:lang w:val="en-US"/>
         </w:rPr>
       </w:pPr>
-      <w:bookmarkStart w:id="13" w:name="_Toc227881553"/>
+      <w:bookmarkStart w:id="13" w:name="_Toc228230795"/>
       <w:r>
         <w:rPr>
           <w:lang w:val="en-US"/>
@@ -8448,7 +8946,7 @@
           <w:lang w:val="en-US"/>
         </w:rPr>
       </w:pPr>
-      <w:bookmarkStart w:id="14" w:name="_Toc227881554"/>
+      <w:bookmarkStart w:id="14" w:name="_Toc228230796"/>
       <w:r>
         <w:rPr>
           <w:lang w:val="en-US"/>
@@ -8477,7 +8975,7 @@
           <w:lang w:val="en-US"/>
         </w:rPr>
       </w:pPr>
-      <w:bookmarkStart w:id="15" w:name="_Toc227881555"/>
+      <w:bookmarkStart w:id="15" w:name="_Toc228230797"/>
       <w:r>
         <w:rPr>
           <w:lang w:val="en-US"/>
@@ -8608,7 +9106,7 @@
           <w:lang w:val="en-US"/>
         </w:rPr>
       </w:pPr>
-      <w:bookmarkStart w:id="16" w:name="_Toc227881556"/>
+      <w:bookmarkStart w:id="16" w:name="_Toc228230798"/>
       <w:r>
         <w:rPr>
           <w:lang w:val="en-US"/>
@@ -9155,7 +9653,7 @@
           <w:lang w:val="en-US"/>
         </w:rPr>
       </w:pPr>
-      <w:bookmarkStart w:id="17" w:name="_Toc227881557"/>
+      <w:bookmarkStart w:id="17" w:name="_Toc228230799"/>
       <w:r>
         <w:rPr>
           <w:lang w:val="en-US"/>
@@ -9212,7 +9710,7 @@
           <w:lang w:val="en-US"/>
         </w:rPr>
       </w:pPr>
-      <w:bookmarkStart w:id="18" w:name="_Toc227881558"/>
+      <w:bookmarkStart w:id="18" w:name="_Toc228230800"/>
       <w:r>
         <w:rPr>
           <w:lang w:val="en-US"/>
@@ -9281,7 +9779,7 @@
           <w:lang w:val="en-US"/>
         </w:rPr>
       </w:pPr>
-      <w:bookmarkStart w:id="19" w:name="_Toc227881559"/>
+      <w:bookmarkStart w:id="19" w:name="_Toc228230801"/>
       <w:r>
         <w:rPr>
           <w:lang w:val="en-US"/>
@@ -9729,7 +10227,7 @@
           <w:lang w:val="en-US"/>
         </w:rPr>
       </w:pPr>
-      <w:bookmarkStart w:id="20" w:name="_Toc227881560"/>
+      <w:bookmarkStart w:id="20" w:name="_Toc228230802"/>
       <w:r>
         <w:rPr>
           <w:lang w:val="en-US"/>
@@ -9758,7 +10256,7 @@
           <w:lang w:val="en-US"/>
         </w:rPr>
       </w:pPr>
-      <w:bookmarkStart w:id="21" w:name="_Toc227881561"/>
+      <w:bookmarkStart w:id="21" w:name="_Toc228230803"/>
       <w:r>
         <w:rPr>
           <w:lang w:val="en-US"/>
@@ -10619,7 +11117,7 @@
           <w:lang w:val="en-US"/>
         </w:rPr>
       </w:pPr>
-      <w:bookmarkStart w:id="22" w:name="_Toc227881562"/>
+      <w:bookmarkStart w:id="22" w:name="_Toc228230804"/>
       <w:r>
         <w:rPr>
           <w:lang w:val="en-US"/>
@@ -10662,7 +11160,7 @@
           <w:lang w:val="en-US"/>
         </w:rPr>
       </w:pPr>
-      <w:bookmarkStart w:id="23" w:name="_Toc227881563"/>
+      <w:bookmarkStart w:id="23" w:name="_Toc228230805"/>
       <w:r>
         <w:rPr>
           <w:lang w:val="en-US"/>
@@ -10839,7 +11337,7 @@
           <w:lang w:val="en-US"/>
         </w:rPr>
       </w:pPr>
-      <w:bookmarkStart w:id="24" w:name="_Toc227881564"/>
+      <w:bookmarkStart w:id="24" w:name="_Toc228230806"/>
       <w:r>
         <w:rPr>
           <w:lang w:val="en-US"/>
@@ -11549,7 +12047,7 @@
           <w:lang w:val="en-US"/>
         </w:rPr>
       </w:pPr>
-      <w:bookmarkStart w:id="25" w:name="_Toc227881565"/>
+      <w:bookmarkStart w:id="25" w:name="_Toc228230807"/>
       <w:r>
         <w:rPr>
           <w:lang w:val="en-US"/>
@@ -11704,7 +12202,7 @@
           <w:lang w:val="en-US"/>
         </w:rPr>
       </w:pPr>
-      <w:bookmarkStart w:id="26" w:name="_Toc227881566"/>
+      <w:bookmarkStart w:id="26" w:name="_Toc228230808"/>
       <w:r>
         <w:rPr>
           <w:lang w:val="en-US"/>
@@ -11810,7 +12308,7 @@
           <w:lang w:val="en-US"/>
         </w:rPr>
       </w:pPr>
-      <w:bookmarkStart w:id="27" w:name="_Toc227881567"/>
+      <w:bookmarkStart w:id="27" w:name="_Toc228230809"/>
       <w:r>
         <w:rPr>
           <w:lang w:val="en-US"/>
@@ -12717,7 +13215,7 @@
           <w:lang w:val="en-US"/>
         </w:rPr>
       </w:pPr>
-      <w:bookmarkStart w:id="28" w:name="_Toc227881568"/>
+      <w:bookmarkStart w:id="28" w:name="_Toc228230810"/>
       <w:r>
         <w:rPr>
           <w:lang w:val="en-US"/>
@@ -12759,7 +13257,7 @@
           <w:lang w:val="en-US"/>
         </w:rPr>
       </w:pPr>
-      <w:bookmarkStart w:id="29" w:name="_Toc227881569"/>
+      <w:bookmarkStart w:id="29" w:name="_Toc228230811"/>
       <w:r>
         <w:rPr>
           <w:lang w:val="en-US"/>
@@ -12840,7 +13338,7 @@
           <w:lang w:val="en-US"/>
         </w:rPr>
       </w:pPr>
-      <w:bookmarkStart w:id="30" w:name="_Toc227881570"/>
+      <w:bookmarkStart w:id="30" w:name="_Toc228230812"/>
       <w:r>
         <w:rPr>
           <w:lang w:val="en-US"/>
@@ -13324,7 +13822,7 @@
           <w:lang w:val="en-US"/>
         </w:rPr>
       </w:pPr>
-      <w:bookmarkStart w:id="31" w:name="_Toc227881571"/>
+      <w:bookmarkStart w:id="31" w:name="_Toc228230813"/>
       <w:r>
         <w:rPr>
           <w:lang w:val="en-US"/>
@@ -13374,7 +13872,7 @@
           <w:lang w:val="en-US"/>
         </w:rPr>
       </w:pPr>
-      <w:bookmarkStart w:id="32" w:name="_Toc227881572"/>
+      <w:bookmarkStart w:id="32" w:name="_Toc228230814"/>
       <w:r>
         <w:rPr>
           <w:lang w:val="en-US"/>
@@ -13450,7 +13948,7 @@
           <w:lang w:val="en-US"/>
         </w:rPr>
       </w:pPr>
-      <w:bookmarkStart w:id="33" w:name="_Toc227881573"/>
+      <w:bookmarkStart w:id="33" w:name="_Toc228230815"/>
       <w:r>
         <w:rPr>
           <w:lang w:val="en-US"/>
@@ -13853,7 +14351,7 @@
           <w:lang w:val="en-US"/>
         </w:rPr>
       </w:pPr>
-      <w:bookmarkStart w:id="34" w:name="_Toc227881574"/>
+      <w:bookmarkStart w:id="34" w:name="_Toc228230816"/>
       <w:r>
         <w:rPr>
           <w:lang w:val="en-US"/>
@@ -13882,7 +14380,7 @@
           <w:lang w:val="en-US"/>
         </w:rPr>
       </w:pPr>
-      <w:bookmarkStart w:id="35" w:name="_Toc227881575"/>
+      <w:bookmarkStart w:id="35" w:name="_Toc228230817"/>
       <w:r>
         <w:rPr>
           <w:lang w:val="en-US"/>
@@ -14339,7 +14837,7 @@
           <w:lang w:val="en-US"/>
         </w:rPr>
       </w:pPr>
-      <w:bookmarkStart w:id="36" w:name="_Toc227881576"/>
+      <w:bookmarkStart w:id="36" w:name="_Toc228230818"/>
       <w:r>
         <w:rPr>
           <w:lang w:val="en-US"/>
@@ -15231,7 +15729,7 @@
           <w:lang w:val="en-US"/>
         </w:rPr>
       </w:pPr>
-      <w:bookmarkStart w:id="37" w:name="_Toc227881577"/>
+      <w:bookmarkStart w:id="37" w:name="_Toc228230819"/>
       <w:r>
         <w:rPr>
           <w:lang w:val="en-US"/>
@@ -15281,7 +15779,7 @@
           <w:lang w:val="en-US"/>
         </w:rPr>
       </w:pPr>
-      <w:bookmarkStart w:id="38" w:name="_Toc227881578"/>
+      <w:bookmarkStart w:id="38" w:name="_Toc228230820"/>
       <w:r>
         <w:rPr>
           <w:lang w:val="en-US"/>
@@ -15432,7 +15930,7 @@
           <w:lang w:val="en-US"/>
         </w:rPr>
       </w:pPr>
-      <w:bookmarkStart w:id="39" w:name="_Toc227881579"/>
+      <w:bookmarkStart w:id="39" w:name="_Toc228230821"/>
       <w:r>
         <w:rPr>
           <w:lang w:val="en-US"/>
@@ -15825,7 +16323,7 @@
           <w:lang w:val="en-US"/>
         </w:rPr>
       </w:pPr>
-      <w:bookmarkStart w:id="40" w:name="_Toc227881580"/>
+      <w:bookmarkStart w:id="40" w:name="_Toc228230822"/>
       <w:r>
         <w:rPr>
           <w:lang w:val="en-US"/>
@@ -15869,7 +16367,7 @@
           <w:lang w:val="en-US"/>
         </w:rPr>
       </w:pPr>
-      <w:bookmarkStart w:id="41" w:name="_Toc227881581"/>
+      <w:bookmarkStart w:id="41" w:name="_Toc228230823"/>
       <w:r>
         <w:rPr>
           <w:lang w:val="en-US"/>
@@ -16004,7 +16502,7 @@
           <w:lang w:val="en-US"/>
         </w:rPr>
       </w:pPr>
-      <w:bookmarkStart w:id="42" w:name="_Toc227881582"/>
+      <w:bookmarkStart w:id="42" w:name="_Toc228230824"/>
       <w:r>
         <w:rPr>
           <w:lang w:val="en-US"/>
@@ -16999,7 +17497,7 @@
           <w:lang w:val="en-US"/>
         </w:rPr>
       </w:pPr>
-      <w:bookmarkStart w:id="43" w:name="_Toc227881583"/>
+      <w:bookmarkStart w:id="43" w:name="_Toc228230825"/>
       <w:r>
         <w:rPr>
           <w:lang w:val="en-US"/>
@@ -17028,7 +17526,7 @@
           <w:lang w:val="en-US"/>
         </w:rPr>
       </w:pPr>
-      <w:bookmarkStart w:id="44" w:name="_Toc227881584"/>
+      <w:bookmarkStart w:id="44" w:name="_Toc228230826"/>
       <w:r>
         <w:rPr>
           <w:lang w:val="en-US"/>
@@ -17090,7 +17588,7 @@
           <w:lang w:val="en-US"/>
         </w:rPr>
       </w:pPr>
-      <w:bookmarkStart w:id="45" w:name="_Toc227881585"/>
+      <w:bookmarkStart w:id="45" w:name="_Toc228230827"/>
       <w:r>
         <w:rPr>
           <w:lang w:val="en-US"/>
@@ -17774,7 +18272,7 @@
           <w:lang w:val="en-US"/>
         </w:rPr>
       </w:pPr>
-      <w:bookmarkStart w:id="46" w:name="_Toc227881586"/>
+      <w:bookmarkStart w:id="46" w:name="_Toc228230828"/>
       <w:r>
         <w:rPr>
           <w:lang w:val="en-US"/>
@@ -17830,7 +18328,7 @@
           <w:lang w:val="en-US"/>
         </w:rPr>
       </w:pPr>
-      <w:bookmarkStart w:id="47" w:name="_Toc227881587"/>
+      <w:bookmarkStart w:id="47" w:name="_Toc228230829"/>
       <w:r>
         <w:rPr>
           <w:lang w:val="en-US"/>
@@ -17878,7 +18376,7 @@
           <w:lang w:val="en-US"/>
         </w:rPr>
       </w:pPr>
-      <w:bookmarkStart w:id="48" w:name="_Toc227881588"/>
+      <w:bookmarkStart w:id="48" w:name="_Toc228230830"/>
       <w:r>
         <w:rPr>
           <w:lang w:val="en-US"/>
@@ -18524,7 +19022,7 @@
           <w:lang w:val="en-US"/>
         </w:rPr>
       </w:pPr>
-      <w:bookmarkStart w:id="49" w:name="_Toc227881589"/>
+      <w:bookmarkStart w:id="49" w:name="_Toc228230831"/>
       <w:r>
         <w:rPr>
           <w:lang w:val="en-US"/>
@@ -18573,7 +19071,7 @@
           <w:lang w:val="en-US"/>
         </w:rPr>
       </w:pPr>
-      <w:bookmarkStart w:id="50" w:name="_Toc227881590"/>
+      <w:bookmarkStart w:id="50" w:name="_Toc228230832"/>
       <w:r>
         <w:rPr>
           <w:lang w:val="en-US"/>
@@ -18656,7 +19154,7 @@
           <w:lang w:val="en-US"/>
         </w:rPr>
       </w:pPr>
-      <w:bookmarkStart w:id="51" w:name="_Toc227881591"/>
+      <w:bookmarkStart w:id="51" w:name="_Toc228230833"/>
       <w:r>
         <w:rPr>
           <w:lang w:val="en-US"/>
@@ -19025,7 +19523,7 @@
           <w:lang w:val="en-US"/>
         </w:rPr>
       </w:pPr>
-      <w:bookmarkStart w:id="52" w:name="_Toc227881592"/>
+      <w:bookmarkStart w:id="52" w:name="_Toc228230834"/>
       <w:r>
         <w:rPr>
           <w:lang w:val="en-US"/>
@@ -19054,7 +19552,7 @@
           <w:lang w:val="en-US"/>
         </w:rPr>
       </w:pPr>
-      <w:bookmarkStart w:id="53" w:name="_Toc227881593"/>
+      <w:bookmarkStart w:id="53" w:name="_Toc228230835"/>
       <w:r>
         <w:rPr>
           <w:lang w:val="en-US"/>
@@ -19163,7 +19661,7 @@
           <w:lang w:val="en-US"/>
         </w:rPr>
       </w:pPr>
-      <w:bookmarkStart w:id="54" w:name="_Toc227881594"/>
+      <w:bookmarkStart w:id="54" w:name="_Toc228230836"/>
       <w:r>
         <w:rPr>
           <w:lang w:val="en-US"/>
@@ -19670,7 +20168,7 @@
           <w:lang w:val="en-US"/>
         </w:rPr>
       </w:pPr>
-      <w:bookmarkStart w:id="55" w:name="_Toc227881595"/>
+      <w:bookmarkStart w:id="55" w:name="_Toc228230837"/>
       <w:r>
         <w:rPr>
           <w:lang w:val="en-US"/>
@@ -19706,7 +20204,7 @@
           <w:lang w:val="en-US"/>
         </w:rPr>
       </w:pPr>
-      <w:bookmarkStart w:id="56" w:name="_Toc227881596"/>
+      <w:bookmarkStart w:id="56" w:name="_Toc228230838"/>
       <w:r>
         <w:rPr>
           <w:lang w:val="en-US"/>
@@ -20206,7 +20704,7 @@
           <w:lang w:val="en-US"/>
         </w:rPr>
       </w:pPr>
-      <w:bookmarkStart w:id="57" w:name="_Toc227881597"/>
+      <w:bookmarkStart w:id="57" w:name="_Toc228230839"/>
       <w:r>
         <w:rPr>
           <w:lang w:val="en-US"/>
@@ -21288,7 +21786,7 @@
           <w:lang w:val="en-US"/>
         </w:rPr>
       </w:pPr>
-      <w:bookmarkStart w:id="58" w:name="_Toc227881598"/>
+      <w:bookmarkStart w:id="58" w:name="_Toc228230840"/>
       <w:r>
         <w:rPr>
           <w:lang w:val="en-US"/>
@@ -21324,7 +21822,7 @@
           <w:lang w:val="en-US"/>
         </w:rPr>
       </w:pPr>
-      <w:bookmarkStart w:id="59" w:name="_Toc227881599"/>
+      <w:bookmarkStart w:id="59" w:name="_Toc228230841"/>
       <w:r>
         <w:rPr>
           <w:lang w:val="en-US"/>
@@ -21422,7 +21920,7 @@
           <w:lang w:val="en-US"/>
         </w:rPr>
       </w:pPr>
-      <w:bookmarkStart w:id="60" w:name="_Toc227881600"/>
+      <w:bookmarkStart w:id="60" w:name="_Toc228230842"/>
       <w:r>
         <w:rPr>
           <w:lang w:val="en-US"/>
@@ -21589,6 +22087,7 @@
       <w:pPr>
         <w:rPr>
           <w:rStyle w:val="Wyrnienieintensywne"/>
+          <w:lang w:val="en-US"/>
         </w:rPr>
       </w:pPr>
     </w:p>
@@ -21620,6 +22119,7 @@
       <w:pPr>
         <w:rPr>
           <w:rStyle w:val="Wyrnienieintensywne"/>
+          <w:lang w:val="en-US"/>
         </w:rPr>
       </w:pPr>
       <w:r>
@@ -21650,6 +22150,7 @@
       <w:pPr>
         <w:rPr>
           <w:rStyle w:val="Wyrnienieintensywne"/>
+          <w:lang w:val="en-US"/>
         </w:rPr>
       </w:pPr>
     </w:p>
@@ -21774,6 +22275,7 @@
       <w:pPr>
         <w:rPr>
           <w:rStyle w:val="Wyrnienieintensywne"/>
+          <w:lang w:val="en-US"/>
         </w:rPr>
       </w:pPr>
       <w:r>
@@ -21788,6 +22290,7 @@
       <w:pPr>
         <w:rPr>
           <w:rStyle w:val="Wyrnienieintensywne"/>
+          <w:lang w:val="en-US"/>
         </w:rPr>
       </w:pPr>
     </w:p>
@@ -21940,6 +22443,7 @@
       <w:pPr>
         <w:rPr>
           <w:rStyle w:val="Wyrnienieintensywne"/>
+          <w:lang w:val="en-US"/>
         </w:rPr>
       </w:pPr>
       <w:r>
@@ -21970,6 +22474,7 @@
       <w:pPr>
         <w:rPr>
           <w:rStyle w:val="Wyrnienieintensywne"/>
+          <w:lang w:val="en-US"/>
         </w:rPr>
       </w:pPr>
     </w:p>
@@ -22200,6 +22705,7 @@
       <w:pPr>
         <w:rPr>
           <w:rStyle w:val="Wyrnienieintensywne"/>
+          <w:lang w:val="en-US"/>
         </w:rPr>
       </w:pPr>
       <w:r>
@@ -22246,13 +22752,15 @@
       <w:pPr>
         <w:rPr>
           <w:rStyle w:val="Wyrnienieintensywne"/>
-        </w:rPr>
-      </w:pPr>
-    </w:p>
-    <w:p>
-      <w:pPr>
-        <w:rPr>
-          <w:rStyle w:val="Wyrnienieintensywne"/>
+          <w:lang w:val="en-US"/>
+        </w:rPr>
+      </w:pPr>
+    </w:p>
+    <w:p>
+      <w:pPr>
+        <w:rPr>
+          <w:rStyle w:val="Wyrnienieintensywne"/>
+          <w:lang w:val="en-US"/>
         </w:rPr>
       </w:pPr>
       <w:proofErr w:type="spellStart"/>
@@ -22317,13 +22825,15 @@
       <w:pPr>
         <w:rPr>
           <w:rStyle w:val="Wyrnienieintensywne"/>
-        </w:rPr>
-      </w:pPr>
-    </w:p>
-    <w:p>
-      <w:pPr>
-        <w:rPr>
-          <w:rStyle w:val="Wyrnienieintensywne"/>
+          <w:lang w:val="en-US"/>
+        </w:rPr>
+      </w:pPr>
+    </w:p>
+    <w:p>
+      <w:pPr>
+        <w:rPr>
+          <w:rStyle w:val="Wyrnienieintensywne"/>
+          <w:lang w:val="en-US"/>
         </w:rPr>
       </w:pPr>
       <w:r>
@@ -22466,6 +22976,7 @@
       </w:pPr>
       <w:r>
         <w:rPr>
+          <w:noProof/>
           <w:lang w:val="en-US"/>
         </w:rPr>
         <w:drawing>
@@ -22546,6 +23057,7 @@
       </w:pPr>
       <w:r>
         <w:rPr>
+          <w:noProof/>
           <w:lang w:val="en-US"/>
         </w:rPr>
         <w:lastRenderedPageBreak/>
@@ -22627,6 +23139,7 @@
       </w:pPr>
       <w:r>
         <w:rPr>
+          <w:noProof/>
           <w:lang w:val="en-US"/>
         </w:rPr>
         <w:lastRenderedPageBreak/>
@@ -22754,6 +23267,7 @@
       </w:pPr>
       <w:r>
         <w:rPr>
+          <w:noProof/>
           <w:lang w:val="en-US"/>
         </w:rPr>
         <w:drawing>
@@ -22827,7 +23341,7 @@
           <w:lang w:val="en-US"/>
         </w:rPr>
       </w:pPr>
-      <w:bookmarkStart w:id="61" w:name="_Toc227881601"/>
+      <w:bookmarkStart w:id="61" w:name="_Toc228230843"/>
       <w:r>
         <w:rPr>
           <w:lang w:val="en-US"/>
@@ -22970,7 +23484,7 @@
           <w:lang w:val="en-US"/>
         </w:rPr>
       </w:pPr>
-      <w:bookmarkStart w:id="62" w:name="_Toc227881602"/>
+      <w:bookmarkStart w:id="62" w:name="_Toc228230844"/>
       <w:r>
         <w:rPr>
           <w:lang w:val="en-US"/>
@@ -23154,9 +23668,15 @@
     <w:p>
       <w:pPr>
         <w:pStyle w:val="Nagwek2"/>
-      </w:pPr>
-      <w:bookmarkStart w:id="63" w:name="_Toc227881603"/>
-      <w:r>
+        <w:rPr>
+          <w:lang w:val="en-US"/>
+        </w:rPr>
+      </w:pPr>
+      <w:bookmarkStart w:id="63" w:name="_Toc228230845"/>
+      <w:r>
+        <w:rPr>
+          <w:lang w:val="en-US"/>
+        </w:rPr>
         <w:t>Solution</w:t>
       </w:r>
       <w:bookmarkEnd w:id="63"/>
@@ -24363,6 +24883,7 @@
       </w:pPr>
       <w:r>
         <w:rPr>
+          <w:noProof/>
           <w:lang w:val="en-US"/>
         </w:rPr>
         <w:lastRenderedPageBreak/>
@@ -24410,7 +24931,7 @@
           <w:lang w:val="en-US"/>
         </w:rPr>
       </w:pPr>
-      <w:bookmarkStart w:id="64" w:name="_Toc227881604"/>
+      <w:bookmarkStart w:id="64" w:name="_Toc228230846"/>
       <w:r>
         <w:rPr>
           <w:lang w:val="en-US"/>
@@ -24574,6 +25095,2821 @@
           <w:lang w:val="en-US"/>
         </w:rPr>
       </w:pPr>
+    </w:p>
+    <w:p>
+      <w:pPr>
+        <w:pStyle w:val="Nagwek1"/>
+        <w:rPr>
+          <w:lang w:val="en-US"/>
+        </w:rPr>
+      </w:pPr>
+      <w:bookmarkStart w:id="65" w:name="_Toc228230847"/>
+      <w:r>
+        <w:rPr>
+          <w:lang w:val="en-US"/>
+        </w:rPr>
+        <w:t>Task 23</w:t>
+      </w:r>
+      <w:r>
+        <w:rPr>
+          <w:lang w:val="en-US"/>
+        </w:rPr>
+        <w:t xml:space="preserve"> </w:t>
+      </w:r>
+      <w:r>
+        <w:rPr>
+          <w:lang w:val="en-US"/>
+        </w:rPr>
+        <w:t>Automating User Data Configuration Using the CLI</w:t>
+      </w:r>
+      <w:bookmarkEnd w:id="65"/>
+    </w:p>
+    <w:p>
+      <w:pPr>
+        <w:tabs>
+          <w:tab w:val="left" w:pos="1408"/>
+        </w:tabs>
+        <w:rPr>
+          <w:lang w:val="en-US"/>
+        </w:rPr>
+      </w:pPr>
+      <w:r>
+        <w:rPr>
+          <w:lang w:val="en-US"/>
+        </w:rPr>
+        <w:t>The Nautilus DevOps Team is working on setting up a new virtual machine (VM) to host a web server for a critical application. The team lead has requested you to create an Azure VM that will serve as a web server using Nginx. This VM will be part of the initial infrastructure setup for the Nautilus project. Ensuring that the server is correctly configured and accessible from the internet is crucial for the upcoming deployment phase.</w:t>
+      </w:r>
+    </w:p>
+    <w:p>
+      <w:pPr>
+        <w:tabs>
+          <w:tab w:val="left" w:pos="1408"/>
+        </w:tabs>
+        <w:rPr>
+          <w:lang w:val="en-US"/>
+        </w:rPr>
+      </w:pPr>
+      <w:r>
+        <w:rPr>
+          <w:lang w:val="en-US"/>
+        </w:rPr>
+        <w:t>As a member of the Nautilus DevOps Team, your task is to create a VM using Azure CLI with the following specifications:</w:t>
+      </w:r>
+    </w:p>
+    <w:p>
+      <w:pPr>
+        <w:tabs>
+          <w:tab w:val="left" w:pos="1408"/>
+        </w:tabs>
+        <w:rPr>
+          <w:lang w:val="en-US"/>
+        </w:rPr>
+      </w:pPr>
+      <w:r>
+        <w:rPr>
+          <w:b/>
+          <w:bCs/>
+          <w:lang w:val="en-US"/>
+        </w:rPr>
+        <w:t>Instance Name:</w:t>
+      </w:r>
+      <w:r>
+        <w:rPr>
+          <w:lang w:val="en-US"/>
+        </w:rPr>
+        <w:t> The VM must be named </w:t>
+      </w:r>
+      <w:proofErr w:type="spellStart"/>
+      <w:r>
+        <w:rPr>
+          <w:lang w:val="en-US"/>
+        </w:rPr>
+        <w:t>xfusion-vm</w:t>
+      </w:r>
+      <w:proofErr w:type="spellEnd"/>
+      <w:r>
+        <w:rPr>
+          <w:lang w:val="en-US"/>
+        </w:rPr>
+        <w:t>.</w:t>
+      </w:r>
+    </w:p>
+    <w:p>
+      <w:pPr>
+        <w:tabs>
+          <w:tab w:val="left" w:pos="1408"/>
+        </w:tabs>
+        <w:rPr>
+          <w:lang w:val="en-US"/>
+        </w:rPr>
+      </w:pPr>
+      <w:r>
+        <w:rPr>
+          <w:b/>
+          <w:bCs/>
+          <w:lang w:val="en-US"/>
+        </w:rPr>
+        <w:t>Image:</w:t>
+      </w:r>
+      <w:r>
+        <w:rPr>
+          <w:lang w:val="en-US"/>
+        </w:rPr>
+        <w:t> Use any available Ubuntu image to create this VM.</w:t>
+      </w:r>
+    </w:p>
+    <w:p>
+      <w:pPr>
+        <w:tabs>
+          <w:tab w:val="left" w:pos="1408"/>
+        </w:tabs>
+      </w:pPr>
+      <w:r>
+        <w:rPr>
+          <w:b/>
+          <w:bCs/>
+          <w:lang w:val="en-US"/>
+        </w:rPr>
+        <w:t>Custom Script Extension/User Data:</w:t>
+      </w:r>
+      <w:r>
+        <w:rPr>
+          <w:lang w:val="en-US"/>
+        </w:rPr>
+        <w:t xml:space="preserve"> Configure the VM to run a custom script during its launch. </w:t>
+      </w:r>
+      <w:proofErr w:type="spellStart"/>
+      <w:r>
+        <w:t>This</w:t>
+      </w:r>
+      <w:proofErr w:type="spellEnd"/>
+      <w:r>
+        <w:t xml:space="preserve"> </w:t>
+      </w:r>
+      <w:proofErr w:type="spellStart"/>
+      <w:r>
+        <w:t>script</w:t>
+      </w:r>
+      <w:proofErr w:type="spellEnd"/>
+      <w:r>
+        <w:t xml:space="preserve"> </w:t>
+      </w:r>
+      <w:proofErr w:type="spellStart"/>
+      <w:r>
+        <w:t>should</w:t>
+      </w:r>
+      <w:proofErr w:type="spellEnd"/>
+      <w:r>
+        <w:t>:</w:t>
+      </w:r>
+    </w:p>
+    <w:p>
+      <w:pPr>
+        <w:numPr>
+          <w:ilvl w:val="0"/>
+          <w:numId w:val="12"/>
+        </w:numPr>
+        <w:tabs>
+          <w:tab w:val="left" w:pos="1408"/>
+        </w:tabs>
+      </w:pPr>
+      <w:proofErr w:type="spellStart"/>
+      <w:r>
+        <w:lastRenderedPageBreak/>
+        <w:t>Install</w:t>
+      </w:r>
+      <w:proofErr w:type="spellEnd"/>
+      <w:r>
+        <w:t xml:space="preserve"> the </w:t>
+      </w:r>
+      <w:proofErr w:type="spellStart"/>
+      <w:r>
+        <w:t>Nginx</w:t>
+      </w:r>
+      <w:proofErr w:type="spellEnd"/>
+      <w:r>
+        <w:t xml:space="preserve"> </w:t>
+      </w:r>
+      <w:proofErr w:type="spellStart"/>
+      <w:r>
+        <w:t>package</w:t>
+      </w:r>
+      <w:proofErr w:type="spellEnd"/>
+      <w:r>
+        <w:t>.</w:t>
+      </w:r>
+    </w:p>
+    <w:p>
+      <w:pPr>
+        <w:numPr>
+          <w:ilvl w:val="0"/>
+          <w:numId w:val="13"/>
+        </w:numPr>
+        <w:tabs>
+          <w:tab w:val="left" w:pos="1408"/>
+        </w:tabs>
+      </w:pPr>
+      <w:r>
+        <w:t xml:space="preserve">Start the </w:t>
+      </w:r>
+      <w:proofErr w:type="spellStart"/>
+      <w:r>
+        <w:t>Nginx</w:t>
+      </w:r>
+      <w:proofErr w:type="spellEnd"/>
+      <w:r>
+        <w:t xml:space="preserve"> service.</w:t>
+      </w:r>
+    </w:p>
+    <w:p>
+      <w:pPr>
+        <w:tabs>
+          <w:tab w:val="left" w:pos="1408"/>
+        </w:tabs>
+        <w:rPr>
+          <w:lang w:val="en-US"/>
+        </w:rPr>
+      </w:pPr>
+      <w:r>
+        <w:rPr>
+          <w:b/>
+          <w:bCs/>
+          <w:lang w:val="en-US"/>
+        </w:rPr>
+        <w:t>Network Security Group (NSG):</w:t>
+      </w:r>
+      <w:r>
+        <w:rPr>
+          <w:lang w:val="en-US"/>
+        </w:rPr>
+        <w:t> Ensure that the VM allows HTTP traffic on port 80 from the internet.</w:t>
+      </w:r>
+    </w:p>
+    <w:p>
+      <w:pPr>
+        <w:tabs>
+          <w:tab w:val="left" w:pos="1408"/>
+        </w:tabs>
+      </w:pPr>
+      <w:proofErr w:type="spellStart"/>
+      <w:r>
+        <w:rPr>
+          <w:b/>
+          <w:bCs/>
+        </w:rPr>
+        <w:t>Instructions</w:t>
+      </w:r>
+      <w:proofErr w:type="spellEnd"/>
+      <w:r>
+        <w:rPr>
+          <w:b/>
+          <w:bCs/>
+        </w:rPr>
+        <w:t>:</w:t>
+      </w:r>
+    </w:p>
+    <w:p>
+      <w:pPr>
+        <w:numPr>
+          <w:ilvl w:val="0"/>
+          <w:numId w:val="14"/>
+        </w:numPr>
+        <w:tabs>
+          <w:tab w:val="left" w:pos="1408"/>
+        </w:tabs>
+        <w:rPr>
+          <w:lang w:val="en-US"/>
+        </w:rPr>
+      </w:pPr>
+      <w:r>
+        <w:rPr>
+          <w:lang w:val="en-US"/>
+        </w:rPr>
+        <w:t>Use Azure CLI commands to set up the VM in the specified configuration.</w:t>
+      </w:r>
+    </w:p>
+    <w:p>
+      <w:pPr>
+        <w:numPr>
+          <w:ilvl w:val="0"/>
+          <w:numId w:val="14"/>
+        </w:numPr>
+        <w:tabs>
+          <w:tab w:val="left" w:pos="1408"/>
+        </w:tabs>
+        <w:rPr>
+          <w:lang w:val="en-US"/>
+        </w:rPr>
+      </w:pPr>
+      <w:r>
+        <w:rPr>
+          <w:lang w:val="en-US"/>
+        </w:rPr>
+        <w:t>Ensure the VM is accessible from the internet on port 80.</w:t>
+      </w:r>
+    </w:p>
+    <w:p>
+      <w:pPr>
+        <w:numPr>
+          <w:ilvl w:val="0"/>
+          <w:numId w:val="14"/>
+        </w:numPr>
+        <w:tabs>
+          <w:tab w:val="left" w:pos="1408"/>
+        </w:tabs>
+        <w:rPr>
+          <w:lang w:val="en-US"/>
+        </w:rPr>
+      </w:pPr>
+      <w:r>
+        <w:rPr>
+          <w:lang w:val="en-US"/>
+        </w:rPr>
+        <w:t>The Nginx service should be running after setup.</w:t>
+      </w:r>
+      <w:r>
+        <w:rPr>
+          <w:lang w:val="en-US"/>
+        </w:rPr>
+        <w:br/>
+      </w:r>
+    </w:p>
+    <w:p>
+      <w:pPr>
+        <w:tabs>
+          <w:tab w:val="left" w:pos="1408"/>
+        </w:tabs>
+        <w:rPr>
+          <w:lang w:val="en-US"/>
+        </w:rPr>
+      </w:pPr>
+    </w:p>
+    <w:p>
+      <w:pPr>
+        <w:tabs>
+          <w:tab w:val="left" w:pos="1408"/>
+        </w:tabs>
+        <w:rPr>
+          <w:lang w:val="en-US"/>
+        </w:rPr>
+      </w:pPr>
+      <w:r>
+        <w:rPr>
+          <w:lang w:val="en-US"/>
+        </w:rPr>
+        <w:t>Use the Azure CLI commands to complete the task.</w:t>
+      </w:r>
+    </w:p>
+    <w:p>
+      <w:pPr>
+        <w:tabs>
+          <w:tab w:val="left" w:pos="1408"/>
+        </w:tabs>
+      </w:pPr>
+      <w:r>
+        <w:rPr>
+          <w:lang w:val="en-US"/>
+        </w:rPr>
+        <w:br/>
+      </w:r>
+      <w:r>
+        <w:t>Notes:</w:t>
+      </w:r>
+    </w:p>
+    <w:p>
+      <w:pPr>
+        <w:numPr>
+          <w:ilvl w:val="0"/>
+          <w:numId w:val="15"/>
+        </w:numPr>
+        <w:tabs>
+          <w:tab w:val="left" w:pos="1408"/>
+        </w:tabs>
+        <w:rPr>
+          <w:lang w:val="en-US"/>
+        </w:rPr>
+      </w:pPr>
+      <w:r>
+        <w:rPr>
+          <w:lang w:val="en-US"/>
+        </w:rPr>
+        <w:t>Create the resources only in the East US region.</w:t>
+      </w:r>
+    </w:p>
+    <w:p>
+      <w:pPr>
+        <w:numPr>
+          <w:ilvl w:val="0"/>
+          <w:numId w:val="16"/>
+        </w:numPr>
+        <w:tabs>
+          <w:tab w:val="left" w:pos="1408"/>
+        </w:tabs>
+        <w:rPr>
+          <w:lang w:val="en-US"/>
+        </w:rPr>
+      </w:pPr>
+      <w:r>
+        <w:rPr>
+          <w:lang w:val="en-US"/>
+        </w:rPr>
+        <w:t>You may use the default resource group or create a new one if needed.</w:t>
+      </w:r>
+    </w:p>
+    <w:p>
+      <w:pPr>
+        <w:pStyle w:val="Nagwek2"/>
+        <w:rPr>
+          <w:lang w:val="en-US"/>
+        </w:rPr>
+      </w:pPr>
+      <w:bookmarkStart w:id="66" w:name="_Toc228230848"/>
+      <w:r>
+        <w:rPr>
+          <w:lang w:val="en-US"/>
+        </w:rPr>
+        <w:t>Solution</w:t>
+      </w:r>
+      <w:bookmarkEnd w:id="66"/>
+    </w:p>
+    <w:p>
+      <w:pPr>
+        <w:rPr>
+          <w:lang w:val="en-US"/>
+        </w:rPr>
+      </w:pPr>
+      <w:r>
+        <w:rPr>
+          <w:lang w:val="en-US"/>
+        </w:rPr>
+        <w:t>From Script</w:t>
+      </w:r>
+    </w:p>
+    <w:p>
+      <w:pPr>
+        <w:rPr>
+          <w:lang w:val="en-US"/>
+        </w:rPr>
+      </w:pPr>
+    </w:p>
+    <w:p>
+      <w:pPr>
+        <w:rPr>
+          <w:lang w:val="en-US"/>
+        </w:rPr>
+      </w:pPr>
+      <w:r>
+        <w:rPr>
+          <w:lang w:val="en-US"/>
+        </w:rPr>
+        <w:t>RG="kml_rg_main-a44ee9cf385f40ef"</w:t>
+      </w:r>
+    </w:p>
+    <w:p>
+      <w:pPr>
+        <w:rPr>
+          <w:lang w:val="en-US"/>
+        </w:rPr>
+      </w:pPr>
+      <w:r>
+        <w:rPr>
+          <w:lang w:val="en-US"/>
+        </w:rPr>
+        <w:t>VM="nautilus-</w:t>
+      </w:r>
+      <w:proofErr w:type="spellStart"/>
+      <w:r>
+        <w:rPr>
+          <w:lang w:val="en-US"/>
+        </w:rPr>
+        <w:t>vm</w:t>
+      </w:r>
+      <w:proofErr w:type="spellEnd"/>
+      <w:r>
+        <w:rPr>
+          <w:lang w:val="en-US"/>
+        </w:rPr>
+        <w:t>"</w:t>
+      </w:r>
+    </w:p>
+    <w:p>
+      <w:pPr>
+        <w:rPr>
+          <w:lang w:val="en-US"/>
+        </w:rPr>
+      </w:pPr>
+      <w:r>
+        <w:rPr>
+          <w:lang w:val="en-US"/>
+        </w:rPr>
+        <w:t>LOC="</w:t>
+      </w:r>
+      <w:proofErr w:type="spellStart"/>
+      <w:r>
+        <w:rPr>
+          <w:lang w:val="en-US"/>
+        </w:rPr>
+        <w:t>eastus</w:t>
+      </w:r>
+      <w:proofErr w:type="spellEnd"/>
+      <w:r>
+        <w:rPr>
+          <w:lang w:val="en-US"/>
+        </w:rPr>
+        <w:t>"</w:t>
+      </w:r>
+    </w:p>
+    <w:p>
+      <w:pPr>
+        <w:rPr>
+          <w:lang w:val="en-US"/>
+        </w:rPr>
+      </w:pPr>
+      <w:r>
+        <w:rPr>
+          <w:lang w:val="en-US"/>
+        </w:rPr>
+        <w:t>USER="</w:t>
+      </w:r>
+      <w:proofErr w:type="spellStart"/>
+      <w:r>
+        <w:rPr>
+          <w:lang w:val="en-US"/>
+        </w:rPr>
+        <w:t>azureuser</w:t>
+      </w:r>
+      <w:proofErr w:type="spellEnd"/>
+      <w:r>
+        <w:rPr>
+          <w:lang w:val="en-US"/>
+        </w:rPr>
+        <w:t>"</w:t>
+      </w:r>
+    </w:p>
+    <w:p>
+      <w:pPr>
+        <w:rPr>
+          <w:lang w:val="en-US"/>
+        </w:rPr>
+      </w:pPr>
+    </w:p>
+    <w:p>
+      <w:pPr>
+        <w:rPr>
+          <w:lang w:val="en-US"/>
+        </w:rPr>
+      </w:pPr>
+      <w:r>
+        <w:rPr>
+          <w:lang w:val="en-US"/>
+        </w:rPr>
+        <w:t>cat &gt; cloud-init-nginx.txt &lt;&lt;'EOF'</w:t>
+      </w:r>
+    </w:p>
+    <w:p>
+      <w:pPr>
+        <w:rPr>
+          <w:lang w:val="en-US"/>
+        </w:rPr>
+      </w:pPr>
+      <w:r>
+        <w:rPr>
+          <w:lang w:val="en-US"/>
+        </w:rPr>
+        <w:t>#cloud-config</w:t>
+      </w:r>
+    </w:p>
+    <w:p>
+      <w:pPr>
+        <w:rPr>
+          <w:lang w:val="en-US"/>
+        </w:rPr>
+      </w:pPr>
+      <w:proofErr w:type="spellStart"/>
+      <w:r>
+        <w:rPr>
+          <w:lang w:val="en-US"/>
+        </w:rPr>
+        <w:t>package_update</w:t>
+      </w:r>
+      <w:proofErr w:type="spellEnd"/>
+      <w:r>
+        <w:rPr>
+          <w:lang w:val="en-US"/>
+        </w:rPr>
+        <w:t>: true</w:t>
+      </w:r>
+    </w:p>
+    <w:p>
+      <w:pPr>
+        <w:rPr>
+          <w:lang w:val="en-US"/>
+        </w:rPr>
+      </w:pPr>
+      <w:r>
+        <w:rPr>
+          <w:lang w:val="en-US"/>
+        </w:rPr>
+        <w:t>packages:</w:t>
+      </w:r>
+    </w:p>
+    <w:p>
+      <w:pPr>
+        <w:rPr>
+          <w:lang w:val="en-US"/>
+        </w:rPr>
+      </w:pPr>
+      <w:r>
+        <w:rPr>
+          <w:lang w:val="en-US"/>
+        </w:rPr>
+        <w:t xml:space="preserve">  - nginx</w:t>
+      </w:r>
+    </w:p>
+    <w:p>
+      <w:pPr>
+        <w:rPr>
+          <w:lang w:val="en-US"/>
+        </w:rPr>
+      </w:pPr>
+      <w:proofErr w:type="spellStart"/>
+      <w:r>
+        <w:rPr>
+          <w:lang w:val="en-US"/>
+        </w:rPr>
+        <w:t>runcmd</w:t>
+      </w:r>
+      <w:proofErr w:type="spellEnd"/>
+      <w:r>
+        <w:rPr>
+          <w:lang w:val="en-US"/>
+        </w:rPr>
+        <w:t>:</w:t>
+      </w:r>
+    </w:p>
+    <w:p>
+      <w:pPr>
+        <w:rPr>
+          <w:lang w:val="en-US"/>
+        </w:rPr>
+      </w:pPr>
+      <w:r>
+        <w:rPr>
+          <w:lang w:val="en-US"/>
+        </w:rPr>
+        <w:lastRenderedPageBreak/>
+        <w:t xml:space="preserve">  - </w:t>
+      </w:r>
+      <w:proofErr w:type="spellStart"/>
+      <w:r>
+        <w:rPr>
+          <w:lang w:val="en-US"/>
+        </w:rPr>
+        <w:t>systemctl</w:t>
+      </w:r>
+      <w:proofErr w:type="spellEnd"/>
+      <w:r>
+        <w:rPr>
+          <w:lang w:val="en-US"/>
+        </w:rPr>
+        <w:t xml:space="preserve"> enable nginx</w:t>
+      </w:r>
+    </w:p>
+    <w:p>
+      <w:pPr>
+        <w:rPr>
+          <w:lang w:val="en-US"/>
+        </w:rPr>
+      </w:pPr>
+      <w:r>
+        <w:rPr>
+          <w:lang w:val="en-US"/>
+        </w:rPr>
+        <w:t xml:space="preserve">  - </w:t>
+      </w:r>
+      <w:proofErr w:type="spellStart"/>
+      <w:r>
+        <w:rPr>
+          <w:lang w:val="en-US"/>
+        </w:rPr>
+        <w:t>systemctl</w:t>
+      </w:r>
+      <w:proofErr w:type="spellEnd"/>
+      <w:r>
+        <w:rPr>
+          <w:lang w:val="en-US"/>
+        </w:rPr>
+        <w:t xml:space="preserve"> start nginx</w:t>
+      </w:r>
+    </w:p>
+    <w:p>
+      <w:pPr>
+        <w:rPr>
+          <w:lang w:val="en-US"/>
+        </w:rPr>
+      </w:pPr>
+      <w:r>
+        <w:rPr>
+          <w:lang w:val="en-US"/>
+        </w:rPr>
+        <w:t>EOF</w:t>
+      </w:r>
+    </w:p>
+    <w:p>
+      <w:pPr>
+        <w:rPr>
+          <w:lang w:val="en-US"/>
+        </w:rPr>
+      </w:pPr>
+    </w:p>
+    <w:p>
+      <w:pPr>
+        <w:rPr>
+          <w:lang w:val="en-US"/>
+        </w:rPr>
+      </w:pPr>
+      <w:proofErr w:type="spellStart"/>
+      <w:r>
+        <w:rPr>
+          <w:lang w:val="en-US"/>
+        </w:rPr>
+        <w:t>az</w:t>
+      </w:r>
+      <w:proofErr w:type="spellEnd"/>
+      <w:r>
+        <w:rPr>
+          <w:lang w:val="en-US"/>
+        </w:rPr>
+        <w:t xml:space="preserve"> </w:t>
+      </w:r>
+      <w:proofErr w:type="spellStart"/>
+      <w:r>
+        <w:rPr>
+          <w:lang w:val="en-US"/>
+        </w:rPr>
+        <w:t>vm</w:t>
+      </w:r>
+      <w:proofErr w:type="spellEnd"/>
+      <w:r>
+        <w:rPr>
+          <w:lang w:val="en-US"/>
+        </w:rPr>
+        <w:t xml:space="preserve"> create \</w:t>
+      </w:r>
+    </w:p>
+    <w:p>
+      <w:pPr>
+        <w:rPr>
+          <w:lang w:val="en-US"/>
+        </w:rPr>
+      </w:pPr>
+      <w:r>
+        <w:rPr>
+          <w:lang w:val="en-US"/>
+        </w:rPr>
+        <w:t xml:space="preserve">  --resource-group "$RG" \</w:t>
+      </w:r>
+    </w:p>
+    <w:p>
+      <w:pPr>
+        <w:rPr>
+          <w:lang w:val="en-US"/>
+        </w:rPr>
+      </w:pPr>
+      <w:r>
+        <w:rPr>
+          <w:lang w:val="en-US"/>
+        </w:rPr>
+        <w:t xml:space="preserve">  --name "$VM" \</w:t>
+      </w:r>
+    </w:p>
+    <w:p>
+      <w:pPr>
+        <w:rPr>
+          <w:lang w:val="en-US"/>
+        </w:rPr>
+      </w:pPr>
+      <w:r>
+        <w:rPr>
+          <w:lang w:val="en-US"/>
+        </w:rPr>
+        <w:t xml:space="preserve">  --location "$LOC" \</w:t>
+      </w:r>
+    </w:p>
+    <w:p>
+      <w:pPr>
+        <w:rPr>
+          <w:lang w:val="en-US"/>
+        </w:rPr>
+      </w:pPr>
+      <w:r>
+        <w:rPr>
+          <w:lang w:val="en-US"/>
+        </w:rPr>
+        <w:t xml:space="preserve">  --image Ubuntu2204 \</w:t>
+      </w:r>
+    </w:p>
+    <w:p>
+      <w:pPr>
+        <w:rPr>
+          <w:lang w:val="en-US"/>
+        </w:rPr>
+      </w:pPr>
+      <w:r>
+        <w:rPr>
+          <w:lang w:val="en-US"/>
+        </w:rPr>
+        <w:t xml:space="preserve">  --size Standard_B1s \</w:t>
+      </w:r>
+    </w:p>
+    <w:p>
+      <w:pPr>
+        <w:rPr>
+          <w:lang w:val="en-US"/>
+        </w:rPr>
+      </w:pPr>
+      <w:r>
+        <w:rPr>
+          <w:lang w:val="en-US"/>
+        </w:rPr>
+        <w:t xml:space="preserve">  --admin-username "$USER" \</w:t>
+      </w:r>
+    </w:p>
+    <w:p>
+      <w:pPr>
+        <w:rPr>
+          <w:lang w:val="en-US"/>
+        </w:rPr>
+      </w:pPr>
+      <w:r>
+        <w:rPr>
+          <w:lang w:val="en-US"/>
+        </w:rPr>
+        <w:t xml:space="preserve">  --generate-ssh-keys \</w:t>
+      </w:r>
+    </w:p>
+    <w:p>
+      <w:pPr>
+        <w:rPr>
+          <w:lang w:val="en-US"/>
+        </w:rPr>
+      </w:pPr>
+      <w:r>
+        <w:rPr>
+          <w:lang w:val="en-US"/>
+        </w:rPr>
+        <w:t xml:space="preserve">  --storage-</w:t>
+      </w:r>
+      <w:proofErr w:type="spellStart"/>
+      <w:r>
+        <w:rPr>
+          <w:lang w:val="en-US"/>
+        </w:rPr>
+        <w:t>sku</w:t>
+      </w:r>
+      <w:proofErr w:type="spellEnd"/>
+      <w:r>
+        <w:rPr>
+          <w:lang w:val="en-US"/>
+        </w:rPr>
+        <w:t xml:space="preserve"> </w:t>
+      </w:r>
+      <w:proofErr w:type="spellStart"/>
+      <w:r>
+        <w:rPr>
+          <w:lang w:val="en-US"/>
+        </w:rPr>
+        <w:t>Standard_LRS</w:t>
+      </w:r>
+      <w:proofErr w:type="spellEnd"/>
+      <w:r>
+        <w:rPr>
+          <w:lang w:val="en-US"/>
+        </w:rPr>
+        <w:t xml:space="preserve"> \</w:t>
+      </w:r>
+    </w:p>
+    <w:p>
+      <w:pPr>
+        <w:rPr>
+          <w:lang w:val="en-US"/>
+        </w:rPr>
+      </w:pPr>
+      <w:r>
+        <w:rPr>
+          <w:lang w:val="en-US"/>
+        </w:rPr>
+        <w:t xml:space="preserve">  --</w:t>
+      </w:r>
+      <w:proofErr w:type="spellStart"/>
+      <w:r>
+        <w:rPr>
+          <w:lang w:val="en-US"/>
+        </w:rPr>
+        <w:t>os</w:t>
+      </w:r>
+      <w:proofErr w:type="spellEnd"/>
+      <w:r>
+        <w:rPr>
+          <w:lang w:val="en-US"/>
+        </w:rPr>
+        <w:t>-disk-size-</w:t>
+      </w:r>
+      <w:proofErr w:type="spellStart"/>
+      <w:r>
+        <w:rPr>
+          <w:lang w:val="en-US"/>
+        </w:rPr>
+        <w:t>gb</w:t>
+      </w:r>
+      <w:proofErr w:type="spellEnd"/>
+      <w:r>
+        <w:rPr>
+          <w:lang w:val="en-US"/>
+        </w:rPr>
+        <w:t xml:space="preserve"> 30 \</w:t>
+      </w:r>
+    </w:p>
+    <w:p>
+      <w:pPr>
+        <w:rPr>
+          <w:lang w:val="en-US"/>
+        </w:rPr>
+      </w:pPr>
+      <w:r>
+        <w:rPr>
+          <w:lang w:val="en-US"/>
+        </w:rPr>
+        <w:t xml:space="preserve">  --custom-data cloud-init-nginx.txt \</w:t>
+      </w:r>
+    </w:p>
+    <w:p>
+      <w:pPr>
+        <w:rPr>
+          <w:lang w:val="en-US"/>
+        </w:rPr>
+      </w:pPr>
+      <w:r>
+        <w:rPr>
+          <w:lang w:val="en-US"/>
+        </w:rPr>
+        <w:t xml:space="preserve">  --public-</w:t>
+      </w:r>
+      <w:proofErr w:type="spellStart"/>
+      <w:r>
+        <w:rPr>
+          <w:lang w:val="en-US"/>
+        </w:rPr>
+        <w:t>ip</w:t>
+      </w:r>
+      <w:proofErr w:type="spellEnd"/>
+      <w:r>
+        <w:rPr>
+          <w:lang w:val="en-US"/>
+        </w:rPr>
+        <w:t>-</w:t>
+      </w:r>
+      <w:proofErr w:type="spellStart"/>
+      <w:r>
+        <w:rPr>
+          <w:lang w:val="en-US"/>
+        </w:rPr>
+        <w:t>sku</w:t>
+      </w:r>
+      <w:proofErr w:type="spellEnd"/>
+      <w:r>
+        <w:rPr>
+          <w:lang w:val="en-US"/>
+        </w:rPr>
+        <w:t xml:space="preserve"> Standard \</w:t>
+      </w:r>
+    </w:p>
+    <w:p>
+      <w:pPr>
+        <w:rPr>
+          <w:lang w:val="en-US"/>
+        </w:rPr>
+      </w:pPr>
+      <w:r>
+        <w:rPr>
+          <w:lang w:val="en-US"/>
+        </w:rPr>
+        <w:t xml:space="preserve">  --</w:t>
+      </w:r>
+      <w:proofErr w:type="spellStart"/>
+      <w:r>
+        <w:rPr>
+          <w:lang w:val="en-US"/>
+        </w:rPr>
+        <w:t>nsg</w:t>
+      </w:r>
+      <w:proofErr w:type="spellEnd"/>
+      <w:r>
+        <w:rPr>
+          <w:lang w:val="en-US"/>
+        </w:rPr>
+        <w:t>-rule SSH</w:t>
+      </w:r>
+    </w:p>
+    <w:p>
+      <w:pPr>
+        <w:rPr>
+          <w:lang w:val="en-US"/>
+        </w:rPr>
+      </w:pPr>
+    </w:p>
+    <w:p>
+      <w:pPr>
+        <w:rPr>
+          <w:lang w:val="en-US"/>
+        </w:rPr>
+      </w:pPr>
+      <w:proofErr w:type="spellStart"/>
+      <w:r>
+        <w:rPr>
+          <w:lang w:val="en-US"/>
+        </w:rPr>
+        <w:t>az</w:t>
+      </w:r>
+      <w:proofErr w:type="spellEnd"/>
+      <w:r>
+        <w:rPr>
+          <w:lang w:val="en-US"/>
+        </w:rPr>
+        <w:t xml:space="preserve"> </w:t>
+      </w:r>
+      <w:proofErr w:type="spellStart"/>
+      <w:r>
+        <w:rPr>
+          <w:lang w:val="en-US"/>
+        </w:rPr>
+        <w:t>vm</w:t>
+      </w:r>
+      <w:proofErr w:type="spellEnd"/>
+      <w:r>
+        <w:rPr>
+          <w:lang w:val="en-US"/>
+        </w:rPr>
+        <w:t xml:space="preserve"> open-port \</w:t>
+      </w:r>
+    </w:p>
+    <w:p>
+      <w:pPr>
+        <w:rPr>
+          <w:lang w:val="en-US"/>
+        </w:rPr>
+      </w:pPr>
+      <w:r>
+        <w:rPr>
+          <w:lang w:val="en-US"/>
+        </w:rPr>
+        <w:t xml:space="preserve">  --resource-group "$RG" \</w:t>
+      </w:r>
+    </w:p>
+    <w:p>
+      <w:pPr>
+        <w:rPr>
+          <w:lang w:val="en-US"/>
+        </w:rPr>
+      </w:pPr>
+      <w:r>
+        <w:rPr>
+          <w:lang w:val="en-US"/>
+        </w:rPr>
+        <w:t xml:space="preserve">  --name "$VM" \</w:t>
+      </w:r>
+    </w:p>
+    <w:p>
+      <w:pPr>
+        <w:rPr>
+          <w:lang w:val="en-US"/>
+        </w:rPr>
+      </w:pPr>
+      <w:r>
+        <w:rPr>
+          <w:lang w:val="en-US"/>
+        </w:rPr>
+        <w:t xml:space="preserve">  --port 80 \</w:t>
+      </w:r>
+    </w:p>
+    <w:p>
+      <w:pPr>
+        <w:rPr>
+          <w:lang w:val="en-US"/>
+        </w:rPr>
+      </w:pPr>
+      <w:r>
+        <w:rPr>
+          <w:lang w:val="en-US"/>
+        </w:rPr>
+        <w:t xml:space="preserve">  --priority 1001</w:t>
+      </w:r>
+    </w:p>
+    <w:p>
+      <w:pPr>
+        <w:rPr>
+          <w:lang w:val="en-US"/>
+        </w:rPr>
+      </w:pPr>
+    </w:p>
+    <w:p>
+      <w:pPr>
+        <w:rPr>
+          <w:lang w:val="en-US"/>
+        </w:rPr>
+      </w:pPr>
+      <w:r>
+        <w:rPr>
+          <w:lang w:val="en-US"/>
+        </w:rPr>
+        <w:t>IP=$(</w:t>
+      </w:r>
+      <w:proofErr w:type="spellStart"/>
+      <w:r>
+        <w:rPr>
+          <w:lang w:val="en-US"/>
+        </w:rPr>
+        <w:t>az</w:t>
+      </w:r>
+      <w:proofErr w:type="spellEnd"/>
+      <w:r>
+        <w:rPr>
+          <w:lang w:val="en-US"/>
+        </w:rPr>
+        <w:t xml:space="preserve"> </w:t>
+      </w:r>
+      <w:proofErr w:type="spellStart"/>
+      <w:r>
+        <w:rPr>
+          <w:lang w:val="en-US"/>
+        </w:rPr>
+        <w:t>vm</w:t>
+      </w:r>
+      <w:proofErr w:type="spellEnd"/>
+      <w:r>
+        <w:rPr>
+          <w:lang w:val="en-US"/>
+        </w:rPr>
+        <w:t xml:space="preserve"> show \</w:t>
+      </w:r>
+    </w:p>
+    <w:p>
+      <w:pPr>
+        <w:rPr>
+          <w:lang w:val="en-US"/>
+        </w:rPr>
+      </w:pPr>
+      <w:r>
+        <w:rPr>
+          <w:lang w:val="en-US"/>
+        </w:rPr>
+        <w:t xml:space="preserve">  --resource-group "$RG" \</w:t>
+      </w:r>
+    </w:p>
+    <w:p>
+      <w:pPr>
+        <w:rPr>
+          <w:lang w:val="en-US"/>
+        </w:rPr>
+      </w:pPr>
+      <w:r>
+        <w:rPr>
+          <w:lang w:val="en-US"/>
+        </w:rPr>
+        <w:t xml:space="preserve">  --name "$VM" \</w:t>
+      </w:r>
+    </w:p>
+    <w:p>
+      <w:pPr>
+        <w:rPr>
+          <w:lang w:val="en-US"/>
+        </w:rPr>
+      </w:pPr>
+      <w:r>
+        <w:rPr>
+          <w:lang w:val="en-US"/>
+        </w:rPr>
+        <w:t xml:space="preserve">  --show-details \</w:t>
+      </w:r>
+    </w:p>
+    <w:p>
+      <w:pPr>
+        <w:rPr>
+          <w:lang w:val="en-US"/>
+        </w:rPr>
+      </w:pPr>
+      <w:r>
+        <w:rPr>
+          <w:lang w:val="en-US"/>
+        </w:rPr>
+        <w:lastRenderedPageBreak/>
+        <w:t xml:space="preserve">  --query </w:t>
+      </w:r>
+      <w:proofErr w:type="spellStart"/>
+      <w:r>
+        <w:rPr>
+          <w:lang w:val="en-US"/>
+        </w:rPr>
+        <w:t>publicIps</w:t>
+      </w:r>
+      <w:proofErr w:type="spellEnd"/>
+      <w:r>
+        <w:rPr>
+          <w:lang w:val="en-US"/>
+        </w:rPr>
+        <w:t xml:space="preserve"> \</w:t>
+      </w:r>
+    </w:p>
+    <w:p>
+      <w:pPr>
+        <w:rPr>
+          <w:lang w:val="en-US"/>
+        </w:rPr>
+      </w:pPr>
+      <w:r>
+        <w:rPr>
+          <w:lang w:val="en-US"/>
+        </w:rPr>
+        <w:t xml:space="preserve">  -o </w:t>
+      </w:r>
+      <w:proofErr w:type="spellStart"/>
+      <w:r>
+        <w:rPr>
+          <w:lang w:val="en-US"/>
+        </w:rPr>
+        <w:t>tsv</w:t>
+      </w:r>
+      <w:proofErr w:type="spellEnd"/>
+      <w:r>
+        <w:rPr>
+          <w:lang w:val="en-US"/>
+        </w:rPr>
+        <w:t>)</w:t>
+      </w:r>
+    </w:p>
+    <w:p>
+      <w:pPr>
+        <w:rPr>
+          <w:lang w:val="en-US"/>
+        </w:rPr>
+      </w:pPr>
+    </w:p>
+    <w:p>
+      <w:pPr>
+        <w:rPr>
+          <w:lang w:val="en-US"/>
+        </w:rPr>
+      </w:pPr>
+      <w:r>
+        <w:rPr>
+          <w:lang w:val="en-US"/>
+        </w:rPr>
+        <w:t>echo "$IP"</w:t>
+      </w:r>
+    </w:p>
+    <w:p>
+      <w:pPr>
+        <w:rPr>
+          <w:lang w:val="en-US"/>
+        </w:rPr>
+      </w:pPr>
+    </w:p>
+    <w:p>
+      <w:pPr>
+        <w:rPr>
+          <w:lang w:val="en-US"/>
+        </w:rPr>
+      </w:pPr>
+      <w:r>
+        <w:rPr>
+          <w:lang w:val="en-US"/>
+        </w:rPr>
+        <w:t>curl http://$IP</w:t>
+      </w:r>
+    </w:p>
+    <w:p>
+      <w:pPr>
+        <w:rPr>
+          <w:lang w:val="en-US"/>
+        </w:rPr>
+      </w:pPr>
+    </w:p>
+    <w:p>
+      <w:pPr>
+        <w:rPr>
+          <w:lang w:val="en-US"/>
+        </w:rPr>
+      </w:pPr>
+      <w:proofErr w:type="spellStart"/>
+      <w:r>
+        <w:rPr>
+          <w:lang w:val="en-US"/>
+        </w:rPr>
+        <w:t>az</w:t>
+      </w:r>
+      <w:proofErr w:type="spellEnd"/>
+      <w:r>
+        <w:rPr>
+          <w:lang w:val="en-US"/>
+        </w:rPr>
+        <w:t xml:space="preserve"> </w:t>
+      </w:r>
+      <w:proofErr w:type="spellStart"/>
+      <w:r>
+        <w:rPr>
+          <w:lang w:val="en-US"/>
+        </w:rPr>
+        <w:t>vm</w:t>
+      </w:r>
+      <w:proofErr w:type="spellEnd"/>
+      <w:r>
+        <w:rPr>
+          <w:lang w:val="en-US"/>
+        </w:rPr>
+        <w:t xml:space="preserve"> run-command invoke \</w:t>
+      </w:r>
+    </w:p>
+    <w:p>
+      <w:pPr>
+        <w:rPr>
+          <w:lang w:val="en-US"/>
+        </w:rPr>
+      </w:pPr>
+      <w:r>
+        <w:rPr>
+          <w:lang w:val="en-US"/>
+        </w:rPr>
+        <w:t xml:space="preserve">  --resource-group "$RG" \</w:t>
+      </w:r>
+    </w:p>
+    <w:p>
+      <w:pPr>
+        <w:rPr>
+          <w:lang w:val="en-US"/>
+        </w:rPr>
+      </w:pPr>
+      <w:r>
+        <w:rPr>
+          <w:lang w:val="en-US"/>
+        </w:rPr>
+        <w:t xml:space="preserve">  --name "$VM" \</w:t>
+      </w:r>
+    </w:p>
+    <w:p>
+      <w:pPr>
+        <w:rPr>
+          <w:lang w:val="en-US"/>
+        </w:rPr>
+      </w:pPr>
+      <w:r>
+        <w:rPr>
+          <w:lang w:val="en-US"/>
+        </w:rPr>
+        <w:t xml:space="preserve">  --command-id </w:t>
+      </w:r>
+      <w:proofErr w:type="spellStart"/>
+      <w:r>
+        <w:rPr>
+          <w:lang w:val="en-US"/>
+        </w:rPr>
+        <w:t>RunShellScript</w:t>
+      </w:r>
+      <w:proofErr w:type="spellEnd"/>
+      <w:r>
+        <w:rPr>
+          <w:lang w:val="en-US"/>
+        </w:rPr>
+        <w:t xml:space="preserve"> \</w:t>
+      </w:r>
+    </w:p>
+    <w:p>
+      <w:pPr>
+        <w:rPr>
+          <w:lang w:val="en-US"/>
+        </w:rPr>
+      </w:pPr>
+      <w:r>
+        <w:rPr>
+          <w:lang w:val="en-US"/>
+        </w:rPr>
+        <w:t xml:space="preserve">  --scripts "</w:t>
+      </w:r>
+      <w:proofErr w:type="spellStart"/>
+      <w:r>
+        <w:rPr>
+          <w:lang w:val="en-US"/>
+        </w:rPr>
+        <w:t>sudo</w:t>
+      </w:r>
+      <w:proofErr w:type="spellEnd"/>
+      <w:r>
+        <w:rPr>
+          <w:lang w:val="en-US"/>
+        </w:rPr>
+        <w:t xml:space="preserve"> apt-get update; </w:t>
+      </w:r>
+      <w:proofErr w:type="spellStart"/>
+      <w:r>
+        <w:rPr>
+          <w:lang w:val="en-US"/>
+        </w:rPr>
+        <w:t>sudo</w:t>
+      </w:r>
+      <w:proofErr w:type="spellEnd"/>
+      <w:r>
+        <w:rPr>
+          <w:lang w:val="en-US"/>
+        </w:rPr>
+        <w:t xml:space="preserve"> apt-get install -y nginx; </w:t>
+      </w:r>
+      <w:proofErr w:type="spellStart"/>
+      <w:r>
+        <w:rPr>
+          <w:lang w:val="en-US"/>
+        </w:rPr>
+        <w:t>sudo</w:t>
+      </w:r>
+      <w:proofErr w:type="spellEnd"/>
+      <w:r>
+        <w:rPr>
+          <w:lang w:val="en-US"/>
+        </w:rPr>
+        <w:t xml:space="preserve"> </w:t>
+      </w:r>
+      <w:proofErr w:type="spellStart"/>
+      <w:r>
+        <w:rPr>
+          <w:lang w:val="en-US"/>
+        </w:rPr>
+        <w:t>systemctl</w:t>
+      </w:r>
+      <w:proofErr w:type="spellEnd"/>
+      <w:r>
+        <w:rPr>
+          <w:lang w:val="en-US"/>
+        </w:rPr>
+        <w:t xml:space="preserve"> enable nginx; </w:t>
+      </w:r>
+      <w:proofErr w:type="spellStart"/>
+      <w:r>
+        <w:rPr>
+          <w:lang w:val="en-US"/>
+        </w:rPr>
+        <w:t>sudo</w:t>
+      </w:r>
+      <w:proofErr w:type="spellEnd"/>
+      <w:r>
+        <w:rPr>
+          <w:lang w:val="en-US"/>
+        </w:rPr>
+        <w:t xml:space="preserve"> </w:t>
+      </w:r>
+      <w:proofErr w:type="spellStart"/>
+      <w:r>
+        <w:rPr>
+          <w:lang w:val="en-US"/>
+        </w:rPr>
+        <w:t>systemctl</w:t>
+      </w:r>
+      <w:proofErr w:type="spellEnd"/>
+      <w:r>
+        <w:rPr>
+          <w:lang w:val="en-US"/>
+        </w:rPr>
+        <w:t xml:space="preserve"> restart nginx"</w:t>
+      </w:r>
+    </w:p>
+    <w:p>
+      <w:pPr>
+        <w:rPr>
+          <w:lang w:val="en-US"/>
+        </w:rPr>
+      </w:pPr>
+    </w:p>
+    <w:p>
+      <w:pPr>
+        <w:rPr>
+          <w:lang w:val="en-US"/>
+        </w:rPr>
+      </w:pPr>
+      <w:proofErr w:type="spellStart"/>
+      <w:r>
+        <w:rPr>
+          <w:lang w:val="en-US"/>
+        </w:rPr>
+        <w:t>az</w:t>
+      </w:r>
+      <w:proofErr w:type="spellEnd"/>
+      <w:r>
+        <w:rPr>
+          <w:lang w:val="en-US"/>
+        </w:rPr>
+        <w:t xml:space="preserve"> </w:t>
+      </w:r>
+      <w:proofErr w:type="spellStart"/>
+      <w:r>
+        <w:rPr>
+          <w:lang w:val="en-US"/>
+        </w:rPr>
+        <w:t>vm</w:t>
+      </w:r>
+      <w:proofErr w:type="spellEnd"/>
+      <w:r>
+        <w:rPr>
+          <w:lang w:val="en-US"/>
+        </w:rPr>
+        <w:t xml:space="preserve"> show \</w:t>
+      </w:r>
+    </w:p>
+    <w:p>
+      <w:pPr>
+        <w:rPr>
+          <w:lang w:val="en-US"/>
+        </w:rPr>
+      </w:pPr>
+      <w:r>
+        <w:rPr>
+          <w:lang w:val="en-US"/>
+        </w:rPr>
+        <w:t xml:space="preserve">  --resource-group "$RG" \</w:t>
+      </w:r>
+    </w:p>
+    <w:p>
+      <w:pPr>
+        <w:rPr>
+          <w:lang w:val="en-US"/>
+        </w:rPr>
+      </w:pPr>
+      <w:r>
+        <w:rPr>
+          <w:lang w:val="en-US"/>
+        </w:rPr>
+        <w:t xml:space="preserve">  --name "$VM" \</w:t>
+      </w:r>
+    </w:p>
+    <w:p>
+      <w:pPr>
+        <w:rPr>
+          <w:lang w:val="en-US"/>
+        </w:rPr>
+      </w:pPr>
+      <w:r>
+        <w:rPr>
+          <w:lang w:val="en-US"/>
+        </w:rPr>
+        <w:t xml:space="preserve">  --show-details \</w:t>
+      </w:r>
+    </w:p>
+    <w:p>
+      <w:pPr>
+        <w:rPr>
+          <w:lang w:val="en-US"/>
+        </w:rPr>
+      </w:pPr>
+      <w:r>
+        <w:rPr>
+          <w:lang w:val="en-US"/>
+        </w:rPr>
+        <w:t xml:space="preserve">  --query "{</w:t>
+      </w:r>
+      <w:proofErr w:type="spellStart"/>
+      <w:r>
+        <w:rPr>
+          <w:lang w:val="en-US"/>
+        </w:rPr>
+        <w:t>Name:name</w:t>
+      </w:r>
+      <w:proofErr w:type="spellEnd"/>
+      <w:r>
+        <w:rPr>
+          <w:lang w:val="en-US"/>
+        </w:rPr>
+        <w:t xml:space="preserve">, </w:t>
+      </w:r>
+      <w:proofErr w:type="spellStart"/>
+      <w:r>
+        <w:rPr>
+          <w:lang w:val="en-US"/>
+        </w:rPr>
+        <w:t>Location:location</w:t>
+      </w:r>
+      <w:proofErr w:type="spellEnd"/>
+      <w:r>
+        <w:rPr>
+          <w:lang w:val="en-US"/>
+        </w:rPr>
+        <w:t xml:space="preserve">, </w:t>
+      </w:r>
+      <w:proofErr w:type="spellStart"/>
+      <w:r>
+        <w:rPr>
+          <w:lang w:val="en-US"/>
+        </w:rPr>
+        <w:t>PowerState:powerState</w:t>
+      </w:r>
+      <w:proofErr w:type="spellEnd"/>
+      <w:r>
+        <w:rPr>
+          <w:lang w:val="en-US"/>
+        </w:rPr>
+        <w:t xml:space="preserve">, </w:t>
+      </w:r>
+      <w:proofErr w:type="spellStart"/>
+      <w:r>
+        <w:rPr>
+          <w:lang w:val="en-US"/>
+        </w:rPr>
+        <w:t>PublicIP:publicIps</w:t>
+      </w:r>
+      <w:proofErr w:type="spellEnd"/>
+      <w:r>
+        <w:rPr>
+          <w:lang w:val="en-US"/>
+        </w:rPr>
+        <w:t>}" \</w:t>
+      </w:r>
+    </w:p>
+    <w:p>
+      <w:pPr>
+        <w:rPr>
+          <w:lang w:val="en-US"/>
+        </w:rPr>
+      </w:pPr>
+      <w:r>
+        <w:rPr>
+          <w:lang w:val="en-US"/>
+        </w:rPr>
+        <w:t xml:space="preserve">  -o table</w:t>
+      </w:r>
+    </w:p>
+    <w:p>
+      <w:pPr>
+        <w:rPr>
+          <w:lang w:val="en-US"/>
+        </w:rPr>
+      </w:pPr>
+    </w:p>
+    <w:p>
+      <w:pPr>
+        <w:pStyle w:val="Nagwek2"/>
+        <w:rPr>
+          <w:lang w:val="en-US"/>
+        </w:rPr>
+      </w:pPr>
+      <w:bookmarkStart w:id="67" w:name="_Toc228230849"/>
+      <w:r>
+        <w:rPr>
+          <w:lang w:val="en-US"/>
+        </w:rPr>
+        <w:t>Why I need that</w:t>
+      </w:r>
+      <w:bookmarkEnd w:id="67"/>
+    </w:p>
+    <w:p>
+      <w:pPr>
+        <w:rPr>
+          <w:lang w:val="en-US"/>
+        </w:rPr>
+      </w:pPr>
+      <w:r>
+        <w:rPr>
+          <w:lang w:val="en-US"/>
+        </w:rPr>
+        <w:t>Created an Azure Ubuntu VM named nautilus-</w:t>
+      </w:r>
+      <w:proofErr w:type="spellStart"/>
+      <w:r>
+        <w:rPr>
+          <w:lang w:val="en-US"/>
+        </w:rPr>
+        <w:t>vm</w:t>
+      </w:r>
+      <w:proofErr w:type="spellEnd"/>
+      <w:r>
+        <w:rPr>
+          <w:lang w:val="en-US"/>
+        </w:rPr>
+        <w:t xml:space="preserve"> in the East US region. Used cloud-</w:t>
+      </w:r>
+      <w:proofErr w:type="spellStart"/>
+      <w:r>
+        <w:rPr>
+          <w:lang w:val="en-US"/>
+        </w:rPr>
+        <w:t>init</w:t>
+      </w:r>
+      <w:proofErr w:type="spellEnd"/>
+      <w:r>
+        <w:rPr>
+          <w:lang w:val="en-US"/>
+        </w:rPr>
+        <w:t>/custom data to install and start Nginx automatically during VM launch. Opened HTTP port 80 in the NSG to allow internet access. Verified the setup by accessing the VM public IP with curl and confirming the default Welcome to nginx! page.</w:t>
+      </w:r>
+    </w:p>
+    <w:p>
+      <w:pPr>
+        <w:rPr>
+          <w:lang w:val="en-US"/>
+        </w:rPr>
+      </w:pPr>
+    </w:p>
+    <w:p>
+      <w:pPr>
+        <w:pStyle w:val="Nagwek1"/>
+        <w:rPr>
+          <w:lang w:val="en-US"/>
+        </w:rPr>
+      </w:pPr>
+      <w:bookmarkStart w:id="68" w:name="_Toc228230850"/>
+      <w:r>
+        <w:rPr>
+          <w:lang w:val="en-US"/>
+        </w:rPr>
+        <w:lastRenderedPageBreak/>
+        <w:t xml:space="preserve">Task 24 </w:t>
+      </w:r>
+      <w:r>
+        <w:rPr>
+          <w:lang w:val="en-US"/>
+        </w:rPr>
+        <w:t>Day 24: Securing Virtual Machine SSH Access</w:t>
+      </w:r>
+      <w:bookmarkEnd w:id="68"/>
+    </w:p>
+    <w:p>
+      <w:pPr>
+        <w:rPr>
+          <w:lang w:val="en-US"/>
+        </w:rPr>
+      </w:pPr>
+      <w:r>
+        <w:rPr>
+          <w:lang w:val="en-US"/>
+        </w:rPr>
+        <w:t>The Nautilus DevOps team needs to set up a new Virtual Machine (VM) on the Azure cloud that can be accessed securely from their landing host (azure-client). Follow the steps below to complete this task: Create an SSH Key: On the azure-client host, check if an SSH key already exists. If it doesn’t exist, create a new SSH key on the azure-client host that will be used for password-less SSH access. Create a Virtual Machine: Use the Azure Portal or Azure CLI to create a new Virtual Machine named datacenter-</w:t>
+      </w:r>
+      <w:proofErr w:type="spellStart"/>
+      <w:r>
+        <w:rPr>
+          <w:lang w:val="en-US"/>
+        </w:rPr>
+        <w:t>vm</w:t>
+      </w:r>
+      <w:proofErr w:type="spellEnd"/>
+      <w:r>
+        <w:rPr>
+          <w:lang w:val="en-US"/>
+        </w:rPr>
+        <w:t xml:space="preserve"> in the </w:t>
+      </w:r>
+      <w:proofErr w:type="spellStart"/>
+      <w:r>
+        <w:rPr>
+          <w:lang w:val="en-US"/>
+        </w:rPr>
+        <w:t>westus</w:t>
+      </w:r>
+      <w:proofErr w:type="spellEnd"/>
+      <w:r>
+        <w:rPr>
+          <w:lang w:val="en-US"/>
+        </w:rPr>
+        <w:t xml:space="preserve"> region. Set the VM size to Standard_B1s and configure the VM with SSH access for the </w:t>
+      </w:r>
+      <w:proofErr w:type="spellStart"/>
+      <w:r>
+        <w:rPr>
+          <w:lang w:val="en-US"/>
+        </w:rPr>
+        <w:t>azureuser</w:t>
+      </w:r>
+      <w:proofErr w:type="spellEnd"/>
+      <w:r>
+        <w:rPr>
+          <w:lang w:val="en-US"/>
+        </w:rPr>
+        <w:t xml:space="preserve"> account using the newly created SSH key. Configure SSH Access: Ensure that the SSH key from the azure-client host is added to the </w:t>
+      </w:r>
+      <w:proofErr w:type="spellStart"/>
+      <w:r>
+        <w:rPr>
+          <w:lang w:val="en-US"/>
+        </w:rPr>
+        <w:t>azureuser</w:t>
+      </w:r>
+      <w:proofErr w:type="spellEnd"/>
+      <w:r>
+        <w:rPr>
+          <w:lang w:val="en-US"/>
+        </w:rPr>
+        <w:t xml:space="preserve"> account on datacenter-</w:t>
+      </w:r>
+      <w:proofErr w:type="spellStart"/>
+      <w:r>
+        <w:rPr>
+          <w:lang w:val="en-US"/>
+        </w:rPr>
+        <w:t>vm</w:t>
+      </w:r>
+      <w:proofErr w:type="spellEnd"/>
+      <w:r>
+        <w:rPr>
+          <w:lang w:val="en-US"/>
+        </w:rPr>
+        <w:t>, enabling secure, password-less SSH access from the azure-client host. Verify Connectivity: Test the connection from azure-client to datacenter-</w:t>
+      </w:r>
+      <w:proofErr w:type="spellStart"/>
+      <w:r>
+        <w:rPr>
+          <w:lang w:val="en-US"/>
+        </w:rPr>
+        <w:t>vm</w:t>
+      </w:r>
+      <w:proofErr w:type="spellEnd"/>
+      <w:r>
+        <w:rPr>
+          <w:lang w:val="en-US"/>
+        </w:rPr>
+        <w:t xml:space="preserve"> using SSH to confirm that password-less access has been set up correctly. Complete these tasks entirely within the Azure Portal or Azure CLI. Use the below given Azure Credentials: (You can run the </w:t>
+      </w:r>
+      <w:proofErr w:type="spellStart"/>
+      <w:r>
+        <w:rPr>
+          <w:lang w:val="en-US"/>
+        </w:rPr>
+        <w:t>showcreds</w:t>
+      </w:r>
+      <w:proofErr w:type="spellEnd"/>
+      <w:r>
+        <w:rPr>
+          <w:lang w:val="en-US"/>
+        </w:rPr>
+        <w:t xml:space="preserve"> command on azure-client host to retrieve these credentials)' 'Notes: Create the resources only in </w:t>
+      </w:r>
+      <w:proofErr w:type="spellStart"/>
+      <w:r>
+        <w:rPr>
+          <w:lang w:val="en-US"/>
+        </w:rPr>
+        <w:t>westus</w:t>
+      </w:r>
+      <w:proofErr w:type="spellEnd"/>
+      <w:r>
+        <w:rPr>
+          <w:lang w:val="en-US"/>
+        </w:rPr>
+        <w:t xml:space="preserve"> region.</w:t>
+      </w:r>
+    </w:p>
+    <w:p>
+      <w:pPr>
+        <w:pStyle w:val="Nagwek2"/>
+        <w:rPr>
+          <w:lang w:val="en-US"/>
+        </w:rPr>
+      </w:pPr>
+      <w:bookmarkStart w:id="69" w:name="_Toc228230851"/>
+      <w:r>
+        <w:rPr>
+          <w:lang w:val="en-US"/>
+        </w:rPr>
+        <w:t>Solution</w:t>
+      </w:r>
+      <w:bookmarkEnd w:id="69"/>
+    </w:p>
+    <w:p>
+      <w:pPr>
+        <w:rPr>
+          <w:lang w:val="en-US"/>
+        </w:rPr>
+      </w:pPr>
+      <w:r>
+        <w:rPr>
+          <w:lang w:val="en-US"/>
+        </w:rPr>
+        <w:t>From Script</w:t>
+      </w:r>
+    </w:p>
+    <w:p>
+      <w:pPr>
+        <w:rPr>
+          <w:lang w:val="en-US"/>
+        </w:rPr>
+      </w:pPr>
+    </w:p>
+    <w:p>
+      <w:pPr>
+        <w:rPr>
+          <w:rStyle w:val="Wyrnienieintensywne"/>
+          <w:lang w:val="en-US"/>
+        </w:rPr>
+      </w:pPr>
+      <w:r>
+        <w:rPr>
+          <w:rStyle w:val="Wyrnienieintensywne"/>
+          <w:lang w:val="en-US"/>
+        </w:rPr>
+        <w:t>RG="kml_rg_main-a44ee9cf385f40ef"</w:t>
+      </w:r>
+    </w:p>
+    <w:p>
+      <w:pPr>
+        <w:rPr>
+          <w:rStyle w:val="Wyrnienieintensywne"/>
+          <w:lang w:val="en-US"/>
+        </w:rPr>
+      </w:pPr>
+      <w:r>
+        <w:rPr>
+          <w:rStyle w:val="Wyrnienieintensywne"/>
+          <w:lang w:val="en-US"/>
+        </w:rPr>
+        <w:t>VM="datacenter-</w:t>
+      </w:r>
+      <w:proofErr w:type="spellStart"/>
+      <w:r>
+        <w:rPr>
+          <w:rStyle w:val="Wyrnienieintensywne"/>
+          <w:lang w:val="en-US"/>
+        </w:rPr>
+        <w:t>vm</w:t>
+      </w:r>
+      <w:proofErr w:type="spellEnd"/>
+      <w:r>
+        <w:rPr>
+          <w:rStyle w:val="Wyrnienieintensywne"/>
+          <w:lang w:val="en-US"/>
+        </w:rPr>
+        <w:t>"</w:t>
+      </w:r>
+    </w:p>
+    <w:p>
+      <w:pPr>
+        <w:rPr>
+          <w:rStyle w:val="Wyrnienieintensywne"/>
+          <w:lang w:val="en-US"/>
+        </w:rPr>
+      </w:pPr>
+      <w:r>
+        <w:rPr>
+          <w:rStyle w:val="Wyrnienieintensywne"/>
+          <w:lang w:val="en-US"/>
+        </w:rPr>
+        <w:t>LOC="</w:t>
+      </w:r>
+      <w:proofErr w:type="spellStart"/>
+      <w:r>
+        <w:rPr>
+          <w:rStyle w:val="Wyrnienieintensywne"/>
+          <w:lang w:val="en-US"/>
+        </w:rPr>
+        <w:t>westus</w:t>
+      </w:r>
+      <w:proofErr w:type="spellEnd"/>
+      <w:r>
+        <w:rPr>
+          <w:rStyle w:val="Wyrnienieintensywne"/>
+          <w:lang w:val="en-US"/>
+        </w:rPr>
+        <w:t>"</w:t>
+      </w:r>
+    </w:p>
+    <w:p>
+      <w:pPr>
+        <w:rPr>
+          <w:rStyle w:val="Wyrnienieintensywne"/>
+          <w:lang w:val="en-US"/>
+        </w:rPr>
+      </w:pPr>
+      <w:r>
+        <w:rPr>
+          <w:rStyle w:val="Wyrnienieintensywne"/>
+          <w:lang w:val="en-US"/>
+        </w:rPr>
+        <w:t>USER="</w:t>
+      </w:r>
+      <w:proofErr w:type="spellStart"/>
+      <w:r>
+        <w:rPr>
+          <w:rStyle w:val="Wyrnienieintensywne"/>
+          <w:lang w:val="en-US"/>
+        </w:rPr>
+        <w:t>azureuser</w:t>
+      </w:r>
+      <w:proofErr w:type="spellEnd"/>
+      <w:r>
+        <w:rPr>
+          <w:rStyle w:val="Wyrnienieintensywne"/>
+          <w:lang w:val="en-US"/>
+        </w:rPr>
+        <w:t>"</w:t>
+      </w:r>
+    </w:p>
+    <w:p>
+      <w:pPr>
+        <w:rPr>
+          <w:rStyle w:val="Wyrnienieintensywne"/>
+          <w:lang w:val="en-US"/>
+        </w:rPr>
+      </w:pPr>
+      <w:r>
+        <w:rPr>
+          <w:rStyle w:val="Wyrnienieintensywne"/>
+          <w:lang w:val="en-US"/>
+        </w:rPr>
+        <w:t>KEY="$HOME/.ssh/</w:t>
+      </w:r>
+      <w:proofErr w:type="spellStart"/>
+      <w:r>
+        <w:rPr>
+          <w:rStyle w:val="Wyrnienieintensywne"/>
+          <w:lang w:val="en-US"/>
+        </w:rPr>
+        <w:t>id_rsa</w:t>
+      </w:r>
+      <w:proofErr w:type="spellEnd"/>
+      <w:r>
+        <w:rPr>
+          <w:rStyle w:val="Wyrnienieintensywne"/>
+          <w:lang w:val="en-US"/>
+        </w:rPr>
+        <w:t>"</w:t>
+      </w:r>
+    </w:p>
+    <w:p>
+      <w:pPr>
+        <w:rPr>
+          <w:rStyle w:val="Wyrnienieintensywne"/>
+          <w:lang w:val="en-US"/>
+        </w:rPr>
+      </w:pPr>
+    </w:p>
+    <w:p>
+      <w:pPr>
+        <w:rPr>
+          <w:rStyle w:val="Wyrnienieintensywne"/>
+          <w:lang w:val="en-US"/>
+        </w:rPr>
+      </w:pPr>
+      <w:r>
+        <w:rPr>
+          <w:rStyle w:val="Wyrnienieintensywne"/>
+          <w:lang w:val="en-US"/>
+        </w:rPr>
+        <w:t>if [ ! -f "$KEY" ]; then</w:t>
+      </w:r>
+    </w:p>
+    <w:p>
+      <w:pPr>
+        <w:rPr>
+          <w:rStyle w:val="Wyrnienieintensywne"/>
+          <w:lang w:val="en-US"/>
+        </w:rPr>
+      </w:pPr>
+      <w:r>
+        <w:rPr>
+          <w:rStyle w:val="Wyrnienieintensywne"/>
+          <w:lang w:val="en-US"/>
+        </w:rPr>
+        <w:t xml:space="preserve">  ssh-keygen -t </w:t>
+      </w:r>
+      <w:proofErr w:type="spellStart"/>
+      <w:r>
+        <w:rPr>
+          <w:rStyle w:val="Wyrnienieintensywne"/>
+          <w:lang w:val="en-US"/>
+        </w:rPr>
+        <w:t>rsa</w:t>
+      </w:r>
+      <w:proofErr w:type="spellEnd"/>
+      <w:r>
+        <w:rPr>
+          <w:rStyle w:val="Wyrnienieintensywne"/>
+          <w:lang w:val="en-US"/>
+        </w:rPr>
+        <w:t xml:space="preserve"> -b 4096 -f "$KEY" -N ""</w:t>
+      </w:r>
+    </w:p>
+    <w:p>
+      <w:pPr>
+        <w:rPr>
+          <w:rStyle w:val="Wyrnienieintensywne"/>
+          <w:lang w:val="en-US"/>
+        </w:rPr>
+      </w:pPr>
+      <w:r>
+        <w:rPr>
+          <w:rStyle w:val="Wyrnienieintensywne"/>
+          <w:lang w:val="en-US"/>
+        </w:rPr>
+        <w:t>else</w:t>
+      </w:r>
+    </w:p>
+    <w:p>
+      <w:pPr>
+        <w:rPr>
+          <w:rStyle w:val="Wyrnienieintensywne"/>
+          <w:lang w:val="en-US"/>
+        </w:rPr>
+      </w:pPr>
+      <w:r>
+        <w:rPr>
+          <w:rStyle w:val="Wyrnienieintensywne"/>
+          <w:lang w:val="en-US"/>
+        </w:rPr>
+        <w:t xml:space="preserve">  echo "SSH key already exists: $KEY"</w:t>
+      </w:r>
+    </w:p>
+    <w:p>
+      <w:pPr>
+        <w:rPr>
+          <w:rStyle w:val="Wyrnienieintensywne"/>
+          <w:lang w:val="en-US"/>
+        </w:rPr>
+      </w:pPr>
+      <w:r>
+        <w:rPr>
+          <w:rStyle w:val="Wyrnienieintensywne"/>
+          <w:lang w:val="en-US"/>
+        </w:rPr>
+        <w:t>fi</w:t>
+      </w:r>
+    </w:p>
+    <w:p>
+      <w:pPr>
+        <w:rPr>
+          <w:rStyle w:val="Wyrnienieintensywne"/>
+          <w:lang w:val="en-US"/>
+        </w:rPr>
+      </w:pPr>
+    </w:p>
+    <w:p>
+      <w:pPr>
+        <w:rPr>
+          <w:rStyle w:val="Wyrnienieintensywne"/>
+          <w:lang w:val="en-US"/>
+        </w:rPr>
+      </w:pPr>
+      <w:proofErr w:type="spellStart"/>
+      <w:r>
+        <w:rPr>
+          <w:rStyle w:val="Wyrnienieintensywne"/>
+          <w:lang w:val="en-US"/>
+        </w:rPr>
+        <w:t>az</w:t>
+      </w:r>
+      <w:proofErr w:type="spellEnd"/>
+      <w:r>
+        <w:rPr>
+          <w:rStyle w:val="Wyrnienieintensywne"/>
+          <w:lang w:val="en-US"/>
+        </w:rPr>
+        <w:t xml:space="preserve"> </w:t>
+      </w:r>
+      <w:proofErr w:type="spellStart"/>
+      <w:r>
+        <w:rPr>
+          <w:rStyle w:val="Wyrnienieintensywne"/>
+          <w:lang w:val="en-US"/>
+        </w:rPr>
+        <w:t>vm</w:t>
+      </w:r>
+      <w:proofErr w:type="spellEnd"/>
+      <w:r>
+        <w:rPr>
+          <w:rStyle w:val="Wyrnienieintensywne"/>
+          <w:lang w:val="en-US"/>
+        </w:rPr>
+        <w:t xml:space="preserve"> create \</w:t>
+      </w:r>
+    </w:p>
+    <w:p>
+      <w:pPr>
+        <w:rPr>
+          <w:rStyle w:val="Wyrnienieintensywne"/>
+          <w:lang w:val="en-US"/>
+        </w:rPr>
+      </w:pPr>
+      <w:r>
+        <w:rPr>
+          <w:rStyle w:val="Wyrnienieintensywne"/>
+          <w:lang w:val="en-US"/>
+        </w:rPr>
+        <w:lastRenderedPageBreak/>
+        <w:t xml:space="preserve">  --resource-group "$RG" \</w:t>
+      </w:r>
+    </w:p>
+    <w:p>
+      <w:pPr>
+        <w:rPr>
+          <w:rStyle w:val="Wyrnienieintensywne"/>
+          <w:lang w:val="en-US"/>
+        </w:rPr>
+      </w:pPr>
+      <w:r>
+        <w:rPr>
+          <w:rStyle w:val="Wyrnienieintensywne"/>
+          <w:lang w:val="en-US"/>
+        </w:rPr>
+        <w:t xml:space="preserve">  --name "$VM" \</w:t>
+      </w:r>
+    </w:p>
+    <w:p>
+      <w:pPr>
+        <w:rPr>
+          <w:rStyle w:val="Wyrnienieintensywne"/>
+          <w:lang w:val="en-US"/>
+        </w:rPr>
+      </w:pPr>
+      <w:r>
+        <w:rPr>
+          <w:rStyle w:val="Wyrnienieintensywne"/>
+          <w:lang w:val="en-US"/>
+        </w:rPr>
+        <w:t xml:space="preserve">  --location "$LOC" \</w:t>
+      </w:r>
+    </w:p>
+    <w:p>
+      <w:pPr>
+        <w:rPr>
+          <w:rStyle w:val="Wyrnienieintensywne"/>
+          <w:lang w:val="en-US"/>
+        </w:rPr>
+      </w:pPr>
+      <w:r>
+        <w:rPr>
+          <w:rStyle w:val="Wyrnienieintensywne"/>
+          <w:lang w:val="en-US"/>
+        </w:rPr>
+        <w:t xml:space="preserve">  --image Ubuntu2204 \</w:t>
+      </w:r>
+    </w:p>
+    <w:p>
+      <w:pPr>
+        <w:rPr>
+          <w:rStyle w:val="Wyrnienieintensywne"/>
+          <w:lang w:val="en-US"/>
+        </w:rPr>
+      </w:pPr>
+      <w:r>
+        <w:rPr>
+          <w:rStyle w:val="Wyrnienieintensywne"/>
+          <w:lang w:val="en-US"/>
+        </w:rPr>
+        <w:t xml:space="preserve">  --size Standard_B1s \</w:t>
+      </w:r>
+    </w:p>
+    <w:p>
+      <w:pPr>
+        <w:rPr>
+          <w:rStyle w:val="Wyrnienieintensywne"/>
+          <w:lang w:val="en-US"/>
+        </w:rPr>
+      </w:pPr>
+      <w:r>
+        <w:rPr>
+          <w:rStyle w:val="Wyrnienieintensywne"/>
+          <w:lang w:val="en-US"/>
+        </w:rPr>
+        <w:t xml:space="preserve">  --admin-username "$USER" \</w:t>
+      </w:r>
+    </w:p>
+    <w:p>
+      <w:pPr>
+        <w:rPr>
+          <w:rStyle w:val="Wyrnienieintensywne"/>
+          <w:lang w:val="en-US"/>
+        </w:rPr>
+      </w:pPr>
+      <w:r>
+        <w:rPr>
+          <w:rStyle w:val="Wyrnienieintensywne"/>
+          <w:lang w:val="en-US"/>
+        </w:rPr>
+        <w:t xml:space="preserve">  --ssh-key-values "${KEY}.pub" \</w:t>
+      </w:r>
+    </w:p>
+    <w:p>
+      <w:pPr>
+        <w:rPr>
+          <w:rStyle w:val="Wyrnienieintensywne"/>
+          <w:lang w:val="en-US"/>
+        </w:rPr>
+      </w:pPr>
+      <w:r>
+        <w:rPr>
+          <w:rStyle w:val="Wyrnienieintensywne"/>
+          <w:lang w:val="en-US"/>
+        </w:rPr>
+        <w:t xml:space="preserve">  --storage-</w:t>
+      </w:r>
+      <w:proofErr w:type="spellStart"/>
+      <w:r>
+        <w:rPr>
+          <w:rStyle w:val="Wyrnienieintensywne"/>
+          <w:lang w:val="en-US"/>
+        </w:rPr>
+        <w:t>sku</w:t>
+      </w:r>
+      <w:proofErr w:type="spellEnd"/>
+      <w:r>
+        <w:rPr>
+          <w:rStyle w:val="Wyrnienieintensywne"/>
+          <w:lang w:val="en-US"/>
+        </w:rPr>
+        <w:t xml:space="preserve"> </w:t>
+      </w:r>
+      <w:proofErr w:type="spellStart"/>
+      <w:r>
+        <w:rPr>
+          <w:rStyle w:val="Wyrnienieintensywne"/>
+          <w:lang w:val="en-US"/>
+        </w:rPr>
+        <w:t>Standard_LRS</w:t>
+      </w:r>
+      <w:proofErr w:type="spellEnd"/>
+      <w:r>
+        <w:rPr>
+          <w:rStyle w:val="Wyrnienieintensywne"/>
+          <w:lang w:val="en-US"/>
+        </w:rPr>
+        <w:t xml:space="preserve"> \</w:t>
+      </w:r>
+    </w:p>
+    <w:p>
+      <w:pPr>
+        <w:rPr>
+          <w:rStyle w:val="Wyrnienieintensywne"/>
+          <w:lang w:val="en-US"/>
+        </w:rPr>
+      </w:pPr>
+      <w:r>
+        <w:rPr>
+          <w:rStyle w:val="Wyrnienieintensywne"/>
+          <w:lang w:val="en-US"/>
+        </w:rPr>
+        <w:t xml:space="preserve">  --</w:t>
+      </w:r>
+      <w:proofErr w:type="spellStart"/>
+      <w:r>
+        <w:rPr>
+          <w:rStyle w:val="Wyrnienieintensywne"/>
+          <w:lang w:val="en-US"/>
+        </w:rPr>
+        <w:t>os</w:t>
+      </w:r>
+      <w:proofErr w:type="spellEnd"/>
+      <w:r>
+        <w:rPr>
+          <w:rStyle w:val="Wyrnienieintensywne"/>
+          <w:lang w:val="en-US"/>
+        </w:rPr>
+        <w:t>-disk-size-</w:t>
+      </w:r>
+      <w:proofErr w:type="spellStart"/>
+      <w:r>
+        <w:rPr>
+          <w:rStyle w:val="Wyrnienieintensywne"/>
+          <w:lang w:val="en-US"/>
+        </w:rPr>
+        <w:t>gb</w:t>
+      </w:r>
+      <w:proofErr w:type="spellEnd"/>
+      <w:r>
+        <w:rPr>
+          <w:rStyle w:val="Wyrnienieintensywne"/>
+          <w:lang w:val="en-US"/>
+        </w:rPr>
+        <w:t xml:space="preserve"> 30 \</w:t>
+      </w:r>
+    </w:p>
+    <w:p>
+      <w:pPr>
+        <w:rPr>
+          <w:rStyle w:val="Wyrnienieintensywne"/>
+          <w:lang w:val="en-US"/>
+        </w:rPr>
+      </w:pPr>
+      <w:r>
+        <w:rPr>
+          <w:rStyle w:val="Wyrnienieintensywne"/>
+          <w:lang w:val="en-US"/>
+        </w:rPr>
+        <w:t xml:space="preserve">  --public-</w:t>
+      </w:r>
+      <w:proofErr w:type="spellStart"/>
+      <w:r>
+        <w:rPr>
+          <w:rStyle w:val="Wyrnienieintensywne"/>
+          <w:lang w:val="en-US"/>
+        </w:rPr>
+        <w:t>ip</w:t>
+      </w:r>
+      <w:proofErr w:type="spellEnd"/>
+      <w:r>
+        <w:rPr>
+          <w:rStyle w:val="Wyrnienieintensywne"/>
+          <w:lang w:val="en-US"/>
+        </w:rPr>
+        <w:t>-</w:t>
+      </w:r>
+      <w:proofErr w:type="spellStart"/>
+      <w:r>
+        <w:rPr>
+          <w:rStyle w:val="Wyrnienieintensywne"/>
+          <w:lang w:val="en-US"/>
+        </w:rPr>
+        <w:t>sku</w:t>
+      </w:r>
+      <w:proofErr w:type="spellEnd"/>
+      <w:r>
+        <w:rPr>
+          <w:rStyle w:val="Wyrnienieintensywne"/>
+          <w:lang w:val="en-US"/>
+        </w:rPr>
+        <w:t xml:space="preserve"> Standard \</w:t>
+      </w:r>
+    </w:p>
+    <w:p>
+      <w:pPr>
+        <w:rPr>
+          <w:rStyle w:val="Wyrnienieintensywne"/>
+          <w:lang w:val="en-US"/>
+        </w:rPr>
+      </w:pPr>
+      <w:r>
+        <w:rPr>
+          <w:rStyle w:val="Wyrnienieintensywne"/>
+          <w:lang w:val="en-US"/>
+        </w:rPr>
+        <w:t xml:space="preserve">  --</w:t>
+      </w:r>
+      <w:proofErr w:type="spellStart"/>
+      <w:r>
+        <w:rPr>
+          <w:rStyle w:val="Wyrnienieintensywne"/>
+          <w:lang w:val="en-US"/>
+        </w:rPr>
+        <w:t>nsg</w:t>
+      </w:r>
+      <w:proofErr w:type="spellEnd"/>
+      <w:r>
+        <w:rPr>
+          <w:rStyle w:val="Wyrnienieintensywne"/>
+          <w:lang w:val="en-US"/>
+        </w:rPr>
+        <w:t>-rule SSH</w:t>
+      </w:r>
+    </w:p>
+    <w:p>
+      <w:pPr>
+        <w:rPr>
+          <w:rStyle w:val="Wyrnienieintensywne"/>
+          <w:lang w:val="en-US"/>
+        </w:rPr>
+      </w:pPr>
+    </w:p>
+    <w:p>
+      <w:pPr>
+        <w:rPr>
+          <w:rStyle w:val="Wyrnienieintensywne"/>
+          <w:lang w:val="en-US"/>
+        </w:rPr>
+      </w:pPr>
+      <w:r>
+        <w:rPr>
+          <w:rStyle w:val="Wyrnienieintensywne"/>
+          <w:lang w:val="en-US"/>
+        </w:rPr>
+        <w:t>IP=$(</w:t>
+      </w:r>
+      <w:proofErr w:type="spellStart"/>
+      <w:r>
+        <w:rPr>
+          <w:rStyle w:val="Wyrnienieintensywne"/>
+          <w:lang w:val="en-US"/>
+        </w:rPr>
+        <w:t>az</w:t>
+      </w:r>
+      <w:proofErr w:type="spellEnd"/>
+      <w:r>
+        <w:rPr>
+          <w:rStyle w:val="Wyrnienieintensywne"/>
+          <w:lang w:val="en-US"/>
+        </w:rPr>
+        <w:t xml:space="preserve"> </w:t>
+      </w:r>
+      <w:proofErr w:type="spellStart"/>
+      <w:r>
+        <w:rPr>
+          <w:rStyle w:val="Wyrnienieintensywne"/>
+          <w:lang w:val="en-US"/>
+        </w:rPr>
+        <w:t>vm</w:t>
+      </w:r>
+      <w:proofErr w:type="spellEnd"/>
+      <w:r>
+        <w:rPr>
+          <w:rStyle w:val="Wyrnienieintensywne"/>
+          <w:lang w:val="en-US"/>
+        </w:rPr>
+        <w:t xml:space="preserve"> show \</w:t>
+      </w:r>
+    </w:p>
+    <w:p>
+      <w:pPr>
+        <w:rPr>
+          <w:rStyle w:val="Wyrnienieintensywne"/>
+          <w:lang w:val="en-US"/>
+        </w:rPr>
+      </w:pPr>
+      <w:r>
+        <w:rPr>
+          <w:rStyle w:val="Wyrnienieintensywne"/>
+          <w:lang w:val="en-US"/>
+        </w:rPr>
+        <w:t xml:space="preserve">  --resource-group "$RG" \</w:t>
+      </w:r>
+    </w:p>
+    <w:p>
+      <w:pPr>
+        <w:rPr>
+          <w:rStyle w:val="Wyrnienieintensywne"/>
+          <w:lang w:val="en-US"/>
+        </w:rPr>
+      </w:pPr>
+      <w:r>
+        <w:rPr>
+          <w:rStyle w:val="Wyrnienieintensywne"/>
+          <w:lang w:val="en-US"/>
+        </w:rPr>
+        <w:t xml:space="preserve">  --name "$VM" \</w:t>
+      </w:r>
+    </w:p>
+    <w:p>
+      <w:pPr>
+        <w:rPr>
+          <w:rStyle w:val="Wyrnienieintensywne"/>
+          <w:lang w:val="en-US"/>
+        </w:rPr>
+      </w:pPr>
+      <w:r>
+        <w:rPr>
+          <w:rStyle w:val="Wyrnienieintensywne"/>
+          <w:lang w:val="en-US"/>
+        </w:rPr>
+        <w:t xml:space="preserve">  --show-details \</w:t>
+      </w:r>
+    </w:p>
+    <w:p>
+      <w:pPr>
+        <w:rPr>
+          <w:rStyle w:val="Wyrnienieintensywne"/>
+          <w:lang w:val="en-US"/>
+        </w:rPr>
+      </w:pPr>
+      <w:r>
+        <w:rPr>
+          <w:rStyle w:val="Wyrnienieintensywne"/>
+          <w:lang w:val="en-US"/>
+        </w:rPr>
+        <w:t xml:space="preserve">  --query </w:t>
+      </w:r>
+      <w:proofErr w:type="spellStart"/>
+      <w:r>
+        <w:rPr>
+          <w:rStyle w:val="Wyrnienieintensywne"/>
+          <w:lang w:val="en-US"/>
+        </w:rPr>
+        <w:t>publicIps</w:t>
+      </w:r>
+      <w:proofErr w:type="spellEnd"/>
+      <w:r>
+        <w:rPr>
+          <w:rStyle w:val="Wyrnienieintensywne"/>
+          <w:lang w:val="en-US"/>
+        </w:rPr>
+        <w:t xml:space="preserve"> \</w:t>
+      </w:r>
+    </w:p>
+    <w:p>
+      <w:pPr>
+        <w:rPr>
+          <w:rStyle w:val="Wyrnienieintensywne"/>
+          <w:lang w:val="en-US"/>
+        </w:rPr>
+      </w:pPr>
+      <w:r>
+        <w:rPr>
+          <w:rStyle w:val="Wyrnienieintensywne"/>
+          <w:lang w:val="en-US"/>
+        </w:rPr>
+        <w:t xml:space="preserve">  -o </w:t>
+      </w:r>
+      <w:proofErr w:type="spellStart"/>
+      <w:r>
+        <w:rPr>
+          <w:rStyle w:val="Wyrnienieintensywne"/>
+          <w:lang w:val="en-US"/>
+        </w:rPr>
+        <w:t>tsv</w:t>
+      </w:r>
+      <w:proofErr w:type="spellEnd"/>
+      <w:r>
+        <w:rPr>
+          <w:rStyle w:val="Wyrnienieintensywne"/>
+          <w:lang w:val="en-US"/>
+        </w:rPr>
+        <w:t>)</w:t>
+      </w:r>
+    </w:p>
+    <w:p>
+      <w:pPr>
+        <w:rPr>
+          <w:rStyle w:val="Wyrnienieintensywne"/>
+          <w:lang w:val="en-US"/>
+        </w:rPr>
+      </w:pPr>
+    </w:p>
+    <w:p>
+      <w:pPr>
+        <w:rPr>
+          <w:rStyle w:val="Wyrnienieintensywne"/>
+          <w:lang w:val="en-US"/>
+        </w:rPr>
+      </w:pPr>
+      <w:r>
+        <w:rPr>
+          <w:rStyle w:val="Wyrnienieintensywne"/>
+          <w:lang w:val="en-US"/>
+        </w:rPr>
+        <w:t>echo "$IP"</w:t>
+      </w:r>
+    </w:p>
+    <w:p>
+      <w:pPr>
+        <w:rPr>
+          <w:rStyle w:val="Wyrnienieintensywne"/>
+          <w:lang w:val="en-US"/>
+        </w:rPr>
+      </w:pPr>
+    </w:p>
+    <w:p>
+      <w:pPr>
+        <w:rPr>
+          <w:rStyle w:val="Wyrnienieintensywne"/>
+          <w:lang w:val="en-US"/>
+        </w:rPr>
+      </w:pPr>
+      <w:r>
+        <w:rPr>
+          <w:rStyle w:val="Wyrnienieintensywne"/>
+          <w:lang w:val="en-US"/>
+        </w:rPr>
+        <w:t xml:space="preserve">ssh -o </w:t>
+      </w:r>
+      <w:proofErr w:type="spellStart"/>
+      <w:r>
+        <w:rPr>
+          <w:rStyle w:val="Wyrnienieintensywne"/>
+          <w:lang w:val="en-US"/>
+        </w:rPr>
+        <w:t>StrictHostKeyChecking</w:t>
+      </w:r>
+      <w:proofErr w:type="spellEnd"/>
+      <w:r>
+        <w:rPr>
+          <w:rStyle w:val="Wyrnienieintensywne"/>
+          <w:lang w:val="en-US"/>
+        </w:rPr>
+        <w:t>=no "$USER@$IP"</w:t>
+      </w:r>
+    </w:p>
+    <w:p>
+      <w:pPr>
+        <w:rPr>
+          <w:lang w:val="en-US"/>
+        </w:rPr>
+      </w:pPr>
+      <w:r>
+        <w:rPr>
+          <w:lang w:val="en-US"/>
+        </w:rPr>
+        <w:t>From portal</w:t>
+      </w:r>
+    </w:p>
+    <w:p>
+      <w:pPr>
+        <w:rPr>
+          <w:lang w:val="en-US"/>
+        </w:rPr>
+      </w:pPr>
+      <w:r>
+        <w:rPr>
+          <w:lang w:val="en-US"/>
+        </w:rPr>
+        <w:t xml:space="preserve">It is classic create new VM and in networking </w:t>
+      </w:r>
+      <w:r>
+        <w:rPr>
+          <w:lang w:val="en-US"/>
+        </w:rPr>
+        <w:t xml:space="preserve">use ssh </w:t>
+      </w:r>
+    </w:p>
+    <w:p>
+      <w:pPr>
+        <w:pStyle w:val="Nagwek2"/>
+        <w:rPr>
+          <w:lang w:val="en-US"/>
+        </w:rPr>
+      </w:pPr>
+      <w:bookmarkStart w:id="70" w:name="_Toc228230852"/>
+      <w:r>
+        <w:rPr>
+          <w:lang w:val="en-US"/>
+        </w:rPr>
+        <w:t>Why I need that</w:t>
+      </w:r>
+      <w:bookmarkEnd w:id="70"/>
+    </w:p>
+    <w:p>
+      <w:pPr>
+        <w:rPr>
+          <w:lang w:val="en-US"/>
+        </w:rPr>
+      </w:pPr>
+      <w:r>
+        <w:rPr>
+          <w:lang w:val="en-US"/>
+        </w:rPr>
+        <w:t>Created or reused an SSH key on the azure-client host. Created an Ubuntu VM named datacenter-</w:t>
+      </w:r>
+      <w:proofErr w:type="spellStart"/>
+      <w:r>
+        <w:rPr>
+          <w:lang w:val="en-US"/>
+        </w:rPr>
+        <w:t>vm</w:t>
+      </w:r>
+      <w:proofErr w:type="spellEnd"/>
+      <w:r>
+        <w:rPr>
+          <w:lang w:val="en-US"/>
+        </w:rPr>
+        <w:t xml:space="preserve"> in </w:t>
+      </w:r>
+      <w:proofErr w:type="spellStart"/>
+      <w:r>
+        <w:rPr>
+          <w:lang w:val="en-US"/>
+        </w:rPr>
+        <w:t>westus</w:t>
+      </w:r>
+      <w:proofErr w:type="spellEnd"/>
+      <w:r>
+        <w:rPr>
+          <w:lang w:val="en-US"/>
+        </w:rPr>
+        <w:t xml:space="preserve"> with size Standard_B1s. Added the azure-client public SSH key to the </w:t>
+      </w:r>
+      <w:proofErr w:type="spellStart"/>
+      <w:r>
+        <w:rPr>
+          <w:lang w:val="en-US"/>
+        </w:rPr>
+        <w:t>azureuser</w:t>
+      </w:r>
+      <w:proofErr w:type="spellEnd"/>
+      <w:r>
+        <w:rPr>
+          <w:lang w:val="en-US"/>
+        </w:rPr>
+        <w:t xml:space="preserve"> account during VM creation. Verified secure password-less SSH access by connecting to the VM using its public IP.</w:t>
+      </w:r>
+    </w:p>
+    <w:p>
+      <w:pPr>
+        <w:pStyle w:val="Nagwek1"/>
+        <w:rPr>
+          <w:lang w:val="en-US"/>
+        </w:rPr>
+      </w:pPr>
+      <w:bookmarkStart w:id="71" w:name="_Toc228230853"/>
+      <w:r>
+        <w:rPr>
+          <w:lang w:val="en-US"/>
+        </w:rPr>
+        <w:lastRenderedPageBreak/>
+        <w:t xml:space="preserve">Taks 25 </w:t>
+      </w:r>
+      <w:r>
+        <w:rPr>
+          <w:lang w:val="en-US"/>
+        </w:rPr>
+        <w:t>Expanding and Managing Disk Storage</w:t>
+      </w:r>
+      <w:bookmarkEnd w:id="71"/>
     </w:p>
     <w:sectPr>
       <w:pgSz w:w="11906" w:h="16838"/>
@@ -24999,9 +28335,122 @@
     </w:lvl>
   </w:abstractNum>
   <w:abstractNum w:abstractNumId="3" w15:restartNumberingAfterBreak="0">
-    <w:nsid w:val="4B553796"/>
+    <w:nsid w:val="1B96752A"/>
     <w:multiLevelType w:val="multilevel"/>
-    <w:tmpl w:val="7960CBCC"/>
+    <w:tmpl w:val="556C9A5A"/>
+    <w:lvl w:ilvl="0">
+      <w:start w:val="1"/>
+      <w:numFmt w:val="decimal"/>
+      <w:lvlText w:val="%1."/>
+      <w:lvlJc w:val="left"/>
+      <w:pPr>
+        <w:tabs>
+          <w:tab w:val="num" w:pos="720"/>
+        </w:tabs>
+        <w:ind w:left="720" w:hanging="360"/>
+      </w:pPr>
+    </w:lvl>
+    <w:lvl w:ilvl="1" w:tentative="1">
+      <w:start w:val="1"/>
+      <w:numFmt w:val="decimal"/>
+      <w:lvlText w:val="%2."/>
+      <w:lvlJc w:val="left"/>
+      <w:pPr>
+        <w:tabs>
+          <w:tab w:val="num" w:pos="1440"/>
+        </w:tabs>
+        <w:ind w:left="1440" w:hanging="360"/>
+      </w:pPr>
+    </w:lvl>
+    <w:lvl w:ilvl="2" w:tentative="1">
+      <w:start w:val="1"/>
+      <w:numFmt w:val="decimal"/>
+      <w:lvlText w:val="%3."/>
+      <w:lvlJc w:val="left"/>
+      <w:pPr>
+        <w:tabs>
+          <w:tab w:val="num" w:pos="2160"/>
+        </w:tabs>
+        <w:ind w:left="2160" w:hanging="360"/>
+      </w:pPr>
+    </w:lvl>
+    <w:lvl w:ilvl="3" w:tentative="1">
+      <w:start w:val="1"/>
+      <w:numFmt w:val="decimal"/>
+      <w:lvlText w:val="%4."/>
+      <w:lvlJc w:val="left"/>
+      <w:pPr>
+        <w:tabs>
+          <w:tab w:val="num" w:pos="2880"/>
+        </w:tabs>
+        <w:ind w:left="2880" w:hanging="360"/>
+      </w:pPr>
+    </w:lvl>
+    <w:lvl w:ilvl="4" w:tentative="1">
+      <w:start w:val="1"/>
+      <w:numFmt w:val="decimal"/>
+      <w:lvlText w:val="%5."/>
+      <w:lvlJc w:val="left"/>
+      <w:pPr>
+        <w:tabs>
+          <w:tab w:val="num" w:pos="3600"/>
+        </w:tabs>
+        <w:ind w:left="3600" w:hanging="360"/>
+      </w:pPr>
+    </w:lvl>
+    <w:lvl w:ilvl="5" w:tentative="1">
+      <w:start w:val="1"/>
+      <w:numFmt w:val="decimal"/>
+      <w:lvlText w:val="%6."/>
+      <w:lvlJc w:val="left"/>
+      <w:pPr>
+        <w:tabs>
+          <w:tab w:val="num" w:pos="4320"/>
+        </w:tabs>
+        <w:ind w:left="4320" w:hanging="360"/>
+      </w:pPr>
+    </w:lvl>
+    <w:lvl w:ilvl="6" w:tentative="1">
+      <w:start w:val="1"/>
+      <w:numFmt w:val="decimal"/>
+      <w:lvlText w:val="%7."/>
+      <w:lvlJc w:val="left"/>
+      <w:pPr>
+        <w:tabs>
+          <w:tab w:val="num" w:pos="5040"/>
+        </w:tabs>
+        <w:ind w:left="5040" w:hanging="360"/>
+      </w:pPr>
+    </w:lvl>
+    <w:lvl w:ilvl="7" w:tentative="1">
+      <w:start w:val="1"/>
+      <w:numFmt w:val="decimal"/>
+      <w:lvlText w:val="%8."/>
+      <w:lvlJc w:val="left"/>
+      <w:pPr>
+        <w:tabs>
+          <w:tab w:val="num" w:pos="5760"/>
+        </w:tabs>
+        <w:ind w:left="5760" w:hanging="360"/>
+      </w:pPr>
+    </w:lvl>
+    <w:lvl w:ilvl="8" w:tentative="1">
+      <w:start w:val="1"/>
+      <w:numFmt w:val="decimal"/>
+      <w:lvlText w:val="%9."/>
+      <w:lvlJc w:val="left"/>
+      <w:pPr>
+        <w:tabs>
+          <w:tab w:val="num" w:pos="6480"/>
+        </w:tabs>
+        <w:ind w:left="6480" w:hanging="360"/>
+      </w:pPr>
+    </w:lvl>
+  </w:abstractNum>
+  <w:abstractNum w:abstractNumId="4" w15:restartNumberingAfterBreak="0">
+    <w:nsid w:val="20285526"/>
+    <w:multiLevelType w:val="multilevel"/>
+    <w:tmpl w:val="A692DE56"/>
     <w:lvl w:ilvl="0">
       <w:start w:val="1"/>
       <w:numFmt w:val="bullet"/>
@@ -25147,236 +28596,10 @@
       </w:rPr>
     </w:lvl>
   </w:abstractNum>
-  <w:abstractNum w:abstractNumId="4" w15:restartNumberingAfterBreak="0">
-    <w:nsid w:val="4F9C6A12"/>
-    <w:multiLevelType w:val="hybridMultilevel"/>
-    <w:tmpl w:val="0F4C19AA"/>
-    <w:lvl w:ilvl="0" w:tplc="04150001">
-      <w:start w:val="1"/>
-      <w:numFmt w:val="bullet"/>
-      <w:lvlText w:val=""/>
-      <w:lvlJc w:val="left"/>
-      <w:pPr>
-        <w:ind w:left="720" w:hanging="360"/>
-      </w:pPr>
-      <w:rPr>
-        <w:rFonts w:ascii="Symbol" w:hAnsi="Symbol" w:hint="default"/>
-      </w:rPr>
-    </w:lvl>
-    <w:lvl w:ilvl="1" w:tplc="04150003" w:tentative="1">
-      <w:start w:val="1"/>
-      <w:numFmt w:val="bullet"/>
-      <w:lvlText w:val="o"/>
-      <w:lvlJc w:val="left"/>
-      <w:pPr>
-        <w:ind w:left="1440" w:hanging="360"/>
-      </w:pPr>
-      <w:rPr>
-        <w:rFonts w:ascii="Courier New" w:hAnsi="Courier New" w:cs="Courier New" w:hint="default"/>
-      </w:rPr>
-    </w:lvl>
-    <w:lvl w:ilvl="2" w:tplc="04150005" w:tentative="1">
-      <w:start w:val="1"/>
-      <w:numFmt w:val="bullet"/>
-      <w:lvlText w:val=""/>
-      <w:lvlJc w:val="left"/>
-      <w:pPr>
-        <w:ind w:left="2160" w:hanging="360"/>
-      </w:pPr>
-      <w:rPr>
-        <w:rFonts w:ascii="Wingdings" w:hAnsi="Wingdings" w:hint="default"/>
-      </w:rPr>
-    </w:lvl>
-    <w:lvl w:ilvl="3" w:tplc="04150001" w:tentative="1">
-      <w:start w:val="1"/>
-      <w:numFmt w:val="bullet"/>
-      <w:lvlText w:val=""/>
-      <w:lvlJc w:val="left"/>
-      <w:pPr>
-        <w:ind w:left="2880" w:hanging="360"/>
-      </w:pPr>
-      <w:rPr>
-        <w:rFonts w:ascii="Symbol" w:hAnsi="Symbol" w:hint="default"/>
-      </w:rPr>
-    </w:lvl>
-    <w:lvl w:ilvl="4" w:tplc="04150003" w:tentative="1">
-      <w:start w:val="1"/>
-      <w:numFmt w:val="bullet"/>
-      <w:lvlText w:val="o"/>
-      <w:lvlJc w:val="left"/>
-      <w:pPr>
-        <w:ind w:left="3600" w:hanging="360"/>
-      </w:pPr>
-      <w:rPr>
-        <w:rFonts w:ascii="Courier New" w:hAnsi="Courier New" w:cs="Courier New" w:hint="default"/>
-      </w:rPr>
-    </w:lvl>
-    <w:lvl w:ilvl="5" w:tplc="04150005" w:tentative="1">
-      <w:start w:val="1"/>
-      <w:numFmt w:val="bullet"/>
-      <w:lvlText w:val=""/>
-      <w:lvlJc w:val="left"/>
-      <w:pPr>
-        <w:ind w:left="4320" w:hanging="360"/>
-      </w:pPr>
-      <w:rPr>
-        <w:rFonts w:ascii="Wingdings" w:hAnsi="Wingdings" w:hint="default"/>
-      </w:rPr>
-    </w:lvl>
-    <w:lvl w:ilvl="6" w:tplc="04150001" w:tentative="1">
-      <w:start w:val="1"/>
-      <w:numFmt w:val="bullet"/>
-      <w:lvlText w:val=""/>
-      <w:lvlJc w:val="left"/>
-      <w:pPr>
-        <w:ind w:left="5040" w:hanging="360"/>
-      </w:pPr>
-      <w:rPr>
-        <w:rFonts w:ascii="Symbol" w:hAnsi="Symbol" w:hint="default"/>
-      </w:rPr>
-    </w:lvl>
-    <w:lvl w:ilvl="7" w:tplc="04150003" w:tentative="1">
-      <w:start w:val="1"/>
-      <w:numFmt w:val="bullet"/>
-      <w:lvlText w:val="o"/>
-      <w:lvlJc w:val="left"/>
-      <w:pPr>
-        <w:ind w:left="5760" w:hanging="360"/>
-      </w:pPr>
-      <w:rPr>
-        <w:rFonts w:ascii="Courier New" w:hAnsi="Courier New" w:cs="Courier New" w:hint="default"/>
-      </w:rPr>
-    </w:lvl>
-    <w:lvl w:ilvl="8" w:tplc="04150005" w:tentative="1">
-      <w:start w:val="1"/>
-      <w:numFmt w:val="bullet"/>
-      <w:lvlText w:val=""/>
-      <w:lvlJc w:val="left"/>
-      <w:pPr>
-        <w:ind w:left="6480" w:hanging="360"/>
-      </w:pPr>
-      <w:rPr>
-        <w:rFonts w:ascii="Wingdings" w:hAnsi="Wingdings" w:hint="default"/>
-      </w:rPr>
-    </w:lvl>
-  </w:abstractNum>
   <w:abstractNum w:abstractNumId="5" w15:restartNumberingAfterBreak="0">
-    <w:nsid w:val="61653670"/>
-    <w:multiLevelType w:val="hybridMultilevel"/>
-    <w:tmpl w:val="360CDEF6"/>
-    <w:lvl w:ilvl="0" w:tplc="04150001">
-      <w:start w:val="1"/>
-      <w:numFmt w:val="bullet"/>
-      <w:lvlText w:val=""/>
-      <w:lvlJc w:val="left"/>
-      <w:pPr>
-        <w:ind w:left="720" w:hanging="360"/>
-      </w:pPr>
-      <w:rPr>
-        <w:rFonts w:ascii="Symbol" w:hAnsi="Symbol" w:hint="default"/>
-      </w:rPr>
-    </w:lvl>
-    <w:lvl w:ilvl="1" w:tplc="04150003" w:tentative="1">
-      <w:start w:val="1"/>
-      <w:numFmt w:val="bullet"/>
-      <w:lvlText w:val="o"/>
-      <w:lvlJc w:val="left"/>
-      <w:pPr>
-        <w:ind w:left="1440" w:hanging="360"/>
-      </w:pPr>
-      <w:rPr>
-        <w:rFonts w:ascii="Courier New" w:hAnsi="Courier New" w:cs="Courier New" w:hint="default"/>
-      </w:rPr>
-    </w:lvl>
-    <w:lvl w:ilvl="2" w:tplc="04150005" w:tentative="1">
-      <w:start w:val="1"/>
-      <w:numFmt w:val="bullet"/>
-      <w:lvlText w:val=""/>
-      <w:lvlJc w:val="left"/>
-      <w:pPr>
-        <w:ind w:left="2160" w:hanging="360"/>
-      </w:pPr>
-      <w:rPr>
-        <w:rFonts w:ascii="Wingdings" w:hAnsi="Wingdings" w:hint="default"/>
-      </w:rPr>
-    </w:lvl>
-    <w:lvl w:ilvl="3" w:tplc="04150001" w:tentative="1">
-      <w:start w:val="1"/>
-      <w:numFmt w:val="bullet"/>
-      <w:lvlText w:val=""/>
-      <w:lvlJc w:val="left"/>
-      <w:pPr>
-        <w:ind w:left="2880" w:hanging="360"/>
-      </w:pPr>
-      <w:rPr>
-        <w:rFonts w:ascii="Symbol" w:hAnsi="Symbol" w:hint="default"/>
-      </w:rPr>
-    </w:lvl>
-    <w:lvl w:ilvl="4" w:tplc="04150003" w:tentative="1">
-      <w:start w:val="1"/>
-      <w:numFmt w:val="bullet"/>
-      <w:lvlText w:val="o"/>
-      <w:lvlJc w:val="left"/>
-      <w:pPr>
-        <w:ind w:left="3600" w:hanging="360"/>
-      </w:pPr>
-      <w:rPr>
-        <w:rFonts w:ascii="Courier New" w:hAnsi="Courier New" w:cs="Courier New" w:hint="default"/>
-      </w:rPr>
-    </w:lvl>
-    <w:lvl w:ilvl="5" w:tplc="04150005" w:tentative="1">
-      <w:start w:val="1"/>
-      <w:numFmt w:val="bullet"/>
-      <w:lvlText w:val=""/>
-      <w:lvlJc w:val="left"/>
-      <w:pPr>
-        <w:ind w:left="4320" w:hanging="360"/>
-      </w:pPr>
-      <w:rPr>
-        <w:rFonts w:ascii="Wingdings" w:hAnsi="Wingdings" w:hint="default"/>
-      </w:rPr>
-    </w:lvl>
-    <w:lvl w:ilvl="6" w:tplc="04150001" w:tentative="1">
-      <w:start w:val="1"/>
-      <w:numFmt w:val="bullet"/>
-      <w:lvlText w:val=""/>
-      <w:lvlJc w:val="left"/>
-      <w:pPr>
-        <w:ind w:left="5040" w:hanging="360"/>
-      </w:pPr>
-      <w:rPr>
-        <w:rFonts w:ascii="Symbol" w:hAnsi="Symbol" w:hint="default"/>
-      </w:rPr>
-    </w:lvl>
-    <w:lvl w:ilvl="7" w:tplc="04150003" w:tentative="1">
-      <w:start w:val="1"/>
-      <w:numFmt w:val="bullet"/>
-      <w:lvlText w:val="o"/>
-      <w:lvlJc w:val="left"/>
-      <w:pPr>
-        <w:ind w:left="5760" w:hanging="360"/>
-      </w:pPr>
-      <w:rPr>
-        <w:rFonts w:ascii="Courier New" w:hAnsi="Courier New" w:cs="Courier New" w:hint="default"/>
-      </w:rPr>
-    </w:lvl>
-    <w:lvl w:ilvl="8" w:tplc="04150005" w:tentative="1">
-      <w:start w:val="1"/>
-      <w:numFmt w:val="bullet"/>
-      <w:lvlText w:val=""/>
-      <w:lvlJc w:val="left"/>
-      <w:pPr>
-        <w:ind w:left="6480" w:hanging="360"/>
-      </w:pPr>
-      <w:rPr>
-        <w:rFonts w:ascii="Wingdings" w:hAnsi="Wingdings" w:hint="default"/>
-      </w:rPr>
-    </w:lvl>
-  </w:abstractNum>
-  <w:abstractNum w:abstractNumId="6" w15:restartNumberingAfterBreak="0">
-    <w:nsid w:val="620A58EE"/>
+    <w:nsid w:val="4B553796"/>
     <w:multiLevelType w:val="multilevel"/>
-    <w:tmpl w:val="CA943428"/>
+    <w:tmpl w:val="7960CBCC"/>
     <w:lvl w:ilvl="0">
       <w:start w:val="1"/>
       <w:numFmt w:val="bullet"/>
@@ -25522,11 +28745,535 @@
       </w:rPr>
     </w:lvl>
   </w:abstractNum>
+  <w:abstractNum w:abstractNumId="6" w15:restartNumberingAfterBreak="0">
+    <w:nsid w:val="4F9C6A12"/>
+    <w:multiLevelType w:val="hybridMultilevel"/>
+    <w:tmpl w:val="0F4C19AA"/>
+    <w:lvl w:ilvl="0" w:tplc="04150001">
+      <w:start w:val="1"/>
+      <w:numFmt w:val="bullet"/>
+      <w:lvlText w:val=""/>
+      <w:lvlJc w:val="left"/>
+      <w:pPr>
+        <w:ind w:left="720" w:hanging="360"/>
+      </w:pPr>
+      <w:rPr>
+        <w:rFonts w:ascii="Symbol" w:hAnsi="Symbol" w:hint="default"/>
+      </w:rPr>
+    </w:lvl>
+    <w:lvl w:ilvl="1" w:tplc="04150003" w:tentative="1">
+      <w:start w:val="1"/>
+      <w:numFmt w:val="bullet"/>
+      <w:lvlText w:val="o"/>
+      <w:lvlJc w:val="left"/>
+      <w:pPr>
+        <w:ind w:left="1440" w:hanging="360"/>
+      </w:pPr>
+      <w:rPr>
+        <w:rFonts w:ascii="Courier New" w:hAnsi="Courier New" w:cs="Courier New" w:hint="default"/>
+      </w:rPr>
+    </w:lvl>
+    <w:lvl w:ilvl="2" w:tplc="04150005" w:tentative="1">
+      <w:start w:val="1"/>
+      <w:numFmt w:val="bullet"/>
+      <w:lvlText w:val=""/>
+      <w:lvlJc w:val="left"/>
+      <w:pPr>
+        <w:ind w:left="2160" w:hanging="360"/>
+      </w:pPr>
+      <w:rPr>
+        <w:rFonts w:ascii="Wingdings" w:hAnsi="Wingdings" w:hint="default"/>
+      </w:rPr>
+    </w:lvl>
+    <w:lvl w:ilvl="3" w:tplc="04150001" w:tentative="1">
+      <w:start w:val="1"/>
+      <w:numFmt w:val="bullet"/>
+      <w:lvlText w:val=""/>
+      <w:lvlJc w:val="left"/>
+      <w:pPr>
+        <w:ind w:left="2880" w:hanging="360"/>
+      </w:pPr>
+      <w:rPr>
+        <w:rFonts w:ascii="Symbol" w:hAnsi="Symbol" w:hint="default"/>
+      </w:rPr>
+    </w:lvl>
+    <w:lvl w:ilvl="4" w:tplc="04150003" w:tentative="1">
+      <w:start w:val="1"/>
+      <w:numFmt w:val="bullet"/>
+      <w:lvlText w:val="o"/>
+      <w:lvlJc w:val="left"/>
+      <w:pPr>
+        <w:ind w:left="3600" w:hanging="360"/>
+      </w:pPr>
+      <w:rPr>
+        <w:rFonts w:ascii="Courier New" w:hAnsi="Courier New" w:cs="Courier New" w:hint="default"/>
+      </w:rPr>
+    </w:lvl>
+    <w:lvl w:ilvl="5" w:tplc="04150005" w:tentative="1">
+      <w:start w:val="1"/>
+      <w:numFmt w:val="bullet"/>
+      <w:lvlText w:val=""/>
+      <w:lvlJc w:val="left"/>
+      <w:pPr>
+        <w:ind w:left="4320" w:hanging="360"/>
+      </w:pPr>
+      <w:rPr>
+        <w:rFonts w:ascii="Wingdings" w:hAnsi="Wingdings" w:hint="default"/>
+      </w:rPr>
+    </w:lvl>
+    <w:lvl w:ilvl="6" w:tplc="04150001" w:tentative="1">
+      <w:start w:val="1"/>
+      <w:numFmt w:val="bullet"/>
+      <w:lvlText w:val=""/>
+      <w:lvlJc w:val="left"/>
+      <w:pPr>
+        <w:ind w:left="5040" w:hanging="360"/>
+      </w:pPr>
+      <w:rPr>
+        <w:rFonts w:ascii="Symbol" w:hAnsi="Symbol" w:hint="default"/>
+      </w:rPr>
+    </w:lvl>
+    <w:lvl w:ilvl="7" w:tplc="04150003" w:tentative="1">
+      <w:start w:val="1"/>
+      <w:numFmt w:val="bullet"/>
+      <w:lvlText w:val="o"/>
+      <w:lvlJc w:val="left"/>
+      <w:pPr>
+        <w:ind w:left="5760" w:hanging="360"/>
+      </w:pPr>
+      <w:rPr>
+        <w:rFonts w:ascii="Courier New" w:hAnsi="Courier New" w:cs="Courier New" w:hint="default"/>
+      </w:rPr>
+    </w:lvl>
+    <w:lvl w:ilvl="8" w:tplc="04150005" w:tentative="1">
+      <w:start w:val="1"/>
+      <w:numFmt w:val="bullet"/>
+      <w:lvlText w:val=""/>
+      <w:lvlJc w:val="left"/>
+      <w:pPr>
+        <w:ind w:left="6480" w:hanging="360"/>
+      </w:pPr>
+      <w:rPr>
+        <w:rFonts w:ascii="Wingdings" w:hAnsi="Wingdings" w:hint="default"/>
+      </w:rPr>
+    </w:lvl>
+  </w:abstractNum>
+  <w:abstractNum w:abstractNumId="7" w15:restartNumberingAfterBreak="0">
+    <w:nsid w:val="61653670"/>
+    <w:multiLevelType w:val="hybridMultilevel"/>
+    <w:tmpl w:val="360CDEF6"/>
+    <w:lvl w:ilvl="0" w:tplc="04150001">
+      <w:start w:val="1"/>
+      <w:numFmt w:val="bullet"/>
+      <w:lvlText w:val=""/>
+      <w:lvlJc w:val="left"/>
+      <w:pPr>
+        <w:ind w:left="720" w:hanging="360"/>
+      </w:pPr>
+      <w:rPr>
+        <w:rFonts w:ascii="Symbol" w:hAnsi="Symbol" w:hint="default"/>
+      </w:rPr>
+    </w:lvl>
+    <w:lvl w:ilvl="1" w:tplc="04150003" w:tentative="1">
+      <w:start w:val="1"/>
+      <w:numFmt w:val="bullet"/>
+      <w:lvlText w:val="o"/>
+      <w:lvlJc w:val="left"/>
+      <w:pPr>
+        <w:ind w:left="1440" w:hanging="360"/>
+      </w:pPr>
+      <w:rPr>
+        <w:rFonts w:ascii="Courier New" w:hAnsi="Courier New" w:cs="Courier New" w:hint="default"/>
+      </w:rPr>
+    </w:lvl>
+    <w:lvl w:ilvl="2" w:tplc="04150005" w:tentative="1">
+      <w:start w:val="1"/>
+      <w:numFmt w:val="bullet"/>
+      <w:lvlText w:val=""/>
+      <w:lvlJc w:val="left"/>
+      <w:pPr>
+        <w:ind w:left="2160" w:hanging="360"/>
+      </w:pPr>
+      <w:rPr>
+        <w:rFonts w:ascii="Wingdings" w:hAnsi="Wingdings" w:hint="default"/>
+      </w:rPr>
+    </w:lvl>
+    <w:lvl w:ilvl="3" w:tplc="04150001" w:tentative="1">
+      <w:start w:val="1"/>
+      <w:numFmt w:val="bullet"/>
+      <w:lvlText w:val=""/>
+      <w:lvlJc w:val="left"/>
+      <w:pPr>
+        <w:ind w:left="2880" w:hanging="360"/>
+      </w:pPr>
+      <w:rPr>
+        <w:rFonts w:ascii="Symbol" w:hAnsi="Symbol" w:hint="default"/>
+      </w:rPr>
+    </w:lvl>
+    <w:lvl w:ilvl="4" w:tplc="04150003" w:tentative="1">
+      <w:start w:val="1"/>
+      <w:numFmt w:val="bullet"/>
+      <w:lvlText w:val="o"/>
+      <w:lvlJc w:val="left"/>
+      <w:pPr>
+        <w:ind w:left="3600" w:hanging="360"/>
+      </w:pPr>
+      <w:rPr>
+        <w:rFonts w:ascii="Courier New" w:hAnsi="Courier New" w:cs="Courier New" w:hint="default"/>
+      </w:rPr>
+    </w:lvl>
+    <w:lvl w:ilvl="5" w:tplc="04150005" w:tentative="1">
+      <w:start w:val="1"/>
+      <w:numFmt w:val="bullet"/>
+      <w:lvlText w:val=""/>
+      <w:lvlJc w:val="left"/>
+      <w:pPr>
+        <w:ind w:left="4320" w:hanging="360"/>
+      </w:pPr>
+      <w:rPr>
+        <w:rFonts w:ascii="Wingdings" w:hAnsi="Wingdings" w:hint="default"/>
+      </w:rPr>
+    </w:lvl>
+    <w:lvl w:ilvl="6" w:tplc="04150001" w:tentative="1">
+      <w:start w:val="1"/>
+      <w:numFmt w:val="bullet"/>
+      <w:lvlText w:val=""/>
+      <w:lvlJc w:val="left"/>
+      <w:pPr>
+        <w:ind w:left="5040" w:hanging="360"/>
+      </w:pPr>
+      <w:rPr>
+        <w:rFonts w:ascii="Symbol" w:hAnsi="Symbol" w:hint="default"/>
+      </w:rPr>
+    </w:lvl>
+    <w:lvl w:ilvl="7" w:tplc="04150003" w:tentative="1">
+      <w:start w:val="1"/>
+      <w:numFmt w:val="bullet"/>
+      <w:lvlText w:val="o"/>
+      <w:lvlJc w:val="left"/>
+      <w:pPr>
+        <w:ind w:left="5760" w:hanging="360"/>
+      </w:pPr>
+      <w:rPr>
+        <w:rFonts w:ascii="Courier New" w:hAnsi="Courier New" w:cs="Courier New" w:hint="default"/>
+      </w:rPr>
+    </w:lvl>
+    <w:lvl w:ilvl="8" w:tplc="04150005" w:tentative="1">
+      <w:start w:val="1"/>
+      <w:numFmt w:val="bullet"/>
+      <w:lvlText w:val=""/>
+      <w:lvlJc w:val="left"/>
+      <w:pPr>
+        <w:ind w:left="6480" w:hanging="360"/>
+      </w:pPr>
+      <w:rPr>
+        <w:rFonts w:ascii="Wingdings" w:hAnsi="Wingdings" w:hint="default"/>
+      </w:rPr>
+    </w:lvl>
+  </w:abstractNum>
+  <w:abstractNum w:abstractNumId="8" w15:restartNumberingAfterBreak="0">
+    <w:nsid w:val="620A58EE"/>
+    <w:multiLevelType w:val="multilevel"/>
+    <w:tmpl w:val="CA943428"/>
+    <w:lvl w:ilvl="0">
+      <w:start w:val="1"/>
+      <w:numFmt w:val="bullet"/>
+      <w:lvlText w:val="o"/>
+      <w:lvlJc w:val="left"/>
+      <w:pPr>
+        <w:tabs>
+          <w:tab w:val="num" w:pos="720"/>
+        </w:tabs>
+        <w:ind w:left="720" w:hanging="360"/>
+      </w:pPr>
+      <w:rPr>
+        <w:rFonts w:ascii="Courier New" w:hAnsi="Courier New" w:hint="default"/>
+        <w:sz w:val="20"/>
+      </w:rPr>
+    </w:lvl>
+    <w:lvl w:ilvl="1" w:tentative="1">
+      <w:start w:val="1"/>
+      <w:numFmt w:val="bullet"/>
+      <w:lvlText w:val="o"/>
+      <w:lvlJc w:val="left"/>
+      <w:pPr>
+        <w:tabs>
+          <w:tab w:val="num" w:pos="1440"/>
+        </w:tabs>
+        <w:ind w:left="1440" w:hanging="360"/>
+      </w:pPr>
+      <w:rPr>
+        <w:rFonts w:ascii="Courier New" w:hAnsi="Courier New" w:hint="default"/>
+        <w:sz w:val="20"/>
+      </w:rPr>
+    </w:lvl>
+    <w:lvl w:ilvl="2" w:tentative="1">
+      <w:start w:val="1"/>
+      <w:numFmt w:val="bullet"/>
+      <w:lvlText w:val="o"/>
+      <w:lvlJc w:val="left"/>
+      <w:pPr>
+        <w:tabs>
+          <w:tab w:val="num" w:pos="2160"/>
+        </w:tabs>
+        <w:ind w:left="2160" w:hanging="360"/>
+      </w:pPr>
+      <w:rPr>
+        <w:rFonts w:ascii="Courier New" w:hAnsi="Courier New" w:hint="default"/>
+        <w:sz w:val="20"/>
+      </w:rPr>
+    </w:lvl>
+    <w:lvl w:ilvl="3" w:tentative="1">
+      <w:start w:val="1"/>
+      <w:numFmt w:val="bullet"/>
+      <w:lvlText w:val="o"/>
+      <w:lvlJc w:val="left"/>
+      <w:pPr>
+        <w:tabs>
+          <w:tab w:val="num" w:pos="2880"/>
+        </w:tabs>
+        <w:ind w:left="2880" w:hanging="360"/>
+      </w:pPr>
+      <w:rPr>
+        <w:rFonts w:ascii="Courier New" w:hAnsi="Courier New" w:hint="default"/>
+        <w:sz w:val="20"/>
+      </w:rPr>
+    </w:lvl>
+    <w:lvl w:ilvl="4" w:tentative="1">
+      <w:start w:val="1"/>
+      <w:numFmt w:val="bullet"/>
+      <w:lvlText w:val="o"/>
+      <w:lvlJc w:val="left"/>
+      <w:pPr>
+        <w:tabs>
+          <w:tab w:val="num" w:pos="3600"/>
+        </w:tabs>
+        <w:ind w:left="3600" w:hanging="360"/>
+      </w:pPr>
+      <w:rPr>
+        <w:rFonts w:ascii="Courier New" w:hAnsi="Courier New" w:hint="default"/>
+        <w:sz w:val="20"/>
+      </w:rPr>
+    </w:lvl>
+    <w:lvl w:ilvl="5" w:tentative="1">
+      <w:start w:val="1"/>
+      <w:numFmt w:val="bullet"/>
+      <w:lvlText w:val="o"/>
+      <w:lvlJc w:val="left"/>
+      <w:pPr>
+        <w:tabs>
+          <w:tab w:val="num" w:pos="4320"/>
+        </w:tabs>
+        <w:ind w:left="4320" w:hanging="360"/>
+      </w:pPr>
+      <w:rPr>
+        <w:rFonts w:ascii="Courier New" w:hAnsi="Courier New" w:hint="default"/>
+        <w:sz w:val="20"/>
+      </w:rPr>
+    </w:lvl>
+    <w:lvl w:ilvl="6" w:tentative="1">
+      <w:start w:val="1"/>
+      <w:numFmt w:val="bullet"/>
+      <w:lvlText w:val="o"/>
+      <w:lvlJc w:val="left"/>
+      <w:pPr>
+        <w:tabs>
+          <w:tab w:val="num" w:pos="5040"/>
+        </w:tabs>
+        <w:ind w:left="5040" w:hanging="360"/>
+      </w:pPr>
+      <w:rPr>
+        <w:rFonts w:ascii="Courier New" w:hAnsi="Courier New" w:hint="default"/>
+        <w:sz w:val="20"/>
+      </w:rPr>
+    </w:lvl>
+    <w:lvl w:ilvl="7" w:tentative="1">
+      <w:start w:val="1"/>
+      <w:numFmt w:val="bullet"/>
+      <w:lvlText w:val="o"/>
+      <w:lvlJc w:val="left"/>
+      <w:pPr>
+        <w:tabs>
+          <w:tab w:val="num" w:pos="5760"/>
+        </w:tabs>
+        <w:ind w:left="5760" w:hanging="360"/>
+      </w:pPr>
+      <w:rPr>
+        <w:rFonts w:ascii="Courier New" w:hAnsi="Courier New" w:hint="default"/>
+        <w:sz w:val="20"/>
+      </w:rPr>
+    </w:lvl>
+    <w:lvl w:ilvl="8" w:tentative="1">
+      <w:start w:val="1"/>
+      <w:numFmt w:val="bullet"/>
+      <w:lvlText w:val="o"/>
+      <w:lvlJc w:val="left"/>
+      <w:pPr>
+        <w:tabs>
+          <w:tab w:val="num" w:pos="6480"/>
+        </w:tabs>
+        <w:ind w:left="6480" w:hanging="360"/>
+      </w:pPr>
+      <w:rPr>
+        <w:rFonts w:ascii="Courier New" w:hAnsi="Courier New" w:hint="default"/>
+        <w:sz w:val="20"/>
+      </w:rPr>
+    </w:lvl>
+  </w:abstractNum>
+  <w:abstractNum w:abstractNumId="9" w15:restartNumberingAfterBreak="0">
+    <w:nsid w:val="62291046"/>
+    <w:multiLevelType w:val="multilevel"/>
+    <w:tmpl w:val="E56883E6"/>
+    <w:lvl w:ilvl="0">
+      <w:start w:val="1"/>
+      <w:numFmt w:val="bullet"/>
+      <w:lvlText w:val="o"/>
+      <w:lvlJc w:val="left"/>
+      <w:pPr>
+        <w:tabs>
+          <w:tab w:val="num" w:pos="720"/>
+        </w:tabs>
+        <w:ind w:left="720" w:hanging="360"/>
+      </w:pPr>
+      <w:rPr>
+        <w:rFonts w:ascii="Courier New" w:hAnsi="Courier New" w:hint="default"/>
+        <w:sz w:val="20"/>
+      </w:rPr>
+    </w:lvl>
+    <w:lvl w:ilvl="1" w:tentative="1">
+      <w:start w:val="1"/>
+      <w:numFmt w:val="bullet"/>
+      <w:lvlText w:val="o"/>
+      <w:lvlJc w:val="left"/>
+      <w:pPr>
+        <w:tabs>
+          <w:tab w:val="num" w:pos="1440"/>
+        </w:tabs>
+        <w:ind w:left="1440" w:hanging="360"/>
+      </w:pPr>
+      <w:rPr>
+        <w:rFonts w:ascii="Courier New" w:hAnsi="Courier New" w:hint="default"/>
+        <w:sz w:val="20"/>
+      </w:rPr>
+    </w:lvl>
+    <w:lvl w:ilvl="2" w:tentative="1">
+      <w:start w:val="1"/>
+      <w:numFmt w:val="bullet"/>
+      <w:lvlText w:val="o"/>
+      <w:lvlJc w:val="left"/>
+      <w:pPr>
+        <w:tabs>
+          <w:tab w:val="num" w:pos="2160"/>
+        </w:tabs>
+        <w:ind w:left="2160" w:hanging="360"/>
+      </w:pPr>
+      <w:rPr>
+        <w:rFonts w:ascii="Courier New" w:hAnsi="Courier New" w:hint="default"/>
+        <w:sz w:val="20"/>
+      </w:rPr>
+    </w:lvl>
+    <w:lvl w:ilvl="3" w:tentative="1">
+      <w:start w:val="1"/>
+      <w:numFmt w:val="bullet"/>
+      <w:lvlText w:val="o"/>
+      <w:lvlJc w:val="left"/>
+      <w:pPr>
+        <w:tabs>
+          <w:tab w:val="num" w:pos="2880"/>
+        </w:tabs>
+        <w:ind w:left="2880" w:hanging="360"/>
+      </w:pPr>
+      <w:rPr>
+        <w:rFonts w:ascii="Courier New" w:hAnsi="Courier New" w:hint="default"/>
+        <w:sz w:val="20"/>
+      </w:rPr>
+    </w:lvl>
+    <w:lvl w:ilvl="4" w:tentative="1">
+      <w:start w:val="1"/>
+      <w:numFmt w:val="bullet"/>
+      <w:lvlText w:val="o"/>
+      <w:lvlJc w:val="left"/>
+      <w:pPr>
+        <w:tabs>
+          <w:tab w:val="num" w:pos="3600"/>
+        </w:tabs>
+        <w:ind w:left="3600" w:hanging="360"/>
+      </w:pPr>
+      <w:rPr>
+        <w:rFonts w:ascii="Courier New" w:hAnsi="Courier New" w:hint="default"/>
+        <w:sz w:val="20"/>
+      </w:rPr>
+    </w:lvl>
+    <w:lvl w:ilvl="5" w:tentative="1">
+      <w:start w:val="1"/>
+      <w:numFmt w:val="bullet"/>
+      <w:lvlText w:val="o"/>
+      <w:lvlJc w:val="left"/>
+      <w:pPr>
+        <w:tabs>
+          <w:tab w:val="num" w:pos="4320"/>
+        </w:tabs>
+        <w:ind w:left="4320" w:hanging="360"/>
+      </w:pPr>
+      <w:rPr>
+        <w:rFonts w:ascii="Courier New" w:hAnsi="Courier New" w:hint="default"/>
+        <w:sz w:val="20"/>
+      </w:rPr>
+    </w:lvl>
+    <w:lvl w:ilvl="6" w:tentative="1">
+      <w:start w:val="1"/>
+      <w:numFmt w:val="bullet"/>
+      <w:lvlText w:val="o"/>
+      <w:lvlJc w:val="left"/>
+      <w:pPr>
+        <w:tabs>
+          <w:tab w:val="num" w:pos="5040"/>
+        </w:tabs>
+        <w:ind w:left="5040" w:hanging="360"/>
+      </w:pPr>
+      <w:rPr>
+        <w:rFonts w:ascii="Courier New" w:hAnsi="Courier New" w:hint="default"/>
+        <w:sz w:val="20"/>
+      </w:rPr>
+    </w:lvl>
+    <w:lvl w:ilvl="7" w:tentative="1">
+      <w:start w:val="1"/>
+      <w:numFmt w:val="bullet"/>
+      <w:lvlText w:val="o"/>
+      <w:lvlJc w:val="left"/>
+      <w:pPr>
+        <w:tabs>
+          <w:tab w:val="num" w:pos="5760"/>
+        </w:tabs>
+        <w:ind w:left="5760" w:hanging="360"/>
+      </w:pPr>
+      <w:rPr>
+        <w:rFonts w:ascii="Courier New" w:hAnsi="Courier New" w:hint="default"/>
+        <w:sz w:val="20"/>
+      </w:rPr>
+    </w:lvl>
+    <w:lvl w:ilvl="8" w:tentative="1">
+      <w:start w:val="1"/>
+      <w:numFmt w:val="bullet"/>
+      <w:lvlText w:val="o"/>
+      <w:lvlJc w:val="left"/>
+      <w:pPr>
+        <w:tabs>
+          <w:tab w:val="num" w:pos="6480"/>
+        </w:tabs>
+        <w:ind w:left="6480" w:hanging="360"/>
+      </w:pPr>
+      <w:rPr>
+        <w:rFonts w:ascii="Courier New" w:hAnsi="Courier New" w:hint="default"/>
+        <w:sz w:val="20"/>
+      </w:rPr>
+    </w:lvl>
+  </w:abstractNum>
   <w:num w:numId="1" w16cid:durableId="1011420207">
     <w:abstractNumId w:val="2"/>
   </w:num>
   <w:num w:numId="2" w16cid:durableId="1407069358">
-    <w:abstractNumId w:val="6"/>
+    <w:abstractNumId w:val="8"/>
     <w:lvlOverride w:ilvl="0">
       <w:lvl w:ilvl="0">
         <w:numFmt w:val="bullet"/>
@@ -25546,7 +29293,7 @@
     </w:lvlOverride>
   </w:num>
   <w:num w:numId="3" w16cid:durableId="22751970">
-    <w:abstractNumId w:val="6"/>
+    <w:abstractNumId w:val="8"/>
     <w:lvlOverride w:ilvl="0">
       <w:lvl w:ilvl="0">
         <w:numFmt w:val="bullet"/>
@@ -25566,7 +29313,7 @@
     </w:lvlOverride>
   </w:num>
   <w:num w:numId="4" w16cid:durableId="488449173">
-    <w:abstractNumId w:val="6"/>
+    <w:abstractNumId w:val="8"/>
     <w:lvlOverride w:ilvl="0">
       <w:lvl w:ilvl="0">
         <w:numFmt w:val="bullet"/>
@@ -25626,7 +29373,7 @@
     </w:lvlOverride>
   </w:num>
   <w:num w:numId="7" w16cid:durableId="773864590">
-    <w:abstractNumId w:val="3"/>
+    <w:abstractNumId w:val="5"/>
     <w:lvlOverride w:ilvl="0">
       <w:lvl w:ilvl="0">
         <w:numFmt w:val="bullet"/>
@@ -25686,10 +29433,93 @@
     </w:lvlOverride>
   </w:num>
   <w:num w:numId="10" w16cid:durableId="1472600841">
-    <w:abstractNumId w:val="4"/>
+    <w:abstractNumId w:val="6"/>
   </w:num>
   <w:num w:numId="11" w16cid:durableId="585460024">
-    <w:abstractNumId w:val="5"/>
+    <w:abstractNumId w:val="7"/>
+  </w:num>
+  <w:num w:numId="12" w16cid:durableId="1378818961">
+    <w:abstractNumId w:val="4"/>
+    <w:lvlOverride w:ilvl="0">
+      <w:lvl w:ilvl="0">
+        <w:numFmt w:val="bullet"/>
+        <w:lvlText w:val=""/>
+        <w:lvlJc w:val="left"/>
+        <w:pPr>
+          <w:tabs>
+            <w:tab w:val="num" w:pos="720"/>
+          </w:tabs>
+          <w:ind w:left="720" w:hanging="360"/>
+        </w:pPr>
+        <w:rPr>
+          <w:rFonts w:ascii="Symbol" w:hAnsi="Symbol" w:hint="default"/>
+          <w:sz w:val="20"/>
+        </w:rPr>
+      </w:lvl>
+    </w:lvlOverride>
+  </w:num>
+  <w:num w:numId="13" w16cid:durableId="2139638738">
+    <w:abstractNumId w:val="4"/>
+    <w:lvlOverride w:ilvl="0">
+      <w:lvl w:ilvl="0">
+        <w:numFmt w:val="bullet"/>
+        <w:lvlText w:val=""/>
+        <w:lvlJc w:val="left"/>
+        <w:pPr>
+          <w:tabs>
+            <w:tab w:val="num" w:pos="720"/>
+          </w:tabs>
+          <w:ind w:left="720" w:hanging="360"/>
+        </w:pPr>
+        <w:rPr>
+          <w:rFonts w:ascii="Symbol" w:hAnsi="Symbol" w:hint="default"/>
+          <w:sz w:val="20"/>
+        </w:rPr>
+      </w:lvl>
+    </w:lvlOverride>
+  </w:num>
+  <w:num w:numId="14" w16cid:durableId="151265754">
+    <w:abstractNumId w:val="3"/>
+  </w:num>
+  <w:num w:numId="15" w16cid:durableId="1317417930">
+    <w:abstractNumId w:val="9"/>
+    <w:lvlOverride w:ilvl="0">
+      <w:lvl w:ilvl="0">
+        <w:numFmt w:val="bullet"/>
+        <w:lvlText w:val=""/>
+        <w:lvlJc w:val="left"/>
+        <w:pPr>
+          <w:tabs>
+            <w:tab w:val="num" w:pos="720"/>
+          </w:tabs>
+          <w:ind w:left="720" w:hanging="360"/>
+        </w:pPr>
+        <w:rPr>
+          <w:rFonts w:ascii="Symbol" w:hAnsi="Symbol" w:hint="default"/>
+          <w:sz w:val="20"/>
+        </w:rPr>
+      </w:lvl>
+    </w:lvlOverride>
+  </w:num>
+  <w:num w:numId="16" w16cid:durableId="1825046691">
+    <w:abstractNumId w:val="9"/>
+    <w:lvlOverride w:ilvl="0">
+      <w:lvl w:ilvl="0">
+        <w:numFmt w:val="bullet"/>
+        <w:lvlText w:val=""/>
+        <w:lvlJc w:val="left"/>
+        <w:pPr>
+          <w:tabs>
+            <w:tab w:val="num" w:pos="720"/>
+          </w:tabs>
+          <w:ind w:left="720" w:hanging="360"/>
+        </w:pPr>
+        <w:rPr>
+          <w:rFonts w:ascii="Symbol" w:hAnsi="Symbol" w:hint="default"/>
+          <w:sz w:val="20"/>
+        </w:rPr>
+      </w:lvl>
+    </w:lvlOverride>
   </w:num>
 </w:numbering>
 </file>
@@ -26145,7 +29975,6 @@
     <w:next w:val="Normalny"/>
     <w:link w:val="Nagwek3Znak"/>
     <w:uiPriority w:val="9"/>
-    <w:semiHidden/>
     <w:unhideWhenUsed/>
     <w:qFormat/>
     <w:rsid w:val="000D6611"/>
@@ -26351,7 +30180,6 @@
     <w:basedOn w:val="Domylnaczcionkaakapitu"/>
     <w:link w:val="Nagwek3"/>
     <w:uiPriority w:val="9"/>
-    <w:semiHidden/>
     <w:rsid w:val="000D6611"/>
     <w:rPr>
       <w:rFonts w:eastAsiaTheme="majorEastAsia" w:cstheme="majorBidi"/>
